--- a/business-plan/事業計画書_生活介護_広島市.docx
+++ b/business-plan/事業計画書_生活介護_広島市.docx
@@ -75,7 +75,7 @@
           <w:sz w:val="24"/>
           <w:szCs w:val="24"/>
         </w:rPr>
-        <w:t xml:space="preserve">作成者：（代表者名を記載）</w:t>
+        <w:t xml:space="preserve">体制：丸山氏(サービス管理責任者資格保有・現場責任者)／豊口祥平氏(元上司・経営責任者)の二人体制</w:t>
       </w:r>
     </w:p>
     <w:p>
@@ -297,7 +297,7 @@
                 <w:sz w:val="20"/>
                 <w:szCs w:val="20"/>
               </w:rPr>
-              <w:t xml:space="preserve">広島市内(具体的エリア・物件は選定中)</w:t>
+              <w:t xml:space="preserve">広島市 佐伯区・西区を中心に検討中(物件は選定中)</w:t>
             </w:r>
           </w:p>
         </w:tc>
@@ -325,7 +325,7 @@
                 <w:sz w:val="20"/>
                 <w:szCs w:val="20"/>
               </w:rPr>
-              <w:t xml:space="preserve">運営法人</w:t>
+              <w:t xml:space="preserve">運営体制</w:t>
             </w:r>
           </w:p>
         </w:tc>
@@ -351,7 +351,7 @@
                 <w:sz w:val="20"/>
                 <w:szCs w:val="20"/>
               </w:rPr>
-              <w:t xml:space="preserve">新設予定(法人形態は第5章で比較検討)</w:t>
+              <w:t xml:space="preserve">丸山氏(サービス管理責任者資格保有・現場責任者)と豊口祥平氏(元上司・経営責任者)の二人体制。運営法人は新設予定(法人形態は第5章で比較検討)</w:t>
             </w:r>
           </w:p>
         </w:tc>
@@ -461,7 +461,7 @@
                 <w:sz w:val="20"/>
                 <w:szCs w:val="20"/>
               </w:rPr>
-              <w:t xml:space="preserve">障害支援区分を問わず幅広く受け入れ(身体・知的・精神障害)</w:t>
+              <w:t xml:space="preserve">障害支援区分3〜6を中心に、区分を問わず幅広く受け入れ(身体・知的・精神障害)</w:t>
             </w:r>
           </w:p>
         </w:tc>
@@ -571,7 +571,7 @@
                 <w:sz w:val="20"/>
                 <w:szCs w:val="20"/>
               </w:rPr>
-              <w:t xml:space="preserve">実施予定(送迎加算の算定を想定)</w:t>
+              <w:t xml:space="preserve">実施予定(生活支援員が輪番で兼務、送迎加算の算定を想定)</w:t>
             </w:r>
           </w:p>
         </w:tc>
@@ -627,7 +627,7 @@
                 <w:sz w:val="20"/>
                 <w:szCs w:val="20"/>
               </w:rPr>
-              <w:t xml:space="preserve">2027年2月頃(半年以内での開設を目標。第8章にリスクを記載)</w:t>
+              <w:t xml:space="preserve">2027年2月頃(半年以内での開設を目標。サビ管確保済みのため実現可能性は高い。第8章参照)</w:t>
             </w:r>
           </w:p>
         </w:tc>
@@ -655,7 +655,7 @@
                 <w:sz w:val="20"/>
                 <w:szCs w:val="20"/>
               </w:rPr>
-              <w:t xml:space="preserve">代表者の経験</w:t>
+              <w:t xml:space="preserve">代表体制の強み</w:t>
             </w:r>
           </w:p>
         </w:tc>
@@ -681,7 +681,7 @@
                 <w:sz w:val="20"/>
                 <w:szCs w:val="20"/>
               </w:rPr>
-              <w:t xml:space="preserve">障害福祉・介護業界での実務経験あり</w:t>
+              <w:t xml:space="preserve">丸山氏＝サービス管理責任者資格保有・現場での利用者支援経験、豊口氏＝経営・資金調達・外部交渉の経験</w:t>
             </w:r>
           </w:p>
         </w:tc>
@@ -737,7 +737,7 @@
                 <w:sz w:val="20"/>
                 <w:szCs w:val="20"/>
               </w:rPr>
-              <w:t xml:space="preserve">自己資金＋金融機関融資(交渉予定)＋補助金活用を検討</w:t>
+              <w:t xml:space="preserve">自己資金＋日本政策金融公庫等の融資＋豊口氏の人脈(会長)からの借入交渉＋補助金活用を検討(第9章参照)</w:t>
             </w:r>
           </w:p>
         </w:tc>
@@ -762,7 +762,7 @@
         <w:rPr>
           <w:rFonts w:ascii="Yu Gothic" w:cs="Yu Gothic" w:eastAsia="Yu Gothic" w:hAnsi="Yu Gothic"/>
         </w:rPr>
-        <w:t xml:space="preserve">広島市内において、重度・軽度を問わず幅広い障害特性の方を受け入れる定員20名の生活介護事業所を新設する。代表者の業界実務経験を強みとし、法人設立と並行して物件確保・人材採用・指定申請準備を進め、最短6か月、現実的には8〜10か月程度での開所を目指す。</w:t>
+        <w:t xml:space="preserve">広島市(佐伯区・西区を軸に検討)において、重度・軽度を問わず幅広い障害特性の方を受け入れる定員20名の生活介護事業所を新設する。現場を担う丸山氏(サービス管理責任者資格保有)と、経営・資金調達を担う豊口祥平氏の二人体制を核とし、法人設立と並行して物件確保・指定申請準備を進める。人員体制上の最大のボトルネックとなりやすいサービス管理責任者が既に確保できていることから、最短6か月、現実的には8〜10か月程度での開所は十分に射程内である(第8章参照)。</w:t>
       </w:r>
     </w:p>
     <w:p>
@@ -784,15 +784,19 @@
     </w:p>
     <w:p>
       <w:pPr>
-        <w:spacing w:after="120" w:before="0"/>
+        <w:pStyle w:val="Heading2"/>
+        <w:spacing w:after="120" w:before="240"/>
       </w:pPr>
       <w:r>
         <w:rPr>
           <w:rFonts w:ascii="Yu Gothic" w:cs="Yu Gothic" w:eastAsia="Yu Gothic" w:hAnsi="Yu Gothic"/>
           <w:b/>
           <w:bCs/>
-        </w:rPr>
-        <w:t xml:space="preserve">理念(案)：障害の種別・程度にかかわらず、地域で暮らすすべての方に日中活動の場と適切な介護・訓練機会を提供し、本人の自立と社会参加を支える。</w:t>
+          <w:color w:val="1F4E78"/>
+          <w:sz w:val="24"/>
+          <w:szCs w:val="24"/>
+        </w:rPr>
+        <w:t xml:space="preserve">2-0. コンセプト</w:t>
       </w:r>
     </w:p>
     <w:p>
@@ -802,8 +806,38 @@
       <w:r>
         <w:rPr>
           <w:rFonts w:ascii="Yu Gothic" w:cs="Yu Gothic" w:eastAsia="Yu Gothic" w:hAnsi="Yu Gothic"/>
-        </w:rPr>
-        <w:t xml:space="preserve">基本方針(案)</w:t>
+          <w:b/>
+          <w:bCs/>
+        </w:rPr>
+        <w:t xml:space="preserve">「働く・出かける・楽しむ・挑戦する。」障害の程度に関係なく、一人ひとりの可能性に目を向け、成人として地域の中で自分らしく生活するための経験と役割を大切にする生活介護。</w:t>
+      </w:r>
+    </w:p>
+    <w:p>
+      <w:pPr>
+        <w:spacing w:after="120" w:before="0"/>
+      </w:pPr>
+      <w:r>
+        <w:rPr>
+          <w:rFonts w:ascii="Yu Gothic" w:cs="Yu Gothic" w:eastAsia="Yu Gothic" w:hAnsi="Yu Gothic"/>
+        </w:rPr>
+        <w:t xml:space="preserve">成人した利用者が、ただ施設で一日を過ごすのではなく、一人の大人として、自分らしく充実した毎日を送れる生活介護をつくりたい。障害の程度に関係なく、一人ひとりの「できること」「やってみたいこと」「好きなこと」に目を向け、「障害が重いからできない」と決めつけるのではなく、「この人なら何ができるだろう？」「どうすれば挑戦できるだろう？」と考えることを出発点にする。</w:t>
+      </w:r>
+    </w:p>
+    <w:p>
+      <w:pPr>
+        <w:pStyle w:val="Heading2"/>
+        <w:spacing w:after="120" w:before="240"/>
+      </w:pPr>
+      <w:r>
+        <w:rPr>
+          <w:rFonts w:ascii="Yu Gothic" w:cs="Yu Gothic" w:eastAsia="Yu Gothic" w:hAnsi="Yu Gothic"/>
+          <w:b/>
+          <w:bCs/>
+          <w:color w:val="1F4E78"/>
+          <w:sz w:val="24"/>
+          <w:szCs w:val="24"/>
+        </w:rPr>
+        <w:t xml:space="preserve">2-1. 大切にしたい4つのこと</w:t>
       </w:r>
     </w:p>
     <w:p>
@@ -819,7 +853,7 @@
         <w:rPr>
           <w:rFonts w:ascii="Yu Gothic" w:cs="Yu Gothic" w:eastAsia="Yu Gothic" w:hAnsi="Yu Gothic"/>
         </w:rPr>
-        <w:t xml:space="preserve">特定の障害種別に特化せず、身体・知的・精神障害のある方を幅広く受け入れる「地域のセーフティネット」となる。</w:t>
+        <w:t xml:space="preserve">働く・役割を持つ：「仕事＝内職」だけで終わらせない。内職・生産活動に加え、掃除・調理・植物の世話・買い物・商品の準備・販売・納品・施設で必要な物の管理など、誰かの役に立つこと、役割を担うことも「仕事」と捉える。利用者一人ひとりに「自分にもできることがある」と感じてもらえる場所にしたい。</w:t>
       </w:r>
     </w:p>
     <w:p>
@@ -835,7 +869,7 @@
         <w:rPr>
           <w:rFonts w:ascii="Yu Gothic" w:cs="Yu Gothic" w:eastAsia="Yu Gothic" w:hAnsi="Yu Gothic"/>
         </w:rPr>
-        <w:t xml:space="preserve">個別支援計画に基づき、入浴・排せつ・食事等の介護、創作的活動・生産活動、機能訓練の機会を提供する。</w:t>
+        <w:t xml:space="preserve">出かける・地域とつながる：外出は単なるレクリエーションではなく「地域で生活する経験」として位置づける。施設で使う物を買いに行く、商品を納品する、外食する、公共交通機関を利用する、地域のイベントに参加する等、日常の小さな外出から特別な外出まで幅広く取り入れる。週5日利用する人であれば、目安として週3日程度は何らかの形で地域に出ることを目指す(個々の希望・能力に合わせて調整)。</w:t>
       </w:r>
     </w:p>
     <w:p>
@@ -851,7 +885,7 @@
         <w:rPr>
           <w:rFonts w:ascii="Yu Gothic" w:cs="Yu Gothic" w:eastAsia="Yu Gothic" w:hAnsi="Yu Gothic"/>
         </w:rPr>
-        <w:t xml:space="preserve">送迎サービスにより、通所が困難な利用者・家族の負担を軽減する。</w:t>
+        <w:t xml:space="preserve">楽しむ・遊ぶ：「午前は仕事・午後はレク」という形にすると余暇の時間が短くなりがちなため、最初からしっかり時間を確保する。プール・スポーツ・音楽・ゲーム・制作・季節の行事・外食・趣味活動など、余暇も成人の生活に必要な大切な時間として扱う。</w:t>
       </w:r>
     </w:p>
     <w:p>
@@ -867,23 +901,522 @@
         <w:rPr>
           <w:rFonts w:ascii="Yu Gothic" w:cs="Yu Gothic" w:eastAsia="Yu Gothic" w:hAnsi="Yu Gothic"/>
         </w:rPr>
+        <w:t xml:space="preserve">挑戦する：「できない」で終わらせない。一人ひとりをよく見て「やったことはないけど、やってみよう」を大切にする。無理をさせるのではなく、その人に合わせた小さな挑戦を積み重ねる。</w:t>
+      </w:r>
+    </w:p>
+    <w:p>
+      <w:pPr>
+        <w:pStyle w:val="Heading2"/>
+        <w:spacing w:after="120" w:before="240"/>
+      </w:pPr>
+      <w:r>
+        <w:rPr>
+          <w:rFonts w:ascii="Yu Gothic" w:cs="Yu Gothic" w:eastAsia="Yu Gothic" w:hAnsi="Yu Gothic"/>
+          <w:b/>
+          <w:bCs/>
+          <w:color w:val="1F4E78"/>
+          <w:sz w:val="24"/>
+          <w:szCs w:val="24"/>
+        </w:rPr>
+        <w:t xml:space="preserve">2-2. 曜日ごとに「主活動」を設ける(将来構想)</w:t>
+      </w:r>
+    </w:p>
+    <w:p>
+      <w:pPr>
+        <w:spacing w:after="120" w:before="0"/>
+      </w:pPr>
+      <w:r>
+        <w:rPr>
+          <w:rFonts w:ascii="Yu Gothic" w:cs="Yu Gothic" w:eastAsia="Yu Gothic" w:hAnsi="Yu Gothic"/>
+        </w:rPr>
+        <w:t xml:space="preserve">「午前は仕事・午後はレク」だけでは各活動が中途半端になりやすいため、将来的には曜日ごとに主となる活動を設定することを検討する(全員一律ではなく個別支援と組み合わせる)。</w:t>
+      </w:r>
+    </w:p>
+    <w:tbl>
+      <w:tblPr>
+        <w:tblW w:type="dxa" w:w="8300"/>
+        <w:tblBorders>
+          <w:top w:val="single" w:color="auto" w:sz="4"/>
+          <w:left w:val="single" w:color="auto" w:sz="4"/>
+          <w:bottom w:val="single" w:color="auto" w:sz="4"/>
+          <w:right w:val="single" w:color="auto" w:sz="4"/>
+          <w:insideH w:val="single" w:color="auto" w:sz="4"/>
+          <w:insideV w:val="single" w:color="auto" w:sz="4"/>
+        </w:tblBorders>
+      </w:tblPr>
+      <w:tblGrid>
+        <w:gridCol w:w="1500"/>
+        <w:gridCol w:w="6800"/>
+      </w:tblGrid>
+      <w:tr>
+        <w:trPr>
+          <w:tblHeader/>
+        </w:trPr>
+        <w:tc>
+          <w:tcPr>
+            <w:tcW w:type="dxa" w:w="1500"/>
+            <w:shd w:fill="1F4E78" w:val="clear"/>
+            <w:tcMar>
+              <w:top w:type="dxa" w:w="60"/>
+              <w:left w:type="dxa" w:w="100"/>
+              <w:bottom w:type="dxa" w:w="60"/>
+              <w:right w:type="dxa" w:w="100"/>
+            </w:tcMar>
+          </w:tcPr>
+          <w:p>
+            <w:pPr>
+              <w:jc w:val="center"/>
+            </w:pPr>
+            <w:r>
+              <w:rPr>
+                <w:rFonts w:ascii="Yu Gothic" w:cs="Yu Gothic" w:eastAsia="Yu Gothic" w:hAnsi="Yu Gothic"/>
+                <w:b/>
+                <w:bCs/>
+                <w:sz w:val="20"/>
+                <w:szCs w:val="20"/>
+              </w:rPr>
+              <w:t xml:space="preserve">曜日</w:t>
+            </w:r>
+          </w:p>
+        </w:tc>
+        <w:tc>
+          <w:tcPr>
+            <w:tcW w:type="dxa" w:w="6800"/>
+            <w:shd w:fill="1F4E78" w:val="clear"/>
+            <w:tcMar>
+              <w:top w:type="dxa" w:w="60"/>
+              <w:left w:type="dxa" w:w="100"/>
+              <w:bottom w:type="dxa" w:w="60"/>
+              <w:right w:type="dxa" w:w="100"/>
+            </w:tcMar>
+          </w:tcPr>
+          <w:p>
+            <w:pPr>
+              <w:jc w:val="center"/>
+            </w:pPr>
+            <w:r>
+              <w:rPr>
+                <w:rFonts w:ascii="Yu Gothic" w:cs="Yu Gothic" w:eastAsia="Yu Gothic" w:hAnsi="Yu Gothic"/>
+                <w:b/>
+                <w:bCs/>
+                <w:sz w:val="20"/>
+                <w:szCs w:val="20"/>
+              </w:rPr>
+              <w:t xml:space="preserve">主活動の例</w:t>
+            </w:r>
+          </w:p>
+        </w:tc>
+      </w:tr>
+      <w:tr>
+        <w:tc>
+          <w:tcPr>
+            <w:tcW w:type="dxa" w:w="1500"/>
+            <w:tcMar>
+              <w:top w:type="dxa" w:w="60"/>
+              <w:left w:type="dxa" w:w="100"/>
+              <w:bottom w:type="dxa" w:w="60"/>
+              <w:right w:type="dxa" w:w="100"/>
+            </w:tcMar>
+          </w:tcPr>
+          <w:p>
+            <w:pPr>
+              <w:jc w:val="left"/>
+            </w:pPr>
+            <w:r>
+              <w:rPr>
+                <w:rFonts w:ascii="Yu Gothic" w:cs="Yu Gothic" w:eastAsia="Yu Gothic" w:hAnsi="Yu Gothic"/>
+                <w:b w:val="false"/>
+                <w:bCs w:val="false"/>
+                <w:sz w:val="20"/>
+                <w:szCs w:val="20"/>
+              </w:rPr>
+              <w:t xml:space="preserve">月</w:t>
+            </w:r>
+          </w:p>
+        </w:tc>
+        <w:tc>
+          <w:tcPr>
+            <w:tcW w:type="dxa" w:w="6800"/>
+            <w:tcMar>
+              <w:top w:type="dxa" w:w="60"/>
+              <w:left w:type="dxa" w:w="100"/>
+              <w:bottom w:type="dxa" w:w="60"/>
+              <w:right w:type="dxa" w:w="100"/>
+            </w:tcMar>
+          </w:tcPr>
+          <w:p>
+            <w:pPr>
+              <w:jc w:val="left"/>
+            </w:pPr>
+            <w:r>
+              <w:rPr>
+                <w:rFonts w:ascii="Yu Gothic" w:cs="Yu Gothic" w:eastAsia="Yu Gothic" w:hAnsi="Yu Gothic"/>
+                <w:b w:val="false"/>
+                <w:bCs w:val="false"/>
+                <w:sz w:val="20"/>
+                <w:szCs w:val="20"/>
+              </w:rPr>
+              <w:t xml:space="preserve">仕事・生産活動</w:t>
+            </w:r>
+          </w:p>
+        </w:tc>
+      </w:tr>
+      <w:tr>
+        <w:tc>
+          <w:tcPr>
+            <w:tcW w:type="dxa" w:w="1500"/>
+            <w:shd w:fill="DCE6F1" w:val="clear"/>
+            <w:tcMar>
+              <w:top w:type="dxa" w:w="60"/>
+              <w:left w:type="dxa" w:w="100"/>
+              <w:bottom w:type="dxa" w:w="60"/>
+              <w:right w:type="dxa" w:w="100"/>
+            </w:tcMar>
+          </w:tcPr>
+          <w:p>
+            <w:pPr>
+              <w:jc w:val="left"/>
+            </w:pPr>
+            <w:r>
+              <w:rPr>
+                <w:rFonts w:ascii="Yu Gothic" w:cs="Yu Gothic" w:eastAsia="Yu Gothic" w:hAnsi="Yu Gothic"/>
+                <w:b w:val="false"/>
+                <w:bCs w:val="false"/>
+                <w:sz w:val="20"/>
+                <w:szCs w:val="20"/>
+              </w:rPr>
+              <w:t xml:space="preserve">火</w:t>
+            </w:r>
+          </w:p>
+        </w:tc>
+        <w:tc>
+          <w:tcPr>
+            <w:tcW w:type="dxa" w:w="6800"/>
+            <w:shd w:fill="DCE6F1" w:val="clear"/>
+            <w:tcMar>
+              <w:top w:type="dxa" w:w="60"/>
+              <w:left w:type="dxa" w:w="100"/>
+              <w:bottom w:type="dxa" w:w="60"/>
+              <w:right w:type="dxa" w:w="100"/>
+            </w:tcMar>
+          </w:tcPr>
+          <w:p>
+            <w:pPr>
+              <w:jc w:val="left"/>
+            </w:pPr>
+            <w:r>
+              <w:rPr>
+                <w:rFonts w:ascii="Yu Gothic" w:cs="Yu Gothic" w:eastAsia="Yu Gothic" w:hAnsi="Yu Gothic"/>
+                <w:b w:val="false"/>
+                <w:bCs w:val="false"/>
+                <w:sz w:val="20"/>
+                <w:szCs w:val="20"/>
+              </w:rPr>
+              <w:t xml:space="preserve">外出・地域活動</w:t>
+            </w:r>
+          </w:p>
+        </w:tc>
+      </w:tr>
+      <w:tr>
+        <w:tc>
+          <w:tcPr>
+            <w:tcW w:type="dxa" w:w="1500"/>
+            <w:tcMar>
+              <w:top w:type="dxa" w:w="60"/>
+              <w:left w:type="dxa" w:w="100"/>
+              <w:bottom w:type="dxa" w:w="60"/>
+              <w:right w:type="dxa" w:w="100"/>
+            </w:tcMar>
+          </w:tcPr>
+          <w:p>
+            <w:pPr>
+              <w:jc w:val="left"/>
+            </w:pPr>
+            <w:r>
+              <w:rPr>
+                <w:rFonts w:ascii="Yu Gothic" w:cs="Yu Gothic" w:eastAsia="Yu Gothic" w:hAnsi="Yu Gothic"/>
+                <w:b w:val="false"/>
+                <w:bCs w:val="false"/>
+                <w:sz w:val="20"/>
+                <w:szCs w:val="20"/>
+              </w:rPr>
+              <w:t xml:space="preserve">水</w:t>
+            </w:r>
+          </w:p>
+        </w:tc>
+        <w:tc>
+          <w:tcPr>
+            <w:tcW w:type="dxa" w:w="6800"/>
+            <w:tcMar>
+              <w:top w:type="dxa" w:w="60"/>
+              <w:left w:type="dxa" w:w="100"/>
+              <w:bottom w:type="dxa" w:w="60"/>
+              <w:right w:type="dxa" w:w="100"/>
+            </w:tcMar>
+          </w:tcPr>
+          <w:p>
+            <w:pPr>
+              <w:jc w:val="left"/>
+            </w:pPr>
+            <w:r>
+              <w:rPr>
+                <w:rFonts w:ascii="Yu Gothic" w:cs="Yu Gothic" w:eastAsia="Yu Gothic" w:hAnsi="Yu Gothic"/>
+                <w:b w:val="false"/>
+                <w:bCs w:val="false"/>
+                <w:sz w:val="20"/>
+                <w:szCs w:val="20"/>
+              </w:rPr>
+              <w:t xml:space="preserve">仕事・役割活動</w:t>
+            </w:r>
+          </w:p>
+        </w:tc>
+      </w:tr>
+      <w:tr>
+        <w:tc>
+          <w:tcPr>
+            <w:tcW w:type="dxa" w:w="1500"/>
+            <w:shd w:fill="DCE6F1" w:val="clear"/>
+            <w:tcMar>
+              <w:top w:type="dxa" w:w="60"/>
+              <w:left w:type="dxa" w:w="100"/>
+              <w:bottom w:type="dxa" w:w="60"/>
+              <w:right w:type="dxa" w:w="100"/>
+            </w:tcMar>
+          </w:tcPr>
+          <w:p>
+            <w:pPr>
+              <w:jc w:val="left"/>
+            </w:pPr>
+            <w:r>
+              <w:rPr>
+                <w:rFonts w:ascii="Yu Gothic" w:cs="Yu Gothic" w:eastAsia="Yu Gothic" w:hAnsi="Yu Gothic"/>
+                <w:b w:val="false"/>
+                <w:bCs w:val="false"/>
+                <w:sz w:val="20"/>
+                <w:szCs w:val="20"/>
+              </w:rPr>
+              <w:t xml:space="preserve">木</w:t>
+            </w:r>
+          </w:p>
+        </w:tc>
+        <w:tc>
+          <w:tcPr>
+            <w:tcW w:type="dxa" w:w="6800"/>
+            <w:shd w:fill="DCE6F1" w:val="clear"/>
+            <w:tcMar>
+              <w:top w:type="dxa" w:w="60"/>
+              <w:left w:type="dxa" w:w="100"/>
+              <w:bottom w:type="dxa" w:w="60"/>
+              <w:right w:type="dxa" w:w="100"/>
+            </w:tcMar>
+          </w:tcPr>
+          <w:p>
+            <w:pPr>
+              <w:jc w:val="left"/>
+            </w:pPr>
+            <w:r>
+              <w:rPr>
+                <w:rFonts w:ascii="Yu Gothic" w:cs="Yu Gothic" w:eastAsia="Yu Gothic" w:hAnsi="Yu Gothic"/>
+                <w:b w:val="false"/>
+                <w:bCs w:val="false"/>
+                <w:sz w:val="20"/>
+                <w:szCs w:val="20"/>
+              </w:rPr>
+              <w:t xml:space="preserve">レクリエーション・運動</w:t>
+            </w:r>
+          </w:p>
+        </w:tc>
+      </w:tr>
+      <w:tr>
+        <w:tc>
+          <w:tcPr>
+            <w:tcW w:type="dxa" w:w="1500"/>
+            <w:tcMar>
+              <w:top w:type="dxa" w:w="60"/>
+              <w:left w:type="dxa" w:w="100"/>
+              <w:bottom w:type="dxa" w:w="60"/>
+              <w:right w:type="dxa" w:w="100"/>
+            </w:tcMar>
+          </w:tcPr>
+          <w:p>
+            <w:pPr>
+              <w:jc w:val="left"/>
+            </w:pPr>
+            <w:r>
+              <w:rPr>
+                <w:rFonts w:ascii="Yu Gothic" w:cs="Yu Gothic" w:eastAsia="Yu Gothic" w:hAnsi="Yu Gothic"/>
+                <w:b w:val="false"/>
+                <w:bCs w:val="false"/>
+                <w:sz w:val="20"/>
+                <w:szCs w:val="20"/>
+              </w:rPr>
+              <w:t xml:space="preserve">金</w:t>
+            </w:r>
+          </w:p>
+        </w:tc>
+        <w:tc>
+          <w:tcPr>
+            <w:tcW w:type="dxa" w:w="6800"/>
+            <w:tcMar>
+              <w:top w:type="dxa" w:w="60"/>
+              <w:left w:type="dxa" w:w="100"/>
+              <w:bottom w:type="dxa" w:w="60"/>
+              <w:right w:type="dxa" w:w="100"/>
+            </w:tcMar>
+          </w:tcPr>
+          <w:p>
+            <w:pPr>
+              <w:jc w:val="left"/>
+            </w:pPr>
+            <w:r>
+              <w:rPr>
+                <w:rFonts w:ascii="Yu Gothic" w:cs="Yu Gothic" w:eastAsia="Yu Gothic" w:hAnsi="Yu Gothic"/>
+                <w:b w:val="false"/>
+                <w:bCs w:val="false"/>
+                <w:sz w:val="20"/>
+                <w:szCs w:val="20"/>
+              </w:rPr>
+              <w:t xml:space="preserve">外出・特別活動</w:t>
+            </w:r>
+          </w:p>
+        </w:tc>
+      </w:tr>
+    </w:tbl>
+    <w:p>
+      <w:pPr>
+        <w:pStyle w:val="Heading2"/>
+        <w:spacing w:after="120" w:before="240"/>
+      </w:pPr>
+      <w:r>
+        <w:rPr>
+          <w:rFonts w:ascii="Yu Gothic" w:cs="Yu Gothic" w:eastAsia="Yu Gothic" w:hAnsi="Yu Gothic"/>
+          <w:b/>
+          <w:bCs/>
+          <w:color w:val="1F4E78"/>
+          <w:sz w:val="24"/>
+          <w:szCs w:val="24"/>
+        </w:rPr>
+        <w:t xml:space="preserve">2-3. 利用者像</w:t>
+      </w:r>
+    </w:p>
+    <w:p>
+      <w:pPr>
+        <w:spacing w:after="120" w:before="0"/>
+      </w:pPr>
+      <w:r>
+        <w:rPr>
+          <w:rFonts w:ascii="Yu Gothic" w:cs="Yu Gothic" w:eastAsia="Yu Gothic" w:hAnsi="Yu Gothic"/>
+        </w:rPr>
+        <w:t xml:space="preserve">特定の障害程度や年齢だけに限定せず、「活動的に過ごしたい」「いろいろな経験をしたい」という思いを持つ人を歓迎する。一方で重度の障害がある人も積極的に受け入れる。「活動的＝身体的にたくさん動ける人」という意味にはせず、重度の方にも、その人なりの仕事・外出・楽しみ・役割・挑戦を見つけていく(想定対象：障害支援区分3〜6が中心)。</w:t>
+      </w:r>
+    </w:p>
+    <w:p>
+      <w:pPr>
+        <w:pStyle w:val="Heading2"/>
+        <w:spacing w:after="120" w:before="240"/>
+      </w:pPr>
+      <w:r>
+        <w:rPr>
+          <w:rFonts w:ascii="Yu Gothic" w:cs="Yu Gothic" w:eastAsia="Yu Gothic" w:hAnsi="Yu Gothic"/>
+          <w:b/>
+          <w:bCs/>
+          <w:color w:val="1F4E78"/>
+          <w:sz w:val="24"/>
+          <w:szCs w:val="24"/>
+        </w:rPr>
+        <w:t xml:space="preserve">2-4. 職員にとっても、笑顔でいられる場所</w:t>
+      </w:r>
+    </w:p>
+    <w:p>
+      <w:pPr>
+        <w:spacing w:after="120" w:before="0"/>
+      </w:pPr>
+      <w:r>
+        <w:rPr>
+          <w:rFonts w:ascii="Yu Gothic" w:cs="Yu Gothic" w:eastAsia="Yu Gothic" w:hAnsi="Yu Gothic"/>
+        </w:rPr>
+        <w:t xml:space="preserve">利用者だけでなく、職員ものびのび働ける職場を目指す。「現場の意見を聞く」「上の人だけで決めない」「意見を聞いたうえで、必要なことはきちんと決める」「決めたことは最後まで取り組む」「実施したらフィードバックし、うまくいかなければ改善する」――「上から作る施設ではなく、一緒に作る施設」を基本姿勢とする。利用者・家族・職員・経営、それぞれの視点を持ちながらより良い事業所をつくっていく。</w:t>
+      </w:r>
+    </w:p>
+    <w:p>
+      <w:pPr>
+        <w:pStyle w:val="Heading2"/>
+        <w:spacing w:after="120" w:before="240"/>
+      </w:pPr>
+      <w:r>
+        <w:rPr>
+          <w:rFonts w:ascii="Yu Gothic" w:cs="Yu Gothic" w:eastAsia="Yu Gothic" w:hAnsi="Yu Gothic"/>
+          <w:b/>
+          <w:bCs/>
+          <w:color w:val="1F4E78"/>
+          <w:sz w:val="24"/>
+          <w:szCs w:val="24"/>
+        </w:rPr>
+        <w:t xml:space="preserve">2-5. 基本方針(運営面)</w:t>
+      </w:r>
+    </w:p>
+    <w:p>
+      <w:pPr>
+        <w:pStyle w:val="ListParagraph"/>
+        <w:numPr>
+          <w:ilvl w:val="0"/>
+          <w:numId w:val="1"/>
+        </w:numPr>
+        <w:spacing w:after="80"/>
+      </w:pPr>
+      <w:r>
+        <w:rPr>
+          <w:rFonts w:ascii="Yu Gothic" w:cs="Yu Gothic" w:eastAsia="Yu Gothic" w:hAnsi="Yu Gothic"/>
+        </w:rPr>
+        <w:t xml:space="preserve">特定の障害種別に特化せず、身体・知的・精神障害のある方を幅広く受け入れる「地域のセーフティネット」となる。</w:t>
+      </w:r>
+    </w:p>
+    <w:p>
+      <w:pPr>
+        <w:pStyle w:val="ListParagraph"/>
+        <w:numPr>
+          <w:ilvl w:val="0"/>
+          <w:numId w:val="1"/>
+        </w:numPr>
+        <w:spacing w:after="80"/>
+      </w:pPr>
+      <w:r>
+        <w:rPr>
+          <w:rFonts w:ascii="Yu Gothic" w:cs="Yu Gothic" w:eastAsia="Yu Gothic" w:hAnsi="Yu Gothic"/>
+        </w:rPr>
+        <w:t xml:space="preserve">個別支援計画に基づき、入浴・排せつ・食事等の介護、創作的活動・生産活動、機能訓練の機会を提供する。</w:t>
+      </w:r>
+    </w:p>
+    <w:p>
+      <w:pPr>
+        <w:pStyle w:val="ListParagraph"/>
+        <w:numPr>
+          <w:ilvl w:val="0"/>
+          <w:numId w:val="1"/>
+        </w:numPr>
+        <w:spacing w:after="80"/>
+      </w:pPr>
+      <w:r>
+        <w:rPr>
+          <w:rFonts w:ascii="Yu Gothic" w:cs="Yu Gothic" w:eastAsia="Yu Gothic" w:hAnsi="Yu Gothic"/>
+        </w:rPr>
+        <w:t xml:space="preserve">送迎サービスにより、通所が困難な利用者・家族の負担を軽減する。</w:t>
+      </w:r>
+    </w:p>
+    <w:p>
+      <w:pPr>
+        <w:pStyle w:val="ListParagraph"/>
+        <w:numPr>
+          <w:ilvl w:val="0"/>
+          <w:numId w:val="1"/>
+        </w:numPr>
+        <w:spacing w:after="80"/>
+      </w:pPr>
+      <w:r>
+        <w:rPr>
+          <w:rFonts w:ascii="Yu Gothic" w:cs="Yu Gothic" w:eastAsia="Yu Gothic" w:hAnsi="Yu Gothic"/>
+        </w:rPr>
         <w:t xml:space="preserve">職員が働き続けられる職場環境(処遇改善加算の最大限活用、研修体制整備)を作り、支援の質と定着率を両立する。</w:t>
-      </w:r>
-    </w:p>
-    <w:p>
-      <w:pPr>
-        <w:spacing w:after="160"/>
-      </w:pPr>
-      <w:r>
-        <w:rPr>
-          <w:rFonts w:ascii="Yu Gothic" w:cs="Yu Gothic" w:eastAsia="Yu Gothic" w:hAnsi="Yu Gothic"/>
-          <w:i/>
-          <w:iCs/>
-          <w:color w:val="806000"/>
-          <w:sz w:val="18"/>
-          <w:szCs w:val="18"/>
-        </w:rPr>
-        <w:t xml:space="preserve">※ここは代表者の想い・経験を踏まえて肉付けしてください。金融機関・行政への説明では「なぜこの地域で・なぜ自分がやるのか」のストーリーが重視されます。</w:t>
       </w:r>
     </w:p>
     <w:p>
@@ -1193,7 +1726,7 @@
                 <w:sz w:val="20"/>
                 <w:szCs w:val="20"/>
               </w:rPr>
-              <w:t xml:space="preserve">障害支援区分3以上(50歳以上は区分2以上)の方を中心に、区分を問わず幅広く受け入れ</w:t>
+              <w:t xml:space="preserve">障害支援区分3〜6(重度対応含む)を中心に、区分を問わず幅広く受け入れ</w:t>
             </w:r>
           </w:p>
         </w:tc>
@@ -1413,7 +1946,7 @@
                 <w:sz w:val="20"/>
                 <w:szCs w:val="20"/>
               </w:rPr>
-              <w:t xml:space="preserve">自宅⇔事業所の送迎を実施(福祉車両2台程度を想定)</w:t>
+              <w:t xml:space="preserve">自宅⇔事業所の送迎を実施(福祉車両2台程度、生活支援員が輪番で兼務して初期の人件費負荷を抑える設計)</w:t>
             </w:r>
           </w:p>
         </w:tc>
@@ -1467,7 +2000,7 @@
                 <w:sz w:val="20"/>
                 <w:szCs w:val="20"/>
               </w:rPr>
-              <w:t xml:space="preserve">実施の場合は入浴設備投資・入浴介助加算の算定を検討</w:t>
+              <w:t xml:space="preserve">希望者のみ週2回を基本とし、設備投資・人員負荷を抑制(需要が多ければ回数拡大を検討)</w:t>
             </w:r>
           </w:p>
         </w:tc>
@@ -1523,7 +2056,7 @@
                 <w:sz w:val="20"/>
                 <w:szCs w:val="20"/>
               </w:rPr>
-              <w:t xml:space="preserve">実施する場合、食事提供体制加算の対象要件(低所得者等)を確認の上、自法人調理 or 外部委託を検討</w:t>
+              <w:t xml:space="preserve">外部委託を基本とし、調理を活動(役割・仕事)の一環としても組み合わせる。初期は調理に関わる役員(代表の配偶者を想定)を置きつつ、事業成長に応じて調理スタッフの採用も検討</w:t>
             </w:r>
           </w:p>
         </w:tc>
@@ -1615,7 +2148,7 @@
         <w:rPr>
           <w:rFonts w:ascii="Yu Gothic" w:cs="Yu Gothic" w:eastAsia="Yu Gothic" w:hAnsi="Yu Gothic"/>
         </w:rPr>
-        <w:t xml:space="preserve">開設候補区(例：安佐南区、西区、佐伯区等)における生活介護事業所の一覧・定員・空き状況を広島市の事業者一覧から抽出</w:t>
+        <w:t xml:space="preserve">開設候補区(広島市佐伯区・西区を優先、他区も並行検討)における生活介護事業所の一覧・定員・空き状況を広島市の事業者一覧から抽出</w:t>
       </w:r>
     </w:p>
     <w:p>
@@ -1664,6 +2197,82 @@
           <w:sz w:val="24"/>
           <w:szCs w:val="24"/>
         </w:rPr>
+        <w:t xml:space="preserve">4-2-1. 差別化ポイント(たたき台)</w:t>
+      </w:r>
+    </w:p>
+    <w:p>
+      <w:pPr>
+        <w:spacing w:after="120" w:before="0"/>
+      </w:pPr>
+      <w:r>
+        <w:rPr>
+          <w:rFonts w:ascii="Yu Gothic" w:cs="Yu Gothic" w:eastAsia="Yu Gothic" w:hAnsi="Yu Gothic"/>
+        </w:rPr>
+        <w:t xml:space="preserve">近隣の他事業所との違いとして、以下を打ち出す。</w:t>
+      </w:r>
+    </w:p>
+    <w:p>
+      <w:pPr>
+        <w:pStyle w:val="ListParagraph"/>
+        <w:numPr>
+          <w:ilvl w:val="0"/>
+          <w:numId w:val="1"/>
+        </w:numPr>
+        <w:spacing w:after="80"/>
+      </w:pPr>
+      <w:r>
+        <w:rPr>
+          <w:rFonts w:ascii="Yu Gothic" w:cs="Yu Gothic" w:eastAsia="Yu Gothic" w:hAnsi="Yu Gothic"/>
+        </w:rPr>
+        <w:t xml:space="preserve">「仕事＝内職」で終わらせない：内職・生産活動に加え、掃除・調理・販売・納品まで役割の幅を広げ、利用者が「自分にもできることがある」と実感できる場をつくる。</w:t>
+      </w:r>
+    </w:p>
+    <w:p>
+      <w:pPr>
+        <w:pStyle w:val="ListParagraph"/>
+        <w:numPr>
+          <w:ilvl w:val="0"/>
+          <w:numId w:val="1"/>
+        </w:numPr>
+        <w:spacing w:after="80"/>
+      </w:pPr>
+      <w:r>
+        <w:rPr>
+          <w:rFonts w:ascii="Yu Gothic" w:cs="Yu Gothic" w:eastAsia="Yu Gothic" w:hAnsi="Yu Gothic"/>
+        </w:rPr>
+        <w:t xml:space="preserve">曜日ごとに主活動を設定：仕事の日、外出の日、レクリエーションの日を明確に分け、それぞれの活動にしっかり時間を確保する(第2-2章参照)。</w:t>
+      </w:r>
+    </w:p>
+    <w:p>
+      <w:pPr>
+        <w:pStyle w:val="ListParagraph"/>
+        <w:numPr>
+          <w:ilvl w:val="0"/>
+          <w:numId w:val="1"/>
+        </w:numPr>
+        <w:spacing w:after="80"/>
+      </w:pPr>
+      <w:r>
+        <w:rPr>
+          <w:rFonts w:ascii="Yu Gothic" w:cs="Yu Gothic" w:eastAsia="Yu Gothic" w:hAnsi="Yu Gothic"/>
+        </w:rPr>
+        <w:t xml:space="preserve">区分の重い方も「その人なりの挑戦」を前提に受け入れる：障害支援区分3〜6を中心に、重度の方も「活動的＝身体的にたくさん動ける人」に限定しない形で、その人なりの仕事・外出・楽しみ・挑戦を一緒に見つけていく姿勢を明確に打ち出す。</w:t>
+      </w:r>
+    </w:p>
+    <w:p>
+      <w:pPr>
+        <w:pStyle w:val="Heading2"/>
+        <w:spacing w:after="120" w:before="240"/>
+      </w:pPr>
+      <w:r>
+        <w:rPr>
+          <w:rFonts w:ascii="Yu Gothic" w:cs="Yu Gothic" w:eastAsia="Yu Gothic" w:hAnsi="Yu Gothic"/>
+          <w:b/>
+          <w:bCs/>
+          <w:color w:val="1F4E78"/>
+          <w:sz w:val="24"/>
+          <w:szCs w:val="24"/>
+        </w:rPr>
         <w:t xml:space="preserve">4-3. 競合分析(要調査)</w:t>
       </w:r>
     </w:p>
@@ -1675,7 +2284,7 @@
         <w:rPr>
           <w:rFonts w:ascii="Yu Gothic" w:cs="Yu Gothic" w:eastAsia="Yu Gothic" w:hAnsi="Yu Gothic"/>
         </w:rPr>
-        <w:t xml:space="preserve">開設候補エリア半径2〜3km圏内の生活介護・多機能型事業所をリストアップし、定員・稼働率・送迎有無・特色を比較する(下表に調査結果を追記)。</w:t>
+        <w:t xml:space="preserve">開設候補エリア(佐伯区・西区)半径2〜3km圏内の生活介護・多機能型事業所をリストアップし、定員・稼働率・送迎有無・特色を比較する(下表に調査結果を追記)。</w:t>
       </w:r>
     </w:p>
     <w:tbl>
@@ -2097,6 +2706,883 @@
     </w:p>
     <w:p>
       <w:pPr>
+        <w:pStyle w:val="Heading2"/>
+        <w:spacing w:after="120" w:before="240"/>
+      </w:pPr>
+      <w:r>
+        <w:rPr>
+          <w:rFonts w:ascii="Yu Gothic" w:cs="Yu Gothic" w:eastAsia="Yu Gothic" w:hAnsi="Yu Gothic"/>
+          <w:b/>
+          <w:bCs/>
+          <w:color w:val="1F4E78"/>
+          <w:sz w:val="24"/>
+          <w:szCs w:val="24"/>
+        </w:rPr>
+        <w:t xml:space="preserve">5-0. 経営体制・役割分担</w:t>
+      </w:r>
+    </w:p>
+    <w:p>
+      <w:pPr>
+        <w:spacing w:after="120" w:before="0"/>
+      </w:pPr>
+      <w:r>
+        <w:rPr>
+          <w:rFonts w:ascii="Yu Gothic" w:cs="Yu Gothic" w:eastAsia="Yu Gothic" w:hAnsi="Yu Gothic"/>
+        </w:rPr>
+        <w:t xml:space="preserve">本事業は、現場での利用者支援経験とサービス管理責任者資格を持つ丸山氏と、経営・資金調達・外部交渉の経験を持つ豊口祥平氏(丸山氏の元上司)の二人体制で立ち上げる。「上から作る施設ではなく、一緒に作る施設」を掲げ、現場と経営が密に連携する運営を目指す。</w:t>
+      </w:r>
+    </w:p>
+    <w:tbl>
+      <w:tblPr>
+        <w:tblW w:type="dxa" w:w="9300"/>
+        <w:tblBorders>
+          <w:top w:val="single" w:color="auto" w:sz="4"/>
+          <w:left w:val="single" w:color="auto" w:sz="4"/>
+          <w:bottom w:val="single" w:color="auto" w:sz="4"/>
+          <w:right w:val="single" w:color="auto" w:sz="4"/>
+          <w:insideH w:val="single" w:color="auto" w:sz="4"/>
+          <w:insideV w:val="single" w:color="auto" w:sz="4"/>
+        </w:tblBorders>
+      </w:tblPr>
+      <w:tblGrid>
+        <w:gridCol w:w="3600"/>
+        <w:gridCol w:w="2900"/>
+        <w:gridCol w:w="2800"/>
+      </w:tblGrid>
+      <w:tr>
+        <w:trPr>
+          <w:tblHeader/>
+        </w:trPr>
+        <w:tc>
+          <w:tcPr>
+            <w:tcW w:type="dxa" w:w="3600"/>
+            <w:shd w:fill="1F4E78" w:val="clear"/>
+            <w:tcMar>
+              <w:top w:type="dxa" w:w="60"/>
+              <w:left w:type="dxa" w:w="100"/>
+              <w:bottom w:type="dxa" w:w="60"/>
+              <w:right w:type="dxa" w:w="100"/>
+            </w:tcMar>
+          </w:tcPr>
+          <w:p>
+            <w:pPr>
+              <w:jc w:val="center"/>
+            </w:pPr>
+            <w:r>
+              <w:rPr>
+                <w:rFonts w:ascii="Yu Gothic" w:cs="Yu Gothic" w:eastAsia="Yu Gothic" w:hAnsi="Yu Gothic"/>
+                <w:b/>
+                <w:bCs/>
+                <w:sz w:val="20"/>
+                <w:szCs w:val="20"/>
+              </w:rPr>
+              <w:t xml:space="preserve">項目</w:t>
+            </w:r>
+          </w:p>
+        </w:tc>
+        <w:tc>
+          <w:tcPr>
+            <w:tcW w:type="dxa" w:w="2900"/>
+            <w:shd w:fill="1F4E78" w:val="clear"/>
+            <w:tcMar>
+              <w:top w:type="dxa" w:w="60"/>
+              <w:left w:type="dxa" w:w="100"/>
+              <w:bottom w:type="dxa" w:w="60"/>
+              <w:right w:type="dxa" w:w="100"/>
+            </w:tcMar>
+          </w:tcPr>
+          <w:p>
+            <w:pPr>
+              <w:jc w:val="center"/>
+            </w:pPr>
+            <w:r>
+              <w:rPr>
+                <w:rFonts w:ascii="Yu Gothic" w:cs="Yu Gothic" w:eastAsia="Yu Gothic" w:hAnsi="Yu Gothic"/>
+                <w:b/>
+                <w:bCs/>
+                <w:sz w:val="20"/>
+                <w:szCs w:val="20"/>
+              </w:rPr>
+              <w:t xml:space="preserve">丸山氏(現場)</w:t>
+            </w:r>
+          </w:p>
+        </w:tc>
+        <w:tc>
+          <w:tcPr>
+            <w:tcW w:type="dxa" w:w="2800"/>
+            <w:shd w:fill="1F4E78" w:val="clear"/>
+            <w:tcMar>
+              <w:top w:type="dxa" w:w="60"/>
+              <w:left w:type="dxa" w:w="100"/>
+              <w:bottom w:type="dxa" w:w="60"/>
+              <w:right w:type="dxa" w:w="100"/>
+            </w:tcMar>
+          </w:tcPr>
+          <w:p>
+            <w:pPr>
+              <w:jc w:val="center"/>
+            </w:pPr>
+            <w:r>
+              <w:rPr>
+                <w:rFonts w:ascii="Yu Gothic" w:cs="Yu Gothic" w:eastAsia="Yu Gothic" w:hAnsi="Yu Gothic"/>
+                <w:b/>
+                <w:bCs/>
+                <w:sz w:val="20"/>
+                <w:szCs w:val="20"/>
+              </w:rPr>
+              <w:t xml:space="preserve">豊口氏(経営)</w:t>
+            </w:r>
+          </w:p>
+        </w:tc>
+      </w:tr>
+      <w:tr>
+        <w:tc>
+          <w:tcPr>
+            <w:tcW w:type="dxa" w:w="3600"/>
+            <w:tcMar>
+              <w:top w:type="dxa" w:w="60"/>
+              <w:left w:type="dxa" w:w="100"/>
+              <w:bottom w:type="dxa" w:w="60"/>
+              <w:right w:type="dxa" w:w="100"/>
+            </w:tcMar>
+          </w:tcPr>
+          <w:p>
+            <w:pPr>
+              <w:jc w:val="left"/>
+            </w:pPr>
+            <w:r>
+              <w:rPr>
+                <w:rFonts w:ascii="Yu Gothic" w:cs="Yu Gothic" w:eastAsia="Yu Gothic" w:hAnsi="Yu Gothic"/>
+                <w:b w:val="false"/>
+                <w:bCs w:val="false"/>
+                <w:sz w:val="20"/>
+                <w:szCs w:val="20"/>
+              </w:rPr>
+              <w:t xml:space="preserve">生活介護の理念・方向性</w:t>
+            </w:r>
+          </w:p>
+        </w:tc>
+        <w:tc>
+          <w:tcPr>
+            <w:tcW w:type="dxa" w:w="2900"/>
+            <w:tcMar>
+              <w:top w:type="dxa" w:w="60"/>
+              <w:left w:type="dxa" w:w="100"/>
+              <w:bottom w:type="dxa" w:w="60"/>
+              <w:right w:type="dxa" w:w="100"/>
+            </w:tcMar>
+          </w:tcPr>
+          <w:p>
+            <w:pPr>
+              <w:jc w:val="left"/>
+            </w:pPr>
+            <w:r>
+              <w:rPr>
+                <w:rFonts w:ascii="Yu Gothic" w:cs="Yu Gothic" w:eastAsia="Yu Gothic" w:hAnsi="Yu Gothic"/>
+                <w:b w:val="false"/>
+                <w:bCs w:val="false"/>
+                <w:sz w:val="20"/>
+                <w:szCs w:val="20"/>
+              </w:rPr>
+              <w:t xml:space="preserve">◎</w:t>
+            </w:r>
+          </w:p>
+        </w:tc>
+        <w:tc>
+          <w:tcPr>
+            <w:tcW w:type="dxa" w:w="2800"/>
+            <w:tcMar>
+              <w:top w:type="dxa" w:w="60"/>
+              <w:left w:type="dxa" w:w="100"/>
+              <w:bottom w:type="dxa" w:w="60"/>
+              <w:right w:type="dxa" w:w="100"/>
+            </w:tcMar>
+          </w:tcPr>
+          <w:p>
+            <w:pPr>
+              <w:jc w:val="left"/>
+            </w:pPr>
+            <w:r>
+              <w:rPr>
+                <w:rFonts w:ascii="Yu Gothic" w:cs="Yu Gothic" w:eastAsia="Yu Gothic" w:hAnsi="Yu Gothic"/>
+                <w:b w:val="false"/>
+                <w:bCs w:val="false"/>
+                <w:sz w:val="20"/>
+                <w:szCs w:val="20"/>
+              </w:rPr>
+              <w:t xml:space="preserve">◎</w:t>
+            </w:r>
+          </w:p>
+        </w:tc>
+      </w:tr>
+      <w:tr>
+        <w:tc>
+          <w:tcPr>
+            <w:tcW w:type="dxa" w:w="3600"/>
+            <w:shd w:fill="DCE6F1" w:val="clear"/>
+            <w:tcMar>
+              <w:top w:type="dxa" w:w="60"/>
+              <w:left w:type="dxa" w:w="100"/>
+              <w:bottom w:type="dxa" w:w="60"/>
+              <w:right w:type="dxa" w:w="100"/>
+            </w:tcMar>
+          </w:tcPr>
+          <w:p>
+            <w:pPr>
+              <w:jc w:val="left"/>
+            </w:pPr>
+            <w:r>
+              <w:rPr>
+                <w:rFonts w:ascii="Yu Gothic" w:cs="Yu Gothic" w:eastAsia="Yu Gothic" w:hAnsi="Yu Gothic"/>
+                <w:b w:val="false"/>
+                <w:bCs w:val="false"/>
+                <w:sz w:val="20"/>
+                <w:szCs w:val="20"/>
+              </w:rPr>
+              <w:t xml:space="preserve">利用者支援・日中活動・個別支援</w:t>
+            </w:r>
+          </w:p>
+        </w:tc>
+        <w:tc>
+          <w:tcPr>
+            <w:tcW w:type="dxa" w:w="2900"/>
+            <w:shd w:fill="DCE6F1" w:val="clear"/>
+            <w:tcMar>
+              <w:top w:type="dxa" w:w="60"/>
+              <w:left w:type="dxa" w:w="100"/>
+              <w:bottom w:type="dxa" w:w="60"/>
+              <w:right w:type="dxa" w:w="100"/>
+            </w:tcMar>
+          </w:tcPr>
+          <w:p>
+            <w:pPr>
+              <w:jc w:val="left"/>
+            </w:pPr>
+            <w:r>
+              <w:rPr>
+                <w:rFonts w:ascii="Yu Gothic" w:cs="Yu Gothic" w:eastAsia="Yu Gothic" w:hAnsi="Yu Gothic"/>
+                <w:b w:val="false"/>
+                <w:bCs w:val="false"/>
+                <w:sz w:val="20"/>
+                <w:szCs w:val="20"/>
+              </w:rPr>
+              <w:t xml:space="preserve">◎</w:t>
+            </w:r>
+          </w:p>
+        </w:tc>
+        <w:tc>
+          <w:tcPr>
+            <w:tcW w:type="dxa" w:w="2800"/>
+            <w:shd w:fill="DCE6F1" w:val="clear"/>
+            <w:tcMar>
+              <w:top w:type="dxa" w:w="60"/>
+              <w:left w:type="dxa" w:w="100"/>
+              <w:bottom w:type="dxa" w:w="60"/>
+              <w:right w:type="dxa" w:w="100"/>
+            </w:tcMar>
+          </w:tcPr>
+          <w:p>
+            <w:pPr>
+              <w:jc w:val="left"/>
+            </w:pPr>
+            <w:r>
+              <w:rPr>
+                <w:rFonts w:ascii="Yu Gothic" w:cs="Yu Gothic" w:eastAsia="Yu Gothic" w:hAnsi="Yu Gothic"/>
+                <w:b w:val="false"/>
+                <w:bCs w:val="false"/>
+                <w:sz w:val="20"/>
+                <w:szCs w:val="20"/>
+              </w:rPr>
+              <w:t xml:space="preserve">○</w:t>
+            </w:r>
+          </w:p>
+        </w:tc>
+      </w:tr>
+      <w:tr>
+        <w:tc>
+          <w:tcPr>
+            <w:tcW w:type="dxa" w:w="3600"/>
+            <w:tcMar>
+              <w:top w:type="dxa" w:w="60"/>
+              <w:left w:type="dxa" w:w="100"/>
+              <w:bottom w:type="dxa" w:w="60"/>
+              <w:right w:type="dxa" w:w="100"/>
+            </w:tcMar>
+          </w:tcPr>
+          <w:p>
+            <w:pPr>
+              <w:jc w:val="left"/>
+            </w:pPr>
+            <w:r>
+              <w:rPr>
+                <w:rFonts w:ascii="Yu Gothic" w:cs="Yu Gothic" w:eastAsia="Yu Gothic" w:hAnsi="Yu Gothic"/>
+                <w:b w:val="false"/>
+                <w:bCs w:val="false"/>
+                <w:sz w:val="20"/>
+                <w:szCs w:val="20"/>
+              </w:rPr>
+              <w:t xml:space="preserve">職員育成・現場づくり</w:t>
+            </w:r>
+          </w:p>
+        </w:tc>
+        <w:tc>
+          <w:tcPr>
+            <w:tcW w:type="dxa" w:w="2900"/>
+            <w:tcMar>
+              <w:top w:type="dxa" w:w="60"/>
+              <w:left w:type="dxa" w:w="100"/>
+              <w:bottom w:type="dxa" w:w="60"/>
+              <w:right w:type="dxa" w:w="100"/>
+            </w:tcMar>
+          </w:tcPr>
+          <w:p>
+            <w:pPr>
+              <w:jc w:val="left"/>
+            </w:pPr>
+            <w:r>
+              <w:rPr>
+                <w:rFonts w:ascii="Yu Gothic" w:cs="Yu Gothic" w:eastAsia="Yu Gothic" w:hAnsi="Yu Gothic"/>
+                <w:b w:val="false"/>
+                <w:bCs w:val="false"/>
+                <w:sz w:val="20"/>
+                <w:szCs w:val="20"/>
+              </w:rPr>
+              <w:t xml:space="preserve">◎</w:t>
+            </w:r>
+          </w:p>
+        </w:tc>
+        <w:tc>
+          <w:tcPr>
+            <w:tcW w:type="dxa" w:w="2800"/>
+            <w:tcMar>
+              <w:top w:type="dxa" w:w="60"/>
+              <w:left w:type="dxa" w:w="100"/>
+              <w:bottom w:type="dxa" w:w="60"/>
+              <w:right w:type="dxa" w:w="100"/>
+            </w:tcMar>
+          </w:tcPr>
+          <w:p>
+            <w:pPr>
+              <w:jc w:val="left"/>
+            </w:pPr>
+            <w:r>
+              <w:rPr>
+                <w:rFonts w:ascii="Yu Gothic" w:cs="Yu Gothic" w:eastAsia="Yu Gothic" w:hAnsi="Yu Gothic"/>
+                <w:b w:val="false"/>
+                <w:bCs w:val="false"/>
+                <w:sz w:val="20"/>
+                <w:szCs w:val="20"/>
+              </w:rPr>
+              <w:t xml:space="preserve">○</w:t>
+            </w:r>
+          </w:p>
+        </w:tc>
+      </w:tr>
+      <w:tr>
+        <w:tc>
+          <w:tcPr>
+            <w:tcW w:type="dxa" w:w="3600"/>
+            <w:shd w:fill="DCE6F1" w:val="clear"/>
+            <w:tcMar>
+              <w:top w:type="dxa" w:w="60"/>
+              <w:left w:type="dxa" w:w="100"/>
+              <w:bottom w:type="dxa" w:w="60"/>
+              <w:right w:type="dxa" w:w="100"/>
+            </w:tcMar>
+          </w:tcPr>
+          <w:p>
+            <w:pPr>
+              <w:jc w:val="left"/>
+            </w:pPr>
+            <w:r>
+              <w:rPr>
+                <w:rFonts w:ascii="Yu Gothic" w:cs="Yu Gothic" w:eastAsia="Yu Gothic" w:hAnsi="Yu Gothic"/>
+                <w:b w:val="false"/>
+                <w:bCs w:val="false"/>
+                <w:sz w:val="20"/>
+                <w:szCs w:val="20"/>
+              </w:rPr>
+              <w:t xml:space="preserve">現場への参加</w:t>
+            </w:r>
+          </w:p>
+        </w:tc>
+        <w:tc>
+          <w:tcPr>
+            <w:tcW w:type="dxa" w:w="2900"/>
+            <w:shd w:fill="DCE6F1" w:val="clear"/>
+            <w:tcMar>
+              <w:top w:type="dxa" w:w="60"/>
+              <w:left w:type="dxa" w:w="100"/>
+              <w:bottom w:type="dxa" w:w="60"/>
+              <w:right w:type="dxa" w:w="100"/>
+            </w:tcMar>
+          </w:tcPr>
+          <w:p>
+            <w:pPr>
+              <w:jc w:val="left"/>
+            </w:pPr>
+            <w:r>
+              <w:rPr>
+                <w:rFonts w:ascii="Yu Gothic" w:cs="Yu Gothic" w:eastAsia="Yu Gothic" w:hAnsi="Yu Gothic"/>
+                <w:b w:val="false"/>
+                <w:bCs w:val="false"/>
+                <w:sz w:val="20"/>
+                <w:szCs w:val="20"/>
+              </w:rPr>
+              <w:t xml:space="preserve">◎</w:t>
+            </w:r>
+          </w:p>
+        </w:tc>
+        <w:tc>
+          <w:tcPr>
+            <w:tcW w:type="dxa" w:w="2800"/>
+            <w:shd w:fill="DCE6F1" w:val="clear"/>
+            <w:tcMar>
+              <w:top w:type="dxa" w:w="60"/>
+              <w:left w:type="dxa" w:w="100"/>
+              <w:bottom w:type="dxa" w:w="60"/>
+              <w:right w:type="dxa" w:w="100"/>
+            </w:tcMar>
+          </w:tcPr>
+          <w:p>
+            <w:pPr>
+              <w:jc w:val="left"/>
+            </w:pPr>
+            <w:r>
+              <w:rPr>
+                <w:rFonts w:ascii="Yu Gothic" w:cs="Yu Gothic" w:eastAsia="Yu Gothic" w:hAnsi="Yu Gothic"/>
+                <w:b w:val="false"/>
+                <w:bCs w:val="false"/>
+                <w:sz w:val="20"/>
+                <w:szCs w:val="20"/>
+              </w:rPr>
+              <w:t xml:space="preserve">○</w:t>
+            </w:r>
+          </w:p>
+        </w:tc>
+      </w:tr>
+      <w:tr>
+        <w:tc>
+          <w:tcPr>
+            <w:tcW w:type="dxa" w:w="3600"/>
+            <w:tcMar>
+              <w:top w:type="dxa" w:w="60"/>
+              <w:left w:type="dxa" w:w="100"/>
+              <w:bottom w:type="dxa" w:w="60"/>
+              <w:right w:type="dxa" w:w="100"/>
+            </w:tcMar>
+          </w:tcPr>
+          <w:p>
+            <w:pPr>
+              <w:jc w:val="left"/>
+            </w:pPr>
+            <w:r>
+              <w:rPr>
+                <w:rFonts w:ascii="Yu Gothic" w:cs="Yu Gothic" w:eastAsia="Yu Gothic" w:hAnsi="Yu Gothic"/>
+                <w:b w:val="false"/>
+                <w:bCs w:val="false"/>
+                <w:sz w:val="20"/>
+                <w:szCs w:val="20"/>
+              </w:rPr>
+              <w:t xml:space="preserve">法人・経営</w:t>
+            </w:r>
+          </w:p>
+        </w:tc>
+        <w:tc>
+          <w:tcPr>
+            <w:tcW w:type="dxa" w:w="2900"/>
+            <w:tcMar>
+              <w:top w:type="dxa" w:w="60"/>
+              <w:left w:type="dxa" w:w="100"/>
+              <w:bottom w:type="dxa" w:w="60"/>
+              <w:right w:type="dxa" w:w="100"/>
+            </w:tcMar>
+          </w:tcPr>
+          <w:p>
+            <w:pPr>
+              <w:jc w:val="left"/>
+            </w:pPr>
+            <w:r>
+              <w:rPr>
+                <w:rFonts w:ascii="Yu Gothic" w:cs="Yu Gothic" w:eastAsia="Yu Gothic" w:hAnsi="Yu Gothic"/>
+                <w:b w:val="false"/>
+                <w:bCs w:val="false"/>
+                <w:sz w:val="20"/>
+                <w:szCs w:val="20"/>
+              </w:rPr>
+              <w:t xml:space="preserve">○</w:t>
+            </w:r>
+          </w:p>
+        </w:tc>
+        <w:tc>
+          <w:tcPr>
+            <w:tcW w:type="dxa" w:w="2800"/>
+            <w:tcMar>
+              <w:top w:type="dxa" w:w="60"/>
+              <w:left w:type="dxa" w:w="100"/>
+              <w:bottom w:type="dxa" w:w="60"/>
+              <w:right w:type="dxa" w:w="100"/>
+            </w:tcMar>
+          </w:tcPr>
+          <w:p>
+            <w:pPr>
+              <w:jc w:val="left"/>
+            </w:pPr>
+            <w:r>
+              <w:rPr>
+                <w:rFonts w:ascii="Yu Gothic" w:cs="Yu Gothic" w:eastAsia="Yu Gothic" w:hAnsi="Yu Gothic"/>
+                <w:b w:val="false"/>
+                <w:bCs w:val="false"/>
+                <w:sz w:val="20"/>
+                <w:szCs w:val="20"/>
+              </w:rPr>
+              <w:t xml:space="preserve">◎</w:t>
+            </w:r>
+          </w:p>
+        </w:tc>
+      </w:tr>
+      <w:tr>
+        <w:tc>
+          <w:tcPr>
+            <w:tcW w:type="dxa" w:w="3600"/>
+            <w:shd w:fill="DCE6F1" w:val="clear"/>
+            <w:tcMar>
+              <w:top w:type="dxa" w:w="60"/>
+              <w:left w:type="dxa" w:w="100"/>
+              <w:bottom w:type="dxa" w:w="60"/>
+              <w:right w:type="dxa" w:w="100"/>
+            </w:tcMar>
+          </w:tcPr>
+          <w:p>
+            <w:pPr>
+              <w:jc w:val="left"/>
+            </w:pPr>
+            <w:r>
+              <w:rPr>
+                <w:rFonts w:ascii="Yu Gothic" w:cs="Yu Gothic" w:eastAsia="Yu Gothic" w:hAnsi="Yu Gothic"/>
+                <w:b w:val="false"/>
+                <w:bCs w:val="false"/>
+                <w:sz w:val="20"/>
+                <w:szCs w:val="20"/>
+              </w:rPr>
+              <w:t xml:space="preserve">資金調達</w:t>
+            </w:r>
+          </w:p>
+        </w:tc>
+        <w:tc>
+          <w:tcPr>
+            <w:tcW w:type="dxa" w:w="2900"/>
+            <w:shd w:fill="DCE6F1" w:val="clear"/>
+            <w:tcMar>
+              <w:top w:type="dxa" w:w="60"/>
+              <w:left w:type="dxa" w:w="100"/>
+              <w:bottom w:type="dxa" w:w="60"/>
+              <w:right w:type="dxa" w:w="100"/>
+            </w:tcMar>
+          </w:tcPr>
+          <w:p>
+            <w:pPr>
+              <w:jc w:val="left"/>
+            </w:pPr>
+            <w:r>
+              <w:rPr>
+                <w:rFonts w:ascii="Yu Gothic" w:cs="Yu Gothic" w:eastAsia="Yu Gothic" w:hAnsi="Yu Gothic"/>
+                <w:b w:val="false"/>
+                <w:bCs w:val="false"/>
+                <w:sz w:val="20"/>
+                <w:szCs w:val="20"/>
+              </w:rPr>
+              <w:t xml:space="preserve">△</w:t>
+            </w:r>
+          </w:p>
+        </w:tc>
+        <w:tc>
+          <w:tcPr>
+            <w:tcW w:type="dxa" w:w="2800"/>
+            <w:shd w:fill="DCE6F1" w:val="clear"/>
+            <w:tcMar>
+              <w:top w:type="dxa" w:w="60"/>
+              <w:left w:type="dxa" w:w="100"/>
+              <w:bottom w:type="dxa" w:w="60"/>
+              <w:right w:type="dxa" w:w="100"/>
+            </w:tcMar>
+          </w:tcPr>
+          <w:p>
+            <w:pPr>
+              <w:jc w:val="left"/>
+            </w:pPr>
+            <w:r>
+              <w:rPr>
+                <w:rFonts w:ascii="Yu Gothic" w:cs="Yu Gothic" w:eastAsia="Yu Gothic" w:hAnsi="Yu Gothic"/>
+                <w:b w:val="false"/>
+                <w:bCs w:val="false"/>
+                <w:sz w:val="20"/>
+                <w:szCs w:val="20"/>
+              </w:rPr>
+              <w:t xml:space="preserve">◎</w:t>
+            </w:r>
+          </w:p>
+        </w:tc>
+      </w:tr>
+      <w:tr>
+        <w:tc>
+          <w:tcPr>
+            <w:tcW w:type="dxa" w:w="3600"/>
+            <w:tcMar>
+              <w:top w:type="dxa" w:w="60"/>
+              <w:left w:type="dxa" w:w="100"/>
+              <w:bottom w:type="dxa" w:w="60"/>
+              <w:right w:type="dxa" w:w="100"/>
+            </w:tcMar>
+          </w:tcPr>
+          <w:p>
+            <w:pPr>
+              <w:jc w:val="left"/>
+            </w:pPr>
+            <w:r>
+              <w:rPr>
+                <w:rFonts w:ascii="Yu Gothic" w:cs="Yu Gothic" w:eastAsia="Yu Gothic" w:hAnsi="Yu Gothic"/>
+                <w:b w:val="false"/>
+                <w:bCs w:val="false"/>
+                <w:sz w:val="20"/>
+                <w:szCs w:val="20"/>
+              </w:rPr>
+              <w:t xml:space="preserve">外部との交渉</w:t>
+            </w:r>
+          </w:p>
+        </w:tc>
+        <w:tc>
+          <w:tcPr>
+            <w:tcW w:type="dxa" w:w="2900"/>
+            <w:tcMar>
+              <w:top w:type="dxa" w:w="60"/>
+              <w:left w:type="dxa" w:w="100"/>
+              <w:bottom w:type="dxa" w:w="60"/>
+              <w:right w:type="dxa" w:w="100"/>
+            </w:tcMar>
+          </w:tcPr>
+          <w:p>
+            <w:pPr>
+              <w:jc w:val="left"/>
+            </w:pPr>
+            <w:r>
+              <w:rPr>
+                <w:rFonts w:ascii="Yu Gothic" w:cs="Yu Gothic" w:eastAsia="Yu Gothic" w:hAnsi="Yu Gothic"/>
+                <w:b w:val="false"/>
+                <w:bCs w:val="false"/>
+                <w:sz w:val="20"/>
+                <w:szCs w:val="20"/>
+              </w:rPr>
+              <w:t xml:space="preserve">○</w:t>
+            </w:r>
+          </w:p>
+        </w:tc>
+        <w:tc>
+          <w:tcPr>
+            <w:tcW w:type="dxa" w:w="2800"/>
+            <w:tcMar>
+              <w:top w:type="dxa" w:w="60"/>
+              <w:left w:type="dxa" w:w="100"/>
+              <w:bottom w:type="dxa" w:w="60"/>
+              <w:right w:type="dxa" w:w="100"/>
+            </w:tcMar>
+          </w:tcPr>
+          <w:p>
+            <w:pPr>
+              <w:jc w:val="left"/>
+            </w:pPr>
+            <w:r>
+              <w:rPr>
+                <w:rFonts w:ascii="Yu Gothic" w:cs="Yu Gothic" w:eastAsia="Yu Gothic" w:hAnsi="Yu Gothic"/>
+                <w:b w:val="false"/>
+                <w:bCs w:val="false"/>
+                <w:sz w:val="20"/>
+                <w:szCs w:val="20"/>
+              </w:rPr>
+              <w:t xml:space="preserve">◎</w:t>
+            </w:r>
+          </w:p>
+        </w:tc>
+      </w:tr>
+      <w:tr>
+        <w:tc>
+          <w:tcPr>
+            <w:tcW w:type="dxa" w:w="3600"/>
+            <w:shd w:fill="DCE6F1" w:val="clear"/>
+            <w:tcMar>
+              <w:top w:type="dxa" w:w="60"/>
+              <w:left w:type="dxa" w:w="100"/>
+              <w:bottom w:type="dxa" w:w="60"/>
+              <w:right w:type="dxa" w:w="100"/>
+            </w:tcMar>
+          </w:tcPr>
+          <w:p>
+            <w:pPr>
+              <w:jc w:val="left"/>
+            </w:pPr>
+            <w:r>
+              <w:rPr>
+                <w:rFonts w:ascii="Yu Gothic" w:cs="Yu Gothic" w:eastAsia="Yu Gothic" w:hAnsi="Yu Gothic"/>
+                <w:b w:val="false"/>
+                <w:bCs w:val="false"/>
+                <w:sz w:val="20"/>
+                <w:szCs w:val="20"/>
+              </w:rPr>
+              <w:t xml:space="preserve">事業全体の最終判断</w:t>
+            </w:r>
+          </w:p>
+        </w:tc>
+        <w:tc>
+          <w:tcPr>
+            <w:tcW w:type="dxa" w:w="2900"/>
+            <w:shd w:fill="DCE6F1" w:val="clear"/>
+            <w:tcMar>
+              <w:top w:type="dxa" w:w="60"/>
+              <w:left w:type="dxa" w:w="100"/>
+              <w:bottom w:type="dxa" w:w="60"/>
+              <w:right w:type="dxa" w:w="100"/>
+            </w:tcMar>
+          </w:tcPr>
+          <w:p>
+            <w:pPr>
+              <w:jc w:val="left"/>
+            </w:pPr>
+            <w:r>
+              <w:rPr>
+                <w:rFonts w:ascii="Yu Gothic" w:cs="Yu Gothic" w:eastAsia="Yu Gothic" w:hAnsi="Yu Gothic"/>
+                <w:b w:val="false"/>
+                <w:bCs w:val="false"/>
+                <w:sz w:val="20"/>
+                <w:szCs w:val="20"/>
+              </w:rPr>
+              <w:t xml:space="preserve">○</w:t>
+            </w:r>
+          </w:p>
+        </w:tc>
+        <w:tc>
+          <w:tcPr>
+            <w:tcW w:type="dxa" w:w="2800"/>
+            <w:shd w:fill="DCE6F1" w:val="clear"/>
+            <w:tcMar>
+              <w:top w:type="dxa" w:w="60"/>
+              <w:left w:type="dxa" w:w="100"/>
+              <w:bottom w:type="dxa" w:w="60"/>
+              <w:right w:type="dxa" w:w="100"/>
+            </w:tcMar>
+          </w:tcPr>
+          <w:p>
+            <w:pPr>
+              <w:jc w:val="left"/>
+            </w:pPr>
+            <w:r>
+              <w:rPr>
+                <w:rFonts w:ascii="Yu Gothic" w:cs="Yu Gothic" w:eastAsia="Yu Gothic" w:hAnsi="Yu Gothic"/>
+                <w:b w:val="false"/>
+                <w:bCs w:val="false"/>
+                <w:sz w:val="20"/>
+                <w:szCs w:val="20"/>
+              </w:rPr>
+              <w:t xml:space="preserve">◎</w:t>
+            </w:r>
+          </w:p>
+        </w:tc>
+      </w:tr>
+    </w:tbl>
+    <w:p>
+      <w:pPr>
+        <w:spacing w:after="160"/>
+      </w:pPr>
+      <w:r>
+        <w:rPr>
+          <w:rFonts w:ascii="Yu Gothic" w:cs="Yu Gothic" w:eastAsia="Yu Gothic" w:hAnsi="Yu Gothic"/>
+          <w:i/>
+          <w:iCs/>
+          <w:color w:val="806000"/>
+          <w:sz w:val="18"/>
+          <w:szCs w:val="18"/>
+        </w:rPr>
+        <w:t xml:space="preserve">※現時点の仮案。理念・方向性や重要な意思決定は二人で共有し、どちらか一方に偏らない運営体制を目指す。丸山氏は現場での利用者支援経験を活かし日々の運営を担い、豊口氏は法人経営の実務・資金調達・外部交渉を担う。</w:t>
+      </w:r>
+    </w:p>
+    <w:p>
+      <w:pPr>
+        <w:spacing w:after="120" w:before="0"/>
+      </w:pPr>
+      <w:r>
+        <w:rPr>
+          <w:rFonts w:ascii="Yu Gothic" w:cs="Yu Gothic" w:eastAsia="Yu Gothic" w:hAnsi="Yu Gothic"/>
+          <w:b/>
+          <w:bCs/>
+        </w:rPr>
+        <w:t xml:space="preserve">役割分担上の留意点(想定問答からの整理)</w:t>
+      </w:r>
+    </w:p>
+    <w:p>
+      <w:pPr>
+        <w:pStyle w:val="ListParagraph"/>
+        <w:numPr>
+          <w:ilvl w:val="0"/>
+          <w:numId w:val="1"/>
+        </w:numPr>
+        <w:spacing w:after="80"/>
+      </w:pPr>
+      <w:r>
+        <w:rPr>
+          <w:rFonts w:ascii="Yu Gothic" w:cs="Yu Gothic" w:eastAsia="Yu Gothic" w:hAnsi="Yu Gothic"/>
+        </w:rPr>
+        <w:t xml:space="preserve">自己資金は厚くないが、丸山氏がこの事業に専念すること、豊口氏が経営に責任を持つこと、具体的な返済計画(第9章)を示すことで本気度を示す。開業後は役員報酬を抑えるなど返済を優先する姿勢で臨む。</w:t>
+      </w:r>
+    </w:p>
+    <w:p>
+      <w:pPr>
+        <w:pStyle w:val="ListParagraph"/>
+        <w:numPr>
+          <w:ilvl w:val="0"/>
+          <w:numId w:val="1"/>
+        </w:numPr>
+        <w:spacing w:after="80"/>
+      </w:pPr>
+      <w:r>
+        <w:rPr>
+          <w:rFonts w:ascii="Yu Gothic" w:cs="Yu Gothic" w:eastAsia="Yu Gothic" w:hAnsi="Yu Gothic"/>
+        </w:rPr>
+        <w:t xml:space="preserve">利用者の紹介ルートは現時点で確定していないため、開所前から地域の相談支援事業所・特別支援学校への挨拶回りを自分たちで行うとともに、福祉業界に長い協力者(会長)の人脈も借りたい考え。</w:t>
+      </w:r>
+    </w:p>
+    <w:p>
+      <w:pPr>
+        <w:pStyle w:val="ListParagraph"/>
+        <w:numPr>
+          <w:ilvl w:val="0"/>
+          <w:numId w:val="1"/>
+        </w:numPr>
+        <w:spacing w:after="80"/>
+      </w:pPr>
+      <w:r>
+        <w:rPr>
+          <w:rFonts w:ascii="Yu Gothic" w:cs="Yu Gothic" w:eastAsia="Yu Gothic" w:hAnsi="Yu Gothic"/>
+        </w:rPr>
+        <w:t xml:space="preserve">人員体制(第6章)は、想定する利用者構成をもとに必要な常勤換算数を試算した上で、サービス管理責任者(丸山氏)を含めた採用計画を具体化していく。</w:t>
+      </w:r>
+    </w:p>
+    <w:p>
+      <w:pPr>
+        <w:pStyle w:val="ListParagraph"/>
+        <w:numPr>
+          <w:ilvl w:val="0"/>
+          <w:numId w:val="1"/>
+        </w:numPr>
+        <w:spacing w:after="80"/>
+      </w:pPr>
+      <w:r>
+        <w:rPr>
+          <w:rFonts w:ascii="Yu Gothic" w:cs="Yu Gothic" w:eastAsia="Yu Gothic" w:hAnsi="Yu Gothic"/>
+        </w:rPr>
+        <w:t xml:space="preserve">広島市が指定申請の窓口であること、事前相談が必須であること、指定に市の意見書が必要なことは確認済み。広島市独自の上乗せ基準の詳細は今後の事前相談で確認する。</w:t>
+      </w:r>
+    </w:p>
+    <w:p>
+      <w:pPr>
         <w:spacing w:after="120" w:before="0"/>
       </w:pPr>
       <w:r>
@@ -3087,7 +4573,7 @@
                 <w:sz w:val="20"/>
                 <w:szCs w:val="20"/>
               </w:rPr>
-              <w:t xml:space="preserve">実務経験＋相談支援従事者初任者研修＋サービス管理責任者研修の修了が必要。採用市場で確保難易度が最も高く、スケジュール上の最大のボトルネック</w:t>
+              <w:t xml:space="preserve">実務経験＋相談支援従事者初任者研修＋サービス管理責任者研修の修了が必要。本計画では丸山氏が資格要件を満たしており確保済み(一般的には採用市場での確保難易度が最も高く最大のボトルネックになりやすい職種)</w:t>
             </w:r>
           </w:p>
         </w:tc>
@@ -4866,7 +6352,7 @@
         <w:rPr>
           <w:rFonts w:ascii="Yu Gothic" w:cs="Yu Gothic" w:eastAsia="Yu Gothic" w:hAnsi="Yu Gothic"/>
         </w:rPr>
-        <w:t xml:space="preserve">サービス管理責任者は最優先で確保する。実務経験ルート(相談支援・直接支援業務の実務経験年数)と研修修了状況を早期に確認すること。研修は年数回しか開催されない自治体もあり、受講タイミング次第で開設時期そのものが左右される。</w:t>
+        <w:t xml:space="preserve">サービス管理責任者は丸山氏が資格を保有しており確保済み。指定申請上の最大のボトルネックが解消されているため、他の生活介護新設案件と比べてスケジュールリスクは大幅に低い。研修修了証・実務経験証明書等の必要書類を早期に整理し、指定申請に備える。</w:t>
       </w:r>
     </w:p>
     <w:p>
@@ -5899,7 +7385,7 @@
                 <w:sz w:val="20"/>
                 <w:szCs w:val="20"/>
               </w:rPr>
-              <w:t xml:space="preserve">サビ管確保を最優先、生活支援員等の採用</w:t>
+              <w:t xml:space="preserve">サビ管(丸山氏)は確保済み。生活支援員等の採用</w:t>
             </w:r>
           </w:p>
         </w:tc>
@@ -6303,7 +7789,7 @@
         <w:rPr>
           <w:rFonts w:ascii="Yu Gothic" w:cs="Yu Gothic" w:eastAsia="Yu Gothic" w:hAnsi="Yu Gothic"/>
         </w:rPr>
-        <w:t xml:space="preserve">一方、サービス管理責任者の確保(研修受講状況次第)と指定申請の審査期間が律速要因になりやすく、候補者のあてが全くない状態からのスタートだと、実務上は8〜10か月程度を見込むのが安全。</w:t>
+        <w:t xml:space="preserve">一般的にはサービス管理責任者の確保(研修受講状況次第)が指定申請上の最大の律速要因になるが、本計画ではすでに丸山氏が資格要件を満たしており、このリスクは解消済み。</w:t>
       </w:r>
     </w:p>
     <w:p>
@@ -6319,7 +7805,7 @@
         <w:rPr>
           <w:rFonts w:ascii="Yu Gothic" w:cs="Yu Gothic" w:eastAsia="Yu Gothic" w:hAnsi="Yu Gothic"/>
         </w:rPr>
-        <w:t xml:space="preserve">候補者(サビ管要件を満たす人材)にすでに打診できる状態であれば、6か月での開設は現実的な射程内。まずはサビ管候補への早期打診と、広島市への事前相談予約を同時並行で最優先実行することを推奨する。</w:t>
+        <w:t xml:space="preserve">残る律速要因は物件確保(佐伯区・西区でのバリアフリー改修可能物件探し)と指定申請の審査期間(提出から1〜2か月)。これらを踏まえると、6か月での開設は現実的な射程内であり、まずは①広島市への事前相談予約、②候補エリア(佐伯区・西区)での物件探索、を同時並行で最優先実行することを推奨する。</w:t>
       </w:r>
     </w:p>
     <w:p>
@@ -7249,6 +8735,2076 @@
           <w:rFonts w:ascii="Yu Gothic" w:cs="Yu Gothic" w:eastAsia="Yu Gothic" w:hAnsi="Yu Gothic"/>
         </w:rPr>
         <w:t xml:space="preserve">補助金・助成金：広島市の「民間障害福祉サービス事業所等の整備」に関する制度を確認する。広島県の「社会福祉施設等(障害児者関係施設)整備費補助金」は広島市域では対象外(広島市が独自窓口)との情報あり。広島市 障害自立支援課へ直接確認すること。</w:t>
+      </w:r>
+    </w:p>
+    <w:p>
+      <w:pPr>
+        <w:pStyle w:val="ListParagraph"/>
+        <w:numPr>
+          <w:ilvl w:val="0"/>
+          <w:numId w:val="1"/>
+        </w:numPr>
+        <w:spacing w:after="80"/>
+      </w:pPr>
+      <w:r>
+        <w:rPr>
+          <w:rFonts w:ascii="Yu Gothic" w:cs="Yu Gothic" w:eastAsia="Yu Gothic" w:hAnsi="Yu Gothic"/>
+        </w:rPr>
+        <w:t xml:space="preserve">個人(会長)からの借入交渉：豊口氏の人脈を通じ、福祉業界に長い「会長」に無担保での借入をお願いする方向で検討中。日本政策金融公庫等の融資でまかないきれない部分を補う位置づけ。具体案は下記9-2参照。</w:t>
+      </w:r>
+    </w:p>
+    <w:p>
+      <w:pPr>
+        <w:pStyle w:val="Heading2"/>
+        <w:spacing w:after="120" w:before="240"/>
+      </w:pPr>
+      <w:r>
+        <w:rPr>
+          <w:rFonts w:ascii="Yu Gothic" w:cs="Yu Gothic" w:eastAsia="Yu Gothic" w:hAnsi="Yu Gothic"/>
+          <w:b/>
+          <w:bCs/>
+          <w:color w:val="1F4E78"/>
+          <w:sz w:val="24"/>
+          <w:szCs w:val="24"/>
+        </w:rPr>
+        <w:t xml:space="preserve">9-2. 会長への借入提案(検討中のたたき台)</w:t>
+      </w:r>
+    </w:p>
+    <w:p>
+      <w:pPr>
+        <w:spacing w:after="120" w:before="0"/>
+      </w:pPr>
+      <w:r>
+        <w:rPr>
+          <w:rFonts w:ascii="Yu Gothic" w:cs="Yu Gothic" w:eastAsia="Yu Gothic" w:hAnsi="Yu Gothic"/>
+        </w:rPr>
+        <w:t xml:space="preserve">金利・返済期間の具体的な数字は会長と相談の上で決めるが、検討の土台として2つのシナリオを試算している。いずれも無担保を基本とし、開設直後は収入が安定しにくいことを踏まえ1年間の据置期間(利息のみの支払い)を設けている。</w:t>
+      </w:r>
+    </w:p>
+    <w:p>
+      <w:pPr>
+        <w:spacing w:after="120" w:before="0"/>
+      </w:pPr>
+      <w:r>
+        <w:rPr>
+          <w:rFonts w:ascii="Yu Gothic" w:cs="Yu Gothic" w:eastAsia="Yu Gothic" w:hAnsi="Yu Gothic"/>
+          <w:b/>
+          <w:bCs/>
+        </w:rPr>
+        <w:t xml:space="preserve">シナリオA：開設資金の一部(800万円)をお願いする場合</w:t>
+      </w:r>
+    </w:p>
+    <w:p>
+      <w:pPr>
+        <w:spacing w:after="120" w:before="0"/>
+      </w:pPr>
+      <w:r>
+        <w:rPr>
+          <w:rFonts w:ascii="Yu Gothic" w:cs="Yu Gothic" w:eastAsia="Yu Gothic" w:hAnsi="Yu Gothic"/>
+        </w:rPr>
+        <w:t xml:space="preserve">借入額800万円／据置1年間(利息のみ)／据置後4年間・元金均等返済／想定金利 年2%(仮)</w:t>
+      </w:r>
+    </w:p>
+    <w:tbl>
+      <w:tblPr>
+        <w:tblW w:type="dxa" w:w="9200"/>
+        <w:tblBorders>
+          <w:top w:val="single" w:color="auto" w:sz="4"/>
+          <w:left w:val="single" w:color="auto" w:sz="4"/>
+          <w:bottom w:val="single" w:color="auto" w:sz="4"/>
+          <w:right w:val="single" w:color="auto" w:sz="4"/>
+          <w:insideH w:val="single" w:color="auto" w:sz="4"/>
+          <w:insideV w:val="single" w:color="auto" w:sz="4"/>
+        </w:tblBorders>
+      </w:tblPr>
+      <w:tblGrid>
+        <w:gridCol w:w="1500"/>
+        <w:gridCol w:w="1900"/>
+        <w:gridCol w:w="1900"/>
+        <w:gridCol w:w="2000"/>
+        <w:gridCol w:w="1900"/>
+      </w:tblGrid>
+      <w:tr>
+        <w:trPr>
+          <w:tblHeader/>
+        </w:trPr>
+        <w:tc>
+          <w:tcPr>
+            <w:tcW w:type="dxa" w:w="1500"/>
+            <w:shd w:fill="1F4E78" w:val="clear"/>
+            <w:tcMar>
+              <w:top w:type="dxa" w:w="60"/>
+              <w:left w:type="dxa" w:w="100"/>
+              <w:bottom w:type="dxa" w:w="60"/>
+              <w:right w:type="dxa" w:w="100"/>
+            </w:tcMar>
+          </w:tcPr>
+          <w:p>
+            <w:pPr>
+              <w:jc w:val="center"/>
+            </w:pPr>
+            <w:r>
+              <w:rPr>
+                <w:rFonts w:ascii="Yu Gothic" w:cs="Yu Gothic" w:eastAsia="Yu Gothic" w:hAnsi="Yu Gothic"/>
+                <w:b/>
+                <w:bCs/>
+                <w:sz w:val="20"/>
+                <w:szCs w:val="20"/>
+              </w:rPr>
+              <w:t xml:space="preserve">年目</w:t>
+            </w:r>
+          </w:p>
+        </w:tc>
+        <w:tc>
+          <w:tcPr>
+            <w:tcW w:type="dxa" w:w="1900"/>
+            <w:shd w:fill="1F4E78" w:val="clear"/>
+            <w:tcMar>
+              <w:top w:type="dxa" w:w="60"/>
+              <w:left w:type="dxa" w:w="100"/>
+              <w:bottom w:type="dxa" w:w="60"/>
+              <w:right w:type="dxa" w:w="100"/>
+            </w:tcMar>
+          </w:tcPr>
+          <w:p>
+            <w:pPr>
+              <w:jc w:val="center"/>
+            </w:pPr>
+            <w:r>
+              <w:rPr>
+                <w:rFonts w:ascii="Yu Gothic" w:cs="Yu Gothic" w:eastAsia="Yu Gothic" w:hAnsi="Yu Gothic"/>
+                <w:b/>
+                <w:bCs/>
+                <w:sz w:val="20"/>
+                <w:szCs w:val="20"/>
+              </w:rPr>
+              <w:t xml:space="preserve">元金</w:t>
+            </w:r>
+          </w:p>
+        </w:tc>
+        <w:tc>
+          <w:tcPr>
+            <w:tcW w:type="dxa" w:w="1900"/>
+            <w:shd w:fill="1F4E78" w:val="clear"/>
+            <w:tcMar>
+              <w:top w:type="dxa" w:w="60"/>
+              <w:left w:type="dxa" w:w="100"/>
+              <w:bottom w:type="dxa" w:w="60"/>
+              <w:right w:type="dxa" w:w="100"/>
+            </w:tcMar>
+          </w:tcPr>
+          <w:p>
+            <w:pPr>
+              <w:jc w:val="center"/>
+            </w:pPr>
+            <w:r>
+              <w:rPr>
+                <w:rFonts w:ascii="Yu Gothic" w:cs="Yu Gothic" w:eastAsia="Yu Gothic" w:hAnsi="Yu Gothic"/>
+                <w:b/>
+                <w:bCs/>
+                <w:sz w:val="20"/>
+                <w:szCs w:val="20"/>
+              </w:rPr>
+              <w:t xml:space="preserve">利息</w:t>
+            </w:r>
+          </w:p>
+        </w:tc>
+        <w:tc>
+          <w:tcPr>
+            <w:tcW w:type="dxa" w:w="2000"/>
+            <w:shd w:fill="1F4E78" w:val="clear"/>
+            <w:tcMar>
+              <w:top w:type="dxa" w:w="60"/>
+              <w:left w:type="dxa" w:w="100"/>
+              <w:bottom w:type="dxa" w:w="60"/>
+              <w:right w:type="dxa" w:w="100"/>
+            </w:tcMar>
+          </w:tcPr>
+          <w:p>
+            <w:pPr>
+              <w:jc w:val="center"/>
+            </w:pPr>
+            <w:r>
+              <w:rPr>
+                <w:rFonts w:ascii="Yu Gothic" w:cs="Yu Gothic" w:eastAsia="Yu Gothic" w:hAnsi="Yu Gothic"/>
+                <w:b/>
+                <w:bCs/>
+                <w:sz w:val="20"/>
+                <w:szCs w:val="20"/>
+              </w:rPr>
+              <w:t xml:space="preserve">年間支払</w:t>
+            </w:r>
+          </w:p>
+        </w:tc>
+        <w:tc>
+          <w:tcPr>
+            <w:tcW w:type="dxa" w:w="1900"/>
+            <w:shd w:fill="1F4E78" w:val="clear"/>
+            <w:tcMar>
+              <w:top w:type="dxa" w:w="60"/>
+              <w:left w:type="dxa" w:w="100"/>
+              <w:bottom w:type="dxa" w:w="60"/>
+              <w:right w:type="dxa" w:w="100"/>
+            </w:tcMar>
+          </w:tcPr>
+          <w:p>
+            <w:pPr>
+              <w:jc w:val="center"/>
+            </w:pPr>
+            <w:r>
+              <w:rPr>
+                <w:rFonts w:ascii="Yu Gothic" w:cs="Yu Gothic" w:eastAsia="Yu Gothic" w:hAnsi="Yu Gothic"/>
+                <w:b/>
+                <w:bCs/>
+                <w:sz w:val="20"/>
+                <w:szCs w:val="20"/>
+              </w:rPr>
+              <w:t xml:space="preserve">年末残高</w:t>
+            </w:r>
+          </w:p>
+        </w:tc>
+      </w:tr>
+      <w:tr>
+        <w:tc>
+          <w:tcPr>
+            <w:tcW w:type="dxa" w:w="1500"/>
+            <w:tcMar>
+              <w:top w:type="dxa" w:w="60"/>
+              <w:left w:type="dxa" w:w="100"/>
+              <w:bottom w:type="dxa" w:w="60"/>
+              <w:right w:type="dxa" w:w="100"/>
+            </w:tcMar>
+          </w:tcPr>
+          <w:p>
+            <w:pPr>
+              <w:jc w:val="left"/>
+            </w:pPr>
+            <w:r>
+              <w:rPr>
+                <w:rFonts w:ascii="Yu Gothic" w:cs="Yu Gothic" w:eastAsia="Yu Gothic" w:hAnsi="Yu Gothic"/>
+                <w:b w:val="false"/>
+                <w:bCs w:val="false"/>
+                <w:sz w:val="20"/>
+                <w:szCs w:val="20"/>
+              </w:rPr>
+              <w:t xml:space="preserve">1年目</w:t>
+            </w:r>
+          </w:p>
+        </w:tc>
+        <w:tc>
+          <w:tcPr>
+            <w:tcW w:type="dxa" w:w="1900"/>
+            <w:tcMar>
+              <w:top w:type="dxa" w:w="60"/>
+              <w:left w:type="dxa" w:w="100"/>
+              <w:bottom w:type="dxa" w:w="60"/>
+              <w:right w:type="dxa" w:w="100"/>
+            </w:tcMar>
+          </w:tcPr>
+          <w:p>
+            <w:pPr>
+              <w:jc w:val="left"/>
+            </w:pPr>
+            <w:r>
+              <w:rPr>
+                <w:rFonts w:ascii="Yu Gothic" w:cs="Yu Gothic" w:eastAsia="Yu Gothic" w:hAnsi="Yu Gothic"/>
+                <w:b w:val="false"/>
+                <w:bCs w:val="false"/>
+                <w:sz w:val="20"/>
+                <w:szCs w:val="20"/>
+              </w:rPr>
+              <w:t xml:space="preserve">0円</w:t>
+            </w:r>
+          </w:p>
+        </w:tc>
+        <w:tc>
+          <w:tcPr>
+            <w:tcW w:type="dxa" w:w="1900"/>
+            <w:tcMar>
+              <w:top w:type="dxa" w:w="60"/>
+              <w:left w:type="dxa" w:w="100"/>
+              <w:bottom w:type="dxa" w:w="60"/>
+              <w:right w:type="dxa" w:w="100"/>
+            </w:tcMar>
+          </w:tcPr>
+          <w:p>
+            <w:pPr>
+              <w:jc w:val="left"/>
+            </w:pPr>
+            <w:r>
+              <w:rPr>
+                <w:rFonts w:ascii="Yu Gothic" w:cs="Yu Gothic" w:eastAsia="Yu Gothic" w:hAnsi="Yu Gothic"/>
+                <w:b w:val="false"/>
+                <w:bCs w:val="false"/>
+                <w:sz w:val="20"/>
+                <w:szCs w:val="20"/>
+              </w:rPr>
+              <w:t xml:space="preserve">16万円</w:t>
+            </w:r>
+          </w:p>
+        </w:tc>
+        <w:tc>
+          <w:tcPr>
+            <w:tcW w:type="dxa" w:w="2000"/>
+            <w:tcMar>
+              <w:top w:type="dxa" w:w="60"/>
+              <w:left w:type="dxa" w:w="100"/>
+              <w:bottom w:type="dxa" w:w="60"/>
+              <w:right w:type="dxa" w:w="100"/>
+            </w:tcMar>
+          </w:tcPr>
+          <w:p>
+            <w:pPr>
+              <w:jc w:val="left"/>
+            </w:pPr>
+            <w:r>
+              <w:rPr>
+                <w:rFonts w:ascii="Yu Gothic" w:cs="Yu Gothic" w:eastAsia="Yu Gothic" w:hAnsi="Yu Gothic"/>
+                <w:b w:val="false"/>
+                <w:bCs w:val="false"/>
+                <w:sz w:val="20"/>
+                <w:szCs w:val="20"/>
+              </w:rPr>
+              <w:t xml:space="preserve">16万円</w:t>
+            </w:r>
+          </w:p>
+        </w:tc>
+        <w:tc>
+          <w:tcPr>
+            <w:tcW w:type="dxa" w:w="1900"/>
+            <w:tcMar>
+              <w:top w:type="dxa" w:w="60"/>
+              <w:left w:type="dxa" w:w="100"/>
+              <w:bottom w:type="dxa" w:w="60"/>
+              <w:right w:type="dxa" w:w="100"/>
+            </w:tcMar>
+          </w:tcPr>
+          <w:p>
+            <w:pPr>
+              <w:jc w:val="left"/>
+            </w:pPr>
+            <w:r>
+              <w:rPr>
+                <w:rFonts w:ascii="Yu Gothic" w:cs="Yu Gothic" w:eastAsia="Yu Gothic" w:hAnsi="Yu Gothic"/>
+                <w:b w:val="false"/>
+                <w:bCs w:val="false"/>
+                <w:sz w:val="20"/>
+                <w:szCs w:val="20"/>
+              </w:rPr>
+              <w:t xml:space="preserve">800万円</w:t>
+            </w:r>
+          </w:p>
+        </w:tc>
+      </w:tr>
+      <w:tr>
+        <w:tc>
+          <w:tcPr>
+            <w:tcW w:type="dxa" w:w="1500"/>
+            <w:shd w:fill="DCE6F1" w:val="clear"/>
+            <w:tcMar>
+              <w:top w:type="dxa" w:w="60"/>
+              <w:left w:type="dxa" w:w="100"/>
+              <w:bottom w:type="dxa" w:w="60"/>
+              <w:right w:type="dxa" w:w="100"/>
+            </w:tcMar>
+          </w:tcPr>
+          <w:p>
+            <w:pPr>
+              <w:jc w:val="left"/>
+            </w:pPr>
+            <w:r>
+              <w:rPr>
+                <w:rFonts w:ascii="Yu Gothic" w:cs="Yu Gothic" w:eastAsia="Yu Gothic" w:hAnsi="Yu Gothic"/>
+                <w:b w:val="false"/>
+                <w:bCs w:val="false"/>
+                <w:sz w:val="20"/>
+                <w:szCs w:val="20"/>
+              </w:rPr>
+              <w:t xml:space="preserve">2年目</w:t>
+            </w:r>
+          </w:p>
+        </w:tc>
+        <w:tc>
+          <w:tcPr>
+            <w:tcW w:type="dxa" w:w="1900"/>
+            <w:shd w:fill="DCE6F1" w:val="clear"/>
+            <w:tcMar>
+              <w:top w:type="dxa" w:w="60"/>
+              <w:left w:type="dxa" w:w="100"/>
+              <w:bottom w:type="dxa" w:w="60"/>
+              <w:right w:type="dxa" w:w="100"/>
+            </w:tcMar>
+          </w:tcPr>
+          <w:p>
+            <w:pPr>
+              <w:jc w:val="left"/>
+            </w:pPr>
+            <w:r>
+              <w:rPr>
+                <w:rFonts w:ascii="Yu Gothic" w:cs="Yu Gothic" w:eastAsia="Yu Gothic" w:hAnsi="Yu Gothic"/>
+                <w:b w:val="false"/>
+                <w:bCs w:val="false"/>
+                <w:sz w:val="20"/>
+                <w:szCs w:val="20"/>
+              </w:rPr>
+              <w:t xml:space="preserve">200万円</w:t>
+            </w:r>
+          </w:p>
+        </w:tc>
+        <w:tc>
+          <w:tcPr>
+            <w:tcW w:type="dxa" w:w="1900"/>
+            <w:shd w:fill="DCE6F1" w:val="clear"/>
+            <w:tcMar>
+              <w:top w:type="dxa" w:w="60"/>
+              <w:left w:type="dxa" w:w="100"/>
+              <w:bottom w:type="dxa" w:w="60"/>
+              <w:right w:type="dxa" w:w="100"/>
+            </w:tcMar>
+          </w:tcPr>
+          <w:p>
+            <w:pPr>
+              <w:jc w:val="left"/>
+            </w:pPr>
+            <w:r>
+              <w:rPr>
+                <w:rFonts w:ascii="Yu Gothic" w:cs="Yu Gothic" w:eastAsia="Yu Gothic" w:hAnsi="Yu Gothic"/>
+                <w:b w:val="false"/>
+                <w:bCs w:val="false"/>
+                <w:sz w:val="20"/>
+                <w:szCs w:val="20"/>
+              </w:rPr>
+              <w:t xml:space="preserve">16万円</w:t>
+            </w:r>
+          </w:p>
+        </w:tc>
+        <w:tc>
+          <w:tcPr>
+            <w:tcW w:type="dxa" w:w="2000"/>
+            <w:shd w:fill="DCE6F1" w:val="clear"/>
+            <w:tcMar>
+              <w:top w:type="dxa" w:w="60"/>
+              <w:left w:type="dxa" w:w="100"/>
+              <w:bottom w:type="dxa" w:w="60"/>
+              <w:right w:type="dxa" w:w="100"/>
+            </w:tcMar>
+          </w:tcPr>
+          <w:p>
+            <w:pPr>
+              <w:jc w:val="left"/>
+            </w:pPr>
+            <w:r>
+              <w:rPr>
+                <w:rFonts w:ascii="Yu Gothic" w:cs="Yu Gothic" w:eastAsia="Yu Gothic" w:hAnsi="Yu Gothic"/>
+                <w:b w:val="false"/>
+                <w:bCs w:val="false"/>
+                <w:sz w:val="20"/>
+                <w:szCs w:val="20"/>
+              </w:rPr>
+              <w:t xml:space="preserve">216万円</w:t>
+            </w:r>
+          </w:p>
+        </w:tc>
+        <w:tc>
+          <w:tcPr>
+            <w:tcW w:type="dxa" w:w="1900"/>
+            <w:shd w:fill="DCE6F1" w:val="clear"/>
+            <w:tcMar>
+              <w:top w:type="dxa" w:w="60"/>
+              <w:left w:type="dxa" w:w="100"/>
+              <w:bottom w:type="dxa" w:w="60"/>
+              <w:right w:type="dxa" w:w="100"/>
+            </w:tcMar>
+          </w:tcPr>
+          <w:p>
+            <w:pPr>
+              <w:jc w:val="left"/>
+            </w:pPr>
+            <w:r>
+              <w:rPr>
+                <w:rFonts w:ascii="Yu Gothic" w:cs="Yu Gothic" w:eastAsia="Yu Gothic" w:hAnsi="Yu Gothic"/>
+                <w:b w:val="false"/>
+                <w:bCs w:val="false"/>
+                <w:sz w:val="20"/>
+                <w:szCs w:val="20"/>
+              </w:rPr>
+              <w:t xml:space="preserve">600万円</w:t>
+            </w:r>
+          </w:p>
+        </w:tc>
+      </w:tr>
+      <w:tr>
+        <w:tc>
+          <w:tcPr>
+            <w:tcW w:type="dxa" w:w="1500"/>
+            <w:tcMar>
+              <w:top w:type="dxa" w:w="60"/>
+              <w:left w:type="dxa" w:w="100"/>
+              <w:bottom w:type="dxa" w:w="60"/>
+              <w:right w:type="dxa" w:w="100"/>
+            </w:tcMar>
+          </w:tcPr>
+          <w:p>
+            <w:pPr>
+              <w:jc w:val="left"/>
+            </w:pPr>
+            <w:r>
+              <w:rPr>
+                <w:rFonts w:ascii="Yu Gothic" w:cs="Yu Gothic" w:eastAsia="Yu Gothic" w:hAnsi="Yu Gothic"/>
+                <w:b w:val="false"/>
+                <w:bCs w:val="false"/>
+                <w:sz w:val="20"/>
+                <w:szCs w:val="20"/>
+              </w:rPr>
+              <w:t xml:space="preserve">3年目</w:t>
+            </w:r>
+          </w:p>
+        </w:tc>
+        <w:tc>
+          <w:tcPr>
+            <w:tcW w:type="dxa" w:w="1900"/>
+            <w:tcMar>
+              <w:top w:type="dxa" w:w="60"/>
+              <w:left w:type="dxa" w:w="100"/>
+              <w:bottom w:type="dxa" w:w="60"/>
+              <w:right w:type="dxa" w:w="100"/>
+            </w:tcMar>
+          </w:tcPr>
+          <w:p>
+            <w:pPr>
+              <w:jc w:val="left"/>
+            </w:pPr>
+            <w:r>
+              <w:rPr>
+                <w:rFonts w:ascii="Yu Gothic" w:cs="Yu Gothic" w:eastAsia="Yu Gothic" w:hAnsi="Yu Gothic"/>
+                <w:b w:val="false"/>
+                <w:bCs w:val="false"/>
+                <w:sz w:val="20"/>
+                <w:szCs w:val="20"/>
+              </w:rPr>
+              <w:t xml:space="preserve">200万円</w:t>
+            </w:r>
+          </w:p>
+        </w:tc>
+        <w:tc>
+          <w:tcPr>
+            <w:tcW w:type="dxa" w:w="1900"/>
+            <w:tcMar>
+              <w:top w:type="dxa" w:w="60"/>
+              <w:left w:type="dxa" w:w="100"/>
+              <w:bottom w:type="dxa" w:w="60"/>
+              <w:right w:type="dxa" w:w="100"/>
+            </w:tcMar>
+          </w:tcPr>
+          <w:p>
+            <w:pPr>
+              <w:jc w:val="left"/>
+            </w:pPr>
+            <w:r>
+              <w:rPr>
+                <w:rFonts w:ascii="Yu Gothic" w:cs="Yu Gothic" w:eastAsia="Yu Gothic" w:hAnsi="Yu Gothic"/>
+                <w:b w:val="false"/>
+                <w:bCs w:val="false"/>
+                <w:sz w:val="20"/>
+                <w:szCs w:val="20"/>
+              </w:rPr>
+              <w:t xml:space="preserve">12万円</w:t>
+            </w:r>
+          </w:p>
+        </w:tc>
+        <w:tc>
+          <w:tcPr>
+            <w:tcW w:type="dxa" w:w="2000"/>
+            <w:tcMar>
+              <w:top w:type="dxa" w:w="60"/>
+              <w:left w:type="dxa" w:w="100"/>
+              <w:bottom w:type="dxa" w:w="60"/>
+              <w:right w:type="dxa" w:w="100"/>
+            </w:tcMar>
+          </w:tcPr>
+          <w:p>
+            <w:pPr>
+              <w:jc w:val="left"/>
+            </w:pPr>
+            <w:r>
+              <w:rPr>
+                <w:rFonts w:ascii="Yu Gothic" w:cs="Yu Gothic" w:eastAsia="Yu Gothic" w:hAnsi="Yu Gothic"/>
+                <w:b w:val="false"/>
+                <w:bCs w:val="false"/>
+                <w:sz w:val="20"/>
+                <w:szCs w:val="20"/>
+              </w:rPr>
+              <w:t xml:space="preserve">212万円</w:t>
+            </w:r>
+          </w:p>
+        </w:tc>
+        <w:tc>
+          <w:tcPr>
+            <w:tcW w:type="dxa" w:w="1900"/>
+            <w:tcMar>
+              <w:top w:type="dxa" w:w="60"/>
+              <w:left w:type="dxa" w:w="100"/>
+              <w:bottom w:type="dxa" w:w="60"/>
+              <w:right w:type="dxa" w:w="100"/>
+            </w:tcMar>
+          </w:tcPr>
+          <w:p>
+            <w:pPr>
+              <w:jc w:val="left"/>
+            </w:pPr>
+            <w:r>
+              <w:rPr>
+                <w:rFonts w:ascii="Yu Gothic" w:cs="Yu Gothic" w:eastAsia="Yu Gothic" w:hAnsi="Yu Gothic"/>
+                <w:b w:val="false"/>
+                <w:bCs w:val="false"/>
+                <w:sz w:val="20"/>
+                <w:szCs w:val="20"/>
+              </w:rPr>
+              <w:t xml:space="preserve">400万円</w:t>
+            </w:r>
+          </w:p>
+        </w:tc>
+      </w:tr>
+      <w:tr>
+        <w:tc>
+          <w:tcPr>
+            <w:tcW w:type="dxa" w:w="1500"/>
+            <w:shd w:fill="DCE6F1" w:val="clear"/>
+            <w:tcMar>
+              <w:top w:type="dxa" w:w="60"/>
+              <w:left w:type="dxa" w:w="100"/>
+              <w:bottom w:type="dxa" w:w="60"/>
+              <w:right w:type="dxa" w:w="100"/>
+            </w:tcMar>
+          </w:tcPr>
+          <w:p>
+            <w:pPr>
+              <w:jc w:val="left"/>
+            </w:pPr>
+            <w:r>
+              <w:rPr>
+                <w:rFonts w:ascii="Yu Gothic" w:cs="Yu Gothic" w:eastAsia="Yu Gothic" w:hAnsi="Yu Gothic"/>
+                <w:b w:val="false"/>
+                <w:bCs w:val="false"/>
+                <w:sz w:val="20"/>
+                <w:szCs w:val="20"/>
+              </w:rPr>
+              <w:t xml:space="preserve">4年目</w:t>
+            </w:r>
+          </w:p>
+        </w:tc>
+        <w:tc>
+          <w:tcPr>
+            <w:tcW w:type="dxa" w:w="1900"/>
+            <w:shd w:fill="DCE6F1" w:val="clear"/>
+            <w:tcMar>
+              <w:top w:type="dxa" w:w="60"/>
+              <w:left w:type="dxa" w:w="100"/>
+              <w:bottom w:type="dxa" w:w="60"/>
+              <w:right w:type="dxa" w:w="100"/>
+            </w:tcMar>
+          </w:tcPr>
+          <w:p>
+            <w:pPr>
+              <w:jc w:val="left"/>
+            </w:pPr>
+            <w:r>
+              <w:rPr>
+                <w:rFonts w:ascii="Yu Gothic" w:cs="Yu Gothic" w:eastAsia="Yu Gothic" w:hAnsi="Yu Gothic"/>
+                <w:b w:val="false"/>
+                <w:bCs w:val="false"/>
+                <w:sz w:val="20"/>
+                <w:szCs w:val="20"/>
+              </w:rPr>
+              <w:t xml:space="preserve">200万円</w:t>
+            </w:r>
+          </w:p>
+        </w:tc>
+        <w:tc>
+          <w:tcPr>
+            <w:tcW w:type="dxa" w:w="1900"/>
+            <w:shd w:fill="DCE6F1" w:val="clear"/>
+            <w:tcMar>
+              <w:top w:type="dxa" w:w="60"/>
+              <w:left w:type="dxa" w:w="100"/>
+              <w:bottom w:type="dxa" w:w="60"/>
+              <w:right w:type="dxa" w:w="100"/>
+            </w:tcMar>
+          </w:tcPr>
+          <w:p>
+            <w:pPr>
+              <w:jc w:val="left"/>
+            </w:pPr>
+            <w:r>
+              <w:rPr>
+                <w:rFonts w:ascii="Yu Gothic" w:cs="Yu Gothic" w:eastAsia="Yu Gothic" w:hAnsi="Yu Gothic"/>
+                <w:b w:val="false"/>
+                <w:bCs w:val="false"/>
+                <w:sz w:val="20"/>
+                <w:szCs w:val="20"/>
+              </w:rPr>
+              <w:t xml:space="preserve">8万円</w:t>
+            </w:r>
+          </w:p>
+        </w:tc>
+        <w:tc>
+          <w:tcPr>
+            <w:tcW w:type="dxa" w:w="2000"/>
+            <w:shd w:fill="DCE6F1" w:val="clear"/>
+            <w:tcMar>
+              <w:top w:type="dxa" w:w="60"/>
+              <w:left w:type="dxa" w:w="100"/>
+              <w:bottom w:type="dxa" w:w="60"/>
+              <w:right w:type="dxa" w:w="100"/>
+            </w:tcMar>
+          </w:tcPr>
+          <w:p>
+            <w:pPr>
+              <w:jc w:val="left"/>
+            </w:pPr>
+            <w:r>
+              <w:rPr>
+                <w:rFonts w:ascii="Yu Gothic" w:cs="Yu Gothic" w:eastAsia="Yu Gothic" w:hAnsi="Yu Gothic"/>
+                <w:b w:val="false"/>
+                <w:bCs w:val="false"/>
+                <w:sz w:val="20"/>
+                <w:szCs w:val="20"/>
+              </w:rPr>
+              <w:t xml:space="preserve">208万円</w:t>
+            </w:r>
+          </w:p>
+        </w:tc>
+        <w:tc>
+          <w:tcPr>
+            <w:tcW w:type="dxa" w:w="1900"/>
+            <w:shd w:fill="DCE6F1" w:val="clear"/>
+            <w:tcMar>
+              <w:top w:type="dxa" w:w="60"/>
+              <w:left w:type="dxa" w:w="100"/>
+              <w:bottom w:type="dxa" w:w="60"/>
+              <w:right w:type="dxa" w:w="100"/>
+            </w:tcMar>
+          </w:tcPr>
+          <w:p>
+            <w:pPr>
+              <w:jc w:val="left"/>
+            </w:pPr>
+            <w:r>
+              <w:rPr>
+                <w:rFonts w:ascii="Yu Gothic" w:cs="Yu Gothic" w:eastAsia="Yu Gothic" w:hAnsi="Yu Gothic"/>
+                <w:b w:val="false"/>
+                <w:bCs w:val="false"/>
+                <w:sz w:val="20"/>
+                <w:szCs w:val="20"/>
+              </w:rPr>
+              <w:t xml:space="preserve">200万円</w:t>
+            </w:r>
+          </w:p>
+        </w:tc>
+      </w:tr>
+      <w:tr>
+        <w:tc>
+          <w:tcPr>
+            <w:tcW w:type="dxa" w:w="1500"/>
+            <w:tcMar>
+              <w:top w:type="dxa" w:w="60"/>
+              <w:left w:type="dxa" w:w="100"/>
+              <w:bottom w:type="dxa" w:w="60"/>
+              <w:right w:type="dxa" w:w="100"/>
+            </w:tcMar>
+          </w:tcPr>
+          <w:p>
+            <w:pPr>
+              <w:jc w:val="left"/>
+            </w:pPr>
+            <w:r>
+              <w:rPr>
+                <w:rFonts w:ascii="Yu Gothic" w:cs="Yu Gothic" w:eastAsia="Yu Gothic" w:hAnsi="Yu Gothic"/>
+                <w:b w:val="false"/>
+                <w:bCs w:val="false"/>
+                <w:sz w:val="20"/>
+                <w:szCs w:val="20"/>
+              </w:rPr>
+              <w:t xml:space="preserve">5年目</w:t>
+            </w:r>
+          </w:p>
+        </w:tc>
+        <w:tc>
+          <w:tcPr>
+            <w:tcW w:type="dxa" w:w="1900"/>
+            <w:tcMar>
+              <w:top w:type="dxa" w:w="60"/>
+              <w:left w:type="dxa" w:w="100"/>
+              <w:bottom w:type="dxa" w:w="60"/>
+              <w:right w:type="dxa" w:w="100"/>
+            </w:tcMar>
+          </w:tcPr>
+          <w:p>
+            <w:pPr>
+              <w:jc w:val="left"/>
+            </w:pPr>
+            <w:r>
+              <w:rPr>
+                <w:rFonts w:ascii="Yu Gothic" w:cs="Yu Gothic" w:eastAsia="Yu Gothic" w:hAnsi="Yu Gothic"/>
+                <w:b w:val="false"/>
+                <w:bCs w:val="false"/>
+                <w:sz w:val="20"/>
+                <w:szCs w:val="20"/>
+              </w:rPr>
+              <w:t xml:space="preserve">200万円</w:t>
+            </w:r>
+          </w:p>
+        </w:tc>
+        <w:tc>
+          <w:tcPr>
+            <w:tcW w:type="dxa" w:w="1900"/>
+            <w:tcMar>
+              <w:top w:type="dxa" w:w="60"/>
+              <w:left w:type="dxa" w:w="100"/>
+              <w:bottom w:type="dxa" w:w="60"/>
+              <w:right w:type="dxa" w:w="100"/>
+            </w:tcMar>
+          </w:tcPr>
+          <w:p>
+            <w:pPr>
+              <w:jc w:val="left"/>
+            </w:pPr>
+            <w:r>
+              <w:rPr>
+                <w:rFonts w:ascii="Yu Gothic" w:cs="Yu Gothic" w:eastAsia="Yu Gothic" w:hAnsi="Yu Gothic"/>
+                <w:b w:val="false"/>
+                <w:bCs w:val="false"/>
+                <w:sz w:val="20"/>
+                <w:szCs w:val="20"/>
+              </w:rPr>
+              <w:t xml:space="preserve">4万円</w:t>
+            </w:r>
+          </w:p>
+        </w:tc>
+        <w:tc>
+          <w:tcPr>
+            <w:tcW w:type="dxa" w:w="2000"/>
+            <w:tcMar>
+              <w:top w:type="dxa" w:w="60"/>
+              <w:left w:type="dxa" w:w="100"/>
+              <w:bottom w:type="dxa" w:w="60"/>
+              <w:right w:type="dxa" w:w="100"/>
+            </w:tcMar>
+          </w:tcPr>
+          <w:p>
+            <w:pPr>
+              <w:jc w:val="left"/>
+            </w:pPr>
+            <w:r>
+              <w:rPr>
+                <w:rFonts w:ascii="Yu Gothic" w:cs="Yu Gothic" w:eastAsia="Yu Gothic" w:hAnsi="Yu Gothic"/>
+                <w:b w:val="false"/>
+                <w:bCs w:val="false"/>
+                <w:sz w:val="20"/>
+                <w:szCs w:val="20"/>
+              </w:rPr>
+              <w:t xml:space="preserve">204万円</w:t>
+            </w:r>
+          </w:p>
+        </w:tc>
+        <w:tc>
+          <w:tcPr>
+            <w:tcW w:type="dxa" w:w="1900"/>
+            <w:tcMar>
+              <w:top w:type="dxa" w:w="60"/>
+              <w:left w:type="dxa" w:w="100"/>
+              <w:bottom w:type="dxa" w:w="60"/>
+              <w:right w:type="dxa" w:w="100"/>
+            </w:tcMar>
+          </w:tcPr>
+          <w:p>
+            <w:pPr>
+              <w:jc w:val="left"/>
+            </w:pPr>
+            <w:r>
+              <w:rPr>
+                <w:rFonts w:ascii="Yu Gothic" w:cs="Yu Gothic" w:eastAsia="Yu Gothic" w:hAnsi="Yu Gothic"/>
+                <w:b w:val="false"/>
+                <w:bCs w:val="false"/>
+                <w:sz w:val="20"/>
+                <w:szCs w:val="20"/>
+              </w:rPr>
+              <w:t xml:space="preserve">0円</w:t>
+            </w:r>
+          </w:p>
+        </w:tc>
+      </w:tr>
+    </w:tbl>
+    <w:p>
+      <w:pPr>
+        <w:spacing w:after="120" w:before="0"/>
+      </w:pPr>
+      <w:r>
+        <w:rPr>
+          <w:rFonts w:ascii="Yu Gothic" w:cs="Yu Gothic" w:eastAsia="Yu Gothic" w:hAnsi="Yu Gothic"/>
+        </w:rPr>
+        <w:t xml:space="preserve">返済総額：856万円(うち利息56万円)。このシナリオでは、開設資金の残りは日本政策金融公庫の融資でまかなう想定。</w:t>
+      </w:r>
+    </w:p>
+    <w:p>
+      <w:pPr>
+        <w:spacing w:after="120" w:before="0"/>
+      </w:pPr>
+      <w:r>
+        <w:rPr>
+          <w:rFonts w:ascii="Yu Gothic" w:cs="Yu Gothic" w:eastAsia="Yu Gothic" w:hAnsi="Yu Gothic"/>
+          <w:b/>
+          <w:bCs/>
+        </w:rPr>
+        <w:t xml:space="preserve">シナリオB：開設資金のほぼ全額(1,500万円)をお願いする場合</w:t>
+      </w:r>
+    </w:p>
+    <w:p>
+      <w:pPr>
+        <w:spacing w:after="120" w:before="0"/>
+      </w:pPr>
+      <w:r>
+        <w:rPr>
+          <w:rFonts w:ascii="Yu Gothic" w:cs="Yu Gothic" w:eastAsia="Yu Gothic" w:hAnsi="Yu Gothic"/>
+        </w:rPr>
+        <w:t xml:space="preserve">借入額1,500万円／据置1年間(利息のみ)／据置後6年間・元金均等返済／想定金利 年2%(仮)</w:t>
+      </w:r>
+    </w:p>
+    <w:tbl>
+      <w:tblPr>
+        <w:tblW w:type="dxa" w:w="9200"/>
+        <w:tblBorders>
+          <w:top w:val="single" w:color="auto" w:sz="4"/>
+          <w:left w:val="single" w:color="auto" w:sz="4"/>
+          <w:bottom w:val="single" w:color="auto" w:sz="4"/>
+          <w:right w:val="single" w:color="auto" w:sz="4"/>
+          <w:insideH w:val="single" w:color="auto" w:sz="4"/>
+          <w:insideV w:val="single" w:color="auto" w:sz="4"/>
+        </w:tblBorders>
+      </w:tblPr>
+      <w:tblGrid>
+        <w:gridCol w:w="1500"/>
+        <w:gridCol w:w="1900"/>
+        <w:gridCol w:w="1900"/>
+        <w:gridCol w:w="2000"/>
+        <w:gridCol w:w="1900"/>
+      </w:tblGrid>
+      <w:tr>
+        <w:trPr>
+          <w:tblHeader/>
+        </w:trPr>
+        <w:tc>
+          <w:tcPr>
+            <w:tcW w:type="dxa" w:w="1500"/>
+            <w:shd w:fill="1F4E78" w:val="clear"/>
+            <w:tcMar>
+              <w:top w:type="dxa" w:w="60"/>
+              <w:left w:type="dxa" w:w="100"/>
+              <w:bottom w:type="dxa" w:w="60"/>
+              <w:right w:type="dxa" w:w="100"/>
+            </w:tcMar>
+          </w:tcPr>
+          <w:p>
+            <w:pPr>
+              <w:jc w:val="center"/>
+            </w:pPr>
+            <w:r>
+              <w:rPr>
+                <w:rFonts w:ascii="Yu Gothic" w:cs="Yu Gothic" w:eastAsia="Yu Gothic" w:hAnsi="Yu Gothic"/>
+                <w:b/>
+                <w:bCs/>
+                <w:sz w:val="20"/>
+                <w:szCs w:val="20"/>
+              </w:rPr>
+              <w:t xml:space="preserve">年目</w:t>
+            </w:r>
+          </w:p>
+        </w:tc>
+        <w:tc>
+          <w:tcPr>
+            <w:tcW w:type="dxa" w:w="1900"/>
+            <w:shd w:fill="1F4E78" w:val="clear"/>
+            <w:tcMar>
+              <w:top w:type="dxa" w:w="60"/>
+              <w:left w:type="dxa" w:w="100"/>
+              <w:bottom w:type="dxa" w:w="60"/>
+              <w:right w:type="dxa" w:w="100"/>
+            </w:tcMar>
+          </w:tcPr>
+          <w:p>
+            <w:pPr>
+              <w:jc w:val="center"/>
+            </w:pPr>
+            <w:r>
+              <w:rPr>
+                <w:rFonts w:ascii="Yu Gothic" w:cs="Yu Gothic" w:eastAsia="Yu Gothic" w:hAnsi="Yu Gothic"/>
+                <w:b/>
+                <w:bCs/>
+                <w:sz w:val="20"/>
+                <w:szCs w:val="20"/>
+              </w:rPr>
+              <w:t xml:space="preserve">元金</w:t>
+            </w:r>
+          </w:p>
+        </w:tc>
+        <w:tc>
+          <w:tcPr>
+            <w:tcW w:type="dxa" w:w="1900"/>
+            <w:shd w:fill="1F4E78" w:val="clear"/>
+            <w:tcMar>
+              <w:top w:type="dxa" w:w="60"/>
+              <w:left w:type="dxa" w:w="100"/>
+              <w:bottom w:type="dxa" w:w="60"/>
+              <w:right w:type="dxa" w:w="100"/>
+            </w:tcMar>
+          </w:tcPr>
+          <w:p>
+            <w:pPr>
+              <w:jc w:val="center"/>
+            </w:pPr>
+            <w:r>
+              <w:rPr>
+                <w:rFonts w:ascii="Yu Gothic" w:cs="Yu Gothic" w:eastAsia="Yu Gothic" w:hAnsi="Yu Gothic"/>
+                <w:b/>
+                <w:bCs/>
+                <w:sz w:val="20"/>
+                <w:szCs w:val="20"/>
+              </w:rPr>
+              <w:t xml:space="preserve">利息</w:t>
+            </w:r>
+          </w:p>
+        </w:tc>
+        <w:tc>
+          <w:tcPr>
+            <w:tcW w:type="dxa" w:w="2000"/>
+            <w:shd w:fill="1F4E78" w:val="clear"/>
+            <w:tcMar>
+              <w:top w:type="dxa" w:w="60"/>
+              <w:left w:type="dxa" w:w="100"/>
+              <w:bottom w:type="dxa" w:w="60"/>
+              <w:right w:type="dxa" w:w="100"/>
+            </w:tcMar>
+          </w:tcPr>
+          <w:p>
+            <w:pPr>
+              <w:jc w:val="center"/>
+            </w:pPr>
+            <w:r>
+              <w:rPr>
+                <w:rFonts w:ascii="Yu Gothic" w:cs="Yu Gothic" w:eastAsia="Yu Gothic" w:hAnsi="Yu Gothic"/>
+                <w:b/>
+                <w:bCs/>
+                <w:sz w:val="20"/>
+                <w:szCs w:val="20"/>
+              </w:rPr>
+              <w:t xml:space="preserve">年間支払</w:t>
+            </w:r>
+          </w:p>
+        </w:tc>
+        <w:tc>
+          <w:tcPr>
+            <w:tcW w:type="dxa" w:w="1900"/>
+            <w:shd w:fill="1F4E78" w:val="clear"/>
+            <w:tcMar>
+              <w:top w:type="dxa" w:w="60"/>
+              <w:left w:type="dxa" w:w="100"/>
+              <w:bottom w:type="dxa" w:w="60"/>
+              <w:right w:type="dxa" w:w="100"/>
+            </w:tcMar>
+          </w:tcPr>
+          <w:p>
+            <w:pPr>
+              <w:jc w:val="center"/>
+            </w:pPr>
+            <w:r>
+              <w:rPr>
+                <w:rFonts w:ascii="Yu Gothic" w:cs="Yu Gothic" w:eastAsia="Yu Gothic" w:hAnsi="Yu Gothic"/>
+                <w:b/>
+                <w:bCs/>
+                <w:sz w:val="20"/>
+                <w:szCs w:val="20"/>
+              </w:rPr>
+              <w:t xml:space="preserve">年末残高</w:t>
+            </w:r>
+          </w:p>
+        </w:tc>
+      </w:tr>
+      <w:tr>
+        <w:tc>
+          <w:tcPr>
+            <w:tcW w:type="dxa" w:w="1500"/>
+            <w:tcMar>
+              <w:top w:type="dxa" w:w="60"/>
+              <w:left w:type="dxa" w:w="100"/>
+              <w:bottom w:type="dxa" w:w="60"/>
+              <w:right w:type="dxa" w:w="100"/>
+            </w:tcMar>
+          </w:tcPr>
+          <w:p>
+            <w:pPr>
+              <w:jc w:val="left"/>
+            </w:pPr>
+            <w:r>
+              <w:rPr>
+                <w:rFonts w:ascii="Yu Gothic" w:cs="Yu Gothic" w:eastAsia="Yu Gothic" w:hAnsi="Yu Gothic"/>
+                <w:b w:val="false"/>
+                <w:bCs w:val="false"/>
+                <w:sz w:val="20"/>
+                <w:szCs w:val="20"/>
+              </w:rPr>
+              <w:t xml:space="preserve">1年目</w:t>
+            </w:r>
+          </w:p>
+        </w:tc>
+        <w:tc>
+          <w:tcPr>
+            <w:tcW w:type="dxa" w:w="1900"/>
+            <w:tcMar>
+              <w:top w:type="dxa" w:w="60"/>
+              <w:left w:type="dxa" w:w="100"/>
+              <w:bottom w:type="dxa" w:w="60"/>
+              <w:right w:type="dxa" w:w="100"/>
+            </w:tcMar>
+          </w:tcPr>
+          <w:p>
+            <w:pPr>
+              <w:jc w:val="left"/>
+            </w:pPr>
+            <w:r>
+              <w:rPr>
+                <w:rFonts w:ascii="Yu Gothic" w:cs="Yu Gothic" w:eastAsia="Yu Gothic" w:hAnsi="Yu Gothic"/>
+                <w:b w:val="false"/>
+                <w:bCs w:val="false"/>
+                <w:sz w:val="20"/>
+                <w:szCs w:val="20"/>
+              </w:rPr>
+              <w:t xml:space="preserve">0円</w:t>
+            </w:r>
+          </w:p>
+        </w:tc>
+        <w:tc>
+          <w:tcPr>
+            <w:tcW w:type="dxa" w:w="1900"/>
+            <w:tcMar>
+              <w:top w:type="dxa" w:w="60"/>
+              <w:left w:type="dxa" w:w="100"/>
+              <w:bottom w:type="dxa" w:w="60"/>
+              <w:right w:type="dxa" w:w="100"/>
+            </w:tcMar>
+          </w:tcPr>
+          <w:p>
+            <w:pPr>
+              <w:jc w:val="left"/>
+            </w:pPr>
+            <w:r>
+              <w:rPr>
+                <w:rFonts w:ascii="Yu Gothic" w:cs="Yu Gothic" w:eastAsia="Yu Gothic" w:hAnsi="Yu Gothic"/>
+                <w:b w:val="false"/>
+                <w:bCs w:val="false"/>
+                <w:sz w:val="20"/>
+                <w:szCs w:val="20"/>
+              </w:rPr>
+              <w:t xml:space="preserve">30万円</w:t>
+            </w:r>
+          </w:p>
+        </w:tc>
+        <w:tc>
+          <w:tcPr>
+            <w:tcW w:type="dxa" w:w="2000"/>
+            <w:tcMar>
+              <w:top w:type="dxa" w:w="60"/>
+              <w:left w:type="dxa" w:w="100"/>
+              <w:bottom w:type="dxa" w:w="60"/>
+              <w:right w:type="dxa" w:w="100"/>
+            </w:tcMar>
+          </w:tcPr>
+          <w:p>
+            <w:pPr>
+              <w:jc w:val="left"/>
+            </w:pPr>
+            <w:r>
+              <w:rPr>
+                <w:rFonts w:ascii="Yu Gothic" w:cs="Yu Gothic" w:eastAsia="Yu Gothic" w:hAnsi="Yu Gothic"/>
+                <w:b w:val="false"/>
+                <w:bCs w:val="false"/>
+                <w:sz w:val="20"/>
+                <w:szCs w:val="20"/>
+              </w:rPr>
+              <w:t xml:space="preserve">30万円</w:t>
+            </w:r>
+          </w:p>
+        </w:tc>
+        <w:tc>
+          <w:tcPr>
+            <w:tcW w:type="dxa" w:w="1900"/>
+            <w:tcMar>
+              <w:top w:type="dxa" w:w="60"/>
+              <w:left w:type="dxa" w:w="100"/>
+              <w:bottom w:type="dxa" w:w="60"/>
+              <w:right w:type="dxa" w:w="100"/>
+            </w:tcMar>
+          </w:tcPr>
+          <w:p>
+            <w:pPr>
+              <w:jc w:val="left"/>
+            </w:pPr>
+            <w:r>
+              <w:rPr>
+                <w:rFonts w:ascii="Yu Gothic" w:cs="Yu Gothic" w:eastAsia="Yu Gothic" w:hAnsi="Yu Gothic"/>
+                <w:b w:val="false"/>
+                <w:bCs w:val="false"/>
+                <w:sz w:val="20"/>
+                <w:szCs w:val="20"/>
+              </w:rPr>
+              <w:t xml:space="preserve">1,500万円</w:t>
+            </w:r>
+          </w:p>
+        </w:tc>
+      </w:tr>
+      <w:tr>
+        <w:tc>
+          <w:tcPr>
+            <w:tcW w:type="dxa" w:w="1500"/>
+            <w:shd w:fill="DCE6F1" w:val="clear"/>
+            <w:tcMar>
+              <w:top w:type="dxa" w:w="60"/>
+              <w:left w:type="dxa" w:w="100"/>
+              <w:bottom w:type="dxa" w:w="60"/>
+              <w:right w:type="dxa" w:w="100"/>
+            </w:tcMar>
+          </w:tcPr>
+          <w:p>
+            <w:pPr>
+              <w:jc w:val="left"/>
+            </w:pPr>
+            <w:r>
+              <w:rPr>
+                <w:rFonts w:ascii="Yu Gothic" w:cs="Yu Gothic" w:eastAsia="Yu Gothic" w:hAnsi="Yu Gothic"/>
+                <w:b w:val="false"/>
+                <w:bCs w:val="false"/>
+                <w:sz w:val="20"/>
+                <w:szCs w:val="20"/>
+              </w:rPr>
+              <w:t xml:space="preserve">2年目</w:t>
+            </w:r>
+          </w:p>
+        </w:tc>
+        <w:tc>
+          <w:tcPr>
+            <w:tcW w:type="dxa" w:w="1900"/>
+            <w:shd w:fill="DCE6F1" w:val="clear"/>
+            <w:tcMar>
+              <w:top w:type="dxa" w:w="60"/>
+              <w:left w:type="dxa" w:w="100"/>
+              <w:bottom w:type="dxa" w:w="60"/>
+              <w:right w:type="dxa" w:w="100"/>
+            </w:tcMar>
+          </w:tcPr>
+          <w:p>
+            <w:pPr>
+              <w:jc w:val="left"/>
+            </w:pPr>
+            <w:r>
+              <w:rPr>
+                <w:rFonts w:ascii="Yu Gothic" w:cs="Yu Gothic" w:eastAsia="Yu Gothic" w:hAnsi="Yu Gothic"/>
+                <w:b w:val="false"/>
+                <w:bCs w:val="false"/>
+                <w:sz w:val="20"/>
+                <w:szCs w:val="20"/>
+              </w:rPr>
+              <w:t xml:space="preserve">250万円</w:t>
+            </w:r>
+          </w:p>
+        </w:tc>
+        <w:tc>
+          <w:tcPr>
+            <w:tcW w:type="dxa" w:w="1900"/>
+            <w:shd w:fill="DCE6F1" w:val="clear"/>
+            <w:tcMar>
+              <w:top w:type="dxa" w:w="60"/>
+              <w:left w:type="dxa" w:w="100"/>
+              <w:bottom w:type="dxa" w:w="60"/>
+              <w:right w:type="dxa" w:w="100"/>
+            </w:tcMar>
+          </w:tcPr>
+          <w:p>
+            <w:pPr>
+              <w:jc w:val="left"/>
+            </w:pPr>
+            <w:r>
+              <w:rPr>
+                <w:rFonts w:ascii="Yu Gothic" w:cs="Yu Gothic" w:eastAsia="Yu Gothic" w:hAnsi="Yu Gothic"/>
+                <w:b w:val="false"/>
+                <w:bCs w:val="false"/>
+                <w:sz w:val="20"/>
+                <w:szCs w:val="20"/>
+              </w:rPr>
+              <w:t xml:space="preserve">30万円</w:t>
+            </w:r>
+          </w:p>
+        </w:tc>
+        <w:tc>
+          <w:tcPr>
+            <w:tcW w:type="dxa" w:w="2000"/>
+            <w:shd w:fill="DCE6F1" w:val="clear"/>
+            <w:tcMar>
+              <w:top w:type="dxa" w:w="60"/>
+              <w:left w:type="dxa" w:w="100"/>
+              <w:bottom w:type="dxa" w:w="60"/>
+              <w:right w:type="dxa" w:w="100"/>
+            </w:tcMar>
+          </w:tcPr>
+          <w:p>
+            <w:pPr>
+              <w:jc w:val="left"/>
+            </w:pPr>
+            <w:r>
+              <w:rPr>
+                <w:rFonts w:ascii="Yu Gothic" w:cs="Yu Gothic" w:eastAsia="Yu Gothic" w:hAnsi="Yu Gothic"/>
+                <w:b w:val="false"/>
+                <w:bCs w:val="false"/>
+                <w:sz w:val="20"/>
+                <w:szCs w:val="20"/>
+              </w:rPr>
+              <w:t xml:space="preserve">280万円</w:t>
+            </w:r>
+          </w:p>
+        </w:tc>
+        <w:tc>
+          <w:tcPr>
+            <w:tcW w:type="dxa" w:w="1900"/>
+            <w:shd w:fill="DCE6F1" w:val="clear"/>
+            <w:tcMar>
+              <w:top w:type="dxa" w:w="60"/>
+              <w:left w:type="dxa" w:w="100"/>
+              <w:bottom w:type="dxa" w:w="60"/>
+              <w:right w:type="dxa" w:w="100"/>
+            </w:tcMar>
+          </w:tcPr>
+          <w:p>
+            <w:pPr>
+              <w:jc w:val="left"/>
+            </w:pPr>
+            <w:r>
+              <w:rPr>
+                <w:rFonts w:ascii="Yu Gothic" w:cs="Yu Gothic" w:eastAsia="Yu Gothic" w:hAnsi="Yu Gothic"/>
+                <w:b w:val="false"/>
+                <w:bCs w:val="false"/>
+                <w:sz w:val="20"/>
+                <w:szCs w:val="20"/>
+              </w:rPr>
+              <w:t xml:space="preserve">1,250万円</w:t>
+            </w:r>
+          </w:p>
+        </w:tc>
+      </w:tr>
+      <w:tr>
+        <w:tc>
+          <w:tcPr>
+            <w:tcW w:type="dxa" w:w="1500"/>
+            <w:tcMar>
+              <w:top w:type="dxa" w:w="60"/>
+              <w:left w:type="dxa" w:w="100"/>
+              <w:bottom w:type="dxa" w:w="60"/>
+              <w:right w:type="dxa" w:w="100"/>
+            </w:tcMar>
+          </w:tcPr>
+          <w:p>
+            <w:pPr>
+              <w:jc w:val="left"/>
+            </w:pPr>
+            <w:r>
+              <w:rPr>
+                <w:rFonts w:ascii="Yu Gothic" w:cs="Yu Gothic" w:eastAsia="Yu Gothic" w:hAnsi="Yu Gothic"/>
+                <w:b w:val="false"/>
+                <w:bCs w:val="false"/>
+                <w:sz w:val="20"/>
+                <w:szCs w:val="20"/>
+              </w:rPr>
+              <w:t xml:space="preserve">3年目</w:t>
+            </w:r>
+          </w:p>
+        </w:tc>
+        <w:tc>
+          <w:tcPr>
+            <w:tcW w:type="dxa" w:w="1900"/>
+            <w:tcMar>
+              <w:top w:type="dxa" w:w="60"/>
+              <w:left w:type="dxa" w:w="100"/>
+              <w:bottom w:type="dxa" w:w="60"/>
+              <w:right w:type="dxa" w:w="100"/>
+            </w:tcMar>
+          </w:tcPr>
+          <w:p>
+            <w:pPr>
+              <w:jc w:val="left"/>
+            </w:pPr>
+            <w:r>
+              <w:rPr>
+                <w:rFonts w:ascii="Yu Gothic" w:cs="Yu Gothic" w:eastAsia="Yu Gothic" w:hAnsi="Yu Gothic"/>
+                <w:b w:val="false"/>
+                <w:bCs w:val="false"/>
+                <w:sz w:val="20"/>
+                <w:szCs w:val="20"/>
+              </w:rPr>
+              <w:t xml:space="preserve">250万円</w:t>
+            </w:r>
+          </w:p>
+        </w:tc>
+        <w:tc>
+          <w:tcPr>
+            <w:tcW w:type="dxa" w:w="1900"/>
+            <w:tcMar>
+              <w:top w:type="dxa" w:w="60"/>
+              <w:left w:type="dxa" w:w="100"/>
+              <w:bottom w:type="dxa" w:w="60"/>
+              <w:right w:type="dxa" w:w="100"/>
+            </w:tcMar>
+          </w:tcPr>
+          <w:p>
+            <w:pPr>
+              <w:jc w:val="left"/>
+            </w:pPr>
+            <w:r>
+              <w:rPr>
+                <w:rFonts w:ascii="Yu Gothic" w:cs="Yu Gothic" w:eastAsia="Yu Gothic" w:hAnsi="Yu Gothic"/>
+                <w:b w:val="false"/>
+                <w:bCs w:val="false"/>
+                <w:sz w:val="20"/>
+                <w:szCs w:val="20"/>
+              </w:rPr>
+              <w:t xml:space="preserve">25万円</w:t>
+            </w:r>
+          </w:p>
+        </w:tc>
+        <w:tc>
+          <w:tcPr>
+            <w:tcW w:type="dxa" w:w="2000"/>
+            <w:tcMar>
+              <w:top w:type="dxa" w:w="60"/>
+              <w:left w:type="dxa" w:w="100"/>
+              <w:bottom w:type="dxa" w:w="60"/>
+              <w:right w:type="dxa" w:w="100"/>
+            </w:tcMar>
+          </w:tcPr>
+          <w:p>
+            <w:pPr>
+              <w:jc w:val="left"/>
+            </w:pPr>
+            <w:r>
+              <w:rPr>
+                <w:rFonts w:ascii="Yu Gothic" w:cs="Yu Gothic" w:eastAsia="Yu Gothic" w:hAnsi="Yu Gothic"/>
+                <w:b w:val="false"/>
+                <w:bCs w:val="false"/>
+                <w:sz w:val="20"/>
+                <w:szCs w:val="20"/>
+              </w:rPr>
+              <w:t xml:space="preserve">275万円</w:t>
+            </w:r>
+          </w:p>
+        </w:tc>
+        <w:tc>
+          <w:tcPr>
+            <w:tcW w:type="dxa" w:w="1900"/>
+            <w:tcMar>
+              <w:top w:type="dxa" w:w="60"/>
+              <w:left w:type="dxa" w:w="100"/>
+              <w:bottom w:type="dxa" w:w="60"/>
+              <w:right w:type="dxa" w:w="100"/>
+            </w:tcMar>
+          </w:tcPr>
+          <w:p>
+            <w:pPr>
+              <w:jc w:val="left"/>
+            </w:pPr>
+            <w:r>
+              <w:rPr>
+                <w:rFonts w:ascii="Yu Gothic" w:cs="Yu Gothic" w:eastAsia="Yu Gothic" w:hAnsi="Yu Gothic"/>
+                <w:b w:val="false"/>
+                <w:bCs w:val="false"/>
+                <w:sz w:val="20"/>
+                <w:szCs w:val="20"/>
+              </w:rPr>
+              <w:t xml:space="preserve">1,000万円</w:t>
+            </w:r>
+          </w:p>
+        </w:tc>
+      </w:tr>
+      <w:tr>
+        <w:tc>
+          <w:tcPr>
+            <w:tcW w:type="dxa" w:w="1500"/>
+            <w:shd w:fill="DCE6F1" w:val="clear"/>
+            <w:tcMar>
+              <w:top w:type="dxa" w:w="60"/>
+              <w:left w:type="dxa" w:w="100"/>
+              <w:bottom w:type="dxa" w:w="60"/>
+              <w:right w:type="dxa" w:w="100"/>
+            </w:tcMar>
+          </w:tcPr>
+          <w:p>
+            <w:pPr>
+              <w:jc w:val="left"/>
+            </w:pPr>
+            <w:r>
+              <w:rPr>
+                <w:rFonts w:ascii="Yu Gothic" w:cs="Yu Gothic" w:eastAsia="Yu Gothic" w:hAnsi="Yu Gothic"/>
+                <w:b w:val="false"/>
+                <w:bCs w:val="false"/>
+                <w:sz w:val="20"/>
+                <w:szCs w:val="20"/>
+              </w:rPr>
+              <w:t xml:space="preserve">4年目</w:t>
+            </w:r>
+          </w:p>
+        </w:tc>
+        <w:tc>
+          <w:tcPr>
+            <w:tcW w:type="dxa" w:w="1900"/>
+            <w:shd w:fill="DCE6F1" w:val="clear"/>
+            <w:tcMar>
+              <w:top w:type="dxa" w:w="60"/>
+              <w:left w:type="dxa" w:w="100"/>
+              <w:bottom w:type="dxa" w:w="60"/>
+              <w:right w:type="dxa" w:w="100"/>
+            </w:tcMar>
+          </w:tcPr>
+          <w:p>
+            <w:pPr>
+              <w:jc w:val="left"/>
+            </w:pPr>
+            <w:r>
+              <w:rPr>
+                <w:rFonts w:ascii="Yu Gothic" w:cs="Yu Gothic" w:eastAsia="Yu Gothic" w:hAnsi="Yu Gothic"/>
+                <w:b w:val="false"/>
+                <w:bCs w:val="false"/>
+                <w:sz w:val="20"/>
+                <w:szCs w:val="20"/>
+              </w:rPr>
+              <w:t xml:space="preserve">250万円</w:t>
+            </w:r>
+          </w:p>
+        </w:tc>
+        <w:tc>
+          <w:tcPr>
+            <w:tcW w:type="dxa" w:w="1900"/>
+            <w:shd w:fill="DCE6F1" w:val="clear"/>
+            <w:tcMar>
+              <w:top w:type="dxa" w:w="60"/>
+              <w:left w:type="dxa" w:w="100"/>
+              <w:bottom w:type="dxa" w:w="60"/>
+              <w:right w:type="dxa" w:w="100"/>
+            </w:tcMar>
+          </w:tcPr>
+          <w:p>
+            <w:pPr>
+              <w:jc w:val="left"/>
+            </w:pPr>
+            <w:r>
+              <w:rPr>
+                <w:rFonts w:ascii="Yu Gothic" w:cs="Yu Gothic" w:eastAsia="Yu Gothic" w:hAnsi="Yu Gothic"/>
+                <w:b w:val="false"/>
+                <w:bCs w:val="false"/>
+                <w:sz w:val="20"/>
+                <w:szCs w:val="20"/>
+              </w:rPr>
+              <w:t xml:space="preserve">20万円</w:t>
+            </w:r>
+          </w:p>
+        </w:tc>
+        <w:tc>
+          <w:tcPr>
+            <w:tcW w:type="dxa" w:w="2000"/>
+            <w:shd w:fill="DCE6F1" w:val="clear"/>
+            <w:tcMar>
+              <w:top w:type="dxa" w:w="60"/>
+              <w:left w:type="dxa" w:w="100"/>
+              <w:bottom w:type="dxa" w:w="60"/>
+              <w:right w:type="dxa" w:w="100"/>
+            </w:tcMar>
+          </w:tcPr>
+          <w:p>
+            <w:pPr>
+              <w:jc w:val="left"/>
+            </w:pPr>
+            <w:r>
+              <w:rPr>
+                <w:rFonts w:ascii="Yu Gothic" w:cs="Yu Gothic" w:eastAsia="Yu Gothic" w:hAnsi="Yu Gothic"/>
+                <w:b w:val="false"/>
+                <w:bCs w:val="false"/>
+                <w:sz w:val="20"/>
+                <w:szCs w:val="20"/>
+              </w:rPr>
+              <w:t xml:space="preserve">270万円</w:t>
+            </w:r>
+          </w:p>
+        </w:tc>
+        <w:tc>
+          <w:tcPr>
+            <w:tcW w:type="dxa" w:w="1900"/>
+            <w:shd w:fill="DCE6F1" w:val="clear"/>
+            <w:tcMar>
+              <w:top w:type="dxa" w:w="60"/>
+              <w:left w:type="dxa" w:w="100"/>
+              <w:bottom w:type="dxa" w:w="60"/>
+              <w:right w:type="dxa" w:w="100"/>
+            </w:tcMar>
+          </w:tcPr>
+          <w:p>
+            <w:pPr>
+              <w:jc w:val="left"/>
+            </w:pPr>
+            <w:r>
+              <w:rPr>
+                <w:rFonts w:ascii="Yu Gothic" w:cs="Yu Gothic" w:eastAsia="Yu Gothic" w:hAnsi="Yu Gothic"/>
+                <w:b w:val="false"/>
+                <w:bCs w:val="false"/>
+                <w:sz w:val="20"/>
+                <w:szCs w:val="20"/>
+              </w:rPr>
+              <w:t xml:space="preserve">750万円</w:t>
+            </w:r>
+          </w:p>
+        </w:tc>
+      </w:tr>
+      <w:tr>
+        <w:tc>
+          <w:tcPr>
+            <w:tcW w:type="dxa" w:w="1500"/>
+            <w:tcMar>
+              <w:top w:type="dxa" w:w="60"/>
+              <w:left w:type="dxa" w:w="100"/>
+              <w:bottom w:type="dxa" w:w="60"/>
+              <w:right w:type="dxa" w:w="100"/>
+            </w:tcMar>
+          </w:tcPr>
+          <w:p>
+            <w:pPr>
+              <w:jc w:val="left"/>
+            </w:pPr>
+            <w:r>
+              <w:rPr>
+                <w:rFonts w:ascii="Yu Gothic" w:cs="Yu Gothic" w:eastAsia="Yu Gothic" w:hAnsi="Yu Gothic"/>
+                <w:b w:val="false"/>
+                <w:bCs w:val="false"/>
+                <w:sz w:val="20"/>
+                <w:szCs w:val="20"/>
+              </w:rPr>
+              <w:t xml:space="preserve">5年目</w:t>
+            </w:r>
+          </w:p>
+        </w:tc>
+        <w:tc>
+          <w:tcPr>
+            <w:tcW w:type="dxa" w:w="1900"/>
+            <w:tcMar>
+              <w:top w:type="dxa" w:w="60"/>
+              <w:left w:type="dxa" w:w="100"/>
+              <w:bottom w:type="dxa" w:w="60"/>
+              <w:right w:type="dxa" w:w="100"/>
+            </w:tcMar>
+          </w:tcPr>
+          <w:p>
+            <w:pPr>
+              <w:jc w:val="left"/>
+            </w:pPr>
+            <w:r>
+              <w:rPr>
+                <w:rFonts w:ascii="Yu Gothic" w:cs="Yu Gothic" w:eastAsia="Yu Gothic" w:hAnsi="Yu Gothic"/>
+                <w:b w:val="false"/>
+                <w:bCs w:val="false"/>
+                <w:sz w:val="20"/>
+                <w:szCs w:val="20"/>
+              </w:rPr>
+              <w:t xml:space="preserve">250万円</w:t>
+            </w:r>
+          </w:p>
+        </w:tc>
+        <w:tc>
+          <w:tcPr>
+            <w:tcW w:type="dxa" w:w="1900"/>
+            <w:tcMar>
+              <w:top w:type="dxa" w:w="60"/>
+              <w:left w:type="dxa" w:w="100"/>
+              <w:bottom w:type="dxa" w:w="60"/>
+              <w:right w:type="dxa" w:w="100"/>
+            </w:tcMar>
+          </w:tcPr>
+          <w:p>
+            <w:pPr>
+              <w:jc w:val="left"/>
+            </w:pPr>
+            <w:r>
+              <w:rPr>
+                <w:rFonts w:ascii="Yu Gothic" w:cs="Yu Gothic" w:eastAsia="Yu Gothic" w:hAnsi="Yu Gothic"/>
+                <w:b w:val="false"/>
+                <w:bCs w:val="false"/>
+                <w:sz w:val="20"/>
+                <w:szCs w:val="20"/>
+              </w:rPr>
+              <w:t xml:space="preserve">15万円</w:t>
+            </w:r>
+          </w:p>
+        </w:tc>
+        <w:tc>
+          <w:tcPr>
+            <w:tcW w:type="dxa" w:w="2000"/>
+            <w:tcMar>
+              <w:top w:type="dxa" w:w="60"/>
+              <w:left w:type="dxa" w:w="100"/>
+              <w:bottom w:type="dxa" w:w="60"/>
+              <w:right w:type="dxa" w:w="100"/>
+            </w:tcMar>
+          </w:tcPr>
+          <w:p>
+            <w:pPr>
+              <w:jc w:val="left"/>
+            </w:pPr>
+            <w:r>
+              <w:rPr>
+                <w:rFonts w:ascii="Yu Gothic" w:cs="Yu Gothic" w:eastAsia="Yu Gothic" w:hAnsi="Yu Gothic"/>
+                <w:b w:val="false"/>
+                <w:bCs w:val="false"/>
+                <w:sz w:val="20"/>
+                <w:szCs w:val="20"/>
+              </w:rPr>
+              <w:t xml:space="preserve">265万円</w:t>
+            </w:r>
+          </w:p>
+        </w:tc>
+        <w:tc>
+          <w:tcPr>
+            <w:tcW w:type="dxa" w:w="1900"/>
+            <w:tcMar>
+              <w:top w:type="dxa" w:w="60"/>
+              <w:left w:type="dxa" w:w="100"/>
+              <w:bottom w:type="dxa" w:w="60"/>
+              <w:right w:type="dxa" w:w="100"/>
+            </w:tcMar>
+          </w:tcPr>
+          <w:p>
+            <w:pPr>
+              <w:jc w:val="left"/>
+            </w:pPr>
+            <w:r>
+              <w:rPr>
+                <w:rFonts w:ascii="Yu Gothic" w:cs="Yu Gothic" w:eastAsia="Yu Gothic" w:hAnsi="Yu Gothic"/>
+                <w:b w:val="false"/>
+                <w:bCs w:val="false"/>
+                <w:sz w:val="20"/>
+                <w:szCs w:val="20"/>
+              </w:rPr>
+              <w:t xml:space="preserve">500万円</w:t>
+            </w:r>
+          </w:p>
+        </w:tc>
+      </w:tr>
+      <w:tr>
+        <w:tc>
+          <w:tcPr>
+            <w:tcW w:type="dxa" w:w="1500"/>
+            <w:shd w:fill="DCE6F1" w:val="clear"/>
+            <w:tcMar>
+              <w:top w:type="dxa" w:w="60"/>
+              <w:left w:type="dxa" w:w="100"/>
+              <w:bottom w:type="dxa" w:w="60"/>
+              <w:right w:type="dxa" w:w="100"/>
+            </w:tcMar>
+          </w:tcPr>
+          <w:p>
+            <w:pPr>
+              <w:jc w:val="left"/>
+            </w:pPr>
+            <w:r>
+              <w:rPr>
+                <w:rFonts w:ascii="Yu Gothic" w:cs="Yu Gothic" w:eastAsia="Yu Gothic" w:hAnsi="Yu Gothic"/>
+                <w:b w:val="false"/>
+                <w:bCs w:val="false"/>
+                <w:sz w:val="20"/>
+                <w:szCs w:val="20"/>
+              </w:rPr>
+              <w:t xml:space="preserve">6年目</w:t>
+            </w:r>
+          </w:p>
+        </w:tc>
+        <w:tc>
+          <w:tcPr>
+            <w:tcW w:type="dxa" w:w="1900"/>
+            <w:shd w:fill="DCE6F1" w:val="clear"/>
+            <w:tcMar>
+              <w:top w:type="dxa" w:w="60"/>
+              <w:left w:type="dxa" w:w="100"/>
+              <w:bottom w:type="dxa" w:w="60"/>
+              <w:right w:type="dxa" w:w="100"/>
+            </w:tcMar>
+          </w:tcPr>
+          <w:p>
+            <w:pPr>
+              <w:jc w:val="left"/>
+            </w:pPr>
+            <w:r>
+              <w:rPr>
+                <w:rFonts w:ascii="Yu Gothic" w:cs="Yu Gothic" w:eastAsia="Yu Gothic" w:hAnsi="Yu Gothic"/>
+                <w:b w:val="false"/>
+                <w:bCs w:val="false"/>
+                <w:sz w:val="20"/>
+                <w:szCs w:val="20"/>
+              </w:rPr>
+              <w:t xml:space="preserve">250万円</w:t>
+            </w:r>
+          </w:p>
+        </w:tc>
+        <w:tc>
+          <w:tcPr>
+            <w:tcW w:type="dxa" w:w="1900"/>
+            <w:shd w:fill="DCE6F1" w:val="clear"/>
+            <w:tcMar>
+              <w:top w:type="dxa" w:w="60"/>
+              <w:left w:type="dxa" w:w="100"/>
+              <w:bottom w:type="dxa" w:w="60"/>
+              <w:right w:type="dxa" w:w="100"/>
+            </w:tcMar>
+          </w:tcPr>
+          <w:p>
+            <w:pPr>
+              <w:jc w:val="left"/>
+            </w:pPr>
+            <w:r>
+              <w:rPr>
+                <w:rFonts w:ascii="Yu Gothic" w:cs="Yu Gothic" w:eastAsia="Yu Gothic" w:hAnsi="Yu Gothic"/>
+                <w:b w:val="false"/>
+                <w:bCs w:val="false"/>
+                <w:sz w:val="20"/>
+                <w:szCs w:val="20"/>
+              </w:rPr>
+              <w:t xml:space="preserve">10万円</w:t>
+            </w:r>
+          </w:p>
+        </w:tc>
+        <w:tc>
+          <w:tcPr>
+            <w:tcW w:type="dxa" w:w="2000"/>
+            <w:shd w:fill="DCE6F1" w:val="clear"/>
+            <w:tcMar>
+              <w:top w:type="dxa" w:w="60"/>
+              <w:left w:type="dxa" w:w="100"/>
+              <w:bottom w:type="dxa" w:w="60"/>
+              <w:right w:type="dxa" w:w="100"/>
+            </w:tcMar>
+          </w:tcPr>
+          <w:p>
+            <w:pPr>
+              <w:jc w:val="left"/>
+            </w:pPr>
+            <w:r>
+              <w:rPr>
+                <w:rFonts w:ascii="Yu Gothic" w:cs="Yu Gothic" w:eastAsia="Yu Gothic" w:hAnsi="Yu Gothic"/>
+                <w:b w:val="false"/>
+                <w:bCs w:val="false"/>
+                <w:sz w:val="20"/>
+                <w:szCs w:val="20"/>
+              </w:rPr>
+              <w:t xml:space="preserve">260万円</w:t>
+            </w:r>
+          </w:p>
+        </w:tc>
+        <w:tc>
+          <w:tcPr>
+            <w:tcW w:type="dxa" w:w="1900"/>
+            <w:shd w:fill="DCE6F1" w:val="clear"/>
+            <w:tcMar>
+              <w:top w:type="dxa" w:w="60"/>
+              <w:left w:type="dxa" w:w="100"/>
+              <w:bottom w:type="dxa" w:w="60"/>
+              <w:right w:type="dxa" w:w="100"/>
+            </w:tcMar>
+          </w:tcPr>
+          <w:p>
+            <w:pPr>
+              <w:jc w:val="left"/>
+            </w:pPr>
+            <w:r>
+              <w:rPr>
+                <w:rFonts w:ascii="Yu Gothic" w:cs="Yu Gothic" w:eastAsia="Yu Gothic" w:hAnsi="Yu Gothic"/>
+                <w:b w:val="false"/>
+                <w:bCs w:val="false"/>
+                <w:sz w:val="20"/>
+                <w:szCs w:val="20"/>
+              </w:rPr>
+              <w:t xml:space="preserve">250万円</w:t>
+            </w:r>
+          </w:p>
+        </w:tc>
+      </w:tr>
+      <w:tr>
+        <w:tc>
+          <w:tcPr>
+            <w:tcW w:type="dxa" w:w="1500"/>
+            <w:tcMar>
+              <w:top w:type="dxa" w:w="60"/>
+              <w:left w:type="dxa" w:w="100"/>
+              <w:bottom w:type="dxa" w:w="60"/>
+              <w:right w:type="dxa" w:w="100"/>
+            </w:tcMar>
+          </w:tcPr>
+          <w:p>
+            <w:pPr>
+              <w:jc w:val="left"/>
+            </w:pPr>
+            <w:r>
+              <w:rPr>
+                <w:rFonts w:ascii="Yu Gothic" w:cs="Yu Gothic" w:eastAsia="Yu Gothic" w:hAnsi="Yu Gothic"/>
+                <w:b w:val="false"/>
+                <w:bCs w:val="false"/>
+                <w:sz w:val="20"/>
+                <w:szCs w:val="20"/>
+              </w:rPr>
+              <w:t xml:space="preserve">7年目</w:t>
+            </w:r>
+          </w:p>
+        </w:tc>
+        <w:tc>
+          <w:tcPr>
+            <w:tcW w:type="dxa" w:w="1900"/>
+            <w:tcMar>
+              <w:top w:type="dxa" w:w="60"/>
+              <w:left w:type="dxa" w:w="100"/>
+              <w:bottom w:type="dxa" w:w="60"/>
+              <w:right w:type="dxa" w:w="100"/>
+            </w:tcMar>
+          </w:tcPr>
+          <w:p>
+            <w:pPr>
+              <w:jc w:val="left"/>
+            </w:pPr>
+            <w:r>
+              <w:rPr>
+                <w:rFonts w:ascii="Yu Gothic" w:cs="Yu Gothic" w:eastAsia="Yu Gothic" w:hAnsi="Yu Gothic"/>
+                <w:b w:val="false"/>
+                <w:bCs w:val="false"/>
+                <w:sz w:val="20"/>
+                <w:szCs w:val="20"/>
+              </w:rPr>
+              <w:t xml:space="preserve">250万円</w:t>
+            </w:r>
+          </w:p>
+        </w:tc>
+        <w:tc>
+          <w:tcPr>
+            <w:tcW w:type="dxa" w:w="1900"/>
+            <w:tcMar>
+              <w:top w:type="dxa" w:w="60"/>
+              <w:left w:type="dxa" w:w="100"/>
+              <w:bottom w:type="dxa" w:w="60"/>
+              <w:right w:type="dxa" w:w="100"/>
+            </w:tcMar>
+          </w:tcPr>
+          <w:p>
+            <w:pPr>
+              <w:jc w:val="left"/>
+            </w:pPr>
+            <w:r>
+              <w:rPr>
+                <w:rFonts w:ascii="Yu Gothic" w:cs="Yu Gothic" w:eastAsia="Yu Gothic" w:hAnsi="Yu Gothic"/>
+                <w:b w:val="false"/>
+                <w:bCs w:val="false"/>
+                <w:sz w:val="20"/>
+                <w:szCs w:val="20"/>
+              </w:rPr>
+              <w:t xml:space="preserve">5万円</w:t>
+            </w:r>
+          </w:p>
+        </w:tc>
+        <w:tc>
+          <w:tcPr>
+            <w:tcW w:type="dxa" w:w="2000"/>
+            <w:tcMar>
+              <w:top w:type="dxa" w:w="60"/>
+              <w:left w:type="dxa" w:w="100"/>
+              <w:bottom w:type="dxa" w:w="60"/>
+              <w:right w:type="dxa" w:w="100"/>
+            </w:tcMar>
+          </w:tcPr>
+          <w:p>
+            <w:pPr>
+              <w:jc w:val="left"/>
+            </w:pPr>
+            <w:r>
+              <w:rPr>
+                <w:rFonts w:ascii="Yu Gothic" w:cs="Yu Gothic" w:eastAsia="Yu Gothic" w:hAnsi="Yu Gothic"/>
+                <w:b w:val="false"/>
+                <w:bCs w:val="false"/>
+                <w:sz w:val="20"/>
+                <w:szCs w:val="20"/>
+              </w:rPr>
+              <w:t xml:space="preserve">255万円</w:t>
+            </w:r>
+          </w:p>
+        </w:tc>
+        <w:tc>
+          <w:tcPr>
+            <w:tcW w:type="dxa" w:w="1900"/>
+            <w:tcMar>
+              <w:top w:type="dxa" w:w="60"/>
+              <w:left w:type="dxa" w:w="100"/>
+              <w:bottom w:type="dxa" w:w="60"/>
+              <w:right w:type="dxa" w:w="100"/>
+            </w:tcMar>
+          </w:tcPr>
+          <w:p>
+            <w:pPr>
+              <w:jc w:val="left"/>
+            </w:pPr>
+            <w:r>
+              <w:rPr>
+                <w:rFonts w:ascii="Yu Gothic" w:cs="Yu Gothic" w:eastAsia="Yu Gothic" w:hAnsi="Yu Gothic"/>
+                <w:b w:val="false"/>
+                <w:bCs w:val="false"/>
+                <w:sz w:val="20"/>
+                <w:szCs w:val="20"/>
+              </w:rPr>
+              <w:t xml:space="preserve">0円</w:t>
+            </w:r>
+          </w:p>
+        </w:tc>
+      </w:tr>
+    </w:tbl>
+    <w:p>
+      <w:pPr>
+        <w:spacing w:after="120" w:before="0"/>
+      </w:pPr>
+      <w:r>
+        <w:rPr>
+          <w:rFonts w:ascii="Yu Gothic" w:cs="Yu Gothic" w:eastAsia="Yu Gothic" w:hAnsi="Yu Gothic"/>
+        </w:rPr>
+        <w:t xml:space="preserve">返済総額：1,635万円(うち利息135万円)。</w:t>
+      </w:r>
+    </w:p>
+    <w:p>
+      <w:pPr>
+        <w:spacing w:after="160"/>
+      </w:pPr>
+      <w:r>
+        <w:rPr>
+          <w:rFonts w:ascii="Yu Gothic" w:cs="Yu Gothic" w:eastAsia="Yu Gothic" w:hAnsi="Yu Gothic"/>
+          <w:i/>
+          <w:iCs/>
+          <w:color w:val="806000"/>
+          <w:sz w:val="18"/>
+          <w:szCs w:val="18"/>
+        </w:rPr>
+        <w:t xml:space="preserve">※いずれも年2%を仮の金利とした参考値。実際の金利・返済期間・据置期間は会長との相談のうえ決定する。また第10章の5ヵ年収支シミュレーションでは、開所後2〜3年間は営業赤字が続く前提であるため、この返済額を営業キャッシュフローだけで賄うのは厳しく、据置期間の延長や返済額の見直しを早期に相談できる関係性を築いておくことが重要。</w:t>
+      </w:r>
+    </w:p>
+    <w:p>
+      <w:pPr>
+        <w:spacing w:after="120" w:before="0"/>
+      </w:pPr>
+      <w:r>
+        <w:rPr>
+          <w:rFonts w:ascii="Yu Gothic" w:cs="Yu Gothic" w:eastAsia="Yu Gothic" w:hAnsi="Yu Gothic"/>
+        </w:rPr>
+        <w:t xml:space="preserve">万一の返済遅延時の考え方：据置期間・返済額の見直しについて早い段階で相談する、役員報酬の圧縮など事業側で取れる対応を優先する、厳しい時期を想定した資金繰りを並行して検討する――という誠実な対応方針をあらかじめ共有しておく。</w:t>
       </w:r>
     </w:p>
     <w:p>
@@ -9255,7 +12811,7 @@
                 <w:sz w:val="20"/>
                 <w:szCs w:val="20"/>
               </w:rPr>
-              <w:t xml:space="preserve">サビ管確保リスク</w:t>
+              <w:t xml:space="preserve">自己資金過少リスク</w:t>
             </w:r>
           </w:p>
         </w:tc>
@@ -9281,7 +12837,7 @@
                 <w:sz w:val="20"/>
                 <w:szCs w:val="20"/>
               </w:rPr>
-              <w:t xml:space="preserve">人員基準上の必須職種であり、確保できないと指定自体が受けられない</w:t>
+              <w:t xml:space="preserve">自己資金が薄く、金融機関・会長への説明で本気度を疑われやすい</w:t>
             </w:r>
           </w:p>
         </w:tc>
@@ -9307,7 +12863,7 @@
                 <w:sz w:val="20"/>
                 <w:szCs w:val="20"/>
               </w:rPr>
-              <w:t xml:space="preserve">早期に複数候補へ打診、研修受講スケジュールを逆算して動く</w:t>
+              <w:t xml:space="preserve">丸山氏が事業に専念する姿勢、豊口氏が経営責任を持つ体制、具体的な返済計画(第9章)を明示。開業後は役員報酬を抑制し返済を優先する方針を共有</w:t>
             </w:r>
           </w:p>
         </w:tc>
@@ -9336,7 +12892,7 @@
                 <w:sz w:val="20"/>
                 <w:szCs w:val="20"/>
               </w:rPr>
-              <w:t xml:space="preserve">稼働率未達リスク</w:t>
+              <w:t xml:space="preserve">会長からの借入不成立・条件未確定リスク</w:t>
             </w:r>
           </w:p>
         </w:tc>
@@ -9363,7 +12919,7 @@
                 <w:sz w:val="20"/>
                 <w:szCs w:val="20"/>
               </w:rPr>
-              <w:t xml:space="preserve">開所直後は利用者確保に時間がかかり収入が計画を下回りやすい</w:t>
+              <w:t xml:space="preserve">第9-2章の借入は金額・金利・返済条件とも「検討中のたたき台」であり確定していない</w:t>
             </w:r>
           </w:p>
         </w:tc>
@@ -9390,7 +12946,7 @@
                 <w:sz w:val="20"/>
                 <w:szCs w:val="20"/>
               </w:rPr>
-              <w:t xml:space="preserve">特別支援学校・相談支援事業所・基幹相談支援センターへの早期営業、立ち上げ期の運転資金を厚めに確保</w:t>
+              <w:t xml:space="preserve">公庫融資を主軸としつつ会長借入を上乗せの位置づけとし、不成立でも開設資金が大きく毀損しない資金計画(自己資金＋公庫融資の組み合わせ)を並行して用意する</w:t>
             </w:r>
           </w:p>
         </w:tc>
@@ -9418,7 +12974,7 @@
                 <w:sz w:val="20"/>
                 <w:szCs w:val="20"/>
               </w:rPr>
-              <w:t xml:space="preserve">人材採用・定着リスク</w:t>
+              <w:t xml:space="preserve">稼働率未達リスク</w:t>
             </w:r>
           </w:p>
         </w:tc>
@@ -9444,7 +13000,7 @@
                 <w:sz w:val="20"/>
                 <w:szCs w:val="20"/>
               </w:rPr>
-              <w:t xml:space="preserve">介護・福祉業界全体で人手不足が深刻</w:t>
+              <w:t xml:space="preserve">開所直後は利用者確保に時間がかかり収入が計画を下回りやすい。現時点で確定した紹介ルートはまだない</w:t>
             </w:r>
           </w:p>
         </w:tc>
@@ -9470,7 +13026,7 @@
                 <w:sz w:val="20"/>
                 <w:szCs w:val="20"/>
               </w:rPr>
-              <w:t xml:space="preserve">処遇改善加算の最大限活用、働きやすい勤務シフト設計</w:t>
+              <w:t xml:space="preserve">特別支援学校・相談支援事業所・基幹相談支援センターへの開所前からの挨拶回り・営業、会長等協力者の人脈も活用、立ち上げ期の運転資金を厚めに確保</w:t>
             </w:r>
           </w:p>
         </w:tc>
@@ -9499,7 +13055,7 @@
                 <w:sz w:val="20"/>
                 <w:szCs w:val="20"/>
               </w:rPr>
-              <w:t xml:space="preserve">報酬改定リスク</w:t>
+              <w:t xml:space="preserve">人材採用・定着リスク</w:t>
             </w:r>
           </w:p>
         </w:tc>
@@ -9526,7 +13082,7 @@
                 <w:sz w:val="20"/>
                 <w:szCs w:val="20"/>
               </w:rPr>
-              <w:t xml:space="preserve">3年に一度の報酬改定で単位数・加算要件が変動する(次回は2027年度が目安)</w:t>
+              <w:t xml:space="preserve">生活支援員等(サビ管以外)は今後採用が必要。介護・福祉業界全体で人手不足が深刻</w:t>
             </w:r>
           </w:p>
         </w:tc>
@@ -9553,7 +13109,7 @@
                 <w:sz w:val="20"/>
                 <w:szCs w:val="20"/>
               </w:rPr>
-              <w:t xml:space="preserve">複数シナリオでの収支試算、加算取得率の高い運営体制の構築</w:t>
+              <w:t xml:space="preserve">処遇改善加算の最大限活用、働きやすい勤務シフト設計、「一緒に作る」職場文化の明確化(第2-4章)</w:t>
             </w:r>
           </w:p>
         </w:tc>
@@ -9581,7 +13137,7 @@
                 <w:sz w:val="20"/>
                 <w:szCs w:val="20"/>
               </w:rPr>
-              <w:t xml:space="preserve">物件確保リスク</w:t>
+              <w:t xml:space="preserve">経営体制・役割分担リスク</w:t>
             </w:r>
           </w:p>
         </w:tc>
@@ -9607,7 +13163,7 @@
                 <w:sz w:val="20"/>
                 <w:szCs w:val="20"/>
               </w:rPr>
-              <w:t xml:space="preserve">バリアフリー改修可能な物件が地域内で限られる</w:t>
+              <w:t xml:space="preserve">丸山氏(現場)と豊口氏(経営)の二人体制のため、意思決定の分担・優先順位づけが曖昧だと運営が滞る恐れ</w:t>
             </w:r>
           </w:p>
         </w:tc>
@@ -9633,7 +13189,7 @@
                 <w:sz w:val="20"/>
                 <w:szCs w:val="20"/>
               </w:rPr>
-              <w:t xml:space="preserve">早期の物件探索開始、居抜き・福祉施設転用可能物件を優先的に探す</w:t>
+              <w:t xml:space="preserve">第5-0章の役割分担表を運営規程・業務分掌として明文化し、定例の意思疎通の場を設ける</w:t>
             </w:r>
           </w:p>
         </w:tc>
@@ -9662,7 +13218,7 @@
                 <w:sz w:val="20"/>
                 <w:szCs w:val="20"/>
               </w:rPr>
-              <w:t xml:space="preserve">資金調達リスク</w:t>
+              <w:t xml:space="preserve">報酬改定リスク</w:t>
             </w:r>
           </w:p>
         </w:tc>
@@ -9689,7 +13245,7 @@
                 <w:sz w:val="20"/>
                 <w:szCs w:val="20"/>
               </w:rPr>
-              <w:t xml:space="preserve">金融機関の融資審査が長引く、希望額に届かない</w:t>
+              <w:t xml:space="preserve">3年に一度の報酬改定で単位数・加算要件が変動する(次回は2027年度が目安)</w:t>
             </w:r>
           </w:p>
         </w:tc>
@@ -9716,7 +13272,87 @@
                 <w:sz w:val="20"/>
                 <w:szCs w:val="20"/>
               </w:rPr>
-              <w:t xml:space="preserve">複数の金融機関・公庫へ並行相談、自己資金比率を高める、補助金の並行申請</w:t>
+              <w:t xml:space="preserve">複数シナリオでの収支試算、加算取得率の高い運営体制の構築</w:t>
+            </w:r>
+          </w:p>
+        </w:tc>
+      </w:tr>
+      <w:tr>
+        <w:tc>
+          <w:tcPr>
+            <w:tcW w:type="dxa" w:w="2200"/>
+            <w:tcMar>
+              <w:top w:type="dxa" w:w="60"/>
+              <w:left w:type="dxa" w:w="100"/>
+              <w:bottom w:type="dxa" w:w="60"/>
+              <w:right w:type="dxa" w:w="100"/>
+            </w:tcMar>
+          </w:tcPr>
+          <w:p>
+            <w:pPr>
+              <w:jc w:val="left"/>
+            </w:pPr>
+            <w:r>
+              <w:rPr>
+                <w:rFonts w:ascii="Yu Gothic" w:cs="Yu Gothic" w:eastAsia="Yu Gothic" w:hAnsi="Yu Gothic"/>
+                <w:b w:val="false"/>
+                <w:bCs w:val="false"/>
+                <w:sz w:val="20"/>
+                <w:szCs w:val="20"/>
+              </w:rPr>
+              <w:t xml:space="preserve">物件確保リスク</w:t>
+            </w:r>
+          </w:p>
+        </w:tc>
+        <w:tc>
+          <w:tcPr>
+            <w:tcW w:type="dxa" w:w="3600"/>
+            <w:tcMar>
+              <w:top w:type="dxa" w:w="60"/>
+              <w:left w:type="dxa" w:w="100"/>
+              <w:bottom w:type="dxa" w:w="60"/>
+              <w:right w:type="dxa" w:w="100"/>
+            </w:tcMar>
+          </w:tcPr>
+          <w:p>
+            <w:pPr>
+              <w:jc w:val="left"/>
+            </w:pPr>
+            <w:r>
+              <w:rPr>
+                <w:rFonts w:ascii="Yu Gothic" w:cs="Yu Gothic" w:eastAsia="Yu Gothic" w:hAnsi="Yu Gothic"/>
+                <w:b w:val="false"/>
+                <w:bCs w:val="false"/>
+                <w:sz w:val="20"/>
+                <w:szCs w:val="20"/>
+              </w:rPr>
+              <w:t xml:space="preserve">バリアフリー改修可能な物件が佐伯区・西区で見つかるとは限らない(現時点で契約物件なし)</w:t>
+            </w:r>
+          </w:p>
+        </w:tc>
+        <w:tc>
+          <w:tcPr>
+            <w:tcW w:type="dxa" w:w="3500"/>
+            <w:tcMar>
+              <w:top w:type="dxa" w:w="60"/>
+              <w:left w:type="dxa" w:w="100"/>
+              <w:bottom w:type="dxa" w:w="60"/>
+              <w:right w:type="dxa" w:w="100"/>
+            </w:tcMar>
+          </w:tcPr>
+          <w:p>
+            <w:pPr>
+              <w:jc w:val="left"/>
+            </w:pPr>
+            <w:r>
+              <w:rPr>
+                <w:rFonts w:ascii="Yu Gothic" w:cs="Yu Gothic" w:eastAsia="Yu Gothic" w:hAnsi="Yu Gothic"/>
+                <w:b w:val="false"/>
+                <w:bCs w:val="false"/>
+                <w:sz w:val="20"/>
+                <w:szCs w:val="20"/>
+              </w:rPr>
+              <w:t xml:space="preserve">早期の物件探索開始、居抜き・福祉施設転用可能物件を優先的に探す、会長等の紹介・心当たりも依頼する</w:t>
             </w:r>
           </w:p>
         </w:tc>
@@ -9752,7 +13388,7 @@
         <w:rPr>
           <w:rFonts w:ascii="Yu Gothic" w:cs="Yu Gothic" w:eastAsia="Yu Gothic" w:hAnsi="Yu Gothic"/>
         </w:rPr>
-        <w:t xml:space="preserve">広島市 健康福祉局障害福祉部 障害自立支援課へ事前相談の予約(TEL：082-504-2841)</w:t>
+        <w:t xml:space="preserve">丸山氏のサービス管理責任者要件(研修修了証・実務経験証明書等)の証跡を整理し、指定申請に備える</w:t>
       </w:r>
     </w:p>
     <w:p>
@@ -9768,7 +13404,7 @@
         <w:rPr>
           <w:rFonts w:ascii="Yu Gothic" w:cs="Yu Gothic" w:eastAsia="Yu Gothic" w:hAnsi="Yu Gothic"/>
         </w:rPr>
-        <w:t xml:space="preserve">サービス管理責任者候補への打診・研修受講状況の確認</w:t>
+        <w:t xml:space="preserve">会長への提案(第9-2章の返済プラン・想定問答)をブラッシュアップし、面談日程を調整する</w:t>
       </w:r>
     </w:p>
     <w:p>
@@ -9784,7 +13420,7 @@
         <w:rPr>
           <w:rFonts w:ascii="Yu Gothic" w:cs="Yu Gothic" w:eastAsia="Yu Gothic" w:hAnsi="Yu Gothic"/>
         </w:rPr>
-        <w:t xml:space="preserve">法人形態の最終決定(合同会社/株式会社)、司法書士への設立依頼</w:t>
+        <w:t xml:space="preserve">広島市 健康福祉局障害福祉部 障害自立支援課へ事前相談の予約(TEL：082-504-2841)</w:t>
       </w:r>
     </w:p>
     <w:p>
@@ -9800,7 +13436,7 @@
         <w:rPr>
           <w:rFonts w:ascii="Yu Gothic" w:cs="Yu Gothic" w:eastAsia="Yu Gothic" w:hAnsi="Yu Gothic"/>
         </w:rPr>
-        <w:t xml:space="preserve">開設候補エリアの絞り込みと物件情報収集(不動産会社への問い合わせ)</w:t>
+        <w:t xml:space="preserve">法人形態の最終決定(合同会社/株式会社)、司法書士への設立依頼</w:t>
       </w:r>
     </w:p>
     <w:p>
@@ -9816,7 +13452,7 @@
         <w:rPr>
           <w:rFonts w:ascii="Yu Gothic" w:cs="Yu Gothic" w:eastAsia="Yu Gothic" w:hAnsi="Yu Gothic"/>
         </w:rPr>
-        <w:t xml:space="preserve">日本政策金融公庫・地方銀行・信用金庫への創業融資相談(複数行に打診)</w:t>
+        <w:t xml:space="preserve">開設候補エリア(佐伯区・西区)の物件情報収集(不動産会社への問い合わせ、会長への心当たり相談)</w:t>
       </w:r>
     </w:p>
     <w:p>
@@ -9832,7 +13468,7 @@
         <w:rPr>
           <w:rFonts w:ascii="Yu Gothic" w:cs="Yu Gothic" w:eastAsia="Yu Gothic" w:hAnsi="Yu Gothic"/>
         </w:rPr>
-        <w:t xml:space="preserve">広島市の障害福祉サービス整備補助金の窓口確認</w:t>
+        <w:t xml:space="preserve">日本政策金融公庫・地方銀行・信用金庫への創業融資相談(複数行に打診)</w:t>
       </w:r>
     </w:p>
     <w:p>
@@ -9848,7 +13484,7 @@
         <w:rPr>
           <w:rFonts w:ascii="Yu Gothic" w:cs="Yu Gothic" w:eastAsia="Yu Gothic" w:hAnsi="Yu Gothic"/>
         </w:rPr>
-        <w:t xml:space="preserve">競合事業所・地域の需給状況調査(第4章の空欄を埋める)</w:t>
+        <w:t xml:space="preserve">広島市の障害福祉サービス整備補助金の窓口確認</w:t>
       </w:r>
     </w:p>
     <w:p>
@@ -9864,7 +13500,7 @@
         <w:rPr>
           <w:rFonts w:ascii="Yu Gothic" w:cs="Yu Gothic" w:eastAsia="Yu Gothic" w:hAnsi="Yu Gothic"/>
         </w:rPr>
-        <w:t xml:space="preserve">別紙Excel収支計画の前提条件を、現地見積り・最新単価表で確定させる</w:t>
+        <w:t xml:space="preserve">競合事業所・地域の需給状況調査(第4章の空欄を埋める)</w:t>
       </w:r>
     </w:p>
     <w:p>
@@ -9880,7 +13516,23 @@
         <w:rPr>
           <w:rFonts w:ascii="Yu Gothic" w:cs="Yu Gothic" w:eastAsia="Yu Gothic" w:hAnsi="Yu Gothic"/>
         </w:rPr>
-        <w:t xml:space="preserve">本書をもとに、金融機関提出用の最終版を確認・印刷</w:t>
+        <w:t xml:space="preserve">別紙Excel収支計画の前提条件を、現地見積り・最新単価表で確定させる</w:t>
+      </w:r>
+    </w:p>
+    <w:p>
+      <w:pPr>
+        <w:pStyle w:val="ListParagraph"/>
+        <w:numPr>
+          <w:ilvl w:val="0"/>
+          <w:numId w:val="1"/>
+        </w:numPr>
+        <w:spacing w:after="80"/>
+      </w:pPr>
+      <w:r>
+        <w:rPr>
+          <w:rFonts w:ascii="Yu Gothic" w:cs="Yu Gothic" w:eastAsia="Yu Gothic" w:hAnsi="Yu Gothic"/>
+        </w:rPr>
+        <w:t xml:space="preserve">本書をもとに、金融機関・会長提出用の最終版を確認・印刷</w:t>
       </w:r>
     </w:p>
     <w:p>

--- a/business-plan/事業計画書_生活介護_広島市.docx
+++ b/business-plan/事業計画書_生活介護_広島市.docx
@@ -493,7 +493,7 @@
                 <w:sz w:val="19"/>
                 <w:szCs w:val="19"/>
               </w:rPr>
-              <w:t xml:space="preserve">障害支援区分5・6を中心とする重度対応を基本としつつ、区分を問わず幅広く受け入れ</w:t>
+              <w:t xml:space="preserve">障害支援区分5・6を中心とする重度対応を基本としつつ、生活介護の利用要件(障害支援区分3以上、50歳以上は区分2以上)の範囲内で障害種別を限定せず受け入れ</w:t>
             </w:r>
           </w:p>
         </w:tc>
@@ -713,7 +713,7 @@
                 <w:sz w:val="19"/>
                 <w:szCs w:val="19"/>
               </w:rPr>
-              <w:t xml:space="preserve">初期投資合計 約6,400万円に対し、現時点の調達見込みは約4,000万円。約2,400万円の資金ギャップが最重要課題(第9章)</w:t>
+              <w:t xml:space="preserve">5ヵ年の累積資金需要を踏まえた真の必要総額は約1億1,011万円(設備投資等約3,065万円＋5年間の累積営業赤字約7,946万円)。現時点の調達見込みは約4,000万円で、約7,011万円の資金ギャップが最重要課題(第9章)</w:t>
             </w:r>
           </w:p>
         </w:tc>
@@ -1623,7 +1623,7 @@
         <w:rPr>
           <w:rFonts w:ascii="Yu Gothic" w:cs="Yu Gothic" w:eastAsia="Yu Gothic" w:hAnsi="Yu Gothic"/>
         </w:rPr>
-        <w:t xml:space="preserve">障害支援区分5・6を中心とする重度対応を基本方針としつつ、区分を問わず幅広く受け入れる。「活動的＝身体的にたくさん動ける人」という意味にはせず、重度の方にも、その人なりの仕事・外出・楽しみ・役割・挑戦を見つけていく。医療的ケア(喀痰吸引・経管栄養等)の受け入れ可否は、看護職員の体制(第6章)と照らして受け入れ可能な範囲を明文化し、対応できない場合は正直に伝える。</w:t>
+        <w:t xml:space="preserve">障害支援区分5・6を中心とする重度対応を基本方針としつつ、生活介護の利用要件(障害支援区分3以上、50歳以上は区分2以上)の範囲内で、障害種別を限定せず受け入れる。「活動的＝身体的にたくさん動ける人」という意味にはせず、重度の方にも、その人なりの仕事・外出・楽しみ・役割・挑戦を見つけていく。医療的ケア(喀痰吸引・経管栄養等)の受け入れ可否は、看護職員の体制(第6章)と照らして受け入れ可能な範囲を明文化し、対応できない場合は正直に伝える。</w:t>
       </w:r>
     </w:p>
     <w:p>
@@ -1684,7 +1684,7 @@
         <w:rPr>
           <w:rFonts w:ascii="Yu Gothic" w:cs="Yu Gothic" w:eastAsia="Yu Gothic" w:hAnsi="Yu Gothic"/>
         </w:rPr>
-        <w:t xml:space="preserve">障害支援区分5・6を中心とする重度対応を基本方針としつつ、区分を問わず幅広く受け入れる「地域のセーフティネット」となる。</w:t>
+        <w:t xml:space="preserve">障害支援区分5・6を中心とする重度対応を基本方針としつつ、生活介護の利用要件(障害支援区分3以上、50歳以上は区分2以上)の範囲内で障害種別を限定しない「地域のセーフティネット」となる。</w:t>
       </w:r>
     </w:p>
     <w:p>
@@ -2042,7 +2042,7 @@
                 <w:sz w:val="19"/>
                 <w:szCs w:val="19"/>
               </w:rPr>
-              <w:t xml:space="preserve">障害支援区分5・6を中心に、区分を問わず幅広く受け入れ</w:t>
+              <w:t xml:space="preserve">障害支援区分5・6を中心に、生活介護の利用要件(障害支援区分3以上、50歳以上は区分2以上)の範囲内で障害種別を限定せず受け入れ</w:t>
             </w:r>
           </w:p>
         </w:tc>
@@ -4920,7 +4920,7 @@
                 <w:sz w:val="19"/>
                 <w:szCs w:val="19"/>
               </w:rPr>
-              <w:t xml:space="preserve">平均障害支援区分に応じて配置比率が変動(6-2参照)。分母は前年度の平均利用者数。新規指定時は定員の90%とみなす</w:t>
+              <w:t xml:space="preserve">看護職員・PT/OT・生活支援員の総数が平均障害支援区分に応じた配置比率(6-2参照)を満たすこと。分母は前年度の平均利用者数。新規指定時は定員の90%とみなす</w:t>
             </w:r>
           </w:p>
         </w:tc>
@@ -4946,7 +4946,7 @@
                 <w:sz w:val="19"/>
                 <w:szCs w:val="19"/>
               </w:rPr>
-              <w:t xml:space="preserve">常勤換算で1名以上は常勤が必要</w:t>
+              <w:t xml:space="preserve">常勤換算で1名以上は常勤が必要。3職種は合算した総数で配置比率を判定する(別々に上乗せするものではない)</w:t>
             </w:r>
           </w:p>
         </w:tc>
@@ -5002,7 +5002,7 @@
                 <w:sz w:val="19"/>
                 <w:szCs w:val="19"/>
               </w:rPr>
-              <w:t xml:space="preserve">生活介護の単位ごとに常勤換算1以上が必置。生活支援員等への兼務は不可</w:t>
+              <w:t xml:space="preserve">生活介護の単位ごとに1以上が必置(上記総数の内数)</w:t>
             </w:r>
           </w:p>
         </w:tc>
@@ -5029,7 +5029,7 @@
                 <w:sz w:val="19"/>
                 <w:szCs w:val="19"/>
               </w:rPr>
-              <w:t xml:space="preserve">医療的ケア対象者の有無にかかわらず必置。非常勤の組み合わせで常勤換算1.0を満たす設計も可</w:t>
+              <w:t xml:space="preserve">医療的ケア対象者の有無にかかわらず必置。非常勤の組み合わせでの充足も可</w:t>
             </w:r>
           </w:p>
         </w:tc>
@@ -5083,7 +5083,7 @@
                 <w:sz w:val="19"/>
                 <w:szCs w:val="19"/>
               </w:rPr>
-              <w:t xml:space="preserve">機能訓練を運営規程に位置付ける場合は配置が必須</w:t>
+              <w:t xml:space="preserve">機能訓練を運営規程に位置付ける場合は配置が必須(上記総数の内数)</w:t>
             </w:r>
           </w:p>
         </w:tc>
@@ -5109,7 +5109,7 @@
                 <w:sz w:val="19"/>
                 <w:szCs w:val="19"/>
               </w:rPr>
-              <w:t xml:space="preserve">確保困難な場合、看護師等での代替が認められる余地があるが自治体の個別判断のため要確認</w:t>
+              <w:t xml:space="preserve">確保困難な場合、機能訓練を行う能力を有する看護師等での代替が可能(基準省令の明文規定)</w:t>
             </w:r>
           </w:p>
         </w:tc>
@@ -5192,7 +5192,7 @@
                 <w:sz w:val="19"/>
                 <w:szCs w:val="19"/>
               </w:rPr>
-              <w:t xml:space="preserve">非常勤・嘱託契約で対応可能</w:t>
+              <w:t xml:space="preserve">非常勤・嘱託契約で対応可能。健康管理等の必要性が乏しい場合は配置しないことも可</w:t>
             </w:r>
           </w:p>
         </w:tc>
@@ -5213,6 +5213,22 @@
           <w:szCs w:val="24"/>
         </w:rPr>
         <w:t xml:space="preserve">6-2. 平均障害支援区分別の必要人員(定員20名、分母は定員×90%=18名)</w:t>
+      </w:r>
+    </w:p>
+    <w:p>
+      <w:pPr>
+        <w:spacing w:after="160" w:before="80"/>
+      </w:pPr>
+      <w:r>
+        <w:rPr>
+          <w:rFonts w:ascii="Yu Gothic" w:cs="Yu Gothic" w:eastAsia="Yu Gothic" w:hAnsi="Yu Gothic"/>
+          <w:b/>
+          <w:bCs/>
+          <w:color w:val="C00000"/>
+          <w:sz w:val="20"/>
+          <w:szCs w:val="20"/>
+        </w:rPr>
+        <w:t xml:space="preserve">⚠ 改訂(重要)：以下の必要人数は「看護職員・PT/OT・生活支援員の総数」の最低ラインである。v2初版はこの総数と同じ人数を「生活支援員等」だけに個別配置し、看護職員・PT/OTをその外側に上乗せしていたが、これは基準省令の読み違いだった(専門家レビューで指摘)。6-3章で正しい構成に修正している。</w:t>
       </w:r>
     </w:p>
     <w:tbl>
@@ -5314,7 +5330,7 @@
                 <w:sz w:val="19"/>
                 <w:szCs w:val="19"/>
               </w:rPr>
-              <w:t xml:space="preserve">定員20名の必要人数(常勤換算)</w:t>
+              <w:t xml:space="preserve">定員20名の必要総数(看護＋PT/OT＋生活支援員、常勤換算)</w:t>
             </w:r>
           </w:p>
         </w:tc>
@@ -5637,7 +5653,7 @@
                 <w:sz w:val="19"/>
                 <w:szCs w:val="19"/>
               </w:rPr>
-              <w:t xml:space="preserve">18÷3 = 6.0名</w:t>
+              <w:t xml:space="preserve">18÷3 = 6.0名(法定最低ライン)</w:t>
             </w:r>
           </w:p>
         </w:tc>
@@ -5710,7 +5726,7 @@
         <w:rPr>
           <w:rFonts w:ascii="Yu Gothic" w:cs="Yu Gothic" w:eastAsia="Yu Gothic" w:hAnsi="Yu Gothic"/>
         </w:rPr>
-        <w:t xml:space="preserve">看護職員・機能訓練指導員は、人員基準上、生活支援員等への兼務ができない独立した必置(または運営規程上の必須)職種として計上している(改訂前の計画では、この2職種を生活支援員等に含めて兼務させる設計になっており、指定審査の観点で致命的な誤りだった)。</w:t>
+        <w:t xml:space="preserve">法定最低ラインは「看護職員・PT/OT・生活支援員の総数6.0名」である。本計画では、理念(重度対応・小グループでの地域外出等)を実現するため、法定最低ラインに1.4名を上乗せした総数7.4名を配置する設計とする。これは基準違反ではなく理念実現のための意図的な経営判断としての増員であり、人員配置体制加算(配置比率を基準より手厚くした場合に算定できる加算)の対象になり得る上乗せでもある(第10-4章参照。単位数は要確認)。</w:t>
       </w:r>
     </w:p>
     <w:tbl>
@@ -6136,7 +6152,7 @@
                 <w:sz w:val="19"/>
                 <w:szCs w:val="19"/>
               </w:rPr>
-              <w:t xml:space="preserve">配置基準(3:1)に基づく自動計算。送迎はシフト内で輪番対応</w:t>
+              <w:t xml:space="preserve">送迎はシフト内で輪番対応</w:t>
             </w:r>
           </w:p>
         </w:tc>
@@ -6702,7 +6718,7 @@
                 <w:sz w:val="19"/>
                 <w:szCs w:val="19"/>
               </w:rPr>
-              <w:t xml:space="preserve">小計</w:t>
+              <w:t xml:space="preserve">小計(看護・PT/OT・生活支援員の総数7.4名＋管理者・事務員等)</w:t>
             </w:r>
           </w:p>
         </w:tc>
@@ -6806,7 +6822,7 @@
                 <w:sz w:val="19"/>
                 <w:szCs w:val="19"/>
               </w:rPr>
-              <w:t xml:space="preserve"/>
+              <w:t xml:space="preserve">総数7.4名(法定最低6.0名+上乗せ1.4名)＋管理者兼サビ管1名＋事務員0.5名</w:t>
             </w:r>
           </w:p>
         </w:tc>
@@ -7094,7 +7110,7 @@
           <w:sz w:val="18"/>
           <w:szCs w:val="18"/>
         </w:rPr>
-        <w:t xml:space="preserve">※上記に加えて、豊口氏の役員報酬(Year1-2は月10万円、Year3以降は月30万円を想定)を別建てで計上(第10章)。</w:t>
+        <w:t xml:space="preserve">※上記に加えて、豊口氏の役員報酬(Year1-2は月10万円、Year3以降は月30万円を想定)を別建てで計上(第10章)。この人件費構成・金額は法定最低ラインに対する上乗せ配置を前提としており、収支を圧迫する主因の一つでもある。上乗せ幅の圧縮は赤字幅を縮小させる現実的な選択肢として第10-4章で検討する。</w:t>
       </w:r>
     </w:p>
     <w:p>
@@ -7414,7 +7430,7 @@
                 <w:sz w:val="19"/>
                 <w:szCs w:val="19"/>
               </w:rPr>
-              <w:t xml:space="preserve">16:00〜17:30</w:t>
+              <w:t xml:space="preserve">16:45〜18:15</w:t>
             </w:r>
           </w:p>
         </w:tc>
@@ -7555,6 +7571,22 @@
         </w:tc>
       </w:tr>
     </w:tbl>
+    <w:p>
+      <w:pPr>
+        <w:spacing w:after="160" w:before="80"/>
+      </w:pPr>
+      <w:r>
+        <w:rPr>
+          <w:rFonts w:ascii="Yu Gothic" w:cs="Yu Gothic" w:eastAsia="Yu Gothic" w:hAnsi="Yu Gothic"/>
+          <w:b/>
+          <w:bCs/>
+          <w:color w:val="C00000"/>
+          <w:sz w:val="20"/>
+          <w:szCs w:val="20"/>
+        </w:rPr>
+        <w:t xml:space="preserve">⚠ 夕送迎の開始をサービス提供終了時刻(16:45)以降に修正した。改訂前は送迎(夕)が16:00開始となっており、16:00に退所する利用者のサービス提供時間が6時間30分にとどまり、964単位を算定できないという自己矛盾があった。このシフトでは生活支援員の勤務終了が18:15前後になるため、実際の週間勤務シフト(早番・遅番、休憩、有給・研修日)を開所前に作成し、常勤換算6.0名(総数7.4名)で法定基準を満たしたまま回せるかを検証すること。</w:t>
+      </w:r>
+    </w:p>
     <w:p>
       <w:pPr>
         <w:pStyle w:val="Heading2"/>
@@ -9205,7 +9237,7 @@
         <w:rPr>
           <w:rFonts w:ascii="Yu Gothic" w:cs="Yu Gothic" w:eastAsia="Yu Gothic" w:hAnsi="Yu Gothic"/>
         </w:rPr>
-        <w:t xml:space="preserve">一方、用途変更確認申請(必要な場合、1〜3か月)・消防法令適合の確認・物件探索・看護職員等の採用が新たな律速要因として明確になった。これらを踏まえると、最短でも8か月、現実的には10〜12か月を見込むべきである。</w:t>
+        <w:t xml:space="preserve">一方、用途変更確認申請(必要な場合、1〜3か月)・消防法令適合の確認・物件探索・看護職員等の採用が新たな律速要因として明確になった。事前相談(開設の9〜12か月前が目安)から逆算すると、最短でも9か月、現実的には10〜12か月を見込むべきである。</w:t>
       </w:r>
     </w:p>
     <w:p>
@@ -9626,7 +9658,7 @@
                 <w:sz w:val="19"/>
                 <w:szCs w:val="19"/>
               </w:rPr>
-              <w:t xml:space="preserve">延床200㎡超で必須</w:t>
+              <w:t xml:space="preserve">延床200㎡超は原則必要だが、転用元が類似用途の場合は不要となる余地あり(建築士の判定待ち)</w:t>
             </w:r>
           </w:p>
         </w:tc>
@@ -10252,7 +10284,7 @@
                 <w:sz w:val="19"/>
                 <w:szCs w:val="19"/>
               </w:rPr>
-              <w:t xml:space="preserve">約3,337万円</w:t>
+              <w:t xml:space="preserve">約3,321万円</w:t>
             </w:r>
           </w:p>
         </w:tc>
@@ -10334,7 +10366,7 @@
                 <w:sz w:val="19"/>
                 <w:szCs w:val="19"/>
               </w:rPr>
-              <w:t xml:space="preserve">約6,402万円</w:t>
+              <w:t xml:space="preserve">約6,386万円</w:t>
             </w:r>
           </w:p>
         </w:tc>
@@ -10400,6 +10432,22 @@
         <w:t xml:space="preserve">9-2. 資金調達計画(新設：使途と調達を突合)</w:t>
       </w:r>
     </w:p>
+    <w:p>
+      <w:pPr>
+        <w:spacing w:after="160" w:before="80"/>
+      </w:pPr>
+      <w:r>
+        <w:rPr>
+          <w:rFonts w:ascii="Yu Gothic" w:cs="Yu Gothic" w:eastAsia="Yu Gothic" w:hAnsi="Yu Gothic"/>
+          <w:b/>
+          <w:bCs/>
+          <w:color w:val="C00000"/>
+          <w:sz w:val="20"/>
+          <w:szCs w:val="20"/>
+        </w:rPr>
+        <w:t xml:space="preserve">⚠ 改訂(最重要)：v2初版は「運転資金＝Year1の資金繰りが最も枯渇する時点の不足額」として初期投資合計を約6,402万円、資金ギャップを約2,400万円としていた。しかし第10章の5ヵ年収支計画によれば、Year2以降も営業赤字・現金流出が続き、5年間の累積キャッシュフローは約▲7,946万円に達する(別紙Excel「収支計画5年」参照)。Year1の運転資金だけでは、開所後およそ15〜16か月目(Year2の半ば)で資金が尽きる計算になる。</w:t>
+      </w:r>
+    </w:p>
     <w:tbl>
       <w:tblPr>
         <w:tblW w:type="dxa" w:w="9300"/>
@@ -10413,8 +10461,9 @@
         </w:tblBorders>
       </w:tblPr>
       <w:tblGrid>
-        <w:gridCol w:w="4500"/>
-        <w:gridCol w:w="4800"/>
+        <w:gridCol w:w="4000"/>
+        <w:gridCol w:w="2500"/>
+        <w:gridCol w:w="2800"/>
       </w:tblGrid>
       <w:tr>
         <w:trPr>
@@ -10422,7 +10471,7 @@
         </w:trPr>
         <w:tc>
           <w:tcPr>
-            <w:tcW w:type="dxa" w:w="4500"/>
+            <w:tcW w:type="dxa" w:w="4000"/>
             <w:shd w:fill="1F4E78" w:val="clear"/>
             <w:tcMar>
               <w:top w:type="dxa" w:w="60"/>
@@ -10449,7 +10498,7 @@
         </w:tc>
         <w:tc>
           <w:tcPr>
-            <w:tcW w:type="dxa" w:w="4800"/>
+            <w:tcW w:type="dxa" w:w="2500"/>
             <w:shd w:fill="1F4E78" w:val="clear"/>
             <w:tcMar>
               <w:top w:type="dxa" w:w="60"/>
@@ -10474,57 +10523,273 @@
             </w:r>
           </w:p>
         </w:tc>
+        <w:tc>
+          <w:tcPr>
+            <w:tcW w:type="dxa" w:w="2800"/>
+            <w:shd w:fill="1F4E78" w:val="clear"/>
+            <w:tcMar>
+              <w:top w:type="dxa" w:w="60"/>
+              <w:left w:type="dxa" w:w="100"/>
+              <w:bottom w:type="dxa" w:w="60"/>
+              <w:right w:type="dxa" w:w="100"/>
+            </w:tcMar>
+          </w:tcPr>
+          <w:p>
+            <w:pPr>
+              <w:jc w:val="center"/>
+            </w:pPr>
+            <w:r>
+              <w:rPr>
+                <w:rFonts w:ascii="Yu Gothic" w:cs="Yu Gothic" w:eastAsia="Yu Gothic" w:hAnsi="Yu Gothic"/>
+                <w:b/>
+                <w:bCs/>
+                <w:sz w:val="19"/>
+                <w:szCs w:val="19"/>
+              </w:rPr>
+              <w:t xml:space="preserve">備考</w:t>
+            </w:r>
+          </w:p>
+        </w:tc>
       </w:tr>
       <w:tr>
         <w:tc>
           <w:tcPr>
-            <w:tcW w:type="dxa" w:w="4500"/>
-            <w:tcMar>
-              <w:top w:type="dxa" w:w="60"/>
-              <w:left w:type="dxa" w:w="100"/>
-              <w:bottom w:type="dxa" w:w="60"/>
-              <w:right w:type="dxa" w:w="100"/>
-            </w:tcMar>
-          </w:tcPr>
-          <w:p>
-            <w:pPr>
-              <w:jc w:val="left"/>
-            </w:pPr>
-            <w:r>
-              <w:rPr>
-                <w:rFonts w:ascii="Yu Gothic" w:cs="Yu Gothic" w:eastAsia="Yu Gothic" w:hAnsi="Yu Gothic"/>
-                <w:b w:val="false"/>
-                <w:bCs w:val="false"/>
-                <w:sz w:val="19"/>
-                <w:szCs w:val="19"/>
-              </w:rPr>
-              <w:t xml:space="preserve">初期投資合計(運転資金込)</w:t>
-            </w:r>
-          </w:p>
-        </w:tc>
-        <w:tc>
-          <w:tcPr>
-            <w:tcW w:type="dxa" w:w="4800"/>
-            <w:tcMar>
-              <w:top w:type="dxa" w:w="60"/>
-              <w:left w:type="dxa" w:w="100"/>
-              <w:bottom w:type="dxa" w:w="60"/>
-              <w:right w:type="dxa" w:w="100"/>
-            </w:tcMar>
-          </w:tcPr>
-          <w:p>
-            <w:pPr>
-              <w:jc w:val="left"/>
-            </w:pPr>
-            <w:r>
-              <w:rPr>
-                <w:rFonts w:ascii="Yu Gothic" w:cs="Yu Gothic" w:eastAsia="Yu Gothic" w:hAnsi="Yu Gothic"/>
-                <w:b w:val="false"/>
-                <w:bCs w:val="false"/>
-                <w:sz w:val="19"/>
-                <w:szCs w:val="19"/>
-              </w:rPr>
-              <w:t xml:space="preserve">約6,402万円</w:t>
+            <w:tcW w:type="dxa" w:w="4000"/>
+            <w:tcMar>
+              <w:top w:type="dxa" w:w="60"/>
+              <w:left w:type="dxa" w:w="100"/>
+              <w:bottom w:type="dxa" w:w="60"/>
+              <w:right w:type="dxa" w:w="100"/>
+            </w:tcMar>
+          </w:tcPr>
+          <w:p>
+            <w:pPr>
+              <w:jc w:val="left"/>
+            </w:pPr>
+            <w:r>
+              <w:rPr>
+                <w:rFonts w:ascii="Yu Gothic" w:cs="Yu Gothic" w:eastAsia="Yu Gothic" w:hAnsi="Yu Gothic"/>
+                <w:b w:val="false"/>
+                <w:bCs w:val="false"/>
+                <w:sz w:val="19"/>
+                <w:szCs w:val="19"/>
+              </w:rPr>
+              <w:t xml:space="preserve">設備投資等(初期投資合計から運転資金を除いた額)</w:t>
+            </w:r>
+          </w:p>
+        </w:tc>
+        <w:tc>
+          <w:tcPr>
+            <w:tcW w:type="dxa" w:w="2500"/>
+            <w:tcMar>
+              <w:top w:type="dxa" w:w="60"/>
+              <w:left w:type="dxa" w:w="100"/>
+              <w:bottom w:type="dxa" w:w="60"/>
+              <w:right w:type="dxa" w:w="100"/>
+            </w:tcMar>
+          </w:tcPr>
+          <w:p>
+            <w:pPr>
+              <w:jc w:val="left"/>
+            </w:pPr>
+            <w:r>
+              <w:rPr>
+                <w:rFonts w:ascii="Yu Gothic" w:cs="Yu Gothic" w:eastAsia="Yu Gothic" w:hAnsi="Yu Gothic"/>
+                <w:b w:val="false"/>
+                <w:bCs w:val="false"/>
+                <w:sz w:val="19"/>
+                <w:szCs w:val="19"/>
+              </w:rPr>
+              <w:t xml:space="preserve">約3,065万円</w:t>
+            </w:r>
+          </w:p>
+        </w:tc>
+        <w:tc>
+          <w:tcPr>
+            <w:tcW w:type="dxa" w:w="2800"/>
+            <w:tcMar>
+              <w:top w:type="dxa" w:w="60"/>
+              <w:left w:type="dxa" w:w="100"/>
+              <w:bottom w:type="dxa" w:w="60"/>
+              <w:right w:type="dxa" w:w="100"/>
+            </w:tcMar>
+          </w:tcPr>
+          <w:p>
+            <w:pPr>
+              <w:jc w:val="left"/>
+            </w:pPr>
+            <w:r>
+              <w:rPr>
+                <w:rFonts w:ascii="Yu Gothic" w:cs="Yu Gothic" w:eastAsia="Yu Gothic" w:hAnsi="Yu Gothic"/>
+                <w:b w:val="false"/>
+                <w:bCs w:val="false"/>
+                <w:sz w:val="19"/>
+                <w:szCs w:val="19"/>
+              </w:rPr>
+              <w:t xml:space="preserve">物件取得・内装・用途変更・消防設備・什器・車両・採用費・法人設立費・予備費・消費税</w:t>
+            </w:r>
+          </w:p>
+        </w:tc>
+      </w:tr>
+      <w:tr>
+        <w:tc>
+          <w:tcPr>
+            <w:tcW w:type="dxa" w:w="4000"/>
+            <w:shd w:fill="DCE6F1" w:val="clear"/>
+            <w:tcMar>
+              <w:top w:type="dxa" w:w="60"/>
+              <w:left w:type="dxa" w:w="100"/>
+              <w:bottom w:type="dxa" w:w="60"/>
+              <w:right w:type="dxa" w:w="100"/>
+            </w:tcMar>
+          </w:tcPr>
+          <w:p>
+            <w:pPr>
+              <w:jc w:val="left"/>
+            </w:pPr>
+            <w:r>
+              <w:rPr>
+                <w:rFonts w:ascii="Yu Gothic" w:cs="Yu Gothic" w:eastAsia="Yu Gothic" w:hAnsi="Yu Gothic"/>
+                <w:b w:val="false"/>
+                <w:bCs w:val="false"/>
+                <w:sz w:val="19"/>
+                <w:szCs w:val="19"/>
+              </w:rPr>
+              <w:t xml:space="preserve">5ヵ年累積キャッシュフロー不足(Year1〜5)</w:t>
+            </w:r>
+          </w:p>
+        </w:tc>
+        <w:tc>
+          <w:tcPr>
+            <w:tcW w:type="dxa" w:w="2500"/>
+            <w:shd w:fill="DCE6F1" w:val="clear"/>
+            <w:tcMar>
+              <w:top w:type="dxa" w:w="60"/>
+              <w:left w:type="dxa" w:w="100"/>
+              <w:bottom w:type="dxa" w:w="60"/>
+              <w:right w:type="dxa" w:w="100"/>
+            </w:tcMar>
+          </w:tcPr>
+          <w:p>
+            <w:pPr>
+              <w:jc w:val="left"/>
+            </w:pPr>
+            <w:r>
+              <w:rPr>
+                <w:rFonts w:ascii="Yu Gothic" w:cs="Yu Gothic" w:eastAsia="Yu Gothic" w:hAnsi="Yu Gothic"/>
+                <w:b w:val="false"/>
+                <w:bCs w:val="false"/>
+                <w:sz w:val="19"/>
+                <w:szCs w:val="19"/>
+              </w:rPr>
+              <w:t xml:space="preserve">約7,946万円</w:t>
+            </w:r>
+          </w:p>
+        </w:tc>
+        <w:tc>
+          <w:tcPr>
+            <w:tcW w:type="dxa" w:w="2800"/>
+            <w:shd w:fill="DCE6F1" w:val="clear"/>
+            <w:tcMar>
+              <w:top w:type="dxa" w:w="60"/>
+              <w:left w:type="dxa" w:w="100"/>
+              <w:bottom w:type="dxa" w:w="60"/>
+              <w:right w:type="dxa" w:w="100"/>
+            </w:tcMar>
+          </w:tcPr>
+          <w:p>
+            <w:pPr>
+              <w:jc w:val="left"/>
+            </w:pPr>
+            <w:r>
+              <w:rPr>
+                <w:rFonts w:ascii="Yu Gothic" w:cs="Yu Gothic" w:eastAsia="Yu Gothic" w:hAnsi="Yu Gothic"/>
+                <w:b w:val="false"/>
+                <w:bCs w:val="false"/>
+                <w:sz w:val="19"/>
+                <w:szCs w:val="19"/>
+              </w:rPr>
+              <w:t xml:space="preserve">稼働率85%到達後も年間約753万円の営業赤字が続く前提</w:t>
+            </w:r>
+          </w:p>
+        </w:tc>
+      </w:tr>
+      <w:tr>
+        <w:tc>
+          <w:tcPr>
+            <w:tcW w:type="dxa" w:w="4000"/>
+            <w:tcMar>
+              <w:top w:type="dxa" w:w="60"/>
+              <w:left w:type="dxa" w:w="100"/>
+              <w:bottom w:type="dxa" w:w="60"/>
+              <w:right w:type="dxa" w:w="100"/>
+            </w:tcMar>
+          </w:tcPr>
+          <w:p>
+            <w:pPr>
+              <w:jc w:val="left"/>
+            </w:pPr>
+            <w:r>
+              <w:rPr>
+                <w:rFonts w:ascii="Yu Gothic" w:cs="Yu Gothic" w:eastAsia="Yu Gothic" w:hAnsi="Yu Gothic"/>
+                <w:b w:val="false"/>
+                <w:bCs w:val="false"/>
+                <w:sz w:val="19"/>
+                <w:szCs w:val="19"/>
+              </w:rPr>
+              <w:t xml:space="preserve">真の必要資金総額</w:t>
+            </w:r>
+          </w:p>
+        </w:tc>
+        <w:tc>
+          <w:tcPr>
+            <w:tcW w:type="dxa" w:w="2500"/>
+            <w:tcMar>
+              <w:top w:type="dxa" w:w="60"/>
+              <w:left w:type="dxa" w:w="100"/>
+              <w:bottom w:type="dxa" w:w="60"/>
+              <w:right w:type="dxa" w:w="100"/>
+            </w:tcMar>
+          </w:tcPr>
+          <w:p>
+            <w:pPr>
+              <w:jc w:val="left"/>
+            </w:pPr>
+            <w:r>
+              <w:rPr>
+                <w:rFonts w:ascii="Yu Gothic" w:cs="Yu Gothic" w:eastAsia="Yu Gothic" w:hAnsi="Yu Gothic"/>
+                <w:b w:val="false"/>
+                <w:bCs w:val="false"/>
+                <w:sz w:val="19"/>
+                <w:szCs w:val="19"/>
+              </w:rPr>
+              <w:t xml:space="preserve">約1億1,011万円</w:t>
+            </w:r>
+          </w:p>
+        </w:tc>
+        <w:tc>
+          <w:tcPr>
+            <w:tcW w:type="dxa" w:w="2800"/>
+            <w:tcMar>
+              <w:top w:type="dxa" w:w="60"/>
+              <w:left w:type="dxa" w:w="100"/>
+              <w:bottom w:type="dxa" w:w="60"/>
+              <w:right w:type="dxa" w:w="100"/>
+            </w:tcMar>
+          </w:tcPr>
+          <w:p>
+            <w:pPr>
+              <w:jc w:val="left"/>
+            </w:pPr>
+            <w:r>
+              <w:rPr>
+                <w:rFonts w:ascii="Yu Gothic" w:cs="Yu Gothic" w:eastAsia="Yu Gothic" w:hAnsi="Yu Gothic"/>
+                <w:b w:val="false"/>
+                <w:bCs w:val="false"/>
+                <w:sz w:val="19"/>
+                <w:szCs w:val="19"/>
+              </w:rPr>
+              <w:t xml:space="preserve"/>
             </w:r>
           </w:p>
         </w:tc>
@@ -10802,7 +11067,7 @@
                 <w:sz w:val="19"/>
                 <w:szCs w:val="19"/>
               </w:rPr>
-              <w:t xml:space="preserve">自己資金比率・事業計画の説得力次第で変動</w:t>
+              <w:t xml:space="preserve">自己資金比率が低く5年間営業赤字が続く計画のままでは楽観的すぎる可能性が高い</w:t>
             </w:r>
           </w:p>
         </w:tc>
@@ -11074,7 +11339,7 @@
                 <w:sz w:val="19"/>
                 <w:szCs w:val="19"/>
               </w:rPr>
-              <w:t xml:space="preserve">過不足</w:t>
+              <w:t xml:space="preserve">真の資金ギャップ(真の必要資金総額－調達合計)</w:t>
             </w:r>
           </w:p>
         </w:tc>
@@ -11101,7 +11366,7 @@
                 <w:sz w:val="19"/>
                 <w:szCs w:val="19"/>
               </w:rPr>
-              <w:t xml:space="preserve">約▲2,400万円(資金ギャップ)</w:t>
+              <w:t xml:space="preserve">約▲7,011万円</w:t>
             </w:r>
           </w:p>
         </w:tc>
@@ -11128,7 +11393,7 @@
                 <w:sz w:val="19"/>
                 <w:szCs w:val="19"/>
               </w:rPr>
-              <w:t xml:space="preserve"/>
+              <w:t xml:space="preserve">(参考)Year1の運転資金のみを基準にした過去の試算では約▲2,400万円としていたが、過小評価だった</w:t>
             </w:r>
           </w:p>
         </w:tc>
@@ -11147,18 +11412,87 @@
           <w:sz w:val="20"/>
           <w:szCs w:val="20"/>
         </w:rPr>
-        <w:t xml:space="preserve">⚠ 現時点の資金調達計画では、約2,400万円の資金ギャップが残る。これは「いずれ何とかする」で済ませられる規模ではなく、開所前に必ず解消すべき本計画最大の課題である。</w:t>
+        <w:t xml:space="preserve">⚠ 真の資金ギャップは約7,011万円であり、「2,400万円を埋める」という規模の課題ではない。以下の優先順で対応を検討する。</w:t>
       </w:r>
     </w:p>
     <w:p>
       <w:pPr>
-        <w:spacing w:after="120" w:before="0"/>
+        <w:pStyle w:val="ListParagraph"/>
+        <w:numPr>
+          <w:ilvl w:val="0"/>
+          <w:numId w:val="1"/>
+        </w:numPr>
+        <w:spacing w:after="80"/>
       </w:pPr>
       <w:r>
         <w:rPr>
           <w:rFonts w:ascii="Yu Gothic" w:cs="Yu Gothic" w:eastAsia="Yu Gothic" w:hAnsi="Yu Gothic"/>
         </w:rPr>
-        <w:t xml:space="preserve">対応レバー(優先順)：①居抜き物件の徹底活用による内装・消防・用途変更費の圧縮 ②内装・什器の仕様グレードダウン ③自己資金の積み増し ④会長借入の増額交渉・地方銀行の追加活用 ⑤定員18名等での段階的な開業(稼働率安定後に定員変更を申請)</w:t>
+        <w:t xml:space="preserve">収支構造そのものを見直す(最優先)：第10-4章のとおり、法定最低ラインへの人員配置の近接、取り漏れている加算の取得を反映すれば、5年間の累積不足額そのものが大きく縮小する可能性が高い。資金調達の交渉に進む前に、この再計算を必ず行う。</w:t>
+      </w:r>
+    </w:p>
+    <w:p>
+      <w:pPr>
+        <w:pStyle w:val="ListParagraph"/>
+        <w:numPr>
+          <w:ilvl w:val="0"/>
+          <w:numId w:val="1"/>
+        </w:numPr>
+        <w:spacing w:after="80"/>
+      </w:pPr>
+      <w:r>
+        <w:rPr>
+          <w:rFonts w:ascii="Yu Gothic" w:cs="Yu Gothic" w:eastAsia="Yu Gothic" w:hAnsi="Yu Gothic"/>
+        </w:rPr>
+        <w:t xml:space="preserve">居抜き物件の徹底活用による内装・消防・用途変更費の圧縮。</w:t>
+      </w:r>
+    </w:p>
+    <w:p>
+      <w:pPr>
+        <w:pStyle w:val="ListParagraph"/>
+        <w:numPr>
+          <w:ilvl w:val="0"/>
+          <w:numId w:val="1"/>
+        </w:numPr>
+        <w:spacing w:after="80"/>
+      </w:pPr>
+      <w:r>
+        <w:rPr>
+          <w:rFonts w:ascii="Yu Gothic" w:cs="Yu Gothic" w:eastAsia="Yu Gothic" w:hAnsi="Yu Gothic"/>
+        </w:rPr>
+        <w:t xml:space="preserve">多機能型化の早期検討：定員20名の生活介護単独の最低定員要件(20人以上)に反するため、定員縮小(例:定員18名)という選択肢は制度上存在しない。就労継続支援B型等との組み合わせで固定費を分散する構成を検討する。</w:t>
+      </w:r>
+    </w:p>
+    <w:p>
+      <w:pPr>
+        <w:pStyle w:val="ListParagraph"/>
+        <w:numPr>
+          <w:ilvl w:val="0"/>
+          <w:numId w:val="1"/>
+        </w:numPr>
+        <w:spacing w:after="80"/>
+      </w:pPr>
+      <w:r>
+        <w:rPr>
+          <w:rFonts w:ascii="Yu Gothic" w:cs="Yu Gothic" w:eastAsia="Yu Gothic" w:hAnsi="Yu Gothic"/>
+        </w:rPr>
+        <w:t xml:space="preserve">自己資金の積み増し、会長借入・地方銀行融資の増額交渉。</w:t>
+      </w:r>
+    </w:p>
+    <w:p>
+      <w:pPr>
+        <w:pStyle w:val="ListParagraph"/>
+        <w:numPr>
+          <w:ilvl w:val="0"/>
+          <w:numId w:val="1"/>
+        </w:numPr>
+        <w:spacing w:after="80"/>
+      </w:pPr>
+      <w:r>
+        <w:rPr>
+          <w:rFonts w:ascii="Yu Gothic" w:cs="Yu Gothic" w:eastAsia="Yu Gothic" w:hAnsi="Yu Gothic"/>
+        </w:rPr>
+        <w:t xml:space="preserve">これらを反映しても資金ギャップが解消しない場合は、開業そのものの延期、または事業構想の抜本的な見直しを選択肢に含める。</w:t>
       </w:r>
     </w:p>
     <w:p>
@@ -13338,7 +13672,7 @@
           <w:sz w:val="20"/>
           <w:szCs w:val="20"/>
         </w:rPr>
-        <w:t xml:space="preserve">⚠ これらは開設資金全体(約6,400万円)の一部であり、「ほぼ全額」ではない。営業利益がマイナスの期間が続く前提であるため、この返済額を営業キャッシュフローだけで賄うのは厳しい。据置期間の延長・返済開始時期の後ろ倒しを早期に相談できる関係性を築いておくこと。金銭消費貸借契約書の締結、会長に万一のことがあった場合の債権承継(相続)の取り扱いについても、事前に整理しておくこと。</w:t>
+        <w:t xml:space="preserve">⚠ これらは真の必要資金総額(約1億1,011万円、第9-2章)の一部にすぎない。営業利益がマイナスの期間が続く前提であるため、この返済額を営業キャッシュフローだけで賄うのは厳しい。据置期間の延長・返済開始時期の後ろ倒しを早期に相談できる関係性を築いておくこと。金銭消費貸借契約書の締結、会長に万一のことがあった場合の債権承継(相続)の取り扱いについても、事前に整理しておくこと。</w:t>
       </w:r>
     </w:p>
     <w:p>
@@ -13620,7 +13954,7 @@
                 <w:sz w:val="19"/>
                 <w:szCs w:val="19"/>
               </w:rPr>
-              <w:t xml:space="preserve">広島市＝5級地。生活介護の人件費割合(45%と仮定)を乗じ、1単位10.45円で試算(要最終確認)</w:t>
+              <w:t xml:space="preserve">広島市＝5級地。通所系サービスの人件費割合(55%)を乗じ、1単位10.55円で試算(改訂前は施設系の割合45%を誤用していたため是正。要最終確認)</w:t>
             </w:r>
           </w:p>
         </w:tc>
@@ -13759,7 +14093,7 @@
                 <w:sz w:val="19"/>
                 <w:szCs w:val="19"/>
               </w:rPr>
-              <w:t xml:space="preserve">入浴介助加算・食事提供体制加算</w:t>
+              <w:t xml:space="preserve">入浴支援加算(障害福祉の名称)・食事提供体制加算</w:t>
             </w:r>
           </w:p>
         </w:tc>
@@ -14318,7 +14652,7 @@
                 <w:sz w:val="19"/>
                 <w:szCs w:val="19"/>
               </w:rPr>
-              <w:t xml:space="preserve">約2,051万円</w:t>
+              <w:t xml:space="preserve">約2,071万円</w:t>
             </w:r>
           </w:p>
         </w:tc>
@@ -14345,7 +14679,7 @@
                 <w:sz w:val="19"/>
                 <w:szCs w:val="19"/>
               </w:rPr>
-              <w:t xml:space="preserve">約3,809万円</w:t>
+              <w:t xml:space="preserve">約3,846万円</w:t>
             </w:r>
           </w:p>
         </w:tc>
@@ -14372,7 +14706,7 @@
                 <w:sz w:val="19"/>
                 <w:szCs w:val="19"/>
               </w:rPr>
-              <w:t xml:space="preserve">約4,688万円</w:t>
+              <w:t xml:space="preserve">約4,733万円</w:t>
             </w:r>
           </w:p>
         </w:tc>
@@ -14399,7 +14733,7 @@
                 <w:sz w:val="19"/>
                 <w:szCs w:val="19"/>
               </w:rPr>
-              <w:t xml:space="preserve">約4,981万円</w:t>
+              <w:t xml:space="preserve">約5,029万円</w:t>
             </w:r>
           </w:p>
         </w:tc>
@@ -14426,7 +14760,7 @@
                 <w:sz w:val="19"/>
                 <w:szCs w:val="19"/>
               </w:rPr>
-              <w:t xml:space="preserve">約4,981万円</w:t>
+              <w:t xml:space="preserve">約5,029万円</w:t>
             </w:r>
           </w:p>
         </w:tc>
@@ -14480,7 +14814,7 @@
                 <w:sz w:val="19"/>
                 <w:szCs w:val="19"/>
               </w:rPr>
-              <w:t xml:space="preserve">約5,429万円</w:t>
+              <w:t xml:space="preserve">約5,430万円</w:t>
             </w:r>
           </w:p>
         </w:tc>
@@ -14506,7 +14840,7 @@
                 <w:sz w:val="19"/>
                 <w:szCs w:val="19"/>
               </w:rPr>
-              <w:t xml:space="preserve">約5,496万円</w:t>
+              <w:t xml:space="preserve">約5,497万円</w:t>
             </w:r>
           </w:p>
         </w:tc>
@@ -14532,7 +14866,7 @@
                 <w:sz w:val="19"/>
                 <w:szCs w:val="19"/>
               </w:rPr>
-              <w:t xml:space="preserve">約5,769万円</w:t>
+              <w:t xml:space="preserve">約5,770万円</w:t>
             </w:r>
           </w:p>
         </w:tc>
@@ -14558,7 +14892,7 @@
                 <w:sz w:val="19"/>
                 <w:szCs w:val="19"/>
               </w:rPr>
-              <w:t xml:space="preserve">約5,780万円</w:t>
+              <w:t xml:space="preserve">約5,782万円</w:t>
             </w:r>
           </w:p>
         </w:tc>
@@ -14584,7 +14918,7 @@
                 <w:sz w:val="19"/>
                 <w:szCs w:val="19"/>
               </w:rPr>
-              <w:t xml:space="preserve">約5,780万円</w:t>
+              <w:t xml:space="preserve">約5,782万円</w:t>
             </w:r>
           </w:p>
         </w:tc>
@@ -14640,7 +14974,7 @@
                 <w:sz w:val="19"/>
                 <w:szCs w:val="19"/>
               </w:rPr>
-              <w:t xml:space="preserve">▲3,378万円</w:t>
+              <w:t xml:space="preserve">▲3,359万円</w:t>
             </w:r>
           </w:p>
         </w:tc>
@@ -14667,7 +15001,7 @@
                 <w:sz w:val="19"/>
                 <w:szCs w:val="19"/>
               </w:rPr>
-              <w:t xml:space="preserve">▲1,686万円</w:t>
+              <w:t xml:space="preserve">▲1,651万円</w:t>
             </w:r>
           </w:p>
         </w:tc>
@@ -14694,7 +15028,7 @@
                 <w:sz w:val="19"/>
                 <w:szCs w:val="19"/>
               </w:rPr>
-              <w:t xml:space="preserve">▲1,080万円</w:t>
+              <w:t xml:space="preserve">▲1,037万円</w:t>
             </w:r>
           </w:p>
         </w:tc>
@@ -14721,7 +15055,7 @@
                 <w:sz w:val="19"/>
                 <w:szCs w:val="19"/>
               </w:rPr>
-              <w:t xml:space="preserve">▲798万円</w:t>
+              <w:t xml:space="preserve">▲753万円</w:t>
             </w:r>
           </w:p>
         </w:tc>
@@ -14748,7 +15082,7 @@
                 <w:sz w:val="19"/>
                 <w:szCs w:val="19"/>
               </w:rPr>
-              <w:t xml:space="preserve">▲798万円</w:t>
+              <w:t xml:space="preserve">▲753万円</w:t>
             </w:r>
           </w:p>
         </w:tc>
@@ -14802,7 +15136,7 @@
                 <w:sz w:val="19"/>
                 <w:szCs w:val="19"/>
               </w:rPr>
-              <w:t xml:space="preserve">▲164.7%</w:t>
+              <w:t xml:space="preserve">▲162.2%</w:t>
             </w:r>
           </w:p>
         </w:tc>
@@ -14828,7 +15162,7 @@
                 <w:sz w:val="19"/>
                 <w:szCs w:val="19"/>
               </w:rPr>
-              <w:t xml:space="preserve">▲44.3%</w:t>
+              <w:t xml:space="preserve">▲42.9%</w:t>
             </w:r>
           </w:p>
         </w:tc>
@@ -14854,7 +15188,7 @@
                 <w:sz w:val="19"/>
                 <w:szCs w:val="19"/>
               </w:rPr>
-              <w:t xml:space="preserve">▲23.0%</w:t>
+              <w:t xml:space="preserve">▲21.9%</w:t>
             </w:r>
           </w:p>
         </w:tc>
@@ -14880,7 +15214,7 @@
                 <w:sz w:val="19"/>
                 <w:szCs w:val="19"/>
               </w:rPr>
-              <w:t xml:space="preserve">▲16.0%</w:t>
+              <w:t xml:space="preserve">▲15.0%</w:t>
             </w:r>
           </w:p>
         </w:tc>
@@ -14906,7 +15240,7 @@
                 <w:sz w:val="19"/>
                 <w:szCs w:val="19"/>
               </w:rPr>
-              <w:t xml:space="preserve">▲16.0%</w:t>
+              <w:t xml:space="preserve">▲15.0%</w:t>
             </w:r>
           </w:p>
         </w:tc>
@@ -14958,7 +15292,7 @@
           <w:sz w:val="20"/>
           <w:szCs w:val="20"/>
         </w:rPr>
-        <w:t xml:space="preserve">⚠ 平均区分5・稼働率85%に到達するYear4〜5の時点でも、営業赤字(年間約798万円)が残る構造である。これは看護職員・機能訓練指導員を正しく計上し、面積・賃料・報酬単価・加算率を一次情報ベースで是正した結果であり、改訂前よりも赤字幅は拡大した。小規模(定員20名)・重度対応中心の生活介護が構造的に抱える収支の厳しさを正直に反映した結果である。</w:t>
+        <w:t xml:space="preserve">⚠ 平均区分5・稼働率85%に到達するYear4〜5の時点でも、営業赤字(年間約753万円)が残る構造である。さらにこの赤字が5年間累積すると約7,946万円の現金流出になり、真の必要資金は約1億1,011万円、資金ギャップは約7,011万円に達する(第9-2章)。</w:t>
       </w:r>
     </w:p>
     <w:p>
@@ -14971,7 +15305,421 @@
           <w:b/>
           <w:bCs/>
         </w:rPr>
-        <w:t xml:space="preserve">黒字化、または赤字幅の大幅な縮小に向けて、以下を今後の検討課題として明記する(本書では検証しきれていない、次のステップ)。</w:t>
+        <w:t xml:space="preserve">黒字化、または赤字幅の大幅な縮小に向けて、以下を優先順位付きの検討課題として記載する。特に1・2は、本書ではまだ金額に反映できていないが、反映すれば結論そのものが変わる可能性がある最重要項目である。</w:t>
+      </w:r>
+    </w:p>
+    <w:p>
+      <w:pPr>
+        <w:spacing w:after="120" w:before="0"/>
+      </w:pPr>
+      <w:r>
+        <w:rPr>
+          <w:rFonts w:ascii="Yu Gothic" w:cs="Yu Gothic" w:eastAsia="Yu Gothic" w:hAnsi="Yu Gothic"/>
+          <w:b/>
+          <w:bCs/>
+        </w:rPr>
+        <w:t xml:space="preserve">1. 人員配置を法定最低ラインに近づける</w:t>
+      </w:r>
+    </w:p>
+    <w:p>
+      <w:pPr>
+        <w:spacing w:after="120" w:before="0"/>
+      </w:pPr>
+      <w:r>
+        <w:rPr>
+          <w:rFonts w:ascii="Yu Gothic" w:cs="Yu Gothic" w:eastAsia="Yu Gothic" w:hAnsi="Yu Gothic"/>
+        </w:rPr>
+        <w:t xml:space="preserve">第6-3章のとおり、本計画は看護職員・PT/OT・生活支援員の総数について、法定最低ライン6.0名に対し7.4名(+1.4名)を配置している。この上乗せ幅を圧縮する(例:6.0〜6.5名程度に近づける)だけで、年間500万円前後の人件費圧縮が見込める。理念の実現とのバランスを見ながら、上乗せの必要最小限を再検討すること。</w:t>
+      </w:r>
+    </w:p>
+    <w:p>
+      <w:pPr>
+        <w:spacing w:after="120" w:before="0"/>
+      </w:pPr>
+      <w:r>
+        <w:rPr>
+          <w:rFonts w:ascii="Yu Gothic" w:cs="Yu Gothic" w:eastAsia="Yu Gothic" w:hAnsi="Yu Gothic"/>
+          <w:b/>
+          <w:bCs/>
+        </w:rPr>
+        <w:t xml:space="preserve">2. 取り漏れている加算の取得検討</w:t>
+      </w:r>
+    </w:p>
+    <w:p>
+      <w:pPr>
+        <w:spacing w:after="120" w:before="0"/>
+      </w:pPr>
+      <w:r>
+        <w:rPr>
+          <w:rFonts w:ascii="Yu Gothic" w:cs="Yu Gothic" w:eastAsia="Yu Gothic" w:hAnsi="Yu Gothic"/>
+        </w:rPr>
+        <w:t xml:space="preserve">現在の収支計画には、基本報酬・送迎加算・処遇改善加算・入浴支援加算・食事提供体制加算の5つしか収入源が織り込まれていない。以下は、本計画が既に掲げている方針を活かせば取得を狙える可能性がある加算であり、次版で収支に反映すべきものである。</w:t>
+      </w:r>
+    </w:p>
+    <w:tbl>
+      <w:tblPr>
+        <w:tblW w:type="dxa" w:w="9300"/>
+        <w:tblBorders>
+          <w:top w:val="single" w:color="auto" w:sz="4"/>
+          <w:left w:val="single" w:color="auto" w:sz="4"/>
+          <w:bottom w:val="single" w:color="auto" w:sz="4"/>
+          <w:right w:val="single" w:color="auto" w:sz="4"/>
+          <w:insideH w:val="single" w:color="auto" w:sz="4"/>
+          <w:insideV w:val="single" w:color="auto" w:sz="4"/>
+        </w:tblBorders>
+      </w:tblPr>
+      <w:tblGrid>
+        <w:gridCol w:w="3900"/>
+        <w:gridCol w:w="5400"/>
+      </w:tblGrid>
+      <w:tr>
+        <w:trPr>
+          <w:tblHeader/>
+        </w:trPr>
+        <w:tc>
+          <w:tcPr>
+            <w:tcW w:type="dxa" w:w="3900"/>
+            <w:shd w:fill="1F4E78" w:val="clear"/>
+            <w:tcMar>
+              <w:top w:type="dxa" w:w="60"/>
+              <w:left w:type="dxa" w:w="100"/>
+              <w:bottom w:type="dxa" w:w="60"/>
+              <w:right w:type="dxa" w:w="100"/>
+            </w:tcMar>
+          </w:tcPr>
+          <w:p>
+            <w:pPr>
+              <w:jc w:val="center"/>
+            </w:pPr>
+            <w:r>
+              <w:rPr>
+                <w:rFonts w:ascii="Yu Gothic" w:cs="Yu Gothic" w:eastAsia="Yu Gothic" w:hAnsi="Yu Gothic"/>
+                <w:b/>
+                <w:bCs/>
+                <w:sz w:val="19"/>
+                <w:szCs w:val="19"/>
+              </w:rPr>
+              <w:t xml:space="preserve">加算(要一次確認)</w:t>
+            </w:r>
+          </w:p>
+        </w:tc>
+        <w:tc>
+          <w:tcPr>
+            <w:tcW w:type="dxa" w:w="5400"/>
+            <w:shd w:fill="1F4E78" w:val="clear"/>
+            <w:tcMar>
+              <w:top w:type="dxa" w:w="60"/>
+              <w:left w:type="dxa" w:w="100"/>
+              <w:bottom w:type="dxa" w:w="60"/>
+              <w:right w:type="dxa" w:w="100"/>
+            </w:tcMar>
+          </w:tcPr>
+          <w:p>
+            <w:pPr>
+              <w:jc w:val="center"/>
+            </w:pPr>
+            <w:r>
+              <w:rPr>
+                <w:rFonts w:ascii="Yu Gothic" w:cs="Yu Gothic" w:eastAsia="Yu Gothic" w:hAnsi="Yu Gothic"/>
+                <w:b/>
+                <w:bCs/>
+                <w:sz w:val="19"/>
+                <w:szCs w:val="19"/>
+              </w:rPr>
+              <w:t xml:space="preserve">取得の考え方</w:t>
+            </w:r>
+          </w:p>
+        </w:tc>
+      </w:tr>
+      <w:tr>
+        <w:tc>
+          <w:tcPr>
+            <w:tcW w:type="dxa" w:w="3900"/>
+            <w:tcMar>
+              <w:top w:type="dxa" w:w="60"/>
+              <w:left w:type="dxa" w:w="100"/>
+              <w:bottom w:type="dxa" w:w="60"/>
+              <w:right w:type="dxa" w:w="100"/>
+            </w:tcMar>
+          </w:tcPr>
+          <w:p>
+            <w:pPr>
+              <w:jc w:val="left"/>
+            </w:pPr>
+            <w:r>
+              <w:rPr>
+                <w:rFonts w:ascii="Yu Gothic" w:cs="Yu Gothic" w:eastAsia="Yu Gothic" w:hAnsi="Yu Gothic"/>
+                <w:b w:val="false"/>
+                <w:bCs w:val="false"/>
+                <w:sz w:val="19"/>
+                <w:szCs w:val="19"/>
+              </w:rPr>
+              <w:t xml:space="preserve">人員配置体制加算</w:t>
+            </w:r>
+          </w:p>
+        </w:tc>
+        <w:tc>
+          <w:tcPr>
+            <w:tcW w:type="dxa" w:w="5400"/>
+            <w:tcMar>
+              <w:top w:type="dxa" w:w="60"/>
+              <w:left w:type="dxa" w:w="100"/>
+              <w:bottom w:type="dxa" w:w="60"/>
+              <w:right w:type="dxa" w:w="100"/>
+            </w:tcMar>
+          </w:tcPr>
+          <w:p>
+            <w:pPr>
+              <w:jc w:val="left"/>
+            </w:pPr>
+            <w:r>
+              <w:rPr>
+                <w:rFonts w:ascii="Yu Gothic" w:cs="Yu Gothic" w:eastAsia="Yu Gothic" w:hAnsi="Yu Gothic"/>
+                <w:b w:val="false"/>
+                <w:bCs w:val="false"/>
+                <w:sz w:val="19"/>
+                <w:szCs w:val="19"/>
+              </w:rPr>
+              <w:t xml:space="preserve">看護・PT/OT・生活支援員の総数を配置基準(3:1)よりさらに手厚くすることで算定(現状の7.4名という配置が、既にこの加算の対象水準に届いている可能性がある)</w:t>
+            </w:r>
+          </w:p>
+        </w:tc>
+      </w:tr>
+      <w:tr>
+        <w:tc>
+          <w:tcPr>
+            <w:tcW w:type="dxa" w:w="3900"/>
+            <w:shd w:fill="DCE6F1" w:val="clear"/>
+            <w:tcMar>
+              <w:top w:type="dxa" w:w="60"/>
+              <w:left w:type="dxa" w:w="100"/>
+              <w:bottom w:type="dxa" w:w="60"/>
+              <w:right w:type="dxa" w:w="100"/>
+            </w:tcMar>
+          </w:tcPr>
+          <w:p>
+            <w:pPr>
+              <w:jc w:val="left"/>
+            </w:pPr>
+            <w:r>
+              <w:rPr>
+                <w:rFonts w:ascii="Yu Gothic" w:cs="Yu Gothic" w:eastAsia="Yu Gothic" w:hAnsi="Yu Gothic"/>
+                <w:b w:val="false"/>
+                <w:bCs w:val="false"/>
+                <w:sz w:val="19"/>
+                <w:szCs w:val="19"/>
+              </w:rPr>
+              <w:t xml:space="preserve">常勤看護職員等配置加算</w:t>
+            </w:r>
+          </w:p>
+        </w:tc>
+        <w:tc>
+          <w:tcPr>
+            <w:tcW w:type="dxa" w:w="5400"/>
+            <w:shd w:fill="DCE6F1" w:val="clear"/>
+            <w:tcMar>
+              <w:top w:type="dxa" w:w="60"/>
+              <w:left w:type="dxa" w:w="100"/>
+              <w:bottom w:type="dxa" w:w="60"/>
+              <w:right w:type="dxa" w:w="100"/>
+            </w:tcMar>
+          </w:tcPr>
+          <w:p>
+            <w:pPr>
+              <w:jc w:val="left"/>
+            </w:pPr>
+            <w:r>
+              <w:rPr>
+                <w:rFonts w:ascii="Yu Gothic" w:cs="Yu Gothic" w:eastAsia="Yu Gothic" w:hAnsi="Yu Gothic"/>
+                <w:b w:val="false"/>
+                <w:bCs w:val="false"/>
+                <w:sz w:val="19"/>
+                <w:szCs w:val="19"/>
+              </w:rPr>
+              <w:t xml:space="preserve">看護職員を非常勤の組み合わせではなく常勤で配置する場合に算定余地</w:t>
+            </w:r>
+          </w:p>
+        </w:tc>
+      </w:tr>
+      <w:tr>
+        <w:tc>
+          <w:tcPr>
+            <w:tcW w:type="dxa" w:w="3900"/>
+            <w:tcMar>
+              <w:top w:type="dxa" w:w="60"/>
+              <w:left w:type="dxa" w:w="100"/>
+              <w:bottom w:type="dxa" w:w="60"/>
+              <w:right w:type="dxa" w:w="100"/>
+            </w:tcMar>
+          </w:tcPr>
+          <w:p>
+            <w:pPr>
+              <w:jc w:val="left"/>
+            </w:pPr>
+            <w:r>
+              <w:rPr>
+                <w:rFonts w:ascii="Yu Gothic" w:cs="Yu Gothic" w:eastAsia="Yu Gothic" w:hAnsi="Yu Gothic"/>
+                <w:b w:val="false"/>
+                <w:bCs w:val="false"/>
+                <w:sz w:val="19"/>
+                <w:szCs w:val="19"/>
+              </w:rPr>
+              <w:t xml:space="preserve">福祉専門職員配置等加算</w:t>
+            </w:r>
+          </w:p>
+        </w:tc>
+        <w:tc>
+          <w:tcPr>
+            <w:tcW w:type="dxa" w:w="5400"/>
+            <w:tcMar>
+              <w:top w:type="dxa" w:w="60"/>
+              <w:left w:type="dxa" w:w="100"/>
+              <w:bottom w:type="dxa" w:w="60"/>
+              <w:right w:type="dxa" w:w="100"/>
+            </w:tcMar>
+          </w:tcPr>
+          <w:p>
+            <w:pPr>
+              <w:jc w:val="left"/>
+            </w:pPr>
+            <w:r>
+              <w:rPr>
+                <w:rFonts w:ascii="Yu Gothic" w:cs="Yu Gothic" w:eastAsia="Yu Gothic" w:hAnsi="Yu Gothic"/>
+                <w:b w:val="false"/>
+                <w:bCs w:val="false"/>
+                <w:sz w:val="19"/>
+                <w:szCs w:val="19"/>
+              </w:rPr>
+              <w:t xml:space="preserve">生活支援員等のうち社会福祉士・介護福祉士等の有資格者比率、常勤割合の要件を満たす場合に算定</w:t>
+            </w:r>
+          </w:p>
+        </w:tc>
+      </w:tr>
+      <w:tr>
+        <w:tc>
+          <w:tcPr>
+            <w:tcW w:type="dxa" w:w="3900"/>
+            <w:shd w:fill="DCE6F1" w:val="clear"/>
+            <w:tcMar>
+              <w:top w:type="dxa" w:w="60"/>
+              <w:left w:type="dxa" w:w="100"/>
+              <w:bottom w:type="dxa" w:w="60"/>
+              <w:right w:type="dxa" w:w="100"/>
+            </w:tcMar>
+          </w:tcPr>
+          <w:p>
+            <w:pPr>
+              <w:jc w:val="left"/>
+            </w:pPr>
+            <w:r>
+              <w:rPr>
+                <w:rFonts w:ascii="Yu Gothic" w:cs="Yu Gothic" w:eastAsia="Yu Gothic" w:hAnsi="Yu Gothic"/>
+                <w:b w:val="false"/>
+                <w:bCs w:val="false"/>
+                <w:sz w:val="19"/>
+                <w:szCs w:val="19"/>
+              </w:rPr>
+              <w:t xml:space="preserve">重度障害者支援加算・強度行動障害支援体制加算</w:t>
+            </w:r>
+          </w:p>
+        </w:tc>
+        <w:tc>
+          <w:tcPr>
+            <w:tcW w:type="dxa" w:w="5400"/>
+            <w:shd w:fill="DCE6F1" w:val="clear"/>
+            <w:tcMar>
+              <w:top w:type="dxa" w:w="60"/>
+              <w:left w:type="dxa" w:w="100"/>
+              <w:bottom w:type="dxa" w:w="60"/>
+              <w:right w:type="dxa" w:w="100"/>
+            </w:tcMar>
+          </w:tcPr>
+          <w:p>
+            <w:pPr>
+              <w:jc w:val="left"/>
+            </w:pPr>
+            <w:r>
+              <w:rPr>
+                <w:rFonts w:ascii="Yu Gothic" w:cs="Yu Gothic" w:eastAsia="Yu Gothic" w:hAnsi="Yu Gothic"/>
+                <w:b w:val="false"/>
+                <w:bCs w:val="false"/>
+                <w:sz w:val="19"/>
+                <w:szCs w:val="19"/>
+              </w:rPr>
+              <w:t xml:space="preserve">区分5・6中心の受け入れ、強度行動障害への対応という差別化方針と直接結びつく加算</w:t>
+            </w:r>
+          </w:p>
+        </w:tc>
+      </w:tr>
+      <w:tr>
+        <w:tc>
+          <w:tcPr>
+            <w:tcW w:type="dxa" w:w="3900"/>
+            <w:tcMar>
+              <w:top w:type="dxa" w:w="60"/>
+              <w:left w:type="dxa" w:w="100"/>
+              <w:bottom w:type="dxa" w:w="60"/>
+              <w:right w:type="dxa" w:w="100"/>
+            </w:tcMar>
+          </w:tcPr>
+          <w:p>
+            <w:pPr>
+              <w:jc w:val="left"/>
+            </w:pPr>
+            <w:r>
+              <w:rPr>
+                <w:rFonts w:ascii="Yu Gothic" w:cs="Yu Gothic" w:eastAsia="Yu Gothic" w:hAnsi="Yu Gothic"/>
+                <w:b w:val="false"/>
+                <w:bCs w:val="false"/>
+                <w:sz w:val="19"/>
+                <w:szCs w:val="19"/>
+              </w:rPr>
+              <w:t xml:space="preserve">医療連携体制加算</w:t>
+            </w:r>
+          </w:p>
+        </w:tc>
+        <w:tc>
+          <w:tcPr>
+            <w:tcW w:type="dxa" w:w="5400"/>
+            <w:tcMar>
+              <w:top w:type="dxa" w:w="60"/>
+              <w:left w:type="dxa" w:w="100"/>
+              <w:bottom w:type="dxa" w:w="60"/>
+              <w:right w:type="dxa" w:w="100"/>
+            </w:tcMar>
+          </w:tcPr>
+          <w:p>
+            <w:pPr>
+              <w:jc w:val="left"/>
+            </w:pPr>
+            <w:r>
+              <w:rPr>
+                <w:rFonts w:ascii="Yu Gothic" w:cs="Yu Gothic" w:eastAsia="Yu Gothic" w:hAnsi="Yu Gothic"/>
+                <w:b w:val="false"/>
+                <w:bCs w:val="false"/>
+                <w:sz w:val="19"/>
+                <w:szCs w:val="19"/>
+              </w:rPr>
+              <w:t xml:space="preserve">医療的ケア対象者の受け入れ方針と結びつく</w:t>
+            </w:r>
+          </w:p>
+        </w:tc>
+      </w:tr>
+    </w:tbl>
+    <w:p>
+      <w:pPr>
+        <w:pStyle w:val="ListParagraph"/>
+        <w:numPr>
+          <w:ilvl w:val="0"/>
+          <w:numId w:val="1"/>
+        </w:numPr>
+        <w:spacing w:after="80"/>
+      </w:pPr>
+      <w:r>
+        <w:rPr>
+          <w:rFonts w:ascii="Yu Gothic" w:cs="Yu Gothic" w:eastAsia="Yu Gothic" w:hAnsi="Yu Gothic"/>
+        </w:rPr>
+        <w:t xml:space="preserve">3. 稼働率のさらなる引き上げ(90%超)：第4章の営業戦略の実行が前提。ただし第4章の市場調査・営業活動は現時点で未着手であり、この論点の実現可能性そのものが未検証である点に留意。</w:t>
       </w:r>
     </w:p>
     <w:p>
@@ -14987,7 +15735,7 @@
         <w:rPr>
           <w:rFonts w:ascii="Yu Gothic" w:cs="Yu Gothic" w:eastAsia="Yu Gothic" w:hAnsi="Yu Gothic"/>
         </w:rPr>
-        <w:t xml:space="preserve">人員配置体制加算の取得検討：生活支援員等の配置比率を基準(3:1)よりさらに手厚くする(例:2:1、1.5:1)ことで算定できる加算(33〜321単位、区分により変動)。人を増やすことがコスト増ではなく収入増につながる、生活介護特有の収支構造。具体的な単位数・要件は広島市の単価表で確認の上、次版で本格的にモデル化する。</w:t>
+        <w:t xml:space="preserve">4. 固定費の圧縮：居抜き物件の徹底活用による家賃・内装費の圧縮(第7・9章)。</w:t>
       </w:r>
     </w:p>
     <w:p>
@@ -15003,55 +15751,7 @@
         <w:rPr>
           <w:rFonts w:ascii="Yu Gothic" w:cs="Yu Gothic" w:eastAsia="Yu Gothic" w:hAnsi="Yu Gothic"/>
         </w:rPr>
-        <w:t xml:space="preserve">稼働率のさらなる引き上げ(90%超)：第4章の営業戦略の実行が前提。特別支援学校の進路決定サイクルに合わせた開所時期の調整(第8章)と表裏一体。</w:t>
-      </w:r>
-    </w:p>
-    <w:p>
-      <w:pPr>
-        <w:pStyle w:val="ListParagraph"/>
-        <w:numPr>
-          <w:ilvl w:val="0"/>
-          <w:numId w:val="1"/>
-        </w:numPr>
-        <w:spacing w:after="80"/>
-      </w:pPr>
-      <w:r>
-        <w:rPr>
-          <w:rFonts w:ascii="Yu Gothic" w:cs="Yu Gothic" w:eastAsia="Yu Gothic" w:hAnsi="Yu Gothic"/>
-        </w:rPr>
-        <w:t xml:space="preserve">固定費の圧縮：居抜き物件の徹底活用による家賃・内装費の圧縮(第7・9章)。</w:t>
-      </w:r>
-    </w:p>
-    <w:p>
-      <w:pPr>
-        <w:pStyle w:val="ListParagraph"/>
-        <w:numPr>
-          <w:ilvl w:val="0"/>
-          <w:numId w:val="1"/>
-        </w:numPr>
-        <w:spacing w:after="80"/>
-      </w:pPr>
-      <w:r>
-        <w:rPr>
-          <w:rFonts w:ascii="Yu Gothic" w:cs="Yu Gothic" w:eastAsia="Yu Gothic" w:hAnsi="Yu Gothic"/>
-        </w:rPr>
-        <w:t xml:space="preserve">多機能型化・短期入所併設等による収益源の分散：管理者・サビ管・事務・送迎という固定費を複数事業で分散する。中長期的な検討課題。</w:t>
-      </w:r>
-    </w:p>
-    <w:p>
-      <w:pPr>
-        <w:pStyle w:val="ListParagraph"/>
-        <w:numPr>
-          <w:ilvl w:val="0"/>
-          <w:numId w:val="1"/>
-        </w:numPr>
-        <w:spacing w:after="80"/>
-      </w:pPr>
-      <w:r>
-        <w:rPr>
-          <w:rFonts w:ascii="Yu Gothic" w:cs="Yu Gothic" w:eastAsia="Yu Gothic" w:hAnsi="Yu Gothic"/>
-        </w:rPr>
-        <w:t xml:space="preserve">開所規模の見直し：定員18名等でまず開所し、収支が安定してから定員変更(増員)を申請する段階的展開。</w:t>
+        <w:t xml:space="preserve">5. 多機能型化による収益源の分散：定員20名の生活介護単独の最低定員要件(20人以上)に反するため、定員縮小という選択肢は制度上存在しない。就労継続支援B型等との多機能型事業所として固定費を複数事業で分散する構成を検討する。</w:t>
       </w:r>
     </w:p>
     <w:p>
@@ -15064,7 +15764,7 @@
           <w:b/>
           <w:bCs/>
         </w:rPr>
-        <w:t xml:space="preserve">この事業を「今の設計のまま」進めることは推奨できない。上記のいずれか(複数)を選択し、次版の計画に反映したうえで、金融機関・会長への提案に進むべきである。</w:t>
+        <w:t xml:space="preserve">この事業を「今の設計のまま(人員配置・加算取得を見直さないまま)」金融機関・会長への提案に進めることは推奨できない。特に論点1・2を反映した収支の再計算を行い、それでもなお大きな資金ギャップが残るかどうかを確認したうえで、次のアクションを判断すべきである。</w:t>
       </w:r>
     </w:p>
     <w:p>
@@ -16306,6 +17006,654 @@
           </w:p>
         </w:tc>
       </w:tr>
+      <w:tr>
+        <w:tc>
+          <w:tcPr>
+            <w:tcW w:type="dxa" w:w="2200"/>
+            <w:tcMar>
+              <w:top w:type="dxa" w:w="60"/>
+              <w:left w:type="dxa" w:w="100"/>
+              <w:bottom w:type="dxa" w:w="60"/>
+              <w:right w:type="dxa" w:w="100"/>
+            </w:tcMar>
+          </w:tcPr>
+          <w:p>
+            <w:pPr>
+              <w:jc w:val="left"/>
+            </w:pPr>
+            <w:r>
+              <w:rPr>
+                <w:rFonts w:ascii="Yu Gothic" w:cs="Yu Gothic" w:eastAsia="Yu Gothic" w:hAnsi="Yu Gothic"/>
+                <w:b w:val="false"/>
+                <w:bCs w:val="false"/>
+                <w:sz w:val="19"/>
+                <w:szCs w:val="19"/>
+              </w:rPr>
+              <w:t xml:space="preserve">個別支援計画の作成・モニタリング体制</w:t>
+            </w:r>
+          </w:p>
+        </w:tc>
+        <w:tc>
+          <w:tcPr>
+            <w:tcW w:type="dxa" w:w="3300"/>
+            <w:tcMar>
+              <w:top w:type="dxa" w:w="60"/>
+              <w:left w:type="dxa" w:w="100"/>
+              <w:bottom w:type="dxa" w:w="60"/>
+              <w:right w:type="dxa" w:w="100"/>
+            </w:tcMar>
+          </w:tcPr>
+          <w:p>
+            <w:pPr>
+              <w:jc w:val="left"/>
+            </w:pPr>
+            <w:r>
+              <w:rPr>
+                <w:rFonts w:ascii="Yu Gothic" w:cs="Yu Gothic" w:eastAsia="Yu Gothic" w:hAnsi="Yu Gothic"/>
+                <w:b w:val="false"/>
+                <w:bCs w:val="false"/>
+                <w:sz w:val="19"/>
+                <w:szCs w:val="19"/>
+              </w:rPr>
+              <w:t xml:space="preserve">アセスメント→原案→担当者会議→説明同意→交付→6か月ごとのモニタリングという一連の手順を定員分確立。サビ管(丸山氏)の実務負荷の中心</w:t>
+            </w:r>
+          </w:p>
+        </w:tc>
+        <w:tc>
+          <w:tcPr>
+            <w:tcW w:type="dxa" w:w="2200"/>
+            <w:tcMar>
+              <w:top w:type="dxa" w:w="60"/>
+              <w:left w:type="dxa" w:w="100"/>
+              <w:bottom w:type="dxa" w:w="60"/>
+              <w:right w:type="dxa" w:w="100"/>
+            </w:tcMar>
+          </w:tcPr>
+          <w:p>
+            <w:pPr>
+              <w:jc w:val="left"/>
+            </w:pPr>
+            <w:r>
+              <w:rPr>
+                <w:rFonts w:ascii="Yu Gothic" w:cs="Yu Gothic" w:eastAsia="Yu Gothic" w:hAnsi="Yu Gothic"/>
+                <w:b w:val="false"/>
+                <w:bCs w:val="false"/>
+                <w:sz w:val="19"/>
+                <w:szCs w:val="19"/>
+              </w:rPr>
+              <w:t xml:space="preserve">個別支援計画未作成減算(所定単位数の30%、3か月以上継続で50%)</w:t>
+            </w:r>
+          </w:p>
+        </w:tc>
+        <w:tc>
+          <w:tcPr>
+            <w:tcW w:type="dxa" w:w="1700"/>
+            <w:tcMar>
+              <w:top w:type="dxa" w:w="60"/>
+              <w:left w:type="dxa" w:w="100"/>
+              <w:bottom w:type="dxa" w:w="60"/>
+              <w:right w:type="dxa" w:w="100"/>
+            </w:tcMar>
+          </w:tcPr>
+          <w:p>
+            <w:pPr>
+              <w:jc w:val="left"/>
+            </w:pPr>
+            <w:r>
+              <w:rPr>
+                <w:rFonts w:ascii="Yu Gothic" w:cs="Yu Gothic" w:eastAsia="Yu Gothic" w:hAnsi="Yu Gothic"/>
+                <w:b w:val="false"/>
+                <w:bCs w:val="false"/>
+                <w:sz w:val="19"/>
+                <w:szCs w:val="19"/>
+              </w:rPr>
+              <w:t xml:space="preserve">指定申請〜開所後、継続的に</w:t>
+            </w:r>
+          </w:p>
+        </w:tc>
+      </w:tr>
+      <w:tr>
+        <w:tc>
+          <w:tcPr>
+            <w:tcW w:type="dxa" w:w="2200"/>
+            <w:shd w:fill="DCE6F1" w:val="clear"/>
+            <w:tcMar>
+              <w:top w:type="dxa" w:w="60"/>
+              <w:left w:type="dxa" w:w="100"/>
+              <w:bottom w:type="dxa" w:w="60"/>
+              <w:right w:type="dxa" w:w="100"/>
+            </w:tcMar>
+          </w:tcPr>
+          <w:p>
+            <w:pPr>
+              <w:jc w:val="left"/>
+            </w:pPr>
+            <w:r>
+              <w:rPr>
+                <w:rFonts w:ascii="Yu Gothic" w:cs="Yu Gothic" w:eastAsia="Yu Gothic" w:hAnsi="Yu Gothic"/>
+                <w:b w:val="false"/>
+                <w:bCs w:val="false"/>
+                <w:sz w:val="19"/>
+                <w:szCs w:val="19"/>
+              </w:rPr>
+              <w:t xml:space="preserve">サービス管理責任者の欠如への備え</w:t>
+            </w:r>
+          </w:p>
+        </w:tc>
+        <w:tc>
+          <w:tcPr>
+            <w:tcW w:type="dxa" w:w="3300"/>
+            <w:shd w:fill="DCE6F1" w:val="clear"/>
+            <w:tcMar>
+              <w:top w:type="dxa" w:w="60"/>
+              <w:left w:type="dxa" w:w="100"/>
+              <w:bottom w:type="dxa" w:w="60"/>
+              <w:right w:type="dxa" w:w="100"/>
+            </w:tcMar>
+          </w:tcPr>
+          <w:p>
+            <w:pPr>
+              <w:jc w:val="left"/>
+            </w:pPr>
+            <w:r>
+              <w:rPr>
+                <w:rFonts w:ascii="Yu Gothic" w:cs="Yu Gothic" w:eastAsia="Yu Gothic" w:hAnsi="Yu Gothic"/>
+                <w:b w:val="false"/>
+                <w:bCs w:val="false"/>
+                <w:sz w:val="19"/>
+                <w:szCs w:val="19"/>
+              </w:rPr>
+              <w:t xml:space="preserve">丸山氏が管理者を兼務する一極集中体制のため、不在・休職時の代替体制を検討</w:t>
+            </w:r>
+          </w:p>
+        </w:tc>
+        <w:tc>
+          <w:tcPr>
+            <w:tcW w:type="dxa" w:w="2200"/>
+            <w:shd w:fill="DCE6F1" w:val="clear"/>
+            <w:tcMar>
+              <w:top w:type="dxa" w:w="60"/>
+              <w:left w:type="dxa" w:w="100"/>
+              <w:bottom w:type="dxa" w:w="60"/>
+              <w:right w:type="dxa" w:w="100"/>
+            </w:tcMar>
+          </w:tcPr>
+          <w:p>
+            <w:pPr>
+              <w:jc w:val="left"/>
+            </w:pPr>
+            <w:r>
+              <w:rPr>
+                <w:rFonts w:ascii="Yu Gothic" w:cs="Yu Gothic" w:eastAsia="Yu Gothic" w:hAnsi="Yu Gothic"/>
+                <w:b w:val="false"/>
+                <w:bCs w:val="false"/>
+                <w:sz w:val="19"/>
+                <w:szCs w:val="19"/>
+              </w:rPr>
+              <w:t xml:space="preserve">サービス管理責任者欠如減算</w:t>
+            </w:r>
+          </w:p>
+        </w:tc>
+        <w:tc>
+          <w:tcPr>
+            <w:tcW w:type="dxa" w:w="1700"/>
+            <w:shd w:fill="DCE6F1" w:val="clear"/>
+            <w:tcMar>
+              <w:top w:type="dxa" w:w="60"/>
+              <w:left w:type="dxa" w:w="100"/>
+              <w:bottom w:type="dxa" w:w="60"/>
+              <w:right w:type="dxa" w:w="100"/>
+            </w:tcMar>
+          </w:tcPr>
+          <w:p>
+            <w:pPr>
+              <w:jc w:val="left"/>
+            </w:pPr>
+            <w:r>
+              <w:rPr>
+                <w:rFonts w:ascii="Yu Gothic" w:cs="Yu Gothic" w:eastAsia="Yu Gothic" w:hAnsi="Yu Gothic"/>
+                <w:b w:val="false"/>
+                <w:bCs w:val="false"/>
+                <w:sz w:val="19"/>
+                <w:szCs w:val="19"/>
+              </w:rPr>
+              <w:t xml:space="preserve">開所前に検討</w:t>
+            </w:r>
+          </w:p>
+        </w:tc>
+      </w:tr>
+      <w:tr>
+        <w:tc>
+          <w:tcPr>
+            <w:tcW w:type="dxa" w:w="2200"/>
+            <w:tcMar>
+              <w:top w:type="dxa" w:w="60"/>
+              <w:left w:type="dxa" w:w="100"/>
+              <w:bottom w:type="dxa" w:w="60"/>
+              <w:right w:type="dxa" w:w="100"/>
+            </w:tcMar>
+          </w:tcPr>
+          <w:p>
+            <w:pPr>
+              <w:jc w:val="left"/>
+            </w:pPr>
+            <w:r>
+              <w:rPr>
+                <w:rFonts w:ascii="Yu Gothic" w:cs="Yu Gothic" w:eastAsia="Yu Gothic" w:hAnsi="Yu Gothic"/>
+                <w:b w:val="false"/>
+                <w:bCs w:val="false"/>
+                <w:sz w:val="19"/>
+                <w:szCs w:val="19"/>
+              </w:rPr>
+              <w:t xml:space="preserve">生活支援員等の欠員への備え</w:t>
+            </w:r>
+          </w:p>
+        </w:tc>
+        <w:tc>
+          <w:tcPr>
+            <w:tcW w:type="dxa" w:w="3300"/>
+            <w:tcMar>
+              <w:top w:type="dxa" w:w="60"/>
+              <w:left w:type="dxa" w:w="100"/>
+              <w:bottom w:type="dxa" w:w="60"/>
+              <w:right w:type="dxa" w:w="100"/>
+            </w:tcMar>
+          </w:tcPr>
+          <w:p>
+            <w:pPr>
+              <w:jc w:val="left"/>
+            </w:pPr>
+            <w:r>
+              <w:rPr>
+                <w:rFonts w:ascii="Yu Gothic" w:cs="Yu Gothic" w:eastAsia="Yu Gothic" w:hAnsi="Yu Gothic"/>
+                <w:b w:val="false"/>
+                <w:bCs w:val="false"/>
+                <w:sz w:val="19"/>
+                <w:szCs w:val="19"/>
+              </w:rPr>
+              <w:t xml:space="preserve">常勤換算が法定最低ラインに近い場合、1名の退職・長期休養で基準を割り込むリスク</w:t>
+            </w:r>
+          </w:p>
+        </w:tc>
+        <w:tc>
+          <w:tcPr>
+            <w:tcW w:type="dxa" w:w="2200"/>
+            <w:tcMar>
+              <w:top w:type="dxa" w:w="60"/>
+              <w:left w:type="dxa" w:w="100"/>
+              <w:bottom w:type="dxa" w:w="60"/>
+              <w:right w:type="dxa" w:w="100"/>
+            </w:tcMar>
+          </w:tcPr>
+          <w:p>
+            <w:pPr>
+              <w:jc w:val="left"/>
+            </w:pPr>
+            <w:r>
+              <w:rPr>
+                <w:rFonts w:ascii="Yu Gothic" w:cs="Yu Gothic" w:eastAsia="Yu Gothic" w:hAnsi="Yu Gothic"/>
+                <w:b w:val="false"/>
+                <w:bCs w:val="false"/>
+                <w:sz w:val="19"/>
+                <w:szCs w:val="19"/>
+              </w:rPr>
+              <w:t xml:space="preserve">サービス提供職員欠如減算</w:t>
+            </w:r>
+          </w:p>
+        </w:tc>
+        <w:tc>
+          <w:tcPr>
+            <w:tcW w:type="dxa" w:w="1700"/>
+            <w:tcMar>
+              <w:top w:type="dxa" w:w="60"/>
+              <w:left w:type="dxa" w:w="100"/>
+              <w:bottom w:type="dxa" w:w="60"/>
+              <w:right w:type="dxa" w:w="100"/>
+            </w:tcMar>
+          </w:tcPr>
+          <w:p>
+            <w:pPr>
+              <w:jc w:val="left"/>
+            </w:pPr>
+            <w:r>
+              <w:rPr>
+                <w:rFonts w:ascii="Yu Gothic" w:cs="Yu Gothic" w:eastAsia="Yu Gothic" w:hAnsi="Yu Gothic"/>
+                <w:b w:val="false"/>
+                <w:bCs w:val="false"/>
+                <w:sz w:val="19"/>
+                <w:szCs w:val="19"/>
+              </w:rPr>
+              <w:t xml:space="preserve">継続的に</w:t>
+            </w:r>
+          </w:p>
+        </w:tc>
+      </w:tr>
+      <w:tr>
+        <w:tc>
+          <w:tcPr>
+            <w:tcW w:type="dxa" w:w="2200"/>
+            <w:shd w:fill="DCE6F1" w:val="clear"/>
+            <w:tcMar>
+              <w:top w:type="dxa" w:w="60"/>
+              <w:left w:type="dxa" w:w="100"/>
+              <w:bottom w:type="dxa" w:w="60"/>
+              <w:right w:type="dxa" w:w="100"/>
+            </w:tcMar>
+          </w:tcPr>
+          <w:p>
+            <w:pPr>
+              <w:jc w:val="left"/>
+            </w:pPr>
+            <w:r>
+              <w:rPr>
+                <w:rFonts w:ascii="Yu Gothic" w:cs="Yu Gothic" w:eastAsia="Yu Gothic" w:hAnsi="Yu Gothic"/>
+                <w:b w:val="false"/>
+                <w:bCs w:val="false"/>
+                <w:sz w:val="19"/>
+                <w:szCs w:val="19"/>
+              </w:rPr>
+              <w:t xml:space="preserve">定員超過利用への対応</w:t>
+            </w:r>
+          </w:p>
+        </w:tc>
+        <w:tc>
+          <w:tcPr>
+            <w:tcW w:type="dxa" w:w="3300"/>
+            <w:shd w:fill="DCE6F1" w:val="clear"/>
+            <w:tcMar>
+              <w:top w:type="dxa" w:w="60"/>
+              <w:left w:type="dxa" w:w="100"/>
+              <w:bottom w:type="dxa" w:w="60"/>
+              <w:right w:type="dxa" w:w="100"/>
+            </w:tcMar>
+          </w:tcPr>
+          <w:p>
+            <w:pPr>
+              <w:jc w:val="left"/>
+            </w:pPr>
+            <w:r>
+              <w:rPr>
+                <w:rFonts w:ascii="Yu Gothic" w:cs="Yu Gothic" w:eastAsia="Yu Gothic" w:hAnsi="Yu Gothic"/>
+                <w:b w:val="false"/>
+                <w:bCs w:val="false"/>
+                <w:sz w:val="19"/>
+                <w:szCs w:val="19"/>
+              </w:rPr>
+              <w:t xml:space="preserve">1日の利用者数が定員150%超、または直近3か月平均125%超の減算ルールを把握</w:t>
+            </w:r>
+          </w:p>
+        </w:tc>
+        <w:tc>
+          <w:tcPr>
+            <w:tcW w:type="dxa" w:w="2200"/>
+            <w:shd w:fill="DCE6F1" w:val="clear"/>
+            <w:tcMar>
+              <w:top w:type="dxa" w:w="60"/>
+              <w:left w:type="dxa" w:w="100"/>
+              <w:bottom w:type="dxa" w:w="60"/>
+              <w:right w:type="dxa" w:w="100"/>
+            </w:tcMar>
+          </w:tcPr>
+          <w:p>
+            <w:pPr>
+              <w:jc w:val="left"/>
+            </w:pPr>
+            <w:r>
+              <w:rPr>
+                <w:rFonts w:ascii="Yu Gothic" w:cs="Yu Gothic" w:eastAsia="Yu Gothic" w:hAnsi="Yu Gothic"/>
+                <w:b w:val="false"/>
+                <w:bCs w:val="false"/>
+                <w:sz w:val="19"/>
+                <w:szCs w:val="19"/>
+              </w:rPr>
+              <w:t xml:space="preserve">定員超過利用減算</w:t>
+            </w:r>
+          </w:p>
+        </w:tc>
+        <w:tc>
+          <w:tcPr>
+            <w:tcW w:type="dxa" w:w="1700"/>
+            <w:shd w:fill="DCE6F1" w:val="clear"/>
+            <w:tcMar>
+              <w:top w:type="dxa" w:w="60"/>
+              <w:left w:type="dxa" w:w="100"/>
+              <w:bottom w:type="dxa" w:w="60"/>
+              <w:right w:type="dxa" w:w="100"/>
+            </w:tcMar>
+          </w:tcPr>
+          <w:p>
+            <w:pPr>
+              <w:jc w:val="left"/>
+            </w:pPr>
+            <w:r>
+              <w:rPr>
+                <w:rFonts w:ascii="Yu Gothic" w:cs="Yu Gothic" w:eastAsia="Yu Gothic" w:hAnsi="Yu Gothic"/>
+                <w:b w:val="false"/>
+                <w:bCs w:val="false"/>
+                <w:sz w:val="19"/>
+                <w:szCs w:val="19"/>
+              </w:rPr>
+              <w:t xml:space="preserve">開所後、継続的に</w:t>
+            </w:r>
+          </w:p>
+        </w:tc>
+      </w:tr>
+      <w:tr>
+        <w:tc>
+          <w:tcPr>
+            <w:tcW w:type="dxa" w:w="2200"/>
+            <w:tcMar>
+              <w:top w:type="dxa" w:w="60"/>
+              <w:left w:type="dxa" w:w="100"/>
+              <w:bottom w:type="dxa" w:w="60"/>
+              <w:right w:type="dxa" w:w="100"/>
+            </w:tcMar>
+          </w:tcPr>
+          <w:p>
+            <w:pPr>
+              <w:jc w:val="left"/>
+            </w:pPr>
+            <w:r>
+              <w:rPr>
+                <w:rFonts w:ascii="Yu Gothic" w:cs="Yu Gothic" w:eastAsia="Yu Gothic" w:hAnsi="Yu Gothic"/>
+                <w:b w:val="false"/>
+                <w:bCs w:val="false"/>
+                <w:sz w:val="19"/>
+                <w:szCs w:val="19"/>
+              </w:rPr>
+              <w:t xml:space="preserve">処遇改善加算の体制届・実績報告</w:t>
+            </w:r>
+          </w:p>
+        </w:tc>
+        <w:tc>
+          <w:tcPr>
+            <w:tcW w:type="dxa" w:w="3300"/>
+            <w:tcMar>
+              <w:top w:type="dxa" w:w="60"/>
+              <w:left w:type="dxa" w:w="100"/>
+              <w:bottom w:type="dxa" w:w="60"/>
+              <w:right w:type="dxa" w:w="100"/>
+            </w:tcMar>
+          </w:tcPr>
+          <w:p>
+            <w:pPr>
+              <w:jc w:val="left"/>
+            </w:pPr>
+            <w:r>
+              <w:rPr>
+                <w:rFonts w:ascii="Yu Gothic" w:cs="Yu Gothic" w:eastAsia="Yu Gothic" w:hAnsi="Yu Gothic"/>
+                <w:b w:val="false"/>
+                <w:bCs w:val="false"/>
+                <w:sz w:val="19"/>
+                <w:szCs w:val="19"/>
+              </w:rPr>
+              <w:t xml:space="preserve">加算区分に応じた体制届出書、賃金改善計画書・実績報告書の作成</w:t>
+            </w:r>
+          </w:p>
+        </w:tc>
+        <w:tc>
+          <w:tcPr>
+            <w:tcW w:type="dxa" w:w="2200"/>
+            <w:tcMar>
+              <w:top w:type="dxa" w:w="60"/>
+              <w:left w:type="dxa" w:w="100"/>
+              <w:bottom w:type="dxa" w:w="60"/>
+              <w:right w:type="dxa" w:w="100"/>
+            </w:tcMar>
+          </w:tcPr>
+          <w:p>
+            <w:pPr>
+              <w:jc w:val="left"/>
+            </w:pPr>
+            <w:r>
+              <w:rPr>
+                <w:rFonts w:ascii="Yu Gothic" w:cs="Yu Gothic" w:eastAsia="Yu Gothic" w:hAnsi="Yu Gothic"/>
+                <w:b w:val="false"/>
+                <w:bCs w:val="false"/>
+                <w:sz w:val="19"/>
+                <w:szCs w:val="19"/>
+              </w:rPr>
+              <w:t xml:space="preserve">未届出・未達成の場合は加算の返還</w:t>
+            </w:r>
+          </w:p>
+        </w:tc>
+        <w:tc>
+          <w:tcPr>
+            <w:tcW w:type="dxa" w:w="1700"/>
+            <w:tcMar>
+              <w:top w:type="dxa" w:w="60"/>
+              <w:left w:type="dxa" w:w="100"/>
+              <w:bottom w:type="dxa" w:w="60"/>
+              <w:right w:type="dxa" w:w="100"/>
+            </w:tcMar>
+          </w:tcPr>
+          <w:p>
+            <w:pPr>
+              <w:jc w:val="left"/>
+            </w:pPr>
+            <w:r>
+              <w:rPr>
+                <w:rFonts w:ascii="Yu Gothic" w:cs="Yu Gothic" w:eastAsia="Yu Gothic" w:hAnsi="Yu Gothic"/>
+                <w:b w:val="false"/>
+                <w:bCs w:val="false"/>
+                <w:sz w:val="19"/>
+                <w:szCs w:val="19"/>
+              </w:rPr>
+              <w:t xml:space="preserve">指定申請時、以後毎年度</w:t>
+            </w:r>
+          </w:p>
+        </w:tc>
+      </w:tr>
+      <w:tr>
+        <w:tc>
+          <w:tcPr>
+            <w:tcW w:type="dxa" w:w="2200"/>
+            <w:shd w:fill="DCE6F1" w:val="clear"/>
+            <w:tcMar>
+              <w:top w:type="dxa" w:w="60"/>
+              <w:left w:type="dxa" w:w="100"/>
+              <w:bottom w:type="dxa" w:w="60"/>
+              <w:right w:type="dxa" w:w="100"/>
+            </w:tcMar>
+          </w:tcPr>
+          <w:p>
+            <w:pPr>
+              <w:jc w:val="left"/>
+            </w:pPr>
+            <w:r>
+              <w:rPr>
+                <w:rFonts w:ascii="Yu Gothic" w:cs="Yu Gothic" w:eastAsia="Yu Gothic" w:hAnsi="Yu Gothic"/>
+                <w:b w:val="false"/>
+                <w:bCs w:val="false"/>
+                <w:sz w:val="19"/>
+                <w:szCs w:val="19"/>
+              </w:rPr>
+              <w:t xml:space="preserve">欠格事由の確認</w:t>
+            </w:r>
+          </w:p>
+        </w:tc>
+        <w:tc>
+          <w:tcPr>
+            <w:tcW w:type="dxa" w:w="3300"/>
+            <w:shd w:fill="DCE6F1" w:val="clear"/>
+            <w:tcMar>
+              <w:top w:type="dxa" w:w="60"/>
+              <w:left w:type="dxa" w:w="100"/>
+              <w:bottom w:type="dxa" w:w="60"/>
+              <w:right w:type="dxa" w:w="100"/>
+            </w:tcMar>
+          </w:tcPr>
+          <w:p>
+            <w:pPr>
+              <w:jc w:val="left"/>
+            </w:pPr>
+            <w:r>
+              <w:rPr>
+                <w:rFonts w:ascii="Yu Gothic" w:cs="Yu Gothic" w:eastAsia="Yu Gothic" w:hAnsi="Yu Gothic"/>
+                <w:b w:val="false"/>
+                <w:bCs w:val="false"/>
+                <w:sz w:val="19"/>
+                <w:szCs w:val="19"/>
+              </w:rPr>
+              <w:t xml:space="preserve">法人代表・役員について、障害者総合支援法第36条第3項の欠格事由に該当しないことの確認</w:t>
+            </w:r>
+          </w:p>
+        </w:tc>
+        <w:tc>
+          <w:tcPr>
+            <w:tcW w:type="dxa" w:w="2200"/>
+            <w:shd w:fill="DCE6F1" w:val="clear"/>
+            <w:tcMar>
+              <w:top w:type="dxa" w:w="60"/>
+              <w:left w:type="dxa" w:w="100"/>
+              <w:bottom w:type="dxa" w:w="60"/>
+              <w:right w:type="dxa" w:w="100"/>
+            </w:tcMar>
+          </w:tcPr>
+          <w:p>
+            <w:pPr>
+              <w:jc w:val="left"/>
+            </w:pPr>
+            <w:r>
+              <w:rPr>
+                <w:rFonts w:ascii="Yu Gothic" w:cs="Yu Gothic" w:eastAsia="Yu Gothic" w:hAnsi="Yu Gothic"/>
+                <w:b w:val="false"/>
+                <w:bCs w:val="false"/>
+                <w:sz w:val="19"/>
+                <w:szCs w:val="19"/>
+              </w:rPr>
+              <w:t xml:space="preserve">指定を受けられない</w:t>
+            </w:r>
+          </w:p>
+        </w:tc>
+        <w:tc>
+          <w:tcPr>
+            <w:tcW w:type="dxa" w:w="1700"/>
+            <w:shd w:fill="DCE6F1" w:val="clear"/>
+            <w:tcMar>
+              <w:top w:type="dxa" w:w="60"/>
+              <w:left w:type="dxa" w:w="100"/>
+              <w:bottom w:type="dxa" w:w="60"/>
+              <w:right w:type="dxa" w:w="100"/>
+            </w:tcMar>
+          </w:tcPr>
+          <w:p>
+            <w:pPr>
+              <w:jc w:val="left"/>
+            </w:pPr>
+            <w:r>
+              <w:rPr>
+                <w:rFonts w:ascii="Yu Gothic" w:cs="Yu Gothic" w:eastAsia="Yu Gothic" w:hAnsi="Yu Gothic"/>
+                <w:b w:val="false"/>
+                <w:bCs w:val="false"/>
+                <w:sz w:val="19"/>
+                <w:szCs w:val="19"/>
+              </w:rPr>
+              <w:t xml:space="preserve">申請前に確認</w:t>
+            </w:r>
+          </w:p>
+        </w:tc>
+      </w:tr>
     </w:tbl>
     <w:p>
       <w:pPr>
@@ -16315,7 +17663,7 @@
         <w:rPr>
           <w:rFonts w:ascii="Yu Gothic" w:cs="Yu Gothic" w:eastAsia="Yu Gothic" w:hAnsi="Yu Gothic"/>
         </w:rPr>
-        <w:t xml:space="preserve">上記を「第13章 今後のアクションプラン」に落とし込み、担当者と期限を割り当てること。</w:t>
+        <w:t xml:space="preserve">上記を「第13章 今後のアクションプラン」に落とし込み、担当者と期限を割り当てること。特に個別支援計画関連の体制整備は生活介護の運営基準の中核であり、他の項目より優先して具体化すること。</w:t>
       </w:r>
     </w:p>
     <w:p>
@@ -16487,7 +17835,7 @@
                 <w:sz w:val="19"/>
                 <w:szCs w:val="19"/>
               </w:rPr>
-              <w:t xml:space="preserve">是正後の収支でも、Year5時点で年間約798万円の営業赤字が残る</w:t>
+              <w:t xml:space="preserve">是正後の収支でも、Year5時点で年間約753万円の営業赤字が残る</w:t>
             </w:r>
           </w:p>
         </w:tc>
@@ -16513,7 +17861,7 @@
                 <w:sz w:val="19"/>
                 <w:szCs w:val="19"/>
               </w:rPr>
-              <w:t xml:space="preserve">第10-4章の5つの論点を検証し、次版までに黒字化の道筋を明確にする</w:t>
+              <w:t xml:space="preserve">第10-4章の論点(人員配置の適正化・加算取得・稼働率・固定費・多機能型化)を検証し、次版までに黒字化の道筋を明確にする</w:t>
             </w:r>
           </w:p>
         </w:tc>
@@ -16569,7 +17917,7 @@
                 <w:sz w:val="19"/>
                 <w:szCs w:val="19"/>
               </w:rPr>
-              <w:t xml:space="preserve">現時点の調達計画で約2,400万円の資金ギャップが残る</w:t>
+              <w:t xml:space="preserve">5ヵ年の累積資金需要を踏まえると、現時点の調達計画で約7,011万円の資金ギャップが残る</w:t>
             </w:r>
           </w:p>
         </w:tc>
@@ -16596,7 +17944,7 @@
                 <w:sz w:val="19"/>
                 <w:szCs w:val="19"/>
               </w:rPr>
-              <w:t xml:space="preserve">居抜き物件の徹底活用、自己資金の積み増し、会長借入の増額交渉、段階的開業を組み合わせて解消する</w:t>
+              <w:t xml:space="preserve">収支構造の見直しを優先的に反映したうえで、居抜き物件の徹底活用、自己資金の積み増し、会長借入・地方銀行融資の増額交渉、多機能型化を組み合わせて解消する</w:t>
             </w:r>
           </w:p>
         </w:tc>
@@ -16624,7 +17972,7 @@
                 <w:sz w:val="19"/>
                 <w:szCs w:val="19"/>
               </w:rPr>
-              <w:t xml:space="preserve">自己資金過少リスク</w:t>
+              <w:t xml:space="preserve">平均障害支援区分低下リスク</w:t>
             </w:r>
           </w:p>
         </w:tc>
@@ -16650,7 +17998,7 @@
                 <w:sz w:val="19"/>
                 <w:szCs w:val="19"/>
               </w:rPr>
-              <w:t xml:space="preserve">自己資金が薄く、本気度を疑われやすい</w:t>
+              <w:t xml:space="preserve">収支の生命線は平均区分5の維持。区分4台に落ちるだけで基本報酬収入が3割前後減少し得る</w:t>
             </w:r>
           </w:p>
         </w:tc>
@@ -16676,7 +18024,7 @@
                 <w:sz w:val="19"/>
                 <w:szCs w:val="19"/>
               </w:rPr>
-              <w:t xml:space="preserve">丸山氏の専念姿勢、豊口氏の経営責任、具体的な返済計画を明示。役員報酬を抑制し返済を優先</w:t>
+              <w:t xml:space="preserve">「区分5・6の利用者を一定数以上維持する」運用ルールを明文化し、幅広い受け入れ方針との両立を図る</w:t>
             </w:r>
           </w:p>
         </w:tc>
@@ -16705,7 +18053,7 @@
                 <w:sz w:val="19"/>
                 <w:szCs w:val="19"/>
               </w:rPr>
-              <w:t xml:space="preserve">看護職員・機能訓練指導員の確保リスク</w:t>
+              <w:t xml:space="preserve">自己資金過少リスク</w:t>
             </w:r>
           </w:p>
         </w:tc>
@@ -16732,7 +18080,7 @@
                 <w:sz w:val="19"/>
                 <w:szCs w:val="19"/>
               </w:rPr>
-              <w:t xml:space="preserve">必置(または運営規程上必須)の職種だが、現時点で候補者のあてがない</w:t>
+              <w:t xml:space="preserve">自己資金が薄く、本気度を疑われやすい</w:t>
             </w:r>
           </w:p>
         </w:tc>
@@ -16759,7 +18107,7 @@
                 <w:sz w:val="19"/>
                 <w:szCs w:val="19"/>
               </w:rPr>
-              <w:t xml:space="preserve">開所6か月以上前から採用活動を開始。非常勤の組み合わせでの充足も検討</w:t>
+              <w:t xml:space="preserve">丸山氏の専念姿勢、豊口氏の経営責任、具体的な返済計画を明示。役員報酬を抑制し返済を優先</w:t>
             </w:r>
           </w:p>
         </w:tc>
@@ -16787,7 +18135,7 @@
                 <w:sz w:val="19"/>
                 <w:szCs w:val="19"/>
               </w:rPr>
-              <w:t xml:space="preserve">稼働率未達リスク</w:t>
+              <w:t xml:space="preserve">看護職員・機能訓練指導員の確保リスク</w:t>
             </w:r>
           </w:p>
         </w:tc>
@@ -16813,7 +18161,7 @@
                 <w:sz w:val="19"/>
                 <w:szCs w:val="19"/>
               </w:rPr>
-              <w:t xml:space="preserve">開所直後は利用者確保に時間がかかる。現時点で確定した紹介ルートはまだない</w:t>
+              <w:t xml:space="preserve">必置(または運営規程上必須)の職種だが、現時点で候補者のあてがない</w:t>
             </w:r>
           </w:p>
         </w:tc>
@@ -16839,7 +18187,7 @@
                 <w:sz w:val="19"/>
                 <w:szCs w:val="19"/>
               </w:rPr>
-              <w:t xml:space="preserve">特別支援学校の進路決定サイクルに合わせた開所時期の調整、早期からの営業活動</w:t>
+              <w:t xml:space="preserve">開所6か月以上前から採用活動を開始。非常勤の組み合わせでの充足も検討</w:t>
             </w:r>
           </w:p>
         </w:tc>
@@ -16868,7 +18216,7 @@
                 <w:sz w:val="19"/>
                 <w:szCs w:val="19"/>
               </w:rPr>
-              <w:t xml:space="preserve">経営体制・ガバナンスリスク</w:t>
+              <w:t xml:space="preserve">稼働率未達リスク</w:t>
             </w:r>
           </w:p>
         </w:tc>
@@ -16895,7 +18243,7 @@
                 <w:sz w:val="19"/>
                 <w:szCs w:val="19"/>
               </w:rPr>
-              <w:t xml:space="preserve">意思決定の分担が曖昧だと運営が滞る</w:t>
+              <w:t xml:space="preserve">開所直後は利用者確保に時間がかかる。現時点で確定した紹介ルートはまだない</w:t>
             </w:r>
           </w:p>
         </w:tc>
@@ -16922,7 +18270,7 @@
                 <w:sz w:val="19"/>
                 <w:szCs w:val="19"/>
               </w:rPr>
-              <w:t xml:space="preserve">出資比率・決裁ルール・撤退基準を創業者間契約書として明文化する</w:t>
+              <w:t xml:space="preserve">特別支援学校の進路決定サイクルに合わせた開所時期の調整、早期からの営業活動</w:t>
             </w:r>
           </w:p>
         </w:tc>
@@ -16950,7 +18298,7 @@
                 <w:sz w:val="19"/>
                 <w:szCs w:val="19"/>
               </w:rPr>
-              <w:t xml:space="preserve">物件確保・法令適合リスク</w:t>
+              <w:t xml:space="preserve">経営体制・ガバナンスリスク</w:t>
             </w:r>
           </w:p>
         </w:tc>
@@ -16976,7 +18324,7 @@
                 <w:sz w:val="19"/>
                 <w:szCs w:val="19"/>
               </w:rPr>
-              <w:t xml:space="preserve">用途変更・消防法令に適合する物件が見つかるとは限らない</w:t>
+              <w:t xml:space="preserve">意思決定の分担が曖昧だと運営が滞る</w:t>
             </w:r>
           </w:p>
         </w:tc>
@@ -17002,7 +18350,7 @@
                 <w:sz w:val="19"/>
                 <w:szCs w:val="19"/>
               </w:rPr>
-              <w:t xml:space="preserve">居抜き物件を優先探索し、建築士・消防署予防課への事前相談を並行</w:t>
+              <w:t xml:space="preserve">出資比率・決裁ルール・撤退基準を創業者間契約書として明文化する</w:t>
             </w:r>
           </w:p>
         </w:tc>
@@ -17031,6 +18379,88 @@
                 <w:sz w:val="19"/>
                 <w:szCs w:val="19"/>
               </w:rPr>
+              <w:t xml:space="preserve">物件確保・法令適合リスク</w:t>
+            </w:r>
+          </w:p>
+        </w:tc>
+        <w:tc>
+          <w:tcPr>
+            <w:tcW w:type="dxa" w:w="3400"/>
+            <w:shd w:fill="DCE6F1" w:val="clear"/>
+            <w:tcMar>
+              <w:top w:type="dxa" w:w="60"/>
+              <w:left w:type="dxa" w:w="100"/>
+              <w:bottom w:type="dxa" w:w="60"/>
+              <w:right w:type="dxa" w:w="100"/>
+            </w:tcMar>
+          </w:tcPr>
+          <w:p>
+            <w:pPr>
+              <w:jc w:val="left"/>
+            </w:pPr>
+            <w:r>
+              <w:rPr>
+                <w:rFonts w:ascii="Yu Gothic" w:cs="Yu Gothic" w:eastAsia="Yu Gothic" w:hAnsi="Yu Gothic"/>
+                <w:b w:val="false"/>
+                <w:bCs w:val="false"/>
+                <w:sz w:val="19"/>
+                <w:szCs w:val="19"/>
+              </w:rPr>
+              <w:t xml:space="preserve">用途変更・消防法令に適合する物件が見つかるとは限らない</w:t>
+            </w:r>
+          </w:p>
+        </w:tc>
+        <w:tc>
+          <w:tcPr>
+            <w:tcW w:type="dxa" w:w="3300"/>
+            <w:shd w:fill="DCE6F1" w:val="clear"/>
+            <w:tcMar>
+              <w:top w:type="dxa" w:w="60"/>
+              <w:left w:type="dxa" w:w="100"/>
+              <w:bottom w:type="dxa" w:w="60"/>
+              <w:right w:type="dxa" w:w="100"/>
+            </w:tcMar>
+          </w:tcPr>
+          <w:p>
+            <w:pPr>
+              <w:jc w:val="left"/>
+            </w:pPr>
+            <w:r>
+              <w:rPr>
+                <w:rFonts w:ascii="Yu Gothic" w:cs="Yu Gothic" w:eastAsia="Yu Gothic" w:hAnsi="Yu Gothic"/>
+                <w:b w:val="false"/>
+                <w:bCs w:val="false"/>
+                <w:sz w:val="19"/>
+                <w:szCs w:val="19"/>
+              </w:rPr>
+              <w:t xml:space="preserve">居抜き物件を優先探索し、建築士・消防署予防課への事前相談を並行</w:t>
+            </w:r>
+          </w:p>
+        </w:tc>
+      </w:tr>
+      <w:tr>
+        <w:tc>
+          <w:tcPr>
+            <w:tcW w:type="dxa" w:w="2400"/>
+            <w:tcMar>
+              <w:top w:type="dxa" w:w="60"/>
+              <w:left w:type="dxa" w:w="100"/>
+              <w:bottom w:type="dxa" w:w="60"/>
+              <w:right w:type="dxa" w:w="100"/>
+            </w:tcMar>
+          </w:tcPr>
+          <w:p>
+            <w:pPr>
+              <w:jc w:val="left"/>
+            </w:pPr>
+            <w:r>
+              <w:rPr>
+                <w:rFonts w:ascii="Yu Gothic" w:cs="Yu Gothic" w:eastAsia="Yu Gothic" w:hAnsi="Yu Gothic"/>
+                <w:b w:val="false"/>
+                <w:bCs w:val="false"/>
+                <w:sz w:val="19"/>
+                <w:szCs w:val="19"/>
+              </w:rPr>
               <w:t xml:space="preserve">報酬改定リスク</w:t>
             </w:r>
           </w:p>
@@ -17038,7 +18468,6 @@
         <w:tc>
           <w:tcPr>
             <w:tcW w:type="dxa" w:w="3400"/>
-            <w:shd w:fill="DCE6F1" w:val="clear"/>
             <w:tcMar>
               <w:top w:type="dxa" w:w="60"/>
               <w:left w:type="dxa" w:w="100"/>
@@ -17065,7 +18494,6 @@
         <w:tc>
           <w:tcPr>
             <w:tcW w:type="dxa" w:w="3300"/>
-            <w:shd w:fill="DCE6F1" w:val="clear"/>
             <w:tcMar>
               <w:top w:type="dxa" w:w="60"/>
               <w:left w:type="dxa" w:w="100"/>
@@ -17369,7 +18797,43 @@
           <w:sz w:val="19"/>
           <w:szCs w:val="19"/>
         </w:rPr>
-        <w:t xml:space="preserve">建築基準法上の用途変更確認申請：延床200㎡超が対象(国土交通省 令和元年6月24日付通知)</w:t>
+        <w:t xml:space="preserve">建築基準法上の用途変更確認申請：延床200㎡超が原則対象(平成30年建築基準法改正・令和元年6月25日施行、法第87条・第6条)。類似の用途間の変更は施行令第137条の18により確認申請不要となる場合がある</w:t>
+      </w:r>
+    </w:p>
+    <w:p>
+      <w:pPr>
+        <w:pStyle w:val="ListParagraph"/>
+        <w:numPr>
+          <w:ilvl w:val="0"/>
+          <w:numId w:val="1"/>
+        </w:numPr>
+        <w:spacing w:after="80"/>
+      </w:pPr>
+      <w:r>
+        <w:rPr>
+          <w:rFonts w:ascii="Yu Gothic" w:cs="Yu Gothic" w:eastAsia="Yu Gothic" w:hAnsi="Yu Gothic"/>
+          <w:sz w:val="19"/>
+          <w:szCs w:val="19"/>
+        </w:rPr>
+        <w:t xml:space="preserve">生活介護の対象者要件：障害支援区分3以上(50歳以上は区分2以上)</w:t>
+      </w:r>
+    </w:p>
+    <w:p>
+      <w:pPr>
+        <w:pStyle w:val="ListParagraph"/>
+        <w:numPr>
+          <w:ilvl w:val="0"/>
+          <w:numId w:val="1"/>
+        </w:numPr>
+        <w:spacing w:after="80"/>
+      </w:pPr>
+      <w:r>
+        <w:rPr>
+          <w:rFonts w:ascii="Yu Gothic" w:cs="Yu Gothic" w:eastAsia="Yu Gothic" w:hAnsi="Yu Gothic"/>
+          <w:sz w:val="19"/>
+          <w:szCs w:val="19"/>
+        </w:rPr>
+        <w:t xml:space="preserve">生活介護の人員配置基準：看護職員・理学療法士又は作業療法士・生活支援員の総数を、平均障害支援区分に応じた比率(6:1／5:1／3:1)で除した数以上(指定障害福祉サービスの事業等の人員、設備及び運営に関する基準(平成18年厚生労働省令第171号)第78条)</w:t>
       </w:r>
     </w:p>
     <w:p>

--- a/business-plan/事業計画書_生活介護_広島市.docx
+++ b/business-plan/事業計画書_生活介護_広島市.docx
@@ -713,7 +713,7 @@
                 <w:sz w:val="19"/>
                 <w:szCs w:val="19"/>
               </w:rPr>
-              <w:t xml:space="preserve">5ヵ年の累積資金需要を踏まえた真の必要総額は約1億1,011万円(設備投資等約3,065万円＋5年間の累積営業赤字約7,946万円)。現時点の調達見込みは約4,000万円で、約7,011万円の資金ギャップが最重要課題(第9章)</w:t>
+              <w:t xml:space="preserve">5ヵ年の累積資金需要を踏まえた真の必要総額は約1億989万円(設備投資等約3,065万円＋5年間の累積営業赤字約7,924万円)。現時点の調達見込みは約4,000万円で、約6,989万円の資金ギャップが最重要課題(第9章)</w:t>
             </w:r>
           </w:p>
         </w:tc>
@@ -769,7 +769,7 @@
                 <w:sz w:val="19"/>
                 <w:szCs w:val="19"/>
               </w:rPr>
-              <w:t xml:space="preserve">稼働率85%到達時点(Year4〜5)でも営業赤字が残る構造(第10章)。黒字化には追加の対応が必須</w:t>
+              <w:t xml:space="preserve">平均区分5・稼働率85%到達時点(Year4〜5)でも営業赤字が残る構造(第10章)。人員配置を法定最低ラインに近づける、取り漏れている加算(人員配置体制加算等)を取得する等で赤字幅は縮小する可能性が高く、資金調達前に収支の再計算が必須</w:t>
             </w:r>
           </w:p>
         </w:tc>
@@ -7686,6 +7686,22 @@
     </w:p>
     <w:p>
       <w:pPr>
+        <w:pStyle w:val="ListParagraph"/>
+        <w:numPr>
+          <w:ilvl w:val="0"/>
+          <w:numId w:val="1"/>
+        </w:numPr>
+        <w:spacing w:after="80"/>
+      </w:pPr>
+      <w:r>
+        <w:rPr>
+          <w:rFonts w:ascii="Yu Gothic" w:cs="Yu Gothic" w:eastAsia="Yu Gothic" w:hAnsi="Yu Gothic"/>
+        </w:rPr>
+        <w:t xml:space="preserve">福祉専門職員配置等加算(第10-1章、21単位/日)の取得を見据え、社会福祉士・介護福祉士等の有資格者を積極的に採用する(有資格者比率35%以上が目安)。追加人件費なしで取得できる加算のため、同水準の給与でも有資格者を優先する採用基準を設計する。広島市の資格登録時補助金(第9-4章)も活用できる。</w:t>
+      </w:r>
+    </w:p>
+    <w:p>
+      <w:pPr>
         <w:pStyle w:val="Heading1"/>
         <w:spacing w:after="160" w:before="360"/>
       </w:pPr>
@@ -10284,7 +10300,7 @@
                 <w:sz w:val="19"/>
                 <w:szCs w:val="19"/>
               </w:rPr>
-              <w:t xml:space="preserve">約3,321万円</w:t>
+              <w:t xml:space="preserve">約3,259万円</w:t>
             </w:r>
           </w:p>
         </w:tc>
@@ -10366,7 +10382,7 @@
                 <w:sz w:val="19"/>
                 <w:szCs w:val="19"/>
               </w:rPr>
-              <w:t xml:space="preserve">約6,386万円</w:t>
+              <w:t xml:space="preserve">約6,324万円</w:t>
             </w:r>
           </w:p>
         </w:tc>
@@ -10445,7 +10461,7 @@
           <w:sz w:val="20"/>
           <w:szCs w:val="20"/>
         </w:rPr>
-        <w:t xml:space="preserve">⚠ 改訂(最重要)：v2初版は「運転資金＝Year1の資金繰りが最も枯渇する時点の不足額」として初期投資合計を約6,402万円、資金ギャップを約2,400万円としていた。しかし第10章の5ヵ年収支計画によれば、Year2以降も営業赤字・現金流出が続き、5年間の累積キャッシュフローは約▲7,946万円に達する(別紙Excel「収支計画5年」参照)。Year1の運転資金だけでは、開所後およそ15〜16か月目(Year2の半ば)で資金が尽きる計算になる。</w:t>
+        <w:t xml:space="preserve">⚠ 改訂(最重要)：v2初版は「運転資金＝Year1の資金繰りが最も枯渇する時点の不足額」として初期投資合計を約6,402万円、資金ギャップを約2,400万円としていた。しかし第10章の5ヵ年収支計画によれば、Year2以降も営業赤字・現金流出が続き、5年間の累積キャッシュフローは約▲7,924万円に達する(別紙Excel「収支計画5年」参照)。Year1の運転資金だけでは、開所後およそ15〜16か月目(Year2の半ば)で資金が尽きる計算になる。</w:t>
       </w:r>
     </w:p>
     <w:tbl>
@@ -10682,7 +10698,7 @@
                 <w:sz w:val="19"/>
                 <w:szCs w:val="19"/>
               </w:rPr>
-              <w:t xml:space="preserve">約7,946万円</w:t>
+              <w:t xml:space="preserve">約7,924万円</w:t>
             </w:r>
           </w:p>
         </w:tc>
@@ -10709,7 +10725,7 @@
                 <w:sz w:val="19"/>
                 <w:szCs w:val="19"/>
               </w:rPr>
-              <w:t xml:space="preserve">稼働率85%到達後も年間約753万円の営業赤字が続く前提</w:t>
+              <w:t xml:space="preserve">稼働率85%到達後も年間約747万円の営業赤字が続く前提</w:t>
             </w:r>
           </w:p>
         </w:tc>
@@ -10763,7 +10779,7 @@
                 <w:sz w:val="19"/>
                 <w:szCs w:val="19"/>
               </w:rPr>
-              <w:t xml:space="preserve">約1億1,011万円</w:t>
+              <w:t xml:space="preserve">約1億989万円</w:t>
             </w:r>
           </w:p>
         </w:tc>
@@ -11366,7 +11382,7 @@
                 <w:sz w:val="19"/>
                 <w:szCs w:val="19"/>
               </w:rPr>
-              <w:t xml:space="preserve">約▲7,011万円</w:t>
+              <w:t xml:space="preserve">約▲6,989万円</w:t>
             </w:r>
           </w:p>
         </w:tc>
@@ -11412,7 +11428,7 @@
           <w:sz w:val="20"/>
           <w:szCs w:val="20"/>
         </w:rPr>
-        <w:t xml:space="preserve">⚠ 真の資金ギャップは約7,011万円であり、「2,400万円を埋める」という規模の課題ではない。以下の優先順で対応を検討する。</w:t>
+        <w:t xml:space="preserve">⚠ 真の資金ギャップは約6,989万円であり、「2,400万円を埋める」という規模の課題ではない。以下の優先順で対応を検討する。</w:t>
       </w:r>
     </w:p>
     <w:p>
@@ -11428,7 +11444,7 @@
         <w:rPr>
           <w:rFonts w:ascii="Yu Gothic" w:cs="Yu Gothic" w:eastAsia="Yu Gothic" w:hAnsi="Yu Gothic"/>
         </w:rPr>
-        <w:t xml:space="preserve">収支構造そのものを見直す(最優先)：第10-4章のとおり、法定最低ラインへの人員配置の近接、取り漏れている加算の取得を反映すれば、5年間の累積不足額そのものが大きく縮小する可能性が高い。資金調達の交渉に進む前に、この再計算を必ず行う。</w:t>
+        <w:t xml:space="preserve">収支構造そのものを見直す(最優先)：第10-4章のとおり、法定最低ラインへの人員配置の近接(現状の総数7.4名を6.0〜6.5名程度に圧縮)、取り漏れている加算の取得(人員配置体制加算・常勤看護職員等配置加算・福祉専門職員配置等加算・重度障害者支援加算等)を反映すれば、5年間の累積不足額そのものが大きく縮小する可能性が高い。資金調達の交渉に進む前に、この再計算を必ず行うこと。</w:t>
       </w:r>
     </w:p>
     <w:p>
@@ -13672,7 +13688,831 @@
           <w:sz w:val="20"/>
           <w:szCs w:val="20"/>
         </w:rPr>
-        <w:t xml:space="preserve">⚠ これらは真の必要資金総額(約1億1,011万円、第9-2章)の一部にすぎない。営業利益がマイナスの期間が続く前提であるため、この返済額を営業キャッシュフローだけで賄うのは厳しい。据置期間の延長・返済開始時期の後ろ倒しを早期に相談できる関係性を築いておくこと。金銭消費貸借契約書の締結、会長に万一のことがあった場合の債権承継(相続)の取り扱いについても、事前に整理しておくこと。</w:t>
+        <w:t xml:space="preserve">⚠ これらは真の必要資金総額(約1億989万円、第9-2章)の一部にすぎない。営業利益がマイナスの期間が続く前提であるため、この返済額を営業キャッシュフローだけで賄うのは厳しい。据置期間の延長・返済開始時期の後ろ倒しを早期に相談できる関係性を築いておくこと。無担保・低リスクではない貸付である点を会長にも正直に共有した上で、条件を提案する。金銭消費貸借契約書の締結、期限の利益喪失条項、会長に万一のことがあった場合の債権承継(相続)の取り扱いについても、事前に整理しておくこと。</w:t>
+      </w:r>
+    </w:p>
+    <w:p>
+      <w:pPr>
+        <w:pStyle w:val="Heading2"/>
+        <w:spacing w:after="120" w:before="240"/>
+      </w:pPr>
+      <w:r>
+        <w:rPr>
+          <w:rFonts w:ascii="Yu Gothic" w:cs="Yu Gothic" w:eastAsia="Yu Gothic" w:hAnsi="Yu Gothic"/>
+          <w:b/>
+          <w:bCs/>
+          <w:color w:val="1F4E78"/>
+          <w:sz w:val="24"/>
+          <w:szCs w:val="24"/>
+        </w:rPr>
+        <w:t xml:space="preserve">9-4. 活用できる雇用関係助成金(新設)</w:t>
+      </w:r>
+    </w:p>
+    <w:p>
+      <w:pPr>
+        <w:spacing w:after="120" w:before="0"/>
+      </w:pPr>
+      <w:r>
+        <w:rPr>
+          <w:rFonts w:ascii="Yu Gothic" w:cs="Yu Gothic" w:eastAsia="Yu Gothic" w:hAnsi="Yu Gothic"/>
+        </w:rPr>
+        <w:t xml:space="preserve">介護給付費の「加算」とは別に、厚生労働省・広島県・広島市が実施する雇用関係の助成金も、開設時の資金負担・採用コストを軽減する手段として活用余地がある。いずれも要件が細かく、事前の計画届出が必要なものが多いため、社会保険労務士への相談を早期に行うこと。</w:t>
+      </w:r>
+    </w:p>
+    <w:tbl>
+      <w:tblPr>
+        <w:tblW w:type="dxa" w:w="9400"/>
+        <w:tblBorders>
+          <w:top w:val="single" w:color="auto" w:sz="4"/>
+          <w:left w:val="single" w:color="auto" w:sz="4"/>
+          <w:bottom w:val="single" w:color="auto" w:sz="4"/>
+          <w:right w:val="single" w:color="auto" w:sz="4"/>
+          <w:insideH w:val="single" w:color="auto" w:sz="4"/>
+          <w:insideV w:val="single" w:color="auto" w:sz="4"/>
+        </w:tblBorders>
+      </w:tblPr>
+      <w:tblGrid>
+        <w:gridCol w:w="2200"/>
+        <w:gridCol w:w="3600"/>
+        <w:gridCol w:w="1900"/>
+        <w:gridCol w:w="1700"/>
+      </w:tblGrid>
+      <w:tr>
+        <w:trPr>
+          <w:tblHeader/>
+        </w:trPr>
+        <w:tc>
+          <w:tcPr>
+            <w:tcW w:type="dxa" w:w="2200"/>
+            <w:shd w:fill="1F4E78" w:val="clear"/>
+            <w:tcMar>
+              <w:top w:type="dxa" w:w="60"/>
+              <w:left w:type="dxa" w:w="100"/>
+              <w:bottom w:type="dxa" w:w="60"/>
+              <w:right w:type="dxa" w:w="100"/>
+            </w:tcMar>
+          </w:tcPr>
+          <w:p>
+            <w:pPr>
+              <w:jc w:val="center"/>
+            </w:pPr>
+            <w:r>
+              <w:rPr>
+                <w:rFonts w:ascii="Yu Gothic" w:cs="Yu Gothic" w:eastAsia="Yu Gothic" w:hAnsi="Yu Gothic"/>
+                <w:b/>
+                <w:bCs/>
+                <w:sz w:val="19"/>
+                <w:szCs w:val="19"/>
+              </w:rPr>
+              <w:t xml:space="preserve">助成金</w:t>
+            </w:r>
+          </w:p>
+        </w:tc>
+        <w:tc>
+          <w:tcPr>
+            <w:tcW w:type="dxa" w:w="3600"/>
+            <w:shd w:fill="1F4E78" w:val="clear"/>
+            <w:tcMar>
+              <w:top w:type="dxa" w:w="60"/>
+              <w:left w:type="dxa" w:w="100"/>
+              <w:bottom w:type="dxa" w:w="60"/>
+              <w:right w:type="dxa" w:w="100"/>
+            </w:tcMar>
+          </w:tcPr>
+          <w:p>
+            <w:pPr>
+              <w:jc w:val="center"/>
+            </w:pPr>
+            <w:r>
+              <w:rPr>
+                <w:rFonts w:ascii="Yu Gothic" w:cs="Yu Gothic" w:eastAsia="Yu Gothic" w:hAnsi="Yu Gothic"/>
+                <w:b/>
+                <w:bCs/>
+                <w:sz w:val="19"/>
+                <w:szCs w:val="19"/>
+              </w:rPr>
+              <w:t xml:space="preserve">概要</w:t>
+            </w:r>
+          </w:p>
+        </w:tc>
+        <w:tc>
+          <w:tcPr>
+            <w:tcW w:type="dxa" w:w="1900"/>
+            <w:shd w:fill="1F4E78" w:val="clear"/>
+            <w:tcMar>
+              <w:top w:type="dxa" w:w="60"/>
+              <w:left w:type="dxa" w:w="100"/>
+              <w:bottom w:type="dxa" w:w="60"/>
+              <w:right w:type="dxa" w:w="100"/>
+            </w:tcMar>
+          </w:tcPr>
+          <w:p>
+            <w:pPr>
+              <w:jc w:val="center"/>
+            </w:pPr>
+            <w:r>
+              <w:rPr>
+                <w:rFonts w:ascii="Yu Gothic" w:cs="Yu Gothic" w:eastAsia="Yu Gothic" w:hAnsi="Yu Gothic"/>
+                <w:b/>
+                <w:bCs/>
+                <w:sz w:val="19"/>
+                <w:szCs w:val="19"/>
+              </w:rPr>
+              <w:t xml:space="preserve">想定金額(要最新確認)</w:t>
+            </w:r>
+          </w:p>
+        </w:tc>
+        <w:tc>
+          <w:tcPr>
+            <w:tcW w:type="dxa" w:w="1700"/>
+            <w:shd w:fill="1F4E78" w:val="clear"/>
+            <w:tcMar>
+              <w:top w:type="dxa" w:w="60"/>
+              <w:left w:type="dxa" w:w="100"/>
+              <w:bottom w:type="dxa" w:w="60"/>
+              <w:right w:type="dxa" w:w="100"/>
+            </w:tcMar>
+          </w:tcPr>
+          <w:p>
+            <w:pPr>
+              <w:jc w:val="center"/>
+            </w:pPr>
+            <w:r>
+              <w:rPr>
+                <w:rFonts w:ascii="Yu Gothic" w:cs="Yu Gothic" w:eastAsia="Yu Gothic" w:hAnsi="Yu Gothic"/>
+                <w:b/>
+                <w:bCs/>
+                <w:sz w:val="19"/>
+                <w:szCs w:val="19"/>
+              </w:rPr>
+              <w:t xml:space="preserve">本計画との関連</w:t>
+            </w:r>
+          </w:p>
+        </w:tc>
+      </w:tr>
+      <w:tr>
+        <w:tc>
+          <w:tcPr>
+            <w:tcW w:type="dxa" w:w="2200"/>
+            <w:tcMar>
+              <w:top w:type="dxa" w:w="60"/>
+              <w:left w:type="dxa" w:w="100"/>
+              <w:bottom w:type="dxa" w:w="60"/>
+              <w:right w:type="dxa" w:w="100"/>
+            </w:tcMar>
+          </w:tcPr>
+          <w:p>
+            <w:pPr>
+              <w:jc w:val="left"/>
+            </w:pPr>
+            <w:r>
+              <w:rPr>
+                <w:rFonts w:ascii="Yu Gothic" w:cs="Yu Gothic" w:eastAsia="Yu Gothic" w:hAnsi="Yu Gothic"/>
+                <w:b w:val="false"/>
+                <w:bCs w:val="false"/>
+                <w:sz w:val="19"/>
+                <w:szCs w:val="19"/>
+              </w:rPr>
+              <w:t xml:space="preserve">業務改善助成金(厚労省)</w:t>
+            </w:r>
+          </w:p>
+        </w:tc>
+        <w:tc>
+          <w:tcPr>
+            <w:tcW w:type="dxa" w:w="3600"/>
+            <w:tcMar>
+              <w:top w:type="dxa" w:w="60"/>
+              <w:left w:type="dxa" w:w="100"/>
+              <w:bottom w:type="dxa" w:w="60"/>
+              <w:right w:type="dxa" w:w="100"/>
+            </w:tcMar>
+          </w:tcPr>
+          <w:p>
+            <w:pPr>
+              <w:jc w:val="left"/>
+            </w:pPr>
+            <w:r>
+              <w:rPr>
+                <w:rFonts w:ascii="Yu Gothic" w:cs="Yu Gothic" w:eastAsia="Yu Gothic" w:hAnsi="Yu Gothic"/>
+                <w:b w:val="false"/>
+                <w:bCs w:val="false"/>
+                <w:sz w:val="19"/>
+                <w:szCs w:val="19"/>
+              </w:rPr>
+              <w:t xml:space="preserve">事業場内最低賃金を一定額(50円/70円/90円)引き上げ、あわせて生産性向上のための設備投資(送迎車両・ICT機器等)を行った場合、費用の3/4〜4/5を助成</w:t>
+            </w:r>
+          </w:p>
+        </w:tc>
+        <w:tc>
+          <w:tcPr>
+            <w:tcW w:type="dxa" w:w="1900"/>
+            <w:tcMar>
+              <w:top w:type="dxa" w:w="60"/>
+              <w:left w:type="dxa" w:w="100"/>
+              <w:bottom w:type="dxa" w:w="60"/>
+              <w:right w:type="dxa" w:w="100"/>
+            </w:tcMar>
+          </w:tcPr>
+          <w:p>
+            <w:pPr>
+              <w:jc w:val="left"/>
+            </w:pPr>
+            <w:r>
+              <w:rPr>
+                <w:rFonts w:ascii="Yu Gothic" w:cs="Yu Gothic" w:eastAsia="Yu Gothic" w:hAnsi="Yu Gothic"/>
+                <w:b w:val="false"/>
+                <w:bCs w:val="false"/>
+                <w:sz w:val="19"/>
+                <w:szCs w:val="19"/>
+              </w:rPr>
+              <w:t xml:space="preserve">事業主単位で年間上限600万円程度(要最新確認)</w:t>
+            </w:r>
+          </w:p>
+        </w:tc>
+        <w:tc>
+          <w:tcPr>
+            <w:tcW w:type="dxa" w:w="1700"/>
+            <w:tcMar>
+              <w:top w:type="dxa" w:w="60"/>
+              <w:left w:type="dxa" w:w="100"/>
+              <w:bottom w:type="dxa" w:w="60"/>
+              <w:right w:type="dxa" w:w="100"/>
+            </w:tcMar>
+          </w:tcPr>
+          <w:p>
+            <w:pPr>
+              <w:jc w:val="left"/>
+            </w:pPr>
+            <w:r>
+              <w:rPr>
+                <w:rFonts w:ascii="Yu Gothic" w:cs="Yu Gothic" w:eastAsia="Yu Gothic" w:hAnsi="Yu Gothic"/>
+                <w:b w:val="false"/>
+                <w:bCs w:val="false"/>
+                <w:sz w:val="19"/>
+                <w:szCs w:val="19"/>
+              </w:rPr>
+              <w:t xml:space="preserve">送迎車両・記録システム等の初期投資費用の一部を軽減できる可能性。処遇改善加算のフル取得(第10-1章)と賃上げ方針を揃えて設計すると相性が良い</w:t>
+            </w:r>
+          </w:p>
+        </w:tc>
+      </w:tr>
+      <w:tr>
+        <w:tc>
+          <w:tcPr>
+            <w:tcW w:type="dxa" w:w="2200"/>
+            <w:shd w:fill="DCE6F1" w:val="clear"/>
+            <w:tcMar>
+              <w:top w:type="dxa" w:w="60"/>
+              <w:left w:type="dxa" w:w="100"/>
+              <w:bottom w:type="dxa" w:w="60"/>
+              <w:right w:type="dxa" w:w="100"/>
+            </w:tcMar>
+          </w:tcPr>
+          <w:p>
+            <w:pPr>
+              <w:jc w:val="left"/>
+            </w:pPr>
+            <w:r>
+              <w:rPr>
+                <w:rFonts w:ascii="Yu Gothic" w:cs="Yu Gothic" w:eastAsia="Yu Gothic" w:hAnsi="Yu Gothic"/>
+                <w:b w:val="false"/>
+                <w:bCs w:val="false"/>
+                <w:sz w:val="19"/>
+                <w:szCs w:val="19"/>
+              </w:rPr>
+              <w:t xml:space="preserve">キャリアアップ助成金(正社員化コース、厚労省)</w:t>
+            </w:r>
+          </w:p>
+        </w:tc>
+        <w:tc>
+          <w:tcPr>
+            <w:tcW w:type="dxa" w:w="3600"/>
+            <w:shd w:fill="DCE6F1" w:val="clear"/>
+            <w:tcMar>
+              <w:top w:type="dxa" w:w="60"/>
+              <w:left w:type="dxa" w:w="100"/>
+              <w:bottom w:type="dxa" w:w="60"/>
+              <w:right w:type="dxa" w:w="100"/>
+            </w:tcMar>
+          </w:tcPr>
+          <w:p>
+            <w:pPr>
+              <w:jc w:val="left"/>
+            </w:pPr>
+            <w:r>
+              <w:rPr>
+                <w:rFonts w:ascii="Yu Gothic" w:cs="Yu Gothic" w:eastAsia="Yu Gothic" w:hAnsi="Yu Gothic"/>
+                <w:b w:val="false"/>
+                <w:bCs w:val="false"/>
+                <w:sz w:val="19"/>
+                <w:szCs w:val="19"/>
+              </w:rPr>
+              <w:t xml:space="preserve">パート等の有期雇用労働者を正社員(無期雇用)に転換した場合に助成</w:t>
+            </w:r>
+          </w:p>
+        </w:tc>
+        <w:tc>
+          <w:tcPr>
+            <w:tcW w:type="dxa" w:w="1900"/>
+            <w:shd w:fill="DCE6F1" w:val="clear"/>
+            <w:tcMar>
+              <w:top w:type="dxa" w:w="60"/>
+              <w:left w:type="dxa" w:w="100"/>
+              <w:bottom w:type="dxa" w:w="60"/>
+              <w:right w:type="dxa" w:w="100"/>
+            </w:tcMar>
+          </w:tcPr>
+          <w:p>
+            <w:pPr>
+              <w:jc w:val="left"/>
+            </w:pPr>
+            <w:r>
+              <w:rPr>
+                <w:rFonts w:ascii="Yu Gothic" w:cs="Yu Gothic" w:eastAsia="Yu Gothic" w:hAnsi="Yu Gothic"/>
+                <w:b w:val="false"/>
+                <w:bCs w:val="false"/>
+                <w:sz w:val="19"/>
+                <w:szCs w:val="19"/>
+              </w:rPr>
+              <w:t xml:space="preserve">中小企業で1人あたり最大80万円(情報公表加算を含め最大140万円、要最新確認)</w:t>
+            </w:r>
+          </w:p>
+        </w:tc>
+        <w:tc>
+          <w:tcPr>
+            <w:tcW w:type="dxa" w:w="1700"/>
+            <w:shd w:fill="DCE6F1" w:val="clear"/>
+            <w:tcMar>
+              <w:top w:type="dxa" w:w="60"/>
+              <w:left w:type="dxa" w:w="100"/>
+              <w:bottom w:type="dxa" w:w="60"/>
+              <w:right w:type="dxa" w:w="100"/>
+            </w:tcMar>
+          </w:tcPr>
+          <w:p>
+            <w:pPr>
+              <w:jc w:val="left"/>
+            </w:pPr>
+            <w:r>
+              <w:rPr>
+                <w:rFonts w:ascii="Yu Gothic" w:cs="Yu Gothic" w:eastAsia="Yu Gothic" w:hAnsi="Yu Gothic"/>
+                <w:b w:val="false"/>
+                <w:bCs w:val="false"/>
+                <w:sz w:val="19"/>
+                <w:szCs w:val="19"/>
+              </w:rPr>
+              <w:t xml:space="preserve">生活支援員等を当初パートで採用し、定着後に正社員登用する採用計画(第6-5章)と組み合わせて活用できる</w:t>
+            </w:r>
+          </w:p>
+        </w:tc>
+      </w:tr>
+      <w:tr>
+        <w:tc>
+          <w:tcPr>
+            <w:tcW w:type="dxa" w:w="2200"/>
+            <w:tcMar>
+              <w:top w:type="dxa" w:w="60"/>
+              <w:left w:type="dxa" w:w="100"/>
+              <w:bottom w:type="dxa" w:w="60"/>
+              <w:right w:type="dxa" w:w="100"/>
+            </w:tcMar>
+          </w:tcPr>
+          <w:p>
+            <w:pPr>
+              <w:jc w:val="left"/>
+            </w:pPr>
+            <w:r>
+              <w:rPr>
+                <w:rFonts w:ascii="Yu Gothic" w:cs="Yu Gothic" w:eastAsia="Yu Gothic" w:hAnsi="Yu Gothic"/>
+                <w:b w:val="false"/>
+                <w:bCs w:val="false"/>
+                <w:sz w:val="19"/>
+                <w:szCs w:val="19"/>
+              </w:rPr>
+              <w:t xml:space="preserve">トライアル雇用助成金(厚労省)</w:t>
+            </w:r>
+          </w:p>
+        </w:tc>
+        <w:tc>
+          <w:tcPr>
+            <w:tcW w:type="dxa" w:w="3600"/>
+            <w:tcMar>
+              <w:top w:type="dxa" w:w="60"/>
+              <w:left w:type="dxa" w:w="100"/>
+              <w:bottom w:type="dxa" w:w="60"/>
+              <w:right w:type="dxa" w:w="100"/>
+            </w:tcMar>
+          </w:tcPr>
+          <w:p>
+            <w:pPr>
+              <w:jc w:val="left"/>
+            </w:pPr>
+            <w:r>
+              <w:rPr>
+                <w:rFonts w:ascii="Yu Gothic" w:cs="Yu Gothic" w:eastAsia="Yu Gothic" w:hAnsi="Yu Gothic"/>
+                <w:b w:val="false"/>
+                <w:bCs w:val="false"/>
+                <w:sz w:val="19"/>
+                <w:szCs w:val="19"/>
+              </w:rPr>
+              <w:t xml:space="preserve">就労経験の少ない人材等を試行的に雇用(原則3か月)した事業主に助成</w:t>
+            </w:r>
+          </w:p>
+        </w:tc>
+        <w:tc>
+          <w:tcPr>
+            <w:tcW w:type="dxa" w:w="1900"/>
+            <w:tcMar>
+              <w:top w:type="dxa" w:w="60"/>
+              <w:left w:type="dxa" w:w="100"/>
+              <w:bottom w:type="dxa" w:w="60"/>
+              <w:right w:type="dxa" w:w="100"/>
+            </w:tcMar>
+          </w:tcPr>
+          <w:p>
+            <w:pPr>
+              <w:jc w:val="left"/>
+            </w:pPr>
+            <w:r>
+              <w:rPr>
+                <w:rFonts w:ascii="Yu Gothic" w:cs="Yu Gothic" w:eastAsia="Yu Gothic" w:hAnsi="Yu Gothic"/>
+                <w:b w:val="false"/>
+                <w:bCs w:val="false"/>
+                <w:sz w:val="19"/>
+                <w:szCs w:val="19"/>
+              </w:rPr>
+              <w:t xml:space="preserve">月額最大4万円程度×最長3か月(要最新確認)</w:t>
+            </w:r>
+          </w:p>
+        </w:tc>
+        <w:tc>
+          <w:tcPr>
+            <w:tcW w:type="dxa" w:w="1700"/>
+            <w:tcMar>
+              <w:top w:type="dxa" w:w="60"/>
+              <w:left w:type="dxa" w:w="100"/>
+              <w:bottom w:type="dxa" w:w="60"/>
+              <w:right w:type="dxa" w:w="100"/>
+            </w:tcMar>
+          </w:tcPr>
+          <w:p>
+            <w:pPr>
+              <w:jc w:val="left"/>
+            </w:pPr>
+            <w:r>
+              <w:rPr>
+                <w:rFonts w:ascii="Yu Gothic" w:cs="Yu Gothic" w:eastAsia="Yu Gothic" w:hAnsi="Yu Gothic"/>
+                <w:b w:val="false"/>
+                <w:bCs w:val="false"/>
+                <w:sz w:val="19"/>
+                <w:szCs w:val="19"/>
+              </w:rPr>
+              <w:t xml:space="preserve">未経験者採用時の試用期間中のコスト軽減に活用できる</w:t>
+            </w:r>
+          </w:p>
+        </w:tc>
+      </w:tr>
+      <w:tr>
+        <w:tc>
+          <w:tcPr>
+            <w:tcW w:type="dxa" w:w="2200"/>
+            <w:shd w:fill="DCE6F1" w:val="clear"/>
+            <w:tcMar>
+              <w:top w:type="dxa" w:w="60"/>
+              <w:left w:type="dxa" w:w="100"/>
+              <w:bottom w:type="dxa" w:w="60"/>
+              <w:right w:type="dxa" w:w="100"/>
+            </w:tcMar>
+          </w:tcPr>
+          <w:p>
+            <w:pPr>
+              <w:jc w:val="left"/>
+            </w:pPr>
+            <w:r>
+              <w:rPr>
+                <w:rFonts w:ascii="Yu Gothic" w:cs="Yu Gothic" w:eastAsia="Yu Gothic" w:hAnsi="Yu Gothic"/>
+                <w:b w:val="false"/>
+                <w:bCs w:val="false"/>
+                <w:sz w:val="19"/>
+                <w:szCs w:val="19"/>
+              </w:rPr>
+              <w:t xml:space="preserve">人材確保等支援助成金(厚労省)</w:t>
+            </w:r>
+          </w:p>
+        </w:tc>
+        <w:tc>
+          <w:tcPr>
+            <w:tcW w:type="dxa" w:w="3600"/>
+            <w:shd w:fill="DCE6F1" w:val="clear"/>
+            <w:tcMar>
+              <w:top w:type="dxa" w:w="60"/>
+              <w:left w:type="dxa" w:w="100"/>
+              <w:bottom w:type="dxa" w:w="60"/>
+              <w:right w:type="dxa" w:w="100"/>
+            </w:tcMar>
+          </w:tcPr>
+          <w:p>
+            <w:pPr>
+              <w:jc w:val="left"/>
+            </w:pPr>
+            <w:r>
+              <w:rPr>
+                <w:rFonts w:ascii="Yu Gothic" w:cs="Yu Gothic" w:eastAsia="Yu Gothic" w:hAnsi="Yu Gothic"/>
+                <w:b w:val="false"/>
+                <w:bCs w:val="false"/>
+                <w:sz w:val="19"/>
+                <w:szCs w:val="19"/>
+              </w:rPr>
+              <w:t xml:space="preserve">職場定着支援・介護福祉機器導入等の取組みを行う事業主に助成</w:t>
+            </w:r>
+          </w:p>
+        </w:tc>
+        <w:tc>
+          <w:tcPr>
+            <w:tcW w:type="dxa" w:w="1900"/>
+            <w:shd w:fill="DCE6F1" w:val="clear"/>
+            <w:tcMar>
+              <w:top w:type="dxa" w:w="60"/>
+              <w:left w:type="dxa" w:w="100"/>
+              <w:bottom w:type="dxa" w:w="60"/>
+              <w:right w:type="dxa" w:w="100"/>
+            </w:tcMar>
+          </w:tcPr>
+          <w:p>
+            <w:pPr>
+              <w:jc w:val="left"/>
+            </w:pPr>
+            <w:r>
+              <w:rPr>
+                <w:rFonts w:ascii="Yu Gothic" w:cs="Yu Gothic" w:eastAsia="Yu Gothic" w:hAnsi="Yu Gothic"/>
+                <w:b w:val="false"/>
+                <w:bCs w:val="false"/>
+                <w:sz w:val="19"/>
+                <w:szCs w:val="19"/>
+              </w:rPr>
+              <w:t xml:space="preserve">コースにより異なる(要最新確認)</w:t>
+            </w:r>
+          </w:p>
+        </w:tc>
+        <w:tc>
+          <w:tcPr>
+            <w:tcW w:type="dxa" w:w="1700"/>
+            <w:shd w:fill="DCE6F1" w:val="clear"/>
+            <w:tcMar>
+              <w:top w:type="dxa" w:w="60"/>
+              <w:left w:type="dxa" w:w="100"/>
+              <w:bottom w:type="dxa" w:w="60"/>
+              <w:right w:type="dxa" w:w="100"/>
+            </w:tcMar>
+          </w:tcPr>
+          <w:p>
+            <w:pPr>
+              <w:jc w:val="left"/>
+            </w:pPr>
+            <w:r>
+              <w:rPr>
+                <w:rFonts w:ascii="Yu Gothic" w:cs="Yu Gothic" w:eastAsia="Yu Gothic" w:hAnsi="Yu Gothic"/>
+                <w:b w:val="false"/>
+                <w:bCs w:val="false"/>
+                <w:sz w:val="19"/>
+                <w:szCs w:val="19"/>
+              </w:rPr>
+              <w:t xml:space="preserve">処遇改善加算(第10-1章)の取得と連動させやすい制度設計</w:t>
+            </w:r>
+          </w:p>
+        </w:tc>
+      </w:tr>
+      <w:tr>
+        <w:tc>
+          <w:tcPr>
+            <w:tcW w:type="dxa" w:w="2200"/>
+            <w:tcMar>
+              <w:top w:type="dxa" w:w="60"/>
+              <w:left w:type="dxa" w:w="100"/>
+              <w:bottom w:type="dxa" w:w="60"/>
+              <w:right w:type="dxa" w:w="100"/>
+            </w:tcMar>
+          </w:tcPr>
+          <w:p>
+            <w:pPr>
+              <w:jc w:val="left"/>
+            </w:pPr>
+            <w:r>
+              <w:rPr>
+                <w:rFonts w:ascii="Yu Gothic" w:cs="Yu Gothic" w:eastAsia="Yu Gothic" w:hAnsi="Yu Gothic"/>
+                <w:b w:val="false"/>
+                <w:bCs w:val="false"/>
+                <w:sz w:val="19"/>
+                <w:szCs w:val="19"/>
+              </w:rPr>
+              <w:t xml:space="preserve">広島県 障害福祉従事者処遇改善緊急支援事業費補助金</w:t>
+            </w:r>
+          </w:p>
+        </w:tc>
+        <w:tc>
+          <w:tcPr>
+            <w:tcW w:type="dxa" w:w="3600"/>
+            <w:tcMar>
+              <w:top w:type="dxa" w:w="60"/>
+              <w:left w:type="dxa" w:w="100"/>
+              <w:bottom w:type="dxa" w:w="60"/>
+              <w:right w:type="dxa" w:w="100"/>
+            </w:tcMar>
+          </w:tcPr>
+          <w:p>
+            <w:pPr>
+              <w:jc w:val="left"/>
+            </w:pPr>
+            <w:r>
+              <w:rPr>
+                <w:rFonts w:ascii="Yu Gothic" w:cs="Yu Gothic" w:eastAsia="Yu Gothic" w:hAnsi="Yu Gothic"/>
+                <w:b w:val="false"/>
+                <w:bCs w:val="false"/>
+                <w:sz w:val="19"/>
+                <w:szCs w:val="19"/>
+              </w:rPr>
+              <w:t xml:space="preserve">障害福祉サービス事業所等に勤務する職員の賃上げを支援する広島県独自の補助金</w:t>
+            </w:r>
+          </w:p>
+        </w:tc>
+        <w:tc>
+          <w:tcPr>
+            <w:tcW w:type="dxa" w:w="1900"/>
+            <w:tcMar>
+              <w:top w:type="dxa" w:w="60"/>
+              <w:left w:type="dxa" w:w="100"/>
+              <w:bottom w:type="dxa" w:w="60"/>
+              <w:right w:type="dxa" w:w="100"/>
+            </w:tcMar>
+          </w:tcPr>
+          <w:p>
+            <w:pPr>
+              <w:jc w:val="left"/>
+            </w:pPr>
+            <w:r>
+              <w:rPr>
+                <w:rFonts w:ascii="Yu Gothic" w:cs="Yu Gothic" w:eastAsia="Yu Gothic" w:hAnsi="Yu Gothic"/>
+                <w:b w:val="false"/>
+                <w:bCs w:val="false"/>
+                <w:sz w:val="19"/>
+                <w:szCs w:val="19"/>
+              </w:rPr>
+              <w:t xml:space="preserve">要広島県への確認</w:t>
+            </w:r>
+          </w:p>
+        </w:tc>
+        <w:tc>
+          <w:tcPr>
+            <w:tcW w:type="dxa" w:w="1700"/>
+            <w:tcMar>
+              <w:top w:type="dxa" w:w="60"/>
+              <w:left w:type="dxa" w:w="100"/>
+              <w:bottom w:type="dxa" w:w="60"/>
+              <w:right w:type="dxa" w:w="100"/>
+            </w:tcMar>
+          </w:tcPr>
+          <w:p>
+            <w:pPr>
+              <w:jc w:val="left"/>
+            </w:pPr>
+            <w:r>
+              <w:rPr>
+                <w:rFonts w:ascii="Yu Gothic" w:cs="Yu Gothic" w:eastAsia="Yu Gothic" w:hAnsi="Yu Gothic"/>
+                <w:b w:val="false"/>
+                <w:bCs w:val="false"/>
+                <w:sz w:val="19"/>
+                <w:szCs w:val="19"/>
+              </w:rPr>
+              <w:t xml:space="preserve">処遇改善加算のフル取得(第10-1章)と組み合わせて活用できる可能性</w:t>
+            </w:r>
+          </w:p>
+        </w:tc>
+      </w:tr>
+      <w:tr>
+        <w:tc>
+          <w:tcPr>
+            <w:tcW w:type="dxa" w:w="2200"/>
+            <w:shd w:fill="DCE6F1" w:val="clear"/>
+            <w:tcMar>
+              <w:top w:type="dxa" w:w="60"/>
+              <w:left w:type="dxa" w:w="100"/>
+              <w:bottom w:type="dxa" w:w="60"/>
+              <w:right w:type="dxa" w:w="100"/>
+            </w:tcMar>
+          </w:tcPr>
+          <w:p>
+            <w:pPr>
+              <w:jc w:val="left"/>
+            </w:pPr>
+            <w:r>
+              <w:rPr>
+                <w:rFonts w:ascii="Yu Gothic" w:cs="Yu Gothic" w:eastAsia="Yu Gothic" w:hAnsi="Yu Gothic"/>
+                <w:b w:val="false"/>
+                <w:bCs w:val="false"/>
+                <w:sz w:val="19"/>
+                <w:szCs w:val="19"/>
+              </w:rPr>
+              <w:t xml:space="preserve">広島市 障害福祉人材養成支援事業</w:t>
+            </w:r>
+          </w:p>
+        </w:tc>
+        <w:tc>
+          <w:tcPr>
+            <w:tcW w:type="dxa" w:w="3600"/>
+            <w:shd w:fill="DCE6F1" w:val="clear"/>
+            <w:tcMar>
+              <w:top w:type="dxa" w:w="60"/>
+              <w:left w:type="dxa" w:w="100"/>
+              <w:bottom w:type="dxa" w:w="60"/>
+              <w:right w:type="dxa" w:w="100"/>
+            </w:tcMar>
+          </w:tcPr>
+          <w:p>
+            <w:pPr>
+              <w:jc w:val="left"/>
+            </w:pPr>
+            <w:r>
+              <w:rPr>
+                <w:rFonts w:ascii="Yu Gothic" w:cs="Yu Gothic" w:eastAsia="Yu Gothic" w:hAnsi="Yu Gothic"/>
+                <w:b w:val="false"/>
+                <w:bCs w:val="false"/>
+                <w:sz w:val="19"/>
+                <w:szCs w:val="19"/>
+              </w:rPr>
+              <w:t xml:space="preserve">社会福祉士・介護福祉士等の資格登録時に補助金を交付</w:t>
+            </w:r>
+          </w:p>
+        </w:tc>
+        <w:tc>
+          <w:tcPr>
+            <w:tcW w:type="dxa" w:w="1900"/>
+            <w:shd w:fill="DCE6F1" w:val="clear"/>
+            <w:tcMar>
+              <w:top w:type="dxa" w:w="60"/>
+              <w:left w:type="dxa" w:w="100"/>
+              <w:bottom w:type="dxa" w:w="60"/>
+              <w:right w:type="dxa" w:w="100"/>
+            </w:tcMar>
+          </w:tcPr>
+          <w:p>
+            <w:pPr>
+              <w:jc w:val="left"/>
+            </w:pPr>
+            <w:r>
+              <w:rPr>
+                <w:rFonts w:ascii="Yu Gothic" w:cs="Yu Gothic" w:eastAsia="Yu Gothic" w:hAnsi="Yu Gothic"/>
+                <w:b w:val="false"/>
+                <w:bCs w:val="false"/>
+                <w:sz w:val="19"/>
+                <w:szCs w:val="19"/>
+              </w:rPr>
+              <w:t xml:space="preserve">それぞれ登録時10万円程度(要最新確認)</w:t>
+            </w:r>
+          </w:p>
+        </w:tc>
+        <w:tc>
+          <w:tcPr>
+            <w:tcW w:type="dxa" w:w="1700"/>
+            <w:shd w:fill="DCE6F1" w:val="clear"/>
+            <w:tcMar>
+              <w:top w:type="dxa" w:w="60"/>
+              <w:left w:type="dxa" w:w="100"/>
+              <w:bottom w:type="dxa" w:w="60"/>
+              <w:right w:type="dxa" w:w="100"/>
+            </w:tcMar>
+          </w:tcPr>
+          <w:p>
+            <w:pPr>
+              <w:jc w:val="left"/>
+            </w:pPr>
+            <w:r>
+              <w:rPr>
+                <w:rFonts w:ascii="Yu Gothic" w:cs="Yu Gothic" w:eastAsia="Yu Gothic" w:hAnsi="Yu Gothic"/>
+                <w:b w:val="false"/>
+                <w:bCs w:val="false"/>
+                <w:sz w:val="19"/>
+                <w:szCs w:val="19"/>
+              </w:rPr>
+              <w:t xml:space="preserve">福祉専門職員配置等加算(第10-1章)の取得に向けた有資格者採用と直接結びつく</w:t>
+            </w:r>
+          </w:p>
+        </w:tc>
+      </w:tr>
+    </w:tbl>
+    <w:p>
+      <w:pPr>
+        <w:spacing w:after="160" w:before="80"/>
+      </w:pPr>
+      <w:r>
+        <w:rPr>
+          <w:rFonts w:ascii="Yu Gothic" w:cs="Yu Gothic" w:eastAsia="Yu Gothic" w:hAnsi="Yu Gothic"/>
+          <w:b/>
+          <w:bCs/>
+          <w:color w:val="C00000"/>
+          <w:sz w:val="20"/>
+          <w:szCs w:val="20"/>
+        </w:rPr>
+        <w:t xml:space="preserve">⚠ 助成金は年度ごとに予算・要件が見直されるため、必ず広島労働局・ハローワーク・広島県・広島市の最新の公募要領で確認すること。ほとんどの助成金は「取組み実施前の計画届出」が必要で、採用・賃上げを実施してから申請しても対象外になるものが多い。社会保険労務士への早期相談をアクションプラン(第13章)に追加した。</w:t>
       </w:r>
     </w:p>
     <w:p>
@@ -14064,7 +14904,7 @@
                 <w:sz w:val="19"/>
                 <w:szCs w:val="19"/>
               </w:rPr>
-              <w:t xml:space="preserve">生活介護 加算Ⅰ(概ね4.4%)。改訂前の「15%」は他サービスの加算率を誤って引用したもの。加算額は全額を職員の賃金改善に充てる義務があるため、加算収入と同額を人件費側にも計上し損益を中立化</w:t>
+              <w:t xml:space="preserve">フル取得ケースで8.4%(旧制度の加算Ⅰ4.4%＋特定処遇改善加算Ⅰ1.4%＋ベースアップ等支援加算2.6%を満額取得した場合の合計。令和6年6月に一本化された新加算では加算率がさらに引き上げられているとされ、8.4%は保守的な下限目安)。加算額は全額を職員の賃金改善に充てる義務があるため、加算収入と同額を人件費側にも計上し損益を中立化</w:t>
             </w:r>
           </w:p>
         </w:tc>
@@ -14093,6 +14933,61 @@
                 <w:sz w:val="19"/>
                 <w:szCs w:val="19"/>
               </w:rPr>
+              <w:t xml:space="preserve">福祉専門職員配置等加算(新規算入)</w:t>
+            </w:r>
+          </w:p>
+        </w:tc>
+        <w:tc>
+          <w:tcPr>
+            <w:tcW w:type="dxa" w:w="6500"/>
+            <w:shd w:fill="DCE6F1" w:val="clear"/>
+            <w:tcMar>
+              <w:top w:type="dxa" w:w="60"/>
+              <w:left w:type="dxa" w:w="100"/>
+              <w:bottom w:type="dxa" w:w="60"/>
+              <w:right w:type="dxa" w:w="100"/>
+            </w:tcMar>
+          </w:tcPr>
+          <w:p>
+            <w:pPr>
+              <w:jc w:val="left"/>
+            </w:pPr>
+            <w:r>
+              <w:rPr>
+                <w:rFonts w:ascii="Yu Gothic" w:cs="Yu Gothic" w:eastAsia="Yu Gothic" w:hAnsi="Yu Gothic"/>
+                <w:b w:val="false"/>
+                <w:bCs w:val="false"/>
+                <w:sz w:val="19"/>
+                <w:szCs w:val="19"/>
+              </w:rPr>
+              <w:t xml:space="preserve">21単位/日(Ⅰ:15単位+Ⅲ:6単位の併給)。生活支援員等のうち社会福祉士・介護福祉士等の有資格者を35%以上採用すれば、追加人件費なしで取得できる加算。基本ケースに算入</w:t>
+            </w:r>
+          </w:p>
+        </w:tc>
+      </w:tr>
+      <w:tr>
+        <w:tc>
+          <w:tcPr>
+            <w:tcW w:type="dxa" w:w="2800"/>
+            <w:tcMar>
+              <w:top w:type="dxa" w:w="60"/>
+              <w:left w:type="dxa" w:w="100"/>
+              <w:bottom w:type="dxa" w:w="60"/>
+              <w:right w:type="dxa" w:w="100"/>
+            </w:tcMar>
+          </w:tcPr>
+          <w:p>
+            <w:pPr>
+              <w:jc w:val="left"/>
+            </w:pPr>
+            <w:r>
+              <w:rPr>
+                <w:rFonts w:ascii="Yu Gothic" w:cs="Yu Gothic" w:eastAsia="Yu Gothic" w:hAnsi="Yu Gothic"/>
+                <w:b w:val="false"/>
+                <w:bCs w:val="false"/>
+                <w:sz w:val="19"/>
+                <w:szCs w:val="19"/>
+              </w:rPr>
               <w:t xml:space="preserve">入浴支援加算(障害福祉の名称)・食事提供体制加算</w:t>
             </w:r>
           </w:p>
@@ -14100,27 +14995,26 @@
         <w:tc>
           <w:tcPr>
             <w:tcW w:type="dxa" w:w="6500"/>
-            <w:shd w:fill="DCE6F1" w:val="clear"/>
-            <w:tcMar>
-              <w:top w:type="dxa" w:w="60"/>
-              <w:left w:type="dxa" w:w="100"/>
-              <w:bottom w:type="dxa" w:w="60"/>
-              <w:right w:type="dxa" w:w="100"/>
-            </w:tcMar>
-          </w:tcPr>
-          <w:p>
-            <w:pPr>
-              <w:jc w:val="left"/>
-            </w:pPr>
-            <w:r>
-              <w:rPr>
-                <w:rFonts w:ascii="Yu Gothic" w:cs="Yu Gothic" w:eastAsia="Yu Gothic" w:hAnsi="Yu Gothic"/>
-                <w:b w:val="false"/>
-                <w:bCs w:val="false"/>
-                <w:sz w:val="19"/>
-                <w:szCs w:val="19"/>
-              </w:rPr>
-              <w:t xml:space="preserve">実施方針に基づき、単価×回数で個別に積み上げ(改訂前の「その他加算＝一律5%」という丼勘定を廃止)</w:t>
+            <w:tcMar>
+              <w:top w:type="dxa" w:w="60"/>
+              <w:left w:type="dxa" w:w="100"/>
+              <w:bottom w:type="dxa" w:w="60"/>
+              <w:right w:type="dxa" w:w="100"/>
+            </w:tcMar>
+          </w:tcPr>
+          <w:p>
+            <w:pPr>
+              <w:jc w:val="left"/>
+            </w:pPr>
+            <w:r>
+              <w:rPr>
+                <w:rFonts w:ascii="Yu Gothic" w:cs="Yu Gothic" w:eastAsia="Yu Gothic" w:hAnsi="Yu Gothic"/>
+                <w:b w:val="false"/>
+                <w:bCs w:val="false"/>
+                <w:sz w:val="19"/>
+                <w:szCs w:val="19"/>
+              </w:rPr>
+              <w:t xml:space="preserve">実施方針に基づき、単価×回数で個別に積み上げ。食事提供体制加算は30単位/日に是正(改訂前は96単位としていたが公表情報で30単位を確認)</w:t>
             </w:r>
           </w:p>
         </w:tc>
@@ -14253,7 +15147,7 @@
           <w:sz w:val="24"/>
           <w:szCs w:val="24"/>
         </w:rPr>
-        <w:t xml:space="preserve">10-3. 5ヵ年収支計画(是正後)</w:t>
+        <w:t xml:space="preserve">10-3. 5ヵ年収支計画(是正後・追加人件費なしで取れる加算を反映)</w:t>
       </w:r>
     </w:p>
     <w:tbl>
@@ -14652,7 +15546,7 @@
                 <w:sz w:val="19"/>
                 <w:szCs w:val="19"/>
               </w:rPr>
-              <w:t xml:space="preserve">約2,071万円</w:t>
+              <w:t xml:space="preserve">約2,144万円</w:t>
             </w:r>
           </w:p>
         </w:tc>
@@ -14679,7 +15573,7 @@
                 <w:sz w:val="19"/>
                 <w:szCs w:val="19"/>
               </w:rPr>
-              <w:t xml:space="preserve">約3,846万円</w:t>
+              <w:t xml:space="preserve">約3,982万円</w:t>
             </w:r>
           </w:p>
         </w:tc>
@@ -14706,7 +15600,7 @@
                 <w:sz w:val="19"/>
                 <w:szCs w:val="19"/>
               </w:rPr>
-              <w:t xml:space="preserve">約4,733万円</w:t>
+              <w:t xml:space="preserve">約4,901万円</w:t>
             </w:r>
           </w:p>
         </w:tc>
@@ -14733,7 +15627,7 @@
                 <w:sz w:val="19"/>
                 <w:szCs w:val="19"/>
               </w:rPr>
-              <w:t xml:space="preserve">約5,029万円</w:t>
+              <w:t xml:space="preserve">約5,207万円</w:t>
             </w:r>
           </w:p>
         </w:tc>
@@ -14760,7 +15654,7 @@
                 <w:sz w:val="19"/>
                 <w:szCs w:val="19"/>
               </w:rPr>
-              <w:t xml:space="preserve">約5,029万円</w:t>
+              <w:t xml:space="preserve">約5,207万円</w:t>
             </w:r>
           </w:p>
         </w:tc>
@@ -14814,7 +15708,7 @@
                 <w:sz w:val="19"/>
                 <w:szCs w:val="19"/>
               </w:rPr>
-              <w:t xml:space="preserve">約5,430万円</w:t>
+              <w:t xml:space="preserve">約5,501万円</w:t>
             </w:r>
           </w:p>
         </w:tc>
@@ -14840,7 +15734,7 @@
                 <w:sz w:val="19"/>
                 <w:szCs w:val="19"/>
               </w:rPr>
-              <w:t xml:space="preserve">約5,497万円</w:t>
+              <w:t xml:space="preserve">約5,629万円</w:t>
             </w:r>
           </w:p>
         </w:tc>
@@ -14866,7 +15760,7 @@
                 <w:sz w:val="19"/>
                 <w:szCs w:val="19"/>
               </w:rPr>
-              <w:t xml:space="preserve">約5,770万円</w:t>
+              <w:t xml:space="preserve">約5,933万円</w:t>
             </w:r>
           </w:p>
         </w:tc>
@@ -14892,7 +15786,7 @@
                 <w:sz w:val="19"/>
                 <w:szCs w:val="19"/>
               </w:rPr>
-              <w:t xml:space="preserve">約5,782万円</w:t>
+              <w:t xml:space="preserve">約5,955万円</w:t>
             </w:r>
           </w:p>
         </w:tc>
@@ -14918,7 +15812,7 @@
                 <w:sz w:val="19"/>
                 <w:szCs w:val="19"/>
               </w:rPr>
-              <w:t xml:space="preserve">約5,782万円</w:t>
+              <w:t xml:space="preserve">約5,955万円</w:t>
             </w:r>
           </w:p>
         </w:tc>
@@ -14974,7 +15868,7 @@
                 <w:sz w:val="19"/>
                 <w:szCs w:val="19"/>
               </w:rPr>
-              <w:t xml:space="preserve">▲3,359万円</w:t>
+              <w:t xml:space="preserve">▲3,357万円</w:t>
             </w:r>
           </w:p>
         </w:tc>
@@ -15001,7 +15895,7 @@
                 <w:sz w:val="19"/>
                 <w:szCs w:val="19"/>
               </w:rPr>
-              <w:t xml:space="preserve">▲1,651万円</w:t>
+              <w:t xml:space="preserve">▲1,647万円</w:t>
             </w:r>
           </w:p>
         </w:tc>
@@ -15028,7 +15922,7 @@
                 <w:sz w:val="19"/>
                 <w:szCs w:val="19"/>
               </w:rPr>
-              <w:t xml:space="preserve">▲1,037万円</w:t>
+              <w:t xml:space="preserve">▲1,032万円</w:t>
             </w:r>
           </w:p>
         </w:tc>
@@ -15055,7 +15949,7 @@
                 <w:sz w:val="19"/>
                 <w:szCs w:val="19"/>
               </w:rPr>
-              <w:t xml:space="preserve">▲753万円</w:t>
+              <w:t xml:space="preserve">▲747万円</w:t>
             </w:r>
           </w:p>
         </w:tc>
@@ -15082,7 +15976,7 @@
                 <w:sz w:val="19"/>
                 <w:szCs w:val="19"/>
               </w:rPr>
-              <w:t xml:space="preserve">▲753万円</w:t>
+              <w:t xml:space="preserve">▲747万円</w:t>
             </w:r>
           </w:p>
         </w:tc>
@@ -15136,7 +16030,7 @@
                 <w:sz w:val="19"/>
                 <w:szCs w:val="19"/>
               </w:rPr>
-              <w:t xml:space="preserve">▲162.2%</w:t>
+              <w:t xml:space="preserve">▲156.6%</w:t>
             </w:r>
           </w:p>
         </w:tc>
@@ -15162,7 +16056,7 @@
                 <w:sz w:val="19"/>
                 <w:szCs w:val="19"/>
               </w:rPr>
-              <w:t xml:space="preserve">▲42.9%</w:t>
+              <w:t xml:space="preserve">▲41.4%</w:t>
             </w:r>
           </w:p>
         </w:tc>
@@ -15188,7 +16082,7 @@
                 <w:sz w:val="19"/>
                 <w:szCs w:val="19"/>
               </w:rPr>
-              <w:t xml:space="preserve">▲21.9%</w:t>
+              <w:t xml:space="preserve">▲21.1%</w:t>
             </w:r>
           </w:p>
         </w:tc>
@@ -15214,7 +16108,7 @@
                 <w:sz w:val="19"/>
                 <w:szCs w:val="19"/>
               </w:rPr>
-              <w:t xml:space="preserve">▲15.0%</w:t>
+              <w:t xml:space="preserve">▲14.3%</w:t>
             </w:r>
           </w:p>
         </w:tc>
@@ -15240,7 +16134,7 @@
                 <w:sz w:val="19"/>
                 <w:szCs w:val="19"/>
               </w:rPr>
-              <w:t xml:space="preserve">▲15.0%</w:t>
+              <w:t xml:space="preserve">▲14.3%</w:t>
             </w:r>
           </w:p>
         </w:tc>
@@ -15292,7 +16186,1028 @@
           <w:sz w:val="20"/>
           <w:szCs w:val="20"/>
         </w:rPr>
-        <w:t xml:space="preserve">⚠ 平均区分5・稼働率85%に到達するYear4〜5の時点でも、営業赤字(年間約753万円)が残る構造である。さらにこの赤字が5年間累積すると約7,946万円の現金流出になり、真の必要資金は約1億1,011万円、資金ギャップは約7,011万円に達する(第9-2章)。</w:t>
+        <w:t xml:space="preserve">⚠ 平均区分5・稼働率85%に到達するYear4〜5の時点でも、営業赤字(年間約747万円)が残る構造である。さらにこの赤字が5年間累積すると約7,924万円の現金流出になり、真の必要資金は約1億989万円、資金ギャップは約6,989万円に達する(第9-2章)。</w:t>
+      </w:r>
+    </w:p>
+    <w:p>
+      <w:pPr>
+        <w:pStyle w:val="Heading2"/>
+        <w:spacing w:after="120" w:before="240"/>
+      </w:pPr>
+      <w:r>
+        <w:rPr>
+          <w:rFonts w:ascii="Yu Gothic" w:cs="Yu Gothic" w:eastAsia="Yu Gothic" w:hAnsi="Yu Gothic"/>
+          <w:b/>
+          <w:bCs/>
+          <w:color w:val="1F4E78"/>
+          <w:sz w:val="24"/>
+          <w:szCs w:val="24"/>
+        </w:rPr>
+        <w:t xml:space="preserve">10-4-1. 加算フル活用シナリオの試算結果(新設)</w:t>
+      </w:r>
+    </w:p>
+    <w:p>
+      <w:pPr>
+        <w:spacing w:after="120" w:before="0"/>
+      </w:pPr>
+      <w:r>
+        <w:rPr>
+          <w:rFonts w:ascii="Yu Gothic" w:cs="Yu Gothic" w:eastAsia="Yu Gothic" w:hAnsi="Yu Gothic"/>
+        </w:rPr>
+        <w:t xml:space="preserve">「加算は取れるだけ取る」方針を受け、別紙Excel「加算フル活用シナリオ」シートで、追加人件費が発生する加算(人員配置体制加算)と、対象者の受け入れが前提の加算(重度障害者支援加算)を独立に損益分岐試算した(Year5・成熟期・利用者17名時点)。</w:t>
+      </w:r>
+    </w:p>
+    <w:tbl>
+      <w:tblPr>
+        <w:tblW w:type="dxa" w:w="11000"/>
+        <w:tblBorders>
+          <w:top w:val="single" w:color="auto" w:sz="4"/>
+          <w:left w:val="single" w:color="auto" w:sz="4"/>
+          <w:bottom w:val="single" w:color="auto" w:sz="4"/>
+          <w:right w:val="single" w:color="auto" w:sz="4"/>
+          <w:insideH w:val="single" w:color="auto" w:sz="4"/>
+          <w:insideV w:val="single" w:color="auto" w:sz="4"/>
+        </w:tblBorders>
+      </w:tblPr>
+      <w:tblGrid>
+        <w:gridCol w:w="1900"/>
+        <w:gridCol w:w="1200"/>
+        <w:gridCol w:w="2700"/>
+        <w:gridCol w:w="1300"/>
+        <w:gridCol w:w="1300"/>
+        <w:gridCol w:w="1200"/>
+        <w:gridCol w:w="1400"/>
+      </w:tblGrid>
+      <w:tr>
+        <w:trPr>
+          <w:tblHeader/>
+        </w:trPr>
+        <w:tc>
+          <w:tcPr>
+            <w:tcW w:type="dxa" w:w="1900"/>
+            <w:shd w:fill="1F4E78" w:val="clear"/>
+            <w:tcMar>
+              <w:top w:type="dxa" w:w="60"/>
+              <w:left w:type="dxa" w:w="100"/>
+              <w:bottom w:type="dxa" w:w="60"/>
+              <w:right w:type="dxa" w:w="100"/>
+            </w:tcMar>
+          </w:tcPr>
+          <w:p>
+            <w:pPr>
+              <w:jc w:val="center"/>
+            </w:pPr>
+            <w:r>
+              <w:rPr>
+                <w:rFonts w:ascii="Yu Gothic" w:cs="Yu Gothic" w:eastAsia="Yu Gothic" w:hAnsi="Yu Gothic"/>
+                <w:b/>
+                <w:bCs/>
+                <w:sz w:val="19"/>
+                <w:szCs w:val="19"/>
+              </w:rPr>
+              <w:t xml:space="preserve">加算</w:t>
+            </w:r>
+          </w:p>
+        </w:tc>
+        <w:tc>
+          <w:tcPr>
+            <w:tcW w:type="dxa" w:w="1200"/>
+            <w:shd w:fill="1F4E78" w:val="clear"/>
+            <w:tcMar>
+              <w:top w:type="dxa" w:w="60"/>
+              <w:left w:type="dxa" w:w="100"/>
+              <w:bottom w:type="dxa" w:w="60"/>
+              <w:right w:type="dxa" w:w="100"/>
+            </w:tcMar>
+          </w:tcPr>
+          <w:p>
+            <w:pPr>
+              <w:jc w:val="center"/>
+            </w:pPr>
+            <w:r>
+              <w:rPr>
+                <w:rFonts w:ascii="Yu Gothic" w:cs="Yu Gothic" w:eastAsia="Yu Gothic" w:hAnsi="Yu Gothic"/>
+                <w:b/>
+                <w:bCs/>
+                <w:sz w:val="19"/>
+                <w:szCs w:val="19"/>
+              </w:rPr>
+              <w:t xml:space="preserve">単位数(要確認)</w:t>
+            </w:r>
+          </w:p>
+        </w:tc>
+        <w:tc>
+          <w:tcPr>
+            <w:tcW w:type="dxa" w:w="2700"/>
+            <w:shd w:fill="1F4E78" w:val="clear"/>
+            <w:tcMar>
+              <w:top w:type="dxa" w:w="60"/>
+              <w:left w:type="dxa" w:w="100"/>
+              <w:bottom w:type="dxa" w:w="60"/>
+              <w:right w:type="dxa" w:w="100"/>
+            </w:tcMar>
+          </w:tcPr>
+          <w:p>
+            <w:pPr>
+              <w:jc w:val="center"/>
+            </w:pPr>
+            <w:r>
+              <w:rPr>
+                <w:rFonts w:ascii="Yu Gothic" w:cs="Yu Gothic" w:eastAsia="Yu Gothic" w:hAnsi="Yu Gothic"/>
+                <w:b/>
+                <w:bCs/>
+                <w:sz w:val="19"/>
+                <w:szCs w:val="19"/>
+              </w:rPr>
+              <w:t xml:space="preserve">前提</w:t>
+            </w:r>
+          </w:p>
+        </w:tc>
+        <w:tc>
+          <w:tcPr>
+            <w:tcW w:type="dxa" w:w="1300"/>
+            <w:shd w:fill="1F4E78" w:val="clear"/>
+            <w:tcMar>
+              <w:top w:type="dxa" w:w="60"/>
+              <w:left w:type="dxa" w:w="100"/>
+              <w:bottom w:type="dxa" w:w="60"/>
+              <w:right w:type="dxa" w:w="100"/>
+            </w:tcMar>
+          </w:tcPr>
+          <w:p>
+            <w:pPr>
+              <w:jc w:val="center"/>
+            </w:pPr>
+            <w:r>
+              <w:rPr>
+                <w:rFonts w:ascii="Yu Gothic" w:cs="Yu Gothic" w:eastAsia="Yu Gothic" w:hAnsi="Yu Gothic"/>
+                <w:b/>
+                <w:bCs/>
+                <w:sz w:val="19"/>
+                <w:szCs w:val="19"/>
+              </w:rPr>
+              <w:t xml:space="preserve">追加人件費(年)</w:t>
+            </w:r>
+          </w:p>
+        </w:tc>
+        <w:tc>
+          <w:tcPr>
+            <w:tcW w:type="dxa" w:w="1300"/>
+            <w:shd w:fill="1F4E78" w:val="clear"/>
+            <w:tcMar>
+              <w:top w:type="dxa" w:w="60"/>
+              <w:left w:type="dxa" w:w="100"/>
+              <w:bottom w:type="dxa" w:w="60"/>
+              <w:right w:type="dxa" w:w="100"/>
+            </w:tcMar>
+          </w:tcPr>
+          <w:p>
+            <w:pPr>
+              <w:jc w:val="center"/>
+            </w:pPr>
+            <w:r>
+              <w:rPr>
+                <w:rFonts w:ascii="Yu Gothic" w:cs="Yu Gothic" w:eastAsia="Yu Gothic" w:hAnsi="Yu Gothic"/>
+                <w:b/>
+                <w:bCs/>
+                <w:sz w:val="19"/>
+                <w:szCs w:val="19"/>
+              </w:rPr>
+              <w:t xml:space="preserve">追加収入(年)</w:t>
+            </w:r>
+          </w:p>
+        </w:tc>
+        <w:tc>
+          <w:tcPr>
+            <w:tcW w:type="dxa" w:w="1200"/>
+            <w:shd w:fill="1F4E78" w:val="clear"/>
+            <w:tcMar>
+              <w:top w:type="dxa" w:w="60"/>
+              <w:left w:type="dxa" w:w="100"/>
+              <w:bottom w:type="dxa" w:w="60"/>
+              <w:right w:type="dxa" w:w="100"/>
+            </w:tcMar>
+          </w:tcPr>
+          <w:p>
+            <w:pPr>
+              <w:jc w:val="center"/>
+            </w:pPr>
+            <w:r>
+              <w:rPr>
+                <w:rFonts w:ascii="Yu Gothic" w:cs="Yu Gothic" w:eastAsia="Yu Gothic" w:hAnsi="Yu Gothic"/>
+                <w:b/>
+                <w:bCs/>
+                <w:sz w:val="19"/>
+                <w:szCs w:val="19"/>
+              </w:rPr>
+              <w:t xml:space="preserve">差引効果(年)</w:t>
+            </w:r>
+          </w:p>
+        </w:tc>
+        <w:tc>
+          <w:tcPr>
+            <w:tcW w:type="dxa" w:w="1400"/>
+            <w:shd w:fill="1F4E78" w:val="clear"/>
+            <w:tcMar>
+              <w:top w:type="dxa" w:w="60"/>
+              <w:left w:type="dxa" w:w="100"/>
+              <w:bottom w:type="dxa" w:w="60"/>
+              <w:right w:type="dxa" w:w="100"/>
+            </w:tcMar>
+          </w:tcPr>
+          <w:p>
+            <w:pPr>
+              <w:jc w:val="center"/>
+            </w:pPr>
+            <w:r>
+              <w:rPr>
+                <w:rFonts w:ascii="Yu Gothic" w:cs="Yu Gothic" w:eastAsia="Yu Gothic" w:hAnsi="Yu Gothic"/>
+                <w:b/>
+                <w:bCs/>
+                <w:sz w:val="19"/>
+                <w:szCs w:val="19"/>
+              </w:rPr>
+              <w:t xml:space="preserve">判定</w:t>
+            </w:r>
+          </w:p>
+        </w:tc>
+      </w:tr>
+      <w:tr>
+        <w:tc>
+          <w:tcPr>
+            <w:tcW w:type="dxa" w:w="1900"/>
+            <w:tcMar>
+              <w:top w:type="dxa" w:w="60"/>
+              <w:left w:type="dxa" w:w="100"/>
+              <w:bottom w:type="dxa" w:w="60"/>
+              <w:right w:type="dxa" w:w="100"/>
+            </w:tcMar>
+          </w:tcPr>
+          <w:p>
+            <w:pPr>
+              <w:jc w:val="left"/>
+            </w:pPr>
+            <w:r>
+              <w:rPr>
+                <w:rFonts w:ascii="Yu Gothic" w:cs="Yu Gothic" w:eastAsia="Yu Gothic" w:hAnsi="Yu Gothic"/>
+                <w:b w:val="false"/>
+                <w:bCs w:val="false"/>
+                <w:sz w:val="19"/>
+                <w:szCs w:val="19"/>
+              </w:rPr>
+              <w:t xml:space="preserve">人員配置体制加算Ⅲ(概ね2:1相当)</w:t>
+            </w:r>
+          </w:p>
+        </w:tc>
+        <w:tc>
+          <w:tcPr>
+            <w:tcW w:type="dxa" w:w="1200"/>
+            <w:tcMar>
+              <w:top w:type="dxa" w:w="60"/>
+              <w:left w:type="dxa" w:w="100"/>
+              <w:bottom w:type="dxa" w:w="60"/>
+              <w:right w:type="dxa" w:w="100"/>
+            </w:tcMar>
+          </w:tcPr>
+          <w:p>
+            <w:pPr>
+              <w:jc w:val="left"/>
+            </w:pPr>
+            <w:r>
+              <w:rPr>
+                <w:rFonts w:ascii="Yu Gothic" w:cs="Yu Gothic" w:eastAsia="Yu Gothic" w:hAnsi="Yu Gothic"/>
+                <w:b w:val="false"/>
+                <w:bCs w:val="false"/>
+                <w:sz w:val="19"/>
+                <w:szCs w:val="19"/>
+              </w:rPr>
+              <w:t xml:space="preserve">181単位</w:t>
+            </w:r>
+          </w:p>
+        </w:tc>
+        <w:tc>
+          <w:tcPr>
+            <w:tcW w:type="dxa" w:w="2700"/>
+            <w:tcMar>
+              <w:top w:type="dxa" w:w="60"/>
+              <w:left w:type="dxa" w:w="100"/>
+              <w:bottom w:type="dxa" w:w="60"/>
+              <w:right w:type="dxa" w:w="100"/>
+            </w:tcMar>
+          </w:tcPr>
+          <w:p>
+            <w:pPr>
+              <w:jc w:val="left"/>
+            </w:pPr>
+            <w:r>
+              <w:rPr>
+                <w:rFonts w:ascii="Yu Gothic" w:cs="Yu Gothic" w:eastAsia="Yu Gothic" w:hAnsi="Yu Gothic"/>
+                <w:b w:val="false"/>
+                <w:bCs w:val="false"/>
+                <w:sz w:val="19"/>
+                <w:szCs w:val="19"/>
+              </w:rPr>
+              <w:t xml:space="preserve">生活支援員+1.5名程度が必要と推定</w:t>
+            </w:r>
+          </w:p>
+        </w:tc>
+        <w:tc>
+          <w:tcPr>
+            <w:tcW w:type="dxa" w:w="1300"/>
+            <w:tcMar>
+              <w:top w:type="dxa" w:w="60"/>
+              <w:left w:type="dxa" w:w="100"/>
+              <w:bottom w:type="dxa" w:w="60"/>
+              <w:right w:type="dxa" w:w="100"/>
+            </w:tcMar>
+          </w:tcPr>
+          <w:p>
+            <w:pPr>
+              <w:jc w:val="left"/>
+            </w:pPr>
+            <w:r>
+              <w:rPr>
+                <w:rFonts w:ascii="Yu Gothic" w:cs="Yu Gothic" w:eastAsia="Yu Gothic" w:hAnsi="Yu Gothic"/>
+                <w:b w:val="false"/>
+                <w:bCs w:val="false"/>
+                <w:sz w:val="19"/>
+                <w:szCs w:val="19"/>
+              </w:rPr>
+              <w:t xml:space="preserve">約621万円</w:t>
+            </w:r>
+          </w:p>
+        </w:tc>
+        <w:tc>
+          <w:tcPr>
+            <w:tcW w:type="dxa" w:w="1300"/>
+            <w:tcMar>
+              <w:top w:type="dxa" w:w="60"/>
+              <w:left w:type="dxa" w:w="100"/>
+              <w:bottom w:type="dxa" w:w="60"/>
+              <w:right w:type="dxa" w:w="100"/>
+            </w:tcMar>
+          </w:tcPr>
+          <w:p>
+            <w:pPr>
+              <w:jc w:val="left"/>
+            </w:pPr>
+            <w:r>
+              <w:rPr>
+                <w:rFonts w:ascii="Yu Gothic" w:cs="Yu Gothic" w:eastAsia="Yu Gothic" w:hAnsi="Yu Gothic"/>
+                <w:b w:val="false"/>
+                <w:bCs w:val="false"/>
+                <w:sz w:val="19"/>
+                <w:szCs w:val="19"/>
+              </w:rPr>
+              <w:t xml:space="preserve">約812万円</w:t>
+            </w:r>
+          </w:p>
+        </w:tc>
+        <w:tc>
+          <w:tcPr>
+            <w:tcW w:type="dxa" w:w="1200"/>
+            <w:tcMar>
+              <w:top w:type="dxa" w:w="60"/>
+              <w:left w:type="dxa" w:w="100"/>
+              <w:bottom w:type="dxa" w:w="60"/>
+              <w:right w:type="dxa" w:w="100"/>
+            </w:tcMar>
+          </w:tcPr>
+          <w:p>
+            <w:pPr>
+              <w:jc w:val="left"/>
+            </w:pPr>
+            <w:r>
+              <w:rPr>
+                <w:rFonts w:ascii="Yu Gothic" w:cs="Yu Gothic" w:eastAsia="Yu Gothic" w:hAnsi="Yu Gothic"/>
+                <w:b w:val="false"/>
+                <w:bCs w:val="false"/>
+                <w:sz w:val="19"/>
+                <w:szCs w:val="19"/>
+              </w:rPr>
+              <w:t xml:space="preserve">+191万円</w:t>
+            </w:r>
+          </w:p>
+        </w:tc>
+        <w:tc>
+          <w:tcPr>
+            <w:tcW w:type="dxa" w:w="1400"/>
+            <w:tcMar>
+              <w:top w:type="dxa" w:w="60"/>
+              <w:left w:type="dxa" w:w="100"/>
+              <w:bottom w:type="dxa" w:w="60"/>
+              <w:right w:type="dxa" w:w="100"/>
+            </w:tcMar>
+          </w:tcPr>
+          <w:p>
+            <w:pPr>
+              <w:jc w:val="left"/>
+            </w:pPr>
+            <w:r>
+              <w:rPr>
+                <w:rFonts w:ascii="Yu Gothic" w:cs="Yu Gothic" w:eastAsia="Yu Gothic" w:hAnsi="Yu Gothic"/>
+                <w:b w:val="false"/>
+                <w:bCs w:val="false"/>
+                <w:sz w:val="19"/>
+                <w:szCs w:val="19"/>
+              </w:rPr>
+              <w:t xml:space="preserve">◎ 取得を推奨</w:t>
+            </w:r>
+          </w:p>
+        </w:tc>
+      </w:tr>
+      <w:tr>
+        <w:tc>
+          <w:tcPr>
+            <w:tcW w:type="dxa" w:w="1900"/>
+            <w:shd w:fill="DCE6F1" w:val="clear"/>
+            <w:tcMar>
+              <w:top w:type="dxa" w:w="60"/>
+              <w:left w:type="dxa" w:w="100"/>
+              <w:bottom w:type="dxa" w:w="60"/>
+              <w:right w:type="dxa" w:w="100"/>
+            </w:tcMar>
+          </w:tcPr>
+          <w:p>
+            <w:pPr>
+              <w:jc w:val="left"/>
+            </w:pPr>
+            <w:r>
+              <w:rPr>
+                <w:rFonts w:ascii="Yu Gothic" w:cs="Yu Gothic" w:eastAsia="Yu Gothic" w:hAnsi="Yu Gothic"/>
+                <w:b w:val="false"/>
+                <w:bCs w:val="false"/>
+                <w:sz w:val="19"/>
+                <w:szCs w:val="19"/>
+              </w:rPr>
+              <w:t xml:space="preserve">人員配置体制加算Ⅱ(概ね1.75:1相当)</w:t>
+            </w:r>
+          </w:p>
+        </w:tc>
+        <w:tc>
+          <w:tcPr>
+            <w:tcW w:type="dxa" w:w="1200"/>
+            <w:shd w:fill="DCE6F1" w:val="clear"/>
+            <w:tcMar>
+              <w:top w:type="dxa" w:w="60"/>
+              <w:left w:type="dxa" w:w="100"/>
+              <w:bottom w:type="dxa" w:w="60"/>
+              <w:right w:type="dxa" w:w="100"/>
+            </w:tcMar>
+          </w:tcPr>
+          <w:p>
+            <w:pPr>
+              <w:jc w:val="left"/>
+            </w:pPr>
+            <w:r>
+              <w:rPr>
+                <w:rFonts w:ascii="Yu Gothic" w:cs="Yu Gothic" w:eastAsia="Yu Gothic" w:hAnsi="Yu Gothic"/>
+                <w:b w:val="false"/>
+                <w:bCs w:val="false"/>
+                <w:sz w:val="19"/>
+                <w:szCs w:val="19"/>
+              </w:rPr>
+              <w:t xml:space="preserve">265単位</w:t>
+            </w:r>
+          </w:p>
+        </w:tc>
+        <w:tc>
+          <w:tcPr>
+            <w:tcW w:type="dxa" w:w="2700"/>
+            <w:shd w:fill="DCE6F1" w:val="clear"/>
+            <w:tcMar>
+              <w:top w:type="dxa" w:w="60"/>
+              <w:left w:type="dxa" w:w="100"/>
+              <w:bottom w:type="dxa" w:w="60"/>
+              <w:right w:type="dxa" w:w="100"/>
+            </w:tcMar>
+          </w:tcPr>
+          <w:p>
+            <w:pPr>
+              <w:jc w:val="left"/>
+            </w:pPr>
+            <w:r>
+              <w:rPr>
+                <w:rFonts w:ascii="Yu Gothic" w:cs="Yu Gothic" w:eastAsia="Yu Gothic" w:hAnsi="Yu Gothic"/>
+                <w:b w:val="false"/>
+                <w:bCs w:val="false"/>
+                <w:sz w:val="19"/>
+                <w:szCs w:val="19"/>
+              </w:rPr>
+              <w:t xml:space="preserve">生活支援員+3.0名程度が必要と推定</w:t>
+            </w:r>
+          </w:p>
+        </w:tc>
+        <w:tc>
+          <w:tcPr>
+            <w:tcW w:type="dxa" w:w="1300"/>
+            <w:shd w:fill="DCE6F1" w:val="clear"/>
+            <w:tcMar>
+              <w:top w:type="dxa" w:w="60"/>
+              <w:left w:type="dxa" w:w="100"/>
+              <w:bottom w:type="dxa" w:w="60"/>
+              <w:right w:type="dxa" w:w="100"/>
+            </w:tcMar>
+          </w:tcPr>
+          <w:p>
+            <w:pPr>
+              <w:jc w:val="left"/>
+            </w:pPr>
+            <w:r>
+              <w:rPr>
+                <w:rFonts w:ascii="Yu Gothic" w:cs="Yu Gothic" w:eastAsia="Yu Gothic" w:hAnsi="Yu Gothic"/>
+                <w:b w:val="false"/>
+                <w:bCs w:val="false"/>
+                <w:sz w:val="19"/>
+                <w:szCs w:val="19"/>
+              </w:rPr>
+              <w:t xml:space="preserve">約1,242万円</w:t>
+            </w:r>
+          </w:p>
+        </w:tc>
+        <w:tc>
+          <w:tcPr>
+            <w:tcW w:type="dxa" w:w="1300"/>
+            <w:shd w:fill="DCE6F1" w:val="clear"/>
+            <w:tcMar>
+              <w:top w:type="dxa" w:w="60"/>
+              <w:left w:type="dxa" w:w="100"/>
+              <w:bottom w:type="dxa" w:w="60"/>
+              <w:right w:type="dxa" w:w="100"/>
+            </w:tcMar>
+          </w:tcPr>
+          <w:p>
+            <w:pPr>
+              <w:jc w:val="left"/>
+            </w:pPr>
+            <w:r>
+              <w:rPr>
+                <w:rFonts w:ascii="Yu Gothic" w:cs="Yu Gothic" w:eastAsia="Yu Gothic" w:hAnsi="Yu Gothic"/>
+                <w:b w:val="false"/>
+                <w:bCs w:val="false"/>
+                <w:sz w:val="19"/>
+                <w:szCs w:val="19"/>
+              </w:rPr>
+              <w:t xml:space="preserve">約1,188万円</w:t>
+            </w:r>
+          </w:p>
+        </w:tc>
+        <w:tc>
+          <w:tcPr>
+            <w:tcW w:type="dxa" w:w="1200"/>
+            <w:shd w:fill="DCE6F1" w:val="clear"/>
+            <w:tcMar>
+              <w:top w:type="dxa" w:w="60"/>
+              <w:left w:type="dxa" w:w="100"/>
+              <w:bottom w:type="dxa" w:w="60"/>
+              <w:right w:type="dxa" w:w="100"/>
+            </w:tcMar>
+          </w:tcPr>
+          <w:p>
+            <w:pPr>
+              <w:jc w:val="left"/>
+            </w:pPr>
+            <w:r>
+              <w:rPr>
+                <w:rFonts w:ascii="Yu Gothic" w:cs="Yu Gothic" w:eastAsia="Yu Gothic" w:hAnsi="Yu Gothic"/>
+                <w:b w:val="false"/>
+                <w:bCs w:val="false"/>
+                <w:sz w:val="19"/>
+                <w:szCs w:val="19"/>
+              </w:rPr>
+              <w:t xml:space="preserve">▲54万円</w:t>
+            </w:r>
+          </w:p>
+        </w:tc>
+        <w:tc>
+          <w:tcPr>
+            <w:tcW w:type="dxa" w:w="1400"/>
+            <w:shd w:fill="DCE6F1" w:val="clear"/>
+            <w:tcMar>
+              <w:top w:type="dxa" w:w="60"/>
+              <w:left w:type="dxa" w:w="100"/>
+              <w:bottom w:type="dxa" w:w="60"/>
+              <w:right w:type="dxa" w:w="100"/>
+            </w:tcMar>
+          </w:tcPr>
+          <w:p>
+            <w:pPr>
+              <w:jc w:val="left"/>
+            </w:pPr>
+            <w:r>
+              <w:rPr>
+                <w:rFonts w:ascii="Yu Gothic" w:cs="Yu Gothic" w:eastAsia="Yu Gothic" w:hAnsi="Yu Gothic"/>
+                <w:b w:val="false"/>
+                <w:bCs w:val="false"/>
+                <w:sz w:val="19"/>
+                <w:szCs w:val="19"/>
+              </w:rPr>
+              <w:t xml:space="preserve">△ 現状の人件費水準では割に合わない</w:t>
+            </w:r>
+          </w:p>
+        </w:tc>
+      </w:tr>
+      <w:tr>
+        <w:tc>
+          <w:tcPr>
+            <w:tcW w:type="dxa" w:w="1900"/>
+            <w:tcMar>
+              <w:top w:type="dxa" w:w="60"/>
+              <w:left w:type="dxa" w:w="100"/>
+              <w:bottom w:type="dxa" w:w="60"/>
+              <w:right w:type="dxa" w:w="100"/>
+            </w:tcMar>
+          </w:tcPr>
+          <w:p>
+            <w:pPr>
+              <w:jc w:val="left"/>
+            </w:pPr>
+            <w:r>
+              <w:rPr>
+                <w:rFonts w:ascii="Yu Gothic" w:cs="Yu Gothic" w:eastAsia="Yu Gothic" w:hAnsi="Yu Gothic"/>
+                <w:b w:val="false"/>
+                <w:bCs w:val="false"/>
+                <w:sz w:val="19"/>
+                <w:szCs w:val="19"/>
+              </w:rPr>
+              <w:t xml:space="preserve">人員配置体制加算Ⅰ(概ね1.5:1相当)</w:t>
+            </w:r>
+          </w:p>
+        </w:tc>
+        <w:tc>
+          <w:tcPr>
+            <w:tcW w:type="dxa" w:w="1200"/>
+            <w:tcMar>
+              <w:top w:type="dxa" w:w="60"/>
+              <w:left w:type="dxa" w:w="100"/>
+              <w:bottom w:type="dxa" w:w="60"/>
+              <w:right w:type="dxa" w:w="100"/>
+            </w:tcMar>
+          </w:tcPr>
+          <w:p>
+            <w:pPr>
+              <w:jc w:val="left"/>
+            </w:pPr>
+            <w:r>
+              <w:rPr>
+                <w:rFonts w:ascii="Yu Gothic" w:cs="Yu Gothic" w:eastAsia="Yu Gothic" w:hAnsi="Yu Gothic"/>
+                <w:b w:val="false"/>
+                <w:bCs w:val="false"/>
+                <w:sz w:val="19"/>
+                <w:szCs w:val="19"/>
+              </w:rPr>
+              <w:t xml:space="preserve">321単位</w:t>
+            </w:r>
+          </w:p>
+        </w:tc>
+        <w:tc>
+          <w:tcPr>
+            <w:tcW w:type="dxa" w:w="2700"/>
+            <w:tcMar>
+              <w:top w:type="dxa" w:w="60"/>
+              <w:left w:type="dxa" w:w="100"/>
+              <w:bottom w:type="dxa" w:w="60"/>
+              <w:right w:type="dxa" w:w="100"/>
+            </w:tcMar>
+          </w:tcPr>
+          <w:p>
+            <w:pPr>
+              <w:jc w:val="left"/>
+            </w:pPr>
+            <w:r>
+              <w:rPr>
+                <w:rFonts w:ascii="Yu Gothic" w:cs="Yu Gothic" w:eastAsia="Yu Gothic" w:hAnsi="Yu Gothic"/>
+                <w:b w:val="false"/>
+                <w:bCs w:val="false"/>
+                <w:sz w:val="19"/>
+                <w:szCs w:val="19"/>
+              </w:rPr>
+              <w:t xml:space="preserve">生活支援員+5.9名程度が必要と推定</w:t>
+            </w:r>
+          </w:p>
+        </w:tc>
+        <w:tc>
+          <w:tcPr>
+            <w:tcW w:type="dxa" w:w="1300"/>
+            <w:tcMar>
+              <w:top w:type="dxa" w:w="60"/>
+              <w:left w:type="dxa" w:w="100"/>
+              <w:bottom w:type="dxa" w:w="60"/>
+              <w:right w:type="dxa" w:w="100"/>
+            </w:tcMar>
+          </w:tcPr>
+          <w:p>
+            <w:pPr>
+              <w:jc w:val="left"/>
+            </w:pPr>
+            <w:r>
+              <w:rPr>
+                <w:rFonts w:ascii="Yu Gothic" w:cs="Yu Gothic" w:eastAsia="Yu Gothic" w:hAnsi="Yu Gothic"/>
+                <w:b w:val="false"/>
+                <w:bCs w:val="false"/>
+                <w:sz w:val="19"/>
+                <w:szCs w:val="19"/>
+              </w:rPr>
+              <w:t xml:space="preserve">約2,443万円</w:t>
+            </w:r>
+          </w:p>
+        </w:tc>
+        <w:tc>
+          <w:tcPr>
+            <w:tcW w:type="dxa" w:w="1300"/>
+            <w:tcMar>
+              <w:top w:type="dxa" w:w="60"/>
+              <w:left w:type="dxa" w:w="100"/>
+              <w:bottom w:type="dxa" w:w="60"/>
+              <w:right w:type="dxa" w:w="100"/>
+            </w:tcMar>
+          </w:tcPr>
+          <w:p>
+            <w:pPr>
+              <w:jc w:val="left"/>
+            </w:pPr>
+            <w:r>
+              <w:rPr>
+                <w:rFonts w:ascii="Yu Gothic" w:cs="Yu Gothic" w:eastAsia="Yu Gothic" w:hAnsi="Yu Gothic"/>
+                <w:b w:val="false"/>
+                <w:bCs w:val="false"/>
+                <w:sz w:val="19"/>
+                <w:szCs w:val="19"/>
+              </w:rPr>
+              <w:t xml:space="preserve">約1,439万円</w:t>
+            </w:r>
+          </w:p>
+        </w:tc>
+        <w:tc>
+          <w:tcPr>
+            <w:tcW w:type="dxa" w:w="1200"/>
+            <w:tcMar>
+              <w:top w:type="dxa" w:w="60"/>
+              <w:left w:type="dxa" w:w="100"/>
+              <w:bottom w:type="dxa" w:w="60"/>
+              <w:right w:type="dxa" w:w="100"/>
+            </w:tcMar>
+          </w:tcPr>
+          <w:p>
+            <w:pPr>
+              <w:jc w:val="left"/>
+            </w:pPr>
+            <w:r>
+              <w:rPr>
+                <w:rFonts w:ascii="Yu Gothic" w:cs="Yu Gothic" w:eastAsia="Yu Gothic" w:hAnsi="Yu Gothic"/>
+                <w:b w:val="false"/>
+                <w:bCs w:val="false"/>
+                <w:sz w:val="19"/>
+                <w:szCs w:val="19"/>
+              </w:rPr>
+              <w:t xml:space="preserve">▲1,003万円</w:t>
+            </w:r>
+          </w:p>
+        </w:tc>
+        <w:tc>
+          <w:tcPr>
+            <w:tcW w:type="dxa" w:w="1400"/>
+            <w:tcMar>
+              <w:top w:type="dxa" w:w="60"/>
+              <w:left w:type="dxa" w:w="100"/>
+              <w:bottom w:type="dxa" w:w="60"/>
+              <w:right w:type="dxa" w:w="100"/>
+            </w:tcMar>
+          </w:tcPr>
+          <w:p>
+            <w:pPr>
+              <w:jc w:val="left"/>
+            </w:pPr>
+            <w:r>
+              <w:rPr>
+                <w:rFonts w:ascii="Yu Gothic" w:cs="Yu Gothic" w:eastAsia="Yu Gothic" w:hAnsi="Yu Gothic"/>
+                <w:b w:val="false"/>
+                <w:bCs w:val="false"/>
+                <w:sz w:val="19"/>
+                <w:szCs w:val="19"/>
+              </w:rPr>
+              <w:t xml:space="preserve">✕ 明確に不採算</w:t>
+            </w:r>
+          </w:p>
+        </w:tc>
+      </w:tr>
+      <w:tr>
+        <w:tc>
+          <w:tcPr>
+            <w:tcW w:type="dxa" w:w="1900"/>
+            <w:shd w:fill="DCE6F1" w:val="clear"/>
+            <w:tcMar>
+              <w:top w:type="dxa" w:w="60"/>
+              <w:left w:type="dxa" w:w="100"/>
+              <w:bottom w:type="dxa" w:w="60"/>
+              <w:right w:type="dxa" w:w="100"/>
+            </w:tcMar>
+          </w:tcPr>
+          <w:p>
+            <w:pPr>
+              <w:jc w:val="left"/>
+            </w:pPr>
+            <w:r>
+              <w:rPr>
+                <w:rFonts w:ascii="Yu Gothic" w:cs="Yu Gothic" w:eastAsia="Yu Gothic" w:hAnsi="Yu Gothic"/>
+                <w:b w:val="false"/>
+                <w:bCs w:val="false"/>
+                <w:sz w:val="19"/>
+                <w:szCs w:val="19"/>
+              </w:rPr>
+              <w:t xml:space="preserve">重度障害者支援加算Ⅲ</w:t>
+            </w:r>
+          </w:p>
+        </w:tc>
+        <w:tc>
+          <w:tcPr>
+            <w:tcW w:type="dxa" w:w="1200"/>
+            <w:shd w:fill="DCE6F1" w:val="clear"/>
+            <w:tcMar>
+              <w:top w:type="dxa" w:w="60"/>
+              <w:left w:type="dxa" w:w="100"/>
+              <w:bottom w:type="dxa" w:w="60"/>
+              <w:right w:type="dxa" w:w="100"/>
+            </w:tcMar>
+          </w:tcPr>
+          <w:p>
+            <w:pPr>
+              <w:jc w:val="left"/>
+            </w:pPr>
+            <w:r>
+              <w:rPr>
+                <w:rFonts w:ascii="Yu Gothic" w:cs="Yu Gothic" w:eastAsia="Yu Gothic" w:hAnsi="Yu Gothic"/>
+                <w:b w:val="false"/>
+                <w:bCs w:val="false"/>
+                <w:sz w:val="19"/>
+                <w:szCs w:val="19"/>
+              </w:rPr>
+              <w:t xml:space="preserve">180単位</w:t>
+            </w:r>
+          </w:p>
+        </w:tc>
+        <w:tc>
+          <w:tcPr>
+            <w:tcW w:type="dxa" w:w="2700"/>
+            <w:shd w:fill="DCE6F1" w:val="clear"/>
+            <w:tcMar>
+              <w:top w:type="dxa" w:w="60"/>
+              <w:left w:type="dxa" w:w="100"/>
+              <w:bottom w:type="dxa" w:w="60"/>
+              <w:right w:type="dxa" w:w="100"/>
+            </w:tcMar>
+          </w:tcPr>
+          <w:p>
+            <w:pPr>
+              <w:jc w:val="left"/>
+            </w:pPr>
+            <w:r>
+              <w:rPr>
+                <w:rFonts w:ascii="Yu Gothic" w:cs="Yu Gothic" w:eastAsia="Yu Gothic" w:hAnsi="Yu Gothic"/>
+                <w:b w:val="false"/>
+                <w:bCs w:val="false"/>
+                <w:sz w:val="19"/>
+                <w:szCs w:val="19"/>
+              </w:rPr>
+              <w:t xml:space="preserve">区分6・行動関連項目10点以上の該当者3名を受け入れ想定。追加人件費は原則不要</w:t>
+            </w:r>
+          </w:p>
+        </w:tc>
+        <w:tc>
+          <w:tcPr>
+            <w:tcW w:type="dxa" w:w="1300"/>
+            <w:shd w:fill="DCE6F1" w:val="clear"/>
+            <w:tcMar>
+              <w:top w:type="dxa" w:w="60"/>
+              <w:left w:type="dxa" w:w="100"/>
+              <w:bottom w:type="dxa" w:w="60"/>
+              <w:right w:type="dxa" w:w="100"/>
+            </w:tcMar>
+          </w:tcPr>
+          <w:p>
+            <w:pPr>
+              <w:jc w:val="left"/>
+            </w:pPr>
+            <w:r>
+              <w:rPr>
+                <w:rFonts w:ascii="Yu Gothic" w:cs="Yu Gothic" w:eastAsia="Yu Gothic" w:hAnsi="Yu Gothic"/>
+                <w:b w:val="false"/>
+                <w:bCs w:val="false"/>
+                <w:sz w:val="19"/>
+                <w:szCs w:val="19"/>
+              </w:rPr>
+              <w:t xml:space="preserve">0円</w:t>
+            </w:r>
+          </w:p>
+        </w:tc>
+        <w:tc>
+          <w:tcPr>
+            <w:tcW w:type="dxa" w:w="1300"/>
+            <w:shd w:fill="DCE6F1" w:val="clear"/>
+            <w:tcMar>
+              <w:top w:type="dxa" w:w="60"/>
+              <w:left w:type="dxa" w:w="100"/>
+              <w:bottom w:type="dxa" w:w="60"/>
+              <w:right w:type="dxa" w:w="100"/>
+            </w:tcMar>
+          </w:tcPr>
+          <w:p>
+            <w:pPr>
+              <w:jc w:val="left"/>
+            </w:pPr>
+            <w:r>
+              <w:rPr>
+                <w:rFonts w:ascii="Yu Gothic" w:cs="Yu Gothic" w:eastAsia="Yu Gothic" w:hAnsi="Yu Gothic"/>
+                <w:b w:val="false"/>
+                <w:bCs w:val="false"/>
+                <w:sz w:val="19"/>
+                <w:szCs w:val="19"/>
+              </w:rPr>
+              <w:t xml:space="preserve">約142万円</w:t>
+            </w:r>
+          </w:p>
+        </w:tc>
+        <w:tc>
+          <w:tcPr>
+            <w:tcW w:type="dxa" w:w="1200"/>
+            <w:shd w:fill="DCE6F1" w:val="clear"/>
+            <w:tcMar>
+              <w:top w:type="dxa" w:w="60"/>
+              <w:left w:type="dxa" w:w="100"/>
+              <w:bottom w:type="dxa" w:w="60"/>
+              <w:right w:type="dxa" w:w="100"/>
+            </w:tcMar>
+          </w:tcPr>
+          <w:p>
+            <w:pPr>
+              <w:jc w:val="left"/>
+            </w:pPr>
+            <w:r>
+              <w:rPr>
+                <w:rFonts w:ascii="Yu Gothic" w:cs="Yu Gothic" w:eastAsia="Yu Gothic" w:hAnsi="Yu Gothic"/>
+                <w:b w:val="false"/>
+                <w:bCs w:val="false"/>
+                <w:sz w:val="19"/>
+                <w:szCs w:val="19"/>
+              </w:rPr>
+              <w:t xml:space="preserve">+142万円</w:t>
+            </w:r>
+          </w:p>
+        </w:tc>
+        <w:tc>
+          <w:tcPr>
+            <w:tcW w:type="dxa" w:w="1400"/>
+            <w:shd w:fill="DCE6F1" w:val="clear"/>
+            <w:tcMar>
+              <w:top w:type="dxa" w:w="60"/>
+              <w:left w:type="dxa" w:w="100"/>
+              <w:bottom w:type="dxa" w:w="60"/>
+              <w:right w:type="dxa" w:w="100"/>
+            </w:tcMar>
+          </w:tcPr>
+          <w:p>
+            <w:pPr>
+              <w:jc w:val="left"/>
+            </w:pPr>
+            <w:r>
+              <w:rPr>
+                <w:rFonts w:ascii="Yu Gothic" w:cs="Yu Gothic" w:eastAsia="Yu Gothic" w:hAnsi="Yu Gothic"/>
+                <w:b w:val="false"/>
+                <w:bCs w:val="false"/>
+                <w:sz w:val="19"/>
+                <w:szCs w:val="19"/>
+              </w:rPr>
+              <w:t xml:space="preserve">◎ 受け入れられれば取得を推奨</w:t>
+            </w:r>
+          </w:p>
+        </w:tc>
+      </w:tr>
+    </w:tbl>
+    <w:p>
+      <w:pPr>
+        <w:spacing w:after="120" w:before="0"/>
+      </w:pPr>
+      <w:r>
+        <w:rPr>
+          <w:rFonts w:ascii="Yu Gothic" w:cs="Yu Gothic" w:eastAsia="Yu Gothic" w:hAnsi="Yu Gothic"/>
+        </w:rPr>
+        <w:t xml:space="preserve">「取れるだけ取る」は正しい方向性だが、無条件に上位区分を目指すべきではない。人員配置体制加算はⅢまでは黒字化に寄与するが、Ⅱ・Ⅰは今回の人件費水準(生活支援員1人あたり年414万円)では追加人件費が加算収入を上回り、かえって赤字を拡大させる。一方、重度障害者支援加算は追加人件費がほぼ発生しないため、該当者を受け入れられる限り優先度が高い。</w:t>
+      </w:r>
+    </w:p>
+    <w:p>
+      <w:pPr>
+        <w:spacing w:after="160" w:before="80"/>
+      </w:pPr>
+      <w:r>
+        <w:rPr>
+          <w:rFonts w:ascii="Yu Gothic" w:cs="Yu Gothic" w:eastAsia="Yu Gothic" w:hAnsi="Yu Gothic"/>
+          <w:b/>
+          <w:bCs/>
+          <w:color w:val="C00000"/>
+          <w:sz w:val="20"/>
+          <w:szCs w:val="20"/>
+        </w:rPr>
+        <w:t xml:space="preserve">⚠ 両方を実現できた場合(人員配置体制加算Ⅲ＋重度障害者支援加算Ⅲ)、Year5の営業利益は約▲747万円→約▲414万円まで改善する(赤字幅を約45%圧縮)。それでも黒字化には届かないが、確実に前進する。正確な配置比率要件・単位数は広島市の単価表で必ず確認し、次版で本試算を精緻化すること。</w:t>
       </w:r>
     </w:p>
     <w:p>
@@ -15305,7 +17220,7 @@
           <w:b/>
           <w:bCs/>
         </w:rPr>
-        <w:t xml:space="preserve">黒字化、または赤字幅の大幅な縮小に向けて、以下を優先順位付きの検討課題として記載する。特に1・2は、本書ではまだ金額に反映できていないが、反映すれば結論そのものが変わる可能性がある最重要項目である。</w:t>
+        <w:t xml:space="preserve">黒字化、または赤字幅の大幅な縮小に向けて、以下を優先順位付きの検討課題として記載する。特に1・2は、上記の試算を含めてもなお完全な反映はできていないが、反映すれば結論(「今の設計のまま進めることは推奨できない」)そのものが変わる可能性がある最重要項目である。</w:t>
       </w:r>
     </w:p>
     <w:p>
@@ -15318,7 +17233,7 @@
           <w:b/>
           <w:bCs/>
         </w:rPr>
-        <w:t xml:space="preserve">1. 人員配置を法定最低ラインに近づける</w:t>
+        <w:t xml:space="preserve">1. 人員配置体制加算Ⅲ・重度障害者支援加算Ⅲの取得(上記10-4-1で試算済み)</w:t>
       </w:r>
     </w:p>
     <w:p>
@@ -15329,7 +17244,7 @@
         <w:rPr>
           <w:rFonts w:ascii="Yu Gothic" w:cs="Yu Gothic" w:eastAsia="Yu Gothic" w:hAnsi="Yu Gothic"/>
         </w:rPr>
-        <w:t xml:space="preserve">第6-3章のとおり、本計画は看護職員・PT/OT・生活支援員の総数について、法定最低ライン6.0名に対し7.4名(+1.4名)を配置している。この上乗せ幅を圧縮する(例:6.0〜6.5名程度に近づける)だけで、年間500万円前後の人件費圧縮が見込める。理念の実現とのバランスを見ながら、上乗せの必要最小限を再検討すること。</w:t>
+        <w:t xml:space="preserve">合わせてYear5の赤字を約333万円縮小できる見込み(▲747万円→約▲414万円)。人員配置体制加算はⅢまでにとどめ、Ⅱ・Ⅰは現在の人件費水準では不採算と判定済み。</w:t>
       </w:r>
     </w:p>
     <w:p>
@@ -15342,7 +17257,7 @@
           <w:b/>
           <w:bCs/>
         </w:rPr>
-        <w:t xml:space="preserve">2. 取り漏れている加算の取得検討</w:t>
+        <w:t xml:space="preserve">2. その他の取り漏れ加算の検討</w:t>
       </w:r>
     </w:p>
     <w:p>
@@ -15353,373 +17268,7 @@
         <w:rPr>
           <w:rFonts w:ascii="Yu Gothic" w:cs="Yu Gothic" w:eastAsia="Yu Gothic" w:hAnsi="Yu Gothic"/>
         </w:rPr>
-        <w:t xml:space="preserve">現在の収支計画には、基本報酬・送迎加算・処遇改善加算・入浴支援加算・食事提供体制加算の5つしか収入源が織り込まれていない。以下は、本計画が既に掲げている方針を活かせば取得を狙える可能性がある加算であり、次版で収支に反映すべきものである。</w:t>
-      </w:r>
-    </w:p>
-    <w:tbl>
-      <w:tblPr>
-        <w:tblW w:type="dxa" w:w="9300"/>
-        <w:tblBorders>
-          <w:top w:val="single" w:color="auto" w:sz="4"/>
-          <w:left w:val="single" w:color="auto" w:sz="4"/>
-          <w:bottom w:val="single" w:color="auto" w:sz="4"/>
-          <w:right w:val="single" w:color="auto" w:sz="4"/>
-          <w:insideH w:val="single" w:color="auto" w:sz="4"/>
-          <w:insideV w:val="single" w:color="auto" w:sz="4"/>
-        </w:tblBorders>
-      </w:tblPr>
-      <w:tblGrid>
-        <w:gridCol w:w="3900"/>
-        <w:gridCol w:w="5400"/>
-      </w:tblGrid>
-      <w:tr>
-        <w:trPr>
-          <w:tblHeader/>
-        </w:trPr>
-        <w:tc>
-          <w:tcPr>
-            <w:tcW w:type="dxa" w:w="3900"/>
-            <w:shd w:fill="1F4E78" w:val="clear"/>
-            <w:tcMar>
-              <w:top w:type="dxa" w:w="60"/>
-              <w:left w:type="dxa" w:w="100"/>
-              <w:bottom w:type="dxa" w:w="60"/>
-              <w:right w:type="dxa" w:w="100"/>
-            </w:tcMar>
-          </w:tcPr>
-          <w:p>
-            <w:pPr>
-              <w:jc w:val="center"/>
-            </w:pPr>
-            <w:r>
-              <w:rPr>
-                <w:rFonts w:ascii="Yu Gothic" w:cs="Yu Gothic" w:eastAsia="Yu Gothic" w:hAnsi="Yu Gothic"/>
-                <w:b/>
-                <w:bCs/>
-                <w:sz w:val="19"/>
-                <w:szCs w:val="19"/>
-              </w:rPr>
-              <w:t xml:space="preserve">加算(要一次確認)</w:t>
-            </w:r>
-          </w:p>
-        </w:tc>
-        <w:tc>
-          <w:tcPr>
-            <w:tcW w:type="dxa" w:w="5400"/>
-            <w:shd w:fill="1F4E78" w:val="clear"/>
-            <w:tcMar>
-              <w:top w:type="dxa" w:w="60"/>
-              <w:left w:type="dxa" w:w="100"/>
-              <w:bottom w:type="dxa" w:w="60"/>
-              <w:right w:type="dxa" w:w="100"/>
-            </w:tcMar>
-          </w:tcPr>
-          <w:p>
-            <w:pPr>
-              <w:jc w:val="center"/>
-            </w:pPr>
-            <w:r>
-              <w:rPr>
-                <w:rFonts w:ascii="Yu Gothic" w:cs="Yu Gothic" w:eastAsia="Yu Gothic" w:hAnsi="Yu Gothic"/>
-                <w:b/>
-                <w:bCs/>
-                <w:sz w:val="19"/>
-                <w:szCs w:val="19"/>
-              </w:rPr>
-              <w:t xml:space="preserve">取得の考え方</w:t>
-            </w:r>
-          </w:p>
-        </w:tc>
-      </w:tr>
-      <w:tr>
-        <w:tc>
-          <w:tcPr>
-            <w:tcW w:type="dxa" w:w="3900"/>
-            <w:tcMar>
-              <w:top w:type="dxa" w:w="60"/>
-              <w:left w:type="dxa" w:w="100"/>
-              <w:bottom w:type="dxa" w:w="60"/>
-              <w:right w:type="dxa" w:w="100"/>
-            </w:tcMar>
-          </w:tcPr>
-          <w:p>
-            <w:pPr>
-              <w:jc w:val="left"/>
-            </w:pPr>
-            <w:r>
-              <w:rPr>
-                <w:rFonts w:ascii="Yu Gothic" w:cs="Yu Gothic" w:eastAsia="Yu Gothic" w:hAnsi="Yu Gothic"/>
-                <w:b w:val="false"/>
-                <w:bCs w:val="false"/>
-                <w:sz w:val="19"/>
-                <w:szCs w:val="19"/>
-              </w:rPr>
-              <w:t xml:space="preserve">人員配置体制加算</w:t>
-            </w:r>
-          </w:p>
-        </w:tc>
-        <w:tc>
-          <w:tcPr>
-            <w:tcW w:type="dxa" w:w="5400"/>
-            <w:tcMar>
-              <w:top w:type="dxa" w:w="60"/>
-              <w:left w:type="dxa" w:w="100"/>
-              <w:bottom w:type="dxa" w:w="60"/>
-              <w:right w:type="dxa" w:w="100"/>
-            </w:tcMar>
-          </w:tcPr>
-          <w:p>
-            <w:pPr>
-              <w:jc w:val="left"/>
-            </w:pPr>
-            <w:r>
-              <w:rPr>
-                <w:rFonts w:ascii="Yu Gothic" w:cs="Yu Gothic" w:eastAsia="Yu Gothic" w:hAnsi="Yu Gothic"/>
-                <w:b w:val="false"/>
-                <w:bCs w:val="false"/>
-                <w:sz w:val="19"/>
-                <w:szCs w:val="19"/>
-              </w:rPr>
-              <w:t xml:space="preserve">看護・PT/OT・生活支援員の総数を配置基準(3:1)よりさらに手厚くすることで算定(現状の7.4名という配置が、既にこの加算の対象水準に届いている可能性がある)</w:t>
-            </w:r>
-          </w:p>
-        </w:tc>
-      </w:tr>
-      <w:tr>
-        <w:tc>
-          <w:tcPr>
-            <w:tcW w:type="dxa" w:w="3900"/>
-            <w:shd w:fill="DCE6F1" w:val="clear"/>
-            <w:tcMar>
-              <w:top w:type="dxa" w:w="60"/>
-              <w:left w:type="dxa" w:w="100"/>
-              <w:bottom w:type="dxa" w:w="60"/>
-              <w:right w:type="dxa" w:w="100"/>
-            </w:tcMar>
-          </w:tcPr>
-          <w:p>
-            <w:pPr>
-              <w:jc w:val="left"/>
-            </w:pPr>
-            <w:r>
-              <w:rPr>
-                <w:rFonts w:ascii="Yu Gothic" w:cs="Yu Gothic" w:eastAsia="Yu Gothic" w:hAnsi="Yu Gothic"/>
-                <w:b w:val="false"/>
-                <w:bCs w:val="false"/>
-                <w:sz w:val="19"/>
-                <w:szCs w:val="19"/>
-              </w:rPr>
-              <w:t xml:space="preserve">常勤看護職員等配置加算</w:t>
-            </w:r>
-          </w:p>
-        </w:tc>
-        <w:tc>
-          <w:tcPr>
-            <w:tcW w:type="dxa" w:w="5400"/>
-            <w:shd w:fill="DCE6F1" w:val="clear"/>
-            <w:tcMar>
-              <w:top w:type="dxa" w:w="60"/>
-              <w:left w:type="dxa" w:w="100"/>
-              <w:bottom w:type="dxa" w:w="60"/>
-              <w:right w:type="dxa" w:w="100"/>
-            </w:tcMar>
-          </w:tcPr>
-          <w:p>
-            <w:pPr>
-              <w:jc w:val="left"/>
-            </w:pPr>
-            <w:r>
-              <w:rPr>
-                <w:rFonts w:ascii="Yu Gothic" w:cs="Yu Gothic" w:eastAsia="Yu Gothic" w:hAnsi="Yu Gothic"/>
-                <w:b w:val="false"/>
-                <w:bCs w:val="false"/>
-                <w:sz w:val="19"/>
-                <w:szCs w:val="19"/>
-              </w:rPr>
-              <w:t xml:space="preserve">看護職員を非常勤の組み合わせではなく常勤で配置する場合に算定余地</w:t>
-            </w:r>
-          </w:p>
-        </w:tc>
-      </w:tr>
-      <w:tr>
-        <w:tc>
-          <w:tcPr>
-            <w:tcW w:type="dxa" w:w="3900"/>
-            <w:tcMar>
-              <w:top w:type="dxa" w:w="60"/>
-              <w:left w:type="dxa" w:w="100"/>
-              <w:bottom w:type="dxa" w:w="60"/>
-              <w:right w:type="dxa" w:w="100"/>
-            </w:tcMar>
-          </w:tcPr>
-          <w:p>
-            <w:pPr>
-              <w:jc w:val="left"/>
-            </w:pPr>
-            <w:r>
-              <w:rPr>
-                <w:rFonts w:ascii="Yu Gothic" w:cs="Yu Gothic" w:eastAsia="Yu Gothic" w:hAnsi="Yu Gothic"/>
-                <w:b w:val="false"/>
-                <w:bCs w:val="false"/>
-                <w:sz w:val="19"/>
-                <w:szCs w:val="19"/>
-              </w:rPr>
-              <w:t xml:space="preserve">福祉専門職員配置等加算</w:t>
-            </w:r>
-          </w:p>
-        </w:tc>
-        <w:tc>
-          <w:tcPr>
-            <w:tcW w:type="dxa" w:w="5400"/>
-            <w:tcMar>
-              <w:top w:type="dxa" w:w="60"/>
-              <w:left w:type="dxa" w:w="100"/>
-              <w:bottom w:type="dxa" w:w="60"/>
-              <w:right w:type="dxa" w:w="100"/>
-            </w:tcMar>
-          </w:tcPr>
-          <w:p>
-            <w:pPr>
-              <w:jc w:val="left"/>
-            </w:pPr>
-            <w:r>
-              <w:rPr>
-                <w:rFonts w:ascii="Yu Gothic" w:cs="Yu Gothic" w:eastAsia="Yu Gothic" w:hAnsi="Yu Gothic"/>
-                <w:b w:val="false"/>
-                <w:bCs w:val="false"/>
-                <w:sz w:val="19"/>
-                <w:szCs w:val="19"/>
-              </w:rPr>
-              <w:t xml:space="preserve">生活支援員等のうち社会福祉士・介護福祉士等の有資格者比率、常勤割合の要件を満たす場合に算定</w:t>
-            </w:r>
-          </w:p>
-        </w:tc>
-      </w:tr>
-      <w:tr>
-        <w:tc>
-          <w:tcPr>
-            <w:tcW w:type="dxa" w:w="3900"/>
-            <w:shd w:fill="DCE6F1" w:val="clear"/>
-            <w:tcMar>
-              <w:top w:type="dxa" w:w="60"/>
-              <w:left w:type="dxa" w:w="100"/>
-              <w:bottom w:type="dxa" w:w="60"/>
-              <w:right w:type="dxa" w:w="100"/>
-            </w:tcMar>
-          </w:tcPr>
-          <w:p>
-            <w:pPr>
-              <w:jc w:val="left"/>
-            </w:pPr>
-            <w:r>
-              <w:rPr>
-                <w:rFonts w:ascii="Yu Gothic" w:cs="Yu Gothic" w:eastAsia="Yu Gothic" w:hAnsi="Yu Gothic"/>
-                <w:b w:val="false"/>
-                <w:bCs w:val="false"/>
-                <w:sz w:val="19"/>
-                <w:szCs w:val="19"/>
-              </w:rPr>
-              <w:t xml:space="preserve">重度障害者支援加算・強度行動障害支援体制加算</w:t>
-            </w:r>
-          </w:p>
-        </w:tc>
-        <w:tc>
-          <w:tcPr>
-            <w:tcW w:type="dxa" w:w="5400"/>
-            <w:shd w:fill="DCE6F1" w:val="clear"/>
-            <w:tcMar>
-              <w:top w:type="dxa" w:w="60"/>
-              <w:left w:type="dxa" w:w="100"/>
-              <w:bottom w:type="dxa" w:w="60"/>
-              <w:right w:type="dxa" w:w="100"/>
-            </w:tcMar>
-          </w:tcPr>
-          <w:p>
-            <w:pPr>
-              <w:jc w:val="left"/>
-            </w:pPr>
-            <w:r>
-              <w:rPr>
-                <w:rFonts w:ascii="Yu Gothic" w:cs="Yu Gothic" w:eastAsia="Yu Gothic" w:hAnsi="Yu Gothic"/>
-                <w:b w:val="false"/>
-                <w:bCs w:val="false"/>
-                <w:sz w:val="19"/>
-                <w:szCs w:val="19"/>
-              </w:rPr>
-              <w:t xml:space="preserve">区分5・6中心の受け入れ、強度行動障害への対応という差別化方針と直接結びつく加算</w:t>
-            </w:r>
-          </w:p>
-        </w:tc>
-      </w:tr>
-      <w:tr>
-        <w:tc>
-          <w:tcPr>
-            <w:tcW w:type="dxa" w:w="3900"/>
-            <w:tcMar>
-              <w:top w:type="dxa" w:w="60"/>
-              <w:left w:type="dxa" w:w="100"/>
-              <w:bottom w:type="dxa" w:w="60"/>
-              <w:right w:type="dxa" w:w="100"/>
-            </w:tcMar>
-          </w:tcPr>
-          <w:p>
-            <w:pPr>
-              <w:jc w:val="left"/>
-            </w:pPr>
-            <w:r>
-              <w:rPr>
-                <w:rFonts w:ascii="Yu Gothic" w:cs="Yu Gothic" w:eastAsia="Yu Gothic" w:hAnsi="Yu Gothic"/>
-                <w:b w:val="false"/>
-                <w:bCs w:val="false"/>
-                <w:sz w:val="19"/>
-                <w:szCs w:val="19"/>
-              </w:rPr>
-              <w:t xml:space="preserve">医療連携体制加算</w:t>
-            </w:r>
-          </w:p>
-        </w:tc>
-        <w:tc>
-          <w:tcPr>
-            <w:tcW w:type="dxa" w:w="5400"/>
-            <w:tcMar>
-              <w:top w:type="dxa" w:w="60"/>
-              <w:left w:type="dxa" w:w="100"/>
-              <w:bottom w:type="dxa" w:w="60"/>
-              <w:right w:type="dxa" w:w="100"/>
-            </w:tcMar>
-          </w:tcPr>
-          <w:p>
-            <w:pPr>
-              <w:jc w:val="left"/>
-            </w:pPr>
-            <w:r>
-              <w:rPr>
-                <w:rFonts w:ascii="Yu Gothic" w:cs="Yu Gothic" w:eastAsia="Yu Gothic" w:hAnsi="Yu Gothic"/>
-                <w:b w:val="false"/>
-                <w:bCs w:val="false"/>
-                <w:sz w:val="19"/>
-                <w:szCs w:val="19"/>
-              </w:rPr>
-              <w:t xml:space="preserve">医療的ケア対象者の受け入れ方針と結びつく</w:t>
-            </w:r>
-          </w:p>
-        </w:tc>
-      </w:tr>
-    </w:tbl>
-    <w:p>
-      <w:pPr>
-        <w:pStyle w:val="ListParagraph"/>
-        <w:numPr>
-          <w:ilvl w:val="0"/>
-          <w:numId w:val="1"/>
-        </w:numPr>
-        <w:spacing w:after="80"/>
-      </w:pPr>
-      <w:r>
-        <w:rPr>
-          <w:rFonts w:ascii="Yu Gothic" w:cs="Yu Gothic" w:eastAsia="Yu Gothic" w:hAnsi="Yu Gothic"/>
-        </w:rPr>
-        <w:t xml:space="preserve">3. 稼働率のさらなる引き上げ(90%超)：第4章の営業戦略の実行が前提。ただし第4章の市場調査・営業活動は現時点で未着手であり、この論点の実現可能性そのものが未検証である点に留意。</w:t>
+        <w:t xml:space="preserve">常勤看護職員等配置加算(看護職員を常勤配置する場合に算定余地)、医療連携体制加算(医療的ケア対象者の受け入れ方針〈第2-4章〉と結びつく)は、まだ単位数・要件を確認できておらず本試算に含めていない。次版で広島市の単価表を確認し反映すべき項目。</w:t>
       </w:r>
     </w:p>
     <w:p>
@@ -15735,7 +17284,7 @@
         <w:rPr>
           <w:rFonts w:ascii="Yu Gothic" w:cs="Yu Gothic" w:eastAsia="Yu Gothic" w:hAnsi="Yu Gothic"/>
         </w:rPr>
-        <w:t xml:space="preserve">4. 固定費の圧縮：居抜き物件の徹底活用による家賃・内装費の圧縮(第7・9章)。</w:t>
+        <w:t xml:space="preserve">3. 人員配置を法定最低ラインに近づける：第6-3章のとおり、本計画は看護職員・PT/OT・生活支援員の総数について、法定最低ライン6.0名に対し7.4名(+1.4名)を配置している。この上乗せ幅を圧縮する(例:6.0〜6.5名程度に近づける)だけで、年間500万円前後の人件費圧縮が見込める。ただし人員配置体制加算Ⅲの取得(論点1)は、むしろ人員を増やす方向のレバーであり、両者は同時に追求できない(トレードオフ)。理念の実現・加算の取得・人件費圧縮のどれを優先するか、次版までに方針を一本化すること。</w:t>
       </w:r>
     </w:p>
     <w:p>
@@ -15751,7 +17300,39 @@
         <w:rPr>
           <w:rFonts w:ascii="Yu Gothic" w:cs="Yu Gothic" w:eastAsia="Yu Gothic" w:hAnsi="Yu Gothic"/>
         </w:rPr>
-        <w:t xml:space="preserve">5. 多機能型化による収益源の分散：定員20名の生活介護単独の最低定員要件(20人以上)に反するため、定員縮小という選択肢は制度上存在しない。就労継続支援B型等との多機能型事業所として固定費を複数事業で分散する構成を検討する。</w:t>
+        <w:t xml:space="preserve">4. 稼働率のさらなる引き上げ(90%超)：第4章の営業戦略の実行が前提。特別支援学校の進路決定サイクルに合わせた開所時期の調整(第8章)と表裏一体。ただし第4章の市場調査・営業活動は現時点で未着手であり、この論点の実現可能性そのものが未検証である点に留意。</w:t>
+      </w:r>
+    </w:p>
+    <w:p>
+      <w:pPr>
+        <w:pStyle w:val="ListParagraph"/>
+        <w:numPr>
+          <w:ilvl w:val="0"/>
+          <w:numId w:val="1"/>
+        </w:numPr>
+        <w:spacing w:after="80"/>
+      </w:pPr>
+      <w:r>
+        <w:rPr>
+          <w:rFonts w:ascii="Yu Gothic" w:cs="Yu Gothic" w:eastAsia="Yu Gothic" w:hAnsi="Yu Gothic"/>
+        </w:rPr>
+        <w:t xml:space="preserve">5. 固定費の圧縮：居抜き物件の徹底活用による家賃・内装費の圧縮(第7・9章)。</w:t>
+      </w:r>
+    </w:p>
+    <w:p>
+      <w:pPr>
+        <w:pStyle w:val="ListParagraph"/>
+        <w:numPr>
+          <w:ilvl w:val="0"/>
+          <w:numId w:val="1"/>
+        </w:numPr>
+        <w:spacing w:after="80"/>
+      </w:pPr>
+      <w:r>
+        <w:rPr>
+          <w:rFonts w:ascii="Yu Gothic" w:cs="Yu Gothic" w:eastAsia="Yu Gothic" w:hAnsi="Yu Gothic"/>
+        </w:rPr>
+        <w:t xml:space="preserve">6. 多機能型化による収益源の分散：定員20名の生活介護単独の最低定員要件(20人以上)に反するため、定員縮小という選択肢は制度上存在しない。就労継続支援B型等との多機能型事業所として固定費を複数事業で分散する構成を検討する。</w:t>
       </w:r>
     </w:p>
     <w:p>
@@ -15764,7 +17345,7 @@
           <w:b/>
           <w:bCs/>
         </w:rPr>
-        <w:t xml:space="preserve">この事業を「今の設計のまま(人員配置・加算取得を見直さないまま)」金融機関・会長への提案に進めることは推奨できない。特に論点1・2を反映した収支の再計算を行い、それでもなお大きな資金ギャップが残るかどうかを確認したうえで、次のアクションを判断すべきである。</w:t>
+        <w:t xml:space="preserve">この事業を「今の設計のまま(加算取得を見直さないまま)」金融機関・会長への提案に進めることは推奨できない。論点1(加算フル活用)を反映してもなお赤字が残ることを踏まえ、論点3〜6を組み合わせた収支の再計算を行い、それでもなお大きな資金ギャップが残るかどうかを確認したうえで、次のアクションを判断すべきである。</w:t>
       </w:r>
     </w:p>
     <w:p>
@@ -17835,7 +19416,7 @@
                 <w:sz w:val="19"/>
                 <w:szCs w:val="19"/>
               </w:rPr>
-              <w:t xml:space="preserve">是正後の収支でも、Year5時点で年間約753万円の営業赤字が残る</w:t>
+              <w:t xml:space="preserve">是正後の収支でも、Year5時点で年間約747万円の営業赤字が残る</w:t>
             </w:r>
           </w:p>
         </w:tc>
@@ -17861,7 +19442,7 @@
                 <w:sz w:val="19"/>
                 <w:szCs w:val="19"/>
               </w:rPr>
-              <w:t xml:space="preserve">第10-4章の論点(人員配置の適正化・加算取得・稼働率・固定費・多機能型化)を検証し、次版までに黒字化の道筋を明確にする</w:t>
+              <w:t xml:space="preserve">第10-4章の論点(加算のフル活用・人員配置の適正化・稼働率・固定費・多機能型化)を検証し、次版までに黒字化の道筋を明確にする</w:t>
             </w:r>
           </w:p>
         </w:tc>
@@ -17917,7 +19498,7 @@
                 <w:sz w:val="19"/>
                 <w:szCs w:val="19"/>
               </w:rPr>
-              <w:t xml:space="preserve">5ヵ年の累積資金需要を踏まえると、現時点の調達計画で約7,011万円の資金ギャップが残る</w:t>
+              <w:t xml:space="preserve">5ヵ年の累積資金需要を踏まえると、現時点の調達計画で約6,989万円の資金ギャップが残る</w:t>
             </w:r>
           </w:p>
         </w:tc>
@@ -18761,7 +20342,7 @@
           <w:sz w:val="19"/>
           <w:szCs w:val="19"/>
         </w:rPr>
-        <w:t xml:space="preserve">福祉・介護職員等処遇改善加算(令和6年6月一本化後)の生活介護 加算Ⅰ：概ね4.4%</w:t>
+        <w:t xml:space="preserve">福祉・介護職員等処遇改善加算(令和6年6月一本化後)：フル取得ケースで概ね8.4%(旧加算Ⅰ4.4%＋特定処遇改善加算Ⅰ1.4%＋ベースアップ等支援加算2.6%の合計。保守的な下限目安)</w:t>
       </w:r>
     </w:p>
     <w:p>

--- a/business-plan/事業計画書_生活介護_広島市.docx
+++ b/business-plan/事業計画書_生活介護_広島市.docx
@@ -713,7 +713,7 @@
                 <w:sz w:val="19"/>
                 <w:szCs w:val="19"/>
               </w:rPr>
-              <w:t xml:space="preserve">5ヵ年の累積資金需要を踏まえた真の必要総額は約1億989万円(設備投資等約3,065万円＋5年間の累積営業赤字約7,924万円)。現時点の調達見込みは約4,000万円で、約6,989万円の資金ギャップが最重要課題(第9章)</w:t>
+              <w:t xml:space="preserve">5ヵ年の累積資金需要を踏まえた真の必要総額は約1億465万円(設備投資等約3,065万円＋5年間の累積営業赤字約7,400万円)。現時点の調達見込みは約4,000万円で、約6,465万円の資金ギャップが最重要課題(第9章)</w:t>
             </w:r>
           </w:p>
         </w:tc>
@@ -769,7 +769,7 @@
                 <w:sz w:val="19"/>
                 <w:szCs w:val="19"/>
               </w:rPr>
-              <w:t xml:space="preserve">平均区分5・稼働率85%到達時点(Year4〜5)でも営業赤字が残る構造(第10章)。人員配置を法定最低ラインに近づける、取り漏れている加算(人員配置体制加算等)を取得する等で赤字幅は縮小する可能性が高く、資金調達前に収支の再計算が必須</w:t>
+              <w:t xml:space="preserve">【経営方針決定：理念優先】人員配置は法定最低ラインへ圧縮せず、理念実現(重度対応・地域外出等)のための上乗せ配置(総数7.4名)を維持する。その上で人員配置体制加算ⅢをYear3以降に段階導入し、Year4〜5の営業赤字を約▲557万円まで圧縮する(第10章)。それでも黒字化には届かず、資金調達前に収支のさらなる改善策の検討が必須</w:t>
             </w:r>
           </w:p>
         </w:tc>
@@ -5729,6 +5729,22 @@
         <w:t xml:space="preserve">法定最低ラインは「看護職員・PT/OT・生活支援員の総数6.0名」である。本計画では、理念(重度対応・小グループでの地域外出等)を実現するため、法定最低ラインに1.4名を上乗せした総数7.4名を配置する設計とする。これは基準違反ではなく理念実現のための意図的な経営判断としての増員であり、人員配置体制加算(配置比率を基準より手厚くした場合に算定できる加算)の対象になり得る上乗せでもある(第10-4章参照。単位数は要確認)。</w:t>
       </w:r>
     </w:p>
+    <w:p>
+      <w:pPr>
+        <w:spacing w:after="160" w:before="80"/>
+      </w:pPr>
+      <w:r>
+        <w:rPr>
+          <w:rFonts w:ascii="Yu Gothic" w:cs="Yu Gothic" w:eastAsia="Yu Gothic" w:hAnsi="Yu Gothic"/>
+          <w:b/>
+          <w:bCs/>
+          <w:color w:val="C00000"/>
+          <w:sz w:val="20"/>
+          <w:szCs w:val="20"/>
+        </w:rPr>
+        <w:t xml:space="preserve">⚠ 経営方針決定(理念優先)：この上乗せ配置を法定最低ライン(6.0〜6.5名程度)へ圧縮するレバーは、理念の実現(重度対応・地域外出等)を優先する経営判断として、採用しないことを決定した。上乗せ分(1.4名)は、人員配置体制加算Ⅲの取得(第10-4-1章、Year3以降に段階導入)によって収益面でも部分的に正当化する設計とする。</w:t>
+      </w:r>
+    </w:p>
     <w:tbl>
       <w:tblPr>
         <w:tblW w:type="dxa" w:w="8900"/>
@@ -7110,7 +7126,7 @@
           <w:sz w:val="18"/>
           <w:szCs w:val="18"/>
         </w:rPr>
-        <w:t xml:space="preserve">※上記に加えて、豊口氏の役員報酬(Year1-2は月10万円、Year3以降は月30万円を想定)を別建てで計上(第10章)。この人件費構成・金額は法定最低ラインに対する上乗せ配置を前提としており、収支を圧迫する主因の一つでもある。上乗せ幅の圧縮は赤字幅を縮小させる現実的な選択肢として第10-4章で検討する。</w:t>
+        <w:t xml:space="preserve">※上記に加えて、豊口氏の役員報酬(Year1-2は月10万円、Year3以降は月30万円を想定)を別建てで計上(第10章)。この人件費構成・金額は法定最低ラインに対する上乗せ配置を前提としており、収支を圧迫する主因の一つである。ただし上記のとおり、この上乗せは理念実現のための経営判断として維持することを決定済みであり、圧縮は選択肢としない(第10-4章)。</w:t>
       </w:r>
     </w:p>
     <w:p>
@@ -10461,7 +10477,7 @@
           <w:sz w:val="20"/>
           <w:szCs w:val="20"/>
         </w:rPr>
-        <w:t xml:space="preserve">⚠ 改訂(最重要)：v2初版は「運転資金＝Year1の資金繰りが最も枯渇する時点の不足額」として初期投資合計を約6,402万円、資金ギャップを約2,400万円としていた。しかし第10章の5ヵ年収支計画によれば、Year2以降も営業赤字・現金流出が続き、5年間の累積キャッシュフローは約▲7,924万円に達する(別紙Excel「収支計画5年」参照)。Year1の運転資金だけでは、開所後およそ15〜16か月目(Year2の半ば)で資金が尽きる計算になる。</w:t>
+        <w:t xml:space="preserve">⚠ 改訂(最重要)：v2初版は「運転資金＝Year1の資金繰りが最も枯渇する時点の不足額」として初期投資合計を約6,402万円、資金ギャップを約2,400万円としていた。しかし第10章の5ヵ年収支計画によれば、Year2以降も営業赤字・現金流出が続き、5年間の累積キャッシュフローは約▲7,400万円に達する(別紙Excel「収支計画5年」参照。人員配置体制加算ⅢをYear3以降に導入した後の数字)。Year1の運転資金だけでは、開所後およそ15〜16か月目(Year2の半ば)で資金が尽きる計算になる。</w:t>
       </w:r>
     </w:p>
     <w:tbl>
@@ -10698,7 +10714,7 @@
                 <w:sz w:val="19"/>
                 <w:szCs w:val="19"/>
               </w:rPr>
-              <w:t xml:space="preserve">約7,924万円</w:t>
+              <w:t xml:space="preserve">約7,400万円</w:t>
             </w:r>
           </w:p>
         </w:tc>
@@ -10725,7 +10741,7 @@
                 <w:sz w:val="19"/>
                 <w:szCs w:val="19"/>
               </w:rPr>
-              <w:t xml:space="preserve">稼働率85%到達後も年間約747万円の営業赤字が続く前提</w:t>
+              <w:t xml:space="preserve">人員配置体制加算ⅢをYear3以降に導入し、Year4〜5の営業赤字を年間約557万円まで圧縮した前提での計算(第10-4-1章)</w:t>
             </w:r>
           </w:p>
         </w:tc>
@@ -10779,7 +10795,7 @@
                 <w:sz w:val="19"/>
                 <w:szCs w:val="19"/>
               </w:rPr>
-              <w:t xml:space="preserve">約1億989万円</w:t>
+              <w:t xml:space="preserve">約1億465万円</w:t>
             </w:r>
           </w:p>
         </w:tc>
@@ -11382,7 +11398,7 @@
                 <w:sz w:val="19"/>
                 <w:szCs w:val="19"/>
               </w:rPr>
-              <w:t xml:space="preserve">約▲6,989万円</w:t>
+              <w:t xml:space="preserve">約▲6,465万円</w:t>
             </w:r>
           </w:p>
         </w:tc>
@@ -11428,7 +11444,7 @@
           <w:sz w:val="20"/>
           <w:szCs w:val="20"/>
         </w:rPr>
-        <w:t xml:space="preserve">⚠ 真の資金ギャップは約6,989万円であり、「2,400万円を埋める」という規模の課題ではない。以下の優先順で対応を検討する。</w:t>
+        <w:t xml:space="preserve">⚠ 真の資金ギャップは約6,465万円であり、「2,400万円を埋める」という規模の課題ではない。以下の優先順で対応を検討する。</w:t>
       </w:r>
     </w:p>
     <w:p>
@@ -11444,7 +11460,7 @@
         <w:rPr>
           <w:rFonts w:ascii="Yu Gothic" w:cs="Yu Gothic" w:eastAsia="Yu Gothic" w:hAnsi="Yu Gothic"/>
         </w:rPr>
-        <w:t xml:space="preserve">収支構造そのものを見直す(最優先)：第10-4章のとおり、法定最低ラインへの人員配置の近接(現状の総数7.4名を6.0〜6.5名程度に圧縮)、取り漏れている加算の取得(人員配置体制加算・常勤看護職員等配置加算・福祉専門職員配置等加算・重度障害者支援加算等)を反映すれば、5年間の累積不足額そのものが大きく縮小する可能性が高い。資金調達の交渉に進む前に、この再計算を必ず行うこと。</w:t>
+        <w:t xml:space="preserve">収支構造そのものを見直す(最優先)：第10-4章のとおり、人員配置は理念実現を優先し法定最低ラインへの圧縮は行わない方針を決定済み。その上で、人員配置体制加算Ⅲ(Year3以降に段階導入、上記の数字に反映済み)に加え、取り漏れている加算の取得(常勤看護職員等配置加算・重度障害者支援加算等)を反映すれば、5年間の累積不足額はさらに縮小する可能性がある。</w:t>
       </w:r>
     </w:p>
     <w:p>
@@ -13688,7 +13704,7 @@
           <w:sz w:val="20"/>
           <w:szCs w:val="20"/>
         </w:rPr>
-        <w:t xml:space="preserve">⚠ これらは真の必要資金総額(約1億989万円、第9-2章)の一部にすぎない。営業利益がマイナスの期間が続く前提であるため、この返済額を営業キャッシュフローだけで賄うのは厳しい。据置期間の延長・返済開始時期の後ろ倒しを早期に相談できる関係性を築いておくこと。無担保・低リスクではない貸付である点を会長にも正直に共有した上で、条件を提案する。金銭消費貸借契約書の締結、期限の利益喪失条項、会長に万一のことがあった場合の債権承継(相続)の取り扱いについても、事前に整理しておくこと。</w:t>
+        <w:t xml:space="preserve">⚠ これらは真の必要資金総額(約1億465万円、第9-2章)の一部にすぎない。営業利益がマイナスの期間が続く前提であるため、この返済額を営業キャッシュフローだけで賄うのは厳しい。据置期間の延長・返済開始時期の後ろ倒しを早期に相談できる関係性を築いておくこと。無担保・低リスクではない貸付である点を会長にも正直に共有した上で、条件を提案する。金銭消費貸借契約書の締結、期限の利益喪失条項、会長に万一のことがあった場合の債権承継(相続)の取り扱いについても、事前に整理しておくこと。</w:t>
       </w:r>
     </w:p>
     <w:p>
@@ -15147,7 +15163,7 @@
           <w:sz w:val="24"/>
           <w:szCs w:val="24"/>
         </w:rPr>
-        <w:t xml:space="preserve">10-3. 5ヵ年収支計画(是正後・追加人件費なしで取れる加算を反映)</w:t>
+        <w:t xml:space="preserve">10-3. 5ヵ年収支計画(経営方針決定〈理念優先〉を反映：人員配置体制加算ⅢをYear3以降に段階導入)</w:t>
       </w:r>
     </w:p>
     <w:tbl>
@@ -15519,7 +15535,7 @@
                 <w:sz w:val="19"/>
                 <w:szCs w:val="19"/>
               </w:rPr>
-              <w:t xml:space="preserve">収入合計</w:t>
+              <w:t xml:space="preserve">人員配置体制加算Ⅲの採用</w:t>
             </w:r>
           </w:p>
         </w:tc>
@@ -15546,7 +15562,7 @@
                 <w:sz w:val="19"/>
                 <w:szCs w:val="19"/>
               </w:rPr>
-              <w:t xml:space="preserve">約2,144万円</w:t>
+              <w:t xml:space="preserve">不採用</w:t>
             </w:r>
           </w:p>
         </w:tc>
@@ -15573,7 +15589,7 @@
                 <w:sz w:val="19"/>
                 <w:szCs w:val="19"/>
               </w:rPr>
-              <w:t xml:space="preserve">約3,982万円</w:t>
+              <w:t xml:space="preserve">不採用</w:t>
             </w:r>
           </w:p>
         </w:tc>
@@ -15600,7 +15616,7 @@
                 <w:sz w:val="19"/>
                 <w:szCs w:val="19"/>
               </w:rPr>
-              <w:t xml:space="preserve">約4,901万円</w:t>
+              <w:t xml:space="preserve">採用</w:t>
             </w:r>
           </w:p>
         </w:tc>
@@ -15627,7 +15643,7 @@
                 <w:sz w:val="19"/>
                 <w:szCs w:val="19"/>
               </w:rPr>
-              <w:t xml:space="preserve">約5,207万円</w:t>
+              <w:t xml:space="preserve">採用</w:t>
             </w:r>
           </w:p>
         </w:tc>
@@ -15654,7 +15670,7 @@
                 <w:sz w:val="19"/>
                 <w:szCs w:val="19"/>
               </w:rPr>
-              <w:t xml:space="preserve">約5,207万円</w:t>
+              <w:t xml:space="preserve">採用</w:t>
             </w:r>
           </w:p>
         </w:tc>
@@ -15682,7 +15698,7 @@
                 <w:sz w:val="19"/>
                 <w:szCs w:val="19"/>
               </w:rPr>
-              <w:t xml:space="preserve">経費合計</w:t>
+              <w:t xml:space="preserve">収入合計</w:t>
             </w:r>
           </w:p>
         </w:tc>
@@ -15708,7 +15724,7 @@
                 <w:sz w:val="19"/>
                 <w:szCs w:val="19"/>
               </w:rPr>
-              <w:t xml:space="preserve">約5,501万円</w:t>
+              <w:t xml:space="preserve">約2,144万円</w:t>
             </w:r>
           </w:p>
         </w:tc>
@@ -15734,7 +15750,7 @@
                 <w:sz w:val="19"/>
                 <w:szCs w:val="19"/>
               </w:rPr>
-              <w:t xml:space="preserve">約5,629万円</w:t>
+              <w:t xml:space="preserve">約3,982万円</w:t>
             </w:r>
           </w:p>
         </w:tc>
@@ -15760,7 +15776,7 @@
                 <w:sz w:val="19"/>
                 <w:szCs w:val="19"/>
               </w:rPr>
-              <w:t xml:space="preserve">約5,933万円</w:t>
+              <w:t xml:space="preserve">約5,665万円</w:t>
             </w:r>
           </w:p>
         </w:tc>
@@ -15786,7 +15802,7 @@
                 <w:sz w:val="19"/>
                 <w:szCs w:val="19"/>
               </w:rPr>
-              <w:t xml:space="preserve">約5,955万円</w:t>
+              <w:t xml:space="preserve">約6,019万円</w:t>
             </w:r>
           </w:p>
         </w:tc>
@@ -15812,7 +15828,7 @@
                 <w:sz w:val="19"/>
                 <w:szCs w:val="19"/>
               </w:rPr>
-              <w:t xml:space="preserve">約5,955万円</w:t>
+              <w:t xml:space="preserve">約6,019万円</w:t>
             </w:r>
           </w:p>
         </w:tc>
@@ -15841,7 +15857,7 @@
                 <w:sz w:val="19"/>
                 <w:szCs w:val="19"/>
               </w:rPr>
-              <w:t xml:space="preserve">営業利益</w:t>
+              <w:t xml:space="preserve">経費合計</w:t>
             </w:r>
           </w:p>
         </w:tc>
@@ -15868,7 +15884,7 @@
                 <w:sz w:val="19"/>
                 <w:szCs w:val="19"/>
               </w:rPr>
-              <w:t xml:space="preserve">▲3,357万円</w:t>
+              <w:t xml:space="preserve">約5,501万円</w:t>
             </w:r>
           </w:p>
         </w:tc>
@@ -15895,7 +15911,7 @@
                 <w:sz w:val="19"/>
                 <w:szCs w:val="19"/>
               </w:rPr>
-              <w:t xml:space="preserve">▲1,647万円</w:t>
+              <w:t xml:space="preserve">約5,629万円</w:t>
             </w:r>
           </w:p>
         </w:tc>
@@ -15922,7 +15938,7 @@
                 <w:sz w:val="19"/>
                 <w:szCs w:val="19"/>
               </w:rPr>
-              <w:t xml:space="preserve">▲1,032万円</w:t>
+              <w:t xml:space="preserve">約6,554万円</w:t>
             </w:r>
           </w:p>
         </w:tc>
@@ -15949,7 +15965,7 @@
                 <w:sz w:val="19"/>
                 <w:szCs w:val="19"/>
               </w:rPr>
-              <w:t xml:space="preserve">▲747万円</w:t>
+              <w:t xml:space="preserve">約6,576万円</w:t>
             </w:r>
           </w:p>
         </w:tc>
@@ -15976,7 +15992,7 @@
                 <w:sz w:val="19"/>
                 <w:szCs w:val="19"/>
               </w:rPr>
-              <w:t xml:space="preserve">▲747万円</w:t>
+              <w:t xml:space="preserve">約6,576万円</w:t>
             </w:r>
           </w:p>
         </w:tc>
@@ -16004,6 +16020,165 @@
                 <w:sz w:val="19"/>
                 <w:szCs w:val="19"/>
               </w:rPr>
+              <w:t xml:space="preserve">営業利益</w:t>
+            </w:r>
+          </w:p>
+        </w:tc>
+        <w:tc>
+          <w:tcPr>
+            <w:tcW w:type="dxa" w:w="1500"/>
+            <w:tcMar>
+              <w:top w:type="dxa" w:w="60"/>
+              <w:left w:type="dxa" w:w="100"/>
+              <w:bottom w:type="dxa" w:w="60"/>
+              <w:right w:type="dxa" w:w="100"/>
+            </w:tcMar>
+          </w:tcPr>
+          <w:p>
+            <w:pPr>
+              <w:jc w:val="left"/>
+            </w:pPr>
+            <w:r>
+              <w:rPr>
+                <w:rFonts w:ascii="Yu Gothic" w:cs="Yu Gothic" w:eastAsia="Yu Gothic" w:hAnsi="Yu Gothic"/>
+                <w:b w:val="false"/>
+                <w:bCs w:val="false"/>
+                <w:sz w:val="19"/>
+                <w:szCs w:val="19"/>
+              </w:rPr>
+              <w:t xml:space="preserve">▲3,357万円</w:t>
+            </w:r>
+          </w:p>
+        </w:tc>
+        <w:tc>
+          <w:tcPr>
+            <w:tcW w:type="dxa" w:w="1500"/>
+            <w:tcMar>
+              <w:top w:type="dxa" w:w="60"/>
+              <w:left w:type="dxa" w:w="100"/>
+              <w:bottom w:type="dxa" w:w="60"/>
+              <w:right w:type="dxa" w:w="100"/>
+            </w:tcMar>
+          </w:tcPr>
+          <w:p>
+            <w:pPr>
+              <w:jc w:val="left"/>
+            </w:pPr>
+            <w:r>
+              <w:rPr>
+                <w:rFonts w:ascii="Yu Gothic" w:cs="Yu Gothic" w:eastAsia="Yu Gothic" w:hAnsi="Yu Gothic"/>
+                <w:b w:val="false"/>
+                <w:bCs w:val="false"/>
+                <w:sz w:val="19"/>
+                <w:szCs w:val="19"/>
+              </w:rPr>
+              <w:t xml:space="preserve">▲1,647万円</w:t>
+            </w:r>
+          </w:p>
+        </w:tc>
+        <w:tc>
+          <w:tcPr>
+            <w:tcW w:type="dxa" w:w="1500"/>
+            <w:tcMar>
+              <w:top w:type="dxa" w:w="60"/>
+              <w:left w:type="dxa" w:w="100"/>
+              <w:bottom w:type="dxa" w:w="60"/>
+              <w:right w:type="dxa" w:w="100"/>
+            </w:tcMar>
+          </w:tcPr>
+          <w:p>
+            <w:pPr>
+              <w:jc w:val="left"/>
+            </w:pPr>
+            <w:r>
+              <w:rPr>
+                <w:rFonts w:ascii="Yu Gothic" w:cs="Yu Gothic" w:eastAsia="Yu Gothic" w:hAnsi="Yu Gothic"/>
+                <w:b w:val="false"/>
+                <w:bCs w:val="false"/>
+                <w:sz w:val="19"/>
+                <w:szCs w:val="19"/>
+              </w:rPr>
+              <w:t xml:space="preserve">▲889万円</w:t>
+            </w:r>
+          </w:p>
+        </w:tc>
+        <w:tc>
+          <w:tcPr>
+            <w:tcW w:type="dxa" w:w="1500"/>
+            <w:tcMar>
+              <w:top w:type="dxa" w:w="60"/>
+              <w:left w:type="dxa" w:w="100"/>
+              <w:bottom w:type="dxa" w:w="60"/>
+              <w:right w:type="dxa" w:w="100"/>
+            </w:tcMar>
+          </w:tcPr>
+          <w:p>
+            <w:pPr>
+              <w:jc w:val="left"/>
+            </w:pPr>
+            <w:r>
+              <w:rPr>
+                <w:rFonts w:ascii="Yu Gothic" w:cs="Yu Gothic" w:eastAsia="Yu Gothic" w:hAnsi="Yu Gothic"/>
+                <w:b w:val="false"/>
+                <w:bCs w:val="false"/>
+                <w:sz w:val="19"/>
+                <w:szCs w:val="19"/>
+              </w:rPr>
+              <w:t xml:space="preserve">▲557万円</w:t>
+            </w:r>
+          </w:p>
+        </w:tc>
+        <w:tc>
+          <w:tcPr>
+            <w:tcW w:type="dxa" w:w="1500"/>
+            <w:tcMar>
+              <w:top w:type="dxa" w:w="60"/>
+              <w:left w:type="dxa" w:w="100"/>
+              <w:bottom w:type="dxa" w:w="60"/>
+              <w:right w:type="dxa" w:w="100"/>
+            </w:tcMar>
+          </w:tcPr>
+          <w:p>
+            <w:pPr>
+              <w:jc w:val="left"/>
+            </w:pPr>
+            <w:r>
+              <w:rPr>
+                <w:rFonts w:ascii="Yu Gothic" w:cs="Yu Gothic" w:eastAsia="Yu Gothic" w:hAnsi="Yu Gothic"/>
+                <w:b w:val="false"/>
+                <w:bCs w:val="false"/>
+                <w:sz w:val="19"/>
+                <w:szCs w:val="19"/>
+              </w:rPr>
+              <w:t xml:space="preserve">▲557万円</w:t>
+            </w:r>
+          </w:p>
+        </w:tc>
+      </w:tr>
+      <w:tr>
+        <w:tc>
+          <w:tcPr>
+            <w:tcW w:type="dxa" w:w="1900"/>
+            <w:shd w:fill="DCE6F1" w:val="clear"/>
+            <w:tcMar>
+              <w:top w:type="dxa" w:w="60"/>
+              <w:left w:type="dxa" w:w="100"/>
+              <w:bottom w:type="dxa" w:w="60"/>
+              <w:right w:type="dxa" w:w="100"/>
+            </w:tcMar>
+          </w:tcPr>
+          <w:p>
+            <w:pPr>
+              <w:jc w:val="left"/>
+            </w:pPr>
+            <w:r>
+              <w:rPr>
+                <w:rFonts w:ascii="Yu Gothic" w:cs="Yu Gothic" w:eastAsia="Yu Gothic" w:hAnsi="Yu Gothic"/>
+                <w:b w:val="false"/>
+                <w:bCs w:val="false"/>
+                <w:sz w:val="19"/>
+                <w:szCs w:val="19"/>
+              </w:rPr>
               <w:t xml:space="preserve">営業利益率</w:t>
             </w:r>
           </w:p>
@@ -16011,6 +16186,7 @@
         <w:tc>
           <w:tcPr>
             <w:tcW w:type="dxa" w:w="1500"/>
+            <w:shd w:fill="DCE6F1" w:val="clear"/>
             <w:tcMar>
               <w:top w:type="dxa" w:w="60"/>
               <w:left w:type="dxa" w:w="100"/>
@@ -16037,6 +16213,7 @@
         <w:tc>
           <w:tcPr>
             <w:tcW w:type="dxa" w:w="1500"/>
+            <w:shd w:fill="DCE6F1" w:val="clear"/>
             <w:tcMar>
               <w:top w:type="dxa" w:w="60"/>
               <w:left w:type="dxa" w:w="100"/>
@@ -16063,78 +16240,81 @@
         <w:tc>
           <w:tcPr>
             <w:tcW w:type="dxa" w:w="1500"/>
-            <w:tcMar>
-              <w:top w:type="dxa" w:w="60"/>
-              <w:left w:type="dxa" w:w="100"/>
-              <w:bottom w:type="dxa" w:w="60"/>
-              <w:right w:type="dxa" w:w="100"/>
-            </w:tcMar>
-          </w:tcPr>
-          <w:p>
-            <w:pPr>
-              <w:jc w:val="left"/>
-            </w:pPr>
-            <w:r>
-              <w:rPr>
-                <w:rFonts w:ascii="Yu Gothic" w:cs="Yu Gothic" w:eastAsia="Yu Gothic" w:hAnsi="Yu Gothic"/>
-                <w:b w:val="false"/>
-                <w:bCs w:val="false"/>
-                <w:sz w:val="19"/>
-                <w:szCs w:val="19"/>
-              </w:rPr>
-              <w:t xml:space="preserve">▲21.1%</w:t>
+            <w:shd w:fill="DCE6F1" w:val="clear"/>
+            <w:tcMar>
+              <w:top w:type="dxa" w:w="60"/>
+              <w:left w:type="dxa" w:w="100"/>
+              <w:bottom w:type="dxa" w:w="60"/>
+              <w:right w:type="dxa" w:w="100"/>
+            </w:tcMar>
+          </w:tcPr>
+          <w:p>
+            <w:pPr>
+              <w:jc w:val="left"/>
+            </w:pPr>
+            <w:r>
+              <w:rPr>
+                <w:rFonts w:ascii="Yu Gothic" w:cs="Yu Gothic" w:eastAsia="Yu Gothic" w:hAnsi="Yu Gothic"/>
+                <w:b w:val="false"/>
+                <w:bCs w:val="false"/>
+                <w:sz w:val="19"/>
+                <w:szCs w:val="19"/>
+              </w:rPr>
+              <w:t xml:space="preserve">▲15.7%</w:t>
             </w:r>
           </w:p>
         </w:tc>
         <w:tc>
           <w:tcPr>
             <w:tcW w:type="dxa" w:w="1500"/>
-            <w:tcMar>
-              <w:top w:type="dxa" w:w="60"/>
-              <w:left w:type="dxa" w:w="100"/>
-              <w:bottom w:type="dxa" w:w="60"/>
-              <w:right w:type="dxa" w:w="100"/>
-            </w:tcMar>
-          </w:tcPr>
-          <w:p>
-            <w:pPr>
-              <w:jc w:val="left"/>
-            </w:pPr>
-            <w:r>
-              <w:rPr>
-                <w:rFonts w:ascii="Yu Gothic" w:cs="Yu Gothic" w:eastAsia="Yu Gothic" w:hAnsi="Yu Gothic"/>
-                <w:b w:val="false"/>
-                <w:bCs w:val="false"/>
-                <w:sz w:val="19"/>
-                <w:szCs w:val="19"/>
-              </w:rPr>
-              <w:t xml:space="preserve">▲14.3%</w:t>
+            <w:shd w:fill="DCE6F1" w:val="clear"/>
+            <w:tcMar>
+              <w:top w:type="dxa" w:w="60"/>
+              <w:left w:type="dxa" w:w="100"/>
+              <w:bottom w:type="dxa" w:w="60"/>
+              <w:right w:type="dxa" w:w="100"/>
+            </w:tcMar>
+          </w:tcPr>
+          <w:p>
+            <w:pPr>
+              <w:jc w:val="left"/>
+            </w:pPr>
+            <w:r>
+              <w:rPr>
+                <w:rFonts w:ascii="Yu Gothic" w:cs="Yu Gothic" w:eastAsia="Yu Gothic" w:hAnsi="Yu Gothic"/>
+                <w:b w:val="false"/>
+                <w:bCs w:val="false"/>
+                <w:sz w:val="19"/>
+                <w:szCs w:val="19"/>
+              </w:rPr>
+              <w:t xml:space="preserve">▲9.2%</w:t>
             </w:r>
           </w:p>
         </w:tc>
         <w:tc>
           <w:tcPr>
             <w:tcW w:type="dxa" w:w="1500"/>
-            <w:tcMar>
-              <w:top w:type="dxa" w:w="60"/>
-              <w:left w:type="dxa" w:w="100"/>
-              <w:bottom w:type="dxa" w:w="60"/>
-              <w:right w:type="dxa" w:w="100"/>
-            </w:tcMar>
-          </w:tcPr>
-          <w:p>
-            <w:pPr>
-              <w:jc w:val="left"/>
-            </w:pPr>
-            <w:r>
-              <w:rPr>
-                <w:rFonts w:ascii="Yu Gothic" w:cs="Yu Gothic" w:eastAsia="Yu Gothic" w:hAnsi="Yu Gothic"/>
-                <w:b w:val="false"/>
-                <w:bCs w:val="false"/>
-                <w:sz w:val="19"/>
-                <w:szCs w:val="19"/>
-              </w:rPr>
-              <w:t xml:space="preserve">▲14.3%</w:t>
+            <w:shd w:fill="DCE6F1" w:val="clear"/>
+            <w:tcMar>
+              <w:top w:type="dxa" w:w="60"/>
+              <w:left w:type="dxa" w:w="100"/>
+              <w:bottom w:type="dxa" w:w="60"/>
+              <w:right w:type="dxa" w:w="100"/>
+            </w:tcMar>
+          </w:tcPr>
+          <w:p>
+            <w:pPr>
+              <w:jc w:val="left"/>
+            </w:pPr>
+            <w:r>
+              <w:rPr>
+                <w:rFonts w:ascii="Yu Gothic" w:cs="Yu Gothic" w:eastAsia="Yu Gothic" w:hAnsi="Yu Gothic"/>
+                <w:b w:val="false"/>
+                <w:bCs w:val="false"/>
+                <w:sz w:val="19"/>
+                <w:szCs w:val="19"/>
+              </w:rPr>
+              <w:t xml:space="preserve">▲9.2%</w:t>
             </w:r>
           </w:p>
         </w:tc>
@@ -16186,7 +16366,7 @@
           <w:sz w:val="20"/>
           <w:szCs w:val="20"/>
         </w:rPr>
-        <w:t xml:space="preserve">⚠ 平均区分5・稼働率85%に到達するYear4〜5の時点でも、営業赤字(年間約747万円)が残る構造である。さらにこの赤字が5年間累積すると約7,924万円の現金流出になり、真の必要資金は約1億989万円、資金ギャップは約6,989万円に達する(第9-2章)。</w:t>
+        <w:t xml:space="preserve">⚠ 平均区分5・稼働率85%に到達するYear4〜5の時点でも、営業赤字(年間約557万円)が残る構造である。さらにこの赤字が5年間累積すると約7,400万円の現金流出になり、真の必要資金は約1億465万円、資金ギャップは約6,465万円に達する(第9-2章)。これは「理念実現(手厚い人員配置の維持)を優先する」という経営方針決定を数字に落とし込んだ結果である。</w:t>
       </w:r>
     </w:p>
     <w:p>
@@ -16203,7 +16383,20 @@
           <w:sz w:val="24"/>
           <w:szCs w:val="24"/>
         </w:rPr>
-        <w:t xml:space="preserve">10-4-1. 加算フル活用シナリオの試算結果(新設)</w:t>
+        <w:t xml:space="preserve">10-4-1. 経営方針決定(理念優先)と、加算フル活用シナリオの試算結果</w:t>
+      </w:r>
+    </w:p>
+    <w:p>
+      <w:pPr>
+        <w:spacing w:after="120" w:before="0"/>
+      </w:pPr>
+      <w:r>
+        <w:rPr>
+          <w:rFonts w:ascii="Yu Gothic" w:cs="Yu Gothic" w:eastAsia="Yu Gothic" w:hAnsi="Yu Gothic"/>
+          <w:b/>
+          <w:bCs/>
+        </w:rPr>
+        <w:t xml:space="preserve">第6-3章・本章で繰り返し課題として挙げてきた「理念の実現・加算の取得・人件費圧縮のどれを優先するか」というトレードオフについて、経営方針を決定した：人員配置は法定最低ラインへ圧縮せず、理念(重度対応・地域外出等)実現のための上乗せ配置(総数7.4名)を維持する。</w:t>
       </w:r>
     </w:p>
     <w:p>
@@ -16214,7 +16407,7 @@
         <w:rPr>
           <w:rFonts w:ascii="Yu Gothic" w:cs="Yu Gothic" w:eastAsia="Yu Gothic" w:hAnsi="Yu Gothic"/>
         </w:rPr>
-        <w:t xml:space="preserve">「加算は取れるだけ取る」方針を受け、別紙Excel「加算フル活用シナリオ」シートで、追加人件費が発生する加算(人員配置体制加算)と、対象者の受け入れが前提の加算(重度障害者支援加算)を独立に損益分岐試算した(Year5・成熟期・利用者17名時点)。</w:t>
+        <w:t xml:space="preserve">その上で、別紙Excel「加算フル活用シナリオ」シートで、追加人件費が発生する加算(人員配置体制加算)と、対象者の受け入れが前提の加算(重度障害者支援加算)を独立に損益分岐試算した(Year5・成熟期・利用者17名時点)。</w:t>
       </w:r>
     </w:p>
     <w:tbl>
@@ -16611,7 +16804,7 @@
                 <w:sz w:val="19"/>
                 <w:szCs w:val="19"/>
               </w:rPr>
-              <w:t xml:space="preserve">◎ 取得を推奨</w:t>
+              <w:t xml:space="preserve">◎ 取得を決定(Year3以降に段階導入)</w:t>
             </w:r>
           </w:p>
         </w:tc>
@@ -16802,7 +16995,7 @@
                 <w:sz w:val="19"/>
                 <w:szCs w:val="19"/>
               </w:rPr>
-              <w:t xml:space="preserve">△ 現状の人件費水準では割に合わない</w:t>
+              <w:t xml:space="preserve">✕ 不採用(割に合わない)</w:t>
             </w:r>
           </w:p>
         </w:tc>
@@ -16986,7 +17179,7 @@
                 <w:sz w:val="19"/>
                 <w:szCs w:val="19"/>
               </w:rPr>
-              <w:t xml:space="preserve">✕ 明確に不採算</w:t>
+              <w:t xml:space="preserve">✕ 不採用(明確に不採算)</w:t>
             </w:r>
           </w:p>
         </w:tc>
@@ -17177,7 +17370,7 @@
                 <w:sz w:val="19"/>
                 <w:szCs w:val="19"/>
               </w:rPr>
-              <w:t xml:space="preserve">◎ 受け入れられれば取得を推奨</w:t>
+              <w:t xml:space="preserve">◎ 受け入れられれば取得を推奨(任意アップサイド)</w:t>
             </w:r>
           </w:p>
         </w:tc>
@@ -17191,7 +17384,878 @@
         <w:rPr>
           <w:rFonts w:ascii="Yu Gothic" w:cs="Yu Gothic" w:eastAsia="Yu Gothic" w:hAnsi="Yu Gothic"/>
         </w:rPr>
-        <w:t xml:space="preserve">「取れるだけ取る」は正しい方向性だが、無条件に上位区分を目指すべきではない。人員配置体制加算はⅢまでは黒字化に寄与するが、Ⅱ・Ⅰは今回の人件費水準(生活支援員1人あたり年414万円)では追加人件費が加算収入を上回り、かえって赤字を拡大させる。一方、重度障害者支援加算は追加人件費がほぼ発生しないため、該当者を受け入れられる限り優先度が高い。</w:t>
+        <w:t xml:space="preserve">「取れるだけ取る」は正しい方向性だが、無条件に上位区分を目指すべきではない。人員配置体制加算はⅢまでは黒字化に寄与するが、Ⅱ・Ⅰは今回の人件費水準(生活支援員1人あたり年414万円)では追加人件費が加算収入を上回り、かえって赤字を拡大させるため、この2区分は不採用と決定した。</w:t>
+      </w:r>
+    </w:p>
+    <w:p>
+      <w:pPr>
+        <w:pStyle w:val="Heading2"/>
+        <w:spacing w:after="120" w:before="240"/>
+      </w:pPr>
+      <w:r>
+        <w:rPr>
+          <w:rFonts w:ascii="Yu Gothic" w:cs="Yu Gothic" w:eastAsia="Yu Gothic" w:hAnsi="Yu Gothic"/>
+          <w:b/>
+          <w:bCs/>
+          <w:color w:val="1F4E78"/>
+          <w:sz w:val="24"/>
+          <w:szCs w:val="24"/>
+        </w:rPr>
+        <w:t xml:space="preserve">重要な追加発見：加算Ⅲは「いつ導入するか」が結果を左右する</w:t>
+      </w:r>
+    </w:p>
+    <w:p>
+      <w:pPr>
+        <w:spacing w:after="120" w:before="0"/>
+      </w:pPr>
+      <w:r>
+        <w:rPr>
+          <w:rFonts w:ascii="Yu Gothic" w:cs="Yu Gothic" w:eastAsia="Yu Gothic" w:hAnsi="Yu Gothic"/>
+        </w:rPr>
+        <w:t xml:space="preserve">人員配置体制加算Ⅲの差引効果は、Year1・Year2はマイナス、Year3で黒字転換する(下表、別紙Excel「加算フル活用シナリオ」シートの年次試算)。</w:t>
+      </w:r>
+    </w:p>
+    <w:tbl>
+      <w:tblPr>
+        <w:tblW w:type="dxa" w:w="9900"/>
+        <w:tblBorders>
+          <w:top w:val="single" w:color="auto" w:sz="4"/>
+          <w:left w:val="single" w:color="auto" w:sz="4"/>
+          <w:bottom w:val="single" w:color="auto" w:sz="4"/>
+          <w:right w:val="single" w:color="auto" w:sz="4"/>
+          <w:insideH w:val="single" w:color="auto" w:sz="4"/>
+          <w:insideV w:val="single" w:color="auto" w:sz="4"/>
+        </w:tblBorders>
+      </w:tblPr>
+      <w:tblGrid>
+        <w:gridCol w:w="1900"/>
+        <w:gridCol w:w="1600"/>
+        <w:gridCol w:w="1600"/>
+        <w:gridCol w:w="1600"/>
+        <w:gridCol w:w="1600"/>
+        <w:gridCol w:w="1600"/>
+      </w:tblGrid>
+      <w:tr>
+        <w:trPr>
+          <w:tblHeader/>
+        </w:trPr>
+        <w:tc>
+          <w:tcPr>
+            <w:tcW w:type="dxa" w:w="1900"/>
+            <w:shd w:fill="1F4E78" w:val="clear"/>
+            <w:tcMar>
+              <w:top w:type="dxa" w:w="60"/>
+              <w:left w:type="dxa" w:w="100"/>
+              <w:bottom w:type="dxa" w:w="60"/>
+              <w:right w:type="dxa" w:w="100"/>
+            </w:tcMar>
+          </w:tcPr>
+          <w:p>
+            <w:pPr>
+              <w:jc w:val="center"/>
+            </w:pPr>
+            <w:r>
+              <w:rPr>
+                <w:rFonts w:ascii="Yu Gothic" w:cs="Yu Gothic" w:eastAsia="Yu Gothic" w:hAnsi="Yu Gothic"/>
+                <w:b/>
+                <w:bCs/>
+                <w:sz w:val="19"/>
+                <w:szCs w:val="19"/>
+              </w:rPr>
+              <w:t xml:space="preserve">項目</w:t>
+            </w:r>
+          </w:p>
+        </w:tc>
+        <w:tc>
+          <w:tcPr>
+            <w:tcW w:type="dxa" w:w="1600"/>
+            <w:shd w:fill="1F4E78" w:val="clear"/>
+            <w:tcMar>
+              <w:top w:type="dxa" w:w="60"/>
+              <w:left w:type="dxa" w:w="100"/>
+              <w:bottom w:type="dxa" w:w="60"/>
+              <w:right w:type="dxa" w:w="100"/>
+            </w:tcMar>
+          </w:tcPr>
+          <w:p>
+            <w:pPr>
+              <w:jc w:val="center"/>
+            </w:pPr>
+            <w:r>
+              <w:rPr>
+                <w:rFonts w:ascii="Yu Gothic" w:cs="Yu Gothic" w:eastAsia="Yu Gothic" w:hAnsi="Yu Gothic"/>
+                <w:b/>
+                <w:bCs/>
+                <w:sz w:val="19"/>
+                <w:szCs w:val="19"/>
+              </w:rPr>
+              <w:t xml:space="preserve">Year1</w:t>
+            </w:r>
+          </w:p>
+        </w:tc>
+        <w:tc>
+          <w:tcPr>
+            <w:tcW w:type="dxa" w:w="1600"/>
+            <w:shd w:fill="1F4E78" w:val="clear"/>
+            <w:tcMar>
+              <w:top w:type="dxa" w:w="60"/>
+              <w:left w:type="dxa" w:w="100"/>
+              <w:bottom w:type="dxa" w:w="60"/>
+              <w:right w:type="dxa" w:w="100"/>
+            </w:tcMar>
+          </w:tcPr>
+          <w:p>
+            <w:pPr>
+              <w:jc w:val="center"/>
+            </w:pPr>
+            <w:r>
+              <w:rPr>
+                <w:rFonts w:ascii="Yu Gothic" w:cs="Yu Gothic" w:eastAsia="Yu Gothic" w:hAnsi="Yu Gothic"/>
+                <w:b/>
+                <w:bCs/>
+                <w:sz w:val="19"/>
+                <w:szCs w:val="19"/>
+              </w:rPr>
+              <w:t xml:space="preserve">Year2</w:t>
+            </w:r>
+          </w:p>
+        </w:tc>
+        <w:tc>
+          <w:tcPr>
+            <w:tcW w:type="dxa" w:w="1600"/>
+            <w:shd w:fill="1F4E78" w:val="clear"/>
+            <w:tcMar>
+              <w:top w:type="dxa" w:w="60"/>
+              <w:left w:type="dxa" w:w="100"/>
+              <w:bottom w:type="dxa" w:w="60"/>
+              <w:right w:type="dxa" w:w="100"/>
+            </w:tcMar>
+          </w:tcPr>
+          <w:p>
+            <w:pPr>
+              <w:jc w:val="center"/>
+            </w:pPr>
+            <w:r>
+              <w:rPr>
+                <w:rFonts w:ascii="Yu Gothic" w:cs="Yu Gothic" w:eastAsia="Yu Gothic" w:hAnsi="Yu Gothic"/>
+                <w:b/>
+                <w:bCs/>
+                <w:sz w:val="19"/>
+                <w:szCs w:val="19"/>
+              </w:rPr>
+              <w:t xml:space="preserve">Year3</w:t>
+            </w:r>
+          </w:p>
+        </w:tc>
+        <w:tc>
+          <w:tcPr>
+            <w:tcW w:type="dxa" w:w="1600"/>
+            <w:shd w:fill="1F4E78" w:val="clear"/>
+            <w:tcMar>
+              <w:top w:type="dxa" w:w="60"/>
+              <w:left w:type="dxa" w:w="100"/>
+              <w:bottom w:type="dxa" w:w="60"/>
+              <w:right w:type="dxa" w:w="100"/>
+            </w:tcMar>
+          </w:tcPr>
+          <w:p>
+            <w:pPr>
+              <w:jc w:val="center"/>
+            </w:pPr>
+            <w:r>
+              <w:rPr>
+                <w:rFonts w:ascii="Yu Gothic" w:cs="Yu Gothic" w:eastAsia="Yu Gothic" w:hAnsi="Yu Gothic"/>
+                <w:b/>
+                <w:bCs/>
+                <w:sz w:val="19"/>
+                <w:szCs w:val="19"/>
+              </w:rPr>
+              <w:t xml:space="preserve">Year4</w:t>
+            </w:r>
+          </w:p>
+        </w:tc>
+        <w:tc>
+          <w:tcPr>
+            <w:tcW w:type="dxa" w:w="1600"/>
+            <w:shd w:fill="1F4E78" w:val="clear"/>
+            <w:tcMar>
+              <w:top w:type="dxa" w:w="60"/>
+              <w:left w:type="dxa" w:w="100"/>
+              <w:bottom w:type="dxa" w:w="60"/>
+              <w:right w:type="dxa" w:w="100"/>
+            </w:tcMar>
+          </w:tcPr>
+          <w:p>
+            <w:pPr>
+              <w:jc w:val="center"/>
+            </w:pPr>
+            <w:r>
+              <w:rPr>
+                <w:rFonts w:ascii="Yu Gothic" w:cs="Yu Gothic" w:eastAsia="Yu Gothic" w:hAnsi="Yu Gothic"/>
+                <w:b/>
+                <w:bCs/>
+                <w:sz w:val="19"/>
+                <w:szCs w:val="19"/>
+              </w:rPr>
+              <w:t xml:space="preserve">Year5</w:t>
+            </w:r>
+          </w:p>
+        </w:tc>
+      </w:tr>
+      <w:tr>
+        <w:tc>
+          <w:tcPr>
+            <w:tcW w:type="dxa" w:w="1900"/>
+            <w:tcMar>
+              <w:top w:type="dxa" w:w="60"/>
+              <w:left w:type="dxa" w:w="100"/>
+              <w:bottom w:type="dxa" w:w="60"/>
+              <w:right w:type="dxa" w:w="100"/>
+            </w:tcMar>
+          </w:tcPr>
+          <w:p>
+            <w:pPr>
+              <w:jc w:val="left"/>
+            </w:pPr>
+            <w:r>
+              <w:rPr>
+                <w:rFonts w:ascii="Yu Gothic" w:cs="Yu Gothic" w:eastAsia="Yu Gothic" w:hAnsi="Yu Gothic"/>
+                <w:b w:val="false"/>
+                <w:bCs w:val="false"/>
+                <w:sz w:val="19"/>
+                <w:szCs w:val="19"/>
+              </w:rPr>
+              <w:t xml:space="preserve">想定利用者数/日</w:t>
+            </w:r>
+          </w:p>
+        </w:tc>
+        <w:tc>
+          <w:tcPr>
+            <w:tcW w:type="dxa" w:w="1600"/>
+            <w:tcMar>
+              <w:top w:type="dxa" w:w="60"/>
+              <w:left w:type="dxa" w:w="100"/>
+              <w:bottom w:type="dxa" w:w="60"/>
+              <w:right w:type="dxa" w:w="100"/>
+            </w:tcMar>
+          </w:tcPr>
+          <w:p>
+            <w:pPr>
+              <w:jc w:val="left"/>
+            </w:pPr>
+            <w:r>
+              <w:rPr>
+                <w:rFonts w:ascii="Yu Gothic" w:cs="Yu Gothic" w:eastAsia="Yu Gothic" w:hAnsi="Yu Gothic"/>
+                <w:b w:val="false"/>
+                <w:bCs w:val="false"/>
+                <w:sz w:val="19"/>
+                <w:szCs w:val="19"/>
+              </w:rPr>
+              <w:t xml:space="preserve">7人</w:t>
+            </w:r>
+          </w:p>
+        </w:tc>
+        <w:tc>
+          <w:tcPr>
+            <w:tcW w:type="dxa" w:w="1600"/>
+            <w:tcMar>
+              <w:top w:type="dxa" w:w="60"/>
+              <w:left w:type="dxa" w:w="100"/>
+              <w:bottom w:type="dxa" w:w="60"/>
+              <w:right w:type="dxa" w:w="100"/>
+            </w:tcMar>
+          </w:tcPr>
+          <w:p>
+            <w:pPr>
+              <w:jc w:val="left"/>
+            </w:pPr>
+            <w:r>
+              <w:rPr>
+                <w:rFonts w:ascii="Yu Gothic" w:cs="Yu Gothic" w:eastAsia="Yu Gothic" w:hAnsi="Yu Gothic"/>
+                <w:b w:val="false"/>
+                <w:bCs w:val="false"/>
+                <w:sz w:val="19"/>
+                <w:szCs w:val="19"/>
+              </w:rPr>
+              <w:t xml:space="preserve">13人</w:t>
+            </w:r>
+          </w:p>
+        </w:tc>
+        <w:tc>
+          <w:tcPr>
+            <w:tcW w:type="dxa" w:w="1600"/>
+            <w:tcMar>
+              <w:top w:type="dxa" w:w="60"/>
+              <w:left w:type="dxa" w:w="100"/>
+              <w:bottom w:type="dxa" w:w="60"/>
+              <w:right w:type="dxa" w:w="100"/>
+            </w:tcMar>
+          </w:tcPr>
+          <w:p>
+            <w:pPr>
+              <w:jc w:val="left"/>
+            </w:pPr>
+            <w:r>
+              <w:rPr>
+                <w:rFonts w:ascii="Yu Gothic" w:cs="Yu Gothic" w:eastAsia="Yu Gothic" w:hAnsi="Yu Gothic"/>
+                <w:b w:val="false"/>
+                <w:bCs w:val="false"/>
+                <w:sz w:val="19"/>
+                <w:szCs w:val="19"/>
+              </w:rPr>
+              <w:t xml:space="preserve">16人</w:t>
+            </w:r>
+          </w:p>
+        </w:tc>
+        <w:tc>
+          <w:tcPr>
+            <w:tcW w:type="dxa" w:w="1600"/>
+            <w:tcMar>
+              <w:top w:type="dxa" w:w="60"/>
+              <w:left w:type="dxa" w:w="100"/>
+              <w:bottom w:type="dxa" w:w="60"/>
+              <w:right w:type="dxa" w:w="100"/>
+            </w:tcMar>
+          </w:tcPr>
+          <w:p>
+            <w:pPr>
+              <w:jc w:val="left"/>
+            </w:pPr>
+            <w:r>
+              <w:rPr>
+                <w:rFonts w:ascii="Yu Gothic" w:cs="Yu Gothic" w:eastAsia="Yu Gothic" w:hAnsi="Yu Gothic"/>
+                <w:b w:val="false"/>
+                <w:bCs w:val="false"/>
+                <w:sz w:val="19"/>
+                <w:szCs w:val="19"/>
+              </w:rPr>
+              <w:t xml:space="preserve">17人</w:t>
+            </w:r>
+          </w:p>
+        </w:tc>
+        <w:tc>
+          <w:tcPr>
+            <w:tcW w:type="dxa" w:w="1600"/>
+            <w:tcMar>
+              <w:top w:type="dxa" w:w="60"/>
+              <w:left w:type="dxa" w:w="100"/>
+              <w:bottom w:type="dxa" w:w="60"/>
+              <w:right w:type="dxa" w:w="100"/>
+            </w:tcMar>
+          </w:tcPr>
+          <w:p>
+            <w:pPr>
+              <w:jc w:val="left"/>
+            </w:pPr>
+            <w:r>
+              <w:rPr>
+                <w:rFonts w:ascii="Yu Gothic" w:cs="Yu Gothic" w:eastAsia="Yu Gothic" w:hAnsi="Yu Gothic"/>
+                <w:b w:val="false"/>
+                <w:bCs w:val="false"/>
+                <w:sz w:val="19"/>
+                <w:szCs w:val="19"/>
+              </w:rPr>
+              <w:t xml:space="preserve">17人</w:t>
+            </w:r>
+          </w:p>
+        </w:tc>
+      </w:tr>
+      <w:tr>
+        <w:tc>
+          <w:tcPr>
+            <w:tcW w:type="dxa" w:w="1900"/>
+            <w:shd w:fill="DCE6F1" w:val="clear"/>
+            <w:tcMar>
+              <w:top w:type="dxa" w:w="60"/>
+              <w:left w:type="dxa" w:w="100"/>
+              <w:bottom w:type="dxa" w:w="60"/>
+              <w:right w:type="dxa" w:w="100"/>
+            </w:tcMar>
+          </w:tcPr>
+          <w:p>
+            <w:pPr>
+              <w:jc w:val="left"/>
+            </w:pPr>
+            <w:r>
+              <w:rPr>
+                <w:rFonts w:ascii="Yu Gothic" w:cs="Yu Gothic" w:eastAsia="Yu Gothic" w:hAnsi="Yu Gothic"/>
+                <w:b w:val="false"/>
+                <w:bCs w:val="false"/>
+                <w:sz w:val="19"/>
+                <w:szCs w:val="19"/>
+              </w:rPr>
+              <w:t xml:space="preserve">追加人件費(年、通年想定)</w:t>
+            </w:r>
+          </w:p>
+        </w:tc>
+        <w:tc>
+          <w:tcPr>
+            <w:tcW w:type="dxa" w:w="1600"/>
+            <w:shd w:fill="DCE6F1" w:val="clear"/>
+            <w:tcMar>
+              <w:top w:type="dxa" w:w="60"/>
+              <w:left w:type="dxa" w:w="100"/>
+              <w:bottom w:type="dxa" w:w="60"/>
+              <w:right w:type="dxa" w:w="100"/>
+            </w:tcMar>
+          </w:tcPr>
+          <w:p>
+            <w:pPr>
+              <w:jc w:val="left"/>
+            </w:pPr>
+            <w:r>
+              <w:rPr>
+                <w:rFonts w:ascii="Yu Gothic" w:cs="Yu Gothic" w:eastAsia="Yu Gothic" w:hAnsi="Yu Gothic"/>
+                <w:b w:val="false"/>
+                <w:bCs w:val="false"/>
+                <w:sz w:val="19"/>
+                <w:szCs w:val="19"/>
+              </w:rPr>
+              <w:t xml:space="preserve">約621万円</w:t>
+            </w:r>
+          </w:p>
+        </w:tc>
+        <w:tc>
+          <w:tcPr>
+            <w:tcW w:type="dxa" w:w="1600"/>
+            <w:shd w:fill="DCE6F1" w:val="clear"/>
+            <w:tcMar>
+              <w:top w:type="dxa" w:w="60"/>
+              <w:left w:type="dxa" w:w="100"/>
+              <w:bottom w:type="dxa" w:w="60"/>
+              <w:right w:type="dxa" w:w="100"/>
+            </w:tcMar>
+          </w:tcPr>
+          <w:p>
+            <w:pPr>
+              <w:jc w:val="left"/>
+            </w:pPr>
+            <w:r>
+              <w:rPr>
+                <w:rFonts w:ascii="Yu Gothic" w:cs="Yu Gothic" w:eastAsia="Yu Gothic" w:hAnsi="Yu Gothic"/>
+                <w:b w:val="false"/>
+                <w:bCs w:val="false"/>
+                <w:sz w:val="19"/>
+                <w:szCs w:val="19"/>
+              </w:rPr>
+              <w:t xml:space="preserve">約621万円</w:t>
+            </w:r>
+          </w:p>
+        </w:tc>
+        <w:tc>
+          <w:tcPr>
+            <w:tcW w:type="dxa" w:w="1600"/>
+            <w:shd w:fill="DCE6F1" w:val="clear"/>
+            <w:tcMar>
+              <w:top w:type="dxa" w:w="60"/>
+              <w:left w:type="dxa" w:w="100"/>
+              <w:bottom w:type="dxa" w:w="60"/>
+              <w:right w:type="dxa" w:w="100"/>
+            </w:tcMar>
+          </w:tcPr>
+          <w:p>
+            <w:pPr>
+              <w:jc w:val="left"/>
+            </w:pPr>
+            <w:r>
+              <w:rPr>
+                <w:rFonts w:ascii="Yu Gothic" w:cs="Yu Gothic" w:eastAsia="Yu Gothic" w:hAnsi="Yu Gothic"/>
+                <w:b w:val="false"/>
+                <w:bCs w:val="false"/>
+                <w:sz w:val="19"/>
+                <w:szCs w:val="19"/>
+              </w:rPr>
+              <w:t xml:space="preserve">約621万円</w:t>
+            </w:r>
+          </w:p>
+        </w:tc>
+        <w:tc>
+          <w:tcPr>
+            <w:tcW w:type="dxa" w:w="1600"/>
+            <w:shd w:fill="DCE6F1" w:val="clear"/>
+            <w:tcMar>
+              <w:top w:type="dxa" w:w="60"/>
+              <w:left w:type="dxa" w:w="100"/>
+              <w:bottom w:type="dxa" w:w="60"/>
+              <w:right w:type="dxa" w:w="100"/>
+            </w:tcMar>
+          </w:tcPr>
+          <w:p>
+            <w:pPr>
+              <w:jc w:val="left"/>
+            </w:pPr>
+            <w:r>
+              <w:rPr>
+                <w:rFonts w:ascii="Yu Gothic" w:cs="Yu Gothic" w:eastAsia="Yu Gothic" w:hAnsi="Yu Gothic"/>
+                <w:b w:val="false"/>
+                <w:bCs w:val="false"/>
+                <w:sz w:val="19"/>
+                <w:szCs w:val="19"/>
+              </w:rPr>
+              <w:t xml:space="preserve">約621万円</w:t>
+            </w:r>
+          </w:p>
+        </w:tc>
+        <w:tc>
+          <w:tcPr>
+            <w:tcW w:type="dxa" w:w="1600"/>
+            <w:shd w:fill="DCE6F1" w:val="clear"/>
+            <w:tcMar>
+              <w:top w:type="dxa" w:w="60"/>
+              <w:left w:type="dxa" w:w="100"/>
+              <w:bottom w:type="dxa" w:w="60"/>
+              <w:right w:type="dxa" w:w="100"/>
+            </w:tcMar>
+          </w:tcPr>
+          <w:p>
+            <w:pPr>
+              <w:jc w:val="left"/>
+            </w:pPr>
+            <w:r>
+              <w:rPr>
+                <w:rFonts w:ascii="Yu Gothic" w:cs="Yu Gothic" w:eastAsia="Yu Gothic" w:hAnsi="Yu Gothic"/>
+                <w:b w:val="false"/>
+                <w:bCs w:val="false"/>
+                <w:sz w:val="19"/>
+                <w:szCs w:val="19"/>
+              </w:rPr>
+              <w:t xml:space="preserve">約621万円</w:t>
+            </w:r>
+          </w:p>
+        </w:tc>
+      </w:tr>
+      <w:tr>
+        <w:tc>
+          <w:tcPr>
+            <w:tcW w:type="dxa" w:w="1900"/>
+            <w:tcMar>
+              <w:top w:type="dxa" w:w="60"/>
+              <w:left w:type="dxa" w:w="100"/>
+              <w:bottom w:type="dxa" w:w="60"/>
+              <w:right w:type="dxa" w:w="100"/>
+            </w:tcMar>
+          </w:tcPr>
+          <w:p>
+            <w:pPr>
+              <w:jc w:val="left"/>
+            </w:pPr>
+            <w:r>
+              <w:rPr>
+                <w:rFonts w:ascii="Yu Gothic" w:cs="Yu Gothic" w:eastAsia="Yu Gothic" w:hAnsi="Yu Gothic"/>
+                <w:b w:val="false"/>
+                <w:bCs w:val="false"/>
+                <w:sz w:val="19"/>
+                <w:szCs w:val="19"/>
+              </w:rPr>
+              <w:t xml:space="preserve">追加収入(年)</w:t>
+            </w:r>
+          </w:p>
+        </w:tc>
+        <w:tc>
+          <w:tcPr>
+            <w:tcW w:type="dxa" w:w="1600"/>
+            <w:tcMar>
+              <w:top w:type="dxa" w:w="60"/>
+              <w:left w:type="dxa" w:w="100"/>
+              <w:bottom w:type="dxa" w:w="60"/>
+              <w:right w:type="dxa" w:w="100"/>
+            </w:tcMar>
+          </w:tcPr>
+          <w:p>
+            <w:pPr>
+              <w:jc w:val="left"/>
+            </w:pPr>
+            <w:r>
+              <w:rPr>
+                <w:rFonts w:ascii="Yu Gothic" w:cs="Yu Gothic" w:eastAsia="Yu Gothic" w:hAnsi="Yu Gothic"/>
+                <w:b w:val="false"/>
+                <w:bCs w:val="false"/>
+                <w:sz w:val="19"/>
+                <w:szCs w:val="19"/>
+              </w:rPr>
+              <w:t xml:space="preserve">約334万円</w:t>
+            </w:r>
+          </w:p>
+        </w:tc>
+        <w:tc>
+          <w:tcPr>
+            <w:tcW w:type="dxa" w:w="1600"/>
+            <w:tcMar>
+              <w:top w:type="dxa" w:w="60"/>
+              <w:left w:type="dxa" w:w="100"/>
+              <w:bottom w:type="dxa" w:w="60"/>
+              <w:right w:type="dxa" w:w="100"/>
+            </w:tcMar>
+          </w:tcPr>
+          <w:p>
+            <w:pPr>
+              <w:jc w:val="left"/>
+            </w:pPr>
+            <w:r>
+              <w:rPr>
+                <w:rFonts w:ascii="Yu Gothic" w:cs="Yu Gothic" w:eastAsia="Yu Gothic" w:hAnsi="Yu Gothic"/>
+                <w:b w:val="false"/>
+                <w:bCs w:val="false"/>
+                <w:sz w:val="19"/>
+                <w:szCs w:val="19"/>
+              </w:rPr>
+              <w:t xml:space="preserve">約621万円</w:t>
+            </w:r>
+          </w:p>
+        </w:tc>
+        <w:tc>
+          <w:tcPr>
+            <w:tcW w:type="dxa" w:w="1600"/>
+            <w:tcMar>
+              <w:top w:type="dxa" w:w="60"/>
+              <w:left w:type="dxa" w:w="100"/>
+              <w:bottom w:type="dxa" w:w="60"/>
+              <w:right w:type="dxa" w:w="100"/>
+            </w:tcMar>
+          </w:tcPr>
+          <w:p>
+            <w:pPr>
+              <w:jc w:val="left"/>
+            </w:pPr>
+            <w:r>
+              <w:rPr>
+                <w:rFonts w:ascii="Yu Gothic" w:cs="Yu Gothic" w:eastAsia="Yu Gothic" w:hAnsi="Yu Gothic"/>
+                <w:b w:val="false"/>
+                <w:bCs w:val="false"/>
+                <w:sz w:val="19"/>
+                <w:szCs w:val="19"/>
+              </w:rPr>
+              <w:t xml:space="preserve">約764万円</w:t>
+            </w:r>
+          </w:p>
+        </w:tc>
+        <w:tc>
+          <w:tcPr>
+            <w:tcW w:type="dxa" w:w="1600"/>
+            <w:tcMar>
+              <w:top w:type="dxa" w:w="60"/>
+              <w:left w:type="dxa" w:w="100"/>
+              <w:bottom w:type="dxa" w:w="60"/>
+              <w:right w:type="dxa" w:w="100"/>
+            </w:tcMar>
+          </w:tcPr>
+          <w:p>
+            <w:pPr>
+              <w:jc w:val="left"/>
+            </w:pPr>
+            <w:r>
+              <w:rPr>
+                <w:rFonts w:ascii="Yu Gothic" w:cs="Yu Gothic" w:eastAsia="Yu Gothic" w:hAnsi="Yu Gothic"/>
+                <w:b w:val="false"/>
+                <w:bCs w:val="false"/>
+                <w:sz w:val="19"/>
+                <w:szCs w:val="19"/>
+              </w:rPr>
+              <w:t xml:space="preserve">約812万円</w:t>
+            </w:r>
+          </w:p>
+        </w:tc>
+        <w:tc>
+          <w:tcPr>
+            <w:tcW w:type="dxa" w:w="1600"/>
+            <w:tcMar>
+              <w:top w:type="dxa" w:w="60"/>
+              <w:left w:type="dxa" w:w="100"/>
+              <w:bottom w:type="dxa" w:w="60"/>
+              <w:right w:type="dxa" w:w="100"/>
+            </w:tcMar>
+          </w:tcPr>
+          <w:p>
+            <w:pPr>
+              <w:jc w:val="left"/>
+            </w:pPr>
+            <w:r>
+              <w:rPr>
+                <w:rFonts w:ascii="Yu Gothic" w:cs="Yu Gothic" w:eastAsia="Yu Gothic" w:hAnsi="Yu Gothic"/>
+                <w:b w:val="false"/>
+                <w:bCs w:val="false"/>
+                <w:sz w:val="19"/>
+                <w:szCs w:val="19"/>
+              </w:rPr>
+              <w:t xml:space="preserve">約812万円</w:t>
+            </w:r>
+          </w:p>
+        </w:tc>
+      </w:tr>
+      <w:tr>
+        <w:tc>
+          <w:tcPr>
+            <w:tcW w:type="dxa" w:w="1900"/>
+            <w:shd w:fill="DCE6F1" w:val="clear"/>
+            <w:tcMar>
+              <w:top w:type="dxa" w:w="60"/>
+              <w:left w:type="dxa" w:w="100"/>
+              <w:bottom w:type="dxa" w:w="60"/>
+              <w:right w:type="dxa" w:w="100"/>
+            </w:tcMar>
+          </w:tcPr>
+          <w:p>
+            <w:pPr>
+              <w:jc w:val="left"/>
+            </w:pPr>
+            <w:r>
+              <w:rPr>
+                <w:rFonts w:ascii="Yu Gothic" w:cs="Yu Gothic" w:eastAsia="Yu Gothic" w:hAnsi="Yu Gothic"/>
+                <w:b w:val="false"/>
+                <w:bCs w:val="false"/>
+                <w:sz w:val="19"/>
+                <w:szCs w:val="19"/>
+              </w:rPr>
+              <w:t xml:space="preserve">差引効果(年)</w:t>
+            </w:r>
+          </w:p>
+        </w:tc>
+        <w:tc>
+          <w:tcPr>
+            <w:tcW w:type="dxa" w:w="1600"/>
+            <w:shd w:fill="DCE6F1" w:val="clear"/>
+            <w:tcMar>
+              <w:top w:type="dxa" w:w="60"/>
+              <w:left w:type="dxa" w:w="100"/>
+              <w:bottom w:type="dxa" w:w="60"/>
+              <w:right w:type="dxa" w:w="100"/>
+            </w:tcMar>
+          </w:tcPr>
+          <w:p>
+            <w:pPr>
+              <w:jc w:val="left"/>
+            </w:pPr>
+            <w:r>
+              <w:rPr>
+                <w:rFonts w:ascii="Yu Gothic" w:cs="Yu Gothic" w:eastAsia="Yu Gothic" w:hAnsi="Yu Gothic"/>
+                <w:b w:val="false"/>
+                <w:bCs w:val="false"/>
+                <w:sz w:val="19"/>
+                <w:szCs w:val="19"/>
+              </w:rPr>
+              <w:t xml:space="preserve">▲287万円</w:t>
+            </w:r>
+          </w:p>
+        </w:tc>
+        <w:tc>
+          <w:tcPr>
+            <w:tcW w:type="dxa" w:w="1600"/>
+            <w:shd w:fill="DCE6F1" w:val="clear"/>
+            <w:tcMar>
+              <w:top w:type="dxa" w:w="60"/>
+              <w:left w:type="dxa" w:w="100"/>
+              <w:bottom w:type="dxa" w:w="60"/>
+              <w:right w:type="dxa" w:w="100"/>
+            </w:tcMar>
+          </w:tcPr>
+          <w:p>
+            <w:pPr>
+              <w:jc w:val="left"/>
+            </w:pPr>
+            <w:r>
+              <w:rPr>
+                <w:rFonts w:ascii="Yu Gothic" w:cs="Yu Gothic" w:eastAsia="Yu Gothic" w:hAnsi="Yu Gothic"/>
+                <w:b w:val="false"/>
+                <w:bCs w:val="false"/>
+                <w:sz w:val="19"/>
+                <w:szCs w:val="19"/>
+              </w:rPr>
+              <w:t xml:space="preserve">ほぼ±0</w:t>
+            </w:r>
+          </w:p>
+        </w:tc>
+        <w:tc>
+          <w:tcPr>
+            <w:tcW w:type="dxa" w:w="1600"/>
+            <w:shd w:fill="DCE6F1" w:val="clear"/>
+            <w:tcMar>
+              <w:top w:type="dxa" w:w="60"/>
+              <w:left w:type="dxa" w:w="100"/>
+              <w:bottom w:type="dxa" w:w="60"/>
+              <w:right w:type="dxa" w:w="100"/>
+            </w:tcMar>
+          </w:tcPr>
+          <w:p>
+            <w:pPr>
+              <w:jc w:val="left"/>
+            </w:pPr>
+            <w:r>
+              <w:rPr>
+                <w:rFonts w:ascii="Yu Gothic" w:cs="Yu Gothic" w:eastAsia="Yu Gothic" w:hAnsi="Yu Gothic"/>
+                <w:b w:val="false"/>
+                <w:bCs w:val="false"/>
+                <w:sz w:val="19"/>
+                <w:szCs w:val="19"/>
+              </w:rPr>
+              <w:t xml:space="preserve">+143万円</w:t>
+            </w:r>
+          </w:p>
+        </w:tc>
+        <w:tc>
+          <w:tcPr>
+            <w:tcW w:type="dxa" w:w="1600"/>
+            <w:shd w:fill="DCE6F1" w:val="clear"/>
+            <w:tcMar>
+              <w:top w:type="dxa" w:w="60"/>
+              <w:left w:type="dxa" w:w="100"/>
+              <w:bottom w:type="dxa" w:w="60"/>
+              <w:right w:type="dxa" w:w="100"/>
+            </w:tcMar>
+          </w:tcPr>
+          <w:p>
+            <w:pPr>
+              <w:jc w:val="left"/>
+            </w:pPr>
+            <w:r>
+              <w:rPr>
+                <w:rFonts w:ascii="Yu Gothic" w:cs="Yu Gothic" w:eastAsia="Yu Gothic" w:hAnsi="Yu Gothic"/>
+                <w:b w:val="false"/>
+                <w:bCs w:val="false"/>
+                <w:sz w:val="19"/>
+                <w:szCs w:val="19"/>
+              </w:rPr>
+              <w:t xml:space="preserve">+191万円</w:t>
+            </w:r>
+          </w:p>
+        </w:tc>
+        <w:tc>
+          <w:tcPr>
+            <w:tcW w:type="dxa" w:w="1600"/>
+            <w:shd w:fill="DCE6F1" w:val="clear"/>
+            <w:tcMar>
+              <w:top w:type="dxa" w:w="60"/>
+              <w:left w:type="dxa" w:w="100"/>
+              <w:bottom w:type="dxa" w:w="60"/>
+              <w:right w:type="dxa" w:w="100"/>
+            </w:tcMar>
+          </w:tcPr>
+          <w:p>
+            <w:pPr>
+              <w:jc w:val="left"/>
+            </w:pPr>
+            <w:r>
+              <w:rPr>
+                <w:rFonts w:ascii="Yu Gothic" w:cs="Yu Gothic" w:eastAsia="Yu Gothic" w:hAnsi="Yu Gothic"/>
+                <w:b w:val="false"/>
+                <w:bCs w:val="false"/>
+                <w:sz w:val="19"/>
+                <w:szCs w:val="19"/>
+              </w:rPr>
+              <w:t xml:space="preserve">+191万円</w:t>
+            </w:r>
+          </w:p>
+        </w:tc>
+      </w:tr>
+    </w:tbl>
+    <w:p>
+      <w:pPr>
+        <w:spacing w:after="120" w:before="0"/>
+      </w:pPr>
+      <w:r>
+        <w:rPr>
+          <w:rFonts w:ascii="Yu Gothic" w:cs="Yu Gothic" w:eastAsia="Yu Gothic" w:hAnsi="Yu Gothic"/>
+        </w:rPr>
+        <w:t xml:space="preserve">追加人件費(約621万円/年)は稼働率に関わらずほぼ一定なのに対し、追加収入は実際の利用者数に比例するため、利用者が少ないYear1に導入すると、ただでさえ資金繰りが最も厳しい開設初年度の赤字をさらに拡大させてしまう。このため、本計画では人員配置体制加算ⅢをYear1・Year2は見送り、差引効果がプラスに転じるYear3から正式に導入する設計とした(第10-3章の5ヵ年収支計画・別紙Excelに反映済み)。</w:t>
       </w:r>
     </w:p>
     <w:p>
@@ -17207,7 +18271,7 @@
           <w:sz w:val="20"/>
           <w:szCs w:val="20"/>
         </w:rPr>
-        <w:t xml:space="preserve">⚠ 両方を実現できた場合(人員配置体制加算Ⅲ＋重度障害者支援加算Ⅲ)、Year5の営業利益は約▲747万円→約▲414万円まで改善する(赤字幅を約45%圧縮)。それでも黒字化には届かないが、確実に前進する。正確な配置比率要件・単位数は広島市の単価表で必ず確認し、次版で本試算を精緻化すること。</w:t>
+        <w:t xml:space="preserve">⚠ この段階導入により、Year5の営業利益は約▲747万円(加算Ⅲ未反映の是正後ベースケース)→約▲557万円まで改善する(赤字幅を約25%圧縮)。それでも黒字化には届かない。さらに重度障害者支援加算Ⅲ(該当者を受け入れられれば+142万円/年)を組み合わせられれば、約▲415万円まで追加改善する見込みだが、これは対象者の受け入れ実績次第であり、まだ確定した収入として計上していない。正確な配置比率要件・単位数は広島市の単価表で必ず確認し、次版で本試算を精緻化すること。</w:t>
       </w:r>
     </w:p>
     <w:p>
@@ -17220,55 +18284,7 @@
           <w:b/>
           <w:bCs/>
         </w:rPr>
-        <w:t xml:space="preserve">黒字化、または赤字幅の大幅な縮小に向けて、以下を優先順位付きの検討課題として記載する。特に1・2は、上記の試算を含めてもなお完全な反映はできていないが、反映すれば結論(「今の設計のまま進めることは推奨できない」)そのものが変わる可能性がある最重要項目である。</w:t>
-      </w:r>
-    </w:p>
-    <w:p>
-      <w:pPr>
-        <w:spacing w:after="120" w:before="0"/>
-      </w:pPr>
-      <w:r>
-        <w:rPr>
-          <w:rFonts w:ascii="Yu Gothic" w:cs="Yu Gothic" w:eastAsia="Yu Gothic" w:hAnsi="Yu Gothic"/>
-          <w:b/>
-          <w:bCs/>
-        </w:rPr>
-        <w:t xml:space="preserve">1. 人員配置体制加算Ⅲ・重度障害者支援加算Ⅲの取得(上記10-4-1で試算済み)</w:t>
-      </w:r>
-    </w:p>
-    <w:p>
-      <w:pPr>
-        <w:spacing w:after="120" w:before="0"/>
-      </w:pPr>
-      <w:r>
-        <w:rPr>
-          <w:rFonts w:ascii="Yu Gothic" w:cs="Yu Gothic" w:eastAsia="Yu Gothic" w:hAnsi="Yu Gothic"/>
-        </w:rPr>
-        <w:t xml:space="preserve">合わせてYear5の赤字を約333万円縮小できる見込み(▲747万円→約▲414万円)。人員配置体制加算はⅢまでにとどめ、Ⅱ・Ⅰは現在の人件費水準では不採算と判定済み。</w:t>
-      </w:r>
-    </w:p>
-    <w:p>
-      <w:pPr>
-        <w:spacing w:after="120" w:before="0"/>
-      </w:pPr>
-      <w:r>
-        <w:rPr>
-          <w:rFonts w:ascii="Yu Gothic" w:cs="Yu Gothic" w:eastAsia="Yu Gothic" w:hAnsi="Yu Gothic"/>
-          <w:b/>
-          <w:bCs/>
-        </w:rPr>
-        <w:t xml:space="preserve">2. その他の取り漏れ加算の検討</w:t>
-      </w:r>
-    </w:p>
-    <w:p>
-      <w:pPr>
-        <w:spacing w:after="120" w:before="0"/>
-      </w:pPr>
-      <w:r>
-        <w:rPr>
-          <w:rFonts w:ascii="Yu Gothic" w:cs="Yu Gothic" w:eastAsia="Yu Gothic" w:hAnsi="Yu Gothic"/>
-        </w:rPr>
-        <w:t xml:space="preserve">常勤看護職員等配置加算(看護職員を常勤配置する場合に算定余地)、医療連携体制加算(医療的ケア対象者の受け入れ方針〈第2-4章〉と結びつく)は、まだ単位数・要件を確認できておらず本試算に含めていない。次版で広島市の単価表を確認し反映すべき項目。</w:t>
+        <w:t xml:space="preserve">黒字化、またはさらなる赤字幅の縮小に向けて、以下を優先順位付きの検討課題として記載する。</w:t>
       </w:r>
     </w:p>
     <w:p>
@@ -17284,7 +18300,39 @@
         <w:rPr>
           <w:rFonts w:ascii="Yu Gothic" w:cs="Yu Gothic" w:eastAsia="Yu Gothic" w:hAnsi="Yu Gothic"/>
         </w:rPr>
-        <w:t xml:space="preserve">3. 人員配置を法定最低ラインに近づける：第6-3章のとおり、本計画は看護職員・PT/OT・生活支援員の総数について、法定最低ライン6.0名に対し7.4名(+1.4名)を配置している。この上乗せ幅を圧縮する(例:6.0〜6.5名程度に近づける)だけで、年間500万円前後の人件費圧縮が見込める。ただし人員配置体制加算Ⅲの取得(論点1)は、むしろ人員を増やす方向のレバーであり、両者は同時に追求できない(トレードオフ)。理念の実現・加算の取得・人件費圧縮のどれを優先するか、次版までに方針を一本化すること。</w:t>
+        <w:t xml:space="preserve">1. (決定・反映済み)人員配置体制加算Ⅲの取得：Year3以降に段階導入し、Year5の赤字を約190万円縮小(▲747万円→約▲557万円)。人員配置の法定最低ラインへの圧縮は、理念実現を優先する経営方針により不採用と決定した(第6-3章)。</w:t>
+      </w:r>
+    </w:p>
+    <w:p>
+      <w:pPr>
+        <w:pStyle w:val="ListParagraph"/>
+        <w:numPr>
+          <w:ilvl w:val="0"/>
+          <w:numId w:val="1"/>
+        </w:numPr>
+        <w:spacing w:after="80"/>
+      </w:pPr>
+      <w:r>
+        <w:rPr>
+          <w:rFonts w:ascii="Yu Gothic" w:cs="Yu Gothic" w:eastAsia="Yu Gothic" w:hAnsi="Yu Gothic"/>
+        </w:rPr>
+        <w:t xml:space="preserve">2. 重度障害者支援加算Ⅲの取得(任意のアップサイド)：該当者(区分6・行動関連項目10点以上)を受け入れられれば、追加人件費ほぼ不要で+142万円/年。営業活動(第4章)の結果次第であり、まだ収支に確定計上していない。</w:t>
+      </w:r>
+    </w:p>
+    <w:p>
+      <w:pPr>
+        <w:pStyle w:val="ListParagraph"/>
+        <w:numPr>
+          <w:ilvl w:val="0"/>
+          <w:numId w:val="1"/>
+        </w:numPr>
+        <w:spacing w:after="80"/>
+      </w:pPr>
+      <w:r>
+        <w:rPr>
+          <w:rFonts w:ascii="Yu Gothic" w:cs="Yu Gothic" w:eastAsia="Yu Gothic" w:hAnsi="Yu Gothic"/>
+        </w:rPr>
+        <w:t xml:space="preserve">3. その他の取り漏れ加算の検討：常勤看護職員等配置加算(看護職員を常勤配置する場合に算定余地)、医療連携体制加算(医療的ケア対象者の受け入れ方針〈第2-4章〉と結びつく)は、まだ単位数・要件を確認できておらず本試算に含めていない。次版で広島市の単価表を確認し反映すべき項目。</w:t>
       </w:r>
     </w:p>
     <w:p>
@@ -17345,7 +18393,7 @@
           <w:b/>
           <w:bCs/>
         </w:rPr>
-        <w:t xml:space="preserve">この事業を「今の設計のまま(加算取得を見直さないまま)」金融機関・会長への提案に進めることは推奨できない。論点1(加算フル活用)を反映してもなお赤字が残ることを踏まえ、論点3〜6を組み合わせた収支の再計算を行い、それでもなお大きな資金ギャップが残るかどうかを確認したうえで、次のアクションを判断すべきである。</w:t>
+        <w:t xml:space="preserve">この事業を「今の設計のまま」金融機関・会長への提案に進めることは推奨できない。論点1(人員配置体制加算Ⅲ)を反映してもなお約557万円の赤字が残ることを踏まえ、論点2〜6を組み合わせた収支の再計算を行い、それでもなお大きな資金ギャップが残るかどうかを確認したうえで、次のアクションを判断すべきである。</w:t>
       </w:r>
     </w:p>
     <w:p>
@@ -19416,7 +20464,7 @@
                 <w:sz w:val="19"/>
                 <w:szCs w:val="19"/>
               </w:rPr>
-              <w:t xml:space="preserve">是正後の収支でも、Year5時点で年間約747万円の営業赤字が残る</w:t>
+              <w:t xml:space="preserve">人員配置体制加算Ⅲの段階導入(第10-4-1章)を反映しても、Year5時点で年間約557万円の営業赤字が残る</w:t>
             </w:r>
           </w:p>
         </w:tc>
@@ -19442,7 +20490,7 @@
                 <w:sz w:val="19"/>
                 <w:szCs w:val="19"/>
               </w:rPr>
-              <w:t xml:space="preserve">第10-4章の論点(加算のフル活用・人員配置の適正化・稼働率・固定費・多機能型化)を検証し、次版までに黒字化の道筋を明確にする</w:t>
+              <w:t xml:space="preserve">第10-4章の論点(重度障害者支援加算Ⅲ・稼働率・固定費・多機能型化)を検証し、次版までに黒字化の道筋を明確にする</w:t>
             </w:r>
           </w:p>
         </w:tc>
@@ -19498,7 +20546,7 @@
                 <w:sz w:val="19"/>
                 <w:szCs w:val="19"/>
               </w:rPr>
-              <w:t xml:space="preserve">5ヵ年の累積資金需要を踏まえると、現時点の調達計画で約6,989万円の資金ギャップが残る</w:t>
+              <w:t xml:space="preserve">5ヵ年の累積資金需要を踏まえると、現時点の調達計画で約6,465万円の資金ギャップが残る</w:t>
             </w:r>
           </w:p>
         </w:tc>
@@ -19525,7 +20573,7 @@
                 <w:sz w:val="19"/>
                 <w:szCs w:val="19"/>
               </w:rPr>
-              <w:t xml:space="preserve">収支構造の見直しを優先的に反映したうえで、居抜き物件の徹底活用、自己資金の積み増し、会長借入・地方銀行融資の増額交渉、多機能型化を組み合わせて解消する</w:t>
+              <w:t xml:space="preserve">重度障害者支援加算Ⅲ等の残る加算取得を優先的に反映したうえで、居抜き物件の徹底活用、自己資金の積み増し、会長借入・地方銀行融資の増額交渉、多機能型化を組み合わせて解消する</w:t>
             </w:r>
           </w:p>
         </w:tc>
@@ -20468,7 +21516,7 @@
           <w:sz w:val="18"/>
           <w:szCs w:val="18"/>
         </w:rPr>
-        <w:t xml:space="preserve">本書はv2(改訂版)です。第4章(市場分析・営業戦略の具体化)、第10-4章(黒字化シナリオの検証、特に人員配置体制加算)、第9-2章(資金ギャップの解消)が、次の改訂で最優先に取り組むべき項目です。</w:t>
+        <w:t xml:space="preserve">本書はv2(改訂版)です。第4章(市場分析・営業戦略の具体化)、第10-4章(黒字化シナリオの検証、特に重度障害者支援加算Ⅲの取得可否)、第9-2章(資金ギャップの解消)が、次の改訂で最優先に取り組むべき項目です。</w:t>
       </w:r>
     </w:p>
     <w:sectPr>

--- a/business-plan/事業計画書_生活介護_広島市.docx
+++ b/business-plan/事業計画書_生活介護_広島市.docx
@@ -18272,6 +18272,1057 @@
           <w:szCs w:val="20"/>
         </w:rPr>
         <w:t xml:space="preserve">⚠ この段階導入により、Year5の営業利益は約▲747万円(加算Ⅲ未反映の是正後ベースケース)→約▲557万円まで改善する(赤字幅を約25%圧縮)。それでも黒字化には届かない。さらに重度障害者支援加算Ⅲ(該当者を受け入れられれば+142万円/年)を組み合わせられれば、約▲415万円まで追加改善する見込みだが、これは対象者の受け入れ実績次第であり、まだ確定した収入として計上していない。正確な配置比率要件・単位数は広島市の単価表で必ず確認し、次版で本試算を精緻化すること。</w:t>
+      </w:r>
+    </w:p>
+    <w:p>
+      <w:pPr>
+        <w:pStyle w:val="Heading2"/>
+        <w:spacing w:after="120" w:before="240"/>
+      </w:pPr>
+      <w:r>
+        <w:rPr>
+          <w:rFonts w:ascii="Yu Gothic" w:cs="Yu Gothic" w:eastAsia="Yu Gothic" w:hAnsi="Yu Gothic"/>
+          <w:b/>
+          <w:bCs/>
+          <w:color w:val="1F4E78"/>
+          <w:sz w:val="24"/>
+          <w:szCs w:val="24"/>
+        </w:rPr>
+        <w:t xml:space="preserve">10-4-2. 参考：コスト優先シナリオとの比較(不採用。意思決定の材料として記載)</w:t>
+      </w:r>
+    </w:p>
+    <w:p>
+      <w:pPr>
+        <w:spacing w:after="120" w:before="0"/>
+      </w:pPr>
+      <w:r>
+        <w:rPr>
+          <w:rFonts w:ascii="Yu Gothic" w:cs="Yu Gothic" w:eastAsia="Yu Gothic" w:hAnsi="Yu Gothic"/>
+        </w:rPr>
+        <w:t xml:space="preserve">第6-3章で「理念優先」を経営方針として決定したが、もし優先順位を逆にして人件費圧縮を選んでいた場合、財務指標だけを見ればどうなっていたかを、別紙Excel新設シート「経営方針比較」で試算した。コスト圧縮シナリオ＝生活支援員等を法定最低ライン(総数6.0名、現行7.4名から1.4名削減)まで減らし、人員配置体制加算Ⅲは取得しない(削減後は加算の配置要件を満たせないため)という前提である。</w:t>
+      </w:r>
+    </w:p>
+    <w:tbl>
+      <w:tblPr>
+        <w:tblW w:type="dxa" w:w="9900"/>
+        <w:tblBorders>
+          <w:top w:val="single" w:color="auto" w:sz="4"/>
+          <w:left w:val="single" w:color="auto" w:sz="4"/>
+          <w:bottom w:val="single" w:color="auto" w:sz="4"/>
+          <w:right w:val="single" w:color="auto" w:sz="4"/>
+          <w:insideH w:val="single" w:color="auto" w:sz="4"/>
+          <w:insideV w:val="single" w:color="auto" w:sz="4"/>
+        </w:tblBorders>
+      </w:tblPr>
+      <w:tblGrid>
+        <w:gridCol w:w="2900"/>
+        <w:gridCol w:w="1400"/>
+        <w:gridCol w:w="1400"/>
+        <w:gridCol w:w="1400"/>
+        <w:gridCol w:w="1400"/>
+        <w:gridCol w:w="1400"/>
+      </w:tblGrid>
+      <w:tr>
+        <w:trPr>
+          <w:tblHeader/>
+        </w:trPr>
+        <w:tc>
+          <w:tcPr>
+            <w:tcW w:type="dxa" w:w="2900"/>
+            <w:shd w:fill="1F4E78" w:val="clear"/>
+            <w:tcMar>
+              <w:top w:type="dxa" w:w="60"/>
+              <w:left w:type="dxa" w:w="100"/>
+              <w:bottom w:type="dxa" w:w="60"/>
+              <w:right w:type="dxa" w:w="100"/>
+            </w:tcMar>
+          </w:tcPr>
+          <w:p>
+            <w:pPr>
+              <w:jc w:val="center"/>
+            </w:pPr>
+            <w:r>
+              <w:rPr>
+                <w:rFonts w:ascii="Yu Gothic" w:cs="Yu Gothic" w:eastAsia="Yu Gothic" w:hAnsi="Yu Gothic"/>
+                <w:b/>
+                <w:bCs/>
+                <w:sz w:val="19"/>
+                <w:szCs w:val="19"/>
+              </w:rPr>
+              <w:t xml:space="preserve">営業利益</w:t>
+            </w:r>
+          </w:p>
+        </w:tc>
+        <w:tc>
+          <w:tcPr>
+            <w:tcW w:type="dxa" w:w="1400"/>
+            <w:shd w:fill="1F4E78" w:val="clear"/>
+            <w:tcMar>
+              <w:top w:type="dxa" w:w="60"/>
+              <w:left w:type="dxa" w:w="100"/>
+              <w:bottom w:type="dxa" w:w="60"/>
+              <w:right w:type="dxa" w:w="100"/>
+            </w:tcMar>
+          </w:tcPr>
+          <w:p>
+            <w:pPr>
+              <w:jc w:val="center"/>
+            </w:pPr>
+            <w:r>
+              <w:rPr>
+                <w:rFonts w:ascii="Yu Gothic" w:cs="Yu Gothic" w:eastAsia="Yu Gothic" w:hAnsi="Yu Gothic"/>
+                <w:b/>
+                <w:bCs/>
+                <w:sz w:val="19"/>
+                <w:szCs w:val="19"/>
+              </w:rPr>
+              <w:t xml:space="preserve">Year1</w:t>
+            </w:r>
+          </w:p>
+        </w:tc>
+        <w:tc>
+          <w:tcPr>
+            <w:tcW w:type="dxa" w:w="1400"/>
+            <w:shd w:fill="1F4E78" w:val="clear"/>
+            <w:tcMar>
+              <w:top w:type="dxa" w:w="60"/>
+              <w:left w:type="dxa" w:w="100"/>
+              <w:bottom w:type="dxa" w:w="60"/>
+              <w:right w:type="dxa" w:w="100"/>
+            </w:tcMar>
+          </w:tcPr>
+          <w:p>
+            <w:pPr>
+              <w:jc w:val="center"/>
+            </w:pPr>
+            <w:r>
+              <w:rPr>
+                <w:rFonts w:ascii="Yu Gothic" w:cs="Yu Gothic" w:eastAsia="Yu Gothic" w:hAnsi="Yu Gothic"/>
+                <w:b/>
+                <w:bCs/>
+                <w:sz w:val="19"/>
+                <w:szCs w:val="19"/>
+              </w:rPr>
+              <w:t xml:space="preserve">Year2</w:t>
+            </w:r>
+          </w:p>
+        </w:tc>
+        <w:tc>
+          <w:tcPr>
+            <w:tcW w:type="dxa" w:w="1400"/>
+            <w:shd w:fill="1F4E78" w:val="clear"/>
+            <w:tcMar>
+              <w:top w:type="dxa" w:w="60"/>
+              <w:left w:type="dxa" w:w="100"/>
+              <w:bottom w:type="dxa" w:w="60"/>
+              <w:right w:type="dxa" w:w="100"/>
+            </w:tcMar>
+          </w:tcPr>
+          <w:p>
+            <w:pPr>
+              <w:jc w:val="center"/>
+            </w:pPr>
+            <w:r>
+              <w:rPr>
+                <w:rFonts w:ascii="Yu Gothic" w:cs="Yu Gothic" w:eastAsia="Yu Gothic" w:hAnsi="Yu Gothic"/>
+                <w:b/>
+                <w:bCs/>
+                <w:sz w:val="19"/>
+                <w:szCs w:val="19"/>
+              </w:rPr>
+              <w:t xml:space="preserve">Year3</w:t>
+            </w:r>
+          </w:p>
+        </w:tc>
+        <w:tc>
+          <w:tcPr>
+            <w:tcW w:type="dxa" w:w="1400"/>
+            <w:shd w:fill="1F4E78" w:val="clear"/>
+            <w:tcMar>
+              <w:top w:type="dxa" w:w="60"/>
+              <w:left w:type="dxa" w:w="100"/>
+              <w:bottom w:type="dxa" w:w="60"/>
+              <w:right w:type="dxa" w:w="100"/>
+            </w:tcMar>
+          </w:tcPr>
+          <w:p>
+            <w:pPr>
+              <w:jc w:val="center"/>
+            </w:pPr>
+            <w:r>
+              <w:rPr>
+                <w:rFonts w:ascii="Yu Gothic" w:cs="Yu Gothic" w:eastAsia="Yu Gothic" w:hAnsi="Yu Gothic"/>
+                <w:b/>
+                <w:bCs/>
+                <w:sz w:val="19"/>
+                <w:szCs w:val="19"/>
+              </w:rPr>
+              <w:t xml:space="preserve">Year4</w:t>
+            </w:r>
+          </w:p>
+        </w:tc>
+        <w:tc>
+          <w:tcPr>
+            <w:tcW w:type="dxa" w:w="1400"/>
+            <w:shd w:fill="1F4E78" w:val="clear"/>
+            <w:tcMar>
+              <w:top w:type="dxa" w:w="60"/>
+              <w:left w:type="dxa" w:w="100"/>
+              <w:bottom w:type="dxa" w:w="60"/>
+              <w:right w:type="dxa" w:w="100"/>
+            </w:tcMar>
+          </w:tcPr>
+          <w:p>
+            <w:pPr>
+              <w:jc w:val="center"/>
+            </w:pPr>
+            <w:r>
+              <w:rPr>
+                <w:rFonts w:ascii="Yu Gothic" w:cs="Yu Gothic" w:eastAsia="Yu Gothic" w:hAnsi="Yu Gothic"/>
+                <w:b/>
+                <w:bCs/>
+                <w:sz w:val="19"/>
+                <w:szCs w:val="19"/>
+              </w:rPr>
+              <w:t xml:space="preserve">Year5</w:t>
+            </w:r>
+          </w:p>
+        </w:tc>
+      </w:tr>
+      <w:tr>
+        <w:tc>
+          <w:tcPr>
+            <w:tcW w:type="dxa" w:w="2900"/>
+            <w:tcMar>
+              <w:top w:type="dxa" w:w="60"/>
+              <w:left w:type="dxa" w:w="100"/>
+              <w:bottom w:type="dxa" w:w="60"/>
+              <w:right w:type="dxa" w:w="100"/>
+            </w:tcMar>
+          </w:tcPr>
+          <w:p>
+            <w:pPr>
+              <w:jc w:val="left"/>
+            </w:pPr>
+            <w:r>
+              <w:rPr>
+                <w:rFonts w:ascii="Yu Gothic" w:cs="Yu Gothic" w:eastAsia="Yu Gothic" w:hAnsi="Yu Gothic"/>
+                <w:b w:val="false"/>
+                <w:bCs w:val="false"/>
+                <w:sz w:val="19"/>
+                <w:szCs w:val="19"/>
+              </w:rPr>
+              <w:t xml:space="preserve">①是正後ベースケース(加算Ⅲなし・圧縮なし)</w:t>
+            </w:r>
+          </w:p>
+        </w:tc>
+        <w:tc>
+          <w:tcPr>
+            <w:tcW w:type="dxa" w:w="1400"/>
+            <w:tcMar>
+              <w:top w:type="dxa" w:w="60"/>
+              <w:left w:type="dxa" w:w="100"/>
+              <w:bottom w:type="dxa" w:w="60"/>
+              <w:right w:type="dxa" w:w="100"/>
+            </w:tcMar>
+          </w:tcPr>
+          <w:p>
+            <w:pPr>
+              <w:jc w:val="left"/>
+            </w:pPr>
+            <w:r>
+              <w:rPr>
+                <w:rFonts w:ascii="Yu Gothic" w:cs="Yu Gothic" w:eastAsia="Yu Gothic" w:hAnsi="Yu Gothic"/>
+                <w:b w:val="false"/>
+                <w:bCs w:val="false"/>
+                <w:sz w:val="19"/>
+                <w:szCs w:val="19"/>
+              </w:rPr>
+              <w:t xml:space="preserve">▲3,357万円</w:t>
+            </w:r>
+          </w:p>
+        </w:tc>
+        <w:tc>
+          <w:tcPr>
+            <w:tcW w:type="dxa" w:w="1400"/>
+            <w:tcMar>
+              <w:top w:type="dxa" w:w="60"/>
+              <w:left w:type="dxa" w:w="100"/>
+              <w:bottom w:type="dxa" w:w="60"/>
+              <w:right w:type="dxa" w:w="100"/>
+            </w:tcMar>
+          </w:tcPr>
+          <w:p>
+            <w:pPr>
+              <w:jc w:val="left"/>
+            </w:pPr>
+            <w:r>
+              <w:rPr>
+                <w:rFonts w:ascii="Yu Gothic" w:cs="Yu Gothic" w:eastAsia="Yu Gothic" w:hAnsi="Yu Gothic"/>
+                <w:b w:val="false"/>
+                <w:bCs w:val="false"/>
+                <w:sz w:val="19"/>
+                <w:szCs w:val="19"/>
+              </w:rPr>
+              <w:t xml:space="preserve">▲1,647万円</w:t>
+            </w:r>
+          </w:p>
+        </w:tc>
+        <w:tc>
+          <w:tcPr>
+            <w:tcW w:type="dxa" w:w="1400"/>
+            <w:tcMar>
+              <w:top w:type="dxa" w:w="60"/>
+              <w:left w:type="dxa" w:w="100"/>
+              <w:bottom w:type="dxa" w:w="60"/>
+              <w:right w:type="dxa" w:w="100"/>
+            </w:tcMar>
+          </w:tcPr>
+          <w:p>
+            <w:pPr>
+              <w:jc w:val="left"/>
+            </w:pPr>
+            <w:r>
+              <w:rPr>
+                <w:rFonts w:ascii="Yu Gothic" w:cs="Yu Gothic" w:eastAsia="Yu Gothic" w:hAnsi="Yu Gothic"/>
+                <w:b w:val="false"/>
+                <w:bCs w:val="false"/>
+                <w:sz w:val="19"/>
+                <w:szCs w:val="19"/>
+              </w:rPr>
+              <w:t xml:space="preserve">▲1,032万円</w:t>
+            </w:r>
+          </w:p>
+        </w:tc>
+        <w:tc>
+          <w:tcPr>
+            <w:tcW w:type="dxa" w:w="1400"/>
+            <w:tcMar>
+              <w:top w:type="dxa" w:w="60"/>
+              <w:left w:type="dxa" w:w="100"/>
+              <w:bottom w:type="dxa" w:w="60"/>
+              <w:right w:type="dxa" w:w="100"/>
+            </w:tcMar>
+          </w:tcPr>
+          <w:p>
+            <w:pPr>
+              <w:jc w:val="left"/>
+            </w:pPr>
+            <w:r>
+              <w:rPr>
+                <w:rFonts w:ascii="Yu Gothic" w:cs="Yu Gothic" w:eastAsia="Yu Gothic" w:hAnsi="Yu Gothic"/>
+                <w:b w:val="false"/>
+                <w:bCs w:val="false"/>
+                <w:sz w:val="19"/>
+                <w:szCs w:val="19"/>
+              </w:rPr>
+              <w:t xml:space="preserve">▲747万円</w:t>
+            </w:r>
+          </w:p>
+        </w:tc>
+        <w:tc>
+          <w:tcPr>
+            <w:tcW w:type="dxa" w:w="1400"/>
+            <w:tcMar>
+              <w:top w:type="dxa" w:w="60"/>
+              <w:left w:type="dxa" w:w="100"/>
+              <w:bottom w:type="dxa" w:w="60"/>
+              <w:right w:type="dxa" w:w="100"/>
+            </w:tcMar>
+          </w:tcPr>
+          <w:p>
+            <w:pPr>
+              <w:jc w:val="left"/>
+            </w:pPr>
+            <w:r>
+              <w:rPr>
+                <w:rFonts w:ascii="Yu Gothic" w:cs="Yu Gothic" w:eastAsia="Yu Gothic" w:hAnsi="Yu Gothic"/>
+                <w:b w:val="false"/>
+                <w:bCs w:val="false"/>
+                <w:sz w:val="19"/>
+                <w:szCs w:val="19"/>
+              </w:rPr>
+              <w:t xml:space="preserve">▲747万円</w:t>
+            </w:r>
+          </w:p>
+        </w:tc>
+      </w:tr>
+      <w:tr>
+        <w:tc>
+          <w:tcPr>
+            <w:tcW w:type="dxa" w:w="2900"/>
+            <w:shd w:fill="DCE6F1" w:val="clear"/>
+            <w:tcMar>
+              <w:top w:type="dxa" w:w="60"/>
+              <w:left w:type="dxa" w:w="100"/>
+              <w:bottom w:type="dxa" w:w="60"/>
+              <w:right w:type="dxa" w:w="100"/>
+            </w:tcMar>
+          </w:tcPr>
+          <w:p>
+            <w:pPr>
+              <w:jc w:val="left"/>
+            </w:pPr>
+            <w:r>
+              <w:rPr>
+                <w:rFonts w:ascii="Yu Gothic" w:cs="Yu Gothic" w:eastAsia="Yu Gothic" w:hAnsi="Yu Gothic"/>
+                <w:b w:val="false"/>
+                <w:bCs w:val="false"/>
+                <w:sz w:val="19"/>
+                <w:szCs w:val="19"/>
+              </w:rPr>
+              <w:t xml:space="preserve">②理念優先(採用中)</w:t>
+            </w:r>
+          </w:p>
+        </w:tc>
+        <w:tc>
+          <w:tcPr>
+            <w:tcW w:type="dxa" w:w="1400"/>
+            <w:shd w:fill="DCE6F1" w:val="clear"/>
+            <w:tcMar>
+              <w:top w:type="dxa" w:w="60"/>
+              <w:left w:type="dxa" w:w="100"/>
+              <w:bottom w:type="dxa" w:w="60"/>
+              <w:right w:type="dxa" w:w="100"/>
+            </w:tcMar>
+          </w:tcPr>
+          <w:p>
+            <w:pPr>
+              <w:jc w:val="left"/>
+            </w:pPr>
+            <w:r>
+              <w:rPr>
+                <w:rFonts w:ascii="Yu Gothic" w:cs="Yu Gothic" w:eastAsia="Yu Gothic" w:hAnsi="Yu Gothic"/>
+                <w:b w:val="false"/>
+                <w:bCs w:val="false"/>
+                <w:sz w:val="19"/>
+                <w:szCs w:val="19"/>
+              </w:rPr>
+              <w:t xml:space="preserve">▲3,357万円</w:t>
+            </w:r>
+          </w:p>
+        </w:tc>
+        <w:tc>
+          <w:tcPr>
+            <w:tcW w:type="dxa" w:w="1400"/>
+            <w:shd w:fill="DCE6F1" w:val="clear"/>
+            <w:tcMar>
+              <w:top w:type="dxa" w:w="60"/>
+              <w:left w:type="dxa" w:w="100"/>
+              <w:bottom w:type="dxa" w:w="60"/>
+              <w:right w:type="dxa" w:w="100"/>
+            </w:tcMar>
+          </w:tcPr>
+          <w:p>
+            <w:pPr>
+              <w:jc w:val="left"/>
+            </w:pPr>
+            <w:r>
+              <w:rPr>
+                <w:rFonts w:ascii="Yu Gothic" w:cs="Yu Gothic" w:eastAsia="Yu Gothic" w:hAnsi="Yu Gothic"/>
+                <w:b w:val="false"/>
+                <w:bCs w:val="false"/>
+                <w:sz w:val="19"/>
+                <w:szCs w:val="19"/>
+              </w:rPr>
+              <w:t xml:space="preserve">▲1,647万円</w:t>
+            </w:r>
+          </w:p>
+        </w:tc>
+        <w:tc>
+          <w:tcPr>
+            <w:tcW w:type="dxa" w:w="1400"/>
+            <w:shd w:fill="DCE6F1" w:val="clear"/>
+            <w:tcMar>
+              <w:top w:type="dxa" w:w="60"/>
+              <w:left w:type="dxa" w:w="100"/>
+              <w:bottom w:type="dxa" w:w="60"/>
+              <w:right w:type="dxa" w:w="100"/>
+            </w:tcMar>
+          </w:tcPr>
+          <w:p>
+            <w:pPr>
+              <w:jc w:val="left"/>
+            </w:pPr>
+            <w:r>
+              <w:rPr>
+                <w:rFonts w:ascii="Yu Gothic" w:cs="Yu Gothic" w:eastAsia="Yu Gothic" w:hAnsi="Yu Gothic"/>
+                <w:b w:val="false"/>
+                <w:bCs w:val="false"/>
+                <w:sz w:val="19"/>
+                <w:szCs w:val="19"/>
+              </w:rPr>
+              <w:t xml:space="preserve">▲889万円</w:t>
+            </w:r>
+          </w:p>
+        </w:tc>
+        <w:tc>
+          <w:tcPr>
+            <w:tcW w:type="dxa" w:w="1400"/>
+            <w:shd w:fill="DCE6F1" w:val="clear"/>
+            <w:tcMar>
+              <w:top w:type="dxa" w:w="60"/>
+              <w:left w:type="dxa" w:w="100"/>
+              <w:bottom w:type="dxa" w:w="60"/>
+              <w:right w:type="dxa" w:w="100"/>
+            </w:tcMar>
+          </w:tcPr>
+          <w:p>
+            <w:pPr>
+              <w:jc w:val="left"/>
+            </w:pPr>
+            <w:r>
+              <w:rPr>
+                <w:rFonts w:ascii="Yu Gothic" w:cs="Yu Gothic" w:eastAsia="Yu Gothic" w:hAnsi="Yu Gothic"/>
+                <w:b w:val="false"/>
+                <w:bCs w:val="false"/>
+                <w:sz w:val="19"/>
+                <w:szCs w:val="19"/>
+              </w:rPr>
+              <w:t xml:space="preserve">▲557万円</w:t>
+            </w:r>
+          </w:p>
+        </w:tc>
+        <w:tc>
+          <w:tcPr>
+            <w:tcW w:type="dxa" w:w="1400"/>
+            <w:shd w:fill="DCE6F1" w:val="clear"/>
+            <w:tcMar>
+              <w:top w:type="dxa" w:w="60"/>
+              <w:left w:type="dxa" w:w="100"/>
+              <w:bottom w:type="dxa" w:w="60"/>
+              <w:right w:type="dxa" w:w="100"/>
+            </w:tcMar>
+          </w:tcPr>
+          <w:p>
+            <w:pPr>
+              <w:jc w:val="left"/>
+            </w:pPr>
+            <w:r>
+              <w:rPr>
+                <w:rFonts w:ascii="Yu Gothic" w:cs="Yu Gothic" w:eastAsia="Yu Gothic" w:hAnsi="Yu Gothic"/>
+                <w:b w:val="false"/>
+                <w:bCs w:val="false"/>
+                <w:sz w:val="19"/>
+                <w:szCs w:val="19"/>
+              </w:rPr>
+              <w:t xml:space="preserve">▲557万円</w:t>
+            </w:r>
+          </w:p>
+        </w:tc>
+      </w:tr>
+      <w:tr>
+        <w:tc>
+          <w:tcPr>
+            <w:tcW w:type="dxa" w:w="2900"/>
+            <w:tcMar>
+              <w:top w:type="dxa" w:w="60"/>
+              <w:left w:type="dxa" w:w="100"/>
+              <w:bottom w:type="dxa" w:w="60"/>
+              <w:right w:type="dxa" w:w="100"/>
+            </w:tcMar>
+          </w:tcPr>
+          <w:p>
+            <w:pPr>
+              <w:jc w:val="left"/>
+            </w:pPr>
+            <w:r>
+              <w:rPr>
+                <w:rFonts w:ascii="Yu Gothic" w:cs="Yu Gothic" w:eastAsia="Yu Gothic" w:hAnsi="Yu Gothic"/>
+                <w:b w:val="false"/>
+                <w:bCs w:val="false"/>
+                <w:sz w:val="19"/>
+                <w:szCs w:val="19"/>
+              </w:rPr>
+              <w:t xml:space="preserve">③コスト圧縮(不採用・参考)</w:t>
+            </w:r>
+          </w:p>
+        </w:tc>
+        <w:tc>
+          <w:tcPr>
+            <w:tcW w:type="dxa" w:w="1400"/>
+            <w:tcMar>
+              <w:top w:type="dxa" w:w="60"/>
+              <w:left w:type="dxa" w:w="100"/>
+              <w:bottom w:type="dxa" w:w="60"/>
+              <w:right w:type="dxa" w:w="100"/>
+            </w:tcMar>
+          </w:tcPr>
+          <w:p>
+            <w:pPr>
+              <w:jc w:val="left"/>
+            </w:pPr>
+            <w:r>
+              <w:rPr>
+                <w:rFonts w:ascii="Yu Gothic" w:cs="Yu Gothic" w:eastAsia="Yu Gothic" w:hAnsi="Yu Gothic"/>
+                <w:b w:val="false"/>
+                <w:bCs w:val="false"/>
+                <w:sz w:val="19"/>
+                <w:szCs w:val="19"/>
+              </w:rPr>
+              <w:t xml:space="preserve">▲2,777万円</w:t>
+            </w:r>
+          </w:p>
+        </w:tc>
+        <w:tc>
+          <w:tcPr>
+            <w:tcW w:type="dxa" w:w="1400"/>
+            <w:tcMar>
+              <w:top w:type="dxa" w:w="60"/>
+              <w:left w:type="dxa" w:w="100"/>
+              <w:bottom w:type="dxa" w:w="60"/>
+              <w:right w:type="dxa" w:w="100"/>
+            </w:tcMar>
+          </w:tcPr>
+          <w:p>
+            <w:pPr>
+              <w:jc w:val="left"/>
+            </w:pPr>
+            <w:r>
+              <w:rPr>
+                <w:rFonts w:ascii="Yu Gothic" w:cs="Yu Gothic" w:eastAsia="Yu Gothic" w:hAnsi="Yu Gothic"/>
+                <w:b w:val="false"/>
+                <w:bCs w:val="false"/>
+                <w:sz w:val="19"/>
+                <w:szCs w:val="19"/>
+              </w:rPr>
+              <w:t xml:space="preserve">▲1,067万円</w:t>
+            </w:r>
+          </w:p>
+        </w:tc>
+        <w:tc>
+          <w:tcPr>
+            <w:tcW w:type="dxa" w:w="1400"/>
+            <w:tcMar>
+              <w:top w:type="dxa" w:w="60"/>
+              <w:left w:type="dxa" w:w="100"/>
+              <w:bottom w:type="dxa" w:w="60"/>
+              <w:right w:type="dxa" w:w="100"/>
+            </w:tcMar>
+          </w:tcPr>
+          <w:p>
+            <w:pPr>
+              <w:jc w:val="left"/>
+            </w:pPr>
+            <w:r>
+              <w:rPr>
+                <w:rFonts w:ascii="Yu Gothic" w:cs="Yu Gothic" w:eastAsia="Yu Gothic" w:hAnsi="Yu Gothic"/>
+                <w:b w:val="false"/>
+                <w:bCs w:val="false"/>
+                <w:sz w:val="19"/>
+                <w:szCs w:val="19"/>
+              </w:rPr>
+              <w:t xml:space="preserve">▲453万円</w:t>
+            </w:r>
+          </w:p>
+        </w:tc>
+        <w:tc>
+          <w:tcPr>
+            <w:tcW w:type="dxa" w:w="1400"/>
+            <w:tcMar>
+              <w:top w:type="dxa" w:w="60"/>
+              <w:left w:type="dxa" w:w="100"/>
+              <w:bottom w:type="dxa" w:w="60"/>
+              <w:right w:type="dxa" w:w="100"/>
+            </w:tcMar>
+          </w:tcPr>
+          <w:p>
+            <w:pPr>
+              <w:jc w:val="left"/>
+            </w:pPr>
+            <w:r>
+              <w:rPr>
+                <w:rFonts w:ascii="Yu Gothic" w:cs="Yu Gothic" w:eastAsia="Yu Gothic" w:hAnsi="Yu Gothic"/>
+                <w:b w:val="false"/>
+                <w:bCs w:val="false"/>
+                <w:sz w:val="19"/>
+                <w:szCs w:val="19"/>
+              </w:rPr>
+              <w:t xml:space="preserve">▲168万円</w:t>
+            </w:r>
+          </w:p>
+        </w:tc>
+        <w:tc>
+          <w:tcPr>
+            <w:tcW w:type="dxa" w:w="1400"/>
+            <w:tcMar>
+              <w:top w:type="dxa" w:w="60"/>
+              <w:left w:type="dxa" w:w="100"/>
+              <w:bottom w:type="dxa" w:w="60"/>
+              <w:right w:type="dxa" w:w="100"/>
+            </w:tcMar>
+          </w:tcPr>
+          <w:p>
+            <w:pPr>
+              <w:jc w:val="left"/>
+            </w:pPr>
+            <w:r>
+              <w:rPr>
+                <w:rFonts w:ascii="Yu Gothic" w:cs="Yu Gothic" w:eastAsia="Yu Gothic" w:hAnsi="Yu Gothic"/>
+                <w:b w:val="false"/>
+                <w:bCs w:val="false"/>
+                <w:sz w:val="19"/>
+                <w:szCs w:val="19"/>
+              </w:rPr>
+              <w:t xml:space="preserve">▲168万円</w:t>
+            </w:r>
+          </w:p>
+        </w:tc>
+      </w:tr>
+    </w:tbl>
+    <w:tbl>
+      <w:tblPr>
+        <w:tblW w:type="dxa" w:w="10500"/>
+        <w:tblBorders>
+          <w:top w:val="single" w:color="auto" w:sz="4"/>
+          <w:left w:val="single" w:color="auto" w:sz="4"/>
+          <w:bottom w:val="single" w:color="auto" w:sz="4"/>
+          <w:right w:val="single" w:color="auto" w:sz="4"/>
+          <w:insideH w:val="single" w:color="auto" w:sz="4"/>
+          <w:insideV w:val="single" w:color="auto" w:sz="4"/>
+        </w:tblBorders>
+      </w:tblPr>
+      <w:tblGrid>
+        <w:gridCol w:w="3500"/>
+        <w:gridCol w:w="3500"/>
+        <w:gridCol w:w="3500"/>
+      </w:tblGrid>
+      <w:tr>
+        <w:trPr>
+          <w:tblHeader/>
+        </w:trPr>
+        <w:tc>
+          <w:tcPr>
+            <w:tcW w:type="dxa" w:w="3500"/>
+            <w:shd w:fill="1F4E78" w:val="clear"/>
+            <w:tcMar>
+              <w:top w:type="dxa" w:w="60"/>
+              <w:left w:type="dxa" w:w="100"/>
+              <w:bottom w:type="dxa" w:w="60"/>
+              <w:right w:type="dxa" w:w="100"/>
+            </w:tcMar>
+          </w:tcPr>
+          <w:p>
+            <w:pPr>
+              <w:jc w:val="center"/>
+            </w:pPr>
+            <w:r>
+              <w:rPr>
+                <w:rFonts w:ascii="Yu Gothic" w:cs="Yu Gothic" w:eastAsia="Yu Gothic" w:hAnsi="Yu Gothic"/>
+                <w:b/>
+                <w:bCs/>
+                <w:sz w:val="19"/>
+                <w:szCs w:val="19"/>
+              </w:rPr>
+              <w:t xml:space="preserve">資金指標</w:t>
+            </w:r>
+          </w:p>
+        </w:tc>
+        <w:tc>
+          <w:tcPr>
+            <w:tcW w:type="dxa" w:w="3500"/>
+            <w:shd w:fill="1F4E78" w:val="clear"/>
+            <w:tcMar>
+              <w:top w:type="dxa" w:w="60"/>
+              <w:left w:type="dxa" w:w="100"/>
+              <w:bottom w:type="dxa" w:w="60"/>
+              <w:right w:type="dxa" w:w="100"/>
+            </w:tcMar>
+          </w:tcPr>
+          <w:p>
+            <w:pPr>
+              <w:jc w:val="center"/>
+            </w:pPr>
+            <w:r>
+              <w:rPr>
+                <w:rFonts w:ascii="Yu Gothic" w:cs="Yu Gothic" w:eastAsia="Yu Gothic" w:hAnsi="Yu Gothic"/>
+                <w:b/>
+                <w:bCs/>
+                <w:sz w:val="19"/>
+                <w:szCs w:val="19"/>
+              </w:rPr>
+              <w:t xml:space="preserve">②理念優先(採用中)</w:t>
+            </w:r>
+          </w:p>
+        </w:tc>
+        <w:tc>
+          <w:tcPr>
+            <w:tcW w:type="dxa" w:w="3500"/>
+            <w:shd w:fill="1F4E78" w:val="clear"/>
+            <w:tcMar>
+              <w:top w:type="dxa" w:w="60"/>
+              <w:left w:type="dxa" w:w="100"/>
+              <w:bottom w:type="dxa" w:w="60"/>
+              <w:right w:type="dxa" w:w="100"/>
+            </w:tcMar>
+          </w:tcPr>
+          <w:p>
+            <w:pPr>
+              <w:jc w:val="center"/>
+            </w:pPr>
+            <w:r>
+              <w:rPr>
+                <w:rFonts w:ascii="Yu Gothic" w:cs="Yu Gothic" w:eastAsia="Yu Gothic" w:hAnsi="Yu Gothic"/>
+                <w:b/>
+                <w:bCs/>
+                <w:sz w:val="19"/>
+                <w:szCs w:val="19"/>
+              </w:rPr>
+              <w:t xml:space="preserve">③コスト圧縮(不採用・参考)</w:t>
+            </w:r>
+          </w:p>
+        </w:tc>
+      </w:tr>
+      <w:tr>
+        <w:tc>
+          <w:tcPr>
+            <w:tcW w:type="dxa" w:w="3500"/>
+            <w:tcMar>
+              <w:top w:type="dxa" w:w="60"/>
+              <w:left w:type="dxa" w:w="100"/>
+              <w:bottom w:type="dxa" w:w="60"/>
+              <w:right w:type="dxa" w:w="100"/>
+            </w:tcMar>
+          </w:tcPr>
+          <w:p>
+            <w:pPr>
+              <w:jc w:val="left"/>
+            </w:pPr>
+            <w:r>
+              <w:rPr>
+                <w:rFonts w:ascii="Yu Gothic" w:cs="Yu Gothic" w:eastAsia="Yu Gothic" w:hAnsi="Yu Gothic"/>
+                <w:b w:val="false"/>
+                <w:bCs w:val="false"/>
+                <w:sz w:val="19"/>
+                <w:szCs w:val="19"/>
+              </w:rPr>
+              <w:t xml:space="preserve">真の必要資金総額</w:t>
+            </w:r>
+          </w:p>
+        </w:tc>
+        <w:tc>
+          <w:tcPr>
+            <w:tcW w:type="dxa" w:w="3500"/>
+            <w:tcMar>
+              <w:top w:type="dxa" w:w="60"/>
+              <w:left w:type="dxa" w:w="100"/>
+              <w:bottom w:type="dxa" w:w="60"/>
+              <w:right w:type="dxa" w:w="100"/>
+            </w:tcMar>
+          </w:tcPr>
+          <w:p>
+            <w:pPr>
+              <w:jc w:val="left"/>
+            </w:pPr>
+            <w:r>
+              <w:rPr>
+                <w:rFonts w:ascii="Yu Gothic" w:cs="Yu Gothic" w:eastAsia="Yu Gothic" w:hAnsi="Yu Gothic"/>
+                <w:b w:val="false"/>
+                <w:bCs w:val="false"/>
+                <w:sz w:val="19"/>
+                <w:szCs w:val="19"/>
+              </w:rPr>
+              <w:t xml:space="preserve">約1億465万円</w:t>
+            </w:r>
+          </w:p>
+        </w:tc>
+        <w:tc>
+          <w:tcPr>
+            <w:tcW w:type="dxa" w:w="3500"/>
+            <w:tcMar>
+              <w:top w:type="dxa" w:w="60"/>
+              <w:left w:type="dxa" w:w="100"/>
+              <w:bottom w:type="dxa" w:w="60"/>
+              <w:right w:type="dxa" w:w="100"/>
+            </w:tcMar>
+          </w:tcPr>
+          <w:p>
+            <w:pPr>
+              <w:jc w:val="left"/>
+            </w:pPr>
+            <w:r>
+              <w:rPr>
+                <w:rFonts w:ascii="Yu Gothic" w:cs="Yu Gothic" w:eastAsia="Yu Gothic" w:hAnsi="Yu Gothic"/>
+                <w:b w:val="false"/>
+                <w:bCs w:val="false"/>
+                <w:sz w:val="19"/>
+                <w:szCs w:val="19"/>
+              </w:rPr>
+              <w:t xml:space="preserve">約8,091万円</w:t>
+            </w:r>
+          </w:p>
+        </w:tc>
+      </w:tr>
+      <w:tr>
+        <w:tc>
+          <w:tcPr>
+            <w:tcW w:type="dxa" w:w="3500"/>
+            <w:shd w:fill="DCE6F1" w:val="clear"/>
+            <w:tcMar>
+              <w:top w:type="dxa" w:w="60"/>
+              <w:left w:type="dxa" w:w="100"/>
+              <w:bottom w:type="dxa" w:w="60"/>
+              <w:right w:type="dxa" w:w="100"/>
+            </w:tcMar>
+          </w:tcPr>
+          <w:p>
+            <w:pPr>
+              <w:jc w:val="left"/>
+            </w:pPr>
+            <w:r>
+              <w:rPr>
+                <w:rFonts w:ascii="Yu Gothic" w:cs="Yu Gothic" w:eastAsia="Yu Gothic" w:hAnsi="Yu Gothic"/>
+                <w:b w:val="false"/>
+                <w:bCs w:val="false"/>
+                <w:sz w:val="19"/>
+                <w:szCs w:val="19"/>
+              </w:rPr>
+              <w:t xml:space="preserve">真の資金ギャップ</w:t>
+            </w:r>
+          </w:p>
+        </w:tc>
+        <w:tc>
+          <w:tcPr>
+            <w:tcW w:type="dxa" w:w="3500"/>
+            <w:shd w:fill="DCE6F1" w:val="clear"/>
+            <w:tcMar>
+              <w:top w:type="dxa" w:w="60"/>
+              <w:left w:type="dxa" w:w="100"/>
+              <w:bottom w:type="dxa" w:w="60"/>
+              <w:right w:type="dxa" w:w="100"/>
+            </w:tcMar>
+          </w:tcPr>
+          <w:p>
+            <w:pPr>
+              <w:jc w:val="left"/>
+            </w:pPr>
+            <w:r>
+              <w:rPr>
+                <w:rFonts w:ascii="Yu Gothic" w:cs="Yu Gothic" w:eastAsia="Yu Gothic" w:hAnsi="Yu Gothic"/>
+                <w:b w:val="false"/>
+                <w:bCs w:val="false"/>
+                <w:sz w:val="19"/>
+                <w:szCs w:val="19"/>
+              </w:rPr>
+              <w:t xml:space="preserve">約▲6,465万円</w:t>
+            </w:r>
+          </w:p>
+        </w:tc>
+        <w:tc>
+          <w:tcPr>
+            <w:tcW w:type="dxa" w:w="3500"/>
+            <w:shd w:fill="DCE6F1" w:val="clear"/>
+            <w:tcMar>
+              <w:top w:type="dxa" w:w="60"/>
+              <w:left w:type="dxa" w:w="100"/>
+              <w:bottom w:type="dxa" w:w="60"/>
+              <w:right w:type="dxa" w:w="100"/>
+            </w:tcMar>
+          </w:tcPr>
+          <w:p>
+            <w:pPr>
+              <w:jc w:val="left"/>
+            </w:pPr>
+            <w:r>
+              <w:rPr>
+                <w:rFonts w:ascii="Yu Gothic" w:cs="Yu Gothic" w:eastAsia="Yu Gothic" w:hAnsi="Yu Gothic"/>
+                <w:b w:val="false"/>
+                <w:bCs w:val="false"/>
+                <w:sz w:val="19"/>
+                <w:szCs w:val="19"/>
+              </w:rPr>
+              <w:t xml:space="preserve">約▲4,091万円</w:t>
+            </w:r>
+          </w:p>
+        </w:tc>
+      </w:tr>
+    </w:tbl>
+    <w:p>
+      <w:pPr>
+        <w:spacing w:after="120" w:before="0"/>
+      </w:pPr>
+      <w:r>
+        <w:rPr>
+          <w:rFonts w:ascii="Yu Gothic" w:cs="Yu Gothic" w:eastAsia="Yu Gothic" w:hAnsi="Yu Gothic"/>
+        </w:rPr>
+        <w:t xml:space="preserve">金額だけ見れば、コスト圧縮の方が理念優先よりも赤字幅・資金ギャップともに大幅に小さい(Year5営業利益は▲168万円までほぼ黒字近くまで改善し、資金ギャップは約2,374万円縮小する)。人件費削減(1.4名×414万円=年間約580万円)は、加算Ⅲの追加効果(年間約191万円)より単純に効果が大きいためである。</w:t>
+      </w:r>
+    </w:p>
+    <w:p>
+      <w:pPr>
+        <w:spacing w:after="120" w:before="0"/>
+      </w:pPr>
+      <w:r>
+        <w:rPr>
+          <w:rFonts w:ascii="Yu Gothic" w:cs="Yu Gothic" w:eastAsia="Yu Gothic" w:hAnsi="Yu Gothic"/>
+          <w:b/>
+          <w:bCs/>
+        </w:rPr>
+        <w:t xml:space="preserve">それでも本計画では理念優先を選び、コスト圧縮を不採用と決定した。財務試算だけでは表れない以下の理由による。</w:t>
+      </w:r>
+    </w:p>
+    <w:p>
+      <w:pPr>
+        <w:pStyle w:val="ListParagraph"/>
+        <w:numPr>
+          <w:ilvl w:val="0"/>
+          <w:numId w:val="1"/>
+        </w:numPr>
+        <w:spacing w:after="80"/>
+      </w:pPr>
+      <w:r>
+        <w:rPr>
+          <w:rFonts w:ascii="Yu Gothic" w:cs="Yu Gothic" w:eastAsia="Yu Gothic" w:hAnsi="Yu Gothic"/>
+        </w:rPr>
+        <w:t xml:space="preserve">欠員リスクの消失：法定最低ライン(6.0名)ちょうどまで削減すると、1名の退職・急な休職が即座に基準違反(サービス提供職員欠如減算・最悪の場合は指定取消しリスク)につながる。現状の7.4名体制は、この欠員バッファーを兼ねている(第6-5章)。</w:t>
+      </w:r>
+    </w:p>
+    <w:p>
+      <w:pPr>
+        <w:pStyle w:val="ListParagraph"/>
+        <w:numPr>
+          <w:ilvl w:val="0"/>
+          <w:numId w:val="1"/>
+        </w:numPr>
+        <w:spacing w:after="80"/>
+      </w:pPr>
+      <w:r>
+        <w:rPr>
+          <w:rFonts w:ascii="Yu Gothic" w:cs="Yu Gothic" w:eastAsia="Yu Gothic" w:hAnsi="Yu Gothic"/>
+        </w:rPr>
+        <w:t xml:space="preserve">理念の実現可能性：週複数回の地域外出、個別支援計画に基づくきめ細かな支援など、本計画が掲げる理念(第2章)を実行する人員的な余力がなくなる可能性が高い。</w:t>
+      </w:r>
+    </w:p>
+    <w:p>
+      <w:pPr>
+        <w:pStyle w:val="ListParagraph"/>
+        <w:numPr>
+          <w:ilvl w:val="0"/>
+          <w:numId w:val="1"/>
+        </w:numPr>
+        <w:spacing w:after="80"/>
+      </w:pPr>
+      <w:r>
+        <w:rPr>
+          <w:rFonts w:ascii="Yu Gothic" w:cs="Yu Gothic" w:eastAsia="Yu Gothic" w:hAnsi="Yu Gothic"/>
+        </w:rPr>
+        <w:t xml:space="preserve">将来の加算取得余地の喪失：人員配置体制加算Ⅲ等、上位区分の加算を将来的に狙う出発点そのものがなくなる。</w:t>
+      </w:r>
+    </w:p>
+    <w:p>
+      <w:pPr>
+        <w:spacing w:after="160" w:before="80"/>
+      </w:pPr>
+      <w:r>
+        <w:rPr>
+          <w:rFonts w:ascii="Yu Gothic" w:cs="Yu Gothic" w:eastAsia="Yu Gothic" w:hAnsi="Yu Gothic"/>
+          <w:b/>
+          <w:bCs/>
+          <w:color w:val="C00000"/>
+          <w:sz w:val="20"/>
+          <w:szCs w:val="20"/>
+        </w:rPr>
+        <w:t xml:space="preserve">⚠ この比較表が示しているのは、「理念を選んだことで、財務的には年間約390万円(▲557万円と▲168万円の差)・資金ギャップで約2,374万円のコストを引き受けている」という事実である。この差を許容できるかどうかは、最終的には資金調達の実現可能性(第9章)にかかっている。会長・金融機関への説明では、この比較表そのものを提示し、理念を優先した理由を正直に説明することを推奨する。</w:t>
       </w:r>
     </w:p>
     <w:p>

--- a/business-plan/事業計画書_生活介護_広島市.docx
+++ b/business-plan/事業計画書_生活介護_広島市.docx
@@ -19445,6 +19445,453 @@
           <w:bCs/>
         </w:rPr>
         <w:t xml:space="preserve">この事業を「今の設計のまま」金融機関・会長への提案に進めることは推奨できない。論点1(人員配置体制加算Ⅲ)を反映してもなお約557万円の赤字が残ることを踏まえ、論点2〜6を組み合わせた収支の再計算を行い、それでもなお大きな資金ギャップが残るかどうかを確認したうえで、次のアクションを判断すべきである。</w:t>
+      </w:r>
+    </w:p>
+    <w:p>
+      <w:pPr>
+        <w:pStyle w:val="Heading2"/>
+        <w:spacing w:after="120" w:before="240"/>
+      </w:pPr>
+      <w:r>
+        <w:rPr>
+          <w:rFonts w:ascii="Yu Gothic" w:cs="Yu Gothic" w:eastAsia="Yu Gothic" w:hAnsi="Yu Gothic"/>
+          <w:b/>
+          <w:bCs/>
+          <w:color w:val="1F4E78"/>
+          <w:sz w:val="24"/>
+          <w:szCs w:val="24"/>
+        </w:rPr>
+        <w:t xml:space="preserve">10-5. 「立ち上がり期」と「成熟期」の切り分け(新設：事業モデルの潜在力を確認する試算)</w:t>
+      </w:r>
+    </w:p>
+    <w:p>
+      <w:pPr>
+        <w:spacing w:after="120" w:before="0"/>
+      </w:pPr>
+      <w:r>
+        <w:rPr>
+          <w:rFonts w:ascii="Yu Gothic" w:cs="Yu Gothic" w:eastAsia="Yu Gothic" w:hAnsi="Yu Gothic"/>
+        </w:rPr>
+        <w:t xml:space="preserve">第10-3章の5ヵ年計画は、契約者数がゼロから積み上がる新規開業特有の立ち上がり期(Year1〜3)を含んでいる。そこで「立ち上がり期を終えた後の成熟期だけを取り出したら、事業モデルそのものに稼ぐ力があるのか」を切り分けるため、別紙Excel新設シート「成熟期シナリオ」で試算した。5ヵ年計画・資金計画(第9・10-3章)を置き換えるものではなく、補助的な確認用の試算である。</w:t>
+      </w:r>
+    </w:p>
+    <w:tbl>
+      <w:tblPr>
+        <w:tblW w:type="dxa" w:w="9500"/>
+        <w:tblBorders>
+          <w:top w:val="single" w:color="auto" w:sz="4"/>
+          <w:left w:val="single" w:color="auto" w:sz="4"/>
+          <w:bottom w:val="single" w:color="auto" w:sz="4"/>
+          <w:right w:val="single" w:color="auto" w:sz="4"/>
+          <w:insideH w:val="single" w:color="auto" w:sz="4"/>
+          <w:insideV w:val="single" w:color="auto" w:sz="4"/>
+        </w:tblBorders>
+      </w:tblPr>
+      <w:tblGrid>
+        <w:gridCol w:w="2200"/>
+        <w:gridCol w:w="3600"/>
+        <w:gridCol w:w="3700"/>
+      </w:tblGrid>
+      <w:tr>
+        <w:trPr>
+          <w:tblHeader/>
+        </w:trPr>
+        <w:tc>
+          <w:tcPr>
+            <w:tcW w:type="dxa" w:w="2200"/>
+            <w:shd w:fill="1F4E78" w:val="clear"/>
+            <w:tcMar>
+              <w:top w:type="dxa" w:w="60"/>
+              <w:left w:type="dxa" w:w="100"/>
+              <w:bottom w:type="dxa" w:w="60"/>
+              <w:right w:type="dxa" w:w="100"/>
+            </w:tcMar>
+          </w:tcPr>
+          <w:p>
+            <w:pPr>
+              <w:jc w:val="center"/>
+            </w:pPr>
+            <w:r>
+              <w:rPr>
+                <w:rFonts w:ascii="Yu Gothic" w:cs="Yu Gothic" w:eastAsia="Yu Gothic" w:hAnsi="Yu Gothic"/>
+                <w:b/>
+                <w:bCs/>
+                <w:sz w:val="19"/>
+                <w:szCs w:val="19"/>
+              </w:rPr>
+              <w:t xml:space="preserve">成熟期稼働率(仮定)</w:t>
+            </w:r>
+          </w:p>
+        </w:tc>
+        <w:tc>
+          <w:tcPr>
+            <w:tcW w:type="dxa" w:w="3600"/>
+            <w:shd w:fill="1F4E78" w:val="clear"/>
+            <w:tcMar>
+              <w:top w:type="dxa" w:w="60"/>
+              <w:left w:type="dxa" w:w="100"/>
+              <w:bottom w:type="dxa" w:w="60"/>
+              <w:right w:type="dxa" w:w="100"/>
+            </w:tcMar>
+          </w:tcPr>
+          <w:p>
+            <w:pPr>
+              <w:jc w:val="center"/>
+            </w:pPr>
+            <w:r>
+              <w:rPr>
+                <w:rFonts w:ascii="Yu Gothic" w:cs="Yu Gothic" w:eastAsia="Yu Gothic" w:hAnsi="Yu Gothic"/>
+                <w:b/>
+                <w:bCs/>
+                <w:sz w:val="19"/>
+                <w:szCs w:val="19"/>
+              </w:rPr>
+              <w:t xml:space="preserve">A. 理念優先(7.4名＋加算Ⅲ、採用中の方針)</w:t>
+            </w:r>
+          </w:p>
+        </w:tc>
+        <w:tc>
+          <w:tcPr>
+            <w:tcW w:type="dxa" w:w="3700"/>
+            <w:shd w:fill="1F4E78" w:val="clear"/>
+            <w:tcMar>
+              <w:top w:type="dxa" w:w="60"/>
+              <w:left w:type="dxa" w:w="100"/>
+              <w:bottom w:type="dxa" w:w="60"/>
+              <w:right w:type="dxa" w:w="100"/>
+            </w:tcMar>
+          </w:tcPr>
+          <w:p>
+            <w:pPr>
+              <w:jc w:val="center"/>
+            </w:pPr>
+            <w:r>
+              <w:rPr>
+                <w:rFonts w:ascii="Yu Gothic" w:cs="Yu Gothic" w:eastAsia="Yu Gothic" w:hAnsi="Yu Gothic"/>
+                <w:b/>
+                <w:bCs/>
+                <w:sz w:val="19"/>
+                <w:szCs w:val="19"/>
+              </w:rPr>
+              <w:t xml:space="preserve">B. 法定最低ライン(6.0名、加算Ⅲなし・参考)</w:t>
+            </w:r>
+          </w:p>
+        </w:tc>
+      </w:tr>
+      <w:tr>
+        <w:tc>
+          <w:tcPr>
+            <w:tcW w:type="dxa" w:w="2200"/>
+            <w:tcMar>
+              <w:top w:type="dxa" w:w="60"/>
+              <w:left w:type="dxa" w:w="100"/>
+              <w:bottom w:type="dxa" w:w="60"/>
+              <w:right w:type="dxa" w:w="100"/>
+            </w:tcMar>
+          </w:tcPr>
+          <w:p>
+            <w:pPr>
+              <w:jc w:val="left"/>
+            </w:pPr>
+            <w:r>
+              <w:rPr>
+                <w:rFonts w:ascii="Yu Gothic" w:cs="Yu Gothic" w:eastAsia="Yu Gothic" w:hAnsi="Yu Gothic"/>
+                <w:b w:val="false"/>
+                <w:bCs w:val="false"/>
+                <w:sz w:val="19"/>
+                <w:szCs w:val="19"/>
+              </w:rPr>
+              <w:t xml:space="preserve">85%(現行計画のYear5と同水準)</w:t>
+            </w:r>
+          </w:p>
+        </w:tc>
+        <w:tc>
+          <w:tcPr>
+            <w:tcW w:type="dxa" w:w="3600"/>
+            <w:tcMar>
+              <w:top w:type="dxa" w:w="60"/>
+              <w:left w:type="dxa" w:w="100"/>
+              <w:bottom w:type="dxa" w:w="60"/>
+              <w:right w:type="dxa" w:w="100"/>
+            </w:tcMar>
+          </w:tcPr>
+          <w:p>
+            <w:pPr>
+              <w:jc w:val="left"/>
+            </w:pPr>
+            <w:r>
+              <w:rPr>
+                <w:rFonts w:ascii="Yu Gothic" w:cs="Yu Gothic" w:eastAsia="Yu Gothic" w:hAnsi="Yu Gothic"/>
+                <w:b w:val="false"/>
+                <w:bCs w:val="false"/>
+                <w:sz w:val="19"/>
+                <w:szCs w:val="19"/>
+              </w:rPr>
+              <w:t xml:space="preserve">▲557万円(現行計画Year5と完全に一致)</w:t>
+            </w:r>
+          </w:p>
+        </w:tc>
+        <w:tc>
+          <w:tcPr>
+            <w:tcW w:type="dxa" w:w="3700"/>
+            <w:tcMar>
+              <w:top w:type="dxa" w:w="60"/>
+              <w:left w:type="dxa" w:w="100"/>
+              <w:bottom w:type="dxa" w:w="60"/>
+              <w:right w:type="dxa" w:w="100"/>
+            </w:tcMar>
+          </w:tcPr>
+          <w:p>
+            <w:pPr>
+              <w:jc w:val="left"/>
+            </w:pPr>
+            <w:r>
+              <w:rPr>
+                <w:rFonts w:ascii="Yu Gothic" w:cs="Yu Gothic" w:eastAsia="Yu Gothic" w:hAnsi="Yu Gothic"/>
+                <w:b w:val="false"/>
+                <w:bCs w:val="false"/>
+                <w:sz w:val="19"/>
+                <w:szCs w:val="19"/>
+              </w:rPr>
+              <w:t xml:space="preserve">▲168万円(第10-4-2章のコスト圧縮シナリオと一致)</w:t>
+            </w:r>
+          </w:p>
+        </w:tc>
+      </w:tr>
+      <w:tr>
+        <w:tc>
+          <w:tcPr>
+            <w:tcW w:type="dxa" w:w="2200"/>
+            <w:shd w:fill="DCE6F1" w:val="clear"/>
+            <w:tcMar>
+              <w:top w:type="dxa" w:w="60"/>
+              <w:left w:type="dxa" w:w="100"/>
+              <w:bottom w:type="dxa" w:w="60"/>
+              <w:right w:type="dxa" w:w="100"/>
+            </w:tcMar>
+          </w:tcPr>
+          <w:p>
+            <w:pPr>
+              <w:jc w:val="left"/>
+            </w:pPr>
+            <w:r>
+              <w:rPr>
+                <w:rFonts w:ascii="Yu Gothic" w:cs="Yu Gothic" w:eastAsia="Yu Gothic" w:hAnsi="Yu Gothic"/>
+                <w:b w:val="false"/>
+                <w:bCs w:val="false"/>
+                <w:sz w:val="19"/>
+                <w:szCs w:val="19"/>
+              </w:rPr>
+              <w:t xml:space="preserve">90%</w:t>
+            </w:r>
+          </w:p>
+        </w:tc>
+        <w:tc>
+          <w:tcPr>
+            <w:tcW w:type="dxa" w:w="3600"/>
+            <w:shd w:fill="DCE6F1" w:val="clear"/>
+            <w:tcMar>
+              <w:top w:type="dxa" w:w="60"/>
+              <w:left w:type="dxa" w:w="100"/>
+              <w:bottom w:type="dxa" w:w="60"/>
+              <w:right w:type="dxa" w:w="100"/>
+            </w:tcMar>
+          </w:tcPr>
+          <w:p>
+            <w:pPr>
+              <w:jc w:val="left"/>
+            </w:pPr>
+            <w:r>
+              <w:rPr>
+                <w:rFonts w:ascii="Yu Gothic" w:cs="Yu Gothic" w:eastAsia="Yu Gothic" w:hAnsi="Yu Gothic"/>
+                <w:b w:val="false"/>
+                <w:bCs w:val="false"/>
+                <w:sz w:val="19"/>
+                <w:szCs w:val="19"/>
+              </w:rPr>
+              <w:t xml:space="preserve">▲224万円</w:t>
+            </w:r>
+          </w:p>
+        </w:tc>
+        <w:tc>
+          <w:tcPr>
+            <w:tcW w:type="dxa" w:w="3700"/>
+            <w:shd w:fill="DCE6F1" w:val="clear"/>
+            <w:tcMar>
+              <w:top w:type="dxa" w:w="60"/>
+              <w:left w:type="dxa" w:w="100"/>
+              <w:bottom w:type="dxa" w:w="60"/>
+              <w:right w:type="dxa" w:w="100"/>
+            </w:tcMar>
+          </w:tcPr>
+          <w:p>
+            <w:pPr>
+              <w:jc w:val="left"/>
+            </w:pPr>
+            <w:r>
+              <w:rPr>
+                <w:rFonts w:ascii="Yu Gothic" w:cs="Yu Gothic" w:eastAsia="Yu Gothic" w:hAnsi="Yu Gothic"/>
+                <w:b w:val="false"/>
+                <w:bCs w:val="false"/>
+                <w:sz w:val="19"/>
+                <w:szCs w:val="19"/>
+              </w:rPr>
+              <w:t xml:space="preserve">+117万円</w:t>
+            </w:r>
+          </w:p>
+        </w:tc>
+      </w:tr>
+      <w:tr>
+        <w:tc>
+          <w:tcPr>
+            <w:tcW w:type="dxa" w:w="2200"/>
+            <w:tcMar>
+              <w:top w:type="dxa" w:w="60"/>
+              <w:left w:type="dxa" w:w="100"/>
+              <w:bottom w:type="dxa" w:w="60"/>
+              <w:right w:type="dxa" w:w="100"/>
+            </w:tcMar>
+          </w:tcPr>
+          <w:p>
+            <w:pPr>
+              <w:jc w:val="left"/>
+            </w:pPr>
+            <w:r>
+              <w:rPr>
+                <w:rFonts w:ascii="Yu Gothic" w:cs="Yu Gothic" w:eastAsia="Yu Gothic" w:hAnsi="Yu Gothic"/>
+                <w:b w:val="false"/>
+                <w:bCs w:val="false"/>
+                <w:sz w:val="19"/>
+                <w:szCs w:val="19"/>
+              </w:rPr>
+              <w:t xml:space="preserve">95%</w:t>
+            </w:r>
+          </w:p>
+        </w:tc>
+        <w:tc>
+          <w:tcPr>
+            <w:tcW w:type="dxa" w:w="3600"/>
+            <w:tcMar>
+              <w:top w:type="dxa" w:w="60"/>
+              <w:left w:type="dxa" w:w="100"/>
+              <w:bottom w:type="dxa" w:w="60"/>
+              <w:right w:type="dxa" w:w="100"/>
+            </w:tcMar>
+          </w:tcPr>
+          <w:p>
+            <w:pPr>
+              <w:jc w:val="left"/>
+            </w:pPr>
+            <w:r>
+              <w:rPr>
+                <w:rFonts w:ascii="Yu Gothic" w:cs="Yu Gothic" w:eastAsia="Yu Gothic" w:hAnsi="Yu Gothic"/>
+                <w:b w:val="false"/>
+                <w:bCs w:val="false"/>
+                <w:sz w:val="19"/>
+                <w:szCs w:val="19"/>
+              </w:rPr>
+              <w:t xml:space="preserve">+109万円</w:t>
+            </w:r>
+          </w:p>
+        </w:tc>
+        <w:tc>
+          <w:tcPr>
+            <w:tcW w:type="dxa" w:w="3700"/>
+            <w:tcMar>
+              <w:top w:type="dxa" w:w="60"/>
+              <w:left w:type="dxa" w:w="100"/>
+              <w:bottom w:type="dxa" w:w="60"/>
+              <w:right w:type="dxa" w:w="100"/>
+            </w:tcMar>
+          </w:tcPr>
+          <w:p>
+            <w:pPr>
+              <w:jc w:val="left"/>
+            </w:pPr>
+            <w:r>
+              <w:rPr>
+                <w:rFonts w:ascii="Yu Gothic" w:cs="Yu Gothic" w:eastAsia="Yu Gothic" w:hAnsi="Yu Gothic"/>
+                <w:b w:val="false"/>
+                <w:bCs w:val="false"/>
+                <w:sz w:val="19"/>
+                <w:szCs w:val="19"/>
+              </w:rPr>
+              <w:t xml:space="preserve">+402万円</w:t>
+            </w:r>
+          </w:p>
+        </w:tc>
+      </w:tr>
+    </w:tbl>
+    <w:p>
+      <w:pPr>
+        <w:spacing w:after="120" w:before="0"/>
+      </w:pPr>
+      <w:r>
+        <w:rPr>
+          <w:rFonts w:ascii="Yu Gothic" w:cs="Yu Gothic" w:eastAsia="Yu Gothic" w:hAnsi="Yu Gothic"/>
+        </w:rPr>
+        <w:t xml:space="preserve">「立ち上がり期を除けば必ず黒字」と単純には言えない。Aの人員配置(理念優先)を維持したまま黒字化するには、稼働率を85%からさらに引き上げる(概ね93%前後が目安)必要がある。一方、Bの法定最低ラインであれば、90%程度の現実的な稼働率で黒字化する。</w:t>
+      </w:r>
+    </w:p>
+    <w:p>
+      <w:pPr>
+        <w:spacing w:after="120" w:before="0"/>
+      </w:pPr>
+      <w:r>
+        <w:rPr>
+          <w:rFonts w:ascii="Yu Gothic" w:cs="Yu Gothic" w:eastAsia="Yu Gothic" w:hAnsi="Yu Gothic"/>
+          <w:b/>
+          <w:bCs/>
+        </w:rPr>
+        <w:t xml:space="preserve">それでも、この試算から言えることは2点ある。</w:t>
+      </w:r>
+    </w:p>
+    <w:p>
+      <w:pPr>
+        <w:pStyle w:val="ListParagraph"/>
+        <w:numPr>
+          <w:ilvl w:val="0"/>
+          <w:numId w:val="1"/>
+        </w:numPr>
+        <w:spacing w:after="80"/>
+      </w:pPr>
+      <w:r>
+        <w:rPr>
+          <w:rFonts w:ascii="Yu Gothic" w:cs="Yu Gothic" w:eastAsia="Yu Gothic" w:hAnsi="Yu Gothic"/>
+        </w:rPr>
+        <w:t xml:space="preserve">1. 事業モデル自体が恒常的な赤字体質とまでは言えない。少なくとも法定最低ラインの人員配置であれば、90%程度の稼働率で黒字化する経済性を持っており、生活介護という制度・単価構造そのものが赤字前提というわけではない。</w:t>
+      </w:r>
+    </w:p>
+    <w:p>
+      <w:pPr>
+        <w:pStyle w:val="ListParagraph"/>
+        <w:numPr>
+          <w:ilvl w:val="0"/>
+          <w:numId w:val="1"/>
+        </w:numPr>
+        <w:spacing w:after="80"/>
+      </w:pPr>
+      <w:r>
+        <w:rPr>
+          <w:rFonts w:ascii="Yu Gothic" w:cs="Yu Gothic" w:eastAsia="Yu Gothic" w:hAnsi="Yu Gothic"/>
+        </w:rPr>
+        <w:t xml:space="preserve">2. 本計画の本当の課題は「事業モデルが稼げるか」ではなく、「稼働率をどこまで・どれだけ早く引き上げられるか」(第4章、現時点で未着手)と「それまでの立ち上がり期をどう乗り切る資金を確保するか」(第9章)である。第9-2章の約6,465万円の資金ギャップは、事業が恒久的に赤字を垂れ流すためではなく、この立ち上がり期を乗り切るための橋渡し資金として理解すべきものである。</w:t>
+      </w:r>
+    </w:p>
+    <w:p>
+      <w:pPr>
+        <w:spacing w:after="160" w:before="80"/>
+      </w:pPr>
+      <w:r>
+        <w:rPr>
+          <w:rFonts w:ascii="Yu Gothic" w:cs="Yu Gothic" w:eastAsia="Yu Gothic" w:hAnsi="Yu Gothic"/>
+          <w:b/>
+          <w:bCs/>
+          <w:color w:val="C00000"/>
+          <w:sz w:val="20"/>
+          <w:szCs w:val="20"/>
+        </w:rPr>
+        <w:t xml:space="preserve">⚠ 成熟期稼働率(85%/90%/95%)自体もすべて仮定であり、佐伯区・西区の実際の需給(第4章、未着手)で確定させる必要がある。既存の同業他社が実際にどの程度の稼働率で運営しているかも、現地調査・ヒアリングで確認すべき項目である(第13章)。</w:t>
       </w:r>
     </w:p>
     <w:p>

--- a/business-plan/事業計画書_生活介護_広島市.docx
+++ b/business-plan/事業計画書_生活介護_広島市.docx
@@ -2448,7 +2448,7 @@
           <w:sz w:val="24"/>
           <w:szCs w:val="24"/>
         </w:rPr>
-        <w:t xml:space="preserve">4-2. 需給ギャップ・営業戦略(要調査・要具体化)</w:t>
+        <w:t xml:space="preserve">4-2. 需給ギャップ・営業戦略(改訂：フレームから実行計画に具体化)</w:t>
       </w:r>
     </w:p>
     <w:p>
@@ -2459,7 +2459,3149 @@
         <w:rPr>
           <w:rFonts w:ascii="Yu Gothic" w:cs="Yu Gothic" w:eastAsia="Yu Gothic" w:hAnsi="Yu Gothic"/>
         </w:rPr>
-        <w:t xml:space="preserve">経営者レビューで「挨拶回り」は戦略ではなく行動の名前であると指摘された。以下のフレームで具体化する必要がある(現時点では未着手であり、開所前の最優先タスクの一つ)。</w:t>
+        <w:t xml:space="preserve">経営者レビューで「挨拶回り」は戦略ではなく行動の名前であると指摘された。以下は、その指摘を踏まえて営業戦略を「誰が・誰に・いつ・何を伝えるか」まで具体化したものである。ただし、ターゲットリストの中身(実際の事業所名・担当者・卒業生数等)は現地調査が前提であり、現時点では未着手のままである(第4-2-6章)。本章はその調査結果を流し込むための実行の型を先に作るものと位置づける。</w:t>
+      </w:r>
+    </w:p>
+    <w:p>
+      <w:pPr>
+        <w:pStyle w:val="Heading2"/>
+        <w:spacing w:after="120" w:before="240"/>
+      </w:pPr>
+      <w:r>
+        <w:rPr>
+          <w:rFonts w:ascii="Yu Gothic" w:cs="Yu Gothic" w:eastAsia="Yu Gothic" w:hAnsi="Yu Gothic"/>
+          <w:b/>
+          <w:bCs/>
+          <w:color w:val="1F4E78"/>
+          <w:sz w:val="24"/>
+          <w:szCs w:val="24"/>
+        </w:rPr>
+        <w:t xml:space="preserve">4-2-0. 実行体制</w:t>
+      </w:r>
+    </w:p>
+    <w:p>
+      <w:pPr>
+        <w:spacing w:after="120" w:before="0"/>
+      </w:pPr>
+      <w:r>
+        <w:rPr>
+          <w:rFonts w:ascii="Yu Gothic" w:cs="Yu Gothic" w:eastAsia="Yu Gothic" w:hAnsi="Yu Gothic"/>
+        </w:rPr>
+        <w:t xml:space="preserve">丸山氏(現場)・豊口氏(経営)の役割分担(第5-0章)を営業活動にも適用する。</w:t>
+      </w:r>
+    </w:p>
+    <w:tbl>
+      <w:tblPr>
+        <w:tblW w:type="dxa" w:w="9500"/>
+        <w:tblBorders>
+          <w:top w:val="single" w:color="auto" w:sz="4"/>
+          <w:left w:val="single" w:color="auto" w:sz="4"/>
+          <w:bottom w:val="single" w:color="auto" w:sz="4"/>
+          <w:right w:val="single" w:color="auto" w:sz="4"/>
+          <w:insideH w:val="single" w:color="auto" w:sz="4"/>
+          <w:insideV w:val="single" w:color="auto" w:sz="4"/>
+        </w:tblBorders>
+      </w:tblPr>
+      <w:tblGrid>
+        <w:gridCol w:w="3600"/>
+        <w:gridCol w:w="2000"/>
+        <w:gridCol w:w="3900"/>
+      </w:tblGrid>
+      <w:tr>
+        <w:trPr>
+          <w:tblHeader/>
+        </w:trPr>
+        <w:tc>
+          <w:tcPr>
+            <w:tcW w:type="dxa" w:w="3600"/>
+            <w:shd w:fill="1F4E78" w:val="clear"/>
+            <w:tcMar>
+              <w:top w:type="dxa" w:w="60"/>
+              <w:left w:type="dxa" w:w="100"/>
+              <w:bottom w:type="dxa" w:w="60"/>
+              <w:right w:type="dxa" w:w="100"/>
+            </w:tcMar>
+          </w:tcPr>
+          <w:p>
+            <w:pPr>
+              <w:jc w:val="center"/>
+            </w:pPr>
+            <w:r>
+              <w:rPr>
+                <w:rFonts w:ascii="Yu Gothic" w:cs="Yu Gothic" w:eastAsia="Yu Gothic" w:hAnsi="Yu Gothic"/>
+                <w:b/>
+                <w:bCs/>
+                <w:sz w:val="19"/>
+                <w:szCs w:val="19"/>
+              </w:rPr>
+              <w:t xml:space="preserve">活動</w:t>
+            </w:r>
+          </w:p>
+        </w:tc>
+        <w:tc>
+          <w:tcPr>
+            <w:tcW w:type="dxa" w:w="2000"/>
+            <w:shd w:fill="1F4E78" w:val="clear"/>
+            <w:tcMar>
+              <w:top w:type="dxa" w:w="60"/>
+              <w:left w:type="dxa" w:w="100"/>
+              <w:bottom w:type="dxa" w:w="60"/>
+              <w:right w:type="dxa" w:w="100"/>
+            </w:tcMar>
+          </w:tcPr>
+          <w:p>
+            <w:pPr>
+              <w:jc w:val="center"/>
+            </w:pPr>
+            <w:r>
+              <w:rPr>
+                <w:rFonts w:ascii="Yu Gothic" w:cs="Yu Gothic" w:eastAsia="Yu Gothic" w:hAnsi="Yu Gothic"/>
+                <w:b/>
+                <w:bCs/>
+                <w:sz w:val="19"/>
+                <w:szCs w:val="19"/>
+              </w:rPr>
+              <w:t xml:space="preserve">主担当</w:t>
+            </w:r>
+          </w:p>
+        </w:tc>
+        <w:tc>
+          <w:tcPr>
+            <w:tcW w:type="dxa" w:w="3900"/>
+            <w:shd w:fill="1F4E78" w:val="clear"/>
+            <w:tcMar>
+              <w:top w:type="dxa" w:w="60"/>
+              <w:left w:type="dxa" w:w="100"/>
+              <w:bottom w:type="dxa" w:w="60"/>
+              <w:right w:type="dxa" w:w="100"/>
+            </w:tcMar>
+          </w:tcPr>
+          <w:p>
+            <w:pPr>
+              <w:jc w:val="center"/>
+            </w:pPr>
+            <w:r>
+              <w:rPr>
+                <w:rFonts w:ascii="Yu Gothic" w:cs="Yu Gothic" w:eastAsia="Yu Gothic" w:hAnsi="Yu Gothic"/>
+                <w:b/>
+                <w:bCs/>
+                <w:sz w:val="19"/>
+                <w:szCs w:val="19"/>
+              </w:rPr>
+              <w:t xml:space="preserve">補足</w:t>
+            </w:r>
+          </w:p>
+        </w:tc>
+      </w:tr>
+      <w:tr>
+        <w:tc>
+          <w:tcPr>
+            <w:tcW w:type="dxa" w:w="3600"/>
+            <w:tcMar>
+              <w:top w:type="dxa" w:w="60"/>
+              <w:left w:type="dxa" w:w="100"/>
+              <w:bottom w:type="dxa" w:w="60"/>
+              <w:right w:type="dxa" w:w="100"/>
+            </w:tcMar>
+          </w:tcPr>
+          <w:p>
+            <w:pPr>
+              <w:jc w:val="left"/>
+            </w:pPr>
+            <w:r>
+              <w:rPr>
+                <w:rFonts w:ascii="Yu Gothic" w:cs="Yu Gothic" w:eastAsia="Yu Gothic" w:hAnsi="Yu Gothic"/>
+                <w:b w:val="false"/>
+                <w:bCs w:val="false"/>
+                <w:sz w:val="19"/>
+                <w:szCs w:val="19"/>
+              </w:rPr>
+              <w:t xml:space="preserve">相談支援事業所・基幹相談支援センターへの定期訪問</w:t>
+            </w:r>
+          </w:p>
+        </w:tc>
+        <w:tc>
+          <w:tcPr>
+            <w:tcW w:type="dxa" w:w="2000"/>
+            <w:tcMar>
+              <w:top w:type="dxa" w:w="60"/>
+              <w:left w:type="dxa" w:w="100"/>
+              <w:bottom w:type="dxa" w:w="60"/>
+              <w:right w:type="dxa" w:w="100"/>
+            </w:tcMar>
+          </w:tcPr>
+          <w:p>
+            <w:pPr>
+              <w:jc w:val="left"/>
+            </w:pPr>
+            <w:r>
+              <w:rPr>
+                <w:rFonts w:ascii="Yu Gothic" w:cs="Yu Gothic" w:eastAsia="Yu Gothic" w:hAnsi="Yu Gothic"/>
+                <w:b w:val="false"/>
+                <w:bCs w:val="false"/>
+                <w:sz w:val="19"/>
+                <w:szCs w:val="19"/>
+              </w:rPr>
+              <w:t xml:space="preserve">丸山氏</w:t>
+            </w:r>
+          </w:p>
+        </w:tc>
+        <w:tc>
+          <w:tcPr>
+            <w:tcW w:type="dxa" w:w="3900"/>
+            <w:tcMar>
+              <w:top w:type="dxa" w:w="60"/>
+              <w:left w:type="dxa" w:w="100"/>
+              <w:bottom w:type="dxa" w:w="60"/>
+              <w:right w:type="dxa" w:w="100"/>
+            </w:tcMar>
+          </w:tcPr>
+          <w:p>
+            <w:pPr>
+              <w:jc w:val="left"/>
+            </w:pPr>
+            <w:r>
+              <w:rPr>
+                <w:rFonts w:ascii="Yu Gothic" w:cs="Yu Gothic" w:eastAsia="Yu Gothic" w:hAnsi="Yu Gothic"/>
+                <w:b w:val="false"/>
+                <w:bCs w:val="false"/>
+                <w:sz w:val="19"/>
+                <w:szCs w:val="19"/>
+              </w:rPr>
+              <w:t xml:space="preserve">現場の専門性を生かした具体的な説明ができる。豊口氏が同行し対外的信頼を補完する場面も想定</w:t>
+            </w:r>
+          </w:p>
+        </w:tc>
+      </w:tr>
+      <w:tr>
+        <w:tc>
+          <w:tcPr>
+            <w:tcW w:type="dxa" w:w="3600"/>
+            <w:shd w:fill="DCE6F1" w:val="clear"/>
+            <w:tcMar>
+              <w:top w:type="dxa" w:w="60"/>
+              <w:left w:type="dxa" w:w="100"/>
+              <w:bottom w:type="dxa" w:w="60"/>
+              <w:right w:type="dxa" w:w="100"/>
+            </w:tcMar>
+          </w:tcPr>
+          <w:p>
+            <w:pPr>
+              <w:jc w:val="left"/>
+            </w:pPr>
+            <w:r>
+              <w:rPr>
+                <w:rFonts w:ascii="Yu Gothic" w:cs="Yu Gothic" w:eastAsia="Yu Gothic" w:hAnsi="Yu Gothic"/>
+                <w:b w:val="false"/>
+                <w:bCs w:val="false"/>
+                <w:sz w:val="19"/>
+                <w:szCs w:val="19"/>
+              </w:rPr>
+              <w:t xml:space="preserve">特別支援学校への訪問・進路説明会参加</w:t>
+            </w:r>
+          </w:p>
+        </w:tc>
+        <w:tc>
+          <w:tcPr>
+            <w:tcW w:type="dxa" w:w="2000"/>
+            <w:shd w:fill="DCE6F1" w:val="clear"/>
+            <w:tcMar>
+              <w:top w:type="dxa" w:w="60"/>
+              <w:left w:type="dxa" w:w="100"/>
+              <w:bottom w:type="dxa" w:w="60"/>
+              <w:right w:type="dxa" w:w="100"/>
+            </w:tcMar>
+          </w:tcPr>
+          <w:p>
+            <w:pPr>
+              <w:jc w:val="left"/>
+            </w:pPr>
+            <w:r>
+              <w:rPr>
+                <w:rFonts w:ascii="Yu Gothic" w:cs="Yu Gothic" w:eastAsia="Yu Gothic" w:hAnsi="Yu Gothic"/>
+                <w:b w:val="false"/>
+                <w:bCs w:val="false"/>
+                <w:sz w:val="19"/>
+                <w:szCs w:val="19"/>
+              </w:rPr>
+              <w:t xml:space="preserve">丸山氏・豊口氏の双方</w:t>
+            </w:r>
+          </w:p>
+        </w:tc>
+        <w:tc>
+          <w:tcPr>
+            <w:tcW w:type="dxa" w:w="3900"/>
+            <w:shd w:fill="DCE6F1" w:val="clear"/>
+            <w:tcMar>
+              <w:top w:type="dxa" w:w="60"/>
+              <w:left w:type="dxa" w:w="100"/>
+              <w:bottom w:type="dxa" w:w="60"/>
+              <w:right w:type="dxa" w:w="100"/>
+            </w:tcMar>
+          </w:tcPr>
+          <w:p>
+            <w:pPr>
+              <w:jc w:val="left"/>
+            </w:pPr>
+            <w:r>
+              <w:rPr>
+                <w:rFonts w:ascii="Yu Gothic" w:cs="Yu Gothic" w:eastAsia="Yu Gothic" w:hAnsi="Yu Gothic"/>
+                <w:b w:val="false"/>
+                <w:bCs w:val="false"/>
+                <w:sz w:val="19"/>
+                <w:szCs w:val="19"/>
+              </w:rPr>
+              <w:t xml:space="preserve">学校側は経営者・現場責任者の双方との関係構築を重視する傾向があるため</w:t>
+            </w:r>
+          </w:p>
+        </w:tc>
+      </w:tr>
+      <w:tr>
+        <w:tc>
+          <w:tcPr>
+            <w:tcW w:type="dxa" w:w="3600"/>
+            <w:tcMar>
+              <w:top w:type="dxa" w:w="60"/>
+              <w:left w:type="dxa" w:w="100"/>
+              <w:bottom w:type="dxa" w:w="60"/>
+              <w:right w:type="dxa" w:w="100"/>
+            </w:tcMar>
+          </w:tcPr>
+          <w:p>
+            <w:pPr>
+              <w:jc w:val="left"/>
+            </w:pPr>
+            <w:r>
+              <w:rPr>
+                <w:rFonts w:ascii="Yu Gothic" w:cs="Yu Gothic" w:eastAsia="Yu Gothic" w:hAnsi="Yu Gothic"/>
+                <w:b w:val="false"/>
+                <w:bCs w:val="false"/>
+                <w:sz w:val="19"/>
+                <w:szCs w:val="19"/>
+              </w:rPr>
+              <w:t xml:space="preserve">行政・関係機関との調整(広島市障害自立支援課、地域自立支援協議会等)</w:t>
+            </w:r>
+          </w:p>
+        </w:tc>
+        <w:tc>
+          <w:tcPr>
+            <w:tcW w:type="dxa" w:w="2000"/>
+            <w:tcMar>
+              <w:top w:type="dxa" w:w="60"/>
+              <w:left w:type="dxa" w:w="100"/>
+              <w:bottom w:type="dxa" w:w="60"/>
+              <w:right w:type="dxa" w:w="100"/>
+            </w:tcMar>
+          </w:tcPr>
+          <w:p>
+            <w:pPr>
+              <w:jc w:val="left"/>
+            </w:pPr>
+            <w:r>
+              <w:rPr>
+                <w:rFonts w:ascii="Yu Gothic" w:cs="Yu Gothic" w:eastAsia="Yu Gothic" w:hAnsi="Yu Gothic"/>
+                <w:b w:val="false"/>
+                <w:bCs w:val="false"/>
+                <w:sz w:val="19"/>
+                <w:szCs w:val="19"/>
+              </w:rPr>
+              <w:t xml:space="preserve">豊口氏</w:t>
+            </w:r>
+          </w:p>
+        </w:tc>
+        <w:tc>
+          <w:tcPr>
+            <w:tcW w:type="dxa" w:w="3900"/>
+            <w:tcMar>
+              <w:top w:type="dxa" w:w="60"/>
+              <w:left w:type="dxa" w:w="100"/>
+              <w:bottom w:type="dxa" w:w="60"/>
+              <w:right w:type="dxa" w:w="100"/>
+            </w:tcMar>
+          </w:tcPr>
+          <w:p>
+            <w:pPr>
+              <w:jc w:val="left"/>
+            </w:pPr>
+            <w:r>
+              <w:rPr>
+                <w:rFonts w:ascii="Yu Gothic" w:cs="Yu Gothic" w:eastAsia="Yu Gothic" w:hAnsi="Yu Gothic"/>
+                <w:b w:val="false"/>
+                <w:bCs w:val="false"/>
+                <w:sz w:val="19"/>
+                <w:szCs w:val="19"/>
+              </w:rPr>
+              <w:t xml:space="preserve">法人としての対外窓口</w:t>
+            </w:r>
+          </w:p>
+        </w:tc>
+      </w:tr>
+      <w:tr>
+        <w:tc>
+          <w:tcPr>
+            <w:tcW w:type="dxa" w:w="3600"/>
+            <w:shd w:fill="DCE6F1" w:val="clear"/>
+            <w:tcMar>
+              <w:top w:type="dxa" w:w="60"/>
+              <w:left w:type="dxa" w:w="100"/>
+              <w:bottom w:type="dxa" w:w="60"/>
+              <w:right w:type="dxa" w:w="100"/>
+            </w:tcMar>
+          </w:tcPr>
+          <w:p>
+            <w:pPr>
+              <w:jc w:val="left"/>
+            </w:pPr>
+            <w:r>
+              <w:rPr>
+                <w:rFonts w:ascii="Yu Gothic" w:cs="Yu Gothic" w:eastAsia="Yu Gothic" w:hAnsi="Yu Gothic"/>
+                <w:b w:val="false"/>
+                <w:bCs w:val="false"/>
+                <w:sz w:val="19"/>
+                <w:szCs w:val="19"/>
+              </w:rPr>
+              <w:t xml:space="preserve">見学対応・契約手続き</w:t>
+            </w:r>
+          </w:p>
+        </w:tc>
+        <w:tc>
+          <w:tcPr>
+            <w:tcW w:type="dxa" w:w="2000"/>
+            <w:shd w:fill="DCE6F1" w:val="clear"/>
+            <w:tcMar>
+              <w:top w:type="dxa" w:w="60"/>
+              <w:left w:type="dxa" w:w="100"/>
+              <w:bottom w:type="dxa" w:w="60"/>
+              <w:right w:type="dxa" w:w="100"/>
+            </w:tcMar>
+          </w:tcPr>
+          <w:p>
+            <w:pPr>
+              <w:jc w:val="left"/>
+            </w:pPr>
+            <w:r>
+              <w:rPr>
+                <w:rFonts w:ascii="Yu Gothic" w:cs="Yu Gothic" w:eastAsia="Yu Gothic" w:hAnsi="Yu Gothic"/>
+                <w:b w:val="false"/>
+                <w:bCs w:val="false"/>
+                <w:sz w:val="19"/>
+                <w:szCs w:val="19"/>
+              </w:rPr>
+              <w:t xml:space="preserve">丸山氏</w:t>
+            </w:r>
+          </w:p>
+        </w:tc>
+        <w:tc>
+          <w:tcPr>
+            <w:tcW w:type="dxa" w:w="3900"/>
+            <w:shd w:fill="DCE6F1" w:val="clear"/>
+            <w:tcMar>
+              <w:top w:type="dxa" w:w="60"/>
+              <w:left w:type="dxa" w:w="100"/>
+              <w:bottom w:type="dxa" w:w="60"/>
+              <w:right w:type="dxa" w:w="100"/>
+            </w:tcMar>
+          </w:tcPr>
+          <w:p>
+            <w:pPr>
+              <w:jc w:val="left"/>
+            </w:pPr>
+            <w:r>
+              <w:rPr>
+                <w:rFonts w:ascii="Yu Gothic" w:cs="Yu Gothic" w:eastAsia="Yu Gothic" w:hAnsi="Yu Gothic"/>
+                <w:b w:val="false"/>
+                <w:bCs w:val="false"/>
+                <w:sz w:val="19"/>
+                <w:szCs w:val="19"/>
+              </w:rPr>
+              <w:t xml:space="preserve">現場責任者として利用者・家族への個別対応を担う</w:t>
+            </w:r>
+          </w:p>
+        </w:tc>
+      </w:tr>
+    </w:tbl>
+    <w:p>
+      <w:pPr>
+        <w:pStyle w:val="Heading2"/>
+        <w:spacing w:after="120" w:before="240"/>
+      </w:pPr>
+      <w:r>
+        <w:rPr>
+          <w:rFonts w:ascii="Yu Gothic" w:cs="Yu Gothic" w:eastAsia="Yu Gothic" w:hAnsi="Yu Gothic"/>
+          <w:b/>
+          <w:bCs/>
+          <w:color w:val="1F4E78"/>
+          <w:sz w:val="24"/>
+          <w:szCs w:val="24"/>
+        </w:rPr>
+        <w:t xml:space="preserve">4-2-1. 需要の3つのセグメントと優先順位</w:t>
+      </w:r>
+    </w:p>
+    <w:p>
+      <w:pPr>
+        <w:spacing w:after="120" w:before="0"/>
+      </w:pPr>
+      <w:r>
+        <w:rPr>
+          <w:rFonts w:ascii="Yu Gothic" w:cs="Yu Gothic" w:eastAsia="Yu Gothic" w:hAnsi="Yu Gothic"/>
+        </w:rPr>
+        <w:t xml:space="preserve">生活介護の利用者確保は「待っていて集まる」ものではなく、地域の紹介ネットワーク(相談支援専門員等)を介した紹介が中心となる。想定される需要源を優先順位とともに整理する。</w:t>
+      </w:r>
+    </w:p>
+    <w:tbl>
+      <w:tblPr>
+        <w:tblW w:type="dxa" w:w="9500"/>
+        <w:tblBorders>
+          <w:top w:val="single" w:color="auto" w:sz="4"/>
+          <w:left w:val="single" w:color="auto" w:sz="4"/>
+          <w:bottom w:val="single" w:color="auto" w:sz="4"/>
+          <w:right w:val="single" w:color="auto" w:sz="4"/>
+          <w:insideH w:val="single" w:color="auto" w:sz="4"/>
+          <w:insideV w:val="single" w:color="auto" w:sz="4"/>
+        </w:tblBorders>
+      </w:tblPr>
+      <w:tblGrid>
+        <w:gridCol w:w="500"/>
+        <w:gridCol w:w="2800"/>
+        <w:gridCol w:w="4000"/>
+        <w:gridCol w:w="2200"/>
+      </w:tblGrid>
+      <w:tr>
+        <w:trPr>
+          <w:tblHeader/>
+        </w:trPr>
+        <w:tc>
+          <w:tcPr>
+            <w:tcW w:type="dxa" w:w="500"/>
+            <w:shd w:fill="1F4E78" w:val="clear"/>
+            <w:tcMar>
+              <w:top w:type="dxa" w:w="60"/>
+              <w:left w:type="dxa" w:w="100"/>
+              <w:bottom w:type="dxa" w:w="60"/>
+              <w:right w:type="dxa" w:w="100"/>
+            </w:tcMar>
+          </w:tcPr>
+          <w:p>
+            <w:pPr>
+              <w:jc w:val="center"/>
+            </w:pPr>
+            <w:r>
+              <w:rPr>
+                <w:rFonts w:ascii="Yu Gothic" w:cs="Yu Gothic" w:eastAsia="Yu Gothic" w:hAnsi="Yu Gothic"/>
+                <w:b/>
+                <w:bCs/>
+                <w:sz w:val="19"/>
+                <w:szCs w:val="19"/>
+              </w:rPr>
+              <w:t xml:space="preserve">#</w:t>
+            </w:r>
+          </w:p>
+        </w:tc>
+        <w:tc>
+          <w:tcPr>
+            <w:tcW w:type="dxa" w:w="2800"/>
+            <w:shd w:fill="1F4E78" w:val="clear"/>
+            <w:tcMar>
+              <w:top w:type="dxa" w:w="60"/>
+              <w:left w:type="dxa" w:w="100"/>
+              <w:bottom w:type="dxa" w:w="60"/>
+              <w:right w:type="dxa" w:w="100"/>
+            </w:tcMar>
+          </w:tcPr>
+          <w:p>
+            <w:pPr>
+              <w:jc w:val="center"/>
+            </w:pPr>
+            <w:r>
+              <w:rPr>
+                <w:rFonts w:ascii="Yu Gothic" w:cs="Yu Gothic" w:eastAsia="Yu Gothic" w:hAnsi="Yu Gothic"/>
+                <w:b/>
+                <w:bCs/>
+                <w:sz w:val="19"/>
+                <w:szCs w:val="19"/>
+              </w:rPr>
+              <w:t xml:space="preserve">セグメント</w:t>
+            </w:r>
+          </w:p>
+        </w:tc>
+        <w:tc>
+          <w:tcPr>
+            <w:tcW w:type="dxa" w:w="4000"/>
+            <w:shd w:fill="1F4E78" w:val="clear"/>
+            <w:tcMar>
+              <w:top w:type="dxa" w:w="60"/>
+              <w:left w:type="dxa" w:w="100"/>
+              <w:bottom w:type="dxa" w:w="60"/>
+              <w:right w:type="dxa" w:w="100"/>
+            </w:tcMar>
+          </w:tcPr>
+          <w:p>
+            <w:pPr>
+              <w:jc w:val="center"/>
+            </w:pPr>
+            <w:r>
+              <w:rPr>
+                <w:rFonts w:ascii="Yu Gothic" w:cs="Yu Gothic" w:eastAsia="Yu Gothic" w:hAnsi="Yu Gothic"/>
+                <w:b/>
+                <w:bCs/>
+                <w:sz w:val="19"/>
+                <w:szCs w:val="19"/>
+              </w:rPr>
+              <w:t xml:space="preserve">特徴</w:t>
+            </w:r>
+          </w:p>
+        </w:tc>
+        <w:tc>
+          <w:tcPr>
+            <w:tcW w:type="dxa" w:w="2200"/>
+            <w:shd w:fill="1F4E78" w:val="clear"/>
+            <w:tcMar>
+              <w:top w:type="dxa" w:w="60"/>
+              <w:left w:type="dxa" w:w="100"/>
+              <w:bottom w:type="dxa" w:w="60"/>
+              <w:right w:type="dxa" w:w="100"/>
+            </w:tcMar>
+          </w:tcPr>
+          <w:p>
+            <w:pPr>
+              <w:jc w:val="center"/>
+            </w:pPr>
+            <w:r>
+              <w:rPr>
+                <w:rFonts w:ascii="Yu Gothic" w:cs="Yu Gothic" w:eastAsia="Yu Gothic" w:hAnsi="Yu Gothic"/>
+                <w:b/>
+                <w:bCs/>
+                <w:sz w:val="19"/>
+                <w:szCs w:val="19"/>
+              </w:rPr>
+              <w:t xml:space="preserve">優先度</w:t>
+            </w:r>
+          </w:p>
+        </w:tc>
+      </w:tr>
+      <w:tr>
+        <w:tc>
+          <w:tcPr>
+            <w:tcW w:type="dxa" w:w="500"/>
+            <w:tcMar>
+              <w:top w:type="dxa" w:w="60"/>
+              <w:left w:type="dxa" w:w="100"/>
+              <w:bottom w:type="dxa" w:w="60"/>
+              <w:right w:type="dxa" w:w="100"/>
+            </w:tcMar>
+          </w:tcPr>
+          <w:p>
+            <w:pPr>
+              <w:jc w:val="left"/>
+            </w:pPr>
+            <w:r>
+              <w:rPr>
+                <w:rFonts w:ascii="Yu Gothic" w:cs="Yu Gothic" w:eastAsia="Yu Gothic" w:hAnsi="Yu Gothic"/>
+                <w:b w:val="false"/>
+                <w:bCs w:val="false"/>
+                <w:sz w:val="19"/>
+                <w:szCs w:val="19"/>
+              </w:rPr>
+              <w:t xml:space="preserve">1</w:t>
+            </w:r>
+          </w:p>
+        </w:tc>
+        <w:tc>
+          <w:tcPr>
+            <w:tcW w:type="dxa" w:w="2800"/>
+            <w:tcMar>
+              <w:top w:type="dxa" w:w="60"/>
+              <w:left w:type="dxa" w:w="100"/>
+              <w:bottom w:type="dxa" w:w="60"/>
+              <w:right w:type="dxa" w:w="100"/>
+            </w:tcMar>
+          </w:tcPr>
+          <w:p>
+            <w:pPr>
+              <w:jc w:val="left"/>
+            </w:pPr>
+            <w:r>
+              <w:rPr>
+                <w:rFonts w:ascii="Yu Gothic" w:cs="Yu Gothic" w:eastAsia="Yu Gothic" w:hAnsi="Yu Gothic"/>
+                <w:b w:val="false"/>
+                <w:bCs w:val="false"/>
+                <w:sz w:val="19"/>
+                <w:szCs w:val="19"/>
+              </w:rPr>
+              <w:t xml:space="preserve">特別支援学校卒業生(新規利用)</w:t>
+            </w:r>
+          </w:p>
+        </w:tc>
+        <w:tc>
+          <w:tcPr>
+            <w:tcW w:type="dxa" w:w="4000"/>
+            <w:tcMar>
+              <w:top w:type="dxa" w:w="60"/>
+              <w:left w:type="dxa" w:w="100"/>
+              <w:bottom w:type="dxa" w:w="60"/>
+              <w:right w:type="dxa" w:w="100"/>
+            </w:tcMar>
+          </w:tcPr>
+          <w:p>
+            <w:pPr>
+              <w:jc w:val="left"/>
+            </w:pPr>
+            <w:r>
+              <w:rPr>
+                <w:rFonts w:ascii="Yu Gothic" w:cs="Yu Gothic" w:eastAsia="Yu Gothic" w:hAnsi="Yu Gothic"/>
+                <w:b w:val="false"/>
+                <w:bCs w:val="false"/>
+                <w:sz w:val="19"/>
+                <w:szCs w:val="19"/>
+              </w:rPr>
+              <w:t xml:space="preserve">進路決定は前年秋〜冬に集中する年1回のサイクル。乗り遅れると1年待つことになる一方、まとまった人数を一度に獲得できる最大のチャネル</w:t>
+            </w:r>
+          </w:p>
+        </w:tc>
+        <w:tc>
+          <w:tcPr>
+            <w:tcW w:type="dxa" w:w="2200"/>
+            <w:tcMar>
+              <w:top w:type="dxa" w:w="60"/>
+              <w:left w:type="dxa" w:w="100"/>
+              <w:bottom w:type="dxa" w:w="60"/>
+              <w:right w:type="dxa" w:w="100"/>
+            </w:tcMar>
+          </w:tcPr>
+          <w:p>
+            <w:pPr>
+              <w:jc w:val="left"/>
+            </w:pPr>
+            <w:r>
+              <w:rPr>
+                <w:rFonts w:ascii="Yu Gothic" w:cs="Yu Gothic" w:eastAsia="Yu Gothic" w:hAnsi="Yu Gothic"/>
+                <w:b w:val="false"/>
+                <w:bCs w:val="false"/>
+                <w:sz w:val="19"/>
+                <w:szCs w:val="19"/>
+              </w:rPr>
+              <w:t xml:space="preserve">最優先</w:t>
+            </w:r>
+          </w:p>
+        </w:tc>
+      </w:tr>
+      <w:tr>
+        <w:tc>
+          <w:tcPr>
+            <w:tcW w:type="dxa" w:w="500"/>
+            <w:shd w:fill="DCE6F1" w:val="clear"/>
+            <w:tcMar>
+              <w:top w:type="dxa" w:w="60"/>
+              <w:left w:type="dxa" w:w="100"/>
+              <w:bottom w:type="dxa" w:w="60"/>
+              <w:right w:type="dxa" w:w="100"/>
+            </w:tcMar>
+          </w:tcPr>
+          <w:p>
+            <w:pPr>
+              <w:jc w:val="left"/>
+            </w:pPr>
+            <w:r>
+              <w:rPr>
+                <w:rFonts w:ascii="Yu Gothic" w:cs="Yu Gothic" w:eastAsia="Yu Gothic" w:hAnsi="Yu Gothic"/>
+                <w:b w:val="false"/>
+                <w:bCs w:val="false"/>
+                <w:sz w:val="19"/>
+                <w:szCs w:val="19"/>
+              </w:rPr>
+              <w:t xml:space="preserve">2</w:t>
+            </w:r>
+          </w:p>
+        </w:tc>
+        <w:tc>
+          <w:tcPr>
+            <w:tcW w:type="dxa" w:w="2800"/>
+            <w:shd w:fill="DCE6F1" w:val="clear"/>
+            <w:tcMar>
+              <w:top w:type="dxa" w:w="60"/>
+              <w:left w:type="dxa" w:w="100"/>
+              <w:bottom w:type="dxa" w:w="60"/>
+              <w:right w:type="dxa" w:w="100"/>
+            </w:tcMar>
+          </w:tcPr>
+          <w:p>
+            <w:pPr>
+              <w:jc w:val="left"/>
+            </w:pPr>
+            <w:r>
+              <w:rPr>
+                <w:rFonts w:ascii="Yu Gothic" w:cs="Yu Gothic" w:eastAsia="Yu Gothic" w:hAnsi="Yu Gothic"/>
+                <w:b w:val="false"/>
+                <w:bCs w:val="false"/>
+                <w:sz w:val="19"/>
+                <w:szCs w:val="19"/>
+              </w:rPr>
+              <w:t xml:space="preserve">相談支援専門員からの随時紹介(区分変更・転居・他事業所からの移行等)</w:t>
+            </w:r>
+          </w:p>
+        </w:tc>
+        <w:tc>
+          <w:tcPr>
+            <w:tcW w:type="dxa" w:w="4000"/>
+            <w:shd w:fill="DCE6F1" w:val="clear"/>
+            <w:tcMar>
+              <w:top w:type="dxa" w:w="60"/>
+              <w:left w:type="dxa" w:w="100"/>
+              <w:bottom w:type="dxa" w:w="60"/>
+              <w:right w:type="dxa" w:w="100"/>
+            </w:tcMar>
+          </w:tcPr>
+          <w:p>
+            <w:pPr>
+              <w:jc w:val="left"/>
+            </w:pPr>
+            <w:r>
+              <w:rPr>
+                <w:rFonts w:ascii="Yu Gothic" w:cs="Yu Gothic" w:eastAsia="Yu Gothic" w:hAnsi="Yu Gothic"/>
+                <w:b w:val="false"/>
+                <w:bCs w:val="false"/>
+                <w:sz w:val="19"/>
+                <w:szCs w:val="19"/>
+              </w:rPr>
+              <w:t xml:space="preserve">通年で発生するが、事業所が「顔の見える存在」になっていないと紹介先の選択肢に入らない。関係構築に時間がかかる</w:t>
+            </w:r>
+          </w:p>
+        </w:tc>
+        <w:tc>
+          <w:tcPr>
+            <w:tcW w:type="dxa" w:w="2200"/>
+            <w:shd w:fill="DCE6F1" w:val="clear"/>
+            <w:tcMar>
+              <w:top w:type="dxa" w:w="60"/>
+              <w:left w:type="dxa" w:w="100"/>
+              <w:bottom w:type="dxa" w:w="60"/>
+              <w:right w:type="dxa" w:w="100"/>
+            </w:tcMar>
+          </w:tcPr>
+          <w:p>
+            <w:pPr>
+              <w:jc w:val="left"/>
+            </w:pPr>
+            <w:r>
+              <w:rPr>
+                <w:rFonts w:ascii="Yu Gothic" w:cs="Yu Gothic" w:eastAsia="Yu Gothic" w:hAnsi="Yu Gothic"/>
+                <w:b w:val="false"/>
+                <w:bCs w:val="false"/>
+                <w:sz w:val="19"/>
+                <w:szCs w:val="19"/>
+              </w:rPr>
+              <w:t xml:space="preserve">開所前から継続的に</w:t>
+            </w:r>
+          </w:p>
+        </w:tc>
+      </w:tr>
+      <w:tr>
+        <w:tc>
+          <w:tcPr>
+            <w:tcW w:type="dxa" w:w="500"/>
+            <w:tcMar>
+              <w:top w:type="dxa" w:w="60"/>
+              <w:left w:type="dxa" w:w="100"/>
+              <w:bottom w:type="dxa" w:w="60"/>
+              <w:right w:type="dxa" w:w="100"/>
+            </w:tcMar>
+          </w:tcPr>
+          <w:p>
+            <w:pPr>
+              <w:jc w:val="left"/>
+            </w:pPr>
+            <w:r>
+              <w:rPr>
+                <w:rFonts w:ascii="Yu Gothic" w:cs="Yu Gothic" w:eastAsia="Yu Gothic" w:hAnsi="Yu Gothic"/>
+                <w:b w:val="false"/>
+                <w:bCs w:val="false"/>
+                <w:sz w:val="19"/>
+                <w:szCs w:val="19"/>
+              </w:rPr>
+              <w:t xml:space="preserve">3</w:t>
+            </w:r>
+          </w:p>
+        </w:tc>
+        <w:tc>
+          <w:tcPr>
+            <w:tcW w:type="dxa" w:w="2800"/>
+            <w:tcMar>
+              <w:top w:type="dxa" w:w="60"/>
+              <w:left w:type="dxa" w:w="100"/>
+              <w:bottom w:type="dxa" w:w="60"/>
+              <w:right w:type="dxa" w:w="100"/>
+            </w:tcMar>
+          </w:tcPr>
+          <w:p>
+            <w:pPr>
+              <w:jc w:val="left"/>
+            </w:pPr>
+            <w:r>
+              <w:rPr>
+                <w:rFonts w:ascii="Yu Gothic" w:cs="Yu Gothic" w:eastAsia="Yu Gothic" w:hAnsi="Yu Gothic"/>
+                <w:b w:val="false"/>
+                <w:bCs w:val="false"/>
+                <w:sz w:val="19"/>
+                <w:szCs w:val="19"/>
+              </w:rPr>
+              <w:t xml:space="preserve">家族からの直接相談(在宅生活からの申込み、口コミ・ウェブ経由)</w:t>
+            </w:r>
+          </w:p>
+        </w:tc>
+        <w:tc>
+          <w:tcPr>
+            <w:tcW w:type="dxa" w:w="4000"/>
+            <w:tcMar>
+              <w:top w:type="dxa" w:w="60"/>
+              <w:left w:type="dxa" w:w="100"/>
+              <w:bottom w:type="dxa" w:w="60"/>
+              <w:right w:type="dxa" w:w="100"/>
+            </w:tcMar>
+          </w:tcPr>
+          <w:p>
+            <w:pPr>
+              <w:jc w:val="left"/>
+            </w:pPr>
+            <w:r>
+              <w:rPr>
+                <w:rFonts w:ascii="Yu Gothic" w:cs="Yu Gothic" w:eastAsia="Yu Gothic" w:hAnsi="Yu Gothic"/>
+                <w:b w:val="false"/>
+                <w:bCs w:val="false"/>
+                <w:sz w:val="19"/>
+                <w:szCs w:val="19"/>
+              </w:rPr>
+              <w:t xml:space="preserve">件数は少ないが、地域での認知が進むにつれて徐々に増える</w:t>
+            </w:r>
+          </w:p>
+        </w:tc>
+        <w:tc>
+          <w:tcPr>
+            <w:tcW w:type="dxa" w:w="2200"/>
+            <w:tcMar>
+              <w:top w:type="dxa" w:w="60"/>
+              <w:left w:type="dxa" w:w="100"/>
+              <w:bottom w:type="dxa" w:w="60"/>
+              <w:right w:type="dxa" w:w="100"/>
+            </w:tcMar>
+          </w:tcPr>
+          <w:p>
+            <w:pPr>
+              <w:jc w:val="left"/>
+            </w:pPr>
+            <w:r>
+              <w:rPr>
+                <w:rFonts w:ascii="Yu Gothic" w:cs="Yu Gothic" w:eastAsia="Yu Gothic" w:hAnsi="Yu Gothic"/>
+                <w:b w:val="false"/>
+                <w:bCs w:val="false"/>
+                <w:sz w:val="19"/>
+                <w:szCs w:val="19"/>
+              </w:rPr>
+              <w:t xml:space="preserve">中長期</w:t>
+            </w:r>
+          </w:p>
+        </w:tc>
+      </w:tr>
+    </w:tbl>
+    <w:p>
+      <w:pPr>
+        <w:pStyle w:val="Heading2"/>
+        <w:spacing w:after="120" w:before="240"/>
+      </w:pPr>
+      <w:r>
+        <w:rPr>
+          <w:rFonts w:ascii="Yu Gothic" w:cs="Yu Gothic" w:eastAsia="Yu Gothic" w:hAnsi="Yu Gothic"/>
+          <w:b/>
+          <w:bCs/>
+          <w:color w:val="1F4E78"/>
+          <w:sz w:val="24"/>
+          <w:szCs w:val="24"/>
+        </w:rPr>
+        <w:t xml:space="preserve">4-2-2. セグメント別アプローチ</w:t>
+      </w:r>
+    </w:p>
+    <w:p>
+      <w:pPr>
+        <w:spacing w:after="120" w:before="0"/>
+      </w:pPr>
+      <w:r>
+        <w:rPr>
+          <w:rFonts w:ascii="Yu Gothic" w:cs="Yu Gothic" w:eastAsia="Yu Gothic" w:hAnsi="Yu Gothic"/>
+          <w:b/>
+          <w:bCs/>
+        </w:rPr>
+        <w:t xml:space="preserve">(1) 特別支援学校</w:t>
+      </w:r>
+    </w:p>
+    <w:p>
+      <w:pPr>
+        <w:pStyle w:val="ListParagraph"/>
+        <w:numPr>
+          <w:ilvl w:val="0"/>
+          <w:numId w:val="1"/>
+        </w:numPr>
+        <w:spacing w:after="80"/>
+      </w:pPr>
+      <w:r>
+        <w:rPr>
+          <w:rFonts w:ascii="Yu Gothic" w:cs="Yu Gothic" w:eastAsia="Yu Gothic" w:hAnsi="Yu Gothic"/>
+        </w:rPr>
+        <w:t xml:space="preserve">対象：広島市内・近隣の特別支援学校高等部(佐伯区・西区からの通学圏を優先。校名リストは第4-2-6章の未着手タスク)</w:t>
+      </w:r>
+    </w:p>
+    <w:p>
+      <w:pPr>
+        <w:pStyle w:val="ListParagraph"/>
+        <w:numPr>
+          <w:ilvl w:val="0"/>
+          <w:numId w:val="1"/>
+        </w:numPr>
+        <w:spacing w:after="80"/>
+      </w:pPr>
+      <w:r>
+        <w:rPr>
+          <w:rFonts w:ascii="Yu Gothic" w:cs="Yu Gothic" w:eastAsia="Yu Gothic" w:hAnsi="Yu Gothic"/>
+        </w:rPr>
+        <w:t xml:space="preserve">アプローチ：進路指導部への訪問(開所の9〜12か月以上前、第8章の事前相談と並行して開始)、施設見学・現場実習の受け入れ提案、進路説明会・保護者会への参加打診</w:t>
+      </w:r>
+    </w:p>
+    <w:p>
+      <w:pPr>
+        <w:pStyle w:val="ListParagraph"/>
+        <w:numPr>
+          <w:ilvl w:val="0"/>
+          <w:numId w:val="1"/>
+        </w:numPr>
+        <w:spacing w:after="80"/>
+      </w:pPr>
+      <w:r>
+        <w:rPr>
+          <w:rFonts w:ascii="Yu Gothic" w:cs="Yu Gothic" w:eastAsia="Yu Gothic" w:hAnsi="Yu Gothic"/>
+        </w:rPr>
+        <w:t xml:space="preserve">伝える内容：区分5・6中心の重度対応が可能であること、送迎対応、機能訓練の実施、個別の役割・仕事づくりへの取り組み(第2章の理念)</w:t>
+      </w:r>
+    </w:p>
+    <w:p>
+      <w:pPr>
+        <w:spacing w:after="120" w:before="0"/>
+      </w:pPr>
+      <w:r>
+        <w:rPr>
+          <w:rFonts w:ascii="Yu Gothic" w:cs="Yu Gothic" w:eastAsia="Yu Gothic" w:hAnsi="Yu Gothic"/>
+          <w:b/>
+          <w:bCs/>
+        </w:rPr>
+        <w:t xml:space="preserve">(2) 相談支援事業所・基幹相談支援センター</w:t>
+      </w:r>
+    </w:p>
+    <w:p>
+      <w:pPr>
+        <w:pStyle w:val="ListParagraph"/>
+        <w:numPr>
+          <w:ilvl w:val="0"/>
+          <w:numId w:val="1"/>
+        </w:numPr>
+        <w:spacing w:after="80"/>
+      </w:pPr>
+      <w:r>
+        <w:rPr>
+          <w:rFonts w:ascii="Yu Gothic" w:cs="Yu Gothic" w:eastAsia="Yu Gothic" w:hAnsi="Yu Gothic"/>
+        </w:rPr>
+        <w:t xml:space="preserve">対象：佐伯区・西区を中心とした広島市内の相談支援事業所・基幹相談支援センター(一覧作成は第4-2-6章の未着手タスク)</w:t>
+      </w:r>
+    </w:p>
+    <w:p>
+      <w:pPr>
+        <w:pStyle w:val="ListParagraph"/>
+        <w:numPr>
+          <w:ilvl w:val="0"/>
+          <w:numId w:val="1"/>
+        </w:numPr>
+        <w:spacing w:after="80"/>
+      </w:pPr>
+      <w:r>
+        <w:rPr>
+          <w:rFonts w:ascii="Yu Gothic" w:cs="Yu Gothic" w:eastAsia="Yu Gothic" w:hAnsi="Yu Gothic"/>
+        </w:rPr>
+        <w:t xml:space="preserve">アプローチ：事業所案内(重要事項説明書の要点をまとめた資料)を持参した定期訪問、空き状況の定期的な共有(電話・メール・広島市の情報公表システム経由)</w:t>
+      </w:r>
+    </w:p>
+    <w:p>
+      <w:pPr>
+        <w:pStyle w:val="ListParagraph"/>
+        <w:numPr>
+          <w:ilvl w:val="0"/>
+          <w:numId w:val="1"/>
+        </w:numPr>
+        <w:spacing w:after="80"/>
+      </w:pPr>
+      <w:r>
+        <w:rPr>
+          <w:rFonts w:ascii="Yu Gothic" w:cs="Yu Gothic" w:eastAsia="Yu Gothic" w:hAnsi="Yu Gothic"/>
+        </w:rPr>
+        <w:t xml:space="preserve">差別化して伝える点：「受け入れ可能な困難ケース」を明確に伝える(第2-4章)。相談支援専門員が最も紹介先に困るのは強度行動障害・医療的ケア・他事業所退所ケースであり、対応可否を正直に(できないことも含めて)伝えることが信頼構築の近道になる</w:t>
+      </w:r>
+    </w:p>
+    <w:p>
+      <w:pPr>
+        <w:spacing w:after="120" w:before="0"/>
+      </w:pPr>
+      <w:r>
+        <w:rPr>
+          <w:rFonts w:ascii="Yu Gothic" w:cs="Yu Gothic" w:eastAsia="Yu Gothic" w:hAnsi="Yu Gothic"/>
+          <w:b/>
+          <w:bCs/>
+        </w:rPr>
+        <w:t xml:space="preserve">(3) 家族・地域への直接アプローチ</w:t>
+      </w:r>
+    </w:p>
+    <w:p>
+      <w:pPr>
+        <w:pStyle w:val="ListParagraph"/>
+        <w:numPr>
+          <w:ilvl w:val="0"/>
+          <w:numId w:val="1"/>
+        </w:numPr>
+        <w:spacing w:after="80"/>
+      </w:pPr>
+      <w:r>
+        <w:rPr>
+          <w:rFonts w:ascii="Yu Gothic" w:cs="Yu Gothic" w:eastAsia="Yu Gothic" w:hAnsi="Yu Gothic"/>
+        </w:rPr>
+        <w:t xml:space="preserve">広島市の障害福祉サービス事業者一覧への登録、ウェブサイト・SNSでの情報発信</w:t>
+      </w:r>
+    </w:p>
+    <w:p>
+      <w:pPr>
+        <w:pStyle w:val="ListParagraph"/>
+        <w:numPr>
+          <w:ilvl w:val="0"/>
+          <w:numId w:val="1"/>
+        </w:numPr>
+        <w:spacing w:after="80"/>
+      </w:pPr>
+      <w:r>
+        <w:rPr>
+          <w:rFonts w:ascii="Yu Gothic" w:cs="Yu Gothic" w:eastAsia="Yu Gothic" w:hAnsi="Yu Gothic"/>
+        </w:rPr>
+        <w:t xml:space="preserve">地域自立支援協議会等のネットワークへの参加(開所前から顔を出しておくことで、開所後の紹介につながりやすくなる)</w:t>
+      </w:r>
+    </w:p>
+    <w:p>
+      <w:pPr>
+        <w:pStyle w:val="Heading2"/>
+        <w:spacing w:after="120" w:before="240"/>
+      </w:pPr>
+      <w:r>
+        <w:rPr>
+          <w:rFonts w:ascii="Yu Gothic" w:cs="Yu Gothic" w:eastAsia="Yu Gothic" w:hAnsi="Yu Gothic"/>
+          <w:b/>
+          <w:bCs/>
+          <w:color w:val="1F4E78"/>
+          <w:sz w:val="24"/>
+          <w:szCs w:val="24"/>
+        </w:rPr>
+        <w:t xml:space="preserve">4-2-3. タイムラインと月次契約者数目標</w:t>
+      </w:r>
+    </w:p>
+    <w:p>
+      <w:pPr>
+        <w:spacing w:after="120" w:before="0"/>
+      </w:pPr>
+      <w:r>
+        <w:rPr>
+          <w:rFonts w:ascii="Yu Gothic" w:cs="Yu Gothic" w:eastAsia="Yu Gothic" w:hAnsi="Yu Gothic"/>
+        </w:rPr>
+        <w:t xml:space="preserve">第8章の指定申請スケジュール・第10-3章の稼働率想定と連動させ、開所前からの営業活動を時系列で整理する。</w:t>
+      </w:r>
+    </w:p>
+    <w:tbl>
+      <w:tblPr>
+        <w:tblW w:type="dxa" w:w="9300"/>
+        <w:tblBorders>
+          <w:top w:val="single" w:color="auto" w:sz="4"/>
+          <w:left w:val="single" w:color="auto" w:sz="4"/>
+          <w:bottom w:val="single" w:color="auto" w:sz="4"/>
+          <w:right w:val="single" w:color="auto" w:sz="4"/>
+          <w:insideH w:val="single" w:color="auto" w:sz="4"/>
+          <w:insideV w:val="single" w:color="auto" w:sz="4"/>
+        </w:tblBorders>
+      </w:tblPr>
+      <w:tblGrid>
+        <w:gridCol w:w="2400"/>
+        <w:gridCol w:w="6900"/>
+      </w:tblGrid>
+      <w:tr>
+        <w:trPr>
+          <w:tblHeader/>
+        </w:trPr>
+        <w:tc>
+          <w:tcPr>
+            <w:tcW w:type="dxa" w:w="2400"/>
+            <w:shd w:fill="1F4E78" w:val="clear"/>
+            <w:tcMar>
+              <w:top w:type="dxa" w:w="60"/>
+              <w:left w:type="dxa" w:w="100"/>
+              <w:bottom w:type="dxa" w:w="60"/>
+              <w:right w:type="dxa" w:w="100"/>
+            </w:tcMar>
+          </w:tcPr>
+          <w:p>
+            <w:pPr>
+              <w:jc w:val="center"/>
+            </w:pPr>
+            <w:r>
+              <w:rPr>
+                <w:rFonts w:ascii="Yu Gothic" w:cs="Yu Gothic" w:eastAsia="Yu Gothic" w:hAnsi="Yu Gothic"/>
+                <w:b/>
+                <w:bCs/>
+                <w:sz w:val="19"/>
+                <w:szCs w:val="19"/>
+              </w:rPr>
+              <w:t xml:space="preserve">時期</w:t>
+            </w:r>
+          </w:p>
+        </w:tc>
+        <w:tc>
+          <w:tcPr>
+            <w:tcW w:type="dxa" w:w="6900"/>
+            <w:shd w:fill="1F4E78" w:val="clear"/>
+            <w:tcMar>
+              <w:top w:type="dxa" w:w="60"/>
+              <w:left w:type="dxa" w:w="100"/>
+              <w:bottom w:type="dxa" w:w="60"/>
+              <w:right w:type="dxa" w:w="100"/>
+            </w:tcMar>
+          </w:tcPr>
+          <w:p>
+            <w:pPr>
+              <w:jc w:val="center"/>
+            </w:pPr>
+            <w:r>
+              <w:rPr>
+                <w:rFonts w:ascii="Yu Gothic" w:cs="Yu Gothic" w:eastAsia="Yu Gothic" w:hAnsi="Yu Gothic"/>
+                <w:b/>
+                <w:bCs/>
+                <w:sz w:val="19"/>
+                <w:szCs w:val="19"/>
+              </w:rPr>
+              <w:t xml:space="preserve">営業活動</w:t>
+            </w:r>
+          </w:p>
+        </w:tc>
+      </w:tr>
+      <w:tr>
+        <w:tc>
+          <w:tcPr>
+            <w:tcW w:type="dxa" w:w="2400"/>
+            <w:tcMar>
+              <w:top w:type="dxa" w:w="60"/>
+              <w:left w:type="dxa" w:w="100"/>
+              <w:bottom w:type="dxa" w:w="60"/>
+              <w:right w:type="dxa" w:w="100"/>
+            </w:tcMar>
+          </w:tcPr>
+          <w:p>
+            <w:pPr>
+              <w:jc w:val="left"/>
+            </w:pPr>
+            <w:r>
+              <w:rPr>
+                <w:rFonts w:ascii="Yu Gothic" w:cs="Yu Gothic" w:eastAsia="Yu Gothic" w:hAnsi="Yu Gothic"/>
+                <w:b w:val="false"/>
+                <w:bCs w:val="false"/>
+                <w:sz w:val="19"/>
+                <w:szCs w:val="19"/>
+              </w:rPr>
+              <w:t xml:space="preserve">開所9〜12か月前</w:t>
+            </w:r>
+          </w:p>
+        </w:tc>
+        <w:tc>
+          <w:tcPr>
+            <w:tcW w:type="dxa" w:w="6900"/>
+            <w:tcMar>
+              <w:top w:type="dxa" w:w="60"/>
+              <w:left w:type="dxa" w:w="100"/>
+              <w:bottom w:type="dxa" w:w="60"/>
+              <w:right w:type="dxa" w:w="100"/>
+            </w:tcMar>
+          </w:tcPr>
+          <w:p>
+            <w:pPr>
+              <w:jc w:val="left"/>
+            </w:pPr>
+            <w:r>
+              <w:rPr>
+                <w:rFonts w:ascii="Yu Gothic" w:cs="Yu Gothic" w:eastAsia="Yu Gothic" w:hAnsi="Yu Gothic"/>
+                <w:b w:val="false"/>
+                <w:bCs w:val="false"/>
+                <w:sz w:val="19"/>
+                <w:szCs w:val="19"/>
+              </w:rPr>
+              <w:t xml:space="preserve">広島市障害自立支援課への事前相談と並行し、相談支援事業所・特別支援学校のターゲットリストを作成、初回訪問を開始</w:t>
+            </w:r>
+          </w:p>
+        </w:tc>
+      </w:tr>
+      <w:tr>
+        <w:tc>
+          <w:tcPr>
+            <w:tcW w:type="dxa" w:w="2400"/>
+            <w:shd w:fill="DCE6F1" w:val="clear"/>
+            <w:tcMar>
+              <w:top w:type="dxa" w:w="60"/>
+              <w:left w:type="dxa" w:w="100"/>
+              <w:bottom w:type="dxa" w:w="60"/>
+              <w:right w:type="dxa" w:w="100"/>
+            </w:tcMar>
+          </w:tcPr>
+          <w:p>
+            <w:pPr>
+              <w:jc w:val="left"/>
+            </w:pPr>
+            <w:r>
+              <w:rPr>
+                <w:rFonts w:ascii="Yu Gothic" w:cs="Yu Gothic" w:eastAsia="Yu Gothic" w:hAnsi="Yu Gothic"/>
+                <w:b w:val="false"/>
+                <w:bCs w:val="false"/>
+                <w:sz w:val="19"/>
+                <w:szCs w:val="19"/>
+              </w:rPr>
+              <w:t xml:space="preserve">開所6か月前</w:t>
+            </w:r>
+          </w:p>
+        </w:tc>
+        <w:tc>
+          <w:tcPr>
+            <w:tcW w:type="dxa" w:w="6900"/>
+            <w:shd w:fill="DCE6F1" w:val="clear"/>
+            <w:tcMar>
+              <w:top w:type="dxa" w:w="60"/>
+              <w:left w:type="dxa" w:w="100"/>
+              <w:bottom w:type="dxa" w:w="60"/>
+              <w:right w:type="dxa" w:w="100"/>
+            </w:tcMar>
+          </w:tcPr>
+          <w:p>
+            <w:pPr>
+              <w:jc w:val="left"/>
+            </w:pPr>
+            <w:r>
+              <w:rPr>
+                <w:rFonts w:ascii="Yu Gothic" w:cs="Yu Gothic" w:eastAsia="Yu Gothic" w:hAnsi="Yu Gothic"/>
+                <w:b w:val="false"/>
+                <w:bCs w:val="false"/>
+                <w:sz w:val="19"/>
+                <w:szCs w:val="19"/>
+              </w:rPr>
+              <w:t xml:space="preserve">特別支援学校の進路説明会・保護者会への参加(前年秋〜冬の進路決定サイクルに合わせる)。相談支援事業所への定期訪問を継続</w:t>
+            </w:r>
+          </w:p>
+        </w:tc>
+      </w:tr>
+      <w:tr>
+        <w:tc>
+          <w:tcPr>
+            <w:tcW w:type="dxa" w:w="2400"/>
+            <w:tcMar>
+              <w:top w:type="dxa" w:w="60"/>
+              <w:left w:type="dxa" w:w="100"/>
+              <w:bottom w:type="dxa" w:w="60"/>
+              <w:right w:type="dxa" w:w="100"/>
+            </w:tcMar>
+          </w:tcPr>
+          <w:p>
+            <w:pPr>
+              <w:jc w:val="left"/>
+            </w:pPr>
+            <w:r>
+              <w:rPr>
+                <w:rFonts w:ascii="Yu Gothic" w:cs="Yu Gothic" w:eastAsia="Yu Gothic" w:hAnsi="Yu Gothic"/>
+                <w:b w:val="false"/>
+                <w:bCs w:val="false"/>
+                <w:sz w:val="19"/>
+                <w:szCs w:val="19"/>
+              </w:rPr>
+              <w:t xml:space="preserve">開所3か月前</w:t>
+            </w:r>
+          </w:p>
+        </w:tc>
+        <w:tc>
+          <w:tcPr>
+            <w:tcW w:type="dxa" w:w="6900"/>
+            <w:tcMar>
+              <w:top w:type="dxa" w:w="60"/>
+              <w:left w:type="dxa" w:w="100"/>
+              <w:bottom w:type="dxa" w:w="60"/>
+              <w:right w:type="dxa" w:w="100"/>
+            </w:tcMar>
+          </w:tcPr>
+          <w:p>
+            <w:pPr>
+              <w:jc w:val="left"/>
+            </w:pPr>
+            <w:r>
+              <w:rPr>
+                <w:rFonts w:ascii="Yu Gothic" w:cs="Yu Gothic" w:eastAsia="Yu Gothic" w:hAnsi="Yu Gothic"/>
+                <w:b w:val="false"/>
+                <w:bCs w:val="false"/>
+                <w:sz w:val="19"/>
+                <w:szCs w:val="19"/>
+              </w:rPr>
+              <w:t xml:space="preserve">見学・体験利用の受け入れを開始。契約前提の個別相談に対応</w:t>
+            </w:r>
+          </w:p>
+        </w:tc>
+      </w:tr>
+      <w:tr>
+        <w:tc>
+          <w:tcPr>
+            <w:tcW w:type="dxa" w:w="2400"/>
+            <w:shd w:fill="DCE6F1" w:val="clear"/>
+            <w:tcMar>
+              <w:top w:type="dxa" w:w="60"/>
+              <w:left w:type="dxa" w:w="100"/>
+              <w:bottom w:type="dxa" w:w="60"/>
+              <w:right w:type="dxa" w:w="100"/>
+            </w:tcMar>
+          </w:tcPr>
+          <w:p>
+            <w:pPr>
+              <w:jc w:val="left"/>
+            </w:pPr>
+            <w:r>
+              <w:rPr>
+                <w:rFonts w:ascii="Yu Gothic" w:cs="Yu Gothic" w:eastAsia="Yu Gothic" w:hAnsi="Yu Gothic"/>
+                <w:b w:val="false"/>
+                <w:bCs w:val="false"/>
+                <w:sz w:val="19"/>
+                <w:szCs w:val="19"/>
+              </w:rPr>
+              <w:t xml:space="preserve">開所〜Year1</w:t>
+            </w:r>
+          </w:p>
+        </w:tc>
+        <w:tc>
+          <w:tcPr>
+            <w:tcW w:type="dxa" w:w="6900"/>
+            <w:shd w:fill="DCE6F1" w:val="clear"/>
+            <w:tcMar>
+              <w:top w:type="dxa" w:w="60"/>
+              <w:left w:type="dxa" w:w="100"/>
+              <w:bottom w:type="dxa" w:w="60"/>
+              <w:right w:type="dxa" w:w="100"/>
+            </w:tcMar>
+          </w:tcPr>
+          <w:p>
+            <w:pPr>
+              <w:jc w:val="left"/>
+            </w:pPr>
+            <w:r>
+              <w:rPr>
+                <w:rFonts w:ascii="Yu Gothic" w:cs="Yu Gothic" w:eastAsia="Yu Gothic" w:hAnsi="Yu Gothic"/>
+                <w:b w:val="false"/>
+                <w:bCs w:val="false"/>
+                <w:sz w:val="19"/>
+                <w:szCs w:val="19"/>
+              </w:rPr>
+              <w:t xml:space="preserve">別紙Excel「月次資金繰り(Year1)」の契約者数目標(下表)に沿って、月次で進捗を確認</w:t>
+            </w:r>
+          </w:p>
+        </w:tc>
+      </w:tr>
+    </w:tbl>
+    <w:p>
+      <w:pPr>
+        <w:spacing w:after="120" w:before="0"/>
+      </w:pPr>
+      <w:r>
+        <w:rPr>
+          <w:rFonts w:ascii="Yu Gothic" w:cs="Yu Gothic" w:eastAsia="Yu Gothic" w:hAnsi="Yu Gothic"/>
+        </w:rPr>
+        <w:t xml:space="preserve">別紙Excel「月次資金繰り(Year1)」の契約者数目標(月末時点、第9-1章の運転資金試算の前提と同一)：</w:t>
+      </w:r>
+    </w:p>
+    <w:tbl>
+      <w:tblPr>
+        <w:tblW w:type="dxa" w:w="9500"/>
+        <w:tblBorders>
+          <w:top w:val="single" w:color="auto" w:sz="4"/>
+          <w:left w:val="single" w:color="auto" w:sz="4"/>
+          <w:bottom w:val="single" w:color="auto" w:sz="4"/>
+          <w:right w:val="single" w:color="auto" w:sz="4"/>
+          <w:insideH w:val="single" w:color="auto" w:sz="4"/>
+          <w:insideV w:val="single" w:color="auto" w:sz="4"/>
+        </w:tblBorders>
+      </w:tblPr>
+      <w:tblGrid>
+        <w:gridCol w:w="1100"/>
+        <w:gridCol w:w="700"/>
+        <w:gridCol w:w="700"/>
+        <w:gridCol w:w="700"/>
+        <w:gridCol w:w="700"/>
+        <w:gridCol w:w="700"/>
+        <w:gridCol w:w="700"/>
+        <w:gridCol w:w="700"/>
+        <w:gridCol w:w="700"/>
+        <w:gridCol w:w="700"/>
+        <w:gridCol w:w="700"/>
+        <w:gridCol w:w="700"/>
+        <w:gridCol w:w="700"/>
+      </w:tblGrid>
+      <w:tr>
+        <w:trPr>
+          <w:tblHeader/>
+        </w:trPr>
+        <w:tc>
+          <w:tcPr>
+            <w:tcW w:type="dxa" w:w="1100"/>
+            <w:shd w:fill="1F4E78" w:val="clear"/>
+            <w:tcMar>
+              <w:top w:type="dxa" w:w="60"/>
+              <w:left w:type="dxa" w:w="100"/>
+              <w:bottom w:type="dxa" w:w="60"/>
+              <w:right w:type="dxa" w:w="100"/>
+            </w:tcMar>
+          </w:tcPr>
+          <w:p>
+            <w:pPr>
+              <w:jc w:val="center"/>
+            </w:pPr>
+            <w:r>
+              <w:rPr>
+                <w:rFonts w:ascii="Yu Gothic" w:cs="Yu Gothic" w:eastAsia="Yu Gothic" w:hAnsi="Yu Gothic"/>
+                <w:b/>
+                <w:bCs/>
+                <w:sz w:val="19"/>
+                <w:szCs w:val="19"/>
+              </w:rPr>
+              <w:t xml:space="preserve">月</w:t>
+            </w:r>
+          </w:p>
+        </w:tc>
+        <w:tc>
+          <w:tcPr>
+            <w:tcW w:type="dxa" w:w="700"/>
+            <w:shd w:fill="1F4E78" w:val="clear"/>
+            <w:tcMar>
+              <w:top w:type="dxa" w:w="60"/>
+              <w:left w:type="dxa" w:w="100"/>
+              <w:bottom w:type="dxa" w:w="60"/>
+              <w:right w:type="dxa" w:w="100"/>
+            </w:tcMar>
+          </w:tcPr>
+          <w:p>
+            <w:pPr>
+              <w:jc w:val="center"/>
+            </w:pPr>
+            <w:r>
+              <w:rPr>
+                <w:rFonts w:ascii="Yu Gothic" w:cs="Yu Gothic" w:eastAsia="Yu Gothic" w:hAnsi="Yu Gothic"/>
+                <w:b/>
+                <w:bCs/>
+                <w:sz w:val="19"/>
+                <w:szCs w:val="19"/>
+              </w:rPr>
+              <w:t xml:space="preserve">1</w:t>
+            </w:r>
+          </w:p>
+        </w:tc>
+        <w:tc>
+          <w:tcPr>
+            <w:tcW w:type="dxa" w:w="700"/>
+            <w:shd w:fill="1F4E78" w:val="clear"/>
+            <w:tcMar>
+              <w:top w:type="dxa" w:w="60"/>
+              <w:left w:type="dxa" w:w="100"/>
+              <w:bottom w:type="dxa" w:w="60"/>
+              <w:right w:type="dxa" w:w="100"/>
+            </w:tcMar>
+          </w:tcPr>
+          <w:p>
+            <w:pPr>
+              <w:jc w:val="center"/>
+            </w:pPr>
+            <w:r>
+              <w:rPr>
+                <w:rFonts w:ascii="Yu Gothic" w:cs="Yu Gothic" w:eastAsia="Yu Gothic" w:hAnsi="Yu Gothic"/>
+                <w:b/>
+                <w:bCs/>
+                <w:sz w:val="19"/>
+                <w:szCs w:val="19"/>
+              </w:rPr>
+              <w:t xml:space="preserve">2</w:t>
+            </w:r>
+          </w:p>
+        </w:tc>
+        <w:tc>
+          <w:tcPr>
+            <w:tcW w:type="dxa" w:w="700"/>
+            <w:shd w:fill="1F4E78" w:val="clear"/>
+            <w:tcMar>
+              <w:top w:type="dxa" w:w="60"/>
+              <w:left w:type="dxa" w:w="100"/>
+              <w:bottom w:type="dxa" w:w="60"/>
+              <w:right w:type="dxa" w:w="100"/>
+            </w:tcMar>
+          </w:tcPr>
+          <w:p>
+            <w:pPr>
+              <w:jc w:val="center"/>
+            </w:pPr>
+            <w:r>
+              <w:rPr>
+                <w:rFonts w:ascii="Yu Gothic" w:cs="Yu Gothic" w:eastAsia="Yu Gothic" w:hAnsi="Yu Gothic"/>
+                <w:b/>
+                <w:bCs/>
+                <w:sz w:val="19"/>
+                <w:szCs w:val="19"/>
+              </w:rPr>
+              <w:t xml:space="preserve">3</w:t>
+            </w:r>
+          </w:p>
+        </w:tc>
+        <w:tc>
+          <w:tcPr>
+            <w:tcW w:type="dxa" w:w="700"/>
+            <w:shd w:fill="1F4E78" w:val="clear"/>
+            <w:tcMar>
+              <w:top w:type="dxa" w:w="60"/>
+              <w:left w:type="dxa" w:w="100"/>
+              <w:bottom w:type="dxa" w:w="60"/>
+              <w:right w:type="dxa" w:w="100"/>
+            </w:tcMar>
+          </w:tcPr>
+          <w:p>
+            <w:pPr>
+              <w:jc w:val="center"/>
+            </w:pPr>
+            <w:r>
+              <w:rPr>
+                <w:rFonts w:ascii="Yu Gothic" w:cs="Yu Gothic" w:eastAsia="Yu Gothic" w:hAnsi="Yu Gothic"/>
+                <w:b/>
+                <w:bCs/>
+                <w:sz w:val="19"/>
+                <w:szCs w:val="19"/>
+              </w:rPr>
+              <w:t xml:space="preserve">4</w:t>
+            </w:r>
+          </w:p>
+        </w:tc>
+        <w:tc>
+          <w:tcPr>
+            <w:tcW w:type="dxa" w:w="700"/>
+            <w:shd w:fill="1F4E78" w:val="clear"/>
+            <w:tcMar>
+              <w:top w:type="dxa" w:w="60"/>
+              <w:left w:type="dxa" w:w="100"/>
+              <w:bottom w:type="dxa" w:w="60"/>
+              <w:right w:type="dxa" w:w="100"/>
+            </w:tcMar>
+          </w:tcPr>
+          <w:p>
+            <w:pPr>
+              <w:jc w:val="center"/>
+            </w:pPr>
+            <w:r>
+              <w:rPr>
+                <w:rFonts w:ascii="Yu Gothic" w:cs="Yu Gothic" w:eastAsia="Yu Gothic" w:hAnsi="Yu Gothic"/>
+                <w:b/>
+                <w:bCs/>
+                <w:sz w:val="19"/>
+                <w:szCs w:val="19"/>
+              </w:rPr>
+              <w:t xml:space="preserve">5</w:t>
+            </w:r>
+          </w:p>
+        </w:tc>
+        <w:tc>
+          <w:tcPr>
+            <w:tcW w:type="dxa" w:w="700"/>
+            <w:shd w:fill="1F4E78" w:val="clear"/>
+            <w:tcMar>
+              <w:top w:type="dxa" w:w="60"/>
+              <w:left w:type="dxa" w:w="100"/>
+              <w:bottom w:type="dxa" w:w="60"/>
+              <w:right w:type="dxa" w:w="100"/>
+            </w:tcMar>
+          </w:tcPr>
+          <w:p>
+            <w:pPr>
+              <w:jc w:val="center"/>
+            </w:pPr>
+            <w:r>
+              <w:rPr>
+                <w:rFonts w:ascii="Yu Gothic" w:cs="Yu Gothic" w:eastAsia="Yu Gothic" w:hAnsi="Yu Gothic"/>
+                <w:b/>
+                <w:bCs/>
+                <w:sz w:val="19"/>
+                <w:szCs w:val="19"/>
+              </w:rPr>
+              <w:t xml:space="preserve">6</w:t>
+            </w:r>
+          </w:p>
+        </w:tc>
+        <w:tc>
+          <w:tcPr>
+            <w:tcW w:type="dxa" w:w="700"/>
+            <w:shd w:fill="1F4E78" w:val="clear"/>
+            <w:tcMar>
+              <w:top w:type="dxa" w:w="60"/>
+              <w:left w:type="dxa" w:w="100"/>
+              <w:bottom w:type="dxa" w:w="60"/>
+              <w:right w:type="dxa" w:w="100"/>
+            </w:tcMar>
+          </w:tcPr>
+          <w:p>
+            <w:pPr>
+              <w:jc w:val="center"/>
+            </w:pPr>
+            <w:r>
+              <w:rPr>
+                <w:rFonts w:ascii="Yu Gothic" w:cs="Yu Gothic" w:eastAsia="Yu Gothic" w:hAnsi="Yu Gothic"/>
+                <w:b/>
+                <w:bCs/>
+                <w:sz w:val="19"/>
+                <w:szCs w:val="19"/>
+              </w:rPr>
+              <w:t xml:space="preserve">7</w:t>
+            </w:r>
+          </w:p>
+        </w:tc>
+        <w:tc>
+          <w:tcPr>
+            <w:tcW w:type="dxa" w:w="700"/>
+            <w:shd w:fill="1F4E78" w:val="clear"/>
+            <w:tcMar>
+              <w:top w:type="dxa" w:w="60"/>
+              <w:left w:type="dxa" w:w="100"/>
+              <w:bottom w:type="dxa" w:w="60"/>
+              <w:right w:type="dxa" w:w="100"/>
+            </w:tcMar>
+          </w:tcPr>
+          <w:p>
+            <w:pPr>
+              <w:jc w:val="center"/>
+            </w:pPr>
+            <w:r>
+              <w:rPr>
+                <w:rFonts w:ascii="Yu Gothic" w:cs="Yu Gothic" w:eastAsia="Yu Gothic" w:hAnsi="Yu Gothic"/>
+                <w:b/>
+                <w:bCs/>
+                <w:sz w:val="19"/>
+                <w:szCs w:val="19"/>
+              </w:rPr>
+              <w:t xml:space="preserve">8</w:t>
+            </w:r>
+          </w:p>
+        </w:tc>
+        <w:tc>
+          <w:tcPr>
+            <w:tcW w:type="dxa" w:w="700"/>
+            <w:shd w:fill="1F4E78" w:val="clear"/>
+            <w:tcMar>
+              <w:top w:type="dxa" w:w="60"/>
+              <w:left w:type="dxa" w:w="100"/>
+              <w:bottom w:type="dxa" w:w="60"/>
+              <w:right w:type="dxa" w:w="100"/>
+            </w:tcMar>
+          </w:tcPr>
+          <w:p>
+            <w:pPr>
+              <w:jc w:val="center"/>
+            </w:pPr>
+            <w:r>
+              <w:rPr>
+                <w:rFonts w:ascii="Yu Gothic" w:cs="Yu Gothic" w:eastAsia="Yu Gothic" w:hAnsi="Yu Gothic"/>
+                <w:b/>
+                <w:bCs/>
+                <w:sz w:val="19"/>
+                <w:szCs w:val="19"/>
+              </w:rPr>
+              <w:t xml:space="preserve">9</w:t>
+            </w:r>
+          </w:p>
+        </w:tc>
+        <w:tc>
+          <w:tcPr>
+            <w:tcW w:type="dxa" w:w="700"/>
+            <w:shd w:fill="1F4E78" w:val="clear"/>
+            <w:tcMar>
+              <w:top w:type="dxa" w:w="60"/>
+              <w:left w:type="dxa" w:w="100"/>
+              <w:bottom w:type="dxa" w:w="60"/>
+              <w:right w:type="dxa" w:w="100"/>
+            </w:tcMar>
+          </w:tcPr>
+          <w:p>
+            <w:pPr>
+              <w:jc w:val="center"/>
+            </w:pPr>
+            <w:r>
+              <w:rPr>
+                <w:rFonts w:ascii="Yu Gothic" w:cs="Yu Gothic" w:eastAsia="Yu Gothic" w:hAnsi="Yu Gothic"/>
+                <w:b/>
+                <w:bCs/>
+                <w:sz w:val="19"/>
+                <w:szCs w:val="19"/>
+              </w:rPr>
+              <w:t xml:space="preserve">10</w:t>
+            </w:r>
+          </w:p>
+        </w:tc>
+        <w:tc>
+          <w:tcPr>
+            <w:tcW w:type="dxa" w:w="700"/>
+            <w:shd w:fill="1F4E78" w:val="clear"/>
+            <w:tcMar>
+              <w:top w:type="dxa" w:w="60"/>
+              <w:left w:type="dxa" w:w="100"/>
+              <w:bottom w:type="dxa" w:w="60"/>
+              <w:right w:type="dxa" w:w="100"/>
+            </w:tcMar>
+          </w:tcPr>
+          <w:p>
+            <w:pPr>
+              <w:jc w:val="center"/>
+            </w:pPr>
+            <w:r>
+              <w:rPr>
+                <w:rFonts w:ascii="Yu Gothic" w:cs="Yu Gothic" w:eastAsia="Yu Gothic" w:hAnsi="Yu Gothic"/>
+                <w:b/>
+                <w:bCs/>
+                <w:sz w:val="19"/>
+                <w:szCs w:val="19"/>
+              </w:rPr>
+              <w:t xml:space="preserve">11</w:t>
+            </w:r>
+          </w:p>
+        </w:tc>
+        <w:tc>
+          <w:tcPr>
+            <w:tcW w:type="dxa" w:w="700"/>
+            <w:shd w:fill="1F4E78" w:val="clear"/>
+            <w:tcMar>
+              <w:top w:type="dxa" w:w="60"/>
+              <w:left w:type="dxa" w:w="100"/>
+              <w:bottom w:type="dxa" w:w="60"/>
+              <w:right w:type="dxa" w:w="100"/>
+            </w:tcMar>
+          </w:tcPr>
+          <w:p>
+            <w:pPr>
+              <w:jc w:val="center"/>
+            </w:pPr>
+            <w:r>
+              <w:rPr>
+                <w:rFonts w:ascii="Yu Gothic" w:cs="Yu Gothic" w:eastAsia="Yu Gothic" w:hAnsi="Yu Gothic"/>
+                <w:b/>
+                <w:bCs/>
+                <w:sz w:val="19"/>
+                <w:szCs w:val="19"/>
+              </w:rPr>
+              <w:t xml:space="preserve">12</w:t>
+            </w:r>
+          </w:p>
+        </w:tc>
+      </w:tr>
+      <w:tr>
+        <w:tc>
+          <w:tcPr>
+            <w:tcW w:type="dxa" w:w="1100"/>
+            <w:tcMar>
+              <w:top w:type="dxa" w:w="60"/>
+              <w:left w:type="dxa" w:w="100"/>
+              <w:bottom w:type="dxa" w:w="60"/>
+              <w:right w:type="dxa" w:w="100"/>
+            </w:tcMar>
+          </w:tcPr>
+          <w:p>
+            <w:pPr>
+              <w:jc w:val="left"/>
+            </w:pPr>
+            <w:r>
+              <w:rPr>
+                <w:rFonts w:ascii="Yu Gothic" w:cs="Yu Gothic" w:eastAsia="Yu Gothic" w:hAnsi="Yu Gothic"/>
+                <w:b w:val="false"/>
+                <w:bCs w:val="false"/>
+                <w:sz w:val="19"/>
+                <w:szCs w:val="19"/>
+              </w:rPr>
+              <w:t xml:space="preserve">契約者数(月末)</w:t>
+            </w:r>
+          </w:p>
+        </w:tc>
+        <w:tc>
+          <w:tcPr>
+            <w:tcW w:type="dxa" w:w="700"/>
+            <w:tcMar>
+              <w:top w:type="dxa" w:w="60"/>
+              <w:left w:type="dxa" w:w="100"/>
+              <w:bottom w:type="dxa" w:w="60"/>
+              <w:right w:type="dxa" w:w="100"/>
+            </w:tcMar>
+          </w:tcPr>
+          <w:p>
+            <w:pPr>
+              <w:jc w:val="left"/>
+            </w:pPr>
+            <w:r>
+              <w:rPr>
+                <w:rFonts w:ascii="Yu Gothic" w:cs="Yu Gothic" w:eastAsia="Yu Gothic" w:hAnsi="Yu Gothic"/>
+                <w:b w:val="false"/>
+                <w:bCs w:val="false"/>
+                <w:sz w:val="19"/>
+                <w:szCs w:val="19"/>
+              </w:rPr>
+              <w:t xml:space="preserve">3名</w:t>
+            </w:r>
+          </w:p>
+        </w:tc>
+        <w:tc>
+          <w:tcPr>
+            <w:tcW w:type="dxa" w:w="700"/>
+            <w:tcMar>
+              <w:top w:type="dxa" w:w="60"/>
+              <w:left w:type="dxa" w:w="100"/>
+              <w:bottom w:type="dxa" w:w="60"/>
+              <w:right w:type="dxa" w:w="100"/>
+            </w:tcMar>
+          </w:tcPr>
+          <w:p>
+            <w:pPr>
+              <w:jc w:val="left"/>
+            </w:pPr>
+            <w:r>
+              <w:rPr>
+                <w:rFonts w:ascii="Yu Gothic" w:cs="Yu Gothic" w:eastAsia="Yu Gothic" w:hAnsi="Yu Gothic"/>
+                <w:b w:val="false"/>
+                <w:bCs w:val="false"/>
+                <w:sz w:val="19"/>
+                <w:szCs w:val="19"/>
+              </w:rPr>
+              <w:t xml:space="preserve">5名</w:t>
+            </w:r>
+          </w:p>
+        </w:tc>
+        <w:tc>
+          <w:tcPr>
+            <w:tcW w:type="dxa" w:w="700"/>
+            <w:tcMar>
+              <w:top w:type="dxa" w:w="60"/>
+              <w:left w:type="dxa" w:w="100"/>
+              <w:bottom w:type="dxa" w:w="60"/>
+              <w:right w:type="dxa" w:w="100"/>
+            </w:tcMar>
+          </w:tcPr>
+          <w:p>
+            <w:pPr>
+              <w:jc w:val="left"/>
+            </w:pPr>
+            <w:r>
+              <w:rPr>
+                <w:rFonts w:ascii="Yu Gothic" w:cs="Yu Gothic" w:eastAsia="Yu Gothic" w:hAnsi="Yu Gothic"/>
+                <w:b w:val="false"/>
+                <w:bCs w:val="false"/>
+                <w:sz w:val="19"/>
+                <w:szCs w:val="19"/>
+              </w:rPr>
+              <w:t xml:space="preserve">7名</w:t>
+            </w:r>
+          </w:p>
+        </w:tc>
+        <w:tc>
+          <w:tcPr>
+            <w:tcW w:type="dxa" w:w="700"/>
+            <w:tcMar>
+              <w:top w:type="dxa" w:w="60"/>
+              <w:left w:type="dxa" w:w="100"/>
+              <w:bottom w:type="dxa" w:w="60"/>
+              <w:right w:type="dxa" w:w="100"/>
+            </w:tcMar>
+          </w:tcPr>
+          <w:p>
+            <w:pPr>
+              <w:jc w:val="left"/>
+            </w:pPr>
+            <w:r>
+              <w:rPr>
+                <w:rFonts w:ascii="Yu Gothic" w:cs="Yu Gothic" w:eastAsia="Yu Gothic" w:hAnsi="Yu Gothic"/>
+                <w:b w:val="false"/>
+                <w:bCs w:val="false"/>
+                <w:sz w:val="19"/>
+                <w:szCs w:val="19"/>
+              </w:rPr>
+              <w:t xml:space="preserve">9名</w:t>
+            </w:r>
+          </w:p>
+        </w:tc>
+        <w:tc>
+          <w:tcPr>
+            <w:tcW w:type="dxa" w:w="700"/>
+            <w:tcMar>
+              <w:top w:type="dxa" w:w="60"/>
+              <w:left w:type="dxa" w:w="100"/>
+              <w:bottom w:type="dxa" w:w="60"/>
+              <w:right w:type="dxa" w:w="100"/>
+            </w:tcMar>
+          </w:tcPr>
+          <w:p>
+            <w:pPr>
+              <w:jc w:val="left"/>
+            </w:pPr>
+            <w:r>
+              <w:rPr>
+                <w:rFonts w:ascii="Yu Gothic" w:cs="Yu Gothic" w:eastAsia="Yu Gothic" w:hAnsi="Yu Gothic"/>
+                <w:b w:val="false"/>
+                <w:bCs w:val="false"/>
+                <w:sz w:val="19"/>
+                <w:szCs w:val="19"/>
+              </w:rPr>
+              <w:t xml:space="preserve">10名</w:t>
+            </w:r>
+          </w:p>
+        </w:tc>
+        <w:tc>
+          <w:tcPr>
+            <w:tcW w:type="dxa" w:w="700"/>
+            <w:tcMar>
+              <w:top w:type="dxa" w:w="60"/>
+              <w:left w:type="dxa" w:w="100"/>
+              <w:bottom w:type="dxa" w:w="60"/>
+              <w:right w:type="dxa" w:w="100"/>
+            </w:tcMar>
+          </w:tcPr>
+          <w:p>
+            <w:pPr>
+              <w:jc w:val="left"/>
+            </w:pPr>
+            <w:r>
+              <w:rPr>
+                <w:rFonts w:ascii="Yu Gothic" w:cs="Yu Gothic" w:eastAsia="Yu Gothic" w:hAnsi="Yu Gothic"/>
+                <w:b w:val="false"/>
+                <w:bCs w:val="false"/>
+                <w:sz w:val="19"/>
+                <w:szCs w:val="19"/>
+              </w:rPr>
+              <w:t xml:space="preserve">11名</w:t>
+            </w:r>
+          </w:p>
+        </w:tc>
+        <w:tc>
+          <w:tcPr>
+            <w:tcW w:type="dxa" w:w="700"/>
+            <w:tcMar>
+              <w:top w:type="dxa" w:w="60"/>
+              <w:left w:type="dxa" w:w="100"/>
+              <w:bottom w:type="dxa" w:w="60"/>
+              <w:right w:type="dxa" w:w="100"/>
+            </w:tcMar>
+          </w:tcPr>
+          <w:p>
+            <w:pPr>
+              <w:jc w:val="left"/>
+            </w:pPr>
+            <w:r>
+              <w:rPr>
+                <w:rFonts w:ascii="Yu Gothic" w:cs="Yu Gothic" w:eastAsia="Yu Gothic" w:hAnsi="Yu Gothic"/>
+                <w:b w:val="false"/>
+                <w:bCs w:val="false"/>
+                <w:sz w:val="19"/>
+                <w:szCs w:val="19"/>
+              </w:rPr>
+              <w:t xml:space="preserve">12名</w:t>
+            </w:r>
+          </w:p>
+        </w:tc>
+        <w:tc>
+          <w:tcPr>
+            <w:tcW w:type="dxa" w:w="700"/>
+            <w:tcMar>
+              <w:top w:type="dxa" w:w="60"/>
+              <w:left w:type="dxa" w:w="100"/>
+              <w:bottom w:type="dxa" w:w="60"/>
+              <w:right w:type="dxa" w:w="100"/>
+            </w:tcMar>
+          </w:tcPr>
+          <w:p>
+            <w:pPr>
+              <w:jc w:val="left"/>
+            </w:pPr>
+            <w:r>
+              <w:rPr>
+                <w:rFonts w:ascii="Yu Gothic" w:cs="Yu Gothic" w:eastAsia="Yu Gothic" w:hAnsi="Yu Gothic"/>
+                <w:b w:val="false"/>
+                <w:bCs w:val="false"/>
+                <w:sz w:val="19"/>
+                <w:szCs w:val="19"/>
+              </w:rPr>
+              <w:t xml:space="preserve">13名</w:t>
+            </w:r>
+          </w:p>
+        </w:tc>
+        <w:tc>
+          <w:tcPr>
+            <w:tcW w:type="dxa" w:w="700"/>
+            <w:tcMar>
+              <w:top w:type="dxa" w:w="60"/>
+              <w:left w:type="dxa" w:w="100"/>
+              <w:bottom w:type="dxa" w:w="60"/>
+              <w:right w:type="dxa" w:w="100"/>
+            </w:tcMar>
+          </w:tcPr>
+          <w:p>
+            <w:pPr>
+              <w:jc w:val="left"/>
+            </w:pPr>
+            <w:r>
+              <w:rPr>
+                <w:rFonts w:ascii="Yu Gothic" w:cs="Yu Gothic" w:eastAsia="Yu Gothic" w:hAnsi="Yu Gothic"/>
+                <w:b w:val="false"/>
+                <w:bCs w:val="false"/>
+                <w:sz w:val="19"/>
+                <w:szCs w:val="19"/>
+              </w:rPr>
+              <w:t xml:space="preserve">13名</w:t>
+            </w:r>
+          </w:p>
+        </w:tc>
+        <w:tc>
+          <w:tcPr>
+            <w:tcW w:type="dxa" w:w="700"/>
+            <w:tcMar>
+              <w:top w:type="dxa" w:w="60"/>
+              <w:left w:type="dxa" w:w="100"/>
+              <w:bottom w:type="dxa" w:w="60"/>
+              <w:right w:type="dxa" w:w="100"/>
+            </w:tcMar>
+          </w:tcPr>
+          <w:p>
+            <w:pPr>
+              <w:jc w:val="left"/>
+            </w:pPr>
+            <w:r>
+              <w:rPr>
+                <w:rFonts w:ascii="Yu Gothic" w:cs="Yu Gothic" w:eastAsia="Yu Gothic" w:hAnsi="Yu Gothic"/>
+                <w:b w:val="false"/>
+                <w:bCs w:val="false"/>
+                <w:sz w:val="19"/>
+                <w:szCs w:val="19"/>
+              </w:rPr>
+              <w:t xml:space="preserve">14名</w:t>
+            </w:r>
+          </w:p>
+        </w:tc>
+        <w:tc>
+          <w:tcPr>
+            <w:tcW w:type="dxa" w:w="700"/>
+            <w:tcMar>
+              <w:top w:type="dxa" w:w="60"/>
+              <w:left w:type="dxa" w:w="100"/>
+              <w:bottom w:type="dxa" w:w="60"/>
+              <w:right w:type="dxa" w:w="100"/>
+            </w:tcMar>
+          </w:tcPr>
+          <w:p>
+            <w:pPr>
+              <w:jc w:val="left"/>
+            </w:pPr>
+            <w:r>
+              <w:rPr>
+                <w:rFonts w:ascii="Yu Gothic" w:cs="Yu Gothic" w:eastAsia="Yu Gothic" w:hAnsi="Yu Gothic"/>
+                <w:b w:val="false"/>
+                <w:bCs w:val="false"/>
+                <w:sz w:val="19"/>
+                <w:szCs w:val="19"/>
+              </w:rPr>
+              <w:t xml:space="preserve">14名</w:t>
+            </w:r>
+          </w:p>
+        </w:tc>
+        <w:tc>
+          <w:tcPr>
+            <w:tcW w:type="dxa" w:w="700"/>
+            <w:tcMar>
+              <w:top w:type="dxa" w:w="60"/>
+              <w:left w:type="dxa" w:w="100"/>
+              <w:bottom w:type="dxa" w:w="60"/>
+              <w:right w:type="dxa" w:w="100"/>
+            </w:tcMar>
+          </w:tcPr>
+          <w:p>
+            <w:pPr>
+              <w:jc w:val="left"/>
+            </w:pPr>
+            <w:r>
+              <w:rPr>
+                <w:rFonts w:ascii="Yu Gothic" w:cs="Yu Gothic" w:eastAsia="Yu Gothic" w:hAnsi="Yu Gothic"/>
+                <w:b w:val="false"/>
+                <w:bCs w:val="false"/>
+                <w:sz w:val="19"/>
+                <w:szCs w:val="19"/>
+              </w:rPr>
+              <w:t xml:space="preserve">15名</w:t>
+            </w:r>
+          </w:p>
+        </w:tc>
+      </w:tr>
+    </w:tbl>
+    <w:p>
+      <w:pPr>
+        <w:spacing w:after="120" w:before="0"/>
+      </w:pPr>
+      <w:r>
+        <w:rPr>
+          <w:rFonts w:ascii="Yu Gothic" w:cs="Yu Gothic" w:eastAsia="Yu Gothic" w:hAnsi="Yu Gothic"/>
+          <w:b/>
+          <w:bCs/>
+        </w:rPr>
+        <w:t xml:space="preserve">開所月に3名を確保できていることが、この資金繰り試算の前提である。これは「開所してから営業を始める」のでは間に合わないことを意味する。開所前の営業活動、特に特別支援学校の進路決定サイクルへの参入(第8-1章)が、事業全体の資金繰りの成否を左右する最重要事項である。月2〜4は毎月2名前後、月5〜8・月10・12は毎月1名前後の新規契約が必要であり、相談支援事業所からの紹介パイプラインを開所前に複数本確保しておく必要がある。</w:t>
+      </w:r>
+    </w:p>
+    <w:p>
+      <w:pPr>
+        <w:pStyle w:val="Heading2"/>
+        <w:spacing w:after="120" w:before="240"/>
+      </w:pPr>
+      <w:r>
+        <w:rPr>
+          <w:rFonts w:ascii="Yu Gothic" w:cs="Yu Gothic" w:eastAsia="Yu Gothic" w:hAnsi="Yu Gothic"/>
+          <w:b/>
+          <w:bCs/>
+          <w:color w:val="1F4E78"/>
+          <w:sz w:val="24"/>
+          <w:szCs w:val="24"/>
+        </w:rPr>
+        <w:t xml:space="preserve">4-2-4. KPIと進捗管理</w:t>
+      </w:r>
+    </w:p>
+    <w:p>
+      <w:pPr>
+        <w:spacing w:after="120" w:before="0"/>
+      </w:pPr>
+      <w:r>
+        <w:rPr>
+          <w:rFonts w:ascii="Yu Gothic" w:cs="Yu Gothic" w:eastAsia="Yu Gothic" w:hAnsi="Yu Gothic"/>
+        </w:rPr>
+        <w:t xml:space="preserve">「稼働率○%」ではなく、現場で追いやすい行動指標に落とし込む。</w:t>
+      </w:r>
+    </w:p>
+    <w:tbl>
+      <w:tblPr>
+        <w:tblW w:type="dxa" w:w="9300"/>
+        <w:tblBorders>
+          <w:top w:val="single" w:color="auto" w:sz="4"/>
+          <w:left w:val="single" w:color="auto" w:sz="4"/>
+          <w:bottom w:val="single" w:color="auto" w:sz="4"/>
+          <w:right w:val="single" w:color="auto" w:sz="4"/>
+          <w:insideH w:val="single" w:color="auto" w:sz="4"/>
+          <w:insideV w:val="single" w:color="auto" w:sz="4"/>
+        </w:tblBorders>
+      </w:tblPr>
+      <w:tblGrid>
+        <w:gridCol w:w="3200"/>
+        <w:gridCol w:w="4200"/>
+        <w:gridCol w:w="1900"/>
+      </w:tblGrid>
+      <w:tr>
+        <w:trPr>
+          <w:tblHeader/>
+        </w:trPr>
+        <w:tc>
+          <w:tcPr>
+            <w:tcW w:type="dxa" w:w="3200"/>
+            <w:shd w:fill="1F4E78" w:val="clear"/>
+            <w:tcMar>
+              <w:top w:type="dxa" w:w="60"/>
+              <w:left w:type="dxa" w:w="100"/>
+              <w:bottom w:type="dxa" w:w="60"/>
+              <w:right w:type="dxa" w:w="100"/>
+            </w:tcMar>
+          </w:tcPr>
+          <w:p>
+            <w:pPr>
+              <w:jc w:val="center"/>
+            </w:pPr>
+            <w:r>
+              <w:rPr>
+                <w:rFonts w:ascii="Yu Gothic" w:cs="Yu Gothic" w:eastAsia="Yu Gothic" w:hAnsi="Yu Gothic"/>
+                <w:b/>
+                <w:bCs/>
+                <w:sz w:val="19"/>
+                <w:szCs w:val="19"/>
+              </w:rPr>
+              <w:t xml:space="preserve">KPI</w:t>
+            </w:r>
+          </w:p>
+        </w:tc>
+        <w:tc>
+          <w:tcPr>
+            <w:tcW w:type="dxa" w:w="4200"/>
+            <w:shd w:fill="1F4E78" w:val="clear"/>
+            <w:tcMar>
+              <w:top w:type="dxa" w:w="60"/>
+              <w:left w:type="dxa" w:w="100"/>
+              <w:bottom w:type="dxa" w:w="60"/>
+              <w:right w:type="dxa" w:w="100"/>
+            </w:tcMar>
+          </w:tcPr>
+          <w:p>
+            <w:pPr>
+              <w:jc w:val="center"/>
+            </w:pPr>
+            <w:r>
+              <w:rPr>
+                <w:rFonts w:ascii="Yu Gothic" w:cs="Yu Gothic" w:eastAsia="Yu Gothic" w:hAnsi="Yu Gothic"/>
+                <w:b/>
+                <w:bCs/>
+                <w:sz w:val="19"/>
+                <w:szCs w:val="19"/>
+              </w:rPr>
+              <w:t xml:space="preserve">目安</w:t>
+            </w:r>
+          </w:p>
+        </w:tc>
+        <w:tc>
+          <w:tcPr>
+            <w:tcW w:type="dxa" w:w="1900"/>
+            <w:shd w:fill="1F4E78" w:val="clear"/>
+            <w:tcMar>
+              <w:top w:type="dxa" w:w="60"/>
+              <w:left w:type="dxa" w:w="100"/>
+              <w:bottom w:type="dxa" w:w="60"/>
+              <w:right w:type="dxa" w:w="100"/>
+            </w:tcMar>
+          </w:tcPr>
+          <w:p>
+            <w:pPr>
+              <w:jc w:val="center"/>
+            </w:pPr>
+            <w:r>
+              <w:rPr>
+                <w:rFonts w:ascii="Yu Gothic" w:cs="Yu Gothic" w:eastAsia="Yu Gothic" w:hAnsi="Yu Gothic"/>
+                <w:b/>
+                <w:bCs/>
+                <w:sz w:val="19"/>
+                <w:szCs w:val="19"/>
+              </w:rPr>
+              <w:t xml:space="preserve">管理頻度</w:t>
+            </w:r>
+          </w:p>
+        </w:tc>
+      </w:tr>
+      <w:tr>
+        <w:tc>
+          <w:tcPr>
+            <w:tcW w:type="dxa" w:w="3200"/>
+            <w:tcMar>
+              <w:top w:type="dxa" w:w="60"/>
+              <w:left w:type="dxa" w:w="100"/>
+              <w:bottom w:type="dxa" w:w="60"/>
+              <w:right w:type="dxa" w:w="100"/>
+            </w:tcMar>
+          </w:tcPr>
+          <w:p>
+            <w:pPr>
+              <w:jc w:val="left"/>
+            </w:pPr>
+            <w:r>
+              <w:rPr>
+                <w:rFonts w:ascii="Yu Gothic" w:cs="Yu Gothic" w:eastAsia="Yu Gothic" w:hAnsi="Yu Gothic"/>
+                <w:b w:val="false"/>
+                <w:bCs w:val="false"/>
+                <w:sz w:val="19"/>
+                <w:szCs w:val="19"/>
+              </w:rPr>
+              <w:t xml:space="preserve">相談支援事業所・特別支援学校への訪問件数</w:t>
+            </w:r>
+          </w:p>
+        </w:tc>
+        <w:tc>
+          <w:tcPr>
+            <w:tcW w:type="dxa" w:w="4200"/>
+            <w:tcMar>
+              <w:top w:type="dxa" w:w="60"/>
+              <w:left w:type="dxa" w:w="100"/>
+              <w:bottom w:type="dxa" w:w="60"/>
+              <w:right w:type="dxa" w:w="100"/>
+            </w:tcMar>
+          </w:tcPr>
+          <w:p>
+            <w:pPr>
+              <w:jc w:val="left"/>
+            </w:pPr>
+            <w:r>
+              <w:rPr>
+                <w:rFonts w:ascii="Yu Gothic" w:cs="Yu Gothic" w:eastAsia="Yu Gothic" w:hAnsi="Yu Gothic"/>
+                <w:b w:val="false"/>
+                <w:bCs w:val="false"/>
+                <w:sz w:val="19"/>
+                <w:szCs w:val="19"/>
+              </w:rPr>
+              <w:t xml:space="preserve">開所前は週2〜3件を目標</w:t>
+            </w:r>
+          </w:p>
+        </w:tc>
+        <w:tc>
+          <w:tcPr>
+            <w:tcW w:type="dxa" w:w="1900"/>
+            <w:tcMar>
+              <w:top w:type="dxa" w:w="60"/>
+              <w:left w:type="dxa" w:w="100"/>
+              <w:bottom w:type="dxa" w:w="60"/>
+              <w:right w:type="dxa" w:w="100"/>
+            </w:tcMar>
+          </w:tcPr>
+          <w:p>
+            <w:pPr>
+              <w:jc w:val="left"/>
+            </w:pPr>
+            <w:r>
+              <w:rPr>
+                <w:rFonts w:ascii="Yu Gothic" w:cs="Yu Gothic" w:eastAsia="Yu Gothic" w:hAnsi="Yu Gothic"/>
+                <w:b w:val="false"/>
+                <w:bCs w:val="false"/>
+                <w:sz w:val="19"/>
+                <w:szCs w:val="19"/>
+              </w:rPr>
+              <w:t xml:space="preserve">週次</w:t>
+            </w:r>
+          </w:p>
+        </w:tc>
+      </w:tr>
+      <w:tr>
+        <w:tc>
+          <w:tcPr>
+            <w:tcW w:type="dxa" w:w="3200"/>
+            <w:shd w:fill="DCE6F1" w:val="clear"/>
+            <w:tcMar>
+              <w:top w:type="dxa" w:w="60"/>
+              <w:left w:type="dxa" w:w="100"/>
+              <w:bottom w:type="dxa" w:w="60"/>
+              <w:right w:type="dxa" w:w="100"/>
+            </w:tcMar>
+          </w:tcPr>
+          <w:p>
+            <w:pPr>
+              <w:jc w:val="left"/>
+            </w:pPr>
+            <w:r>
+              <w:rPr>
+                <w:rFonts w:ascii="Yu Gothic" w:cs="Yu Gothic" w:eastAsia="Yu Gothic" w:hAnsi="Yu Gothic"/>
+                <w:b w:val="false"/>
+                <w:bCs w:val="false"/>
+                <w:sz w:val="19"/>
+                <w:szCs w:val="19"/>
+              </w:rPr>
+              <w:t xml:space="preserve">見学者数</w:t>
+            </w:r>
+          </w:p>
+        </w:tc>
+        <w:tc>
+          <w:tcPr>
+            <w:tcW w:type="dxa" w:w="4200"/>
+            <w:shd w:fill="DCE6F1" w:val="clear"/>
+            <w:tcMar>
+              <w:top w:type="dxa" w:w="60"/>
+              <w:left w:type="dxa" w:w="100"/>
+              <w:bottom w:type="dxa" w:w="60"/>
+              <w:right w:type="dxa" w:w="100"/>
+            </w:tcMar>
+          </w:tcPr>
+          <w:p>
+            <w:pPr>
+              <w:jc w:val="left"/>
+            </w:pPr>
+            <w:r>
+              <w:rPr>
+                <w:rFonts w:ascii="Yu Gothic" w:cs="Yu Gothic" w:eastAsia="Yu Gothic" w:hAnsi="Yu Gothic"/>
+                <w:b w:val="false"/>
+                <w:bCs w:val="false"/>
+                <w:sz w:val="19"/>
+                <w:szCs w:val="19"/>
+              </w:rPr>
+              <w:t xml:space="preserve">月次契約目標の2〜3倍(見学→契約の歩留まりを踏まえた目安。実際の歩留まり率は要検証)</w:t>
+            </w:r>
+          </w:p>
+        </w:tc>
+        <w:tc>
+          <w:tcPr>
+            <w:tcW w:type="dxa" w:w="1900"/>
+            <w:shd w:fill="DCE6F1" w:val="clear"/>
+            <w:tcMar>
+              <w:top w:type="dxa" w:w="60"/>
+              <w:left w:type="dxa" w:w="100"/>
+              <w:bottom w:type="dxa" w:w="60"/>
+              <w:right w:type="dxa" w:w="100"/>
+            </w:tcMar>
+          </w:tcPr>
+          <w:p>
+            <w:pPr>
+              <w:jc w:val="left"/>
+            </w:pPr>
+            <w:r>
+              <w:rPr>
+                <w:rFonts w:ascii="Yu Gothic" w:cs="Yu Gothic" w:eastAsia="Yu Gothic" w:hAnsi="Yu Gothic"/>
+                <w:b w:val="false"/>
+                <w:bCs w:val="false"/>
+                <w:sz w:val="19"/>
+                <w:szCs w:val="19"/>
+              </w:rPr>
+              <w:t xml:space="preserve">月次</w:t>
+            </w:r>
+          </w:p>
+        </w:tc>
+      </w:tr>
+      <w:tr>
+        <w:tc>
+          <w:tcPr>
+            <w:tcW w:type="dxa" w:w="3200"/>
+            <w:tcMar>
+              <w:top w:type="dxa" w:w="60"/>
+              <w:left w:type="dxa" w:w="100"/>
+              <w:bottom w:type="dxa" w:w="60"/>
+              <w:right w:type="dxa" w:w="100"/>
+            </w:tcMar>
+          </w:tcPr>
+          <w:p>
+            <w:pPr>
+              <w:jc w:val="left"/>
+            </w:pPr>
+            <w:r>
+              <w:rPr>
+                <w:rFonts w:ascii="Yu Gothic" w:cs="Yu Gothic" w:eastAsia="Yu Gothic" w:hAnsi="Yu Gothic"/>
+                <w:b w:val="false"/>
+                <w:bCs w:val="false"/>
+                <w:sz w:val="19"/>
+                <w:szCs w:val="19"/>
+              </w:rPr>
+              <w:t xml:space="preserve">体験利用者数</w:t>
+            </w:r>
+          </w:p>
+        </w:tc>
+        <w:tc>
+          <w:tcPr>
+            <w:tcW w:type="dxa" w:w="4200"/>
+            <w:tcMar>
+              <w:top w:type="dxa" w:w="60"/>
+              <w:left w:type="dxa" w:w="100"/>
+              <w:bottom w:type="dxa" w:w="60"/>
+              <w:right w:type="dxa" w:w="100"/>
+            </w:tcMar>
+          </w:tcPr>
+          <w:p>
+            <w:pPr>
+              <w:jc w:val="left"/>
+            </w:pPr>
+            <w:r>
+              <w:rPr>
+                <w:rFonts w:ascii="Yu Gothic" w:cs="Yu Gothic" w:eastAsia="Yu Gothic" w:hAnsi="Yu Gothic"/>
+                <w:b w:val="false"/>
+                <w:bCs w:val="false"/>
+                <w:sz w:val="19"/>
+                <w:szCs w:val="19"/>
+              </w:rPr>
+              <w:t xml:space="preserve">見学者の半数程度を目安</w:t>
+            </w:r>
+          </w:p>
+        </w:tc>
+        <w:tc>
+          <w:tcPr>
+            <w:tcW w:type="dxa" w:w="1900"/>
+            <w:tcMar>
+              <w:top w:type="dxa" w:w="60"/>
+              <w:left w:type="dxa" w:w="100"/>
+              <w:bottom w:type="dxa" w:w="60"/>
+              <w:right w:type="dxa" w:w="100"/>
+            </w:tcMar>
+          </w:tcPr>
+          <w:p>
+            <w:pPr>
+              <w:jc w:val="left"/>
+            </w:pPr>
+            <w:r>
+              <w:rPr>
+                <w:rFonts w:ascii="Yu Gothic" w:cs="Yu Gothic" w:eastAsia="Yu Gothic" w:hAnsi="Yu Gothic"/>
+                <w:b w:val="false"/>
+                <w:bCs w:val="false"/>
+                <w:sz w:val="19"/>
+                <w:szCs w:val="19"/>
+              </w:rPr>
+              <w:t xml:space="preserve">月次</w:t>
+            </w:r>
+          </w:p>
+        </w:tc>
+      </w:tr>
+      <w:tr>
+        <w:tc>
+          <w:tcPr>
+            <w:tcW w:type="dxa" w:w="3200"/>
+            <w:shd w:fill="DCE6F1" w:val="clear"/>
+            <w:tcMar>
+              <w:top w:type="dxa" w:w="60"/>
+              <w:left w:type="dxa" w:w="100"/>
+              <w:bottom w:type="dxa" w:w="60"/>
+              <w:right w:type="dxa" w:w="100"/>
+            </w:tcMar>
+          </w:tcPr>
+          <w:p>
+            <w:pPr>
+              <w:jc w:val="left"/>
+            </w:pPr>
+            <w:r>
+              <w:rPr>
+                <w:rFonts w:ascii="Yu Gothic" w:cs="Yu Gothic" w:eastAsia="Yu Gothic" w:hAnsi="Yu Gothic"/>
+                <w:b w:val="false"/>
+                <w:bCs w:val="false"/>
+                <w:sz w:val="19"/>
+                <w:szCs w:val="19"/>
+              </w:rPr>
+              <w:t xml:space="preserve">契約者数(月末)</w:t>
+            </w:r>
+          </w:p>
+        </w:tc>
+        <w:tc>
+          <w:tcPr>
+            <w:tcW w:type="dxa" w:w="4200"/>
+            <w:shd w:fill="DCE6F1" w:val="clear"/>
+            <w:tcMar>
+              <w:top w:type="dxa" w:w="60"/>
+              <w:left w:type="dxa" w:w="100"/>
+              <w:bottom w:type="dxa" w:w="60"/>
+              <w:right w:type="dxa" w:w="100"/>
+            </w:tcMar>
+          </w:tcPr>
+          <w:p>
+            <w:pPr>
+              <w:jc w:val="left"/>
+            </w:pPr>
+            <w:r>
+              <w:rPr>
+                <w:rFonts w:ascii="Yu Gothic" w:cs="Yu Gothic" w:eastAsia="Yu Gothic" w:hAnsi="Yu Gothic"/>
+                <w:b w:val="false"/>
+                <w:bCs w:val="false"/>
+                <w:sz w:val="19"/>
+                <w:szCs w:val="19"/>
+              </w:rPr>
+              <w:t xml:space="preserve">上表のとおり</w:t>
+            </w:r>
+          </w:p>
+        </w:tc>
+        <w:tc>
+          <w:tcPr>
+            <w:tcW w:type="dxa" w:w="1900"/>
+            <w:shd w:fill="DCE6F1" w:val="clear"/>
+            <w:tcMar>
+              <w:top w:type="dxa" w:w="60"/>
+              <w:left w:type="dxa" w:w="100"/>
+              <w:bottom w:type="dxa" w:w="60"/>
+              <w:right w:type="dxa" w:w="100"/>
+            </w:tcMar>
+          </w:tcPr>
+          <w:p>
+            <w:pPr>
+              <w:jc w:val="left"/>
+            </w:pPr>
+            <w:r>
+              <w:rPr>
+                <w:rFonts w:ascii="Yu Gothic" w:cs="Yu Gothic" w:eastAsia="Yu Gothic" w:hAnsi="Yu Gothic"/>
+                <w:b w:val="false"/>
+                <w:bCs w:val="false"/>
+                <w:sz w:val="19"/>
+                <w:szCs w:val="19"/>
+              </w:rPr>
+              <w:t xml:space="preserve">月次</w:t>
+            </w:r>
+          </w:p>
+        </w:tc>
+      </w:tr>
+    </w:tbl>
+    <w:p>
+      <w:pPr>
+        <w:spacing w:after="160" w:before="80"/>
+      </w:pPr>
+      <w:r>
+        <w:rPr>
+          <w:rFonts w:ascii="Yu Gothic" w:cs="Yu Gothic" w:eastAsia="Yu Gothic" w:hAnsi="Yu Gothic"/>
+          <w:b/>
+          <w:bCs/>
+          <w:color w:val="C00000"/>
+          <w:sz w:val="20"/>
+          <w:szCs w:val="20"/>
+        </w:rPr>
+        <w:t xml:space="preserve">⚠ 見学→体験→契約の歩留まり率は、現時点では未検証の想定値である。開所後、実績データを蓄積し次第、この表を実績値に更新すること。</w:t>
+      </w:r>
+    </w:p>
+    <w:p>
+      <w:pPr>
+        <w:pStyle w:val="Heading2"/>
+        <w:spacing w:after="120" w:before="240"/>
+      </w:pPr>
+      <w:r>
+        <w:rPr>
+          <w:rFonts w:ascii="Yu Gothic" w:cs="Yu Gothic" w:eastAsia="Yu Gothic" w:hAnsi="Yu Gothic"/>
+          <w:b/>
+          <w:bCs/>
+          <w:color w:val="1F4E78"/>
+          <w:sz w:val="24"/>
+          <w:szCs w:val="24"/>
+        </w:rPr>
+        <w:t xml:space="preserve">4-2-5. 差別化の伝え方(営業トークの骨子)</w:t>
+      </w:r>
+    </w:p>
+    <w:p>
+      <w:pPr>
+        <w:spacing w:after="120" w:before="0"/>
+      </w:pPr>
+      <w:r>
+        <w:rPr>
+          <w:rFonts w:ascii="Yu Gothic" w:cs="Yu Gothic" w:eastAsia="Yu Gothic" w:hAnsi="Yu Gothic"/>
+        </w:rPr>
+        <w:t xml:space="preserve">第4-3章の差別化ポイントを、相談支援専門員・特別支援学校・家族の3者それぞれに向けて、伝え方を変える。</w:t>
+      </w:r>
+    </w:p>
+    <w:tbl>
+      <w:tblPr>
+        <w:tblW w:type="dxa" w:w="9300"/>
+        <w:tblBorders>
+          <w:top w:val="single" w:color="auto" w:sz="4"/>
+          <w:left w:val="single" w:color="auto" w:sz="4"/>
+          <w:bottom w:val="single" w:color="auto" w:sz="4"/>
+          <w:right w:val="single" w:color="auto" w:sz="4"/>
+          <w:insideH w:val="single" w:color="auto" w:sz="4"/>
+          <w:insideV w:val="single" w:color="auto" w:sz="4"/>
+        </w:tblBorders>
+      </w:tblPr>
+      <w:tblGrid>
+        <w:gridCol w:w="2000"/>
+        <w:gridCol w:w="3200"/>
+        <w:gridCol w:w="4100"/>
+      </w:tblGrid>
+      <w:tr>
+        <w:trPr>
+          <w:tblHeader/>
+        </w:trPr>
+        <w:tc>
+          <w:tcPr>
+            <w:tcW w:type="dxa" w:w="2000"/>
+            <w:shd w:fill="1F4E78" w:val="clear"/>
+            <w:tcMar>
+              <w:top w:type="dxa" w:w="60"/>
+              <w:left w:type="dxa" w:w="100"/>
+              <w:bottom w:type="dxa" w:w="60"/>
+              <w:right w:type="dxa" w:w="100"/>
+            </w:tcMar>
+          </w:tcPr>
+          <w:p>
+            <w:pPr>
+              <w:jc w:val="center"/>
+            </w:pPr>
+            <w:r>
+              <w:rPr>
+                <w:rFonts w:ascii="Yu Gothic" w:cs="Yu Gothic" w:eastAsia="Yu Gothic" w:hAnsi="Yu Gothic"/>
+                <w:b/>
+                <w:bCs/>
+                <w:sz w:val="19"/>
+                <w:szCs w:val="19"/>
+              </w:rPr>
+              <w:t xml:space="preserve">相手</w:t>
+            </w:r>
+          </w:p>
+        </w:tc>
+        <w:tc>
+          <w:tcPr>
+            <w:tcW w:type="dxa" w:w="3200"/>
+            <w:shd w:fill="1F4E78" w:val="clear"/>
+            <w:tcMar>
+              <w:top w:type="dxa" w:w="60"/>
+              <w:left w:type="dxa" w:w="100"/>
+              <w:bottom w:type="dxa" w:w="60"/>
+              <w:right w:type="dxa" w:w="100"/>
+            </w:tcMar>
+          </w:tcPr>
+          <w:p>
+            <w:pPr>
+              <w:jc w:val="center"/>
+            </w:pPr>
+            <w:r>
+              <w:rPr>
+                <w:rFonts w:ascii="Yu Gothic" w:cs="Yu Gothic" w:eastAsia="Yu Gothic" w:hAnsi="Yu Gothic"/>
+                <w:b/>
+                <w:bCs/>
+                <w:sz w:val="19"/>
+                <w:szCs w:val="19"/>
+              </w:rPr>
+              <w:t xml:space="preserve">響くポイント</w:t>
+            </w:r>
+          </w:p>
+        </w:tc>
+        <w:tc>
+          <w:tcPr>
+            <w:tcW w:type="dxa" w:w="4100"/>
+            <w:shd w:fill="1F4E78" w:val="clear"/>
+            <w:tcMar>
+              <w:top w:type="dxa" w:w="60"/>
+              <w:left w:type="dxa" w:w="100"/>
+              <w:bottom w:type="dxa" w:w="60"/>
+              <w:right w:type="dxa" w:w="100"/>
+            </w:tcMar>
+          </w:tcPr>
+          <w:p>
+            <w:pPr>
+              <w:jc w:val="center"/>
+            </w:pPr>
+            <w:r>
+              <w:rPr>
+                <w:rFonts w:ascii="Yu Gothic" w:cs="Yu Gothic" w:eastAsia="Yu Gothic" w:hAnsi="Yu Gothic"/>
+                <w:b/>
+                <w:bCs/>
+                <w:sz w:val="19"/>
+                <w:szCs w:val="19"/>
+              </w:rPr>
+              <w:t xml:space="preserve">伝え方の例</w:t>
+            </w:r>
+          </w:p>
+        </w:tc>
+      </w:tr>
+      <w:tr>
+        <w:tc>
+          <w:tcPr>
+            <w:tcW w:type="dxa" w:w="2000"/>
+            <w:tcMar>
+              <w:top w:type="dxa" w:w="60"/>
+              <w:left w:type="dxa" w:w="100"/>
+              <w:bottom w:type="dxa" w:w="60"/>
+              <w:right w:type="dxa" w:w="100"/>
+            </w:tcMar>
+          </w:tcPr>
+          <w:p>
+            <w:pPr>
+              <w:jc w:val="left"/>
+            </w:pPr>
+            <w:r>
+              <w:rPr>
+                <w:rFonts w:ascii="Yu Gothic" w:cs="Yu Gothic" w:eastAsia="Yu Gothic" w:hAnsi="Yu Gothic"/>
+                <w:b w:val="false"/>
+                <w:bCs w:val="false"/>
+                <w:sz w:val="19"/>
+                <w:szCs w:val="19"/>
+              </w:rPr>
+              <w:t xml:space="preserve">相談支援専門員</w:t>
+            </w:r>
+          </w:p>
+        </w:tc>
+        <w:tc>
+          <w:tcPr>
+            <w:tcW w:type="dxa" w:w="3200"/>
+            <w:tcMar>
+              <w:top w:type="dxa" w:w="60"/>
+              <w:left w:type="dxa" w:w="100"/>
+              <w:bottom w:type="dxa" w:w="60"/>
+              <w:right w:type="dxa" w:w="100"/>
+            </w:tcMar>
+          </w:tcPr>
+          <w:p>
+            <w:pPr>
+              <w:jc w:val="left"/>
+            </w:pPr>
+            <w:r>
+              <w:rPr>
+                <w:rFonts w:ascii="Yu Gothic" w:cs="Yu Gothic" w:eastAsia="Yu Gothic" w:hAnsi="Yu Gothic"/>
+                <w:b w:val="false"/>
+                <w:bCs w:val="false"/>
+                <w:sz w:val="19"/>
+                <w:szCs w:val="19"/>
+              </w:rPr>
+              <w:t xml:space="preserve">「紹介先に困るケース」への対応可否が明確</w:t>
+            </w:r>
+          </w:p>
+        </w:tc>
+        <w:tc>
+          <w:tcPr>
+            <w:tcW w:type="dxa" w:w="4100"/>
+            <w:tcMar>
+              <w:top w:type="dxa" w:w="60"/>
+              <w:left w:type="dxa" w:w="100"/>
+              <w:bottom w:type="dxa" w:w="60"/>
+              <w:right w:type="dxa" w:w="100"/>
+            </w:tcMar>
+          </w:tcPr>
+          <w:p>
+            <w:pPr>
+              <w:jc w:val="left"/>
+            </w:pPr>
+            <w:r>
+              <w:rPr>
+                <w:rFonts w:ascii="Yu Gothic" w:cs="Yu Gothic" w:eastAsia="Yu Gothic" w:hAnsi="Yu Gothic"/>
+                <w:b w:val="false"/>
+                <w:bCs w:val="false"/>
+                <w:sz w:val="19"/>
+                <w:szCs w:val="19"/>
+              </w:rPr>
+              <w:t xml:space="preserve">「区分6・強度行動障害の方も、看護職員1名常駐・3:1の手厚い配置で対応しています。対応できる範囲とできない範囲を最初にはっきりお伝えします」</w:t>
+            </w:r>
+          </w:p>
+        </w:tc>
+      </w:tr>
+      <w:tr>
+        <w:tc>
+          <w:tcPr>
+            <w:tcW w:type="dxa" w:w="2000"/>
+            <w:shd w:fill="DCE6F1" w:val="clear"/>
+            <w:tcMar>
+              <w:top w:type="dxa" w:w="60"/>
+              <w:left w:type="dxa" w:w="100"/>
+              <w:bottom w:type="dxa" w:w="60"/>
+              <w:right w:type="dxa" w:w="100"/>
+            </w:tcMar>
+          </w:tcPr>
+          <w:p>
+            <w:pPr>
+              <w:jc w:val="left"/>
+            </w:pPr>
+            <w:r>
+              <w:rPr>
+                <w:rFonts w:ascii="Yu Gothic" w:cs="Yu Gothic" w:eastAsia="Yu Gothic" w:hAnsi="Yu Gothic"/>
+                <w:b w:val="false"/>
+                <w:bCs w:val="false"/>
+                <w:sz w:val="19"/>
+                <w:szCs w:val="19"/>
+              </w:rPr>
+              <w:t xml:space="preserve">特別支援学校(進路指導部)</w:t>
+            </w:r>
+          </w:p>
+        </w:tc>
+        <w:tc>
+          <w:tcPr>
+            <w:tcW w:type="dxa" w:w="3200"/>
+            <w:shd w:fill="DCE6F1" w:val="clear"/>
+            <w:tcMar>
+              <w:top w:type="dxa" w:w="60"/>
+              <w:left w:type="dxa" w:w="100"/>
+              <w:bottom w:type="dxa" w:w="60"/>
+              <w:right w:type="dxa" w:w="100"/>
+            </w:tcMar>
+          </w:tcPr>
+          <w:p>
+            <w:pPr>
+              <w:jc w:val="left"/>
+            </w:pPr>
+            <w:r>
+              <w:rPr>
+                <w:rFonts w:ascii="Yu Gothic" w:cs="Yu Gothic" w:eastAsia="Yu Gothic" w:hAnsi="Yu Gothic"/>
+                <w:b w:val="false"/>
+                <w:bCs w:val="false"/>
+                <w:sz w:val="19"/>
+                <w:szCs w:val="19"/>
+              </w:rPr>
+              <w:t xml:space="preserve">卒業後も「仕事・役割」を持ち続けられる</w:t>
+            </w:r>
+          </w:p>
+        </w:tc>
+        <w:tc>
+          <w:tcPr>
+            <w:tcW w:type="dxa" w:w="4100"/>
+            <w:shd w:fill="DCE6F1" w:val="clear"/>
+            <w:tcMar>
+              <w:top w:type="dxa" w:w="60"/>
+              <w:left w:type="dxa" w:w="100"/>
+              <w:bottom w:type="dxa" w:w="60"/>
+              <w:right w:type="dxa" w:w="100"/>
+            </w:tcMar>
+          </w:tcPr>
+          <w:p>
+            <w:pPr>
+              <w:jc w:val="left"/>
+            </w:pPr>
+            <w:r>
+              <w:rPr>
+                <w:rFonts w:ascii="Yu Gothic" w:cs="Yu Gothic" w:eastAsia="Yu Gothic" w:hAnsi="Yu Gothic"/>
+                <w:b w:val="false"/>
+                <w:bCs w:val="false"/>
+                <w:sz w:val="19"/>
+                <w:szCs w:val="19"/>
+              </w:rPr>
+              <w:t xml:space="preserve">「内職だけで終わらせず、掃除・調理・販売・納品まで、その子なりの役割を一緒に見つけていきます」</w:t>
+            </w:r>
+          </w:p>
+        </w:tc>
+      </w:tr>
+      <w:tr>
+        <w:tc>
+          <w:tcPr>
+            <w:tcW w:type="dxa" w:w="2000"/>
+            <w:tcMar>
+              <w:top w:type="dxa" w:w="60"/>
+              <w:left w:type="dxa" w:w="100"/>
+              <w:bottom w:type="dxa" w:w="60"/>
+              <w:right w:type="dxa" w:w="100"/>
+            </w:tcMar>
+          </w:tcPr>
+          <w:p>
+            <w:pPr>
+              <w:jc w:val="left"/>
+            </w:pPr>
+            <w:r>
+              <w:rPr>
+                <w:rFonts w:ascii="Yu Gothic" w:cs="Yu Gothic" w:eastAsia="Yu Gothic" w:hAnsi="Yu Gothic"/>
+                <w:b w:val="false"/>
+                <w:bCs w:val="false"/>
+                <w:sz w:val="19"/>
+                <w:szCs w:val="19"/>
+              </w:rPr>
+              <w:t xml:space="preserve">家族</w:t>
+            </w:r>
+          </w:p>
+        </w:tc>
+        <w:tc>
+          <w:tcPr>
+            <w:tcW w:type="dxa" w:w="3200"/>
+            <w:tcMar>
+              <w:top w:type="dxa" w:w="60"/>
+              <w:left w:type="dxa" w:w="100"/>
+              <w:bottom w:type="dxa" w:w="60"/>
+              <w:right w:type="dxa" w:w="100"/>
+            </w:tcMar>
+          </w:tcPr>
+          <w:p>
+            <w:pPr>
+              <w:jc w:val="left"/>
+            </w:pPr>
+            <w:r>
+              <w:rPr>
+                <w:rFonts w:ascii="Yu Gothic" w:cs="Yu Gothic" w:eastAsia="Yu Gothic" w:hAnsi="Yu Gothic"/>
+                <w:b w:val="false"/>
+                <w:bCs w:val="false"/>
+                <w:sz w:val="19"/>
+                <w:szCs w:val="19"/>
+              </w:rPr>
+              <w:t xml:space="preserve">安心して預けられる、無理をさせない</w:t>
+            </w:r>
+          </w:p>
+        </w:tc>
+        <w:tc>
+          <w:tcPr>
+            <w:tcW w:type="dxa" w:w="4100"/>
+            <w:tcMar>
+              <w:top w:type="dxa" w:w="60"/>
+              <w:left w:type="dxa" w:w="100"/>
+              <w:bottom w:type="dxa" w:w="60"/>
+              <w:right w:type="dxa" w:w="100"/>
+            </w:tcMar>
+          </w:tcPr>
+          <w:p>
+            <w:pPr>
+              <w:jc w:val="left"/>
+            </w:pPr>
+            <w:r>
+              <w:rPr>
+                <w:rFonts w:ascii="Yu Gothic" w:cs="Yu Gothic" w:eastAsia="Yu Gothic" w:hAnsi="Yu Gothic"/>
+                <w:b w:val="false"/>
+                <w:bCs w:val="false"/>
+                <w:sz w:val="19"/>
+                <w:szCs w:val="19"/>
+              </w:rPr>
+              <w:t xml:space="preserve">「できないと決めつけず、小さな挑戦を積み重ねます。入浴は希望者週2回、送迎もあります」</w:t>
+            </w:r>
+          </w:p>
+        </w:tc>
+      </w:tr>
+    </w:tbl>
+    <w:p>
+      <w:pPr>
+        <w:pStyle w:val="Heading2"/>
+        <w:spacing w:after="120" w:before="240"/>
+      </w:pPr>
+      <w:r>
+        <w:rPr>
+          <w:rFonts w:ascii="Yu Gothic" w:cs="Yu Gothic" w:eastAsia="Yu Gothic" w:hAnsi="Yu Gothic"/>
+          <w:b/>
+          <w:bCs/>
+          <w:color w:val="1F4E78"/>
+          <w:sz w:val="24"/>
+          <w:szCs w:val="24"/>
+        </w:rPr>
+        <w:t xml:space="preserve">4-2-6. 今後実施すべきタスク(未着手。開所前の最優先事項)</w:t>
+      </w:r>
+    </w:p>
+    <w:p>
+      <w:pPr>
+        <w:pStyle w:val="ListParagraph"/>
+        <w:numPr>
+          <w:ilvl w:val="0"/>
+          <w:numId w:val="1"/>
+        </w:numPr>
+        <w:spacing w:after="60"/>
+      </w:pPr>
+      <w:r>
+        <w:rPr>
+          <w:rFonts w:ascii="Yu Gothic" w:cs="Yu Gothic" w:eastAsia="Yu Gothic" w:hAnsi="Yu Gothic"/>
+        </w:rPr>
+        <w:t xml:space="preserve">☐ 開設候補区(佐伯区・西区を優先)における生活介護事業所の一覧・定員・空き状況を広島市の事業者一覧から抽出(第4-4章の競合分析と連動)</w:t>
+      </w:r>
+    </w:p>
+    <w:p>
+      <w:pPr>
+        <w:pStyle w:val="ListParagraph"/>
+        <w:numPr>
+          <w:ilvl w:val="0"/>
+          <w:numId w:val="1"/>
+        </w:numPr>
+        <w:spacing w:after="60"/>
+      </w:pPr>
+      <w:r>
+        <w:rPr>
+          <w:rFonts w:ascii="Yu Gothic" w:cs="Yu Gothic" w:eastAsia="Yu Gothic" w:hAnsi="Yu Gothic"/>
+        </w:rPr>
+        <w:t xml:space="preserve">☐ ターゲットリストの作成：佐伯区・西区周辺の相談支援事業所・基幹相談支援センターの一覧(施設名・担当者・連絡先)</w:t>
+      </w:r>
+    </w:p>
+    <w:p>
+      <w:pPr>
+        <w:pStyle w:val="ListParagraph"/>
+        <w:numPr>
+          <w:ilvl w:val="0"/>
+          <w:numId w:val="1"/>
+        </w:numPr>
+        <w:spacing w:after="60"/>
+      </w:pPr>
+      <w:r>
+        <w:rPr>
+          <w:rFonts w:ascii="Yu Gothic" w:cs="Yu Gothic" w:eastAsia="Yu Gothic" w:hAnsi="Yu Gothic"/>
+        </w:rPr>
+        <w:t xml:space="preserve">☐ 特別支援学校の進路動向の把握：広島市・広島県内の特別支援学校の高等部卒業生数、生活介護への進路決定者数、進路決定の時期(実務上、前年秋〜冬が中心)</w:t>
+      </w:r>
+    </w:p>
+    <w:p>
+      <w:pPr>
+        <w:pStyle w:val="ListParagraph"/>
+        <w:numPr>
+          <w:ilvl w:val="0"/>
+          <w:numId w:val="1"/>
+        </w:numPr>
+        <w:spacing w:after="60"/>
+      </w:pPr>
+      <w:r>
+        <w:rPr>
+          <w:rFonts w:ascii="Yu Gothic" w:cs="Yu Gothic" w:eastAsia="Yu Gothic" w:hAnsi="Yu Gothic"/>
+        </w:rPr>
+        <w:t xml:space="preserve">☐ 上記のターゲットリストをもとに、第4-2-3章のタイムラインに沿って初回訪問を開始する</w:t>
+      </w:r>
+    </w:p>
+    <w:p>
+      <w:pPr>
+        <w:pStyle w:val="ListParagraph"/>
+        <w:numPr>
+          <w:ilvl w:val="0"/>
+          <w:numId w:val="1"/>
+        </w:numPr>
+        <w:spacing w:after="60"/>
+      </w:pPr>
+      <w:r>
+        <w:rPr>
+          <w:rFonts w:ascii="Yu Gothic" w:cs="Yu Gothic" w:eastAsia="Yu Gothic" w:hAnsi="Yu Gothic"/>
+        </w:rPr>
+        <w:t xml:space="preserve">☐ 見学→体験→契約の歩留まり率を、業界の一般的な水準について有識者・同業他社へのヒアリングで確認し、第4-2-4章のKPIを実態に近づける</w:t>
       </w:r>
     </w:p>
     <w:p>
@@ -8201,6 +11343,86 @@
           <w:rFonts w:ascii="Yu Gothic" w:cs="Yu Gothic" w:eastAsia="Yu Gothic" w:hAnsi="Yu Gothic"/>
         </w:rPr>
         <w:t xml:space="preserve">物件を契約する前に、以下を必ず確認する。「契約してから用途変更できないと判明」は業界で最も多い失敗の一つ。</w:t>
+      </w:r>
+    </w:p>
+    <w:p>
+      <w:pPr>
+        <w:pStyle w:val="ListParagraph"/>
+        <w:numPr>
+          <w:ilvl w:val="0"/>
+          <w:numId w:val="1"/>
+        </w:numPr>
+        <w:spacing w:after="60"/>
+      </w:pPr>
+      <w:r>
+        <w:rPr>
+          <w:rFonts w:ascii="Yu Gothic" w:cs="Yu Gothic" w:eastAsia="Yu Gothic" w:hAnsi="Yu Gothic"/>
+        </w:rPr>
+        <w:t xml:space="preserve">☐ 用途変更確認申請の要否：生活介護事業所は建築基準法上「児童福祉施設等」に区分される特殊建築物。延床200㎡超の部分を用途変更する場合、原則として建築確認申請が必要(平成30年建築基準法改正)。ただし転用元が類似の用途間(例:老人デイサービスセンター等)に該当する場合は確認申請が不要となる場合があり、居抜き物件の転用元によって要否が変わる。必ず建築士に個別判定を依頼すること。</w:t>
+      </w:r>
+    </w:p>
+    <w:p>
+      <w:pPr>
+        <w:pStyle w:val="ListParagraph"/>
+        <w:numPr>
+          <w:ilvl w:val="0"/>
+          <w:numId w:val="1"/>
+        </w:numPr>
+        <w:spacing w:after="60"/>
+      </w:pPr>
+      <w:r>
+        <w:rPr>
+          <w:rFonts w:ascii="Yu Gothic" w:cs="Yu Gothic" w:eastAsia="Yu Gothic" w:hAnsi="Yu Gothic"/>
+        </w:rPr>
+        <w:t xml:space="preserve">☐ 検査済証の有無：既存建物に検査済証がない場合、用途変更が極めて困難になる。物件選定の初期段階で必ず確認。</w:t>
+      </w:r>
+    </w:p>
+    <w:p>
+      <w:pPr>
+        <w:pStyle w:val="ListParagraph"/>
+        <w:numPr>
+          <w:ilvl w:val="0"/>
+          <w:numId w:val="1"/>
+        </w:numPr>
+        <w:spacing w:after="60"/>
+      </w:pPr>
+      <w:r>
+        <w:rPr>
+          <w:rFonts w:ascii="Yu Gothic" w:cs="Yu Gothic" w:eastAsia="Yu Gothic" w:hAnsi="Yu Gothic"/>
+        </w:rPr>
+        <w:t xml:space="preserve">☐ 消防法令適合：生活介護(通所)は消防法施行令別表第一(6)項ハに該当。自動火災報知設備・消火器・誘導灯等の設置義務、防火管理者の選任、消防計画の届出が必要。広島市の指定申請では「消防法令適合通知書」の添付が求められる。</w:t>
+      </w:r>
+    </w:p>
+    <w:p>
+      <w:pPr>
+        <w:pStyle w:val="ListParagraph"/>
+        <w:numPr>
+          <w:ilvl w:val="0"/>
+          <w:numId w:val="1"/>
+        </w:numPr>
+        <w:spacing w:after="60"/>
+      </w:pPr>
+      <w:r>
+        <w:rPr>
+          <w:rFonts w:ascii="Yu Gothic" w:cs="Yu Gothic" w:eastAsia="Yu Gothic" w:hAnsi="Yu Gothic"/>
+        </w:rPr>
+        <w:t xml:space="preserve">☐ 前面道路幅員・接道、既存不適格の有無</w:t>
+      </w:r>
+    </w:p>
+    <w:p>
+      <w:pPr>
+        <w:pStyle w:val="ListParagraph"/>
+        <w:numPr>
+          <w:ilvl w:val="0"/>
+          <w:numId w:val="1"/>
+        </w:numPr>
+        <w:spacing w:after="60"/>
+      </w:pPr>
+      <w:r>
+        <w:rPr>
+          <w:rFonts w:ascii="Yu Gothic" w:cs="Yu Gothic" w:eastAsia="Yu Gothic" w:hAnsi="Yu Gothic"/>
+        </w:rPr>
+        <w:t xml:space="preserve">☐ 広島県福祉のまちづくり条例等による届出義務の要否</w:t>
       </w:r>
     </w:p>
     <w:p>
@@ -22682,6 +25904,54 @@
     </w:p>
     <w:p>
       <w:pPr>
+        <w:pStyle w:val="ListParagraph"/>
+        <w:numPr>
+          <w:ilvl w:val="0"/>
+          <w:numId w:val="1"/>
+        </w:numPr>
+        <w:spacing w:after="60"/>
+      </w:pPr>
+      <w:r>
+        <w:rPr>
+          <w:rFonts w:ascii="Yu Gothic" w:cs="Yu Gothic" w:eastAsia="Yu Gothic" w:hAnsi="Yu Gothic"/>
+        </w:rPr>
+        <w:t xml:space="preserve">☐ 丸山氏のサービス管理責任者要件(修了証・受講状況・実務経験証明書)の現物確認。確認するまでは「確保済み」の断定表現を「要件充足を確認中」として扱う</w:t>
+      </w:r>
+    </w:p>
+    <w:p>
+      <w:pPr>
+        <w:pStyle w:val="ListParagraph"/>
+        <w:numPr>
+          <w:ilvl w:val="0"/>
+          <w:numId w:val="1"/>
+        </w:numPr>
+        <w:spacing w:after="60"/>
+      </w:pPr>
+      <w:r>
+        <w:rPr>
+          <w:rFonts w:ascii="Yu Gothic" w:cs="Yu Gothic" w:eastAsia="Yu Gothic" w:hAnsi="Yu Gothic"/>
+        </w:rPr>
+        <w:t xml:space="preserve">☐ 広島市 健康福祉局障害福祉部 障害自立支援課へ事前相談の予約(TEL：082-504-2841)</w:t>
+      </w:r>
+    </w:p>
+    <w:p>
+      <w:pPr>
+        <w:pStyle w:val="ListParagraph"/>
+        <w:numPr>
+          <w:ilvl w:val="0"/>
+          <w:numId w:val="1"/>
+        </w:numPr>
+        <w:spacing w:after="60"/>
+      </w:pPr>
+      <w:r>
+        <w:rPr>
+          <w:rFonts w:ascii="Yu Gothic" w:cs="Yu Gothic" w:eastAsia="Yu Gothic" w:hAnsi="Yu Gothic"/>
+        </w:rPr>
+        <w:t xml:space="preserve">☐ 創業者間契約(出資比率・決裁ルール・撤退基準)の協議・書面化(第5-1章)</w:t>
+      </w:r>
+    </w:p>
+    <w:p>
+      <w:pPr>
         <w:pStyle w:val="Heading2"/>
         <w:spacing w:after="120" w:before="240"/>
       </w:pPr>
@@ -22699,6 +25969,70 @@
     </w:p>
     <w:p>
       <w:pPr>
+        <w:pStyle w:val="ListParagraph"/>
+        <w:numPr>
+          <w:ilvl w:val="0"/>
+          <w:numId w:val="1"/>
+        </w:numPr>
+        <w:spacing w:after="60"/>
+      </w:pPr>
+      <w:r>
+        <w:rPr>
+          <w:rFonts w:ascii="Yu Gothic" w:cs="Yu Gothic" w:eastAsia="Yu Gothic" w:hAnsi="Yu Gothic"/>
+        </w:rPr>
+        <w:t xml:space="preserve">☐ 第10-4章の黒字化に向けた論点(特に重度障害者支援加算Ⅲの取得可否・稼働率向上)を検証し、収支計画を再度アップデートする</w:t>
+      </w:r>
+    </w:p>
+    <w:p>
+      <w:pPr>
+        <w:pStyle w:val="ListParagraph"/>
+        <w:numPr>
+          <w:ilvl w:val="0"/>
+          <w:numId w:val="1"/>
+        </w:numPr>
+        <w:spacing w:after="60"/>
+      </w:pPr>
+      <w:r>
+        <w:rPr>
+          <w:rFonts w:ascii="Yu Gothic" w:cs="Yu Gothic" w:eastAsia="Yu Gothic" w:hAnsi="Yu Gothic"/>
+        </w:rPr>
+        <w:t xml:space="preserve">☐ 資金調達計画の約6,465万円の資金ギャップを埋める具体策を確定する(第9-2章)</w:t>
+      </w:r>
+    </w:p>
+    <w:p>
+      <w:pPr>
+        <w:pStyle w:val="ListParagraph"/>
+        <w:numPr>
+          <w:ilvl w:val="0"/>
+          <w:numId w:val="1"/>
+        </w:numPr>
+        <w:spacing w:after="60"/>
+      </w:pPr>
+      <w:r>
+        <w:rPr>
+          <w:rFonts w:ascii="Yu Gothic" w:cs="Yu Gothic" w:eastAsia="Yu Gothic" w:hAnsi="Yu Gothic"/>
+        </w:rPr>
+        <w:t xml:space="preserve">☐ 佐伯区・西区の既存生活介護事業所の実際の稼働率・運営実態を現地調査・ヒアリングで把握し、第10-5章の成熟期稼働率(85〜95%の仮定)を実態値に置き換える</w:t>
+      </w:r>
+    </w:p>
+    <w:p>
+      <w:pPr>
+        <w:pStyle w:val="ListParagraph"/>
+        <w:numPr>
+          <w:ilvl w:val="0"/>
+          <w:numId w:val="1"/>
+        </w:numPr>
+        <w:spacing w:after="60"/>
+      </w:pPr>
+      <w:r>
+        <w:rPr>
+          <w:rFonts w:ascii="Yu Gothic" w:cs="Yu Gothic" w:eastAsia="Yu Gothic" w:hAnsi="Yu Gothic"/>
+        </w:rPr>
+        <w:t xml:space="preserve">☐ 会長への提案(第9-3章)をブラッシュアップし、面談日程を調整する</w:t>
+      </w:r>
+    </w:p>
+    <w:p>
+      <w:pPr>
         <w:pStyle w:val="Heading2"/>
         <w:spacing w:after="120" w:before="240"/>
       </w:pPr>
@@ -22716,6 +26050,54 @@
     </w:p>
     <w:p>
       <w:pPr>
+        <w:pStyle w:val="ListParagraph"/>
+        <w:numPr>
+          <w:ilvl w:val="0"/>
+          <w:numId w:val="1"/>
+        </w:numPr>
+        <w:spacing w:after="60"/>
+      </w:pPr>
+      <w:r>
+        <w:rPr>
+          <w:rFonts w:ascii="Yu Gothic" w:cs="Yu Gothic" w:eastAsia="Yu Gothic" w:hAnsi="Yu Gothic"/>
+        </w:rPr>
+        <w:t xml:space="preserve">☐ 開設候補エリア(佐伯区・西区)で居抜き物件を優先的に3件以上内見する</w:t>
+      </w:r>
+    </w:p>
+    <w:p>
+      <w:pPr>
+        <w:pStyle w:val="ListParagraph"/>
+        <w:numPr>
+          <w:ilvl w:val="0"/>
+          <w:numId w:val="1"/>
+        </w:numPr>
+        <w:spacing w:after="60"/>
+      </w:pPr>
+      <w:r>
+        <w:rPr>
+          <w:rFonts w:ascii="Yu Gothic" w:cs="Yu Gothic" w:eastAsia="Yu Gothic" w:hAnsi="Yu Gothic"/>
+        </w:rPr>
+        <w:t xml:space="preserve">☐ 建築士による用途変更・法令適合の事前調査、消防署予防課への事前相談</w:t>
+      </w:r>
+    </w:p>
+    <w:p>
+      <w:pPr>
+        <w:pStyle w:val="ListParagraph"/>
+        <w:numPr>
+          <w:ilvl w:val="0"/>
+          <w:numId w:val="1"/>
+        </w:numPr>
+        <w:spacing w:after="60"/>
+      </w:pPr>
+      <w:r>
+        <w:rPr>
+          <w:rFonts w:ascii="Yu Gothic" w:cs="Yu Gothic" w:eastAsia="Yu Gothic" w:hAnsi="Yu Gothic"/>
+        </w:rPr>
+        <w:t xml:space="preserve">☐ 法人形態の最終決定、司法書士への設立依頼(定款の目的欄に事業内容を明記)</w:t>
+      </w:r>
+    </w:p>
+    <w:p>
+      <w:pPr>
         <w:pStyle w:val="Heading2"/>
         <w:spacing w:after="120" w:before="240"/>
       </w:pPr>
@@ -22733,6 +26115,54 @@
     </w:p>
     <w:p>
       <w:pPr>
+        <w:pStyle w:val="ListParagraph"/>
+        <w:numPr>
+          <w:ilvl w:val="0"/>
+          <w:numId w:val="1"/>
+        </w:numPr>
+        <w:spacing w:after="60"/>
+      </w:pPr>
+      <w:r>
+        <w:rPr>
+          <w:rFonts w:ascii="Yu Gothic" w:cs="Yu Gothic" w:eastAsia="Yu Gothic" w:hAnsi="Yu Gothic"/>
+        </w:rPr>
+        <w:t xml:space="preserve">☐ 看護職員・機能訓練指導員・生活支援員等の採用活動を開始</w:t>
+      </w:r>
+    </w:p>
+    <w:p>
+      <w:pPr>
+        <w:pStyle w:val="ListParagraph"/>
+        <w:numPr>
+          <w:ilvl w:val="0"/>
+          <w:numId w:val="1"/>
+        </w:numPr>
+        <w:spacing w:after="60"/>
+      </w:pPr>
+      <w:r>
+        <w:rPr>
+          <w:rFonts w:ascii="Yu Gothic" w:cs="Yu Gothic" w:eastAsia="Yu Gothic" w:hAnsi="Yu Gothic"/>
+        </w:rPr>
+        <w:t xml:space="preserve">☐ 佐伯区・西区の相談支援事業所・特別支援学校のターゲットリストを作成し、第4-2-3章のタイムラインに沿って訪問を開始(特別支援学校の進路決定サイクル(前年秋〜冬)に合わせる)</w:t>
+      </w:r>
+    </w:p>
+    <w:p>
+      <w:pPr>
+        <w:pStyle w:val="ListParagraph"/>
+        <w:numPr>
+          <w:ilvl w:val="0"/>
+          <w:numId w:val="1"/>
+        </w:numPr>
+        <w:spacing w:after="60"/>
+      </w:pPr>
+      <w:r>
+        <w:rPr>
+          <w:rFonts w:ascii="Yu Gothic" w:cs="Yu Gothic" w:eastAsia="Yu Gothic" w:hAnsi="Yu Gothic"/>
+        </w:rPr>
+        <w:t xml:space="preserve">☐ 第4-2-3章の契約者数月次目標(月次資金繰りシートと連動)に沿って進捗管理を開始し、第4-2-4章のKPI(訪問件数・見学者数・体験利用者数)を週次・月次で記録する</w:t>
+      </w:r>
+    </w:p>
+    <w:p>
+      <w:pPr>
         <w:pStyle w:val="Heading2"/>
         <w:spacing w:after="120" w:before="240"/>
       </w:pPr>
@@ -22746,6 +26176,118 @@
           <w:szCs w:val="24"/>
         </w:rPr>
         <w:t xml:space="preserve">開所前の体制整備</w:t>
+      </w:r>
+    </w:p>
+    <w:p>
+      <w:pPr>
+        <w:pStyle w:val="ListParagraph"/>
+        <w:numPr>
+          <w:ilvl w:val="0"/>
+          <w:numId w:val="1"/>
+        </w:numPr>
+        <w:spacing w:after="60"/>
+      </w:pPr>
+      <w:r>
+        <w:rPr>
+          <w:rFonts w:ascii="Yu Gothic" w:cs="Yu Gothic" w:eastAsia="Yu Gothic" w:hAnsi="Yu Gothic"/>
+        </w:rPr>
+        <w:t xml:space="preserve">☐ 運営規程・重要事項説明書・利用契約書のドラフト作成</w:t>
+      </w:r>
+    </w:p>
+    <w:p>
+      <w:pPr>
+        <w:pStyle w:val="ListParagraph"/>
+        <w:numPr>
+          <w:ilvl w:val="0"/>
+          <w:numId w:val="1"/>
+        </w:numPr>
+        <w:spacing w:after="60"/>
+      </w:pPr>
+      <w:r>
+        <w:rPr>
+          <w:rFonts w:ascii="Yu Gothic" w:cs="Yu Gothic" w:eastAsia="Yu Gothic" w:hAnsi="Yu Gothic"/>
+        </w:rPr>
+        <w:t xml:space="preserve">☐ 虐待防止・身体拘束適正化・BCP・感染症対策の体制整備(第11章)</w:t>
+      </w:r>
+    </w:p>
+    <w:p>
+      <w:pPr>
+        <w:pStyle w:val="ListParagraph"/>
+        <w:numPr>
+          <w:ilvl w:val="0"/>
+          <w:numId w:val="1"/>
+        </w:numPr>
+        <w:spacing w:after="60"/>
+      </w:pPr>
+      <w:r>
+        <w:rPr>
+          <w:rFonts w:ascii="Yu Gothic" w:cs="Yu Gothic" w:eastAsia="Yu Gothic" w:hAnsi="Yu Gothic"/>
+        </w:rPr>
+        <w:t xml:space="preserve">☐ 日本政策金融公庫・地方銀行・信用金庫への創業融資相談</w:t>
+      </w:r>
+    </w:p>
+    <w:p>
+      <w:pPr>
+        <w:pStyle w:val="ListParagraph"/>
+        <w:numPr>
+          <w:ilvl w:val="0"/>
+          <w:numId w:val="1"/>
+        </w:numPr>
+        <w:spacing w:after="60"/>
+      </w:pPr>
+      <w:r>
+        <w:rPr>
+          <w:rFonts w:ascii="Yu Gothic" w:cs="Yu Gothic" w:eastAsia="Yu Gothic" w:hAnsi="Yu Gothic"/>
+        </w:rPr>
+        <w:t xml:space="preserve">☐ 広島市の障害福祉サービス整備補助金の窓口確認</w:t>
+      </w:r>
+    </w:p>
+    <w:p>
+      <w:pPr>
+        <w:pStyle w:val="ListParagraph"/>
+        <w:numPr>
+          <w:ilvl w:val="0"/>
+          <w:numId w:val="1"/>
+        </w:numPr>
+        <w:spacing w:after="60"/>
+      </w:pPr>
+      <w:r>
+        <w:rPr>
+          <w:rFonts w:ascii="Yu Gothic" w:cs="Yu Gothic" w:eastAsia="Yu Gothic" w:hAnsi="Yu Gothic"/>
+        </w:rPr>
+        <w:t xml:space="preserve">☐ 別紙Excel収支計画の前提条件を、現地見積り・最新単価表で確定させる</w:t>
+      </w:r>
+    </w:p>
+    <w:p>
+      <w:pPr>
+        <w:pStyle w:val="ListParagraph"/>
+        <w:numPr>
+          <w:ilvl w:val="0"/>
+          <w:numId w:val="1"/>
+        </w:numPr>
+        <w:spacing w:after="60"/>
+      </w:pPr>
+      <w:r>
+        <w:rPr>
+          <w:rFonts w:ascii="Yu Gothic" w:cs="Yu Gothic" w:eastAsia="Yu Gothic" w:hAnsi="Yu Gothic"/>
+        </w:rPr>
+        <w:t xml:space="preserve">☐ 社会保険労務士へ早期相談し、業務改善助成金・キャリアアップ助成金等の雇用関係助成金(第9-4章)の活用可否・計画届出のタイミングを確定する(採用・賃上げの実施前に計画届出が必要なものが多いため、着手が遅れると対象外になる)</w:t>
+      </w:r>
+    </w:p>
+    <w:p>
+      <w:pPr>
+        <w:pStyle w:val="ListParagraph"/>
+        <w:numPr>
+          <w:ilvl w:val="0"/>
+          <w:numId w:val="1"/>
+        </w:numPr>
+        <w:spacing w:after="60"/>
+      </w:pPr>
+      <w:r>
+        <w:rPr>
+          <w:rFonts w:ascii="Yu Gothic" w:cs="Yu Gothic" w:eastAsia="Yu Gothic" w:hAnsi="Yu Gothic"/>
+        </w:rPr>
+        <w:t xml:space="preserve">☐ 本書をもとに、金融機関・会長提出用の最終版を確認・印刷</w:t>
       </w:r>
     </w:p>
     <w:p>

--- a/business-plan/事業計画書_生活介護_広島市.docx
+++ b/business-plan/事業計画書_生活介護_広島市.docx
@@ -659,7 +659,7 @@
                 <w:sz w:val="19"/>
                 <w:szCs w:val="19"/>
               </w:rPr>
-              <w:t xml:space="preserve">管理者兼サビ管(丸山氏)1名、生活支援員等6名、看護職員1名(必置)、機能訓練指導員0.4名、事務員0.5名</w:t>
+              <w:t xml:space="preserve">改訂：開所時4名からの段階採用モデル(丸山さんの実務感覚を反映)。管理者兼サービス管理責任者(丸山氏)1名・看護職員1名・生活支援員等2名で開所し、利用者数の増加に合わせて配置比率1.5:1(人員配置体制加算Ⅰの水準)を維持しながら採用。Year5には合計約14名まで段階的に増員(第6章)</w:t>
             </w:r>
           </w:p>
         </w:tc>
@@ -713,7 +713,7 @@
                 <w:sz w:val="19"/>
                 <w:szCs w:val="19"/>
               </w:rPr>
-              <w:t xml:space="preserve">5ヵ年の累積資金需要を踏まえた真の必要総額は約1億465万円(設備投資等約3,065万円＋5年間の累積営業赤字約7,400万円)。現時点の調達見込みは約4,000万円で、約6,465万円の資金ギャップが最重要課題(第9章)</w:t>
+              <w:t xml:space="preserve">5ヵ年の累積資金需要を踏まえた真の必要総額は約1億849万円(設備投資等約3,065万円＋5年間の累積営業赤字約7,984万円)。現時点の調達見込みは約4,000万円で、約6,849万円の資金ギャップが最重要課題(第9章)</w:t>
             </w:r>
           </w:p>
         </w:tc>
@@ -769,7 +769,7 @@
                 <w:sz w:val="19"/>
                 <w:szCs w:val="19"/>
               </w:rPr>
-              <w:t xml:space="preserve">【経営方針決定：理念優先】人員配置は法定最低ラインへ圧縮せず、理念実現(重度対応・地域外出等)のための上乗せ配置(総数7.4名)を維持する。その上で人員配置体制加算ⅢをYear3以降に段階導入し、Year4〜5の営業赤字を約▲557万円まで圧縮する(第10章)。それでも黒字化には届かず、資金調達前に収支のさらなる改善策の検討が必須</w:t>
+              <w:t xml:space="preserve">【経営方針決定：配置比率1.5:1を維持】人員配置は開所当初から配置比率1.5:1(人員配置体制加算Ⅰの水準)を目標に段階採用する。この加算収入を織り込んでもなお、Year5時点で年間約823万円の営業赤字が残り、定員20名フル稼働(満床)でも黒字化しないことが判明した(第10-5章)。稼働率向上だけでは解決せず、配置比率・加算取得・固定費の総合的な見直しが必須</w:t>
             </w:r>
           </w:p>
         </w:tc>
@@ -977,7 +977,7 @@
         <w:rPr>
           <w:rFonts w:ascii="Yu Gothic" w:cs="Yu Gothic" w:eastAsia="Yu Gothic" w:hAnsi="Yu Gothic"/>
         </w:rPr>
-        <w:t xml:space="preserve">本計画では、この課題に対して「平均障害支援区分5(重度対応中心)を基本ケースとし、配置基準(3:1)に基づき生活支援員等6名を確保する」という方針で応えている(第6章)。区分の重い方を中心に受け入れることで、①基本報酬単価が上がり、②同時に手厚い人員配置が制度上必要になる(＝理念の実現に必要な人員を、報酬構造の中で正当に賄う)という設計である。それでもなお、週3日の地域外出を全利用者に一律で約束することは避け、当面は個別支援計画に基づき「小グループ制・優先順位づけ」で運用し、職員体制の拡充とともに頻度を引き上げる、という段階的な目標に改める。</w:t>
+        <w:t xml:space="preserve">本計画では、この課題に対して「平均障害支援区分5(重度対応中心)を基本ケースとし、配置比率1.5:1(法定最低3:1より手厚い水準)を開所当初から維持しながら、利用者数の増加に合わせて職員を段階的に採用する」という方針で応えている(第6章)。開所当初(Year1)は職員4名・利用者3〜5名という小さな体制からスタートし、Year5には職員約14名・利用者17〜20名まで拡大する。開所直後の小さな体制では、週3日の地域外出を全利用者に一律で約束することは現実的に不可能であるため、当面は個別支援計画に基づき「小グループ制・優先順位づけ」で運用し、職員体制の拡充とともに頻度を引き上げる、という段階的な目標に改める。</w:t>
       </w:r>
     </w:p>
     <w:tbl>
@@ -8845,6 +8845,22 @@
     </w:p>
     <w:p>
       <w:pPr>
+        <w:spacing w:after="160" w:before="80"/>
+      </w:pPr>
+      <w:r>
+        <w:rPr>
+          <w:rFonts w:ascii="Yu Gothic" w:cs="Yu Gothic" w:eastAsia="Yu Gothic" w:hAnsi="Yu Gothic"/>
+          <w:b/>
+          <w:bCs/>
+          <w:color w:val="C00000"/>
+          <w:sz w:val="20"/>
+          <w:szCs w:val="20"/>
+        </w:rPr>
+        <w:t xml:space="preserve">⚠ 上表の3:1(6.0名)は法定最低ラインであり、本計画が実際に採用する配置比率ではない。第6-3章のとおり、本計画は配置比率1.5:1(人員配置体制加算Ⅰの水準)を開所当初からの目標として、より手厚い人員を段階的に採用する設計を正式に採用している。</w:t>
+      </w:r>
+    </w:p>
+    <w:p>
+      <w:pPr>
         <w:pStyle w:val="Heading2"/>
         <w:spacing w:after="120" w:before="240"/>
       </w:pPr>
@@ -8857,7 +8873,7 @@
           <w:sz w:val="24"/>
           <w:szCs w:val="24"/>
         </w:rPr>
-        <w:t xml:space="preserve">6-3. 想定スタッフ体制(平均区分5を基本ケース、別紙Excel「人件費」シートと連動)</w:t>
+        <w:t xml:space="preserve">6-3. 想定スタッフ体制(改訂：開所4名からの段階採用モデル、別紙Excel「人件費」シートと連動)</w:t>
       </w:r>
     </w:p>
     <w:p>
@@ -8868,7 +8884,7 @@
         <w:rPr>
           <w:rFonts w:ascii="Yu Gothic" w:cs="Yu Gothic" w:eastAsia="Yu Gothic" w:hAnsi="Yu Gothic"/>
         </w:rPr>
-        <w:t xml:space="preserve">法定最低ラインは「看護職員・PT/OT・生活支援員の総数6.0名」である。本計画では、理念(重度対応・小グループでの地域外出等)を実現するため、法定最低ラインに1.4名を上乗せした総数7.4名を配置する設計とする。これは基準違反ではなく理念実現のための意図的な経営判断としての増員であり、人員配置体制加算(配置比率を基準より手厚くした場合に算定できる加算)の対象になり得る上乗せでもある(第10-4章参照。単位数は要確認)。</w:t>
+        <w:t xml:space="preserve">法定最低ラインは「看護職員・PT/OT・生活支援員の総数6.0名(3:1)」である。しかし開所直後から定員相当の人員を揃えるのは現実的ではなく、人件費をいきなり引き上げることも経営上厳しい。そこで本計画では、丸山さんの実務感覚に基づき、利用者数の増加に合わせて職員を段階的に採用しながら、常に配置比率1.5:1(人員配置体制加算Ⅰの配置水準)を維持するという設計に改めた。開所直後(Year1)は管理者兼サビ管1名・看護職員1名・生活支援員等2名の合計4名で立ち上げ、Year5には合計約14名まで増員する。</w:t>
       </w:r>
     </w:p>
     <w:p>
@@ -8884,12 +8900,12 @@
           <w:sz w:val="20"/>
           <w:szCs w:val="20"/>
         </w:rPr>
-        <w:t xml:space="preserve">⚠ 経営方針決定(理念優先)：この上乗せ配置を法定最低ライン(6.0〜6.5名程度)へ圧縮するレバーは、理念の実現(重度対応・地域外出等)を優先する経営判断として、採用しないことを決定した。上乗せ分(1.4名)は、人員配置体制加算Ⅲの取得(第10-4-1章、Year3以降に段階導入)によって収益面でも部分的に正当化する設計とする。</w:t>
+        <w:t xml:space="preserve">⚠ 経営方針決定：配置比率は3:1(法定最低ライン)ではなく、開所当初から1.5:1(人員配置体制加算Ⅰの配置水準)を目標として維持する。法定最低ラインへの圧縮も検討したが(第10-4章「配置比率シナリオ比較」参照)、質の高いケアと欠員時のバッファーを優先し、1.5:1を正式方針として採用した。この加算収入は「収支計画5年」の基本ケースに算入済みである。</w:t>
       </w:r>
     </w:p>
     <w:tbl>
       <w:tblPr>
-        <w:tblW w:type="dxa" w:w="8900"/>
+        <w:tblW w:type="dxa" w:w="11400"/>
         <w:tblBorders>
           <w:top w:val="single" w:color="auto" w:sz="4"/>
           <w:left w:val="single" w:color="auto" w:sz="4"/>
@@ -8900,11 +8916,13 @@
         </w:tblBorders>
       </w:tblPr>
       <w:tblGrid>
-        <w:gridCol w:w="2600"/>
-        <w:gridCol w:w="1600"/>
-        <w:gridCol w:w="1900"/>
-        <w:gridCol w:w="1600"/>
-        <w:gridCol w:w="1200"/>
+        <w:gridCol w:w="3400"/>
+        <w:gridCol w:w="1300"/>
+        <w:gridCol w:w="1300"/>
+        <w:gridCol w:w="1300"/>
+        <w:gridCol w:w="1300"/>
+        <w:gridCol w:w="1300"/>
+        <w:gridCol w:w="1500"/>
       </w:tblGrid>
       <w:tr>
         <w:trPr>
@@ -8912,7 +8930,7 @@
         </w:trPr>
         <w:tc>
           <w:tcPr>
-            <w:tcW w:type="dxa" w:w="2600"/>
+            <w:tcW w:type="dxa" w:w="3400"/>
             <w:shd w:fill="1F4E78" w:val="clear"/>
             <w:tcMar>
               <w:top w:type="dxa" w:w="60"/>
@@ -8939,7 +8957,7 @@
         </w:tc>
         <w:tc>
           <w:tcPr>
-            <w:tcW w:type="dxa" w:w="1600"/>
+            <w:tcW w:type="dxa" w:w="1300"/>
             <w:shd w:fill="1F4E78" w:val="clear"/>
             <w:tcMar>
               <w:top w:type="dxa" w:w="60"/>
@@ -8960,13 +8978,13 @@
                 <w:sz w:val="19"/>
                 <w:szCs w:val="19"/>
               </w:rPr>
-              <w:t xml:space="preserve">人数(常勤換算)</w:t>
-            </w:r>
-          </w:p>
-        </w:tc>
-        <w:tc>
-          <w:tcPr>
-            <w:tcW w:type="dxa" w:w="1900"/>
+              <w:t xml:space="preserve">Year1</w:t>
+            </w:r>
+          </w:p>
+        </w:tc>
+        <w:tc>
+          <w:tcPr>
+            <w:tcW w:type="dxa" w:w="1300"/>
             <w:shd w:fill="1F4E78" w:val="clear"/>
             <w:tcMar>
               <w:top w:type="dxa" w:w="60"/>
@@ -8987,13 +9005,13 @@
                 <w:sz w:val="19"/>
                 <w:szCs w:val="19"/>
               </w:rPr>
-              <w:t xml:space="preserve">想定年収単価</w:t>
-            </w:r>
-          </w:p>
-        </w:tc>
-        <w:tc>
-          <w:tcPr>
-            <w:tcW w:type="dxa" w:w="1600"/>
+              <w:t xml:space="preserve">Year2</w:t>
+            </w:r>
+          </w:p>
+        </w:tc>
+        <w:tc>
+          <w:tcPr>
+            <w:tcW w:type="dxa" w:w="1300"/>
             <w:shd w:fill="1F4E78" w:val="clear"/>
             <w:tcMar>
               <w:top w:type="dxa" w:w="60"/>
@@ -9014,13 +9032,13 @@
                 <w:sz w:val="19"/>
                 <w:szCs w:val="19"/>
               </w:rPr>
-              <w:t xml:space="preserve">年間人件費</w:t>
-            </w:r>
-          </w:p>
-        </w:tc>
-        <w:tc>
-          <w:tcPr>
-            <w:tcW w:type="dxa" w:w="1200"/>
+              <w:t xml:space="preserve">Year3</w:t>
+            </w:r>
+          </w:p>
+        </w:tc>
+        <w:tc>
+          <w:tcPr>
+            <w:tcW w:type="dxa" w:w="1300"/>
             <w:shd w:fill="1F4E78" w:val="clear"/>
             <w:tcMar>
               <w:top w:type="dxa" w:w="60"/>
@@ -9041,7 +9059,61 @@
                 <w:sz w:val="19"/>
                 <w:szCs w:val="19"/>
               </w:rPr>
-              <w:t xml:space="preserve">備考</w:t>
+              <w:t xml:space="preserve">Year4</w:t>
+            </w:r>
+          </w:p>
+        </w:tc>
+        <w:tc>
+          <w:tcPr>
+            <w:tcW w:type="dxa" w:w="1300"/>
+            <w:shd w:fill="1F4E78" w:val="clear"/>
+            <w:tcMar>
+              <w:top w:type="dxa" w:w="60"/>
+              <w:left w:type="dxa" w:w="100"/>
+              <w:bottom w:type="dxa" w:w="60"/>
+              <w:right w:type="dxa" w:w="100"/>
+            </w:tcMar>
+          </w:tcPr>
+          <w:p>
+            <w:pPr>
+              <w:jc w:val="center"/>
+            </w:pPr>
+            <w:r>
+              <w:rPr>
+                <w:rFonts w:ascii="Yu Gothic" w:cs="Yu Gothic" w:eastAsia="Yu Gothic" w:hAnsi="Yu Gothic"/>
+                <w:b/>
+                <w:bCs/>
+                <w:sz w:val="19"/>
+                <w:szCs w:val="19"/>
+              </w:rPr>
+              <w:t xml:space="preserve">Year5</w:t>
+            </w:r>
+          </w:p>
+        </w:tc>
+        <w:tc>
+          <w:tcPr>
+            <w:tcW w:type="dxa" w:w="1500"/>
+            <w:shd w:fill="1F4E78" w:val="clear"/>
+            <w:tcMar>
+              <w:top w:type="dxa" w:w="60"/>
+              <w:left w:type="dxa" w:w="100"/>
+              <w:bottom w:type="dxa" w:w="60"/>
+              <w:right w:type="dxa" w:w="100"/>
+            </w:tcMar>
+          </w:tcPr>
+          <w:p>
+            <w:pPr>
+              <w:jc w:val="center"/>
+            </w:pPr>
+            <w:r>
+              <w:rPr>
+                <w:rFonts w:ascii="Yu Gothic" w:cs="Yu Gothic" w:eastAsia="Yu Gothic" w:hAnsi="Yu Gothic"/>
+                <w:b/>
+                <w:bCs/>
+                <w:sz w:val="19"/>
+                <w:szCs w:val="19"/>
+              </w:rPr>
+              <w:t xml:space="preserve">想定年収単価</w:t>
             </w:r>
           </w:p>
         </w:tc>
@@ -9049,7 +9121,7 @@
       <w:tr>
         <w:tc>
           <w:tcPr>
-            <w:tcW w:type="dxa" w:w="2600"/>
+            <w:tcW w:type="dxa" w:w="3400"/>
             <w:tcMar>
               <w:top w:type="dxa" w:w="60"/>
               <w:left w:type="dxa" w:w="100"/>
@@ -9075,7 +9147,7 @@
         </w:tc>
         <w:tc>
           <w:tcPr>
-            <w:tcW w:type="dxa" w:w="1600"/>
+            <w:tcW w:type="dxa" w:w="1300"/>
             <w:tcMar>
               <w:top w:type="dxa" w:w="60"/>
               <w:left w:type="dxa" w:w="100"/>
@@ -9101,7 +9173,111 @@
         </w:tc>
         <w:tc>
           <w:tcPr>
-            <w:tcW w:type="dxa" w:w="1900"/>
+            <w:tcW w:type="dxa" w:w="1300"/>
+            <w:tcMar>
+              <w:top w:type="dxa" w:w="60"/>
+              <w:left w:type="dxa" w:w="100"/>
+              <w:bottom w:type="dxa" w:w="60"/>
+              <w:right w:type="dxa" w:w="100"/>
+            </w:tcMar>
+          </w:tcPr>
+          <w:p>
+            <w:pPr>
+              <w:jc w:val="left"/>
+            </w:pPr>
+            <w:r>
+              <w:rPr>
+                <w:rFonts w:ascii="Yu Gothic" w:cs="Yu Gothic" w:eastAsia="Yu Gothic" w:hAnsi="Yu Gothic"/>
+                <w:b w:val="false"/>
+                <w:bCs w:val="false"/>
+                <w:sz w:val="19"/>
+                <w:szCs w:val="19"/>
+              </w:rPr>
+              <w:t xml:space="preserve">1名</w:t>
+            </w:r>
+          </w:p>
+        </w:tc>
+        <w:tc>
+          <w:tcPr>
+            <w:tcW w:type="dxa" w:w="1300"/>
+            <w:tcMar>
+              <w:top w:type="dxa" w:w="60"/>
+              <w:left w:type="dxa" w:w="100"/>
+              <w:bottom w:type="dxa" w:w="60"/>
+              <w:right w:type="dxa" w:w="100"/>
+            </w:tcMar>
+          </w:tcPr>
+          <w:p>
+            <w:pPr>
+              <w:jc w:val="left"/>
+            </w:pPr>
+            <w:r>
+              <w:rPr>
+                <w:rFonts w:ascii="Yu Gothic" w:cs="Yu Gothic" w:eastAsia="Yu Gothic" w:hAnsi="Yu Gothic"/>
+                <w:b w:val="false"/>
+                <w:bCs w:val="false"/>
+                <w:sz w:val="19"/>
+                <w:szCs w:val="19"/>
+              </w:rPr>
+              <w:t xml:space="preserve">1名</w:t>
+            </w:r>
+          </w:p>
+        </w:tc>
+        <w:tc>
+          <w:tcPr>
+            <w:tcW w:type="dxa" w:w="1300"/>
+            <w:tcMar>
+              <w:top w:type="dxa" w:w="60"/>
+              <w:left w:type="dxa" w:w="100"/>
+              <w:bottom w:type="dxa" w:w="60"/>
+              <w:right w:type="dxa" w:w="100"/>
+            </w:tcMar>
+          </w:tcPr>
+          <w:p>
+            <w:pPr>
+              <w:jc w:val="left"/>
+            </w:pPr>
+            <w:r>
+              <w:rPr>
+                <w:rFonts w:ascii="Yu Gothic" w:cs="Yu Gothic" w:eastAsia="Yu Gothic" w:hAnsi="Yu Gothic"/>
+                <w:b w:val="false"/>
+                <w:bCs w:val="false"/>
+                <w:sz w:val="19"/>
+                <w:szCs w:val="19"/>
+              </w:rPr>
+              <w:t xml:space="preserve">1名</w:t>
+            </w:r>
+          </w:p>
+        </w:tc>
+        <w:tc>
+          <w:tcPr>
+            <w:tcW w:type="dxa" w:w="1300"/>
+            <w:tcMar>
+              <w:top w:type="dxa" w:w="60"/>
+              <w:left w:type="dxa" w:w="100"/>
+              <w:bottom w:type="dxa" w:w="60"/>
+              <w:right w:type="dxa" w:w="100"/>
+            </w:tcMar>
+          </w:tcPr>
+          <w:p>
+            <w:pPr>
+              <w:jc w:val="left"/>
+            </w:pPr>
+            <w:r>
+              <w:rPr>
+                <w:rFonts w:ascii="Yu Gothic" w:cs="Yu Gothic" w:eastAsia="Yu Gothic" w:hAnsi="Yu Gothic"/>
+                <w:b w:val="false"/>
+                <w:bCs w:val="false"/>
+                <w:sz w:val="19"/>
+                <w:szCs w:val="19"/>
+              </w:rPr>
+              <w:t xml:space="preserve">1名</w:t>
+            </w:r>
+          </w:p>
+        </w:tc>
+        <w:tc>
+          <w:tcPr>
+            <w:tcW w:type="dxa" w:w="1500"/>
             <w:tcMar>
               <w:top w:type="dxa" w:w="60"/>
               <w:left w:type="dxa" w:w="100"/>
@@ -9122,58 +9298,6 @@
                 <w:szCs w:val="19"/>
               </w:rPr>
               <w:t xml:space="preserve">480万円</w:t>
-            </w:r>
-          </w:p>
-        </w:tc>
-        <w:tc>
-          <w:tcPr>
-            <w:tcW w:type="dxa" w:w="1600"/>
-            <w:tcMar>
-              <w:top w:type="dxa" w:w="60"/>
-              <w:left w:type="dxa" w:w="100"/>
-              <w:bottom w:type="dxa" w:w="60"/>
-              <w:right w:type="dxa" w:w="100"/>
-            </w:tcMar>
-          </w:tcPr>
-          <w:p>
-            <w:pPr>
-              <w:jc w:val="left"/>
-            </w:pPr>
-            <w:r>
-              <w:rPr>
-                <w:rFonts w:ascii="Yu Gothic" w:cs="Yu Gothic" w:eastAsia="Yu Gothic" w:hAnsi="Yu Gothic"/>
-                <w:b w:val="false"/>
-                <w:bCs w:val="false"/>
-                <w:sz w:val="19"/>
-                <w:szCs w:val="19"/>
-              </w:rPr>
-              <w:t xml:space="preserve">480万円</w:t>
-            </w:r>
-          </w:p>
-        </w:tc>
-        <w:tc>
-          <w:tcPr>
-            <w:tcW w:type="dxa" w:w="1200"/>
-            <w:tcMar>
-              <w:top w:type="dxa" w:w="60"/>
-              <w:left w:type="dxa" w:w="100"/>
-              <w:bottom w:type="dxa" w:w="60"/>
-              <w:right w:type="dxa" w:w="100"/>
-            </w:tcMar>
-          </w:tcPr>
-          <w:p>
-            <w:pPr>
-              <w:jc w:val="left"/>
-            </w:pPr>
-            <w:r>
-              <w:rPr>
-                <w:rFonts w:ascii="Yu Gothic" w:cs="Yu Gothic" w:eastAsia="Yu Gothic" w:hAnsi="Yu Gothic"/>
-                <w:b w:val="false"/>
-                <w:bCs w:val="false"/>
-                <w:sz w:val="19"/>
-                <w:szCs w:val="19"/>
-              </w:rPr>
-              <w:t xml:space="preserve">常勤・専従が原則。専従性の扱いは広島市の事前相談で要確認</w:t>
             </w:r>
           </w:p>
         </w:tc>
@@ -9181,136 +9305,190 @@
       <w:tr>
         <w:tc>
           <w:tcPr>
-            <w:tcW w:type="dxa" w:w="2600"/>
-            <w:shd w:fill="DCE6F1" w:val="clear"/>
-            <w:tcMar>
-              <w:top w:type="dxa" w:w="60"/>
-              <w:left w:type="dxa" w:w="100"/>
-              <w:bottom w:type="dxa" w:w="60"/>
-              <w:right w:type="dxa" w:w="100"/>
-            </w:tcMar>
-          </w:tcPr>
-          <w:p>
-            <w:pPr>
-              <w:jc w:val="left"/>
-            </w:pPr>
-            <w:r>
-              <w:rPr>
-                <w:rFonts w:ascii="Yu Gothic" w:cs="Yu Gothic" w:eastAsia="Yu Gothic" w:hAnsi="Yu Gothic"/>
-                <w:b w:val="false"/>
-                <w:bCs w:val="false"/>
-                <w:sz w:val="19"/>
-                <w:szCs w:val="19"/>
-              </w:rPr>
-              <w:t xml:space="preserve">生活支援員等</w:t>
-            </w:r>
-          </w:p>
-        </w:tc>
-        <w:tc>
-          <w:tcPr>
-            <w:tcW w:type="dxa" w:w="1600"/>
-            <w:shd w:fill="DCE6F1" w:val="clear"/>
-            <w:tcMar>
-              <w:top w:type="dxa" w:w="60"/>
-              <w:left w:type="dxa" w:w="100"/>
-              <w:bottom w:type="dxa" w:w="60"/>
-              <w:right w:type="dxa" w:w="100"/>
-            </w:tcMar>
-          </w:tcPr>
-          <w:p>
-            <w:pPr>
-              <w:jc w:val="left"/>
-            </w:pPr>
-            <w:r>
-              <w:rPr>
-                <w:rFonts w:ascii="Yu Gothic" w:cs="Yu Gothic" w:eastAsia="Yu Gothic" w:hAnsi="Yu Gothic"/>
-                <w:b w:val="false"/>
-                <w:bCs w:val="false"/>
-                <w:sz w:val="19"/>
-                <w:szCs w:val="19"/>
-              </w:rPr>
-              <w:t xml:space="preserve">6名</w:t>
-            </w:r>
-          </w:p>
-        </w:tc>
-        <w:tc>
-          <w:tcPr>
-            <w:tcW w:type="dxa" w:w="1900"/>
-            <w:shd w:fill="DCE6F1" w:val="clear"/>
-            <w:tcMar>
-              <w:top w:type="dxa" w:w="60"/>
-              <w:left w:type="dxa" w:w="100"/>
-              <w:bottom w:type="dxa" w:w="60"/>
-              <w:right w:type="dxa" w:w="100"/>
-            </w:tcMar>
-          </w:tcPr>
-          <w:p>
-            <w:pPr>
-              <w:jc w:val="left"/>
-            </w:pPr>
-            <w:r>
-              <w:rPr>
-                <w:rFonts w:ascii="Yu Gothic" w:cs="Yu Gothic" w:eastAsia="Yu Gothic" w:hAnsi="Yu Gothic"/>
-                <w:b w:val="false"/>
-                <w:bCs w:val="false"/>
-                <w:sz w:val="19"/>
-                <w:szCs w:val="19"/>
-              </w:rPr>
-              <w:t xml:space="preserve">360万円</w:t>
-            </w:r>
-          </w:p>
-        </w:tc>
-        <w:tc>
-          <w:tcPr>
-            <w:tcW w:type="dxa" w:w="1600"/>
-            <w:shd w:fill="DCE6F1" w:val="clear"/>
-            <w:tcMar>
-              <w:top w:type="dxa" w:w="60"/>
-              <w:left w:type="dxa" w:w="100"/>
-              <w:bottom w:type="dxa" w:w="60"/>
-              <w:right w:type="dxa" w:w="100"/>
-            </w:tcMar>
-          </w:tcPr>
-          <w:p>
-            <w:pPr>
-              <w:jc w:val="left"/>
-            </w:pPr>
-            <w:r>
-              <w:rPr>
-                <w:rFonts w:ascii="Yu Gothic" w:cs="Yu Gothic" w:eastAsia="Yu Gothic" w:hAnsi="Yu Gothic"/>
-                <w:b w:val="false"/>
-                <w:bCs w:val="false"/>
-                <w:sz w:val="19"/>
-                <w:szCs w:val="19"/>
-              </w:rPr>
-              <w:t xml:space="preserve">2,160万円</w:t>
-            </w:r>
-          </w:p>
-        </w:tc>
-        <w:tc>
-          <w:tcPr>
-            <w:tcW w:type="dxa" w:w="1200"/>
-            <w:shd w:fill="DCE6F1" w:val="clear"/>
-            <w:tcMar>
-              <w:top w:type="dxa" w:w="60"/>
-              <w:left w:type="dxa" w:w="100"/>
-              <w:bottom w:type="dxa" w:w="60"/>
-              <w:right w:type="dxa" w:w="100"/>
-            </w:tcMar>
-          </w:tcPr>
-          <w:p>
-            <w:pPr>
-              <w:jc w:val="left"/>
-            </w:pPr>
-            <w:r>
-              <w:rPr>
-                <w:rFonts w:ascii="Yu Gothic" w:cs="Yu Gothic" w:eastAsia="Yu Gothic" w:hAnsi="Yu Gothic"/>
-                <w:b w:val="false"/>
-                <w:bCs w:val="false"/>
-                <w:sz w:val="19"/>
-                <w:szCs w:val="19"/>
-              </w:rPr>
-              <w:t xml:space="preserve">送迎はシフト内で輪番対応</w:t>
+            <w:tcW w:type="dxa" w:w="3400"/>
+            <w:shd w:fill="DCE6F1" w:val="clear"/>
+            <w:tcMar>
+              <w:top w:type="dxa" w:w="60"/>
+              <w:left w:type="dxa" w:w="100"/>
+              <w:bottom w:type="dxa" w:w="60"/>
+              <w:right w:type="dxa" w:w="100"/>
+            </w:tcMar>
+          </w:tcPr>
+          <w:p>
+            <w:pPr>
+              <w:jc w:val="left"/>
+            </w:pPr>
+            <w:r>
+              <w:rPr>
+                <w:rFonts w:ascii="Yu Gothic" w:cs="Yu Gothic" w:eastAsia="Yu Gothic" w:hAnsi="Yu Gothic"/>
+                <w:b w:val="false"/>
+                <w:bCs w:val="false"/>
+                <w:sz w:val="19"/>
+                <w:szCs w:val="19"/>
+              </w:rPr>
+              <w:t xml:space="preserve">看護職員(看護師・准看護師、必置)</w:t>
+            </w:r>
+          </w:p>
+        </w:tc>
+        <w:tc>
+          <w:tcPr>
+            <w:tcW w:type="dxa" w:w="1300"/>
+            <w:shd w:fill="DCE6F1" w:val="clear"/>
+            <w:tcMar>
+              <w:top w:type="dxa" w:w="60"/>
+              <w:left w:type="dxa" w:w="100"/>
+              <w:bottom w:type="dxa" w:w="60"/>
+              <w:right w:type="dxa" w:w="100"/>
+            </w:tcMar>
+          </w:tcPr>
+          <w:p>
+            <w:pPr>
+              <w:jc w:val="left"/>
+            </w:pPr>
+            <w:r>
+              <w:rPr>
+                <w:rFonts w:ascii="Yu Gothic" w:cs="Yu Gothic" w:eastAsia="Yu Gothic" w:hAnsi="Yu Gothic"/>
+                <w:b w:val="false"/>
+                <w:bCs w:val="false"/>
+                <w:sz w:val="19"/>
+                <w:szCs w:val="19"/>
+              </w:rPr>
+              <w:t xml:space="preserve">1名</w:t>
+            </w:r>
+          </w:p>
+        </w:tc>
+        <w:tc>
+          <w:tcPr>
+            <w:tcW w:type="dxa" w:w="1300"/>
+            <w:shd w:fill="DCE6F1" w:val="clear"/>
+            <w:tcMar>
+              <w:top w:type="dxa" w:w="60"/>
+              <w:left w:type="dxa" w:w="100"/>
+              <w:bottom w:type="dxa" w:w="60"/>
+              <w:right w:type="dxa" w:w="100"/>
+            </w:tcMar>
+          </w:tcPr>
+          <w:p>
+            <w:pPr>
+              <w:jc w:val="left"/>
+            </w:pPr>
+            <w:r>
+              <w:rPr>
+                <w:rFonts w:ascii="Yu Gothic" w:cs="Yu Gothic" w:eastAsia="Yu Gothic" w:hAnsi="Yu Gothic"/>
+                <w:b w:val="false"/>
+                <w:bCs w:val="false"/>
+                <w:sz w:val="19"/>
+                <w:szCs w:val="19"/>
+              </w:rPr>
+              <w:t xml:space="preserve">1名</w:t>
+            </w:r>
+          </w:p>
+        </w:tc>
+        <w:tc>
+          <w:tcPr>
+            <w:tcW w:type="dxa" w:w="1300"/>
+            <w:shd w:fill="DCE6F1" w:val="clear"/>
+            <w:tcMar>
+              <w:top w:type="dxa" w:w="60"/>
+              <w:left w:type="dxa" w:w="100"/>
+              <w:bottom w:type="dxa" w:w="60"/>
+              <w:right w:type="dxa" w:w="100"/>
+            </w:tcMar>
+          </w:tcPr>
+          <w:p>
+            <w:pPr>
+              <w:jc w:val="left"/>
+            </w:pPr>
+            <w:r>
+              <w:rPr>
+                <w:rFonts w:ascii="Yu Gothic" w:cs="Yu Gothic" w:eastAsia="Yu Gothic" w:hAnsi="Yu Gothic"/>
+                <w:b w:val="false"/>
+                <w:bCs w:val="false"/>
+                <w:sz w:val="19"/>
+                <w:szCs w:val="19"/>
+              </w:rPr>
+              <w:t xml:space="preserve">1名</w:t>
+            </w:r>
+          </w:p>
+        </w:tc>
+        <w:tc>
+          <w:tcPr>
+            <w:tcW w:type="dxa" w:w="1300"/>
+            <w:shd w:fill="DCE6F1" w:val="clear"/>
+            <w:tcMar>
+              <w:top w:type="dxa" w:w="60"/>
+              <w:left w:type="dxa" w:w="100"/>
+              <w:bottom w:type="dxa" w:w="60"/>
+              <w:right w:type="dxa" w:w="100"/>
+            </w:tcMar>
+          </w:tcPr>
+          <w:p>
+            <w:pPr>
+              <w:jc w:val="left"/>
+            </w:pPr>
+            <w:r>
+              <w:rPr>
+                <w:rFonts w:ascii="Yu Gothic" w:cs="Yu Gothic" w:eastAsia="Yu Gothic" w:hAnsi="Yu Gothic"/>
+                <w:b w:val="false"/>
+                <w:bCs w:val="false"/>
+                <w:sz w:val="19"/>
+                <w:szCs w:val="19"/>
+              </w:rPr>
+              <w:t xml:space="preserve">1名</w:t>
+            </w:r>
+          </w:p>
+        </w:tc>
+        <w:tc>
+          <w:tcPr>
+            <w:tcW w:type="dxa" w:w="1300"/>
+            <w:shd w:fill="DCE6F1" w:val="clear"/>
+            <w:tcMar>
+              <w:top w:type="dxa" w:w="60"/>
+              <w:left w:type="dxa" w:w="100"/>
+              <w:bottom w:type="dxa" w:w="60"/>
+              <w:right w:type="dxa" w:w="100"/>
+            </w:tcMar>
+          </w:tcPr>
+          <w:p>
+            <w:pPr>
+              <w:jc w:val="left"/>
+            </w:pPr>
+            <w:r>
+              <w:rPr>
+                <w:rFonts w:ascii="Yu Gothic" w:cs="Yu Gothic" w:eastAsia="Yu Gothic" w:hAnsi="Yu Gothic"/>
+                <w:b w:val="false"/>
+                <w:bCs w:val="false"/>
+                <w:sz w:val="19"/>
+                <w:szCs w:val="19"/>
+              </w:rPr>
+              <w:t xml:space="preserve">1名</w:t>
+            </w:r>
+          </w:p>
+        </w:tc>
+        <w:tc>
+          <w:tcPr>
+            <w:tcW w:type="dxa" w:w="1500"/>
+            <w:shd w:fill="DCE6F1" w:val="clear"/>
+            <w:tcMar>
+              <w:top w:type="dxa" w:w="60"/>
+              <w:left w:type="dxa" w:w="100"/>
+              <w:bottom w:type="dxa" w:w="60"/>
+              <w:right w:type="dxa" w:w="100"/>
+            </w:tcMar>
+          </w:tcPr>
+          <w:p>
+            <w:pPr>
+              <w:jc w:val="left"/>
+            </w:pPr>
+            <w:r>
+              <w:rPr>
+                <w:rFonts w:ascii="Yu Gothic" w:cs="Yu Gothic" w:eastAsia="Yu Gothic" w:hAnsi="Yu Gothic"/>
+                <w:b w:val="false"/>
+                <w:bCs w:val="false"/>
+                <w:sz w:val="19"/>
+                <w:szCs w:val="19"/>
+              </w:rPr>
+              <w:t xml:space="preserve">420万円</w:t>
             </w:r>
           </w:p>
         </w:tc>
@@ -9318,131 +9496,183 @@
       <w:tr>
         <w:tc>
           <w:tcPr>
-            <w:tcW w:type="dxa" w:w="2600"/>
-            <w:tcMar>
-              <w:top w:type="dxa" w:w="60"/>
-              <w:left w:type="dxa" w:w="100"/>
-              <w:bottom w:type="dxa" w:w="60"/>
-              <w:right w:type="dxa" w:w="100"/>
-            </w:tcMar>
-          </w:tcPr>
-          <w:p>
-            <w:pPr>
-              <w:jc w:val="left"/>
-            </w:pPr>
-            <w:r>
-              <w:rPr>
-                <w:rFonts w:ascii="Yu Gothic" w:cs="Yu Gothic" w:eastAsia="Yu Gothic" w:hAnsi="Yu Gothic"/>
-                <w:b w:val="false"/>
-                <w:bCs w:val="false"/>
-                <w:sz w:val="19"/>
-                <w:szCs w:val="19"/>
-              </w:rPr>
-              <w:t xml:space="preserve">看護職員(看護師・准看護師、必置)</w:t>
-            </w:r>
-          </w:p>
-        </w:tc>
-        <w:tc>
-          <w:tcPr>
-            <w:tcW w:type="dxa" w:w="1600"/>
-            <w:tcMar>
-              <w:top w:type="dxa" w:w="60"/>
-              <w:left w:type="dxa" w:w="100"/>
-              <w:bottom w:type="dxa" w:w="60"/>
-              <w:right w:type="dxa" w:w="100"/>
-            </w:tcMar>
-          </w:tcPr>
-          <w:p>
-            <w:pPr>
-              <w:jc w:val="left"/>
-            </w:pPr>
-            <w:r>
-              <w:rPr>
-                <w:rFonts w:ascii="Yu Gothic" w:cs="Yu Gothic" w:eastAsia="Yu Gothic" w:hAnsi="Yu Gothic"/>
-                <w:b w:val="false"/>
-                <w:bCs w:val="false"/>
-                <w:sz w:val="19"/>
-                <w:szCs w:val="19"/>
-              </w:rPr>
-              <w:t xml:space="preserve">1名</w:t>
-            </w:r>
-          </w:p>
-        </w:tc>
-        <w:tc>
-          <w:tcPr>
-            <w:tcW w:type="dxa" w:w="1900"/>
-            <w:tcMar>
-              <w:top w:type="dxa" w:w="60"/>
-              <w:left w:type="dxa" w:w="100"/>
-              <w:bottom w:type="dxa" w:w="60"/>
-              <w:right w:type="dxa" w:w="100"/>
-            </w:tcMar>
-          </w:tcPr>
-          <w:p>
-            <w:pPr>
-              <w:jc w:val="left"/>
-            </w:pPr>
-            <w:r>
-              <w:rPr>
-                <w:rFonts w:ascii="Yu Gothic" w:cs="Yu Gothic" w:eastAsia="Yu Gothic" w:hAnsi="Yu Gothic"/>
-                <w:b w:val="false"/>
-                <w:bCs w:val="false"/>
-                <w:sz w:val="19"/>
-                <w:szCs w:val="19"/>
-              </w:rPr>
-              <w:t xml:space="preserve">420万円</w:t>
-            </w:r>
-          </w:p>
-        </w:tc>
-        <w:tc>
-          <w:tcPr>
-            <w:tcW w:type="dxa" w:w="1600"/>
-            <w:tcMar>
-              <w:top w:type="dxa" w:w="60"/>
-              <w:left w:type="dxa" w:w="100"/>
-              <w:bottom w:type="dxa" w:w="60"/>
-              <w:right w:type="dxa" w:w="100"/>
-            </w:tcMar>
-          </w:tcPr>
-          <w:p>
-            <w:pPr>
-              <w:jc w:val="left"/>
-            </w:pPr>
-            <w:r>
-              <w:rPr>
-                <w:rFonts w:ascii="Yu Gothic" w:cs="Yu Gothic" w:eastAsia="Yu Gothic" w:hAnsi="Yu Gothic"/>
-                <w:b w:val="false"/>
-                <w:bCs w:val="false"/>
-                <w:sz w:val="19"/>
-                <w:szCs w:val="19"/>
-              </w:rPr>
-              <w:t xml:space="preserve">420万円</w:t>
-            </w:r>
-          </w:p>
-        </w:tc>
-        <w:tc>
-          <w:tcPr>
-            <w:tcW w:type="dxa" w:w="1200"/>
-            <w:tcMar>
-              <w:top w:type="dxa" w:w="60"/>
-              <w:left w:type="dxa" w:w="100"/>
-              <w:bottom w:type="dxa" w:w="60"/>
-              <w:right w:type="dxa" w:w="100"/>
-            </w:tcMar>
-          </w:tcPr>
-          <w:p>
-            <w:pPr>
-              <w:jc w:val="left"/>
-            </w:pPr>
-            <w:r>
-              <w:rPr>
-                <w:rFonts w:ascii="Yu Gothic" w:cs="Yu Gothic" w:eastAsia="Yu Gothic" w:hAnsi="Yu Gothic"/>
-                <w:b w:val="false"/>
-                <w:bCs w:val="false"/>
-                <w:sz w:val="19"/>
-                <w:szCs w:val="19"/>
-              </w:rPr>
-              <w:t xml:space="preserve">非常勤の組み合わせでも可</w:t>
+            <w:tcW w:type="dxa" w:w="3400"/>
+            <w:tcMar>
+              <w:top w:type="dxa" w:w="60"/>
+              <w:left w:type="dxa" w:w="100"/>
+              <w:bottom w:type="dxa" w:w="60"/>
+              <w:right w:type="dxa" w:w="100"/>
+            </w:tcMar>
+          </w:tcPr>
+          <w:p>
+            <w:pPr>
+              <w:jc w:val="left"/>
+            </w:pPr>
+            <w:r>
+              <w:rPr>
+                <w:rFonts w:ascii="Yu Gothic" w:cs="Yu Gothic" w:eastAsia="Yu Gothic" w:hAnsi="Yu Gothic"/>
+                <w:b w:val="false"/>
+                <w:bCs w:val="false"/>
+                <w:sz w:val="19"/>
+                <w:szCs w:val="19"/>
+              </w:rPr>
+              <w:t xml:space="preserve">機能訓練指導員(PT/OT)</w:t>
+            </w:r>
+          </w:p>
+        </w:tc>
+        <w:tc>
+          <w:tcPr>
+            <w:tcW w:type="dxa" w:w="1300"/>
+            <w:tcMar>
+              <w:top w:type="dxa" w:w="60"/>
+              <w:left w:type="dxa" w:w="100"/>
+              <w:bottom w:type="dxa" w:w="60"/>
+              <w:right w:type="dxa" w:w="100"/>
+            </w:tcMar>
+          </w:tcPr>
+          <w:p>
+            <w:pPr>
+              <w:jc w:val="left"/>
+            </w:pPr>
+            <w:r>
+              <w:rPr>
+                <w:rFonts w:ascii="Yu Gothic" w:cs="Yu Gothic" w:eastAsia="Yu Gothic" w:hAnsi="Yu Gothic"/>
+                <w:b w:val="false"/>
+                <w:bCs w:val="false"/>
+                <w:sz w:val="19"/>
+                <w:szCs w:val="19"/>
+              </w:rPr>
+              <w:t xml:space="preserve">0名</w:t>
+            </w:r>
+          </w:p>
+        </w:tc>
+        <w:tc>
+          <w:tcPr>
+            <w:tcW w:type="dxa" w:w="1300"/>
+            <w:tcMar>
+              <w:top w:type="dxa" w:w="60"/>
+              <w:left w:type="dxa" w:w="100"/>
+              <w:bottom w:type="dxa" w:w="60"/>
+              <w:right w:type="dxa" w:w="100"/>
+            </w:tcMar>
+          </w:tcPr>
+          <w:p>
+            <w:pPr>
+              <w:jc w:val="left"/>
+            </w:pPr>
+            <w:r>
+              <w:rPr>
+                <w:rFonts w:ascii="Yu Gothic" w:cs="Yu Gothic" w:eastAsia="Yu Gothic" w:hAnsi="Yu Gothic"/>
+                <w:b w:val="false"/>
+                <w:bCs w:val="false"/>
+                <w:sz w:val="19"/>
+                <w:szCs w:val="19"/>
+              </w:rPr>
+              <w:t xml:space="preserve">0名</w:t>
+            </w:r>
+          </w:p>
+        </w:tc>
+        <w:tc>
+          <w:tcPr>
+            <w:tcW w:type="dxa" w:w="1300"/>
+            <w:tcMar>
+              <w:top w:type="dxa" w:w="60"/>
+              <w:left w:type="dxa" w:w="100"/>
+              <w:bottom w:type="dxa" w:w="60"/>
+              <w:right w:type="dxa" w:w="100"/>
+            </w:tcMar>
+          </w:tcPr>
+          <w:p>
+            <w:pPr>
+              <w:jc w:val="left"/>
+            </w:pPr>
+            <w:r>
+              <w:rPr>
+                <w:rFonts w:ascii="Yu Gothic" w:cs="Yu Gothic" w:eastAsia="Yu Gothic" w:hAnsi="Yu Gothic"/>
+                <w:b w:val="false"/>
+                <w:bCs w:val="false"/>
+                <w:sz w:val="19"/>
+                <w:szCs w:val="19"/>
+              </w:rPr>
+              <w:t xml:space="preserve">0.4名</w:t>
+            </w:r>
+          </w:p>
+        </w:tc>
+        <w:tc>
+          <w:tcPr>
+            <w:tcW w:type="dxa" w:w="1300"/>
+            <w:tcMar>
+              <w:top w:type="dxa" w:w="60"/>
+              <w:left w:type="dxa" w:w="100"/>
+              <w:bottom w:type="dxa" w:w="60"/>
+              <w:right w:type="dxa" w:w="100"/>
+            </w:tcMar>
+          </w:tcPr>
+          <w:p>
+            <w:pPr>
+              <w:jc w:val="left"/>
+            </w:pPr>
+            <w:r>
+              <w:rPr>
+                <w:rFonts w:ascii="Yu Gothic" w:cs="Yu Gothic" w:eastAsia="Yu Gothic" w:hAnsi="Yu Gothic"/>
+                <w:b w:val="false"/>
+                <w:bCs w:val="false"/>
+                <w:sz w:val="19"/>
+                <w:szCs w:val="19"/>
+              </w:rPr>
+              <w:t xml:space="preserve">0.4名</w:t>
+            </w:r>
+          </w:p>
+        </w:tc>
+        <w:tc>
+          <w:tcPr>
+            <w:tcW w:type="dxa" w:w="1300"/>
+            <w:tcMar>
+              <w:top w:type="dxa" w:w="60"/>
+              <w:left w:type="dxa" w:w="100"/>
+              <w:bottom w:type="dxa" w:w="60"/>
+              <w:right w:type="dxa" w:w="100"/>
+            </w:tcMar>
+          </w:tcPr>
+          <w:p>
+            <w:pPr>
+              <w:jc w:val="left"/>
+            </w:pPr>
+            <w:r>
+              <w:rPr>
+                <w:rFonts w:ascii="Yu Gothic" w:cs="Yu Gothic" w:eastAsia="Yu Gothic" w:hAnsi="Yu Gothic"/>
+                <w:b w:val="false"/>
+                <w:bCs w:val="false"/>
+                <w:sz w:val="19"/>
+                <w:szCs w:val="19"/>
+              </w:rPr>
+              <w:t xml:space="preserve">0.4名</w:t>
+            </w:r>
+          </w:p>
+        </w:tc>
+        <w:tc>
+          <w:tcPr>
+            <w:tcW w:type="dxa" w:w="1500"/>
+            <w:tcMar>
+              <w:top w:type="dxa" w:w="60"/>
+              <w:left w:type="dxa" w:w="100"/>
+              <w:bottom w:type="dxa" w:w="60"/>
+              <w:right w:type="dxa" w:w="100"/>
+            </w:tcMar>
+          </w:tcPr>
+          <w:p>
+            <w:pPr>
+              <w:jc w:val="left"/>
+            </w:pPr>
+            <w:r>
+              <w:rPr>
+                <w:rFonts w:ascii="Yu Gothic" w:cs="Yu Gothic" w:eastAsia="Yu Gothic" w:hAnsi="Yu Gothic"/>
+                <w:b w:val="false"/>
+                <w:bCs w:val="false"/>
+                <w:sz w:val="19"/>
+                <w:szCs w:val="19"/>
+              </w:rPr>
+              <w:t xml:space="preserve">420万円単価</w:t>
             </w:r>
           </w:p>
         </w:tc>
@@ -9450,136 +9680,190 @@
       <w:tr>
         <w:tc>
           <w:tcPr>
-            <w:tcW w:type="dxa" w:w="2600"/>
-            <w:shd w:fill="DCE6F1" w:val="clear"/>
-            <w:tcMar>
-              <w:top w:type="dxa" w:w="60"/>
-              <w:left w:type="dxa" w:w="100"/>
-              <w:bottom w:type="dxa" w:w="60"/>
-              <w:right w:type="dxa" w:w="100"/>
-            </w:tcMar>
-          </w:tcPr>
-          <w:p>
-            <w:pPr>
-              <w:jc w:val="left"/>
-            </w:pPr>
-            <w:r>
-              <w:rPr>
-                <w:rFonts w:ascii="Yu Gothic" w:cs="Yu Gothic" w:eastAsia="Yu Gothic" w:hAnsi="Yu Gothic"/>
-                <w:b w:val="false"/>
-                <w:bCs w:val="false"/>
-                <w:sz w:val="19"/>
-                <w:szCs w:val="19"/>
-              </w:rPr>
-              <w:t xml:space="preserve">機能訓練指導員(PT/OT、非常勤)</w:t>
-            </w:r>
-          </w:p>
-        </w:tc>
-        <w:tc>
-          <w:tcPr>
-            <w:tcW w:type="dxa" w:w="1600"/>
-            <w:shd w:fill="DCE6F1" w:val="clear"/>
-            <w:tcMar>
-              <w:top w:type="dxa" w:w="60"/>
-              <w:left w:type="dxa" w:w="100"/>
-              <w:bottom w:type="dxa" w:w="60"/>
-              <w:right w:type="dxa" w:w="100"/>
-            </w:tcMar>
-          </w:tcPr>
-          <w:p>
-            <w:pPr>
-              <w:jc w:val="left"/>
-            </w:pPr>
-            <w:r>
-              <w:rPr>
-                <w:rFonts w:ascii="Yu Gothic" w:cs="Yu Gothic" w:eastAsia="Yu Gothic" w:hAnsi="Yu Gothic"/>
-                <w:b w:val="false"/>
-                <w:bCs w:val="false"/>
-                <w:sz w:val="19"/>
-                <w:szCs w:val="19"/>
-              </w:rPr>
-              <w:t xml:space="preserve">0.4名</w:t>
-            </w:r>
-          </w:p>
-        </w:tc>
-        <w:tc>
-          <w:tcPr>
-            <w:tcW w:type="dxa" w:w="1900"/>
-            <w:shd w:fill="DCE6F1" w:val="clear"/>
-            <w:tcMar>
-              <w:top w:type="dxa" w:w="60"/>
-              <w:left w:type="dxa" w:w="100"/>
-              <w:bottom w:type="dxa" w:w="60"/>
-              <w:right w:type="dxa" w:w="100"/>
-            </w:tcMar>
-          </w:tcPr>
-          <w:p>
-            <w:pPr>
-              <w:jc w:val="left"/>
-            </w:pPr>
-            <w:r>
-              <w:rPr>
-                <w:rFonts w:ascii="Yu Gothic" w:cs="Yu Gothic" w:eastAsia="Yu Gothic" w:hAnsi="Yu Gothic"/>
-                <w:b w:val="false"/>
-                <w:bCs w:val="false"/>
-                <w:sz w:val="19"/>
-                <w:szCs w:val="19"/>
-              </w:rPr>
-              <w:t xml:space="preserve">(按分)420万円単価</w:t>
-            </w:r>
-          </w:p>
-        </w:tc>
-        <w:tc>
-          <w:tcPr>
-            <w:tcW w:type="dxa" w:w="1600"/>
-            <w:shd w:fill="DCE6F1" w:val="clear"/>
-            <w:tcMar>
-              <w:top w:type="dxa" w:w="60"/>
-              <w:left w:type="dxa" w:w="100"/>
-              <w:bottom w:type="dxa" w:w="60"/>
-              <w:right w:type="dxa" w:w="100"/>
-            </w:tcMar>
-          </w:tcPr>
-          <w:p>
-            <w:pPr>
-              <w:jc w:val="left"/>
-            </w:pPr>
-            <w:r>
-              <w:rPr>
-                <w:rFonts w:ascii="Yu Gothic" w:cs="Yu Gothic" w:eastAsia="Yu Gothic" w:hAnsi="Yu Gothic"/>
-                <w:b w:val="false"/>
-                <w:bCs w:val="false"/>
-                <w:sz w:val="19"/>
-                <w:szCs w:val="19"/>
-              </w:rPr>
-              <w:t xml:space="preserve">168万円</w:t>
-            </w:r>
-          </w:p>
-        </w:tc>
-        <w:tc>
-          <w:tcPr>
-            <w:tcW w:type="dxa" w:w="1200"/>
-            <w:shd w:fill="DCE6F1" w:val="clear"/>
-            <w:tcMar>
-              <w:top w:type="dxa" w:w="60"/>
-              <w:left w:type="dxa" w:w="100"/>
-              <w:bottom w:type="dxa" w:w="60"/>
-              <w:right w:type="dxa" w:w="100"/>
-            </w:tcMar>
-          </w:tcPr>
-          <w:p>
-            <w:pPr>
-              <w:jc w:val="left"/>
-            </w:pPr>
-            <w:r>
-              <w:rPr>
-                <w:rFonts w:ascii="Yu Gothic" w:cs="Yu Gothic" w:eastAsia="Yu Gothic" w:hAnsi="Yu Gothic"/>
-                <w:b w:val="false"/>
-                <w:bCs w:val="false"/>
-                <w:sz w:val="19"/>
-                <w:szCs w:val="19"/>
-              </w:rPr>
-              <w:t xml:space="preserve">週2日程度を想定</w:t>
+            <w:tcW w:type="dxa" w:w="3400"/>
+            <w:shd w:fill="DCE6F1" w:val="clear"/>
+            <w:tcMar>
+              <w:top w:type="dxa" w:w="60"/>
+              <w:left w:type="dxa" w:w="100"/>
+              <w:bottom w:type="dxa" w:w="60"/>
+              <w:right w:type="dxa" w:w="100"/>
+            </w:tcMar>
+          </w:tcPr>
+          <w:p>
+            <w:pPr>
+              <w:jc w:val="left"/>
+            </w:pPr>
+            <w:r>
+              <w:rPr>
+                <w:rFonts w:ascii="Yu Gothic" w:cs="Yu Gothic" w:eastAsia="Yu Gothic" w:hAnsi="Yu Gothic"/>
+                <w:b w:val="false"/>
+                <w:bCs w:val="false"/>
+                <w:sz w:val="19"/>
+                <w:szCs w:val="19"/>
+              </w:rPr>
+              <w:t xml:space="preserve">事務員(パート)</w:t>
+            </w:r>
+          </w:p>
+        </w:tc>
+        <w:tc>
+          <w:tcPr>
+            <w:tcW w:type="dxa" w:w="1300"/>
+            <w:shd w:fill="DCE6F1" w:val="clear"/>
+            <w:tcMar>
+              <w:top w:type="dxa" w:w="60"/>
+              <w:left w:type="dxa" w:w="100"/>
+              <w:bottom w:type="dxa" w:w="60"/>
+              <w:right w:type="dxa" w:w="100"/>
+            </w:tcMar>
+          </w:tcPr>
+          <w:p>
+            <w:pPr>
+              <w:jc w:val="left"/>
+            </w:pPr>
+            <w:r>
+              <w:rPr>
+                <w:rFonts w:ascii="Yu Gothic" w:cs="Yu Gothic" w:eastAsia="Yu Gothic" w:hAnsi="Yu Gothic"/>
+                <w:b w:val="false"/>
+                <w:bCs w:val="false"/>
+                <w:sz w:val="19"/>
+                <w:szCs w:val="19"/>
+              </w:rPr>
+              <w:t xml:space="preserve">0名</w:t>
+            </w:r>
+          </w:p>
+        </w:tc>
+        <w:tc>
+          <w:tcPr>
+            <w:tcW w:type="dxa" w:w="1300"/>
+            <w:shd w:fill="DCE6F1" w:val="clear"/>
+            <w:tcMar>
+              <w:top w:type="dxa" w:w="60"/>
+              <w:left w:type="dxa" w:w="100"/>
+              <w:bottom w:type="dxa" w:w="60"/>
+              <w:right w:type="dxa" w:w="100"/>
+            </w:tcMar>
+          </w:tcPr>
+          <w:p>
+            <w:pPr>
+              <w:jc w:val="left"/>
+            </w:pPr>
+            <w:r>
+              <w:rPr>
+                <w:rFonts w:ascii="Yu Gothic" w:cs="Yu Gothic" w:eastAsia="Yu Gothic" w:hAnsi="Yu Gothic"/>
+                <w:b w:val="false"/>
+                <w:bCs w:val="false"/>
+                <w:sz w:val="19"/>
+                <w:szCs w:val="19"/>
+              </w:rPr>
+              <w:t xml:space="preserve">0.5名</w:t>
+            </w:r>
+          </w:p>
+        </w:tc>
+        <w:tc>
+          <w:tcPr>
+            <w:tcW w:type="dxa" w:w="1300"/>
+            <w:shd w:fill="DCE6F1" w:val="clear"/>
+            <w:tcMar>
+              <w:top w:type="dxa" w:w="60"/>
+              <w:left w:type="dxa" w:w="100"/>
+              <w:bottom w:type="dxa" w:w="60"/>
+              <w:right w:type="dxa" w:w="100"/>
+            </w:tcMar>
+          </w:tcPr>
+          <w:p>
+            <w:pPr>
+              <w:jc w:val="left"/>
+            </w:pPr>
+            <w:r>
+              <w:rPr>
+                <w:rFonts w:ascii="Yu Gothic" w:cs="Yu Gothic" w:eastAsia="Yu Gothic" w:hAnsi="Yu Gothic"/>
+                <w:b w:val="false"/>
+                <w:bCs w:val="false"/>
+                <w:sz w:val="19"/>
+                <w:szCs w:val="19"/>
+              </w:rPr>
+              <w:t xml:space="preserve">0.5名</w:t>
+            </w:r>
+          </w:p>
+        </w:tc>
+        <w:tc>
+          <w:tcPr>
+            <w:tcW w:type="dxa" w:w="1300"/>
+            <w:shd w:fill="DCE6F1" w:val="clear"/>
+            <w:tcMar>
+              <w:top w:type="dxa" w:w="60"/>
+              <w:left w:type="dxa" w:w="100"/>
+              <w:bottom w:type="dxa" w:w="60"/>
+              <w:right w:type="dxa" w:w="100"/>
+            </w:tcMar>
+          </w:tcPr>
+          <w:p>
+            <w:pPr>
+              <w:jc w:val="left"/>
+            </w:pPr>
+            <w:r>
+              <w:rPr>
+                <w:rFonts w:ascii="Yu Gothic" w:cs="Yu Gothic" w:eastAsia="Yu Gothic" w:hAnsi="Yu Gothic"/>
+                <w:b w:val="false"/>
+                <w:bCs w:val="false"/>
+                <w:sz w:val="19"/>
+                <w:szCs w:val="19"/>
+              </w:rPr>
+              <w:t xml:space="preserve">0.5名</w:t>
+            </w:r>
+          </w:p>
+        </w:tc>
+        <w:tc>
+          <w:tcPr>
+            <w:tcW w:type="dxa" w:w="1300"/>
+            <w:shd w:fill="DCE6F1" w:val="clear"/>
+            <w:tcMar>
+              <w:top w:type="dxa" w:w="60"/>
+              <w:left w:type="dxa" w:w="100"/>
+              <w:bottom w:type="dxa" w:w="60"/>
+              <w:right w:type="dxa" w:w="100"/>
+            </w:tcMar>
+          </w:tcPr>
+          <w:p>
+            <w:pPr>
+              <w:jc w:val="left"/>
+            </w:pPr>
+            <w:r>
+              <w:rPr>
+                <w:rFonts w:ascii="Yu Gothic" w:cs="Yu Gothic" w:eastAsia="Yu Gothic" w:hAnsi="Yu Gothic"/>
+                <w:b w:val="false"/>
+                <w:bCs w:val="false"/>
+                <w:sz w:val="19"/>
+                <w:szCs w:val="19"/>
+              </w:rPr>
+              <w:t xml:space="preserve">0.5名</w:t>
+            </w:r>
+          </w:p>
+        </w:tc>
+        <w:tc>
+          <w:tcPr>
+            <w:tcW w:type="dxa" w:w="1500"/>
+            <w:shd w:fill="DCE6F1" w:val="clear"/>
+            <w:tcMar>
+              <w:top w:type="dxa" w:w="60"/>
+              <w:left w:type="dxa" w:w="100"/>
+              <w:bottom w:type="dxa" w:w="60"/>
+              <w:right w:type="dxa" w:w="100"/>
+            </w:tcMar>
+          </w:tcPr>
+          <w:p>
+            <w:pPr>
+              <w:jc w:val="left"/>
+            </w:pPr>
+            <w:r>
+              <w:rPr>
+                <w:rFonts w:ascii="Yu Gothic" w:cs="Yu Gothic" w:eastAsia="Yu Gothic" w:hAnsi="Yu Gothic"/>
+                <w:b w:val="false"/>
+                <w:bCs w:val="false"/>
+                <w:sz w:val="19"/>
+                <w:szCs w:val="19"/>
+              </w:rPr>
+              <w:t xml:space="preserve">320万円単価</w:t>
             </w:r>
           </w:p>
         </w:tc>
@@ -9587,131 +9871,183 @@
       <w:tr>
         <w:tc>
           <w:tcPr>
-            <w:tcW w:type="dxa" w:w="2600"/>
-            <w:tcMar>
-              <w:top w:type="dxa" w:w="60"/>
-              <w:left w:type="dxa" w:w="100"/>
-              <w:bottom w:type="dxa" w:w="60"/>
-              <w:right w:type="dxa" w:w="100"/>
-            </w:tcMar>
-          </w:tcPr>
-          <w:p>
-            <w:pPr>
-              <w:jc w:val="left"/>
-            </w:pPr>
-            <w:r>
-              <w:rPr>
-                <w:rFonts w:ascii="Yu Gothic" w:cs="Yu Gothic" w:eastAsia="Yu Gothic" w:hAnsi="Yu Gothic"/>
-                <w:b w:val="false"/>
-                <w:bCs w:val="false"/>
-                <w:sz w:val="19"/>
-                <w:szCs w:val="19"/>
-              </w:rPr>
-              <w:t xml:space="preserve">事務員(パート)</w:t>
-            </w:r>
-          </w:p>
-        </w:tc>
-        <w:tc>
-          <w:tcPr>
-            <w:tcW w:type="dxa" w:w="1600"/>
-            <w:tcMar>
-              <w:top w:type="dxa" w:w="60"/>
-              <w:left w:type="dxa" w:w="100"/>
-              <w:bottom w:type="dxa" w:w="60"/>
-              <w:right w:type="dxa" w:w="100"/>
-            </w:tcMar>
-          </w:tcPr>
-          <w:p>
-            <w:pPr>
-              <w:jc w:val="left"/>
-            </w:pPr>
-            <w:r>
-              <w:rPr>
-                <w:rFonts w:ascii="Yu Gothic" w:cs="Yu Gothic" w:eastAsia="Yu Gothic" w:hAnsi="Yu Gothic"/>
-                <w:b w:val="false"/>
-                <w:bCs w:val="false"/>
-                <w:sz w:val="19"/>
-                <w:szCs w:val="19"/>
-              </w:rPr>
-              <w:t xml:space="preserve">0.5名</w:t>
-            </w:r>
-          </w:p>
-        </w:tc>
-        <w:tc>
-          <w:tcPr>
-            <w:tcW w:type="dxa" w:w="1900"/>
-            <w:tcMar>
-              <w:top w:type="dxa" w:w="60"/>
-              <w:left w:type="dxa" w:w="100"/>
-              <w:bottom w:type="dxa" w:w="60"/>
-              <w:right w:type="dxa" w:w="100"/>
-            </w:tcMar>
-          </w:tcPr>
-          <w:p>
-            <w:pPr>
-              <w:jc w:val="left"/>
-            </w:pPr>
-            <w:r>
-              <w:rPr>
-                <w:rFonts w:ascii="Yu Gothic" w:cs="Yu Gothic" w:eastAsia="Yu Gothic" w:hAnsi="Yu Gothic"/>
-                <w:b w:val="false"/>
-                <w:bCs w:val="false"/>
-                <w:sz w:val="19"/>
-                <w:szCs w:val="19"/>
-              </w:rPr>
-              <w:t xml:space="preserve">320万円単価</w:t>
-            </w:r>
-          </w:p>
-        </w:tc>
-        <w:tc>
-          <w:tcPr>
-            <w:tcW w:type="dxa" w:w="1600"/>
-            <w:tcMar>
-              <w:top w:type="dxa" w:w="60"/>
-              <w:left w:type="dxa" w:w="100"/>
-              <w:bottom w:type="dxa" w:w="60"/>
-              <w:right w:type="dxa" w:w="100"/>
-            </w:tcMar>
-          </w:tcPr>
-          <w:p>
-            <w:pPr>
-              <w:jc w:val="left"/>
-            </w:pPr>
-            <w:r>
-              <w:rPr>
-                <w:rFonts w:ascii="Yu Gothic" w:cs="Yu Gothic" w:eastAsia="Yu Gothic" w:hAnsi="Yu Gothic"/>
-                <w:b w:val="false"/>
-                <w:bCs w:val="false"/>
-                <w:sz w:val="19"/>
-                <w:szCs w:val="19"/>
-              </w:rPr>
-              <w:t xml:space="preserve">160万円</w:t>
-            </w:r>
-          </w:p>
-        </w:tc>
-        <w:tc>
-          <w:tcPr>
-            <w:tcW w:type="dxa" w:w="1200"/>
-            <w:tcMar>
-              <w:top w:type="dxa" w:w="60"/>
-              <w:left w:type="dxa" w:w="100"/>
-              <w:bottom w:type="dxa" w:w="60"/>
-              <w:right w:type="dxa" w:w="100"/>
-            </w:tcMar>
-          </w:tcPr>
-          <w:p>
-            <w:pPr>
-              <w:jc w:val="left"/>
-            </w:pPr>
-            <w:r>
-              <w:rPr>
-                <w:rFonts w:ascii="Yu Gothic" w:cs="Yu Gothic" w:eastAsia="Yu Gothic" w:hAnsi="Yu Gothic"/>
-                <w:b w:val="false"/>
-                <w:bCs w:val="false"/>
-                <w:sz w:val="19"/>
-                <w:szCs w:val="19"/>
-              </w:rPr>
-              <w:t xml:space="preserve">経理・請求事務等</w:t>
+            <w:tcW w:type="dxa" w:w="3400"/>
+            <w:tcMar>
+              <w:top w:type="dxa" w:w="60"/>
+              <w:left w:type="dxa" w:w="100"/>
+              <w:bottom w:type="dxa" w:w="60"/>
+              <w:right w:type="dxa" w:w="100"/>
+            </w:tcMar>
+          </w:tcPr>
+          <w:p>
+            <w:pPr>
+              <w:jc w:val="left"/>
+            </w:pPr>
+            <w:r>
+              <w:rPr>
+                <w:rFonts w:ascii="Yu Gothic" w:cs="Yu Gothic" w:eastAsia="Yu Gothic" w:hAnsi="Yu Gothic"/>
+                <w:b w:val="false"/>
+                <w:bCs w:val="false"/>
+                <w:sz w:val="19"/>
+                <w:szCs w:val="19"/>
+              </w:rPr>
+              <w:t xml:space="preserve">生活支援員等(配置比率1.5:1を維持するよう自動算出)</w:t>
+            </w:r>
+          </w:p>
+        </w:tc>
+        <w:tc>
+          <w:tcPr>
+            <w:tcW w:type="dxa" w:w="1300"/>
+            <w:tcMar>
+              <w:top w:type="dxa" w:w="60"/>
+              <w:left w:type="dxa" w:w="100"/>
+              <w:bottom w:type="dxa" w:w="60"/>
+              <w:right w:type="dxa" w:w="100"/>
+            </w:tcMar>
+          </w:tcPr>
+          <w:p>
+            <w:pPr>
+              <w:jc w:val="left"/>
+            </w:pPr>
+            <w:r>
+              <w:rPr>
+                <w:rFonts w:ascii="Yu Gothic" w:cs="Yu Gothic" w:eastAsia="Yu Gothic" w:hAnsi="Yu Gothic"/>
+                <w:b w:val="false"/>
+                <w:bCs w:val="false"/>
+                <w:sz w:val="19"/>
+                <w:szCs w:val="19"/>
+              </w:rPr>
+              <w:t xml:space="preserve">2名</w:t>
+            </w:r>
+          </w:p>
+        </w:tc>
+        <w:tc>
+          <w:tcPr>
+            <w:tcW w:type="dxa" w:w="1300"/>
+            <w:tcMar>
+              <w:top w:type="dxa" w:w="60"/>
+              <w:left w:type="dxa" w:w="100"/>
+              <w:bottom w:type="dxa" w:w="60"/>
+              <w:right w:type="dxa" w:w="100"/>
+            </w:tcMar>
+          </w:tcPr>
+          <w:p>
+            <w:pPr>
+              <w:jc w:val="left"/>
+            </w:pPr>
+            <w:r>
+              <w:rPr>
+                <w:rFonts w:ascii="Yu Gothic" w:cs="Yu Gothic" w:eastAsia="Yu Gothic" w:hAnsi="Yu Gothic"/>
+                <w:b w:val="false"/>
+                <w:bCs w:val="false"/>
+                <w:sz w:val="19"/>
+                <w:szCs w:val="19"/>
+              </w:rPr>
+              <w:t xml:space="preserve">4名</w:t>
+            </w:r>
+          </w:p>
+        </w:tc>
+        <w:tc>
+          <w:tcPr>
+            <w:tcW w:type="dxa" w:w="1300"/>
+            <w:tcMar>
+              <w:top w:type="dxa" w:w="60"/>
+              <w:left w:type="dxa" w:w="100"/>
+              <w:bottom w:type="dxa" w:w="60"/>
+              <w:right w:type="dxa" w:w="100"/>
+            </w:tcMar>
+          </w:tcPr>
+          <w:p>
+            <w:pPr>
+              <w:jc w:val="left"/>
+            </w:pPr>
+            <w:r>
+              <w:rPr>
+                <w:rFonts w:ascii="Yu Gothic" w:cs="Yu Gothic" w:eastAsia="Yu Gothic" w:hAnsi="Yu Gothic"/>
+                <w:b w:val="false"/>
+                <w:bCs w:val="false"/>
+                <w:sz w:val="19"/>
+                <w:szCs w:val="19"/>
+              </w:rPr>
+              <w:t xml:space="preserve">6名</w:t>
+            </w:r>
+          </w:p>
+        </w:tc>
+        <w:tc>
+          <w:tcPr>
+            <w:tcW w:type="dxa" w:w="1300"/>
+            <w:tcMar>
+              <w:top w:type="dxa" w:w="60"/>
+              <w:left w:type="dxa" w:w="100"/>
+              <w:bottom w:type="dxa" w:w="60"/>
+              <w:right w:type="dxa" w:w="100"/>
+            </w:tcMar>
+          </w:tcPr>
+          <w:p>
+            <w:pPr>
+              <w:jc w:val="left"/>
+            </w:pPr>
+            <w:r>
+              <w:rPr>
+                <w:rFonts w:ascii="Yu Gothic" w:cs="Yu Gothic" w:eastAsia="Yu Gothic" w:hAnsi="Yu Gothic"/>
+                <w:b w:val="false"/>
+                <w:bCs w:val="false"/>
+                <w:sz w:val="19"/>
+                <w:szCs w:val="19"/>
+              </w:rPr>
+              <w:t xml:space="preserve">9名</w:t>
+            </w:r>
+          </w:p>
+        </w:tc>
+        <w:tc>
+          <w:tcPr>
+            <w:tcW w:type="dxa" w:w="1300"/>
+            <w:tcMar>
+              <w:top w:type="dxa" w:w="60"/>
+              <w:left w:type="dxa" w:w="100"/>
+              <w:bottom w:type="dxa" w:w="60"/>
+              <w:right w:type="dxa" w:w="100"/>
+            </w:tcMar>
+          </w:tcPr>
+          <w:p>
+            <w:pPr>
+              <w:jc w:val="left"/>
+            </w:pPr>
+            <w:r>
+              <w:rPr>
+                <w:rFonts w:ascii="Yu Gothic" w:cs="Yu Gothic" w:eastAsia="Yu Gothic" w:hAnsi="Yu Gothic"/>
+                <w:b w:val="false"/>
+                <w:bCs w:val="false"/>
+                <w:sz w:val="19"/>
+                <w:szCs w:val="19"/>
+              </w:rPr>
+              <w:t xml:space="preserve">11名</w:t>
+            </w:r>
+          </w:p>
+        </w:tc>
+        <w:tc>
+          <w:tcPr>
+            <w:tcW w:type="dxa" w:w="1500"/>
+            <w:tcMar>
+              <w:top w:type="dxa" w:w="60"/>
+              <w:left w:type="dxa" w:w="100"/>
+              <w:bottom w:type="dxa" w:w="60"/>
+              <w:right w:type="dxa" w:w="100"/>
+            </w:tcMar>
+          </w:tcPr>
+          <w:p>
+            <w:pPr>
+              <w:jc w:val="left"/>
+            </w:pPr>
+            <w:r>
+              <w:rPr>
+                <w:rFonts w:ascii="Yu Gothic" w:cs="Yu Gothic" w:eastAsia="Yu Gothic" w:hAnsi="Yu Gothic"/>
+                <w:b w:val="false"/>
+                <w:bCs w:val="false"/>
+                <w:sz w:val="19"/>
+                <w:szCs w:val="19"/>
+              </w:rPr>
+              <w:t xml:space="preserve">360万円</w:t>
             </w:r>
           </w:p>
         </w:tc>
@@ -9719,136 +10055,190 @@
       <w:tr>
         <w:tc>
           <w:tcPr>
-            <w:tcW w:type="dxa" w:w="2600"/>
-            <w:shd w:fill="DCE6F1" w:val="clear"/>
-            <w:tcMar>
-              <w:top w:type="dxa" w:w="60"/>
-              <w:left w:type="dxa" w:w="100"/>
-              <w:bottom w:type="dxa" w:w="60"/>
-              <w:right w:type="dxa" w:w="100"/>
-            </w:tcMar>
-          </w:tcPr>
-          <w:p>
-            <w:pPr>
-              <w:jc w:val="left"/>
-            </w:pPr>
-            <w:r>
-              <w:rPr>
-                <w:rFonts w:ascii="Yu Gothic" w:cs="Yu Gothic" w:eastAsia="Yu Gothic" w:hAnsi="Yu Gothic"/>
-                <w:b w:val="false"/>
-                <w:bCs w:val="false"/>
-                <w:sz w:val="19"/>
-                <w:szCs w:val="19"/>
-              </w:rPr>
-              <w:t xml:space="preserve">送迎対応 割増手当(固定)</w:t>
-            </w:r>
-          </w:p>
-        </w:tc>
-        <w:tc>
-          <w:tcPr>
-            <w:tcW w:type="dxa" w:w="1600"/>
-            <w:shd w:fill="DCE6F1" w:val="clear"/>
-            <w:tcMar>
-              <w:top w:type="dxa" w:w="60"/>
-              <w:left w:type="dxa" w:w="100"/>
-              <w:bottom w:type="dxa" w:w="60"/>
-              <w:right w:type="dxa" w:w="100"/>
-            </w:tcMar>
-          </w:tcPr>
-          <w:p>
-            <w:pPr>
-              <w:jc w:val="left"/>
-            </w:pPr>
-            <w:r>
-              <w:rPr>
-                <w:rFonts w:ascii="Yu Gothic" w:cs="Yu Gothic" w:eastAsia="Yu Gothic" w:hAnsi="Yu Gothic"/>
-                <w:b w:val="false"/>
-                <w:bCs w:val="false"/>
-                <w:sz w:val="19"/>
-                <w:szCs w:val="19"/>
-              </w:rPr>
-              <w:t xml:space="preserve">―</w:t>
-            </w:r>
-          </w:p>
-        </w:tc>
-        <w:tc>
-          <w:tcPr>
-            <w:tcW w:type="dxa" w:w="1900"/>
-            <w:shd w:fill="DCE6F1" w:val="clear"/>
-            <w:tcMar>
-              <w:top w:type="dxa" w:w="60"/>
-              <w:left w:type="dxa" w:w="100"/>
-              <w:bottom w:type="dxa" w:w="60"/>
-              <w:right w:type="dxa" w:w="100"/>
-            </w:tcMar>
-          </w:tcPr>
-          <w:p>
-            <w:pPr>
-              <w:jc w:val="left"/>
-            </w:pPr>
-            <w:r>
-              <w:rPr>
-                <w:rFonts w:ascii="Yu Gothic" w:cs="Yu Gothic" w:eastAsia="Yu Gothic" w:hAnsi="Yu Gothic"/>
-                <w:b w:val="false"/>
-                <w:bCs w:val="false"/>
-                <w:sz w:val="19"/>
-                <w:szCs w:val="19"/>
-              </w:rPr>
-              <w:t xml:space="preserve">―</w:t>
-            </w:r>
-          </w:p>
-        </w:tc>
-        <w:tc>
-          <w:tcPr>
-            <w:tcW w:type="dxa" w:w="1600"/>
-            <w:shd w:fill="DCE6F1" w:val="clear"/>
-            <w:tcMar>
-              <w:top w:type="dxa" w:w="60"/>
-              <w:left w:type="dxa" w:w="100"/>
-              <w:bottom w:type="dxa" w:w="60"/>
-              <w:right w:type="dxa" w:w="100"/>
-            </w:tcMar>
-          </w:tcPr>
-          <w:p>
-            <w:pPr>
-              <w:jc w:val="left"/>
-            </w:pPr>
-            <w:r>
-              <w:rPr>
-                <w:rFonts w:ascii="Yu Gothic" w:cs="Yu Gothic" w:eastAsia="Yu Gothic" w:hAnsi="Yu Gothic"/>
-                <w:b w:val="false"/>
-                <w:bCs w:val="false"/>
-                <w:sz w:val="19"/>
-                <w:szCs w:val="19"/>
-              </w:rPr>
-              <w:t xml:space="preserve">60万円</w:t>
-            </w:r>
-          </w:p>
-        </w:tc>
-        <w:tc>
-          <w:tcPr>
-            <w:tcW w:type="dxa" w:w="1200"/>
-            <w:shd w:fill="DCE6F1" w:val="clear"/>
-            <w:tcMar>
-              <w:top w:type="dxa" w:w="60"/>
-              <w:left w:type="dxa" w:w="100"/>
-              <w:bottom w:type="dxa" w:w="60"/>
-              <w:right w:type="dxa" w:w="100"/>
-            </w:tcMar>
-          </w:tcPr>
-          <w:p>
-            <w:pPr>
-              <w:jc w:val="left"/>
-            </w:pPr>
-            <w:r>
-              <w:rPr>
-                <w:rFonts w:ascii="Yu Gothic" w:cs="Yu Gothic" w:eastAsia="Yu Gothic" w:hAnsi="Yu Gothic"/>
-                <w:b w:val="false"/>
-                <w:bCs w:val="false"/>
-                <w:sz w:val="19"/>
-                <w:szCs w:val="19"/>
-              </w:rPr>
-              <w:t xml:space="preserve">生活支援員等の輪番対応への割増手当</w:t>
+            <w:tcW w:type="dxa" w:w="3400"/>
+            <w:shd w:fill="DCE6F1" w:val="clear"/>
+            <w:tcMar>
+              <w:top w:type="dxa" w:w="60"/>
+              <w:left w:type="dxa" w:w="100"/>
+              <w:bottom w:type="dxa" w:w="60"/>
+              <w:right w:type="dxa" w:w="100"/>
+            </w:tcMar>
+          </w:tcPr>
+          <w:p>
+            <w:pPr>
+              <w:jc w:val="left"/>
+            </w:pPr>
+            <w:r>
+              <w:rPr>
+                <w:rFonts w:ascii="Yu Gothic" w:cs="Yu Gothic" w:eastAsia="Yu Gothic" w:hAnsi="Yu Gothic"/>
+                <w:b w:val="false"/>
+                <w:bCs w:val="false"/>
+                <w:sz w:val="19"/>
+                <w:szCs w:val="19"/>
+              </w:rPr>
+              <w:t xml:space="preserve">合計人数(常勤換算)</w:t>
+            </w:r>
+          </w:p>
+        </w:tc>
+        <w:tc>
+          <w:tcPr>
+            <w:tcW w:type="dxa" w:w="1300"/>
+            <w:shd w:fill="DCE6F1" w:val="clear"/>
+            <w:tcMar>
+              <w:top w:type="dxa" w:w="60"/>
+              <w:left w:type="dxa" w:w="100"/>
+              <w:bottom w:type="dxa" w:w="60"/>
+              <w:right w:type="dxa" w:w="100"/>
+            </w:tcMar>
+          </w:tcPr>
+          <w:p>
+            <w:pPr>
+              <w:jc w:val="left"/>
+            </w:pPr>
+            <w:r>
+              <w:rPr>
+                <w:rFonts w:ascii="Yu Gothic" w:cs="Yu Gothic" w:eastAsia="Yu Gothic" w:hAnsi="Yu Gothic"/>
+                <w:b w:val="false"/>
+                <w:bCs w:val="false"/>
+                <w:sz w:val="19"/>
+                <w:szCs w:val="19"/>
+              </w:rPr>
+              <w:t xml:space="preserve">4名</w:t>
+            </w:r>
+          </w:p>
+        </w:tc>
+        <w:tc>
+          <w:tcPr>
+            <w:tcW w:type="dxa" w:w="1300"/>
+            <w:shd w:fill="DCE6F1" w:val="clear"/>
+            <w:tcMar>
+              <w:top w:type="dxa" w:w="60"/>
+              <w:left w:type="dxa" w:w="100"/>
+              <w:bottom w:type="dxa" w:w="60"/>
+              <w:right w:type="dxa" w:w="100"/>
+            </w:tcMar>
+          </w:tcPr>
+          <w:p>
+            <w:pPr>
+              <w:jc w:val="left"/>
+            </w:pPr>
+            <w:r>
+              <w:rPr>
+                <w:rFonts w:ascii="Yu Gothic" w:cs="Yu Gothic" w:eastAsia="Yu Gothic" w:hAnsi="Yu Gothic"/>
+                <w:b w:val="false"/>
+                <w:bCs w:val="false"/>
+                <w:sz w:val="19"/>
+                <w:szCs w:val="19"/>
+              </w:rPr>
+              <w:t xml:space="preserve">6.5名</w:t>
+            </w:r>
+          </w:p>
+        </w:tc>
+        <w:tc>
+          <w:tcPr>
+            <w:tcW w:type="dxa" w:w="1300"/>
+            <w:shd w:fill="DCE6F1" w:val="clear"/>
+            <w:tcMar>
+              <w:top w:type="dxa" w:w="60"/>
+              <w:left w:type="dxa" w:w="100"/>
+              <w:bottom w:type="dxa" w:w="60"/>
+              <w:right w:type="dxa" w:w="100"/>
+            </w:tcMar>
+          </w:tcPr>
+          <w:p>
+            <w:pPr>
+              <w:jc w:val="left"/>
+            </w:pPr>
+            <w:r>
+              <w:rPr>
+                <w:rFonts w:ascii="Yu Gothic" w:cs="Yu Gothic" w:eastAsia="Yu Gothic" w:hAnsi="Yu Gothic"/>
+                <w:b w:val="false"/>
+                <w:bCs w:val="false"/>
+                <w:sz w:val="19"/>
+                <w:szCs w:val="19"/>
+              </w:rPr>
+              <w:t xml:space="preserve">8.9名</w:t>
+            </w:r>
+          </w:p>
+        </w:tc>
+        <w:tc>
+          <w:tcPr>
+            <w:tcW w:type="dxa" w:w="1300"/>
+            <w:shd w:fill="DCE6F1" w:val="clear"/>
+            <w:tcMar>
+              <w:top w:type="dxa" w:w="60"/>
+              <w:left w:type="dxa" w:w="100"/>
+              <w:bottom w:type="dxa" w:w="60"/>
+              <w:right w:type="dxa" w:w="100"/>
+            </w:tcMar>
+          </w:tcPr>
+          <w:p>
+            <w:pPr>
+              <w:jc w:val="left"/>
+            </w:pPr>
+            <w:r>
+              <w:rPr>
+                <w:rFonts w:ascii="Yu Gothic" w:cs="Yu Gothic" w:eastAsia="Yu Gothic" w:hAnsi="Yu Gothic"/>
+                <w:b w:val="false"/>
+                <w:bCs w:val="false"/>
+                <w:sz w:val="19"/>
+                <w:szCs w:val="19"/>
+              </w:rPr>
+              <w:t xml:space="preserve">11.9名</w:t>
+            </w:r>
+          </w:p>
+        </w:tc>
+        <w:tc>
+          <w:tcPr>
+            <w:tcW w:type="dxa" w:w="1300"/>
+            <w:shd w:fill="DCE6F1" w:val="clear"/>
+            <w:tcMar>
+              <w:top w:type="dxa" w:w="60"/>
+              <w:left w:type="dxa" w:w="100"/>
+              <w:bottom w:type="dxa" w:w="60"/>
+              <w:right w:type="dxa" w:w="100"/>
+            </w:tcMar>
+          </w:tcPr>
+          <w:p>
+            <w:pPr>
+              <w:jc w:val="left"/>
+            </w:pPr>
+            <w:r>
+              <w:rPr>
+                <w:rFonts w:ascii="Yu Gothic" w:cs="Yu Gothic" w:eastAsia="Yu Gothic" w:hAnsi="Yu Gothic"/>
+                <w:b w:val="false"/>
+                <w:bCs w:val="false"/>
+                <w:sz w:val="19"/>
+                <w:szCs w:val="19"/>
+              </w:rPr>
+              <w:t xml:space="preserve">13.9名</w:t>
+            </w:r>
+          </w:p>
+        </w:tc>
+        <w:tc>
+          <w:tcPr>
+            <w:tcW w:type="dxa" w:w="1500"/>
+            <w:shd w:fill="DCE6F1" w:val="clear"/>
+            <w:tcMar>
+              <w:top w:type="dxa" w:w="60"/>
+              <w:left w:type="dxa" w:w="100"/>
+              <w:bottom w:type="dxa" w:w="60"/>
+              <w:right w:type="dxa" w:w="100"/>
+            </w:tcMar>
+          </w:tcPr>
+          <w:p>
+            <w:pPr>
+              <w:jc w:val="left"/>
+            </w:pPr>
+            <w:r>
+              <w:rPr>
+                <w:rFonts w:ascii="Yu Gothic" w:cs="Yu Gothic" w:eastAsia="Yu Gothic" w:hAnsi="Yu Gothic"/>
+                <w:b w:val="false"/>
+                <w:bCs w:val="false"/>
+                <w:sz w:val="19"/>
+                <w:szCs w:val="19"/>
+              </w:rPr>
+              <w:t xml:space="preserve"/>
             </w:r>
           </w:p>
         </w:tc>
@@ -9856,354 +10246,85 @@
       <w:tr>
         <w:tc>
           <w:tcPr>
-            <w:tcW w:type="dxa" w:w="2600"/>
-            <w:tcMar>
-              <w:top w:type="dxa" w:w="60"/>
-              <w:left w:type="dxa" w:w="100"/>
-              <w:bottom w:type="dxa" w:w="60"/>
-              <w:right w:type="dxa" w:w="100"/>
-            </w:tcMar>
-          </w:tcPr>
-          <w:p>
-            <w:pPr>
-              <w:jc w:val="left"/>
-            </w:pPr>
-            <w:r>
-              <w:rPr>
-                <w:rFonts w:ascii="Yu Gothic" w:cs="Yu Gothic" w:eastAsia="Yu Gothic" w:hAnsi="Yu Gothic"/>
-                <w:b w:val="false"/>
-                <w:bCs w:val="false"/>
-                <w:sz w:val="19"/>
-                <w:szCs w:val="19"/>
-              </w:rPr>
-              <w:t xml:space="preserve">小計(看護・PT/OT・生活支援員の総数7.4名＋管理者・事務員等)</w:t>
-            </w:r>
-          </w:p>
-        </w:tc>
-        <w:tc>
-          <w:tcPr>
-            <w:tcW w:type="dxa" w:w="1600"/>
-            <w:tcMar>
-              <w:top w:type="dxa" w:w="60"/>
-              <w:left w:type="dxa" w:w="100"/>
-              <w:bottom w:type="dxa" w:w="60"/>
-              <w:right w:type="dxa" w:w="100"/>
-            </w:tcMar>
-          </w:tcPr>
-          <w:p>
-            <w:pPr>
-              <w:jc w:val="left"/>
-            </w:pPr>
-            <w:r>
-              <w:rPr>
-                <w:rFonts w:ascii="Yu Gothic" w:cs="Yu Gothic" w:eastAsia="Yu Gothic" w:hAnsi="Yu Gothic"/>
-                <w:b w:val="false"/>
-                <w:bCs w:val="false"/>
-                <w:sz w:val="19"/>
-                <w:szCs w:val="19"/>
-              </w:rPr>
-              <w:t xml:space="preserve">約8.9名</w:t>
-            </w:r>
-          </w:p>
-        </w:tc>
-        <w:tc>
-          <w:tcPr>
-            <w:tcW w:type="dxa" w:w="1900"/>
-            <w:tcMar>
-              <w:top w:type="dxa" w:w="60"/>
-              <w:left w:type="dxa" w:w="100"/>
-              <w:bottom w:type="dxa" w:w="60"/>
-              <w:right w:type="dxa" w:w="100"/>
-            </w:tcMar>
-          </w:tcPr>
-          <w:p>
-            <w:pPr>
-              <w:jc w:val="left"/>
-            </w:pPr>
-            <w:r>
-              <w:rPr>
-                <w:rFonts w:ascii="Yu Gothic" w:cs="Yu Gothic" w:eastAsia="Yu Gothic" w:hAnsi="Yu Gothic"/>
-                <w:b w:val="false"/>
-                <w:bCs w:val="false"/>
-                <w:sz w:val="19"/>
-                <w:szCs w:val="19"/>
-              </w:rPr>
-              <w:t xml:space="preserve"/>
-            </w:r>
-          </w:p>
-        </w:tc>
-        <w:tc>
-          <w:tcPr>
-            <w:tcW w:type="dxa" w:w="1600"/>
-            <w:tcMar>
-              <w:top w:type="dxa" w:w="60"/>
-              <w:left w:type="dxa" w:w="100"/>
-              <w:bottom w:type="dxa" w:w="60"/>
-              <w:right w:type="dxa" w:w="100"/>
-            </w:tcMar>
-          </w:tcPr>
-          <w:p>
-            <w:pPr>
-              <w:jc w:val="left"/>
-            </w:pPr>
-            <w:r>
-              <w:rPr>
-                <w:rFonts w:ascii="Yu Gothic" w:cs="Yu Gothic" w:eastAsia="Yu Gothic" w:hAnsi="Yu Gothic"/>
-                <w:b w:val="false"/>
-                <w:bCs w:val="false"/>
-                <w:sz w:val="19"/>
-                <w:szCs w:val="19"/>
-              </w:rPr>
-              <w:t xml:space="preserve">3,448万円</w:t>
-            </w:r>
-          </w:p>
-        </w:tc>
-        <w:tc>
-          <w:tcPr>
-            <w:tcW w:type="dxa" w:w="1200"/>
-            <w:tcMar>
-              <w:top w:type="dxa" w:w="60"/>
-              <w:left w:type="dxa" w:w="100"/>
-              <w:bottom w:type="dxa" w:w="60"/>
-              <w:right w:type="dxa" w:w="100"/>
-            </w:tcMar>
-          </w:tcPr>
-          <w:p>
-            <w:pPr>
-              <w:jc w:val="left"/>
-            </w:pPr>
-            <w:r>
-              <w:rPr>
-                <w:rFonts w:ascii="Yu Gothic" w:cs="Yu Gothic" w:eastAsia="Yu Gothic" w:hAnsi="Yu Gothic"/>
-                <w:b w:val="false"/>
-                <w:bCs w:val="false"/>
-                <w:sz w:val="19"/>
-                <w:szCs w:val="19"/>
-              </w:rPr>
-              <w:t xml:space="preserve">総数7.4名(法定最低6.0名+上乗せ1.4名)＋管理者兼サビ管1名＋事務員0.5名</w:t>
-            </w:r>
-          </w:p>
-        </w:tc>
-      </w:tr>
-      <w:tr>
-        <w:tc>
-          <w:tcPr>
-            <w:tcW w:type="dxa" w:w="2600"/>
-            <w:shd w:fill="DCE6F1" w:val="clear"/>
-            <w:tcMar>
-              <w:top w:type="dxa" w:w="60"/>
-              <w:left w:type="dxa" w:w="100"/>
-              <w:bottom w:type="dxa" w:w="60"/>
-              <w:right w:type="dxa" w:w="100"/>
-            </w:tcMar>
-          </w:tcPr>
-          <w:p>
-            <w:pPr>
-              <w:jc w:val="left"/>
-            </w:pPr>
-            <w:r>
-              <w:rPr>
-                <w:rFonts w:ascii="Yu Gothic" w:cs="Yu Gothic" w:eastAsia="Yu Gothic" w:hAnsi="Yu Gothic"/>
-                <w:b w:val="false"/>
-                <w:bCs w:val="false"/>
-                <w:sz w:val="19"/>
-                <w:szCs w:val="19"/>
-              </w:rPr>
-              <w:t xml:space="preserve">法定福利費等(概算15%)</w:t>
-            </w:r>
-          </w:p>
-        </w:tc>
-        <w:tc>
-          <w:tcPr>
-            <w:tcW w:type="dxa" w:w="1600"/>
-            <w:shd w:fill="DCE6F1" w:val="clear"/>
-            <w:tcMar>
-              <w:top w:type="dxa" w:w="60"/>
-              <w:left w:type="dxa" w:w="100"/>
-              <w:bottom w:type="dxa" w:w="60"/>
-              <w:right w:type="dxa" w:w="100"/>
-            </w:tcMar>
-          </w:tcPr>
-          <w:p>
-            <w:pPr>
-              <w:jc w:val="left"/>
-            </w:pPr>
-            <w:r>
-              <w:rPr>
-                <w:rFonts w:ascii="Yu Gothic" w:cs="Yu Gothic" w:eastAsia="Yu Gothic" w:hAnsi="Yu Gothic"/>
-                <w:b w:val="false"/>
-                <w:bCs w:val="false"/>
-                <w:sz w:val="19"/>
-                <w:szCs w:val="19"/>
-              </w:rPr>
-              <w:t xml:space="preserve"/>
-            </w:r>
-          </w:p>
-        </w:tc>
-        <w:tc>
-          <w:tcPr>
-            <w:tcW w:type="dxa" w:w="1900"/>
-            <w:shd w:fill="DCE6F1" w:val="clear"/>
-            <w:tcMar>
-              <w:top w:type="dxa" w:w="60"/>
-              <w:left w:type="dxa" w:w="100"/>
-              <w:bottom w:type="dxa" w:w="60"/>
-              <w:right w:type="dxa" w:w="100"/>
-            </w:tcMar>
-          </w:tcPr>
-          <w:p>
-            <w:pPr>
-              <w:jc w:val="left"/>
-            </w:pPr>
-            <w:r>
-              <w:rPr>
-                <w:rFonts w:ascii="Yu Gothic" w:cs="Yu Gothic" w:eastAsia="Yu Gothic" w:hAnsi="Yu Gothic"/>
-                <w:b w:val="false"/>
-                <w:bCs w:val="false"/>
-                <w:sz w:val="19"/>
-                <w:szCs w:val="19"/>
-              </w:rPr>
-              <w:t xml:space="preserve"/>
-            </w:r>
-          </w:p>
-        </w:tc>
-        <w:tc>
-          <w:tcPr>
-            <w:tcW w:type="dxa" w:w="1600"/>
-            <w:shd w:fill="DCE6F1" w:val="clear"/>
-            <w:tcMar>
-              <w:top w:type="dxa" w:w="60"/>
-              <w:left w:type="dxa" w:w="100"/>
-              <w:bottom w:type="dxa" w:w="60"/>
-              <w:right w:type="dxa" w:w="100"/>
-            </w:tcMar>
-          </w:tcPr>
-          <w:p>
-            <w:pPr>
-              <w:jc w:val="left"/>
-            </w:pPr>
-            <w:r>
-              <w:rPr>
-                <w:rFonts w:ascii="Yu Gothic" w:cs="Yu Gothic" w:eastAsia="Yu Gothic" w:hAnsi="Yu Gothic"/>
-                <w:b w:val="false"/>
-                <w:bCs w:val="false"/>
-                <w:sz w:val="19"/>
-                <w:szCs w:val="19"/>
-              </w:rPr>
-              <w:t xml:space="preserve">517万円</w:t>
-            </w:r>
-          </w:p>
-        </w:tc>
-        <w:tc>
-          <w:tcPr>
-            <w:tcW w:type="dxa" w:w="1200"/>
-            <w:shd w:fill="DCE6F1" w:val="clear"/>
-            <w:tcMar>
-              <w:top w:type="dxa" w:w="60"/>
-              <w:left w:type="dxa" w:w="100"/>
-              <w:bottom w:type="dxa" w:w="60"/>
-              <w:right w:type="dxa" w:w="100"/>
-            </w:tcMar>
-          </w:tcPr>
-          <w:p>
-            <w:pPr>
-              <w:jc w:val="left"/>
-            </w:pPr>
-            <w:r>
-              <w:rPr>
-                <w:rFonts w:ascii="Yu Gothic" w:cs="Yu Gothic" w:eastAsia="Yu Gothic" w:hAnsi="Yu Gothic"/>
-                <w:b w:val="false"/>
-                <w:bCs w:val="false"/>
-                <w:sz w:val="19"/>
-                <w:szCs w:val="19"/>
-              </w:rPr>
-              <w:t xml:space="preserve"/>
-            </w:r>
-          </w:p>
-        </w:tc>
-      </w:tr>
-      <w:tr>
-        <w:tc>
-          <w:tcPr>
-            <w:tcW w:type="dxa" w:w="2600"/>
-            <w:tcMar>
-              <w:top w:type="dxa" w:w="60"/>
-              <w:left w:type="dxa" w:w="100"/>
-              <w:bottom w:type="dxa" w:w="60"/>
-              <w:right w:type="dxa" w:w="100"/>
-            </w:tcMar>
-          </w:tcPr>
-          <w:p>
-            <w:pPr>
-              <w:jc w:val="left"/>
-            </w:pPr>
-            <w:r>
-              <w:rPr>
-                <w:rFonts w:ascii="Yu Gothic" w:cs="Yu Gothic" w:eastAsia="Yu Gothic" w:hAnsi="Yu Gothic"/>
-                <w:b w:val="false"/>
-                <w:bCs w:val="false"/>
-                <w:sz w:val="19"/>
-                <w:szCs w:val="19"/>
-              </w:rPr>
-              <w:t xml:space="preserve">人件費 合計(法定福利費込)</w:t>
-            </w:r>
-          </w:p>
-        </w:tc>
-        <w:tc>
-          <w:tcPr>
-            <w:tcW w:type="dxa" w:w="1600"/>
-            <w:tcMar>
-              <w:top w:type="dxa" w:w="60"/>
-              <w:left w:type="dxa" w:w="100"/>
-              <w:bottom w:type="dxa" w:w="60"/>
-              <w:right w:type="dxa" w:w="100"/>
-            </w:tcMar>
-          </w:tcPr>
-          <w:p>
-            <w:pPr>
-              <w:jc w:val="left"/>
-            </w:pPr>
-            <w:r>
-              <w:rPr>
-                <w:rFonts w:ascii="Yu Gothic" w:cs="Yu Gothic" w:eastAsia="Yu Gothic" w:hAnsi="Yu Gothic"/>
-                <w:b w:val="false"/>
-                <w:bCs w:val="false"/>
-                <w:sz w:val="19"/>
-                <w:szCs w:val="19"/>
-              </w:rPr>
-              <w:t xml:space="preserve"/>
-            </w:r>
-          </w:p>
-        </w:tc>
-        <w:tc>
-          <w:tcPr>
-            <w:tcW w:type="dxa" w:w="1900"/>
-            <w:tcMar>
-              <w:top w:type="dxa" w:w="60"/>
-              <w:left w:type="dxa" w:w="100"/>
-              <w:bottom w:type="dxa" w:w="60"/>
-              <w:right w:type="dxa" w:w="100"/>
-            </w:tcMar>
-          </w:tcPr>
-          <w:p>
-            <w:pPr>
-              <w:jc w:val="left"/>
-            </w:pPr>
-            <w:r>
-              <w:rPr>
-                <w:rFonts w:ascii="Yu Gothic" w:cs="Yu Gothic" w:eastAsia="Yu Gothic" w:hAnsi="Yu Gothic"/>
-                <w:b w:val="false"/>
-                <w:bCs w:val="false"/>
-                <w:sz w:val="19"/>
-                <w:szCs w:val="19"/>
-              </w:rPr>
-              <w:t xml:space="preserve"/>
-            </w:r>
-          </w:p>
-        </w:tc>
-        <w:tc>
-          <w:tcPr>
-            <w:tcW w:type="dxa" w:w="1600"/>
+            <w:tcW w:type="dxa" w:w="3400"/>
+            <w:tcMar>
+              <w:top w:type="dxa" w:w="60"/>
+              <w:left w:type="dxa" w:w="100"/>
+              <w:bottom w:type="dxa" w:w="60"/>
+              <w:right w:type="dxa" w:w="100"/>
+            </w:tcMar>
+          </w:tcPr>
+          <w:p>
+            <w:pPr>
+              <w:jc w:val="left"/>
+            </w:pPr>
+            <w:r>
+              <w:rPr>
+                <w:rFonts w:ascii="Yu Gothic" w:cs="Yu Gothic" w:eastAsia="Yu Gothic" w:hAnsi="Yu Gothic"/>
+                <w:b w:val="false"/>
+                <w:bCs w:val="false"/>
+                <w:sz w:val="19"/>
+                <w:szCs w:val="19"/>
+              </w:rPr>
+              <w:t xml:space="preserve">人件費 合計(法定福利費込、送迎割増手当含む)</w:t>
+            </w:r>
+          </w:p>
+        </w:tc>
+        <w:tc>
+          <w:tcPr>
+            <w:tcW w:type="dxa" w:w="1300"/>
+            <w:tcMar>
+              <w:top w:type="dxa" w:w="60"/>
+              <w:left w:type="dxa" w:w="100"/>
+              <w:bottom w:type="dxa" w:w="60"/>
+              <w:right w:type="dxa" w:w="100"/>
+            </w:tcMar>
+          </w:tcPr>
+          <w:p>
+            <w:pPr>
+              <w:jc w:val="left"/>
+            </w:pPr>
+            <w:r>
+              <w:rPr>
+                <w:rFonts w:ascii="Yu Gothic" w:cs="Yu Gothic" w:eastAsia="Yu Gothic" w:hAnsi="Yu Gothic"/>
+                <w:b w:val="false"/>
+                <w:bCs w:val="false"/>
+                <w:sz w:val="19"/>
+                <w:szCs w:val="19"/>
+              </w:rPr>
+              <w:t xml:space="preserve">約1,932万円</w:t>
+            </w:r>
+          </w:p>
+        </w:tc>
+        <w:tc>
+          <w:tcPr>
+            <w:tcW w:type="dxa" w:w="1300"/>
+            <w:tcMar>
+              <w:top w:type="dxa" w:w="60"/>
+              <w:left w:type="dxa" w:w="100"/>
+              <w:bottom w:type="dxa" w:w="60"/>
+              <w:right w:type="dxa" w:w="100"/>
+            </w:tcMar>
+          </w:tcPr>
+          <w:p>
+            <w:pPr>
+              <w:jc w:val="left"/>
+            </w:pPr>
+            <w:r>
+              <w:rPr>
+                <w:rFonts w:ascii="Yu Gothic" w:cs="Yu Gothic" w:eastAsia="Yu Gothic" w:hAnsi="Yu Gothic"/>
+                <w:b w:val="false"/>
+                <w:bCs w:val="false"/>
+                <w:sz w:val="19"/>
+                <w:szCs w:val="19"/>
+              </w:rPr>
+              <w:t xml:space="preserve">約2,944万円</w:t>
+            </w:r>
+          </w:p>
+        </w:tc>
+        <w:tc>
+          <w:tcPr>
+            <w:tcW w:type="dxa" w:w="1300"/>
             <w:tcMar>
               <w:top w:type="dxa" w:w="60"/>
               <w:left w:type="dxa" w:w="100"/>
@@ -10229,7 +10350,59 @@
         </w:tc>
         <w:tc>
           <w:tcPr>
-            <w:tcW w:type="dxa" w:w="1200"/>
+            <w:tcW w:type="dxa" w:w="1300"/>
+            <w:tcMar>
+              <w:top w:type="dxa" w:w="60"/>
+              <w:left w:type="dxa" w:w="100"/>
+              <w:bottom w:type="dxa" w:w="60"/>
+              <w:right w:type="dxa" w:w="100"/>
+            </w:tcMar>
+          </w:tcPr>
+          <w:p>
+            <w:pPr>
+              <w:jc w:val="left"/>
+            </w:pPr>
+            <w:r>
+              <w:rPr>
+                <w:rFonts w:ascii="Yu Gothic" w:cs="Yu Gothic" w:eastAsia="Yu Gothic" w:hAnsi="Yu Gothic"/>
+                <w:b w:val="false"/>
+                <w:bCs w:val="false"/>
+                <w:sz w:val="19"/>
+                <w:szCs w:val="19"/>
+              </w:rPr>
+              <w:t xml:space="preserve">約5,207万円</w:t>
+            </w:r>
+          </w:p>
+        </w:tc>
+        <w:tc>
+          <w:tcPr>
+            <w:tcW w:type="dxa" w:w="1300"/>
+            <w:tcMar>
+              <w:top w:type="dxa" w:w="60"/>
+              <w:left w:type="dxa" w:w="100"/>
+              <w:bottom w:type="dxa" w:w="60"/>
+              <w:right w:type="dxa" w:w="100"/>
+            </w:tcMar>
+          </w:tcPr>
+          <w:p>
+            <w:pPr>
+              <w:jc w:val="left"/>
+            </w:pPr>
+            <w:r>
+              <w:rPr>
+                <w:rFonts w:ascii="Yu Gothic" w:cs="Yu Gothic" w:eastAsia="Yu Gothic" w:hAnsi="Yu Gothic"/>
+                <w:b w:val="false"/>
+                <w:bCs w:val="false"/>
+                <w:sz w:val="19"/>
+                <w:szCs w:val="19"/>
+              </w:rPr>
+              <w:t xml:space="preserve">約6,035万円</w:t>
+            </w:r>
+          </w:p>
+        </w:tc>
+        <w:tc>
+          <w:tcPr>
+            <w:tcW w:type="dxa" w:w="1500"/>
             <w:tcMar>
               <w:top w:type="dxa" w:w="60"/>
               <w:left w:type="dxa" w:w="100"/>
@@ -10268,7 +10441,23 @@
           <w:sz w:val="18"/>
           <w:szCs w:val="18"/>
         </w:rPr>
-        <w:t xml:space="preserve">※上記に加えて、豊口氏の役員報酬(Year1-2は月10万円、Year3以降は月30万円を想定)を別建てで計上(第10章)。この人件費構成・金額は法定最低ラインに対する上乗せ配置を前提としており、収支を圧迫する主因の一つである。ただし上記のとおり、この上乗せは理念実現のための経営判断として維持することを決定済みであり、圧縮は選択肢としない(第10-4章)。</w:t>
+        <w:t xml:space="preserve">※上記に加えて、豊口氏の役員報酬(Year1-2は月10万円、Year3以降は月30万円を想定)を別建てで計上(第10章)。PT/OTと事務員はYear1では配置せず(丸山氏が事務を兼務)、規模が整うYear2〜3から正式配置する設計とした。生活支援員等の人数は、看護・PT/OTを差し引いた上で配置比率1.5:1を満たすよう自動算出している(別紙Excel「人件費」シート参照)。</w:t>
+      </w:r>
+    </w:p>
+    <w:p>
+      <w:pPr>
+        <w:spacing w:after="160" w:before="80"/>
+      </w:pPr>
+      <w:r>
+        <w:rPr>
+          <w:rFonts w:ascii="Yu Gothic" w:cs="Yu Gothic" w:eastAsia="Yu Gothic" w:hAnsi="Yu Gothic"/>
+          <w:b/>
+          <w:bCs/>
+          <w:color w:val="C00000"/>
+          <w:sz w:val="20"/>
+          <w:szCs w:val="20"/>
+        </w:rPr>
+        <w:t xml:space="preserve">⚠ 重要な発見：この配置比率1.5:1を維持したまま定員20名フル稼働(満床)に達しても、営業利益はなお赤字である(年間約683万円、第10-5章「満床シナリオ」参照)。稼働率を上げるだけでは黒字化しないことが判明しており、配置比率・加算取得・固定費の総合的な見直しが今後の課題である(第10-4章)。</w:t>
       </w:r>
     </w:p>
     <w:p>
@@ -10296,12 +10485,12 @@
         <w:rPr>
           <w:rFonts w:ascii="Yu Gothic" w:cs="Yu Gothic" w:eastAsia="Yu Gothic" w:hAnsi="Yu Gothic"/>
         </w:rPr>
-        <w:t xml:space="preserve">経営者・審査担当者の双方から、送迎時間帯に事業所内の支援体制が手薄にならないかの検証を求められた。生活支援員等6名体制での想定を以下に示す(実際の物件・利用者構成が固まった段階で確定させること)。</w:t>
+        <w:t xml:space="preserve">経営者・審査担当者の双方から、送迎時間帯に事業所内の支援体制が手薄にならないかの検証を求められた。Year1(生活支援員等2名、利用者3〜5名)とYear5(生活支援員等11名、利用者17〜20名)とではシフトの組み方が大きく異なるため、それぞれの想定を示す(実際の物件・利用者構成が固まった段階で確定させること)。</w:t>
       </w:r>
     </w:p>
     <w:tbl>
       <w:tblPr>
-        <w:tblW w:type="dxa" w:w="9000"/>
+        <w:tblW w:type="dxa" w:w="9200"/>
         <w:tblBorders>
           <w:top w:val="single" w:color="auto" w:sz="4"/>
           <w:left w:val="single" w:color="auto" w:sz="4"/>
@@ -10312,9 +10501,10 @@
         </w:tblBorders>
       </w:tblPr>
       <w:tblGrid>
-        <w:gridCol w:w="2000"/>
-        <w:gridCol w:w="3600"/>
-        <w:gridCol w:w="3400"/>
+        <w:gridCol w:w="1600"/>
+        <w:gridCol w:w="2800"/>
+        <w:gridCol w:w="2400"/>
+        <w:gridCol w:w="2400"/>
       </w:tblGrid>
       <w:tr>
         <w:trPr>
@@ -10322,7 +10512,7 @@
         </w:trPr>
         <w:tc>
           <w:tcPr>
-            <w:tcW w:type="dxa" w:w="2000"/>
+            <w:tcW w:type="dxa" w:w="1600"/>
             <w:shd w:fill="1F4E78" w:val="clear"/>
             <w:tcMar>
               <w:top w:type="dxa" w:w="60"/>
@@ -10349,7 +10539,7 @@
         </w:tc>
         <w:tc>
           <w:tcPr>
-            <w:tcW w:type="dxa" w:w="3600"/>
+            <w:tcW w:type="dxa" w:w="2800"/>
             <w:shd w:fill="1F4E78" w:val="clear"/>
             <w:tcMar>
               <w:top w:type="dxa" w:w="60"/>
@@ -10376,7 +10566,7 @@
         </w:tc>
         <w:tc>
           <w:tcPr>
-            <w:tcW w:type="dxa" w:w="3400"/>
+            <w:tcW w:type="dxa" w:w="2400"/>
             <w:shd w:fill="1F4E78" w:val="clear"/>
             <w:tcMar>
               <w:top w:type="dxa" w:w="60"/>
@@ -10397,7 +10587,34 @@
                 <w:sz w:val="19"/>
                 <w:szCs w:val="19"/>
               </w:rPr>
-              <w:t xml:space="preserve">配置人数の目安</w:t>
+              <w:t xml:space="preserve">Year1(生活支援員等2名)</w:t>
+            </w:r>
+          </w:p>
+        </w:tc>
+        <w:tc>
+          <w:tcPr>
+            <w:tcW w:type="dxa" w:w="2400"/>
+            <w:shd w:fill="1F4E78" w:val="clear"/>
+            <w:tcMar>
+              <w:top w:type="dxa" w:w="60"/>
+              <w:left w:type="dxa" w:w="100"/>
+              <w:bottom w:type="dxa" w:w="60"/>
+              <w:right w:type="dxa" w:w="100"/>
+            </w:tcMar>
+          </w:tcPr>
+          <w:p>
+            <w:pPr>
+              <w:jc w:val="center"/>
+            </w:pPr>
+            <w:r>
+              <w:rPr>
+                <w:rFonts w:ascii="Yu Gothic" w:cs="Yu Gothic" w:eastAsia="Yu Gothic" w:hAnsi="Yu Gothic"/>
+                <w:b/>
+                <w:bCs/>
+                <w:sz w:val="19"/>
+                <w:szCs w:val="19"/>
+              </w:rPr>
+              <w:t xml:space="preserve">Year5(生活支援員等11名)</w:t>
             </w:r>
           </w:p>
         </w:tc>
@@ -10405,7 +10622,7 @@
       <w:tr>
         <w:tc>
           <w:tcPr>
-            <w:tcW w:type="dxa" w:w="2000"/>
+            <w:tcW w:type="dxa" w:w="1600"/>
             <w:tcMar>
               <w:top w:type="dxa" w:w="60"/>
               <w:left w:type="dxa" w:w="100"/>
@@ -10431,7 +10648,7 @@
         </w:tc>
         <w:tc>
           <w:tcPr>
-            <w:tcW w:type="dxa" w:w="3600"/>
+            <w:tcW w:type="dxa" w:w="2800"/>
             <w:tcMar>
               <w:top w:type="dxa" w:w="60"/>
               <w:left w:type="dxa" w:w="100"/>
@@ -10457,27 +10674,53 @@
         </w:tc>
         <w:tc>
           <w:tcPr>
-            <w:tcW w:type="dxa" w:w="3400"/>
-            <w:tcMar>
-              <w:top w:type="dxa" w:w="60"/>
-              <w:left w:type="dxa" w:w="100"/>
-              <w:bottom w:type="dxa" w:w="60"/>
-              <w:right w:type="dxa" w:w="100"/>
-            </w:tcMar>
-          </w:tcPr>
-          <w:p>
-            <w:pPr>
-              <w:jc w:val="left"/>
-            </w:pPr>
-            <w:r>
-              <w:rPr>
-                <w:rFonts w:ascii="Yu Gothic" w:cs="Yu Gothic" w:eastAsia="Yu Gothic" w:hAnsi="Yu Gothic"/>
-                <w:b w:val="false"/>
-                <w:bCs w:val="false"/>
-                <w:sz w:val="19"/>
-                <w:szCs w:val="19"/>
-              </w:rPr>
-              <w:t xml:space="preserve">生活支援員2〜3名が送迎、残り3〜4名+看護職員が施設内で早着者を受け入れ</w:t>
+            <w:tcW w:type="dxa" w:w="2400"/>
+            <w:tcMar>
+              <w:top w:type="dxa" w:w="60"/>
+              <w:left w:type="dxa" w:w="100"/>
+              <w:bottom w:type="dxa" w:w="60"/>
+              <w:right w:type="dxa" w:w="100"/>
+            </w:tcMar>
+          </w:tcPr>
+          <w:p>
+            <w:pPr>
+              <w:jc w:val="left"/>
+            </w:pPr>
+            <w:r>
+              <w:rPr>
+                <w:rFonts w:ascii="Yu Gothic" w:cs="Yu Gothic" w:eastAsia="Yu Gothic" w:hAnsi="Yu Gothic"/>
+                <w:b w:val="false"/>
+                <w:bCs w:val="false"/>
+                <w:sz w:val="19"/>
+                <w:szCs w:val="19"/>
+              </w:rPr>
+              <w:t xml:space="preserve">生活支援員1名が送迎、看護職員が施設内で早着者を受け入れ</w:t>
+            </w:r>
+          </w:p>
+        </w:tc>
+        <w:tc>
+          <w:tcPr>
+            <w:tcW w:type="dxa" w:w="2400"/>
+            <w:tcMar>
+              <w:top w:type="dxa" w:w="60"/>
+              <w:left w:type="dxa" w:w="100"/>
+              <w:bottom w:type="dxa" w:w="60"/>
+              <w:right w:type="dxa" w:w="100"/>
+            </w:tcMar>
+          </w:tcPr>
+          <w:p>
+            <w:pPr>
+              <w:jc w:val="left"/>
+            </w:pPr>
+            <w:r>
+              <w:rPr>
+                <w:rFonts w:ascii="Yu Gothic" w:cs="Yu Gothic" w:eastAsia="Yu Gothic" w:hAnsi="Yu Gothic"/>
+                <w:b w:val="false"/>
+                <w:bCs w:val="false"/>
+                <w:sz w:val="19"/>
+                <w:szCs w:val="19"/>
+              </w:rPr>
+              <w:t xml:space="preserve">生活支援員2〜3名が送迎、残りが施設内で早着者を受け入れ</w:t>
             </w:r>
           </w:p>
         </w:tc>
@@ -10485,7 +10728,7 @@
       <w:tr>
         <w:tc>
           <w:tcPr>
-            <w:tcW w:type="dxa" w:w="2000"/>
+            <w:tcW w:type="dxa" w:w="1600"/>
             <w:shd w:fill="DCE6F1" w:val="clear"/>
             <w:tcMar>
               <w:top w:type="dxa" w:w="60"/>
@@ -10512,7 +10755,7 @@
         </w:tc>
         <w:tc>
           <w:tcPr>
-            <w:tcW w:type="dxa" w:w="3600"/>
+            <w:tcW w:type="dxa" w:w="2800"/>
             <w:shd w:fill="DCE6F1" w:val="clear"/>
             <w:tcMar>
               <w:top w:type="dxa" w:w="60"/>
@@ -10539,7 +10782,34 @@
         </w:tc>
         <w:tc>
           <w:tcPr>
-            <w:tcW w:type="dxa" w:w="3400"/>
+            <w:tcW w:type="dxa" w:w="2400"/>
+            <w:shd w:fill="DCE6F1" w:val="clear"/>
+            <w:tcMar>
+              <w:top w:type="dxa" w:w="60"/>
+              <w:left w:type="dxa" w:w="100"/>
+              <w:bottom w:type="dxa" w:w="60"/>
+              <w:right w:type="dxa" w:w="100"/>
+            </w:tcMar>
+          </w:tcPr>
+          <w:p>
+            <w:pPr>
+              <w:jc w:val="left"/>
+            </w:pPr>
+            <w:r>
+              <w:rPr>
+                <w:rFonts w:ascii="Yu Gothic" w:cs="Yu Gothic" w:eastAsia="Yu Gothic" w:hAnsi="Yu Gothic"/>
+                <w:b w:val="false"/>
+                <w:bCs w:val="false"/>
+                <w:sz w:val="19"/>
+                <w:szCs w:val="19"/>
+              </w:rPr>
+              <w:t xml:space="preserve">生活支援員2名+看護職員</w:t>
+            </w:r>
+          </w:p>
+        </w:tc>
+        <w:tc>
+          <w:tcPr>
+            <w:tcW w:type="dxa" w:w="2400"/>
             <w:shd w:fill="DCE6F1" w:val="clear"/>
             <w:tcMar>
               <w:top w:type="dxa" w:w="60"/>
@@ -10568,7 +10838,7 @@
       <w:tr>
         <w:tc>
           <w:tcPr>
-            <w:tcW w:type="dxa" w:w="2000"/>
+            <w:tcW w:type="dxa" w:w="1600"/>
             <w:tcMar>
               <w:top w:type="dxa" w:w="60"/>
               <w:left w:type="dxa" w:w="100"/>
@@ -10594,7 +10864,7 @@
         </w:tc>
         <w:tc>
           <w:tcPr>
-            <w:tcW w:type="dxa" w:w="3600"/>
+            <w:tcW w:type="dxa" w:w="2800"/>
             <w:tcMar>
               <w:top w:type="dxa" w:w="60"/>
               <w:left w:type="dxa" w:w="100"/>
@@ -10620,7 +10890,33 @@
         </w:tc>
         <w:tc>
           <w:tcPr>
-            <w:tcW w:type="dxa" w:w="3400"/>
+            <w:tcW w:type="dxa" w:w="2400"/>
+            <w:tcMar>
+              <w:top w:type="dxa" w:w="60"/>
+              <w:left w:type="dxa" w:w="100"/>
+              <w:bottom w:type="dxa" w:w="60"/>
+              <w:right w:type="dxa" w:w="100"/>
+            </w:tcMar>
+          </w:tcPr>
+          <w:p>
+            <w:pPr>
+              <w:jc w:val="left"/>
+            </w:pPr>
+            <w:r>
+              <w:rPr>
+                <w:rFonts w:ascii="Yu Gothic" w:cs="Yu Gothic" w:eastAsia="Yu Gothic" w:hAnsi="Yu Gothic"/>
+                <w:b w:val="false"/>
+                <w:bCs w:val="false"/>
+                <w:sz w:val="19"/>
+                <w:szCs w:val="19"/>
+              </w:rPr>
+              <w:t xml:space="preserve">生活支援員1名が送迎、残り1名が施設内対応</w:t>
+            </w:r>
+          </w:p>
+        </w:tc>
+        <w:tc>
+          <w:tcPr>
+            <w:tcW w:type="dxa" w:w="2400"/>
             <w:tcMar>
               <w:top w:type="dxa" w:w="60"/>
               <w:left w:type="dxa" w:w="100"/>
@@ -10648,7 +10944,7 @@
       <w:tr>
         <w:tc>
           <w:tcPr>
-            <w:tcW w:type="dxa" w:w="2000"/>
+            <w:tcW w:type="dxa" w:w="1600"/>
             <w:shd w:fill="DCE6F1" w:val="clear"/>
             <w:tcMar>
               <w:top w:type="dxa" w:w="60"/>
@@ -10675,7 +10971,7 @@
         </w:tc>
         <w:tc>
           <w:tcPr>
-            <w:tcW w:type="dxa" w:w="3600"/>
+            <w:tcW w:type="dxa" w:w="2800"/>
             <w:shd w:fill="DCE6F1" w:val="clear"/>
             <w:tcMar>
               <w:top w:type="dxa" w:w="60"/>
@@ -10702,28 +10998,55 @@
         </w:tc>
         <w:tc>
           <w:tcPr>
-            <w:tcW w:type="dxa" w:w="3400"/>
-            <w:shd w:fill="DCE6F1" w:val="clear"/>
-            <w:tcMar>
-              <w:top w:type="dxa" w:w="60"/>
-              <w:left w:type="dxa" w:w="100"/>
-              <w:bottom w:type="dxa" w:w="60"/>
-              <w:right w:type="dxa" w:w="100"/>
-            </w:tcMar>
-          </w:tcPr>
-          <w:p>
-            <w:pPr>
-              <w:jc w:val="left"/>
-            </w:pPr>
-            <w:r>
-              <w:rPr>
-                <w:rFonts w:ascii="Yu Gothic" w:cs="Yu Gothic" w:eastAsia="Yu Gothic" w:hAnsi="Yu Gothic"/>
-                <w:b w:val="false"/>
-                <w:bCs w:val="false"/>
-                <w:sz w:val="19"/>
-                <w:szCs w:val="19"/>
-              </w:rPr>
-              <w:t xml:space="preserve">個別支援計画の作成・モニタリング、職員管理を中心に、可能な範囲で現場支援に参加</w:t>
+            <w:tcW w:type="dxa" w:w="2400"/>
+            <w:shd w:fill="DCE6F1" w:val="clear"/>
+            <w:tcMar>
+              <w:top w:type="dxa" w:w="60"/>
+              <w:left w:type="dxa" w:w="100"/>
+              <w:bottom w:type="dxa" w:w="60"/>
+              <w:right w:type="dxa" w:w="100"/>
+            </w:tcMar>
+          </w:tcPr>
+          <w:p>
+            <w:pPr>
+              <w:jc w:val="left"/>
+            </w:pPr>
+            <w:r>
+              <w:rPr>
+                <w:rFonts w:ascii="Yu Gothic" w:cs="Yu Gothic" w:eastAsia="Yu Gothic" w:hAnsi="Yu Gothic"/>
+                <w:b w:val="false"/>
+                <w:bCs w:val="false"/>
+                <w:sz w:val="19"/>
+                <w:szCs w:val="19"/>
+              </w:rPr>
+              <w:t xml:space="preserve">現場支援に恒常的に入る想定</w:t>
+            </w:r>
+          </w:p>
+        </w:tc>
+        <w:tc>
+          <w:tcPr>
+            <w:tcW w:type="dxa" w:w="2400"/>
+            <w:shd w:fill="DCE6F1" w:val="clear"/>
+            <w:tcMar>
+              <w:top w:type="dxa" w:w="60"/>
+              <w:left w:type="dxa" w:w="100"/>
+              <w:bottom w:type="dxa" w:w="60"/>
+              <w:right w:type="dxa" w:w="100"/>
+            </w:tcMar>
+          </w:tcPr>
+          <w:p>
+            <w:pPr>
+              <w:jc w:val="left"/>
+            </w:pPr>
+            <w:r>
+              <w:rPr>
+                <w:rFonts w:ascii="Yu Gothic" w:cs="Yu Gothic" w:eastAsia="Yu Gothic" w:hAnsi="Yu Gothic"/>
+                <w:b w:val="false"/>
+                <w:bCs w:val="false"/>
+                <w:sz w:val="19"/>
+                <w:szCs w:val="19"/>
+              </w:rPr>
+              <w:t xml:space="preserve">個別支援計画の作成・モニタリング、職員管理が中心</w:t>
             </w:r>
           </w:p>
         </w:tc>
@@ -10742,7 +11065,7 @@
           <w:sz w:val="20"/>
           <w:szCs w:val="20"/>
         </w:rPr>
-        <w:t xml:space="preserve">⚠ 夕送迎の開始をサービス提供終了時刻(16:45)以降に修正した。改訂前は送迎(夕)が16:00開始となっており、16:00に退所する利用者のサービス提供時間が6時間30分にとどまり、964単位を算定できないという自己矛盾があった。このシフトでは生活支援員の勤務終了が18:15前後になるため、実際の週間勤務シフト(早番・遅番、休憩、有給・研修日)を開所前に作成し、常勤換算6.0名(総数7.4名)で法定基準を満たしたまま回せるかを検証すること。</w:t>
+        <w:t xml:space="preserve">⚠ Year1の2名体制は、送迎と施設内対応を同時にこなすには極めてタイトである。1名が送迎に出ている間は、施設内が看護職員と残り1名の生活支援員のみになるため、丸山氏が現場支援に恒常的に入ることを前提とした体制になる(サビ管の専従性の扱いは広島市の事前相談で要確認)。夕送迎の開始をサービス提供終了時刻(16:45)以降に設定しているのは、16:00に退所すると964単位を算定できなくなるためである。実際の週間勤務シフト(早番・遅番、休憩、有給・研修日)を開所前に作成し、各年次の人員でも法定基準(3:1)を満たしたまま回せるかを検証すること。</w:t>
       </w:r>
     </w:p>
     <w:p>
@@ -10775,7 +11098,7 @@
         <w:rPr>
           <w:rFonts w:ascii="Yu Gothic" w:cs="Yu Gothic" w:eastAsia="Yu Gothic" w:hAnsi="Yu Gothic"/>
         </w:rPr>
-        <w:t xml:space="preserve">サービス管理責任者は丸山氏が資格要件を満たしており確保済み(要件充足を証明する研修修了証・実務経験証明書等の現物確認をアクションプランの最優先事項とする、第13章)。看護職員・機能訓練指導員・生活支援員等の採用は別途必要であり、開所スケジュールの律速要因になり得る。</w:t>
+        <w:t xml:space="preserve">サービス管理責任者は丸山氏が資格要件を満たしており確保済み(要件充足を証明する研修修了証・実務経験証明書等の現物確認をアクションプランの最優先事項とする、第13章)。看護職員・生活支援員等の採用は別途必要であり、開所スケジュールの律速要因になり得る。</w:t>
       </w:r>
     </w:p>
     <w:p>
@@ -10791,7 +11114,7 @@
         <w:rPr>
           <w:rFonts w:ascii="Yu Gothic" w:cs="Yu Gothic" w:eastAsia="Yu Gothic" w:hAnsi="Yu Gothic"/>
         </w:rPr>
-        <w:t xml:space="preserve">生活支援員等・看護職員は求人媒体・ハローワーク・福祉人材センター、介護福祉士養成校・特別支援学校進路指導部との関係構築を通じて、開所6か月以上前から募集を開始する(指定申請書には従業者の勤務体制一覧に氏名を記載する必要があり、申請の1〜2か月前には主要職種の内定が必要)。</w:t>
+        <w:t xml:space="preserve">開所時に必要な採用は看護職員1名・生活支援員等2名の計3名(第6-3章)。求人媒体・ハローワーク・福祉人材センター、介護福祉士養成校との関係構築を通じて、開所6か月以上前から募集を開始する(指定申請書には従業者の勤務体制一覧に氏名を記載する必要があり、申請の1〜2か月前には主要職種の内定が必要)。</w:t>
       </w:r>
     </w:p>
     <w:p>
@@ -10807,7 +11130,7 @@
         <w:rPr>
           <w:rFonts w:ascii="Yu Gothic" w:cs="Yu Gothic" w:eastAsia="Yu Gothic" w:hAnsi="Yu Gothic"/>
         </w:rPr>
-        <w:t xml:space="preserve">採用費は生活支援員等5〜6名分として400万円程度を見込む(第9章、初期投資に計上)。</w:t>
+        <w:t xml:space="preserve">その後の採用も、配置比率1.5:1を維持しながら利用者数の増加に合わせて段階的に行う(第6-3章の年次人員表参照)。PT/OT・事務員はYear2〜3から採用開始。</w:t>
       </w:r>
     </w:p>
     <w:p>
@@ -10823,7 +11146,7 @@
         <w:rPr>
           <w:rFonts w:ascii="Yu Gothic" w:cs="Yu Gothic" w:eastAsia="Yu Gothic" w:hAnsi="Yu Gothic"/>
         </w:rPr>
-        <w:t xml:space="preserve">給与テーブル、年間休日日数、シフトモデルを整備し、処遇改善加算の取得を前提とした賃金設計とすることで、採用競争力を確保する。</w:t>
+        <w:t xml:space="preserve">開所時の採用費は看護職員・生活支援員等3名分として200万円程度を見込む(第9章、初期投資に計上)。Year2以降の追加採用費は、各年の人件費増加分に含めて試算している。</w:t>
       </w:r>
     </w:p>
     <w:p>
@@ -10839,7 +11162,23 @@
         <w:rPr>
           <w:rFonts w:ascii="Yu Gothic" w:cs="Yu Gothic" w:eastAsia="Yu Gothic" w:hAnsi="Yu Gothic"/>
         </w:rPr>
-        <w:t xml:space="preserve">欠員リスクに備え、生活支援員等について登録型の非常勤リストを確保し、常勤換算の余裕(+0.5〜1.0名程度)を持たせることを検討する。</w:t>
+        <w:t xml:space="preserve">給与テーブル、年間休日日数、シフトモデルを整備し、処遇改善加算の取得を前提とした賃金設計とすることで、採用競争力を確保する。</w:t>
+      </w:r>
+    </w:p>
+    <w:p>
+      <w:pPr>
+        <w:pStyle w:val="ListParagraph"/>
+        <w:numPr>
+          <w:ilvl w:val="0"/>
+          <w:numId w:val="1"/>
+        </w:numPr>
+        <w:spacing w:after="80"/>
+      </w:pPr>
+      <w:r>
+        <w:rPr>
+          <w:rFonts w:ascii="Yu Gothic" w:cs="Yu Gothic" w:eastAsia="Yu Gothic" w:hAnsi="Yu Gothic"/>
+        </w:rPr>
+        <w:t xml:space="preserve">Year1の2名体制は欠員バッファーがほぼない(第6-4章)。1名の退職・長期休養が即座に基準割れにつながるリスクがあるため、登録型の非常勤リストを開所前から確保しておくことを強く推奨する。</w:t>
       </w:r>
     </w:p>
     <w:p>
@@ -13212,7 +13551,7 @@
                 <w:sz w:val="19"/>
                 <w:szCs w:val="19"/>
               </w:rPr>
-              <w:t xml:space="preserve">400万円</w:t>
+              <w:t xml:space="preserve">200万円</w:t>
             </w:r>
           </w:p>
         </w:tc>
@@ -13238,7 +13577,7 @@
                 <w:sz w:val="19"/>
                 <w:szCs w:val="19"/>
               </w:rPr>
-              <w:t xml:space="preserve">生活支援員等5〜6名の採用費を含む</w:t>
+              <w:t xml:space="preserve">開所時人員(段階採用モデルにより看護職員1名・生活支援員等2名の計3名、丸山氏は除く)の採用費</w:t>
             </w:r>
           </w:p>
         </w:tc>
@@ -13538,7 +13877,7 @@
                 <w:sz w:val="19"/>
                 <w:szCs w:val="19"/>
               </w:rPr>
-              <w:t xml:space="preserve">約3,259万円</w:t>
+              <w:t xml:space="preserve">約2,277万円</w:t>
             </w:r>
           </w:p>
         </w:tc>
@@ -13564,7 +13903,7 @@
                 <w:sz w:val="19"/>
                 <w:szCs w:val="19"/>
               </w:rPr>
-              <w:t xml:space="preserve">資金が最も枯渇する時点の累積不足額。単純な「2〜3か月分」の目安では大幅に不足することが判明したため実測ベースに変更</w:t>
+              <w:t xml:space="preserve">資金が最も枯渇する時点の累積不足額。段階採用モデル(第6-3章、開所時4名)により、改訂前より人件費負担が軽く運転資金は圧縮された</w:t>
             </w:r>
           </w:p>
         </w:tc>
@@ -13620,7 +13959,7 @@
                 <w:sz w:val="19"/>
                 <w:szCs w:val="19"/>
               </w:rPr>
-              <w:t xml:space="preserve">約6,324万円</w:t>
+              <w:t xml:space="preserve">約5,142万円</w:t>
             </w:r>
           </w:p>
         </w:tc>
@@ -13666,7 +14005,7 @@
           <w:sz w:val="20"/>
           <w:szCs w:val="20"/>
         </w:rPr>
-        <w:t xml:space="preserve">⚠ 運転資金が突出して大きいのは、生活支援員等6名を含む配置基準上必要な人員体制を開所当初から維持する必要がある一方、Year1の契約者数は月を追って積み上がる(月1:3名→月12:15名)ため、収入が追いつくまでの期間が長いことによる。これは会計上の見積り誤りではなく、労働集約型・許認可型の福祉事業に共通する構造的な特徴である。</w:t>
+        <w:t xml:space="preserve">⚠ 運転資金が引き続き大きいのは、Year1の契約者数が月を追って積み上がる(月1:3名→月12:5名)一方、看護職員必置等の最低限の人員体制は開所当初から維持する必要があり、収入が追いつくまでの期間が長いことによる。段階採用モデル(第6-3章)により、改訂前(生活支援員等6名を含む7.4名体制)よりは大幅に圧縮されたが、依然として労働集約型・許認可型の福祉事業に共通する構造的な特徴が残る。</w:t>
       </w:r>
     </w:p>
     <w:p>
@@ -13699,7 +14038,7 @@
           <w:sz w:val="20"/>
           <w:szCs w:val="20"/>
         </w:rPr>
-        <w:t xml:space="preserve">⚠ 改訂(最重要)：v2初版は「運転資金＝Year1の資金繰りが最も枯渇する時点の不足額」として初期投資合計を約6,402万円、資金ギャップを約2,400万円としていた。しかし第10章の5ヵ年収支計画によれば、Year2以降も営業赤字・現金流出が続き、5年間の累積キャッシュフローは約▲7,400万円に達する(別紙Excel「収支計画5年」参照。人員配置体制加算ⅢをYear3以降に導入した後の数字)。Year1の運転資金だけでは、開所後およそ15〜16か月目(Year2の半ば)で資金が尽きる計算になる。</w:t>
+        <w:t xml:space="preserve">⚠ 改訂(最重要)：v2初版は「運転資金＝Year1の資金繰りが最も枯渇する時点の不足額」として初期投資合計を約6,402万円、資金ギャップを約2,400万円としていた。しかし第10章の5ヵ年収支計画によれば、Year2以降も営業赤字・現金流出が続き、5年間の累積キャッシュフローは約▲7,984万円に達する(別紙Excel「収支計画5年」参照。配置比率1.5:1を維持する段階採用モデルを反映した数字)。Year1の運転資金だけでは、Year2以降の営業赤字を賄いきれず資金が尽きる計算になる。</w:t>
       </w:r>
     </w:p>
     <w:tbl>
@@ -13854,7 +14193,7 @@
                 <w:sz w:val="19"/>
                 <w:szCs w:val="19"/>
               </w:rPr>
-              <w:t xml:space="preserve">約3,065万円</w:t>
+              <w:t xml:space="preserve">約2,865万円</w:t>
             </w:r>
           </w:p>
         </w:tc>
@@ -13936,7 +14275,7 @@
                 <w:sz w:val="19"/>
                 <w:szCs w:val="19"/>
               </w:rPr>
-              <w:t xml:space="preserve">約7,400万円</w:t>
+              <w:t xml:space="preserve">約7,984万円</w:t>
             </w:r>
           </w:p>
         </w:tc>
@@ -13963,7 +14302,7 @@
                 <w:sz w:val="19"/>
                 <w:szCs w:val="19"/>
               </w:rPr>
-              <w:t xml:space="preserve">人員配置体制加算ⅢをYear3以降に導入し、Year4〜5の営業赤字を年間約557万円まで圧縮した前提での計算(第10-4-1章)</w:t>
+              <w:t xml:space="preserve">配置比率1.5:1を開所当初から維持し、Year5の営業赤字が年間約823万円まで縮小した前提での計算(第10-4章)</w:t>
             </w:r>
           </w:p>
         </w:tc>
@@ -14017,7 +14356,7 @@
                 <w:sz w:val="19"/>
                 <w:szCs w:val="19"/>
               </w:rPr>
-              <w:t xml:space="preserve">約1億465万円</w:t>
+              <w:t xml:space="preserve">約1億849万円</w:t>
             </w:r>
           </w:p>
         </w:tc>
@@ -14620,7 +14959,7 @@
                 <w:sz w:val="19"/>
                 <w:szCs w:val="19"/>
               </w:rPr>
-              <w:t xml:space="preserve">約▲6,465万円</w:t>
+              <w:t xml:space="preserve">約▲6,849万円</w:t>
             </w:r>
           </w:p>
         </w:tc>
@@ -14666,7 +15005,7 @@
           <w:sz w:val="20"/>
           <w:szCs w:val="20"/>
         </w:rPr>
-        <w:t xml:space="preserve">⚠ 真の資金ギャップは約6,465万円であり、「2,400万円を埋める」という規模の課題ではない。以下の優先順で対応を検討する。</w:t>
+        <w:t xml:space="preserve">⚠ 真の資金ギャップは約6,849万円であり、「2,400万円を埋める」という規模の課題ではない。以下の優先順で対応を検討する。</w:t>
       </w:r>
     </w:p>
     <w:p>
@@ -14682,7 +15021,7 @@
         <w:rPr>
           <w:rFonts w:ascii="Yu Gothic" w:cs="Yu Gothic" w:eastAsia="Yu Gothic" w:hAnsi="Yu Gothic"/>
         </w:rPr>
-        <w:t xml:space="preserve">収支構造そのものを見直す(最優先)：第10-4章のとおり、人員配置は理念実現を優先し法定最低ラインへの圧縮は行わない方針を決定済み。その上で、人員配置体制加算Ⅲ(Year3以降に段階導入、上記の数字に反映済み)に加え、取り漏れている加算の取得(常勤看護職員等配置加算・重度障害者支援加算等)を反映すれば、5年間の累積不足額はさらに縮小する可能性がある。</w:t>
+        <w:t xml:space="preserve">収支構造そのものを見直す(最優先)：第10-4章のとおり、配置比率1.5:1を開所当初から維持する段階採用モデルを正式方針としたが、この方針のままでは定員フル稼働(満床)でも黒字化しない(第10-5章)。取り漏れている加算の取得(重度障害者支援加算・常勤看護職員等配置加算等)、または配置比率の見直し(第10-4章「配置比率シナリオ比較」)を、資金調達の交渉に進む前に必ず検討すること。</w:t>
       </w:r>
     </w:p>
     <w:p>
@@ -16926,7 +17265,7 @@
           <w:sz w:val="20"/>
           <w:szCs w:val="20"/>
         </w:rPr>
-        <w:t xml:space="preserve">⚠ これらは真の必要資金総額(約1億465万円、第9-2章)の一部にすぎない。営業利益がマイナスの期間が続く前提であるため、この返済額を営業キャッシュフローだけで賄うのは厳しい。据置期間の延長・返済開始時期の後ろ倒しを早期に相談できる関係性を築いておくこと。無担保・低リスクではない貸付である点を会長にも正直に共有した上で、条件を提案する。金銭消費貸借契約書の締結、期限の利益喪失条項、会長に万一のことがあった場合の債権承継(相続)の取り扱いについても、事前に整理しておくこと。</w:t>
+        <w:t xml:space="preserve">⚠ これらは真の必要資金総額(約1億849万円、第9-2章)の一部にすぎない。営業利益がマイナスの期間が続く前提であるため、この返済額を営業キャッシュフローだけで賄うのは厳しい。据置期間の延長・返済開始時期の後ろ倒しを早期に相談できる関係性を築いておくこと。無担保・低リスクではない貸付である点を会長にも正直に共有した上で、条件を提案する。金銭消費貸借契約書の締結、期限の利益喪失条項、会長に万一のことがあった場合の債権承継(相続)の取り扱いについても、事前に整理しておくこと。</w:t>
       </w:r>
     </w:p>
     <w:p>
@@ -18171,7 +18510,7 @@
                 <w:sz w:val="19"/>
                 <w:szCs w:val="19"/>
               </w:rPr>
-              <w:t xml:space="preserve">福祉専門職員配置等加算(新規算入)</w:t>
+              <w:t xml:space="preserve">福祉専門職員配置等加算</w:t>
             </w:r>
           </w:p>
         </w:tc>
@@ -18226,6 +18565,61 @@
                 <w:sz w:val="19"/>
                 <w:szCs w:val="19"/>
               </w:rPr>
+              <w:t xml:space="preserve">人員配置体制加算Ⅰ(改訂：新規算入)</w:t>
+            </w:r>
+          </w:p>
+        </w:tc>
+        <w:tc>
+          <w:tcPr>
+            <w:tcW w:type="dxa" w:w="6500"/>
+            <w:tcMar>
+              <w:top w:type="dxa" w:w="60"/>
+              <w:left w:type="dxa" w:w="100"/>
+              <w:bottom w:type="dxa" w:w="60"/>
+              <w:right w:type="dxa" w:w="100"/>
+            </w:tcMar>
+          </w:tcPr>
+          <w:p>
+            <w:pPr>
+              <w:jc w:val="left"/>
+            </w:pPr>
+            <w:r>
+              <w:rPr>
+                <w:rFonts w:ascii="Yu Gothic" w:cs="Yu Gothic" w:eastAsia="Yu Gothic" w:hAnsi="Yu Gothic"/>
+                <w:b w:val="false"/>
+                <w:bCs w:val="false"/>
+                <w:sz w:val="19"/>
+                <w:szCs w:val="19"/>
+              </w:rPr>
+              <w:t xml:space="preserve">321単位/日(概ね1.5:1配置が要件)。第6-3章のとおり、配置比率1.5:1を開所当初から維持する段階採用モデルを正式方針としたため、開所当初からの正式な収入源として基本ケースに算入。単位数・要件は要確認</w:t>
+            </w:r>
+          </w:p>
+        </w:tc>
+      </w:tr>
+      <w:tr>
+        <w:tc>
+          <w:tcPr>
+            <w:tcW w:type="dxa" w:w="2800"/>
+            <w:shd w:fill="DCE6F1" w:val="clear"/>
+            <w:tcMar>
+              <w:top w:type="dxa" w:w="60"/>
+              <w:left w:type="dxa" w:w="100"/>
+              <w:bottom w:type="dxa" w:w="60"/>
+              <w:right w:type="dxa" w:w="100"/>
+            </w:tcMar>
+          </w:tcPr>
+          <w:p>
+            <w:pPr>
+              <w:jc w:val="left"/>
+            </w:pPr>
+            <w:r>
+              <w:rPr>
+                <w:rFonts w:ascii="Yu Gothic" w:cs="Yu Gothic" w:eastAsia="Yu Gothic" w:hAnsi="Yu Gothic"/>
+                <w:b w:val="false"/>
+                <w:bCs w:val="false"/>
+                <w:sz w:val="19"/>
+                <w:szCs w:val="19"/>
+              </w:rPr>
               <w:t xml:space="preserve">入浴支援加算(障害福祉の名称)・食事提供体制加算</w:t>
             </w:r>
           </w:p>
@@ -18233,6 +18627,7 @@
         <w:tc>
           <w:tcPr>
             <w:tcW w:type="dxa" w:w="6500"/>
+            <w:shd w:fill="DCE6F1" w:val="clear"/>
             <w:tcMar>
               <w:top w:type="dxa" w:w="60"/>
               <w:left w:type="dxa" w:w="100"/>
@@ -18272,7 +18667,7 @@
           <w:sz w:val="24"/>
           <w:szCs w:val="24"/>
         </w:rPr>
-        <w:t xml:space="preserve">10-2. 支出の考え方(改訂：計上漏れを是正)</w:t>
+        <w:t xml:space="preserve">10-2. 支出の考え方(改訂：段階採用モデルによる人件費の年次推移を反映)</w:t>
       </w:r>
     </w:p>
     <w:p>
@@ -18288,7 +18683,7 @@
         <w:rPr>
           <w:rFonts w:ascii="Yu Gothic" w:cs="Yu Gothic" w:eastAsia="Yu Gothic" w:hAnsi="Yu Gothic"/>
         </w:rPr>
-        <w:t xml:space="preserve">人件費(法定福利費込、看護職員・機能訓練指導員を独立配置) ≈ 年間約3,965万円(第6章参照)</w:t>
+        <w:t xml:space="preserve">人件費(法定福利費込) ≈ Year1約1,932万円 → Year5約6,035万円(開所4名からの段階採用モデル、第6-3章参照)。年度によって大きく変動する点に注意</w:t>
       </w:r>
     </w:p>
     <w:p>
@@ -18385,7 +18780,7 @@
           <w:sz w:val="24"/>
           <w:szCs w:val="24"/>
         </w:rPr>
-        <w:t xml:space="preserve">10-3. 5ヵ年収支計画(経営方針決定〈理念優先〉を反映：人員配置体制加算ⅢをYear3以降に段階導入)</w:t>
+        <w:t xml:space="preserve">10-3. 5ヵ年収支計画(改訂：開所4名からの段階採用モデル・配置比率1.5:1を反映)</w:t>
       </w:r>
     </w:p>
     <w:tbl>
@@ -18598,7 +18993,7 @@
                 <w:sz w:val="19"/>
                 <w:szCs w:val="19"/>
               </w:rPr>
-              <w:t xml:space="preserve">稼働率(想定)</w:t>
+              <w:t xml:space="preserve">想定利用者数/日</w:t>
             </w:r>
           </w:p>
         </w:tc>
@@ -18624,7 +19019,7 @@
                 <w:sz w:val="19"/>
                 <w:szCs w:val="19"/>
               </w:rPr>
-              <w:t xml:space="preserve">35%※</w:t>
+              <w:t xml:space="preserve">4名</w:t>
             </w:r>
           </w:p>
         </w:tc>
@@ -18650,7 +19045,7 @@
                 <w:sz w:val="19"/>
                 <w:szCs w:val="19"/>
               </w:rPr>
-              <w:t xml:space="preserve">65%</w:t>
+              <w:t xml:space="preserve">7名</w:t>
             </w:r>
           </w:p>
         </w:tc>
@@ -18676,7 +19071,7 @@
                 <w:sz w:val="19"/>
                 <w:szCs w:val="19"/>
               </w:rPr>
-              <w:t xml:space="preserve">80%</w:t>
+              <w:t xml:space="preserve">10.5名</w:t>
             </w:r>
           </w:p>
         </w:tc>
@@ -18702,7 +19097,7 @@
                 <w:sz w:val="19"/>
                 <w:szCs w:val="19"/>
               </w:rPr>
-              <w:t xml:space="preserve">85%</w:t>
+              <w:t xml:space="preserve">14.5名</w:t>
             </w:r>
           </w:p>
         </w:tc>
@@ -18728,7 +19123,7 @@
                 <w:sz w:val="19"/>
                 <w:szCs w:val="19"/>
               </w:rPr>
-              <w:t xml:space="preserve">85%</w:t>
+              <w:t xml:space="preserve">18.5名</w:t>
             </w:r>
           </w:p>
         </w:tc>
@@ -18757,7 +19152,7 @@
                 <w:sz w:val="19"/>
                 <w:szCs w:val="19"/>
               </w:rPr>
-              <w:t xml:space="preserve">人員配置体制加算Ⅲの採用</w:t>
+              <w:t xml:space="preserve">稼働率(参考)</w:t>
             </w:r>
           </w:p>
         </w:tc>
@@ -18784,7 +19179,7 @@
                 <w:sz w:val="19"/>
                 <w:szCs w:val="19"/>
               </w:rPr>
-              <w:t xml:space="preserve">不採用</w:t>
+              <w:t xml:space="preserve">20%</w:t>
             </w:r>
           </w:p>
         </w:tc>
@@ -18811,7 +19206,7 @@
                 <w:sz w:val="19"/>
                 <w:szCs w:val="19"/>
               </w:rPr>
-              <w:t xml:space="preserve">不採用</w:t>
+              <w:t xml:space="preserve">35%</w:t>
             </w:r>
           </w:p>
         </w:tc>
@@ -18838,7 +19233,7 @@
                 <w:sz w:val="19"/>
                 <w:szCs w:val="19"/>
               </w:rPr>
-              <w:t xml:space="preserve">採用</w:t>
+              <w:t xml:space="preserve">52.5%</w:t>
             </w:r>
           </w:p>
         </w:tc>
@@ -18865,7 +19260,7 @@
                 <w:sz w:val="19"/>
                 <w:szCs w:val="19"/>
               </w:rPr>
-              <w:t xml:space="preserve">採用</w:t>
+              <w:t xml:space="preserve">72.5%</w:t>
             </w:r>
           </w:p>
         </w:tc>
@@ -18892,7 +19287,7 @@
                 <w:sz w:val="19"/>
                 <w:szCs w:val="19"/>
               </w:rPr>
-              <w:t xml:space="preserve">採用</w:t>
+              <w:t xml:space="preserve">92.5%</w:t>
             </w:r>
           </w:p>
         </w:tc>
@@ -18920,7 +19315,7 @@
                 <w:sz w:val="19"/>
                 <w:szCs w:val="19"/>
               </w:rPr>
-              <w:t xml:space="preserve">収入合計</w:t>
+              <w:t xml:space="preserve">職員体制(常勤換算、第6-3章)</w:t>
             </w:r>
           </w:p>
         </w:tc>
@@ -18946,7 +19341,7 @@
                 <w:sz w:val="19"/>
                 <w:szCs w:val="19"/>
               </w:rPr>
-              <w:t xml:space="preserve">約2,144万円</w:t>
+              <w:t xml:space="preserve">4名</w:t>
             </w:r>
           </w:p>
         </w:tc>
@@ -18972,7 +19367,7 @@
                 <w:sz w:val="19"/>
                 <w:szCs w:val="19"/>
               </w:rPr>
-              <w:t xml:space="preserve">約3,982万円</w:t>
+              <w:t xml:space="preserve">6.5名</w:t>
             </w:r>
           </w:p>
         </w:tc>
@@ -18998,7 +19393,7 @@
                 <w:sz w:val="19"/>
                 <w:szCs w:val="19"/>
               </w:rPr>
-              <w:t xml:space="preserve">約5,665万円</w:t>
+              <w:t xml:space="preserve">8.9名</w:t>
             </w:r>
           </w:p>
         </w:tc>
@@ -19024,7 +19419,7 @@
                 <w:sz w:val="19"/>
                 <w:szCs w:val="19"/>
               </w:rPr>
-              <w:t xml:space="preserve">約6,019万円</w:t>
+              <w:t xml:space="preserve">11.9名</w:t>
             </w:r>
           </w:p>
         </w:tc>
@@ -19050,7 +19445,7 @@
                 <w:sz w:val="19"/>
                 <w:szCs w:val="19"/>
               </w:rPr>
-              <w:t xml:space="preserve">約6,019万円</w:t>
+              <w:t xml:space="preserve">13.9名</w:t>
             </w:r>
           </w:p>
         </w:tc>
@@ -19079,7 +19474,7 @@
                 <w:sz w:val="19"/>
                 <w:szCs w:val="19"/>
               </w:rPr>
-              <w:t xml:space="preserve">経費合計</w:t>
+              <w:t xml:space="preserve">収入合計</w:t>
             </w:r>
           </w:p>
         </w:tc>
@@ -19106,7 +19501,7 @@
                 <w:sz w:val="19"/>
                 <w:szCs w:val="19"/>
               </w:rPr>
-              <w:t xml:space="preserve">約5,501万円</w:t>
+              <w:t xml:space="preserve">約1,564万円</w:t>
             </w:r>
           </w:p>
         </w:tc>
@@ -19133,7 +19528,7 @@
                 <w:sz w:val="19"/>
                 <w:szCs w:val="19"/>
               </w:rPr>
-              <w:t xml:space="preserve">約5,629万円</w:t>
+              <w:t xml:space="preserve">約2,737万円</w:t>
             </w:r>
           </w:p>
         </w:tc>
@@ -19160,7 +19555,7 @@
                 <w:sz w:val="19"/>
                 <w:szCs w:val="19"/>
               </w:rPr>
-              <w:t xml:space="preserve">約6,554万円</w:t>
+              <w:t xml:space="preserve">約4,105万円</w:t>
             </w:r>
           </w:p>
         </w:tc>
@@ -19187,7 +19582,7 @@
                 <w:sz w:val="19"/>
                 <w:szCs w:val="19"/>
               </w:rPr>
-              <w:t xml:space="preserve">約6,576万円</w:t>
+              <w:t xml:space="preserve">約5,669万円</w:t>
             </w:r>
           </w:p>
         </w:tc>
@@ -19214,7 +19609,7 @@
                 <w:sz w:val="19"/>
                 <w:szCs w:val="19"/>
               </w:rPr>
-              <w:t xml:space="preserve">約6,576万円</w:t>
+              <w:t xml:space="preserve">約7,233万円</w:t>
             </w:r>
           </w:p>
         </w:tc>
@@ -19242,7 +19637,7 @@
                 <w:sz w:val="19"/>
                 <w:szCs w:val="19"/>
               </w:rPr>
-              <w:t xml:space="preserve">営業利益</w:t>
+              <w:t xml:space="preserve">経費合計</w:t>
             </w:r>
           </w:p>
         </w:tc>
@@ -19268,7 +19663,7 @@
                 <w:sz w:val="19"/>
                 <w:szCs w:val="19"/>
               </w:rPr>
-              <w:t xml:space="preserve">▲3,357万円</w:t>
+              <w:t xml:space="preserve">約3,404万円</w:t>
             </w:r>
           </w:p>
         </w:tc>
@@ -19294,7 +19689,7 @@
                 <w:sz w:val="19"/>
                 <w:szCs w:val="19"/>
               </w:rPr>
-              <w:t xml:space="preserve">▲1,647万円</w:t>
+              <w:t xml:space="preserve">約4,480万円</w:t>
             </w:r>
           </w:p>
         </w:tc>
@@ -19320,7 +19715,7 @@
                 <w:sz w:val="19"/>
                 <w:szCs w:val="19"/>
               </w:rPr>
-              <w:t xml:space="preserve">▲889万円</w:t>
+              <w:t xml:space="preserve">約5,816万円</w:t>
             </w:r>
           </w:p>
         </w:tc>
@@ -19346,7 +19741,7 @@
                 <w:sz w:val="19"/>
                 <w:szCs w:val="19"/>
               </w:rPr>
-              <w:t xml:space="preserve">▲557万円</w:t>
+              <w:t xml:space="preserve">約7,143万円</w:t>
             </w:r>
           </w:p>
         </w:tc>
@@ -19372,7 +19767,7 @@
                 <w:sz w:val="19"/>
                 <w:szCs w:val="19"/>
               </w:rPr>
-              <w:t xml:space="preserve">▲557万円</w:t>
+              <w:t xml:space="preserve">約8,057万円</w:t>
             </w:r>
           </w:p>
         </w:tc>
@@ -19401,6 +19796,169 @@
                 <w:sz w:val="19"/>
                 <w:szCs w:val="19"/>
               </w:rPr>
+              <w:t xml:space="preserve">営業利益</w:t>
+            </w:r>
+          </w:p>
+        </w:tc>
+        <w:tc>
+          <w:tcPr>
+            <w:tcW w:type="dxa" w:w="1500"/>
+            <w:shd w:fill="DCE6F1" w:val="clear"/>
+            <w:tcMar>
+              <w:top w:type="dxa" w:w="60"/>
+              <w:left w:type="dxa" w:w="100"/>
+              <w:bottom w:type="dxa" w:w="60"/>
+              <w:right w:type="dxa" w:w="100"/>
+            </w:tcMar>
+          </w:tcPr>
+          <w:p>
+            <w:pPr>
+              <w:jc w:val="left"/>
+            </w:pPr>
+            <w:r>
+              <w:rPr>
+                <w:rFonts w:ascii="Yu Gothic" w:cs="Yu Gothic" w:eastAsia="Yu Gothic" w:hAnsi="Yu Gothic"/>
+                <w:b w:val="false"/>
+                <w:bCs w:val="false"/>
+                <w:sz w:val="19"/>
+                <w:szCs w:val="19"/>
+              </w:rPr>
+              <w:t xml:space="preserve">▲1,840万円</w:t>
+            </w:r>
+          </w:p>
+        </w:tc>
+        <w:tc>
+          <w:tcPr>
+            <w:tcW w:type="dxa" w:w="1500"/>
+            <w:shd w:fill="DCE6F1" w:val="clear"/>
+            <w:tcMar>
+              <w:top w:type="dxa" w:w="60"/>
+              <w:left w:type="dxa" w:w="100"/>
+              <w:bottom w:type="dxa" w:w="60"/>
+              <w:right w:type="dxa" w:w="100"/>
+            </w:tcMar>
+          </w:tcPr>
+          <w:p>
+            <w:pPr>
+              <w:jc w:val="left"/>
+            </w:pPr>
+            <w:r>
+              <w:rPr>
+                <w:rFonts w:ascii="Yu Gothic" w:cs="Yu Gothic" w:eastAsia="Yu Gothic" w:hAnsi="Yu Gothic"/>
+                <w:b w:val="false"/>
+                <w:bCs w:val="false"/>
+                <w:sz w:val="19"/>
+                <w:szCs w:val="19"/>
+              </w:rPr>
+              <w:t xml:space="preserve">▲1,743万円</w:t>
+            </w:r>
+          </w:p>
+        </w:tc>
+        <w:tc>
+          <w:tcPr>
+            <w:tcW w:type="dxa" w:w="1500"/>
+            <w:shd w:fill="DCE6F1" w:val="clear"/>
+            <w:tcMar>
+              <w:top w:type="dxa" w:w="60"/>
+              <w:left w:type="dxa" w:w="100"/>
+              <w:bottom w:type="dxa" w:w="60"/>
+              <w:right w:type="dxa" w:w="100"/>
+            </w:tcMar>
+          </w:tcPr>
+          <w:p>
+            <w:pPr>
+              <w:jc w:val="left"/>
+            </w:pPr>
+            <w:r>
+              <w:rPr>
+                <w:rFonts w:ascii="Yu Gothic" w:cs="Yu Gothic" w:eastAsia="Yu Gothic" w:hAnsi="Yu Gothic"/>
+                <w:b w:val="false"/>
+                <w:bCs w:val="false"/>
+                <w:sz w:val="19"/>
+                <w:szCs w:val="19"/>
+              </w:rPr>
+              <w:t xml:space="preserve">▲1,710万円</w:t>
+            </w:r>
+          </w:p>
+        </w:tc>
+        <w:tc>
+          <w:tcPr>
+            <w:tcW w:type="dxa" w:w="1500"/>
+            <w:shd w:fill="DCE6F1" w:val="clear"/>
+            <w:tcMar>
+              <w:top w:type="dxa" w:w="60"/>
+              <w:left w:type="dxa" w:w="100"/>
+              <w:bottom w:type="dxa" w:w="60"/>
+              <w:right w:type="dxa" w:w="100"/>
+            </w:tcMar>
+          </w:tcPr>
+          <w:p>
+            <w:pPr>
+              <w:jc w:val="left"/>
+            </w:pPr>
+            <w:r>
+              <w:rPr>
+                <w:rFonts w:ascii="Yu Gothic" w:cs="Yu Gothic" w:eastAsia="Yu Gothic" w:hAnsi="Yu Gothic"/>
+                <w:b w:val="false"/>
+                <w:bCs w:val="false"/>
+                <w:sz w:val="19"/>
+                <w:szCs w:val="19"/>
+              </w:rPr>
+              <w:t xml:space="preserve">▲1,474万円</w:t>
+            </w:r>
+          </w:p>
+        </w:tc>
+        <w:tc>
+          <w:tcPr>
+            <w:tcW w:type="dxa" w:w="1500"/>
+            <w:shd w:fill="DCE6F1" w:val="clear"/>
+            <w:tcMar>
+              <w:top w:type="dxa" w:w="60"/>
+              <w:left w:type="dxa" w:w="100"/>
+              <w:bottom w:type="dxa" w:w="60"/>
+              <w:right w:type="dxa" w:w="100"/>
+            </w:tcMar>
+          </w:tcPr>
+          <w:p>
+            <w:pPr>
+              <w:jc w:val="left"/>
+            </w:pPr>
+            <w:r>
+              <w:rPr>
+                <w:rFonts w:ascii="Yu Gothic" w:cs="Yu Gothic" w:eastAsia="Yu Gothic" w:hAnsi="Yu Gothic"/>
+                <w:b w:val="false"/>
+                <w:bCs w:val="false"/>
+                <w:sz w:val="19"/>
+                <w:szCs w:val="19"/>
+              </w:rPr>
+              <w:t xml:space="preserve">▲823万円</w:t>
+            </w:r>
+          </w:p>
+        </w:tc>
+      </w:tr>
+      <w:tr>
+        <w:tc>
+          <w:tcPr>
+            <w:tcW w:type="dxa" w:w="1900"/>
+            <w:tcMar>
+              <w:top w:type="dxa" w:w="60"/>
+              <w:left w:type="dxa" w:w="100"/>
+              <w:bottom w:type="dxa" w:w="60"/>
+              <w:right w:type="dxa" w:w="100"/>
+            </w:tcMar>
+          </w:tcPr>
+          <w:p>
+            <w:pPr>
+              <w:jc w:val="left"/>
+            </w:pPr>
+            <w:r>
+              <w:rPr>
+                <w:rFonts w:ascii="Yu Gothic" w:cs="Yu Gothic" w:eastAsia="Yu Gothic" w:hAnsi="Yu Gothic"/>
+                <w:b w:val="false"/>
+                <w:bCs w:val="false"/>
+                <w:sz w:val="19"/>
+                <w:szCs w:val="19"/>
+              </w:rPr>
               <w:t xml:space="preserve">営業利益率</w:t>
             </w:r>
           </w:p>
@@ -19408,135 +19966,130 @@
         <w:tc>
           <w:tcPr>
             <w:tcW w:type="dxa" w:w="1500"/>
-            <w:shd w:fill="DCE6F1" w:val="clear"/>
-            <w:tcMar>
-              <w:top w:type="dxa" w:w="60"/>
-              <w:left w:type="dxa" w:w="100"/>
-              <w:bottom w:type="dxa" w:w="60"/>
-              <w:right w:type="dxa" w:w="100"/>
-            </w:tcMar>
-          </w:tcPr>
-          <w:p>
-            <w:pPr>
-              <w:jc w:val="left"/>
-            </w:pPr>
-            <w:r>
-              <w:rPr>
-                <w:rFonts w:ascii="Yu Gothic" w:cs="Yu Gothic" w:eastAsia="Yu Gothic" w:hAnsi="Yu Gothic"/>
-                <w:b w:val="false"/>
-                <w:bCs w:val="false"/>
-                <w:sz w:val="19"/>
-                <w:szCs w:val="19"/>
-              </w:rPr>
-              <w:t xml:space="preserve">▲156.6%</w:t>
+            <w:tcMar>
+              <w:top w:type="dxa" w:w="60"/>
+              <w:left w:type="dxa" w:w="100"/>
+              <w:bottom w:type="dxa" w:w="60"/>
+              <w:right w:type="dxa" w:w="100"/>
+            </w:tcMar>
+          </w:tcPr>
+          <w:p>
+            <w:pPr>
+              <w:jc w:val="left"/>
+            </w:pPr>
+            <w:r>
+              <w:rPr>
+                <w:rFonts w:ascii="Yu Gothic" w:cs="Yu Gothic" w:eastAsia="Yu Gothic" w:hAnsi="Yu Gothic"/>
+                <w:b w:val="false"/>
+                <w:bCs w:val="false"/>
+                <w:sz w:val="19"/>
+                <w:szCs w:val="19"/>
+              </w:rPr>
+              <w:t xml:space="preserve">▲117.6%</w:t>
             </w:r>
           </w:p>
         </w:tc>
         <w:tc>
           <w:tcPr>
             <w:tcW w:type="dxa" w:w="1500"/>
-            <w:shd w:fill="DCE6F1" w:val="clear"/>
-            <w:tcMar>
-              <w:top w:type="dxa" w:w="60"/>
-              <w:left w:type="dxa" w:w="100"/>
-              <w:bottom w:type="dxa" w:w="60"/>
-              <w:right w:type="dxa" w:w="100"/>
-            </w:tcMar>
-          </w:tcPr>
-          <w:p>
-            <w:pPr>
-              <w:jc w:val="left"/>
-            </w:pPr>
-            <w:r>
-              <w:rPr>
-                <w:rFonts w:ascii="Yu Gothic" w:cs="Yu Gothic" w:eastAsia="Yu Gothic" w:hAnsi="Yu Gothic"/>
-                <w:b w:val="false"/>
-                <w:bCs w:val="false"/>
-                <w:sz w:val="19"/>
-                <w:szCs w:val="19"/>
-              </w:rPr>
-              <w:t xml:space="preserve">▲41.4%</w:t>
+            <w:tcMar>
+              <w:top w:type="dxa" w:w="60"/>
+              <w:left w:type="dxa" w:w="100"/>
+              <w:bottom w:type="dxa" w:w="60"/>
+              <w:right w:type="dxa" w:w="100"/>
+            </w:tcMar>
+          </w:tcPr>
+          <w:p>
+            <w:pPr>
+              <w:jc w:val="left"/>
+            </w:pPr>
+            <w:r>
+              <w:rPr>
+                <w:rFonts w:ascii="Yu Gothic" w:cs="Yu Gothic" w:eastAsia="Yu Gothic" w:hAnsi="Yu Gothic"/>
+                <w:b w:val="false"/>
+                <w:bCs w:val="false"/>
+                <w:sz w:val="19"/>
+                <w:szCs w:val="19"/>
+              </w:rPr>
+              <w:t xml:space="preserve">▲63.7%</w:t>
             </w:r>
           </w:p>
         </w:tc>
         <w:tc>
           <w:tcPr>
             <w:tcW w:type="dxa" w:w="1500"/>
-            <w:shd w:fill="DCE6F1" w:val="clear"/>
-            <w:tcMar>
-              <w:top w:type="dxa" w:w="60"/>
-              <w:left w:type="dxa" w:w="100"/>
-              <w:bottom w:type="dxa" w:w="60"/>
-              <w:right w:type="dxa" w:w="100"/>
-            </w:tcMar>
-          </w:tcPr>
-          <w:p>
-            <w:pPr>
-              <w:jc w:val="left"/>
-            </w:pPr>
-            <w:r>
-              <w:rPr>
-                <w:rFonts w:ascii="Yu Gothic" w:cs="Yu Gothic" w:eastAsia="Yu Gothic" w:hAnsi="Yu Gothic"/>
-                <w:b w:val="false"/>
-                <w:bCs w:val="false"/>
-                <w:sz w:val="19"/>
-                <w:szCs w:val="19"/>
-              </w:rPr>
-              <w:t xml:space="preserve">▲15.7%</w:t>
+            <w:tcMar>
+              <w:top w:type="dxa" w:w="60"/>
+              <w:left w:type="dxa" w:w="100"/>
+              <w:bottom w:type="dxa" w:w="60"/>
+              <w:right w:type="dxa" w:w="100"/>
+            </w:tcMar>
+          </w:tcPr>
+          <w:p>
+            <w:pPr>
+              <w:jc w:val="left"/>
+            </w:pPr>
+            <w:r>
+              <w:rPr>
+                <w:rFonts w:ascii="Yu Gothic" w:cs="Yu Gothic" w:eastAsia="Yu Gothic" w:hAnsi="Yu Gothic"/>
+                <w:b w:val="false"/>
+                <w:bCs w:val="false"/>
+                <w:sz w:val="19"/>
+                <w:szCs w:val="19"/>
+              </w:rPr>
+              <w:t xml:space="preserve">▲41.7%</w:t>
             </w:r>
           </w:p>
         </w:tc>
         <w:tc>
           <w:tcPr>
             <w:tcW w:type="dxa" w:w="1500"/>
-            <w:shd w:fill="DCE6F1" w:val="clear"/>
-            <w:tcMar>
-              <w:top w:type="dxa" w:w="60"/>
-              <w:left w:type="dxa" w:w="100"/>
-              <w:bottom w:type="dxa" w:w="60"/>
-              <w:right w:type="dxa" w:w="100"/>
-            </w:tcMar>
-          </w:tcPr>
-          <w:p>
-            <w:pPr>
-              <w:jc w:val="left"/>
-            </w:pPr>
-            <w:r>
-              <w:rPr>
-                <w:rFonts w:ascii="Yu Gothic" w:cs="Yu Gothic" w:eastAsia="Yu Gothic" w:hAnsi="Yu Gothic"/>
-                <w:b w:val="false"/>
-                <w:bCs w:val="false"/>
-                <w:sz w:val="19"/>
-                <w:szCs w:val="19"/>
-              </w:rPr>
-              <w:t xml:space="preserve">▲9.2%</w:t>
+            <w:tcMar>
+              <w:top w:type="dxa" w:w="60"/>
+              <w:left w:type="dxa" w:w="100"/>
+              <w:bottom w:type="dxa" w:w="60"/>
+              <w:right w:type="dxa" w:w="100"/>
+            </w:tcMar>
+          </w:tcPr>
+          <w:p>
+            <w:pPr>
+              <w:jc w:val="left"/>
+            </w:pPr>
+            <w:r>
+              <w:rPr>
+                <w:rFonts w:ascii="Yu Gothic" w:cs="Yu Gothic" w:eastAsia="Yu Gothic" w:hAnsi="Yu Gothic"/>
+                <w:b w:val="false"/>
+                <w:bCs w:val="false"/>
+                <w:sz w:val="19"/>
+                <w:szCs w:val="19"/>
+              </w:rPr>
+              <w:t xml:space="preserve">▲26.0%</w:t>
             </w:r>
           </w:p>
         </w:tc>
         <w:tc>
           <w:tcPr>
             <w:tcW w:type="dxa" w:w="1500"/>
-            <w:shd w:fill="DCE6F1" w:val="clear"/>
-            <w:tcMar>
-              <w:top w:type="dxa" w:w="60"/>
-              <w:left w:type="dxa" w:w="100"/>
-              <w:bottom w:type="dxa" w:w="60"/>
-              <w:right w:type="dxa" w:w="100"/>
-            </w:tcMar>
-          </w:tcPr>
-          <w:p>
-            <w:pPr>
-              <w:jc w:val="left"/>
-            </w:pPr>
-            <w:r>
-              <w:rPr>
-                <w:rFonts w:ascii="Yu Gothic" w:cs="Yu Gothic" w:eastAsia="Yu Gothic" w:hAnsi="Yu Gothic"/>
-                <w:b w:val="false"/>
-                <w:bCs w:val="false"/>
-                <w:sz w:val="19"/>
-                <w:szCs w:val="19"/>
-              </w:rPr>
-              <w:t xml:space="preserve">▲9.2%</w:t>
+            <w:tcMar>
+              <w:top w:type="dxa" w:w="60"/>
+              <w:left w:type="dxa" w:w="100"/>
+              <w:bottom w:type="dxa" w:w="60"/>
+              <w:right w:type="dxa" w:w="100"/>
+            </w:tcMar>
+          </w:tcPr>
+          <w:p>
+            <w:pPr>
+              <w:jc w:val="left"/>
+            </w:pPr>
+            <w:r>
+              <w:rPr>
+                <w:rFonts w:ascii="Yu Gothic" w:cs="Yu Gothic" w:eastAsia="Yu Gothic" w:hAnsi="Yu Gothic"/>
+                <w:b w:val="false"/>
+                <w:bCs w:val="false"/>
+                <w:sz w:val="19"/>
+                <w:szCs w:val="19"/>
+              </w:rPr>
+              <w:t xml:space="preserve">▲11.4%</w:t>
             </w:r>
           </w:p>
         </w:tc>
@@ -19555,7 +20108,7 @@
           <w:sz w:val="18"/>
           <w:szCs w:val="18"/>
         </w:rPr>
-        <w:t xml:space="preserve">※Year1の稼働率35%は、別紙Excel「月次資金繰り(Year1)」シートで契約者数を月次に積み上げた(月1:3名→月12:15名)結果の年間平均値。改訂前の「通年60%固定」は開所初日から平均12名が通所する前提となり非現実的だったため、積み上げ方式に変更した。</w:t>
+        <w:t xml:space="preserve">※利用者数は、丸山さんの実務感覚に基づく年次想定レンジ(Year1:3〜5名、Year2:6〜8名、Year3:9〜12名、Year4:13〜16名、Year5:17〜20名)の中央値。職員体制は、この利用者数の伸びに合わせて配置比率1.5:1を維持しながら段階的に採用した場合の人数(第6-3章)。</w:t>
       </w:r>
     </w:p>
     <w:p>
@@ -19588,7 +20141,7 @@
           <w:sz w:val="20"/>
           <w:szCs w:val="20"/>
         </w:rPr>
-        <w:t xml:space="preserve">⚠ 平均区分5・稼働率85%に到達するYear4〜5の時点でも、営業赤字(年間約557万円)が残る構造である。さらにこの赤字が5年間累積すると約7,400万円の現金流出になり、真の必要資金は約1億465万円、資金ギャップは約6,465万円に達する(第9-2章)。これは「理念実現(手厚い人員配置の維持)を優先する」という経営方針決定を数字に落とし込んだ結果である。</w:t>
+        <w:t xml:space="preserve">⚠ 利用者数が想定レンジの上限に近づくYear5の時点でも、営業赤字(年間約823万円)が残る構造である。さらにこの赤字が5年間累積すると約7,984万円の現金流出になり、真の必要資金は約1億849万円、資金ギャップは約6,849万円に達する。これは、丸山さんの実務感覚(開所4名からの段階採用、配置比率1.5:1の維持)を正式に収支計画へ反映した結果である。人員配置体制加算Ⅰ(配置比率1.5:1、321単位)の収入を織り込んでもなお、この赤字が残る。</w:t>
       </w:r>
     </w:p>
     <w:p>
@@ -19605,7 +20158,7 @@
           <w:sz w:val="24"/>
           <w:szCs w:val="24"/>
         </w:rPr>
-        <w:t xml:space="preserve">10-4-1. 経営方針決定(理念優先)と、加算フル活用シナリオの試算結果</w:t>
+        <w:t xml:space="preserve">10-4-1. 配置比率1.5:1の採用と、重度障害者支援加算の試算結果</w:t>
       </w:r>
     </w:p>
     <w:p>
@@ -19618,7 +20171,7 @@
           <w:b/>
           <w:bCs/>
         </w:rPr>
-        <w:t xml:space="preserve">第6-3章・本章で繰り返し課題として挙げてきた「理念の実現・加算の取得・人件費圧縮のどれを優先するか」というトレードオフについて、経営方針を決定した：人員配置は法定最低ラインへ圧縮せず、理念(重度対応・地域外出等)実現のための上乗せ配置(総数7.4名)を維持する。</w:t>
+        <w:t xml:space="preserve">第6-3章で、配置比率1.5:1(人員配置体制加算Ⅰの配置水準)を開所当初から維持する段階採用モデルを正式方針として決定した。この方針により、人員配置体制加算Ⅰの収入は既に基本ケース(第10-3章)に算入済みである。</w:t>
       </w:r>
     </w:p>
     <w:p>
@@ -19629,7 +20182,7 @@
         <w:rPr>
           <w:rFonts w:ascii="Yu Gothic" w:cs="Yu Gothic" w:eastAsia="Yu Gothic" w:hAnsi="Yu Gothic"/>
         </w:rPr>
-        <w:t xml:space="preserve">その上で、別紙Excel「加算フル活用シナリオ」シートで、追加人件費が発生する加算(人員配置体制加算)と、対象者の受け入れが前提の加算(重度障害者支援加算)を独立に損益分岐試算した(Year5・成熟期・利用者17名時点)。</w:t>
+        <w:t xml:space="preserve">その上で、別紙Excel「加算フル活用シナリオ」シートで、対象者の受け入れが前提の重度障害者支援加算を独立に損益分岐試算した(Year5・利用者18.5名時点)。</w:t>
       </w:r>
     </w:p>
     <w:tbl>
@@ -19870,7 +20423,7 @@
                 <w:sz w:val="19"/>
                 <w:szCs w:val="19"/>
               </w:rPr>
-              <w:t xml:space="preserve">人員配置体制加算Ⅲ(概ね2:1相当)</w:t>
+              <w:t xml:space="preserve">重度障害者支援加算Ⅲ</w:t>
             </w:r>
           </w:p>
         </w:tc>
@@ -19896,7 +20449,7 @@
                 <w:sz w:val="19"/>
                 <w:szCs w:val="19"/>
               </w:rPr>
-              <w:t xml:space="preserve">181単位</w:t>
+              <w:t xml:space="preserve">180単位</w:t>
             </w:r>
           </w:p>
         </w:tc>
@@ -19922,7 +20475,7 @@
                 <w:sz w:val="19"/>
                 <w:szCs w:val="19"/>
               </w:rPr>
-              <w:t xml:space="preserve">生活支援員+1.5名程度が必要と推定</w:t>
+              <w:t xml:space="preserve">区分6・行動関連項目10点以上の該当者3名を受け入れ想定。追加人件費は原則不要</w:t>
             </w:r>
           </w:p>
         </w:tc>
@@ -19948,7 +20501,7 @@
                 <w:sz w:val="19"/>
                 <w:szCs w:val="19"/>
               </w:rPr>
-              <w:t xml:space="preserve">約621万円</w:t>
+              <w:t xml:space="preserve">0円</w:t>
             </w:r>
           </w:p>
         </w:tc>
@@ -19974,7 +20527,7 @@
                 <w:sz w:val="19"/>
                 <w:szCs w:val="19"/>
               </w:rPr>
-              <w:t xml:space="preserve">約812万円</w:t>
+              <w:t xml:space="preserve">約142万円</w:t>
             </w:r>
           </w:p>
         </w:tc>
@@ -20000,7 +20553,7 @@
                 <w:sz w:val="19"/>
                 <w:szCs w:val="19"/>
               </w:rPr>
-              <w:t xml:space="preserve">+191万円</w:t>
+              <w:t xml:space="preserve">+142万円</w:t>
             </w:r>
           </w:p>
         </w:tc>
@@ -20026,573 +20579,7 @@
                 <w:sz w:val="19"/>
                 <w:szCs w:val="19"/>
               </w:rPr>
-              <w:t xml:space="preserve">◎ 取得を決定(Year3以降に段階導入)</w:t>
-            </w:r>
-          </w:p>
-        </w:tc>
-      </w:tr>
-      <w:tr>
-        <w:tc>
-          <w:tcPr>
-            <w:tcW w:type="dxa" w:w="1900"/>
-            <w:shd w:fill="DCE6F1" w:val="clear"/>
-            <w:tcMar>
-              <w:top w:type="dxa" w:w="60"/>
-              <w:left w:type="dxa" w:w="100"/>
-              <w:bottom w:type="dxa" w:w="60"/>
-              <w:right w:type="dxa" w:w="100"/>
-            </w:tcMar>
-          </w:tcPr>
-          <w:p>
-            <w:pPr>
-              <w:jc w:val="left"/>
-            </w:pPr>
-            <w:r>
-              <w:rPr>
-                <w:rFonts w:ascii="Yu Gothic" w:cs="Yu Gothic" w:eastAsia="Yu Gothic" w:hAnsi="Yu Gothic"/>
-                <w:b w:val="false"/>
-                <w:bCs w:val="false"/>
-                <w:sz w:val="19"/>
-                <w:szCs w:val="19"/>
-              </w:rPr>
-              <w:t xml:space="preserve">人員配置体制加算Ⅱ(概ね1.75:1相当)</w:t>
-            </w:r>
-          </w:p>
-        </w:tc>
-        <w:tc>
-          <w:tcPr>
-            <w:tcW w:type="dxa" w:w="1200"/>
-            <w:shd w:fill="DCE6F1" w:val="clear"/>
-            <w:tcMar>
-              <w:top w:type="dxa" w:w="60"/>
-              <w:left w:type="dxa" w:w="100"/>
-              <w:bottom w:type="dxa" w:w="60"/>
-              <w:right w:type="dxa" w:w="100"/>
-            </w:tcMar>
-          </w:tcPr>
-          <w:p>
-            <w:pPr>
-              <w:jc w:val="left"/>
-            </w:pPr>
-            <w:r>
-              <w:rPr>
-                <w:rFonts w:ascii="Yu Gothic" w:cs="Yu Gothic" w:eastAsia="Yu Gothic" w:hAnsi="Yu Gothic"/>
-                <w:b w:val="false"/>
-                <w:bCs w:val="false"/>
-                <w:sz w:val="19"/>
-                <w:szCs w:val="19"/>
-              </w:rPr>
-              <w:t xml:space="preserve">265単位</w:t>
-            </w:r>
-          </w:p>
-        </w:tc>
-        <w:tc>
-          <w:tcPr>
-            <w:tcW w:type="dxa" w:w="2700"/>
-            <w:shd w:fill="DCE6F1" w:val="clear"/>
-            <w:tcMar>
-              <w:top w:type="dxa" w:w="60"/>
-              <w:left w:type="dxa" w:w="100"/>
-              <w:bottom w:type="dxa" w:w="60"/>
-              <w:right w:type="dxa" w:w="100"/>
-            </w:tcMar>
-          </w:tcPr>
-          <w:p>
-            <w:pPr>
-              <w:jc w:val="left"/>
-            </w:pPr>
-            <w:r>
-              <w:rPr>
-                <w:rFonts w:ascii="Yu Gothic" w:cs="Yu Gothic" w:eastAsia="Yu Gothic" w:hAnsi="Yu Gothic"/>
-                <w:b w:val="false"/>
-                <w:bCs w:val="false"/>
-                <w:sz w:val="19"/>
-                <w:szCs w:val="19"/>
-              </w:rPr>
-              <w:t xml:space="preserve">生活支援員+3.0名程度が必要と推定</w:t>
-            </w:r>
-          </w:p>
-        </w:tc>
-        <w:tc>
-          <w:tcPr>
-            <w:tcW w:type="dxa" w:w="1300"/>
-            <w:shd w:fill="DCE6F1" w:val="clear"/>
-            <w:tcMar>
-              <w:top w:type="dxa" w:w="60"/>
-              <w:left w:type="dxa" w:w="100"/>
-              <w:bottom w:type="dxa" w:w="60"/>
-              <w:right w:type="dxa" w:w="100"/>
-            </w:tcMar>
-          </w:tcPr>
-          <w:p>
-            <w:pPr>
-              <w:jc w:val="left"/>
-            </w:pPr>
-            <w:r>
-              <w:rPr>
-                <w:rFonts w:ascii="Yu Gothic" w:cs="Yu Gothic" w:eastAsia="Yu Gothic" w:hAnsi="Yu Gothic"/>
-                <w:b w:val="false"/>
-                <w:bCs w:val="false"/>
-                <w:sz w:val="19"/>
-                <w:szCs w:val="19"/>
-              </w:rPr>
-              <w:t xml:space="preserve">約1,242万円</w:t>
-            </w:r>
-          </w:p>
-        </w:tc>
-        <w:tc>
-          <w:tcPr>
-            <w:tcW w:type="dxa" w:w="1300"/>
-            <w:shd w:fill="DCE6F1" w:val="clear"/>
-            <w:tcMar>
-              <w:top w:type="dxa" w:w="60"/>
-              <w:left w:type="dxa" w:w="100"/>
-              <w:bottom w:type="dxa" w:w="60"/>
-              <w:right w:type="dxa" w:w="100"/>
-            </w:tcMar>
-          </w:tcPr>
-          <w:p>
-            <w:pPr>
-              <w:jc w:val="left"/>
-            </w:pPr>
-            <w:r>
-              <w:rPr>
-                <w:rFonts w:ascii="Yu Gothic" w:cs="Yu Gothic" w:eastAsia="Yu Gothic" w:hAnsi="Yu Gothic"/>
-                <w:b w:val="false"/>
-                <w:bCs w:val="false"/>
-                <w:sz w:val="19"/>
-                <w:szCs w:val="19"/>
-              </w:rPr>
-              <w:t xml:space="preserve">約1,188万円</w:t>
-            </w:r>
-          </w:p>
-        </w:tc>
-        <w:tc>
-          <w:tcPr>
-            <w:tcW w:type="dxa" w:w="1200"/>
-            <w:shd w:fill="DCE6F1" w:val="clear"/>
-            <w:tcMar>
-              <w:top w:type="dxa" w:w="60"/>
-              <w:left w:type="dxa" w:w="100"/>
-              <w:bottom w:type="dxa" w:w="60"/>
-              <w:right w:type="dxa" w:w="100"/>
-            </w:tcMar>
-          </w:tcPr>
-          <w:p>
-            <w:pPr>
-              <w:jc w:val="left"/>
-            </w:pPr>
-            <w:r>
-              <w:rPr>
-                <w:rFonts w:ascii="Yu Gothic" w:cs="Yu Gothic" w:eastAsia="Yu Gothic" w:hAnsi="Yu Gothic"/>
-                <w:b w:val="false"/>
-                <w:bCs w:val="false"/>
-                <w:sz w:val="19"/>
-                <w:szCs w:val="19"/>
-              </w:rPr>
-              <w:t xml:space="preserve">▲54万円</w:t>
-            </w:r>
-          </w:p>
-        </w:tc>
-        <w:tc>
-          <w:tcPr>
-            <w:tcW w:type="dxa" w:w="1400"/>
-            <w:shd w:fill="DCE6F1" w:val="clear"/>
-            <w:tcMar>
-              <w:top w:type="dxa" w:w="60"/>
-              <w:left w:type="dxa" w:w="100"/>
-              <w:bottom w:type="dxa" w:w="60"/>
-              <w:right w:type="dxa" w:w="100"/>
-            </w:tcMar>
-          </w:tcPr>
-          <w:p>
-            <w:pPr>
-              <w:jc w:val="left"/>
-            </w:pPr>
-            <w:r>
-              <w:rPr>
-                <w:rFonts w:ascii="Yu Gothic" w:cs="Yu Gothic" w:eastAsia="Yu Gothic" w:hAnsi="Yu Gothic"/>
-                <w:b w:val="false"/>
-                <w:bCs w:val="false"/>
-                <w:sz w:val="19"/>
-                <w:szCs w:val="19"/>
-              </w:rPr>
-              <w:t xml:space="preserve">✕ 不採用(割に合わない)</w:t>
-            </w:r>
-          </w:p>
-        </w:tc>
-      </w:tr>
-      <w:tr>
-        <w:tc>
-          <w:tcPr>
-            <w:tcW w:type="dxa" w:w="1900"/>
-            <w:tcMar>
-              <w:top w:type="dxa" w:w="60"/>
-              <w:left w:type="dxa" w:w="100"/>
-              <w:bottom w:type="dxa" w:w="60"/>
-              <w:right w:type="dxa" w:w="100"/>
-            </w:tcMar>
-          </w:tcPr>
-          <w:p>
-            <w:pPr>
-              <w:jc w:val="left"/>
-            </w:pPr>
-            <w:r>
-              <w:rPr>
-                <w:rFonts w:ascii="Yu Gothic" w:cs="Yu Gothic" w:eastAsia="Yu Gothic" w:hAnsi="Yu Gothic"/>
-                <w:b w:val="false"/>
-                <w:bCs w:val="false"/>
-                <w:sz w:val="19"/>
-                <w:szCs w:val="19"/>
-              </w:rPr>
-              <w:t xml:space="preserve">人員配置体制加算Ⅰ(概ね1.5:1相当)</w:t>
-            </w:r>
-          </w:p>
-        </w:tc>
-        <w:tc>
-          <w:tcPr>
-            <w:tcW w:type="dxa" w:w="1200"/>
-            <w:tcMar>
-              <w:top w:type="dxa" w:w="60"/>
-              <w:left w:type="dxa" w:w="100"/>
-              <w:bottom w:type="dxa" w:w="60"/>
-              <w:right w:type="dxa" w:w="100"/>
-            </w:tcMar>
-          </w:tcPr>
-          <w:p>
-            <w:pPr>
-              <w:jc w:val="left"/>
-            </w:pPr>
-            <w:r>
-              <w:rPr>
-                <w:rFonts w:ascii="Yu Gothic" w:cs="Yu Gothic" w:eastAsia="Yu Gothic" w:hAnsi="Yu Gothic"/>
-                <w:b w:val="false"/>
-                <w:bCs w:val="false"/>
-                <w:sz w:val="19"/>
-                <w:szCs w:val="19"/>
-              </w:rPr>
-              <w:t xml:space="preserve">321単位</w:t>
-            </w:r>
-          </w:p>
-        </w:tc>
-        <w:tc>
-          <w:tcPr>
-            <w:tcW w:type="dxa" w:w="2700"/>
-            <w:tcMar>
-              <w:top w:type="dxa" w:w="60"/>
-              <w:left w:type="dxa" w:w="100"/>
-              <w:bottom w:type="dxa" w:w="60"/>
-              <w:right w:type="dxa" w:w="100"/>
-            </w:tcMar>
-          </w:tcPr>
-          <w:p>
-            <w:pPr>
-              <w:jc w:val="left"/>
-            </w:pPr>
-            <w:r>
-              <w:rPr>
-                <w:rFonts w:ascii="Yu Gothic" w:cs="Yu Gothic" w:eastAsia="Yu Gothic" w:hAnsi="Yu Gothic"/>
-                <w:b w:val="false"/>
-                <w:bCs w:val="false"/>
-                <w:sz w:val="19"/>
-                <w:szCs w:val="19"/>
-              </w:rPr>
-              <w:t xml:space="preserve">生活支援員+5.9名程度が必要と推定</w:t>
-            </w:r>
-          </w:p>
-        </w:tc>
-        <w:tc>
-          <w:tcPr>
-            <w:tcW w:type="dxa" w:w="1300"/>
-            <w:tcMar>
-              <w:top w:type="dxa" w:w="60"/>
-              <w:left w:type="dxa" w:w="100"/>
-              <w:bottom w:type="dxa" w:w="60"/>
-              <w:right w:type="dxa" w:w="100"/>
-            </w:tcMar>
-          </w:tcPr>
-          <w:p>
-            <w:pPr>
-              <w:jc w:val="left"/>
-            </w:pPr>
-            <w:r>
-              <w:rPr>
-                <w:rFonts w:ascii="Yu Gothic" w:cs="Yu Gothic" w:eastAsia="Yu Gothic" w:hAnsi="Yu Gothic"/>
-                <w:b w:val="false"/>
-                <w:bCs w:val="false"/>
-                <w:sz w:val="19"/>
-                <w:szCs w:val="19"/>
-              </w:rPr>
-              <w:t xml:space="preserve">約2,443万円</w:t>
-            </w:r>
-          </w:p>
-        </w:tc>
-        <w:tc>
-          <w:tcPr>
-            <w:tcW w:type="dxa" w:w="1300"/>
-            <w:tcMar>
-              <w:top w:type="dxa" w:w="60"/>
-              <w:left w:type="dxa" w:w="100"/>
-              <w:bottom w:type="dxa" w:w="60"/>
-              <w:right w:type="dxa" w:w="100"/>
-            </w:tcMar>
-          </w:tcPr>
-          <w:p>
-            <w:pPr>
-              <w:jc w:val="left"/>
-            </w:pPr>
-            <w:r>
-              <w:rPr>
-                <w:rFonts w:ascii="Yu Gothic" w:cs="Yu Gothic" w:eastAsia="Yu Gothic" w:hAnsi="Yu Gothic"/>
-                <w:b w:val="false"/>
-                <w:bCs w:val="false"/>
-                <w:sz w:val="19"/>
-                <w:szCs w:val="19"/>
-              </w:rPr>
-              <w:t xml:space="preserve">約1,439万円</w:t>
-            </w:r>
-          </w:p>
-        </w:tc>
-        <w:tc>
-          <w:tcPr>
-            <w:tcW w:type="dxa" w:w="1200"/>
-            <w:tcMar>
-              <w:top w:type="dxa" w:w="60"/>
-              <w:left w:type="dxa" w:w="100"/>
-              <w:bottom w:type="dxa" w:w="60"/>
-              <w:right w:type="dxa" w:w="100"/>
-            </w:tcMar>
-          </w:tcPr>
-          <w:p>
-            <w:pPr>
-              <w:jc w:val="left"/>
-            </w:pPr>
-            <w:r>
-              <w:rPr>
-                <w:rFonts w:ascii="Yu Gothic" w:cs="Yu Gothic" w:eastAsia="Yu Gothic" w:hAnsi="Yu Gothic"/>
-                <w:b w:val="false"/>
-                <w:bCs w:val="false"/>
-                <w:sz w:val="19"/>
-                <w:szCs w:val="19"/>
-              </w:rPr>
-              <w:t xml:space="preserve">▲1,003万円</w:t>
-            </w:r>
-          </w:p>
-        </w:tc>
-        <w:tc>
-          <w:tcPr>
-            <w:tcW w:type="dxa" w:w="1400"/>
-            <w:tcMar>
-              <w:top w:type="dxa" w:w="60"/>
-              <w:left w:type="dxa" w:w="100"/>
-              <w:bottom w:type="dxa" w:w="60"/>
-              <w:right w:type="dxa" w:w="100"/>
-            </w:tcMar>
-          </w:tcPr>
-          <w:p>
-            <w:pPr>
-              <w:jc w:val="left"/>
-            </w:pPr>
-            <w:r>
-              <w:rPr>
-                <w:rFonts w:ascii="Yu Gothic" w:cs="Yu Gothic" w:eastAsia="Yu Gothic" w:hAnsi="Yu Gothic"/>
-                <w:b w:val="false"/>
-                <w:bCs w:val="false"/>
-                <w:sz w:val="19"/>
-                <w:szCs w:val="19"/>
-              </w:rPr>
-              <w:t xml:space="preserve">✕ 不採用(明確に不採算)</w:t>
-            </w:r>
-          </w:p>
-        </w:tc>
-      </w:tr>
-      <w:tr>
-        <w:tc>
-          <w:tcPr>
-            <w:tcW w:type="dxa" w:w="1900"/>
-            <w:shd w:fill="DCE6F1" w:val="clear"/>
-            <w:tcMar>
-              <w:top w:type="dxa" w:w="60"/>
-              <w:left w:type="dxa" w:w="100"/>
-              <w:bottom w:type="dxa" w:w="60"/>
-              <w:right w:type="dxa" w:w="100"/>
-            </w:tcMar>
-          </w:tcPr>
-          <w:p>
-            <w:pPr>
-              <w:jc w:val="left"/>
-            </w:pPr>
-            <w:r>
-              <w:rPr>
-                <w:rFonts w:ascii="Yu Gothic" w:cs="Yu Gothic" w:eastAsia="Yu Gothic" w:hAnsi="Yu Gothic"/>
-                <w:b w:val="false"/>
-                <w:bCs w:val="false"/>
-                <w:sz w:val="19"/>
-                <w:szCs w:val="19"/>
-              </w:rPr>
-              <w:t xml:space="preserve">重度障害者支援加算Ⅲ</w:t>
-            </w:r>
-          </w:p>
-        </w:tc>
-        <w:tc>
-          <w:tcPr>
-            <w:tcW w:type="dxa" w:w="1200"/>
-            <w:shd w:fill="DCE6F1" w:val="clear"/>
-            <w:tcMar>
-              <w:top w:type="dxa" w:w="60"/>
-              <w:left w:type="dxa" w:w="100"/>
-              <w:bottom w:type="dxa" w:w="60"/>
-              <w:right w:type="dxa" w:w="100"/>
-            </w:tcMar>
-          </w:tcPr>
-          <w:p>
-            <w:pPr>
-              <w:jc w:val="left"/>
-            </w:pPr>
-            <w:r>
-              <w:rPr>
-                <w:rFonts w:ascii="Yu Gothic" w:cs="Yu Gothic" w:eastAsia="Yu Gothic" w:hAnsi="Yu Gothic"/>
-                <w:b w:val="false"/>
-                <w:bCs w:val="false"/>
-                <w:sz w:val="19"/>
-                <w:szCs w:val="19"/>
-              </w:rPr>
-              <w:t xml:space="preserve">180単位</w:t>
-            </w:r>
-          </w:p>
-        </w:tc>
-        <w:tc>
-          <w:tcPr>
-            <w:tcW w:type="dxa" w:w="2700"/>
-            <w:shd w:fill="DCE6F1" w:val="clear"/>
-            <w:tcMar>
-              <w:top w:type="dxa" w:w="60"/>
-              <w:left w:type="dxa" w:w="100"/>
-              <w:bottom w:type="dxa" w:w="60"/>
-              <w:right w:type="dxa" w:w="100"/>
-            </w:tcMar>
-          </w:tcPr>
-          <w:p>
-            <w:pPr>
-              <w:jc w:val="left"/>
-            </w:pPr>
-            <w:r>
-              <w:rPr>
-                <w:rFonts w:ascii="Yu Gothic" w:cs="Yu Gothic" w:eastAsia="Yu Gothic" w:hAnsi="Yu Gothic"/>
-                <w:b w:val="false"/>
-                <w:bCs w:val="false"/>
-                <w:sz w:val="19"/>
-                <w:szCs w:val="19"/>
-              </w:rPr>
-              <w:t xml:space="preserve">区分6・行動関連項目10点以上の該当者3名を受け入れ想定。追加人件費は原則不要</w:t>
-            </w:r>
-          </w:p>
-        </w:tc>
-        <w:tc>
-          <w:tcPr>
-            <w:tcW w:type="dxa" w:w="1300"/>
-            <w:shd w:fill="DCE6F1" w:val="clear"/>
-            <w:tcMar>
-              <w:top w:type="dxa" w:w="60"/>
-              <w:left w:type="dxa" w:w="100"/>
-              <w:bottom w:type="dxa" w:w="60"/>
-              <w:right w:type="dxa" w:w="100"/>
-            </w:tcMar>
-          </w:tcPr>
-          <w:p>
-            <w:pPr>
-              <w:jc w:val="left"/>
-            </w:pPr>
-            <w:r>
-              <w:rPr>
-                <w:rFonts w:ascii="Yu Gothic" w:cs="Yu Gothic" w:eastAsia="Yu Gothic" w:hAnsi="Yu Gothic"/>
-                <w:b w:val="false"/>
-                <w:bCs w:val="false"/>
-                <w:sz w:val="19"/>
-                <w:szCs w:val="19"/>
-              </w:rPr>
-              <w:t xml:space="preserve">0円</w:t>
-            </w:r>
-          </w:p>
-        </w:tc>
-        <w:tc>
-          <w:tcPr>
-            <w:tcW w:type="dxa" w:w="1300"/>
-            <w:shd w:fill="DCE6F1" w:val="clear"/>
-            <w:tcMar>
-              <w:top w:type="dxa" w:w="60"/>
-              <w:left w:type="dxa" w:w="100"/>
-              <w:bottom w:type="dxa" w:w="60"/>
-              <w:right w:type="dxa" w:w="100"/>
-            </w:tcMar>
-          </w:tcPr>
-          <w:p>
-            <w:pPr>
-              <w:jc w:val="left"/>
-            </w:pPr>
-            <w:r>
-              <w:rPr>
-                <w:rFonts w:ascii="Yu Gothic" w:cs="Yu Gothic" w:eastAsia="Yu Gothic" w:hAnsi="Yu Gothic"/>
-                <w:b w:val="false"/>
-                <w:bCs w:val="false"/>
-                <w:sz w:val="19"/>
-                <w:szCs w:val="19"/>
-              </w:rPr>
-              <w:t xml:space="preserve">約142万円</w:t>
-            </w:r>
-          </w:p>
-        </w:tc>
-        <w:tc>
-          <w:tcPr>
-            <w:tcW w:type="dxa" w:w="1200"/>
-            <w:shd w:fill="DCE6F1" w:val="clear"/>
-            <w:tcMar>
-              <w:top w:type="dxa" w:w="60"/>
-              <w:left w:type="dxa" w:w="100"/>
-              <w:bottom w:type="dxa" w:w="60"/>
-              <w:right w:type="dxa" w:w="100"/>
-            </w:tcMar>
-          </w:tcPr>
-          <w:p>
-            <w:pPr>
-              <w:jc w:val="left"/>
-            </w:pPr>
-            <w:r>
-              <w:rPr>
-                <w:rFonts w:ascii="Yu Gothic" w:cs="Yu Gothic" w:eastAsia="Yu Gothic" w:hAnsi="Yu Gothic"/>
-                <w:b w:val="false"/>
-                <w:bCs w:val="false"/>
-                <w:sz w:val="19"/>
-                <w:szCs w:val="19"/>
-              </w:rPr>
-              <w:t xml:space="preserve">+142万円</w:t>
-            </w:r>
-          </w:p>
-        </w:tc>
-        <w:tc>
-          <w:tcPr>
-            <w:tcW w:type="dxa" w:w="1400"/>
-            <w:shd w:fill="DCE6F1" w:val="clear"/>
-            <w:tcMar>
-              <w:top w:type="dxa" w:w="60"/>
-              <w:left w:type="dxa" w:w="100"/>
-              <w:bottom w:type="dxa" w:w="60"/>
-              <w:right w:type="dxa" w:w="100"/>
-            </w:tcMar>
-          </w:tcPr>
-          <w:p>
-            <w:pPr>
-              <w:jc w:val="left"/>
-            </w:pPr>
-            <w:r>
-              <w:rPr>
-                <w:rFonts w:ascii="Yu Gothic" w:cs="Yu Gothic" w:eastAsia="Yu Gothic" w:hAnsi="Yu Gothic"/>
-                <w:b w:val="false"/>
-                <w:bCs w:val="false"/>
-                <w:sz w:val="19"/>
-                <w:szCs w:val="19"/>
-              </w:rPr>
-              <w:t xml:space="preserve">◎ 受け入れられれば取得を推奨(任意アップサイド)</w:t>
+              <w:t xml:space="preserve">◎ 受け入れられれば取得を推奨(任意のアップサイド)</w:t>
             </w:r>
           </w:p>
         </w:tc>
@@ -20606,7 +20593,7 @@
         <w:rPr>
           <w:rFonts w:ascii="Yu Gothic" w:cs="Yu Gothic" w:eastAsia="Yu Gothic" w:hAnsi="Yu Gothic"/>
         </w:rPr>
-        <w:t xml:space="preserve">「取れるだけ取る」は正しい方向性だが、無条件に上位区分を目指すべきではない。人員配置体制加算はⅢまでは黒字化に寄与するが、Ⅱ・Ⅰは今回の人件費水準(生活支援員1人あたり年414万円)では追加人件費が加算収入を上回り、かえって赤字を拡大させるため、この2区分は不採用と決定した。</w:t>
+        <w:t xml:space="preserve">これを組み合わせられれば、Year5の営業利益は約▲823万円→約▲681万円まで改善する見込みだが、これは対象者の受け入れ実績次第であり、まだ確定した収入として計上していない。正確な配置比率要件・単位数は広島市の単価表で必ず確認し、次版で本試算を精緻化すること。</w:t>
       </w:r>
     </w:p>
     <w:p>
@@ -20623,7 +20610,7 @@
           <w:sz w:val="24"/>
           <w:szCs w:val="24"/>
         </w:rPr>
-        <w:t xml:space="preserve">重要な追加発見：加算Ⅲは「いつ導入するか」が結果を左右する</w:t>
+        <w:t xml:space="preserve">10-4-2. 参考：配置比率シナリオ比較(1.5:1〈採用中〉と3:1法定最低〈参考〉)</w:t>
       </w:r>
     </w:p>
     <w:p>
@@ -20634,894 +20621,7 @@
         <w:rPr>
           <w:rFonts w:ascii="Yu Gothic" w:cs="Yu Gothic" w:eastAsia="Yu Gothic" w:hAnsi="Yu Gothic"/>
         </w:rPr>
-        <w:t xml:space="preserve">人員配置体制加算Ⅲの差引効果は、Year1・Year2はマイナス、Year3で黒字転換する(下表、別紙Excel「加算フル活用シナリオ」シートの年次試算)。</w:t>
-      </w:r>
-    </w:p>
-    <w:tbl>
-      <w:tblPr>
-        <w:tblW w:type="dxa" w:w="9900"/>
-        <w:tblBorders>
-          <w:top w:val="single" w:color="auto" w:sz="4"/>
-          <w:left w:val="single" w:color="auto" w:sz="4"/>
-          <w:bottom w:val="single" w:color="auto" w:sz="4"/>
-          <w:right w:val="single" w:color="auto" w:sz="4"/>
-          <w:insideH w:val="single" w:color="auto" w:sz="4"/>
-          <w:insideV w:val="single" w:color="auto" w:sz="4"/>
-        </w:tblBorders>
-      </w:tblPr>
-      <w:tblGrid>
-        <w:gridCol w:w="1900"/>
-        <w:gridCol w:w="1600"/>
-        <w:gridCol w:w="1600"/>
-        <w:gridCol w:w="1600"/>
-        <w:gridCol w:w="1600"/>
-        <w:gridCol w:w="1600"/>
-      </w:tblGrid>
-      <w:tr>
-        <w:trPr>
-          <w:tblHeader/>
-        </w:trPr>
-        <w:tc>
-          <w:tcPr>
-            <w:tcW w:type="dxa" w:w="1900"/>
-            <w:shd w:fill="1F4E78" w:val="clear"/>
-            <w:tcMar>
-              <w:top w:type="dxa" w:w="60"/>
-              <w:left w:type="dxa" w:w="100"/>
-              <w:bottom w:type="dxa" w:w="60"/>
-              <w:right w:type="dxa" w:w="100"/>
-            </w:tcMar>
-          </w:tcPr>
-          <w:p>
-            <w:pPr>
-              <w:jc w:val="center"/>
-            </w:pPr>
-            <w:r>
-              <w:rPr>
-                <w:rFonts w:ascii="Yu Gothic" w:cs="Yu Gothic" w:eastAsia="Yu Gothic" w:hAnsi="Yu Gothic"/>
-                <w:b/>
-                <w:bCs/>
-                <w:sz w:val="19"/>
-                <w:szCs w:val="19"/>
-              </w:rPr>
-              <w:t xml:space="preserve">項目</w:t>
-            </w:r>
-          </w:p>
-        </w:tc>
-        <w:tc>
-          <w:tcPr>
-            <w:tcW w:type="dxa" w:w="1600"/>
-            <w:shd w:fill="1F4E78" w:val="clear"/>
-            <w:tcMar>
-              <w:top w:type="dxa" w:w="60"/>
-              <w:left w:type="dxa" w:w="100"/>
-              <w:bottom w:type="dxa" w:w="60"/>
-              <w:right w:type="dxa" w:w="100"/>
-            </w:tcMar>
-          </w:tcPr>
-          <w:p>
-            <w:pPr>
-              <w:jc w:val="center"/>
-            </w:pPr>
-            <w:r>
-              <w:rPr>
-                <w:rFonts w:ascii="Yu Gothic" w:cs="Yu Gothic" w:eastAsia="Yu Gothic" w:hAnsi="Yu Gothic"/>
-                <w:b/>
-                <w:bCs/>
-                <w:sz w:val="19"/>
-                <w:szCs w:val="19"/>
-              </w:rPr>
-              <w:t xml:space="preserve">Year1</w:t>
-            </w:r>
-          </w:p>
-        </w:tc>
-        <w:tc>
-          <w:tcPr>
-            <w:tcW w:type="dxa" w:w="1600"/>
-            <w:shd w:fill="1F4E78" w:val="clear"/>
-            <w:tcMar>
-              <w:top w:type="dxa" w:w="60"/>
-              <w:left w:type="dxa" w:w="100"/>
-              <w:bottom w:type="dxa" w:w="60"/>
-              <w:right w:type="dxa" w:w="100"/>
-            </w:tcMar>
-          </w:tcPr>
-          <w:p>
-            <w:pPr>
-              <w:jc w:val="center"/>
-            </w:pPr>
-            <w:r>
-              <w:rPr>
-                <w:rFonts w:ascii="Yu Gothic" w:cs="Yu Gothic" w:eastAsia="Yu Gothic" w:hAnsi="Yu Gothic"/>
-                <w:b/>
-                <w:bCs/>
-                <w:sz w:val="19"/>
-                <w:szCs w:val="19"/>
-              </w:rPr>
-              <w:t xml:space="preserve">Year2</w:t>
-            </w:r>
-          </w:p>
-        </w:tc>
-        <w:tc>
-          <w:tcPr>
-            <w:tcW w:type="dxa" w:w="1600"/>
-            <w:shd w:fill="1F4E78" w:val="clear"/>
-            <w:tcMar>
-              <w:top w:type="dxa" w:w="60"/>
-              <w:left w:type="dxa" w:w="100"/>
-              <w:bottom w:type="dxa" w:w="60"/>
-              <w:right w:type="dxa" w:w="100"/>
-            </w:tcMar>
-          </w:tcPr>
-          <w:p>
-            <w:pPr>
-              <w:jc w:val="center"/>
-            </w:pPr>
-            <w:r>
-              <w:rPr>
-                <w:rFonts w:ascii="Yu Gothic" w:cs="Yu Gothic" w:eastAsia="Yu Gothic" w:hAnsi="Yu Gothic"/>
-                <w:b/>
-                <w:bCs/>
-                <w:sz w:val="19"/>
-                <w:szCs w:val="19"/>
-              </w:rPr>
-              <w:t xml:space="preserve">Year3</w:t>
-            </w:r>
-          </w:p>
-        </w:tc>
-        <w:tc>
-          <w:tcPr>
-            <w:tcW w:type="dxa" w:w="1600"/>
-            <w:shd w:fill="1F4E78" w:val="clear"/>
-            <w:tcMar>
-              <w:top w:type="dxa" w:w="60"/>
-              <w:left w:type="dxa" w:w="100"/>
-              <w:bottom w:type="dxa" w:w="60"/>
-              <w:right w:type="dxa" w:w="100"/>
-            </w:tcMar>
-          </w:tcPr>
-          <w:p>
-            <w:pPr>
-              <w:jc w:val="center"/>
-            </w:pPr>
-            <w:r>
-              <w:rPr>
-                <w:rFonts w:ascii="Yu Gothic" w:cs="Yu Gothic" w:eastAsia="Yu Gothic" w:hAnsi="Yu Gothic"/>
-                <w:b/>
-                <w:bCs/>
-                <w:sz w:val="19"/>
-                <w:szCs w:val="19"/>
-              </w:rPr>
-              <w:t xml:space="preserve">Year4</w:t>
-            </w:r>
-          </w:p>
-        </w:tc>
-        <w:tc>
-          <w:tcPr>
-            <w:tcW w:type="dxa" w:w="1600"/>
-            <w:shd w:fill="1F4E78" w:val="clear"/>
-            <w:tcMar>
-              <w:top w:type="dxa" w:w="60"/>
-              <w:left w:type="dxa" w:w="100"/>
-              <w:bottom w:type="dxa" w:w="60"/>
-              <w:right w:type="dxa" w:w="100"/>
-            </w:tcMar>
-          </w:tcPr>
-          <w:p>
-            <w:pPr>
-              <w:jc w:val="center"/>
-            </w:pPr>
-            <w:r>
-              <w:rPr>
-                <w:rFonts w:ascii="Yu Gothic" w:cs="Yu Gothic" w:eastAsia="Yu Gothic" w:hAnsi="Yu Gothic"/>
-                <w:b/>
-                <w:bCs/>
-                <w:sz w:val="19"/>
-                <w:szCs w:val="19"/>
-              </w:rPr>
-              <w:t xml:space="preserve">Year5</w:t>
-            </w:r>
-          </w:p>
-        </w:tc>
-      </w:tr>
-      <w:tr>
-        <w:tc>
-          <w:tcPr>
-            <w:tcW w:type="dxa" w:w="1900"/>
-            <w:tcMar>
-              <w:top w:type="dxa" w:w="60"/>
-              <w:left w:type="dxa" w:w="100"/>
-              <w:bottom w:type="dxa" w:w="60"/>
-              <w:right w:type="dxa" w:w="100"/>
-            </w:tcMar>
-          </w:tcPr>
-          <w:p>
-            <w:pPr>
-              <w:jc w:val="left"/>
-            </w:pPr>
-            <w:r>
-              <w:rPr>
-                <w:rFonts w:ascii="Yu Gothic" w:cs="Yu Gothic" w:eastAsia="Yu Gothic" w:hAnsi="Yu Gothic"/>
-                <w:b w:val="false"/>
-                <w:bCs w:val="false"/>
-                <w:sz w:val="19"/>
-                <w:szCs w:val="19"/>
-              </w:rPr>
-              <w:t xml:space="preserve">想定利用者数/日</w:t>
-            </w:r>
-          </w:p>
-        </w:tc>
-        <w:tc>
-          <w:tcPr>
-            <w:tcW w:type="dxa" w:w="1600"/>
-            <w:tcMar>
-              <w:top w:type="dxa" w:w="60"/>
-              <w:left w:type="dxa" w:w="100"/>
-              <w:bottom w:type="dxa" w:w="60"/>
-              <w:right w:type="dxa" w:w="100"/>
-            </w:tcMar>
-          </w:tcPr>
-          <w:p>
-            <w:pPr>
-              <w:jc w:val="left"/>
-            </w:pPr>
-            <w:r>
-              <w:rPr>
-                <w:rFonts w:ascii="Yu Gothic" w:cs="Yu Gothic" w:eastAsia="Yu Gothic" w:hAnsi="Yu Gothic"/>
-                <w:b w:val="false"/>
-                <w:bCs w:val="false"/>
-                <w:sz w:val="19"/>
-                <w:szCs w:val="19"/>
-              </w:rPr>
-              <w:t xml:space="preserve">7人</w:t>
-            </w:r>
-          </w:p>
-        </w:tc>
-        <w:tc>
-          <w:tcPr>
-            <w:tcW w:type="dxa" w:w="1600"/>
-            <w:tcMar>
-              <w:top w:type="dxa" w:w="60"/>
-              <w:left w:type="dxa" w:w="100"/>
-              <w:bottom w:type="dxa" w:w="60"/>
-              <w:right w:type="dxa" w:w="100"/>
-            </w:tcMar>
-          </w:tcPr>
-          <w:p>
-            <w:pPr>
-              <w:jc w:val="left"/>
-            </w:pPr>
-            <w:r>
-              <w:rPr>
-                <w:rFonts w:ascii="Yu Gothic" w:cs="Yu Gothic" w:eastAsia="Yu Gothic" w:hAnsi="Yu Gothic"/>
-                <w:b w:val="false"/>
-                <w:bCs w:val="false"/>
-                <w:sz w:val="19"/>
-                <w:szCs w:val="19"/>
-              </w:rPr>
-              <w:t xml:space="preserve">13人</w:t>
-            </w:r>
-          </w:p>
-        </w:tc>
-        <w:tc>
-          <w:tcPr>
-            <w:tcW w:type="dxa" w:w="1600"/>
-            <w:tcMar>
-              <w:top w:type="dxa" w:w="60"/>
-              <w:left w:type="dxa" w:w="100"/>
-              <w:bottom w:type="dxa" w:w="60"/>
-              <w:right w:type="dxa" w:w="100"/>
-            </w:tcMar>
-          </w:tcPr>
-          <w:p>
-            <w:pPr>
-              <w:jc w:val="left"/>
-            </w:pPr>
-            <w:r>
-              <w:rPr>
-                <w:rFonts w:ascii="Yu Gothic" w:cs="Yu Gothic" w:eastAsia="Yu Gothic" w:hAnsi="Yu Gothic"/>
-                <w:b w:val="false"/>
-                <w:bCs w:val="false"/>
-                <w:sz w:val="19"/>
-                <w:szCs w:val="19"/>
-              </w:rPr>
-              <w:t xml:space="preserve">16人</w:t>
-            </w:r>
-          </w:p>
-        </w:tc>
-        <w:tc>
-          <w:tcPr>
-            <w:tcW w:type="dxa" w:w="1600"/>
-            <w:tcMar>
-              <w:top w:type="dxa" w:w="60"/>
-              <w:left w:type="dxa" w:w="100"/>
-              <w:bottom w:type="dxa" w:w="60"/>
-              <w:right w:type="dxa" w:w="100"/>
-            </w:tcMar>
-          </w:tcPr>
-          <w:p>
-            <w:pPr>
-              <w:jc w:val="left"/>
-            </w:pPr>
-            <w:r>
-              <w:rPr>
-                <w:rFonts w:ascii="Yu Gothic" w:cs="Yu Gothic" w:eastAsia="Yu Gothic" w:hAnsi="Yu Gothic"/>
-                <w:b w:val="false"/>
-                <w:bCs w:val="false"/>
-                <w:sz w:val="19"/>
-                <w:szCs w:val="19"/>
-              </w:rPr>
-              <w:t xml:space="preserve">17人</w:t>
-            </w:r>
-          </w:p>
-        </w:tc>
-        <w:tc>
-          <w:tcPr>
-            <w:tcW w:type="dxa" w:w="1600"/>
-            <w:tcMar>
-              <w:top w:type="dxa" w:w="60"/>
-              <w:left w:type="dxa" w:w="100"/>
-              <w:bottom w:type="dxa" w:w="60"/>
-              <w:right w:type="dxa" w:w="100"/>
-            </w:tcMar>
-          </w:tcPr>
-          <w:p>
-            <w:pPr>
-              <w:jc w:val="left"/>
-            </w:pPr>
-            <w:r>
-              <w:rPr>
-                <w:rFonts w:ascii="Yu Gothic" w:cs="Yu Gothic" w:eastAsia="Yu Gothic" w:hAnsi="Yu Gothic"/>
-                <w:b w:val="false"/>
-                <w:bCs w:val="false"/>
-                <w:sz w:val="19"/>
-                <w:szCs w:val="19"/>
-              </w:rPr>
-              <w:t xml:space="preserve">17人</w:t>
-            </w:r>
-          </w:p>
-        </w:tc>
-      </w:tr>
-      <w:tr>
-        <w:tc>
-          <w:tcPr>
-            <w:tcW w:type="dxa" w:w="1900"/>
-            <w:shd w:fill="DCE6F1" w:val="clear"/>
-            <w:tcMar>
-              <w:top w:type="dxa" w:w="60"/>
-              <w:left w:type="dxa" w:w="100"/>
-              <w:bottom w:type="dxa" w:w="60"/>
-              <w:right w:type="dxa" w:w="100"/>
-            </w:tcMar>
-          </w:tcPr>
-          <w:p>
-            <w:pPr>
-              <w:jc w:val="left"/>
-            </w:pPr>
-            <w:r>
-              <w:rPr>
-                <w:rFonts w:ascii="Yu Gothic" w:cs="Yu Gothic" w:eastAsia="Yu Gothic" w:hAnsi="Yu Gothic"/>
-                <w:b w:val="false"/>
-                <w:bCs w:val="false"/>
-                <w:sz w:val="19"/>
-                <w:szCs w:val="19"/>
-              </w:rPr>
-              <w:t xml:space="preserve">追加人件費(年、通年想定)</w:t>
-            </w:r>
-          </w:p>
-        </w:tc>
-        <w:tc>
-          <w:tcPr>
-            <w:tcW w:type="dxa" w:w="1600"/>
-            <w:shd w:fill="DCE6F1" w:val="clear"/>
-            <w:tcMar>
-              <w:top w:type="dxa" w:w="60"/>
-              <w:left w:type="dxa" w:w="100"/>
-              <w:bottom w:type="dxa" w:w="60"/>
-              <w:right w:type="dxa" w:w="100"/>
-            </w:tcMar>
-          </w:tcPr>
-          <w:p>
-            <w:pPr>
-              <w:jc w:val="left"/>
-            </w:pPr>
-            <w:r>
-              <w:rPr>
-                <w:rFonts w:ascii="Yu Gothic" w:cs="Yu Gothic" w:eastAsia="Yu Gothic" w:hAnsi="Yu Gothic"/>
-                <w:b w:val="false"/>
-                <w:bCs w:val="false"/>
-                <w:sz w:val="19"/>
-                <w:szCs w:val="19"/>
-              </w:rPr>
-              <w:t xml:space="preserve">約621万円</w:t>
-            </w:r>
-          </w:p>
-        </w:tc>
-        <w:tc>
-          <w:tcPr>
-            <w:tcW w:type="dxa" w:w="1600"/>
-            <w:shd w:fill="DCE6F1" w:val="clear"/>
-            <w:tcMar>
-              <w:top w:type="dxa" w:w="60"/>
-              <w:left w:type="dxa" w:w="100"/>
-              <w:bottom w:type="dxa" w:w="60"/>
-              <w:right w:type="dxa" w:w="100"/>
-            </w:tcMar>
-          </w:tcPr>
-          <w:p>
-            <w:pPr>
-              <w:jc w:val="left"/>
-            </w:pPr>
-            <w:r>
-              <w:rPr>
-                <w:rFonts w:ascii="Yu Gothic" w:cs="Yu Gothic" w:eastAsia="Yu Gothic" w:hAnsi="Yu Gothic"/>
-                <w:b w:val="false"/>
-                <w:bCs w:val="false"/>
-                <w:sz w:val="19"/>
-                <w:szCs w:val="19"/>
-              </w:rPr>
-              <w:t xml:space="preserve">約621万円</w:t>
-            </w:r>
-          </w:p>
-        </w:tc>
-        <w:tc>
-          <w:tcPr>
-            <w:tcW w:type="dxa" w:w="1600"/>
-            <w:shd w:fill="DCE6F1" w:val="clear"/>
-            <w:tcMar>
-              <w:top w:type="dxa" w:w="60"/>
-              <w:left w:type="dxa" w:w="100"/>
-              <w:bottom w:type="dxa" w:w="60"/>
-              <w:right w:type="dxa" w:w="100"/>
-            </w:tcMar>
-          </w:tcPr>
-          <w:p>
-            <w:pPr>
-              <w:jc w:val="left"/>
-            </w:pPr>
-            <w:r>
-              <w:rPr>
-                <w:rFonts w:ascii="Yu Gothic" w:cs="Yu Gothic" w:eastAsia="Yu Gothic" w:hAnsi="Yu Gothic"/>
-                <w:b w:val="false"/>
-                <w:bCs w:val="false"/>
-                <w:sz w:val="19"/>
-                <w:szCs w:val="19"/>
-              </w:rPr>
-              <w:t xml:space="preserve">約621万円</w:t>
-            </w:r>
-          </w:p>
-        </w:tc>
-        <w:tc>
-          <w:tcPr>
-            <w:tcW w:type="dxa" w:w="1600"/>
-            <w:shd w:fill="DCE6F1" w:val="clear"/>
-            <w:tcMar>
-              <w:top w:type="dxa" w:w="60"/>
-              <w:left w:type="dxa" w:w="100"/>
-              <w:bottom w:type="dxa" w:w="60"/>
-              <w:right w:type="dxa" w:w="100"/>
-            </w:tcMar>
-          </w:tcPr>
-          <w:p>
-            <w:pPr>
-              <w:jc w:val="left"/>
-            </w:pPr>
-            <w:r>
-              <w:rPr>
-                <w:rFonts w:ascii="Yu Gothic" w:cs="Yu Gothic" w:eastAsia="Yu Gothic" w:hAnsi="Yu Gothic"/>
-                <w:b w:val="false"/>
-                <w:bCs w:val="false"/>
-                <w:sz w:val="19"/>
-                <w:szCs w:val="19"/>
-              </w:rPr>
-              <w:t xml:space="preserve">約621万円</w:t>
-            </w:r>
-          </w:p>
-        </w:tc>
-        <w:tc>
-          <w:tcPr>
-            <w:tcW w:type="dxa" w:w="1600"/>
-            <w:shd w:fill="DCE6F1" w:val="clear"/>
-            <w:tcMar>
-              <w:top w:type="dxa" w:w="60"/>
-              <w:left w:type="dxa" w:w="100"/>
-              <w:bottom w:type="dxa" w:w="60"/>
-              <w:right w:type="dxa" w:w="100"/>
-            </w:tcMar>
-          </w:tcPr>
-          <w:p>
-            <w:pPr>
-              <w:jc w:val="left"/>
-            </w:pPr>
-            <w:r>
-              <w:rPr>
-                <w:rFonts w:ascii="Yu Gothic" w:cs="Yu Gothic" w:eastAsia="Yu Gothic" w:hAnsi="Yu Gothic"/>
-                <w:b w:val="false"/>
-                <w:bCs w:val="false"/>
-                <w:sz w:val="19"/>
-                <w:szCs w:val="19"/>
-              </w:rPr>
-              <w:t xml:space="preserve">約621万円</w:t>
-            </w:r>
-          </w:p>
-        </w:tc>
-      </w:tr>
-      <w:tr>
-        <w:tc>
-          <w:tcPr>
-            <w:tcW w:type="dxa" w:w="1900"/>
-            <w:tcMar>
-              <w:top w:type="dxa" w:w="60"/>
-              <w:left w:type="dxa" w:w="100"/>
-              <w:bottom w:type="dxa" w:w="60"/>
-              <w:right w:type="dxa" w:w="100"/>
-            </w:tcMar>
-          </w:tcPr>
-          <w:p>
-            <w:pPr>
-              <w:jc w:val="left"/>
-            </w:pPr>
-            <w:r>
-              <w:rPr>
-                <w:rFonts w:ascii="Yu Gothic" w:cs="Yu Gothic" w:eastAsia="Yu Gothic" w:hAnsi="Yu Gothic"/>
-                <w:b w:val="false"/>
-                <w:bCs w:val="false"/>
-                <w:sz w:val="19"/>
-                <w:szCs w:val="19"/>
-              </w:rPr>
-              <w:t xml:space="preserve">追加収入(年)</w:t>
-            </w:r>
-          </w:p>
-        </w:tc>
-        <w:tc>
-          <w:tcPr>
-            <w:tcW w:type="dxa" w:w="1600"/>
-            <w:tcMar>
-              <w:top w:type="dxa" w:w="60"/>
-              <w:left w:type="dxa" w:w="100"/>
-              <w:bottom w:type="dxa" w:w="60"/>
-              <w:right w:type="dxa" w:w="100"/>
-            </w:tcMar>
-          </w:tcPr>
-          <w:p>
-            <w:pPr>
-              <w:jc w:val="left"/>
-            </w:pPr>
-            <w:r>
-              <w:rPr>
-                <w:rFonts w:ascii="Yu Gothic" w:cs="Yu Gothic" w:eastAsia="Yu Gothic" w:hAnsi="Yu Gothic"/>
-                <w:b w:val="false"/>
-                <w:bCs w:val="false"/>
-                <w:sz w:val="19"/>
-                <w:szCs w:val="19"/>
-              </w:rPr>
-              <w:t xml:space="preserve">約334万円</w:t>
-            </w:r>
-          </w:p>
-        </w:tc>
-        <w:tc>
-          <w:tcPr>
-            <w:tcW w:type="dxa" w:w="1600"/>
-            <w:tcMar>
-              <w:top w:type="dxa" w:w="60"/>
-              <w:left w:type="dxa" w:w="100"/>
-              <w:bottom w:type="dxa" w:w="60"/>
-              <w:right w:type="dxa" w:w="100"/>
-            </w:tcMar>
-          </w:tcPr>
-          <w:p>
-            <w:pPr>
-              <w:jc w:val="left"/>
-            </w:pPr>
-            <w:r>
-              <w:rPr>
-                <w:rFonts w:ascii="Yu Gothic" w:cs="Yu Gothic" w:eastAsia="Yu Gothic" w:hAnsi="Yu Gothic"/>
-                <w:b w:val="false"/>
-                <w:bCs w:val="false"/>
-                <w:sz w:val="19"/>
-                <w:szCs w:val="19"/>
-              </w:rPr>
-              <w:t xml:space="preserve">約621万円</w:t>
-            </w:r>
-          </w:p>
-        </w:tc>
-        <w:tc>
-          <w:tcPr>
-            <w:tcW w:type="dxa" w:w="1600"/>
-            <w:tcMar>
-              <w:top w:type="dxa" w:w="60"/>
-              <w:left w:type="dxa" w:w="100"/>
-              <w:bottom w:type="dxa" w:w="60"/>
-              <w:right w:type="dxa" w:w="100"/>
-            </w:tcMar>
-          </w:tcPr>
-          <w:p>
-            <w:pPr>
-              <w:jc w:val="left"/>
-            </w:pPr>
-            <w:r>
-              <w:rPr>
-                <w:rFonts w:ascii="Yu Gothic" w:cs="Yu Gothic" w:eastAsia="Yu Gothic" w:hAnsi="Yu Gothic"/>
-                <w:b w:val="false"/>
-                <w:bCs w:val="false"/>
-                <w:sz w:val="19"/>
-                <w:szCs w:val="19"/>
-              </w:rPr>
-              <w:t xml:space="preserve">約764万円</w:t>
-            </w:r>
-          </w:p>
-        </w:tc>
-        <w:tc>
-          <w:tcPr>
-            <w:tcW w:type="dxa" w:w="1600"/>
-            <w:tcMar>
-              <w:top w:type="dxa" w:w="60"/>
-              <w:left w:type="dxa" w:w="100"/>
-              <w:bottom w:type="dxa" w:w="60"/>
-              <w:right w:type="dxa" w:w="100"/>
-            </w:tcMar>
-          </w:tcPr>
-          <w:p>
-            <w:pPr>
-              <w:jc w:val="left"/>
-            </w:pPr>
-            <w:r>
-              <w:rPr>
-                <w:rFonts w:ascii="Yu Gothic" w:cs="Yu Gothic" w:eastAsia="Yu Gothic" w:hAnsi="Yu Gothic"/>
-                <w:b w:val="false"/>
-                <w:bCs w:val="false"/>
-                <w:sz w:val="19"/>
-                <w:szCs w:val="19"/>
-              </w:rPr>
-              <w:t xml:space="preserve">約812万円</w:t>
-            </w:r>
-          </w:p>
-        </w:tc>
-        <w:tc>
-          <w:tcPr>
-            <w:tcW w:type="dxa" w:w="1600"/>
-            <w:tcMar>
-              <w:top w:type="dxa" w:w="60"/>
-              <w:left w:type="dxa" w:w="100"/>
-              <w:bottom w:type="dxa" w:w="60"/>
-              <w:right w:type="dxa" w:w="100"/>
-            </w:tcMar>
-          </w:tcPr>
-          <w:p>
-            <w:pPr>
-              <w:jc w:val="left"/>
-            </w:pPr>
-            <w:r>
-              <w:rPr>
-                <w:rFonts w:ascii="Yu Gothic" w:cs="Yu Gothic" w:eastAsia="Yu Gothic" w:hAnsi="Yu Gothic"/>
-                <w:b w:val="false"/>
-                <w:bCs w:val="false"/>
-                <w:sz w:val="19"/>
-                <w:szCs w:val="19"/>
-              </w:rPr>
-              <w:t xml:space="preserve">約812万円</w:t>
-            </w:r>
-          </w:p>
-        </w:tc>
-      </w:tr>
-      <w:tr>
-        <w:tc>
-          <w:tcPr>
-            <w:tcW w:type="dxa" w:w="1900"/>
-            <w:shd w:fill="DCE6F1" w:val="clear"/>
-            <w:tcMar>
-              <w:top w:type="dxa" w:w="60"/>
-              <w:left w:type="dxa" w:w="100"/>
-              <w:bottom w:type="dxa" w:w="60"/>
-              <w:right w:type="dxa" w:w="100"/>
-            </w:tcMar>
-          </w:tcPr>
-          <w:p>
-            <w:pPr>
-              <w:jc w:val="left"/>
-            </w:pPr>
-            <w:r>
-              <w:rPr>
-                <w:rFonts w:ascii="Yu Gothic" w:cs="Yu Gothic" w:eastAsia="Yu Gothic" w:hAnsi="Yu Gothic"/>
-                <w:b w:val="false"/>
-                <w:bCs w:val="false"/>
-                <w:sz w:val="19"/>
-                <w:szCs w:val="19"/>
-              </w:rPr>
-              <w:t xml:space="preserve">差引効果(年)</w:t>
-            </w:r>
-          </w:p>
-        </w:tc>
-        <w:tc>
-          <w:tcPr>
-            <w:tcW w:type="dxa" w:w="1600"/>
-            <w:shd w:fill="DCE6F1" w:val="clear"/>
-            <w:tcMar>
-              <w:top w:type="dxa" w:w="60"/>
-              <w:left w:type="dxa" w:w="100"/>
-              <w:bottom w:type="dxa" w:w="60"/>
-              <w:right w:type="dxa" w:w="100"/>
-            </w:tcMar>
-          </w:tcPr>
-          <w:p>
-            <w:pPr>
-              <w:jc w:val="left"/>
-            </w:pPr>
-            <w:r>
-              <w:rPr>
-                <w:rFonts w:ascii="Yu Gothic" w:cs="Yu Gothic" w:eastAsia="Yu Gothic" w:hAnsi="Yu Gothic"/>
-                <w:b w:val="false"/>
-                <w:bCs w:val="false"/>
-                <w:sz w:val="19"/>
-                <w:szCs w:val="19"/>
-              </w:rPr>
-              <w:t xml:space="preserve">▲287万円</w:t>
-            </w:r>
-          </w:p>
-        </w:tc>
-        <w:tc>
-          <w:tcPr>
-            <w:tcW w:type="dxa" w:w="1600"/>
-            <w:shd w:fill="DCE6F1" w:val="clear"/>
-            <w:tcMar>
-              <w:top w:type="dxa" w:w="60"/>
-              <w:left w:type="dxa" w:w="100"/>
-              <w:bottom w:type="dxa" w:w="60"/>
-              <w:right w:type="dxa" w:w="100"/>
-            </w:tcMar>
-          </w:tcPr>
-          <w:p>
-            <w:pPr>
-              <w:jc w:val="left"/>
-            </w:pPr>
-            <w:r>
-              <w:rPr>
-                <w:rFonts w:ascii="Yu Gothic" w:cs="Yu Gothic" w:eastAsia="Yu Gothic" w:hAnsi="Yu Gothic"/>
-                <w:b w:val="false"/>
-                <w:bCs w:val="false"/>
-                <w:sz w:val="19"/>
-                <w:szCs w:val="19"/>
-              </w:rPr>
-              <w:t xml:space="preserve">ほぼ±0</w:t>
-            </w:r>
-          </w:p>
-        </w:tc>
-        <w:tc>
-          <w:tcPr>
-            <w:tcW w:type="dxa" w:w="1600"/>
-            <w:shd w:fill="DCE6F1" w:val="clear"/>
-            <w:tcMar>
-              <w:top w:type="dxa" w:w="60"/>
-              <w:left w:type="dxa" w:w="100"/>
-              <w:bottom w:type="dxa" w:w="60"/>
-              <w:right w:type="dxa" w:w="100"/>
-            </w:tcMar>
-          </w:tcPr>
-          <w:p>
-            <w:pPr>
-              <w:jc w:val="left"/>
-            </w:pPr>
-            <w:r>
-              <w:rPr>
-                <w:rFonts w:ascii="Yu Gothic" w:cs="Yu Gothic" w:eastAsia="Yu Gothic" w:hAnsi="Yu Gothic"/>
-                <w:b w:val="false"/>
-                <w:bCs w:val="false"/>
-                <w:sz w:val="19"/>
-                <w:szCs w:val="19"/>
-              </w:rPr>
-              <w:t xml:space="preserve">+143万円</w:t>
-            </w:r>
-          </w:p>
-        </w:tc>
-        <w:tc>
-          <w:tcPr>
-            <w:tcW w:type="dxa" w:w="1600"/>
-            <w:shd w:fill="DCE6F1" w:val="clear"/>
-            <w:tcMar>
-              <w:top w:type="dxa" w:w="60"/>
-              <w:left w:type="dxa" w:w="100"/>
-              <w:bottom w:type="dxa" w:w="60"/>
-              <w:right w:type="dxa" w:w="100"/>
-            </w:tcMar>
-          </w:tcPr>
-          <w:p>
-            <w:pPr>
-              <w:jc w:val="left"/>
-            </w:pPr>
-            <w:r>
-              <w:rPr>
-                <w:rFonts w:ascii="Yu Gothic" w:cs="Yu Gothic" w:eastAsia="Yu Gothic" w:hAnsi="Yu Gothic"/>
-                <w:b w:val="false"/>
-                <w:bCs w:val="false"/>
-                <w:sz w:val="19"/>
-                <w:szCs w:val="19"/>
-              </w:rPr>
-              <w:t xml:space="preserve">+191万円</w:t>
-            </w:r>
-          </w:p>
-        </w:tc>
-        <w:tc>
-          <w:tcPr>
-            <w:tcW w:type="dxa" w:w="1600"/>
-            <w:shd w:fill="DCE6F1" w:val="clear"/>
-            <w:tcMar>
-              <w:top w:type="dxa" w:w="60"/>
-              <w:left w:type="dxa" w:w="100"/>
-              <w:bottom w:type="dxa" w:w="60"/>
-              <w:right w:type="dxa" w:w="100"/>
-            </w:tcMar>
-          </w:tcPr>
-          <w:p>
-            <w:pPr>
-              <w:jc w:val="left"/>
-            </w:pPr>
-            <w:r>
-              <w:rPr>
-                <w:rFonts w:ascii="Yu Gothic" w:cs="Yu Gothic" w:eastAsia="Yu Gothic" w:hAnsi="Yu Gothic"/>
-                <w:b w:val="false"/>
-                <w:bCs w:val="false"/>
-                <w:sz w:val="19"/>
-                <w:szCs w:val="19"/>
-              </w:rPr>
-              <w:t xml:space="preserve">+191万円</w:t>
-            </w:r>
-          </w:p>
-        </w:tc>
-      </w:tr>
-    </w:tbl>
-    <w:p>
-      <w:pPr>
-        <w:spacing w:after="120" w:before="0"/>
-      </w:pPr>
-      <w:r>
-        <w:rPr>
-          <w:rFonts w:ascii="Yu Gothic" w:cs="Yu Gothic" w:eastAsia="Yu Gothic" w:hAnsi="Yu Gothic"/>
-        </w:rPr>
-        <w:t xml:space="preserve">追加人件費(約621万円/年)は稼働率に関わらずほぼ一定なのに対し、追加収入は実際の利用者数に比例するため、利用者が少ないYear1に導入すると、ただでさえ資金繰りが最も厳しい開設初年度の赤字をさらに拡大させてしまう。このため、本計画では人員配置体制加算ⅢをYear1・Year2は見送り、差引効果がプラスに転じるYear3から正式に導入する設計とした(第10-3章の5ヵ年収支計画・別紙Excelに反映済み)。</w:t>
-      </w:r>
-    </w:p>
-    <w:p>
-      <w:pPr>
-        <w:spacing w:after="160" w:before="80"/>
-      </w:pPr>
-      <w:r>
-        <w:rPr>
-          <w:rFonts w:ascii="Yu Gothic" w:cs="Yu Gothic" w:eastAsia="Yu Gothic" w:hAnsi="Yu Gothic"/>
-          <w:b/>
-          <w:bCs/>
-          <w:color w:val="C00000"/>
-          <w:sz w:val="20"/>
-          <w:szCs w:val="20"/>
-        </w:rPr>
-        <w:t xml:space="preserve">⚠ この段階導入により、Year5の営業利益は約▲747万円(加算Ⅲ未反映の是正後ベースケース)→約▲557万円まで改善する(赤字幅を約25%圧縮)。それでも黒字化には届かない。さらに重度障害者支援加算Ⅲ(該当者を受け入れられれば+142万円/年)を組み合わせられれば、約▲415万円まで追加改善する見込みだが、これは対象者の受け入れ実績次第であり、まだ確定した収入として計上していない。正確な配置比率要件・単位数は広島市の単価表で必ず確認し、次版で本試算を精緻化すること。</w:t>
-      </w:r>
-    </w:p>
-    <w:p>
-      <w:pPr>
-        <w:pStyle w:val="Heading2"/>
-        <w:spacing w:after="120" w:before="240"/>
-      </w:pPr>
-      <w:r>
-        <w:rPr>
-          <w:rFonts w:ascii="Yu Gothic" w:cs="Yu Gothic" w:eastAsia="Yu Gothic" w:hAnsi="Yu Gothic"/>
-          <w:b/>
-          <w:bCs/>
-          <w:color w:val="1F4E78"/>
-          <w:sz w:val="24"/>
-          <w:szCs w:val="24"/>
-        </w:rPr>
-        <w:t xml:space="preserve">10-4-2. 参考：コスト優先シナリオとの比較(不採用。意思決定の材料として記載)</w:t>
-      </w:r>
-    </w:p>
-    <w:p>
-      <w:pPr>
-        <w:spacing w:after="120" w:before="0"/>
-      </w:pPr>
-      <w:r>
-        <w:rPr>
-          <w:rFonts w:ascii="Yu Gothic" w:cs="Yu Gothic" w:eastAsia="Yu Gothic" w:hAnsi="Yu Gothic"/>
-        </w:rPr>
-        <w:t xml:space="preserve">第6-3章で「理念優先」を経営方針として決定したが、もし優先順位を逆にして人件費圧縮を選んでいた場合、財務指標だけを見ればどうなっていたかを、別紙Excel新設シート「経営方針比較」で試算した。コスト圧縮シナリオ＝生活支援員等を法定最低ライン(総数6.0名、現行7.4名から1.4名削減)まで減らし、人員配置体制加算Ⅲは取得しない(削減後は加算の配置要件を満たせないため)という前提である。</w:t>
+        <w:t xml:space="preserve">第6-3章で配置比率1.5:1を正式方針として決定したが、もし法定最低ライン(3:1)まで人員配置を圧縮していた場合、財務指標だけを見ればどうなっていたかを、別紙Excel新設シート「配置比率シナリオ比較」で試算した(利用者数の伸びは両ケースで同一。3:1では人員配置体制加算Ⅰの要件を満たさないため当該加算収入は対象外)。</w:t>
       </w:r>
     </w:p>
     <w:tbl>
@@ -21734,7 +20834,7 @@
                 <w:sz w:val="19"/>
                 <w:szCs w:val="19"/>
               </w:rPr>
-              <w:t xml:space="preserve">①是正後ベースケース(加算Ⅲなし・圧縮なし)</w:t>
+              <w:t xml:space="preserve">①1.5:1(採用中)</w:t>
             </w:r>
           </w:p>
         </w:tc>
@@ -21760,7 +20860,7 @@
                 <w:sz w:val="19"/>
                 <w:szCs w:val="19"/>
               </w:rPr>
-              <w:t xml:space="preserve">▲3,357万円</w:t>
+              <w:t xml:space="preserve">▲1,840万円</w:t>
             </w:r>
           </w:p>
         </w:tc>
@@ -21786,7 +20886,7 @@
                 <w:sz w:val="19"/>
                 <w:szCs w:val="19"/>
               </w:rPr>
-              <w:t xml:space="preserve">▲1,647万円</w:t>
+              <w:t xml:space="preserve">▲1,743万円</w:t>
             </w:r>
           </w:p>
         </w:tc>
@@ -21812,7 +20912,7 @@
                 <w:sz w:val="19"/>
                 <w:szCs w:val="19"/>
               </w:rPr>
-              <w:t xml:space="preserve">▲1,032万円</w:t>
+              <w:t xml:space="preserve">▲1,710万円</w:t>
             </w:r>
           </w:p>
         </w:tc>
@@ -21838,7 +20938,7 @@
                 <w:sz w:val="19"/>
                 <w:szCs w:val="19"/>
               </w:rPr>
-              <w:t xml:space="preserve">▲747万円</w:t>
+              <w:t xml:space="preserve">▲1,474万円</w:t>
             </w:r>
           </w:p>
         </w:tc>
@@ -21864,7 +20964,7 @@
                 <w:sz w:val="19"/>
                 <w:szCs w:val="19"/>
               </w:rPr>
-              <w:t xml:space="preserve">▲747万円</w:t>
+              <w:t xml:space="preserve">▲823万円</w:t>
             </w:r>
           </w:p>
         </w:tc>
@@ -21893,7 +20993,7 @@
                 <w:sz w:val="19"/>
                 <w:szCs w:val="19"/>
               </w:rPr>
-              <w:t xml:space="preserve">②理念優先(採用中)</w:t>
+              <w:t xml:space="preserve">②3:1法定最低(参考)</w:t>
             </w:r>
           </w:p>
         </w:tc>
@@ -21920,7 +21020,7 @@
                 <w:sz w:val="19"/>
                 <w:szCs w:val="19"/>
               </w:rPr>
-              <w:t xml:space="preserve">▲3,357万円</w:t>
+              <w:t xml:space="preserve">▲1,764万円</w:t>
             </w:r>
           </w:p>
         </w:tc>
@@ -21947,7 +21047,7 @@
                 <w:sz w:val="19"/>
                 <w:szCs w:val="19"/>
               </w:rPr>
-              <w:t xml:space="preserve">▲1,647万円</w:t>
+              <w:t xml:space="preserve">▲1,508万円</w:t>
             </w:r>
           </w:p>
         </w:tc>
@@ -21974,7 +21074,7 @@
                 <w:sz w:val="19"/>
                 <w:szCs w:val="19"/>
               </w:rPr>
-              <w:t xml:space="preserve">▲889万円</w:t>
+              <w:t xml:space="preserve">▲1,357万円</w:t>
             </w:r>
           </w:p>
         </w:tc>
@@ -22001,7 +21101,7 @@
                 <w:sz w:val="19"/>
                 <w:szCs w:val="19"/>
               </w:rPr>
-              <w:t xml:space="preserve">▲557万円</w:t>
+              <w:t xml:space="preserve">▲632万円</w:t>
             </w:r>
           </w:p>
         </w:tc>
@@ -22028,165 +21128,7 @@
                 <w:sz w:val="19"/>
                 <w:szCs w:val="19"/>
               </w:rPr>
-              <w:t xml:space="preserve">▲557万円</w:t>
-            </w:r>
-          </w:p>
-        </w:tc>
-      </w:tr>
-      <w:tr>
-        <w:tc>
-          <w:tcPr>
-            <w:tcW w:type="dxa" w:w="2900"/>
-            <w:tcMar>
-              <w:top w:type="dxa" w:w="60"/>
-              <w:left w:type="dxa" w:w="100"/>
-              <w:bottom w:type="dxa" w:w="60"/>
-              <w:right w:type="dxa" w:w="100"/>
-            </w:tcMar>
-          </w:tcPr>
-          <w:p>
-            <w:pPr>
-              <w:jc w:val="left"/>
-            </w:pPr>
-            <w:r>
-              <w:rPr>
-                <w:rFonts w:ascii="Yu Gothic" w:cs="Yu Gothic" w:eastAsia="Yu Gothic" w:hAnsi="Yu Gothic"/>
-                <w:b w:val="false"/>
-                <w:bCs w:val="false"/>
-                <w:sz w:val="19"/>
-                <w:szCs w:val="19"/>
-              </w:rPr>
-              <w:t xml:space="preserve">③コスト圧縮(不採用・参考)</w:t>
-            </w:r>
-          </w:p>
-        </w:tc>
-        <w:tc>
-          <w:tcPr>
-            <w:tcW w:type="dxa" w:w="1400"/>
-            <w:tcMar>
-              <w:top w:type="dxa" w:w="60"/>
-              <w:left w:type="dxa" w:w="100"/>
-              <w:bottom w:type="dxa" w:w="60"/>
-              <w:right w:type="dxa" w:w="100"/>
-            </w:tcMar>
-          </w:tcPr>
-          <w:p>
-            <w:pPr>
-              <w:jc w:val="left"/>
-            </w:pPr>
-            <w:r>
-              <w:rPr>
-                <w:rFonts w:ascii="Yu Gothic" w:cs="Yu Gothic" w:eastAsia="Yu Gothic" w:hAnsi="Yu Gothic"/>
-                <w:b w:val="false"/>
-                <w:bCs w:val="false"/>
-                <w:sz w:val="19"/>
-                <w:szCs w:val="19"/>
-              </w:rPr>
-              <w:t xml:space="preserve">▲2,777万円</w:t>
-            </w:r>
-          </w:p>
-        </w:tc>
-        <w:tc>
-          <w:tcPr>
-            <w:tcW w:type="dxa" w:w="1400"/>
-            <w:tcMar>
-              <w:top w:type="dxa" w:w="60"/>
-              <w:left w:type="dxa" w:w="100"/>
-              <w:bottom w:type="dxa" w:w="60"/>
-              <w:right w:type="dxa" w:w="100"/>
-            </w:tcMar>
-          </w:tcPr>
-          <w:p>
-            <w:pPr>
-              <w:jc w:val="left"/>
-            </w:pPr>
-            <w:r>
-              <w:rPr>
-                <w:rFonts w:ascii="Yu Gothic" w:cs="Yu Gothic" w:eastAsia="Yu Gothic" w:hAnsi="Yu Gothic"/>
-                <w:b w:val="false"/>
-                <w:bCs w:val="false"/>
-                <w:sz w:val="19"/>
-                <w:szCs w:val="19"/>
-              </w:rPr>
-              <w:t xml:space="preserve">▲1,067万円</w:t>
-            </w:r>
-          </w:p>
-        </w:tc>
-        <w:tc>
-          <w:tcPr>
-            <w:tcW w:type="dxa" w:w="1400"/>
-            <w:tcMar>
-              <w:top w:type="dxa" w:w="60"/>
-              <w:left w:type="dxa" w:w="100"/>
-              <w:bottom w:type="dxa" w:w="60"/>
-              <w:right w:type="dxa" w:w="100"/>
-            </w:tcMar>
-          </w:tcPr>
-          <w:p>
-            <w:pPr>
-              <w:jc w:val="left"/>
-            </w:pPr>
-            <w:r>
-              <w:rPr>
-                <w:rFonts w:ascii="Yu Gothic" w:cs="Yu Gothic" w:eastAsia="Yu Gothic" w:hAnsi="Yu Gothic"/>
-                <w:b w:val="false"/>
-                <w:bCs w:val="false"/>
-                <w:sz w:val="19"/>
-                <w:szCs w:val="19"/>
-              </w:rPr>
-              <w:t xml:space="preserve">▲453万円</w:t>
-            </w:r>
-          </w:p>
-        </w:tc>
-        <w:tc>
-          <w:tcPr>
-            <w:tcW w:type="dxa" w:w="1400"/>
-            <w:tcMar>
-              <w:top w:type="dxa" w:w="60"/>
-              <w:left w:type="dxa" w:w="100"/>
-              <w:bottom w:type="dxa" w:w="60"/>
-              <w:right w:type="dxa" w:w="100"/>
-            </w:tcMar>
-          </w:tcPr>
-          <w:p>
-            <w:pPr>
-              <w:jc w:val="left"/>
-            </w:pPr>
-            <w:r>
-              <w:rPr>
-                <w:rFonts w:ascii="Yu Gothic" w:cs="Yu Gothic" w:eastAsia="Yu Gothic" w:hAnsi="Yu Gothic"/>
-                <w:b w:val="false"/>
-                <w:bCs w:val="false"/>
-                <w:sz w:val="19"/>
-                <w:szCs w:val="19"/>
-              </w:rPr>
-              <w:t xml:space="preserve">▲168万円</w:t>
-            </w:r>
-          </w:p>
-        </w:tc>
-        <w:tc>
-          <w:tcPr>
-            <w:tcW w:type="dxa" w:w="1400"/>
-            <w:tcMar>
-              <w:top w:type="dxa" w:w="60"/>
-              <w:left w:type="dxa" w:w="100"/>
-              <w:bottom w:type="dxa" w:w="60"/>
-              <w:right w:type="dxa" w:w="100"/>
-            </w:tcMar>
-          </w:tcPr>
-          <w:p>
-            <w:pPr>
-              <w:jc w:val="left"/>
-            </w:pPr>
-            <w:r>
-              <w:rPr>
-                <w:rFonts w:ascii="Yu Gothic" w:cs="Yu Gothic" w:eastAsia="Yu Gothic" w:hAnsi="Yu Gothic"/>
-                <w:b w:val="false"/>
-                <w:bCs w:val="false"/>
-                <w:sz w:val="19"/>
-                <w:szCs w:val="19"/>
-              </w:rPr>
-              <w:t xml:space="preserve">▲168万円</w:t>
+              <w:t xml:space="preserve">+94万円</w:t>
             </w:r>
           </w:p>
         </w:tc>
@@ -22263,7 +21205,7 @@
                 <w:sz w:val="19"/>
                 <w:szCs w:val="19"/>
               </w:rPr>
-              <w:t xml:space="preserve">②理念優先(採用中)</w:t>
+              <w:t xml:space="preserve">①1.5:1(採用中)</w:t>
             </w:r>
           </w:p>
         </w:tc>
@@ -22290,7 +21232,7 @@
                 <w:sz w:val="19"/>
                 <w:szCs w:val="19"/>
               </w:rPr>
-              <w:t xml:space="preserve">③コスト圧縮(不採用・参考)</w:t>
+              <w:t xml:space="preserve">②3:1法定最低(参考)</w:t>
             </w:r>
           </w:p>
         </w:tc>
@@ -22344,7 +21286,7 @@
                 <w:sz w:val="19"/>
                 <w:szCs w:val="19"/>
               </w:rPr>
-              <w:t xml:space="preserve">約1億465万円</w:t>
+              <w:t xml:space="preserve">約1億849万円</w:t>
             </w:r>
           </w:p>
         </w:tc>
@@ -22370,7 +21312,7 @@
                 <w:sz w:val="19"/>
                 <w:szCs w:val="19"/>
               </w:rPr>
-              <w:t xml:space="preserve">約8,091万円</w:t>
+              <w:t xml:space="preserve">約8,626万円</w:t>
             </w:r>
           </w:p>
         </w:tc>
@@ -22426,7 +21368,7 @@
                 <w:sz w:val="19"/>
                 <w:szCs w:val="19"/>
               </w:rPr>
-              <w:t xml:space="preserve">約▲6,465万円</w:t>
+              <w:t xml:space="preserve">約▲6,849万円</w:t>
             </w:r>
           </w:p>
         </w:tc>
@@ -22453,7 +21395,7 @@
                 <w:sz w:val="19"/>
                 <w:szCs w:val="19"/>
               </w:rPr>
-              <w:t xml:space="preserve">約▲4,091万円</w:t>
+              <w:t xml:space="preserve">約▲4,626万円</w:t>
             </w:r>
           </w:p>
         </w:tc>
@@ -22467,20 +21409,7 @@
         <w:rPr>
           <w:rFonts w:ascii="Yu Gothic" w:cs="Yu Gothic" w:eastAsia="Yu Gothic" w:hAnsi="Yu Gothic"/>
         </w:rPr>
-        <w:t xml:space="preserve">金額だけ見れば、コスト圧縮の方が理念優先よりも赤字幅・資金ギャップともに大幅に小さい(Year5営業利益は▲168万円までほぼ黒字近くまで改善し、資金ギャップは約2,374万円縮小する)。人件費削減(1.4名×414万円=年間約580万円)は、加算Ⅲの追加効果(年間約191万円)より単純に効果が大きいためである。</w:t>
-      </w:r>
-    </w:p>
-    <w:p>
-      <w:pPr>
-        <w:spacing w:after="120" w:before="0"/>
-      </w:pPr>
-      <w:r>
-        <w:rPr>
-          <w:rFonts w:ascii="Yu Gothic" w:cs="Yu Gothic" w:eastAsia="Yu Gothic" w:hAnsi="Yu Gothic"/>
-          <w:b/>
-          <w:bCs/>
-        </w:rPr>
-        <w:t xml:space="preserve">それでも本計画では理念優先を選び、コスト圧縮を不採用と決定した。財務試算だけでは表れない以下の理由による。</w:t>
+        <w:t xml:space="preserve">金額だけ見れば、3:1の方が1.5:1よりも赤字幅・資金ギャップともに大幅に小さく、Year5にはわずかに黒字化する。それでも本計画では1.5:1を選び、3:1への圧縮を採用しないこととした。財務試算だけでは表れない以下の理由による。</w:t>
       </w:r>
     </w:p>
     <w:p>
@@ -22496,7 +21425,7 @@
         <w:rPr>
           <w:rFonts w:ascii="Yu Gothic" w:cs="Yu Gothic" w:eastAsia="Yu Gothic" w:hAnsi="Yu Gothic"/>
         </w:rPr>
-        <w:t xml:space="preserve">欠員リスクの消失：法定最低ライン(6.0名)ちょうどまで削減すると、1名の退職・急な休職が即座に基準違反(サービス提供職員欠如減算・最悪の場合は指定取消しリスク)につながる。現状の7.4名体制は、この欠員バッファーを兼ねている(第6-5章)。</w:t>
+        <w:t xml:space="preserve">欠員リスクの消失：法定最低ラインちょうどまで削減すると、1名の退職・急な休職が即座に基準違反(サービス提供職員欠如減算・最悪の場合は指定取消しリスク)につながる。1.5:1体制は、この欠員バッファーを兼ねている(第6-5章)。</w:t>
       </w:r>
     </w:p>
     <w:p>
@@ -22517,6 +21446,35 @@
     </w:p>
     <w:p>
       <w:pPr>
+        <w:spacing w:after="160" w:before="80"/>
+      </w:pPr>
+      <w:r>
+        <w:rPr>
+          <w:rFonts w:ascii="Yu Gothic" w:cs="Yu Gothic" w:eastAsia="Yu Gothic" w:hAnsi="Yu Gothic"/>
+          <w:b/>
+          <w:bCs/>
+          <w:color w:val="C00000"/>
+          <w:sz w:val="20"/>
+          <w:szCs w:val="20"/>
+        </w:rPr>
+        <w:t xml:space="preserve">⚠ この比較表が示しているのは、「1.5:1を選んだことで、財務的には年間約917万円(Year5の▲823万円と+94万円の差)・資金ギャップで約2,223万円のコストを引き受けている」という事実である。この差を許容できるかどうかは、最終的には資金調達の実現可能性(第9章)にかかっている。会長・金融機関への説明では、この比較表そのものを提示し、配置比率を優先した理由を正直に説明することを推奨する。</w:t>
+      </w:r>
+    </w:p>
+    <w:p>
+      <w:pPr>
+        <w:spacing w:after="120" w:before="0"/>
+      </w:pPr>
+      <w:r>
+        <w:rPr>
+          <w:rFonts w:ascii="Yu Gothic" w:cs="Yu Gothic" w:eastAsia="Yu Gothic" w:hAnsi="Yu Gothic"/>
+          <w:b/>
+          <w:bCs/>
+        </w:rPr>
+        <w:t xml:space="preserve">黒字化、またはさらなる赤字幅の縮小に向けて、以下を優先順位付きの検討課題として記載する。</w:t>
+      </w:r>
+    </w:p>
+    <w:p>
+      <w:pPr>
         <w:pStyle w:val="ListParagraph"/>
         <w:numPr>
           <w:ilvl w:val="0"/>
@@ -22528,36 +21486,7 @@
         <w:rPr>
           <w:rFonts w:ascii="Yu Gothic" w:cs="Yu Gothic" w:eastAsia="Yu Gothic" w:hAnsi="Yu Gothic"/>
         </w:rPr>
-        <w:t xml:space="preserve">将来の加算取得余地の喪失：人員配置体制加算Ⅲ等、上位区分の加算を将来的に狙う出発点そのものがなくなる。</w:t>
-      </w:r>
-    </w:p>
-    <w:p>
-      <w:pPr>
-        <w:spacing w:after="160" w:before="80"/>
-      </w:pPr>
-      <w:r>
-        <w:rPr>
-          <w:rFonts w:ascii="Yu Gothic" w:cs="Yu Gothic" w:eastAsia="Yu Gothic" w:hAnsi="Yu Gothic"/>
-          <w:b/>
-          <w:bCs/>
-          <w:color w:val="C00000"/>
-          <w:sz w:val="20"/>
-          <w:szCs w:val="20"/>
-        </w:rPr>
-        <w:t xml:space="preserve">⚠ この比較表が示しているのは、「理念を選んだことで、財務的には年間約390万円(▲557万円と▲168万円の差)・資金ギャップで約2,374万円のコストを引き受けている」という事実である。この差を許容できるかどうかは、最終的には資金調達の実現可能性(第9章)にかかっている。会長・金融機関への説明では、この比較表そのものを提示し、理念を優先した理由を正直に説明することを推奨する。</w:t>
-      </w:r>
-    </w:p>
-    <w:p>
-      <w:pPr>
-        <w:spacing w:after="120" w:before="0"/>
-      </w:pPr>
-      <w:r>
-        <w:rPr>
-          <w:rFonts w:ascii="Yu Gothic" w:cs="Yu Gothic" w:eastAsia="Yu Gothic" w:hAnsi="Yu Gothic"/>
-          <w:b/>
-          <w:bCs/>
-        </w:rPr>
-        <w:t xml:space="preserve">黒字化、またはさらなる赤字幅の縮小に向けて、以下を優先順位付きの検討課題として記載する。</w:t>
+        <w:t xml:space="preserve">1. 重度障害者支援加算Ⅲの取得(任意のアップサイド)：該当者(区分6・行動関連項目10点以上)を受け入れられれば、追加人件費ほぼ不要で+142万円/年。営業活動(第4章)の結果次第であり、まだ収支に確定計上していない。</w:t>
       </w:r>
     </w:p>
     <w:p>
@@ -22573,7 +21502,7 @@
         <w:rPr>
           <w:rFonts w:ascii="Yu Gothic" w:cs="Yu Gothic" w:eastAsia="Yu Gothic" w:hAnsi="Yu Gothic"/>
         </w:rPr>
-        <w:t xml:space="preserve">1. (決定・反映済み)人員配置体制加算Ⅲの取得：Year3以降に段階導入し、Year5の赤字を約190万円縮小(▲747万円→約▲557万円)。人員配置の法定最低ラインへの圧縮は、理念実現を優先する経営方針により不採用と決定した(第6-3章)。</w:t>
+        <w:t xml:space="preserve">2. その他の取り漏れ加算の検討：常勤看護職員等配置加算(看護職員を常勤配置する場合に算定余地)、医療連携体制加算(医療的ケア対象者の受け入れ方針〈第2-4章〉と結びつく)は、まだ単位数・要件を確認できておらず本試算に含めていない。次版で広島市の単価表を確認し反映すべき項目。</w:t>
       </w:r>
     </w:p>
     <w:p>
@@ -22589,7 +21518,7 @@
         <w:rPr>
           <w:rFonts w:ascii="Yu Gothic" w:cs="Yu Gothic" w:eastAsia="Yu Gothic" w:hAnsi="Yu Gothic"/>
         </w:rPr>
-        <w:t xml:space="preserve">2. 重度障害者支援加算Ⅲの取得(任意のアップサイド)：該当者(区分6・行動関連項目10点以上)を受け入れられれば、追加人件費ほぼ不要で+142万円/年。営業活動(第4章)の結果次第であり、まだ収支に確定計上していない。</w:t>
+        <w:t xml:space="preserve">3. 稼働率のさらなる引き上げ：第10-5章「満床シナリオ」のとおり、配置比率1.5:1を維持したまま定員20名フル稼働に達しても黒字化しない(年間約683万円の赤字が残る)ことが判明した。稼働率向上だけでは解決しないため、配置比率・加算取得・固定費のいずれか、または組み合わせでの見直しが必須。</w:t>
       </w:r>
     </w:p>
     <w:p>
@@ -22605,7 +21534,7 @@
         <w:rPr>
           <w:rFonts w:ascii="Yu Gothic" w:cs="Yu Gothic" w:eastAsia="Yu Gothic" w:hAnsi="Yu Gothic"/>
         </w:rPr>
-        <w:t xml:space="preserve">3. その他の取り漏れ加算の検討：常勤看護職員等配置加算(看護職員を常勤配置する場合に算定余地)、医療連携体制加算(医療的ケア対象者の受け入れ方針〈第2-4章〉と結びつく)は、まだ単位数・要件を確認できておらず本試算に含めていない。次版で広島市の単価表を確認し反映すべき項目。</w:t>
+        <w:t xml:space="preserve">4. 配置比率の中間案の検討：1.5:1と3:1の間(例：2:1〜2.5:1相当)で、理念の実現度と収支のバランスを取れる水準がないか、次版で試算すること。</w:t>
       </w:r>
     </w:p>
     <w:p>
@@ -22621,7 +21550,7 @@
         <w:rPr>
           <w:rFonts w:ascii="Yu Gothic" w:cs="Yu Gothic" w:eastAsia="Yu Gothic" w:hAnsi="Yu Gothic"/>
         </w:rPr>
-        <w:t xml:space="preserve">4. 稼働率のさらなる引き上げ(90%超)：第4章の営業戦略の実行が前提。特別支援学校の進路決定サイクルに合わせた開所時期の調整(第8章)と表裏一体。ただし第4章の市場調査・営業活動は現時点で未着手であり、この論点の実現可能性そのものが未検証である点に留意。</w:t>
+        <w:t xml:space="preserve">5. 固定費の圧縮：居抜き物件の徹底活用による家賃・内装費の圧縮(第7・9章)。</w:t>
       </w:r>
     </w:p>
     <w:p>
@@ -22637,22 +21566,6 @@
         <w:rPr>
           <w:rFonts w:ascii="Yu Gothic" w:cs="Yu Gothic" w:eastAsia="Yu Gothic" w:hAnsi="Yu Gothic"/>
         </w:rPr>
-        <w:t xml:space="preserve">5. 固定費の圧縮：居抜き物件の徹底活用による家賃・内装費の圧縮(第7・9章)。</w:t>
-      </w:r>
-    </w:p>
-    <w:p>
-      <w:pPr>
-        <w:pStyle w:val="ListParagraph"/>
-        <w:numPr>
-          <w:ilvl w:val="0"/>
-          <w:numId w:val="1"/>
-        </w:numPr>
-        <w:spacing w:after="80"/>
-      </w:pPr>
-      <w:r>
-        <w:rPr>
-          <w:rFonts w:ascii="Yu Gothic" w:cs="Yu Gothic" w:eastAsia="Yu Gothic" w:hAnsi="Yu Gothic"/>
-        </w:rPr>
         <w:t xml:space="preserve">6. 多機能型化による収益源の分散：定員20名の生活介護単独の最低定員要件(20人以上)に反するため、定員縮小という選択肢は制度上存在しない。就労継続支援B型等との多機能型事業所として固定費を複数事業で分散する構成を検討する。</w:t>
       </w:r>
     </w:p>
@@ -22666,7 +21579,7 @@
           <w:b/>
           <w:bCs/>
         </w:rPr>
-        <w:t xml:space="preserve">この事業を「今の設計のまま」金融機関・会長への提案に進めることは推奨できない。論点1(人員配置体制加算Ⅲ)を反映してもなお約557万円の赤字が残ることを踏まえ、論点2〜6を組み合わせた収支の再計算を行い、それでもなお大きな資金ギャップが残るかどうかを確認したうえで、次のアクションを判断すべきである。</w:t>
+        <w:t xml:space="preserve">この事業を「今の設計のまま」金融機関・会長への提案に進めることは推奨できない。論点1〜2(重度障害者支援加算・その他の加算)を反映してもなお大きな赤字が残ることを踏まえ、論点3〜6を組み合わせた収支の再計算を行い、それでもなお大きな資金ギャップが残るかどうかを確認したうえで、次のアクションを判断すべきである。</w:t>
       </w:r>
     </w:p>
     <w:p>
@@ -22683,7 +21596,7 @@
           <w:sz w:val="24"/>
           <w:szCs w:val="24"/>
         </w:rPr>
-        <w:t xml:space="preserve">10-5. 「立ち上がり期」と「成熟期」の切り分け(新設：事業モデルの潜在力を確認する試算)</w:t>
+        <w:t xml:space="preserve">10-5. 満床(定員フル稼働)シナリオ ― 稼働率を上げれば黒字化するのか</w:t>
       </w:r>
     </w:p>
     <w:p>
@@ -22694,12 +21607,12 @@
         <w:rPr>
           <w:rFonts w:ascii="Yu Gothic" w:cs="Yu Gothic" w:eastAsia="Yu Gothic" w:hAnsi="Yu Gothic"/>
         </w:rPr>
-        <w:t xml:space="preserve">第10-3章の5ヵ年計画は、契約者数がゼロから積み上がる新規開業特有の立ち上がり期(Year1〜3)を含んでいる。そこで「立ち上がり期を終えた後の成熟期だけを取り出したら、事業モデルそのものに稼ぐ力があるのか」を切り分けるため、別紙Excel新設シート「成熟期シナリオ」で試算した。5ヵ年計画・資金計画(第9・10-3章)を置き換えるものではなく、補助的な確認用の試算である。</w:t>
+        <w:t xml:space="preserve">第10-3章の5ヵ年計画は、Year5時点でも利用者数が定員20名に届いていない(想定18.5名)。そこで「稼働率を上げれば、いずれ黒字化するのか」を確認するため、配置比率1.5:1を維持したまま、仮に定員20名(稼働率100%)に達した場合の単年度収支を、別紙Excel新設シート「満床シナリオ」で試算した。</w:t>
       </w:r>
     </w:p>
     <w:tbl>
       <w:tblPr>
-        <w:tblW w:type="dxa" w:w="9500"/>
+        <w:tblW w:type="dxa" w:w="9000"/>
         <w:tblBorders>
           <w:top w:val="single" w:color="auto" w:sz="4"/>
           <w:left w:val="single" w:color="auto" w:sz="4"/>
@@ -22710,9 +21623,8 @@
         </w:tblBorders>
       </w:tblPr>
       <w:tblGrid>
-        <w:gridCol w:w="2200"/>
-        <w:gridCol w:w="3600"/>
-        <w:gridCol w:w="3700"/>
+        <w:gridCol w:w="4500"/>
+        <w:gridCol w:w="4500"/>
       </w:tblGrid>
       <w:tr>
         <w:trPr>
@@ -22720,7 +21632,7 @@
         </w:trPr>
         <w:tc>
           <w:tcPr>
-            <w:tcW w:type="dxa" w:w="2200"/>
+            <w:tcW w:type="dxa" w:w="4500"/>
             <w:shd w:fill="1F4E78" w:val="clear"/>
             <w:tcMar>
               <w:top w:type="dxa" w:w="60"/>
@@ -22741,13 +21653,13 @@
                 <w:sz w:val="19"/>
                 <w:szCs w:val="19"/>
               </w:rPr>
-              <w:t xml:space="preserve">成熟期稼働率(仮定)</w:t>
-            </w:r>
-          </w:p>
-        </w:tc>
-        <w:tc>
-          <w:tcPr>
-            <w:tcW w:type="dxa" w:w="3600"/>
+              <w:t xml:space="preserve">シナリオ</w:t>
+            </w:r>
+          </w:p>
+        </w:tc>
+        <w:tc>
+          <w:tcPr>
+            <w:tcW w:type="dxa" w:w="4500"/>
             <w:shd w:fill="1F4E78" w:val="clear"/>
             <w:tcMar>
               <w:top w:type="dxa" w:w="60"/>
@@ -22768,34 +21680,7 @@
                 <w:sz w:val="19"/>
                 <w:szCs w:val="19"/>
               </w:rPr>
-              <w:t xml:space="preserve">A. 理念優先(7.4名＋加算Ⅲ、採用中の方針)</w:t>
-            </w:r>
-          </w:p>
-        </w:tc>
-        <w:tc>
-          <w:tcPr>
-            <w:tcW w:type="dxa" w:w="3700"/>
-            <w:shd w:fill="1F4E78" w:val="clear"/>
-            <w:tcMar>
-              <w:top w:type="dxa" w:w="60"/>
-              <w:left w:type="dxa" w:w="100"/>
-              <w:bottom w:type="dxa" w:w="60"/>
-              <w:right w:type="dxa" w:w="100"/>
-            </w:tcMar>
-          </w:tcPr>
-          <w:p>
-            <w:pPr>
-              <w:jc w:val="center"/>
-            </w:pPr>
-            <w:r>
-              <w:rPr>
-                <w:rFonts w:ascii="Yu Gothic" w:cs="Yu Gothic" w:eastAsia="Yu Gothic" w:hAnsi="Yu Gothic"/>
-                <w:b/>
-                <w:bCs/>
-                <w:sz w:val="19"/>
-                <w:szCs w:val="19"/>
-              </w:rPr>
-              <w:t xml:space="preserve">B. 法定最低ライン(6.0名、加算Ⅲなし・参考)</w:t>
+              <w:t xml:space="preserve">営業利益(年間)</w:t>
             </w:r>
           </w:p>
         </w:tc>
@@ -22803,79 +21688,53 @@
       <w:tr>
         <w:tc>
           <w:tcPr>
-            <w:tcW w:type="dxa" w:w="2200"/>
-            <w:tcMar>
-              <w:top w:type="dxa" w:w="60"/>
-              <w:left w:type="dxa" w:w="100"/>
-              <w:bottom w:type="dxa" w:w="60"/>
-              <w:right w:type="dxa" w:w="100"/>
-            </w:tcMar>
-          </w:tcPr>
-          <w:p>
-            <w:pPr>
-              <w:jc w:val="left"/>
-            </w:pPr>
-            <w:r>
-              <w:rPr>
-                <w:rFonts w:ascii="Yu Gothic" w:cs="Yu Gothic" w:eastAsia="Yu Gothic" w:hAnsi="Yu Gothic"/>
-                <w:b w:val="false"/>
-                <w:bCs w:val="false"/>
-                <w:sz w:val="19"/>
-                <w:szCs w:val="19"/>
-              </w:rPr>
-              <w:t xml:space="preserve">85%(現行計画のYear5と同水準)</w:t>
-            </w:r>
-          </w:p>
-        </w:tc>
-        <w:tc>
-          <w:tcPr>
-            <w:tcW w:type="dxa" w:w="3600"/>
-            <w:tcMar>
-              <w:top w:type="dxa" w:w="60"/>
-              <w:left w:type="dxa" w:w="100"/>
-              <w:bottom w:type="dxa" w:w="60"/>
-              <w:right w:type="dxa" w:w="100"/>
-            </w:tcMar>
-          </w:tcPr>
-          <w:p>
-            <w:pPr>
-              <w:jc w:val="left"/>
-            </w:pPr>
-            <w:r>
-              <w:rPr>
-                <w:rFonts w:ascii="Yu Gothic" w:cs="Yu Gothic" w:eastAsia="Yu Gothic" w:hAnsi="Yu Gothic"/>
-                <w:b w:val="false"/>
-                <w:bCs w:val="false"/>
-                <w:sz w:val="19"/>
-                <w:szCs w:val="19"/>
-              </w:rPr>
-              <w:t xml:space="preserve">▲557万円(現行計画Year5と完全に一致)</w:t>
-            </w:r>
-          </w:p>
-        </w:tc>
-        <w:tc>
-          <w:tcPr>
-            <w:tcW w:type="dxa" w:w="3700"/>
-            <w:tcMar>
-              <w:top w:type="dxa" w:w="60"/>
-              <w:left w:type="dxa" w:w="100"/>
-              <w:bottom w:type="dxa" w:w="60"/>
-              <w:right w:type="dxa" w:w="100"/>
-            </w:tcMar>
-          </w:tcPr>
-          <w:p>
-            <w:pPr>
-              <w:jc w:val="left"/>
-            </w:pPr>
-            <w:r>
-              <w:rPr>
-                <w:rFonts w:ascii="Yu Gothic" w:cs="Yu Gothic" w:eastAsia="Yu Gothic" w:hAnsi="Yu Gothic"/>
-                <w:b w:val="false"/>
-                <w:bCs w:val="false"/>
-                <w:sz w:val="19"/>
-                <w:szCs w:val="19"/>
-              </w:rPr>
-              <w:t xml:space="preserve">▲168万円(第10-4-2章のコスト圧縮シナリオと一致)</w:t>
+            <w:tcW w:type="dxa" w:w="4500"/>
+            <w:tcMar>
+              <w:top w:type="dxa" w:w="60"/>
+              <w:left w:type="dxa" w:w="100"/>
+              <w:bottom w:type="dxa" w:w="60"/>
+              <w:right w:type="dxa" w:w="100"/>
+            </w:tcMar>
+          </w:tcPr>
+          <w:p>
+            <w:pPr>
+              <w:jc w:val="left"/>
+            </w:pPr>
+            <w:r>
+              <w:rPr>
+                <w:rFonts w:ascii="Yu Gothic" w:cs="Yu Gothic" w:eastAsia="Yu Gothic" w:hAnsi="Yu Gothic"/>
+                <w:b w:val="false"/>
+                <w:bCs w:val="false"/>
+                <w:sz w:val="19"/>
+                <w:szCs w:val="19"/>
+              </w:rPr>
+              <w:t xml:space="preserve">Year5(利用者18.5名、稼働率92.5%)</w:t>
+            </w:r>
+          </w:p>
+        </w:tc>
+        <w:tc>
+          <w:tcPr>
+            <w:tcW w:type="dxa" w:w="4500"/>
+            <w:tcMar>
+              <w:top w:type="dxa" w:w="60"/>
+              <w:left w:type="dxa" w:w="100"/>
+              <w:bottom w:type="dxa" w:w="60"/>
+              <w:right w:type="dxa" w:w="100"/>
+            </w:tcMar>
+          </w:tcPr>
+          <w:p>
+            <w:pPr>
+              <w:jc w:val="left"/>
+            </w:pPr>
+            <w:r>
+              <w:rPr>
+                <w:rFonts w:ascii="Yu Gothic" w:cs="Yu Gothic" w:eastAsia="Yu Gothic" w:hAnsi="Yu Gothic"/>
+                <w:b w:val="false"/>
+                <w:bCs w:val="false"/>
+                <w:sz w:val="19"/>
+                <w:szCs w:val="19"/>
+              </w:rPr>
+              <w:t xml:space="preserve">▲823万円</w:t>
             </w:r>
           </w:p>
         </w:tc>
@@ -22883,162 +21742,55 @@
       <w:tr>
         <w:tc>
           <w:tcPr>
-            <w:tcW w:type="dxa" w:w="2200"/>
-            <w:shd w:fill="DCE6F1" w:val="clear"/>
-            <w:tcMar>
-              <w:top w:type="dxa" w:w="60"/>
-              <w:left w:type="dxa" w:w="100"/>
-              <w:bottom w:type="dxa" w:w="60"/>
-              <w:right w:type="dxa" w:w="100"/>
-            </w:tcMar>
-          </w:tcPr>
-          <w:p>
-            <w:pPr>
-              <w:jc w:val="left"/>
-            </w:pPr>
-            <w:r>
-              <w:rPr>
-                <w:rFonts w:ascii="Yu Gothic" w:cs="Yu Gothic" w:eastAsia="Yu Gothic" w:hAnsi="Yu Gothic"/>
-                <w:b w:val="false"/>
-                <w:bCs w:val="false"/>
-                <w:sz w:val="19"/>
-                <w:szCs w:val="19"/>
-              </w:rPr>
-              <w:t xml:space="preserve">90%</w:t>
-            </w:r>
-          </w:p>
-        </w:tc>
-        <w:tc>
-          <w:tcPr>
-            <w:tcW w:type="dxa" w:w="3600"/>
-            <w:shd w:fill="DCE6F1" w:val="clear"/>
-            <w:tcMar>
-              <w:top w:type="dxa" w:w="60"/>
-              <w:left w:type="dxa" w:w="100"/>
-              <w:bottom w:type="dxa" w:w="60"/>
-              <w:right w:type="dxa" w:w="100"/>
-            </w:tcMar>
-          </w:tcPr>
-          <w:p>
-            <w:pPr>
-              <w:jc w:val="left"/>
-            </w:pPr>
-            <w:r>
-              <w:rPr>
-                <w:rFonts w:ascii="Yu Gothic" w:cs="Yu Gothic" w:eastAsia="Yu Gothic" w:hAnsi="Yu Gothic"/>
-                <w:b w:val="false"/>
-                <w:bCs w:val="false"/>
-                <w:sz w:val="19"/>
-                <w:szCs w:val="19"/>
-              </w:rPr>
-              <w:t xml:space="preserve">▲224万円</w:t>
-            </w:r>
-          </w:p>
-        </w:tc>
-        <w:tc>
-          <w:tcPr>
-            <w:tcW w:type="dxa" w:w="3700"/>
-            <w:shd w:fill="DCE6F1" w:val="clear"/>
-            <w:tcMar>
-              <w:top w:type="dxa" w:w="60"/>
-              <w:left w:type="dxa" w:w="100"/>
-              <w:bottom w:type="dxa" w:w="60"/>
-              <w:right w:type="dxa" w:w="100"/>
-            </w:tcMar>
-          </w:tcPr>
-          <w:p>
-            <w:pPr>
-              <w:jc w:val="left"/>
-            </w:pPr>
-            <w:r>
-              <w:rPr>
-                <w:rFonts w:ascii="Yu Gothic" w:cs="Yu Gothic" w:eastAsia="Yu Gothic" w:hAnsi="Yu Gothic"/>
-                <w:b w:val="false"/>
-                <w:bCs w:val="false"/>
-                <w:sz w:val="19"/>
-                <w:szCs w:val="19"/>
-              </w:rPr>
-              <w:t xml:space="preserve">+117万円</w:t>
-            </w:r>
-          </w:p>
-        </w:tc>
-      </w:tr>
-      <w:tr>
-        <w:tc>
-          <w:tcPr>
-            <w:tcW w:type="dxa" w:w="2200"/>
-            <w:tcMar>
-              <w:top w:type="dxa" w:w="60"/>
-              <w:left w:type="dxa" w:w="100"/>
-              <w:bottom w:type="dxa" w:w="60"/>
-              <w:right w:type="dxa" w:w="100"/>
-            </w:tcMar>
-          </w:tcPr>
-          <w:p>
-            <w:pPr>
-              <w:jc w:val="left"/>
-            </w:pPr>
-            <w:r>
-              <w:rPr>
-                <w:rFonts w:ascii="Yu Gothic" w:cs="Yu Gothic" w:eastAsia="Yu Gothic" w:hAnsi="Yu Gothic"/>
-                <w:b w:val="false"/>
-                <w:bCs w:val="false"/>
-                <w:sz w:val="19"/>
-                <w:szCs w:val="19"/>
-              </w:rPr>
-              <w:t xml:space="preserve">95%</w:t>
-            </w:r>
-          </w:p>
-        </w:tc>
-        <w:tc>
-          <w:tcPr>
-            <w:tcW w:type="dxa" w:w="3600"/>
-            <w:tcMar>
-              <w:top w:type="dxa" w:w="60"/>
-              <w:left w:type="dxa" w:w="100"/>
-              <w:bottom w:type="dxa" w:w="60"/>
-              <w:right w:type="dxa" w:w="100"/>
-            </w:tcMar>
-          </w:tcPr>
-          <w:p>
-            <w:pPr>
-              <w:jc w:val="left"/>
-            </w:pPr>
-            <w:r>
-              <w:rPr>
-                <w:rFonts w:ascii="Yu Gothic" w:cs="Yu Gothic" w:eastAsia="Yu Gothic" w:hAnsi="Yu Gothic"/>
-                <w:b w:val="false"/>
-                <w:bCs w:val="false"/>
-                <w:sz w:val="19"/>
-                <w:szCs w:val="19"/>
-              </w:rPr>
-              <w:t xml:space="preserve">+109万円</w:t>
-            </w:r>
-          </w:p>
-        </w:tc>
-        <w:tc>
-          <w:tcPr>
-            <w:tcW w:type="dxa" w:w="3700"/>
-            <w:tcMar>
-              <w:top w:type="dxa" w:w="60"/>
-              <w:left w:type="dxa" w:w="100"/>
-              <w:bottom w:type="dxa" w:w="60"/>
-              <w:right w:type="dxa" w:w="100"/>
-            </w:tcMar>
-          </w:tcPr>
-          <w:p>
-            <w:pPr>
-              <w:jc w:val="left"/>
-            </w:pPr>
-            <w:r>
-              <w:rPr>
-                <w:rFonts w:ascii="Yu Gothic" w:cs="Yu Gothic" w:eastAsia="Yu Gothic" w:hAnsi="Yu Gothic"/>
-                <w:b w:val="false"/>
-                <w:bCs w:val="false"/>
-                <w:sz w:val="19"/>
-                <w:szCs w:val="19"/>
-              </w:rPr>
-              <w:t xml:space="preserve">+402万円</w:t>
+            <w:tcW w:type="dxa" w:w="4500"/>
+            <w:shd w:fill="DCE6F1" w:val="clear"/>
+            <w:tcMar>
+              <w:top w:type="dxa" w:w="60"/>
+              <w:left w:type="dxa" w:w="100"/>
+              <w:bottom w:type="dxa" w:w="60"/>
+              <w:right w:type="dxa" w:w="100"/>
+            </w:tcMar>
+          </w:tcPr>
+          <w:p>
+            <w:pPr>
+              <w:jc w:val="left"/>
+            </w:pPr>
+            <w:r>
+              <w:rPr>
+                <w:rFonts w:ascii="Yu Gothic" w:cs="Yu Gothic" w:eastAsia="Yu Gothic" w:hAnsi="Yu Gothic"/>
+                <w:b w:val="false"/>
+                <w:bCs w:val="false"/>
+                <w:sz w:val="19"/>
+                <w:szCs w:val="19"/>
+              </w:rPr>
+              <w:t xml:space="preserve">満床(利用者20名、稼働率100%)</w:t>
+            </w:r>
+          </w:p>
+        </w:tc>
+        <w:tc>
+          <w:tcPr>
+            <w:tcW w:type="dxa" w:w="4500"/>
+            <w:shd w:fill="DCE6F1" w:val="clear"/>
+            <w:tcMar>
+              <w:top w:type="dxa" w:w="60"/>
+              <w:left w:type="dxa" w:w="100"/>
+              <w:bottom w:type="dxa" w:w="60"/>
+              <w:right w:type="dxa" w:w="100"/>
+            </w:tcMar>
+          </w:tcPr>
+          <w:p>
+            <w:pPr>
+              <w:jc w:val="left"/>
+            </w:pPr>
+            <w:r>
+              <w:rPr>
+                <w:rFonts w:ascii="Yu Gothic" w:cs="Yu Gothic" w:eastAsia="Yu Gothic" w:hAnsi="Yu Gothic"/>
+                <w:b w:val="false"/>
+                <w:bCs w:val="false"/>
+                <w:sz w:val="19"/>
+                <w:szCs w:val="19"/>
+              </w:rPr>
+              <w:t xml:space="preserve">▲683万円</w:t>
             </w:r>
           </w:p>
         </w:tc>
@@ -23046,26 +21798,31 @@
     </w:tbl>
     <w:p>
       <w:pPr>
-        <w:spacing w:after="120" w:before="0"/>
-      </w:pPr>
-      <w:r>
-        <w:rPr>
-          <w:rFonts w:ascii="Yu Gothic" w:cs="Yu Gothic" w:eastAsia="Yu Gothic" w:hAnsi="Yu Gothic"/>
-        </w:rPr>
-        <w:t xml:space="preserve">「立ち上がり期を除けば必ず黒字」と単純には言えない。Aの人員配置(理念優先)を維持したまま黒字化するには、稼働率を85%からさらに引き上げる(概ね93%前後が目安)必要がある。一方、Bの法定最低ラインであれば、90%程度の現実的な稼働率で黒字化する。</w:t>
-      </w:r>
-    </w:p>
-    <w:p>
-      <w:pPr>
-        <w:spacing w:after="120" w:before="0"/>
+        <w:spacing w:after="160" w:before="80"/>
       </w:pPr>
       <w:r>
         <w:rPr>
           <w:rFonts w:ascii="Yu Gothic" w:cs="Yu Gothic" w:eastAsia="Yu Gothic" w:hAnsi="Yu Gothic"/>
           <w:b/>
           <w:bCs/>
-        </w:rPr>
-        <w:t xml:space="preserve">それでも、この試算から言えることは2点ある。</w:t>
+          <w:color w:val="C00000"/>
+          <w:sz w:val="20"/>
+          <w:szCs w:val="20"/>
+        </w:rPr>
+        <w:t xml:space="preserve">⚠ 重要な発見：配置比率1.5:1を維持したまま定員20名フル稼働(満床)に達しても、なお年間約683万円の赤字が残る。「稼働率を上げれば黒字化する」という前提は成り立たない。</w:t>
+      </w:r>
+    </w:p>
+    <w:p>
+      <w:pPr>
+        <w:spacing w:after="120" w:before="0"/>
+      </w:pPr>
+      <w:r>
+        <w:rPr>
+          <w:rFonts w:ascii="Yu Gothic" w:cs="Yu Gothic" w:eastAsia="Yu Gothic" w:hAnsi="Yu Gothic"/>
+          <w:b/>
+          <w:bCs/>
+        </w:rPr>
+        <w:t xml:space="preserve">これが示しているのは2点である。</w:t>
       </w:r>
     </w:p>
     <w:p>
@@ -23081,7 +21838,7 @@
         <w:rPr>
           <w:rFonts w:ascii="Yu Gothic" w:cs="Yu Gothic" w:eastAsia="Yu Gothic" w:hAnsi="Yu Gothic"/>
         </w:rPr>
-        <w:t xml:space="preserve">1. 事業モデル自体が恒常的な赤字体質とまでは言えない。少なくとも法定最低ラインの人員配置であれば、90%程度の稼働率で黒字化する経済性を持っており、生活介護という制度・単価構造そのものが赤字前提というわけではない。</w:t>
+        <w:t xml:space="preserve">1. 配置比率1.5:1は、この事業の収支構造にとって重い水準である。稼働率(営業努力)だけでは埋められない構造的な赤字であり、稼働率向上は必要条件ではあるが十分条件ではない。</w:t>
       </w:r>
     </w:p>
     <w:p>
@@ -23097,7 +21854,7 @@
         <w:rPr>
           <w:rFonts w:ascii="Yu Gothic" w:cs="Yu Gothic" w:eastAsia="Yu Gothic" w:hAnsi="Yu Gothic"/>
         </w:rPr>
-        <w:t xml:space="preserve">2. 本計画の本当の課題は「事業モデルが稼げるか」ではなく、「稼働率をどこまで・どれだけ早く引き上げられるか」(第4章、現時点で未着手)と「それまでの立ち上がり期をどう乗り切る資金を確保するか」(第9章)である。第9-2章の約6,465万円の資金ギャップは、事業が恒久的に赤字を垂れ流すためではなく、この立ち上がり期を乗り切るための橋渡し資金として理解すべきものである。</w:t>
+        <w:t xml:space="preserve">2. 黒字化には、配置比率・加算取得・固定費のいずれか、または組み合わせの見直しが不可欠である。第10-4-2章の配置比率シナリオ比較のとおり、3:1(法定最低)まで圧縮すればYear5時点でわずかに黒字化する計算だが、理念実現とのトレードオフがある。中間的な配置比率の検討、重度障害者支援加算等の追加取得、固定費の圧縮を組み合わせて、次版までに黒字化の道筋を明確にする必要がある。</w:t>
       </w:r>
     </w:p>
     <w:p>
@@ -23113,7 +21870,7 @@
           <w:sz w:val="20"/>
           <w:szCs w:val="20"/>
         </w:rPr>
-        <w:t xml:space="preserve">⚠ 成熟期稼働率(85%/90%/95%)自体もすべて仮定であり、佐伯区・西区の実際の需給(第4章、未着手)で確定させる必要がある。既存の同業他社が実際にどの程度の稼働率で運営しているかも、現地調査・ヒアリングで確認すべき項目である(第13章)。</w:t>
+        <w:t xml:space="preserve">⚠ 定員20名という前提自体、佐伯区・西区の実際の需給(第4章、未着手)で本当に埋まるかどうかは未検証である。既存の同業他社が実際にどの程度の稼働率・配置比率で運営しているかも、現地調査・ヒアリングで確認すべき項目である(第13章)。</w:t>
       </w:r>
     </w:p>
     <w:p>
@@ -25184,7 +23941,7 @@
                 <w:sz w:val="19"/>
                 <w:szCs w:val="19"/>
               </w:rPr>
-              <w:t xml:space="preserve">人員配置体制加算Ⅲの段階導入(第10-4-1章)を反映しても、Year5時点で年間約557万円の営業赤字が残る</w:t>
+              <w:t xml:space="preserve">配置比率1.5:1(人員配置体制加算Ⅰ)を反映しても、Year5時点で年間約823万円の営業赤字が残る。定員フル稼働(満床)でも黒字化しないことが判明(第10-5章)</w:t>
             </w:r>
           </w:p>
         </w:tc>
@@ -25210,7 +23967,7 @@
                 <w:sz w:val="19"/>
                 <w:szCs w:val="19"/>
               </w:rPr>
-              <w:t xml:space="preserve">第10-4章の論点(重度障害者支援加算Ⅲ・稼働率・固定費・多機能型化)を検証し、次版までに黒字化の道筋を明確にする</w:t>
+              <w:t xml:space="preserve">第10-4章の論点(重度障害者支援加算・配置比率の中間案・固定費・多機能型化)を検証し、次版までに黒字化(または赤字許容可能な水準への縮小)の道筋を明確にする</w:t>
             </w:r>
           </w:p>
         </w:tc>
@@ -25266,7 +24023,7 @@
                 <w:sz w:val="19"/>
                 <w:szCs w:val="19"/>
               </w:rPr>
-              <w:t xml:space="preserve">5ヵ年の累積資金需要を踏まえると、現時点の調達計画で約6,465万円の資金ギャップが残る</w:t>
+              <w:t xml:space="preserve">5ヵ年の累積資金需要を踏まえると、現時点の調達計画で約6,849万円の資金ギャップが残る(第9-2章)</w:t>
             </w:r>
           </w:p>
         </w:tc>
@@ -25293,7 +24050,7 @@
                 <w:sz w:val="19"/>
                 <w:szCs w:val="19"/>
               </w:rPr>
-              <w:t xml:space="preserve">重度障害者支援加算Ⅲ等の残る加算取得を優先的に反映したうえで、居抜き物件の徹底活用、自己資金の積み増し、会長借入・地方銀行融資の増額交渉、多機能型化を組み合わせて解消する</w:t>
+              <w:t xml:space="preserve">重度障害者支援加算等の残る加算取得を優先的に反映したうえで、居抜き物件の徹底活用、自己資金の積み増し、会長借入・地方銀行融資の増額交渉、多機能型化を組み合わせて解消する</w:t>
             </w:r>
           </w:p>
         </w:tc>
@@ -25996,7 +24753,7 @@
         <w:rPr>
           <w:rFonts w:ascii="Yu Gothic" w:cs="Yu Gothic" w:eastAsia="Yu Gothic" w:hAnsi="Yu Gothic"/>
         </w:rPr>
-        <w:t xml:space="preserve">☐ 資金調達計画の約6,465万円の資金ギャップを埋める具体策を確定する(第9-2章)</w:t>
+        <w:t xml:space="preserve">☐ 資金調達計画の約6,849万円の資金ギャップを埋める具体策を確定する(第9-2章)</w:t>
       </w:r>
     </w:p>
     <w:p>
@@ -26012,7 +24769,7 @@
         <w:rPr>
           <w:rFonts w:ascii="Yu Gothic" w:cs="Yu Gothic" w:eastAsia="Yu Gothic" w:hAnsi="Yu Gothic"/>
         </w:rPr>
-        <w:t xml:space="preserve">☐ 佐伯区・西区の既存生活介護事業所の実際の稼働率・運営実態を現地調査・ヒアリングで把握し、第10-5章の成熟期稼働率(85〜95%の仮定)を実態値に置き換える</w:t>
+        <w:t xml:space="preserve">☐ 佐伯区・西区の既存生活介護事業所の実際の稼働率・配置比率・運営実態を現地調査・ヒアリングで把握し、第10-3〜10-5章の想定利用者数・配置比率1.5:1の前提を実態値に照らして検証する</w:t>
       </w:r>
     </w:p>
     <w:p>
